--- a/convert_source_description/QB_Op9_F_conv.docx
+++ b/convert_source_description/QB_Op9_F_conv.docx
@@ -1183,34 +1183,7 @@
           <w:szCs w:val="20"/>
           <w:lang w:val="de-DE"/>
         </w:rPr>
-        <w:t xml:space="preserve"> [violetter Buntstift</w:t>
-      </w:r>
-      <w:r>
-        <w:rPr>
-          <w:rFonts w:ascii="Times New Roman" w:hAnsi="Times New Roman" w:cs="Times New Roman"/>
-          <w:sz w:val="20"/>
-          <w:szCs w:val="20"/>
-          <w:lang w:val="de-DE"/>
-        </w:rPr>
-        <w:t>, radiert</w:t>
-      </w:r>
-      <w:r>
-        <w:rPr>
-          <w:rFonts w:ascii="Times New Roman" w:hAnsi="Times New Roman" w:cs="Times New Roman"/>
-          <w:sz w:val="20"/>
-          <w:szCs w:val="20"/>
-          <w:lang w:val="de-DE"/>
-        </w:rPr>
-        <w:t>]</w:t>
-      </w:r>
-      <w:r>
-        <w:rPr>
-          <w:rFonts w:ascii="Times New Roman" w:hAnsi="Times New Roman" w:cs="Times New Roman"/>
-          <w:sz w:val="20"/>
-          <w:szCs w:val="20"/>
-          <w:lang w:val="de-DE"/>
-        </w:rPr>
-        <w:t xml:space="preserve"> </w:t>
+        <w:t xml:space="preserve"> [violetter Buntstift, radiert] </w:t>
       </w:r>
       <w:r>
         <w:rPr>
@@ -1237,25 +1210,7 @@
           <w:szCs w:val="20"/>
           <w:lang w:val="de-DE"/>
         </w:rPr>
-        <w:t xml:space="preserve"> [</w:t>
-      </w:r>
-      <w:r>
-        <w:rPr>
-          <w:rFonts w:ascii="Times New Roman" w:hAnsi="Times New Roman" w:cs="Times New Roman"/>
-          <w:sz w:val="20"/>
-          <w:szCs w:val="20"/>
-          <w:lang w:val="de-DE"/>
-        </w:rPr>
-        <w:t>violetter Buntstift</w:t>
-      </w:r>
-      <w:r>
-        <w:rPr>
-          <w:rFonts w:ascii="Times New Roman" w:hAnsi="Times New Roman" w:cs="Times New Roman"/>
-          <w:sz w:val="20"/>
-          <w:szCs w:val="20"/>
-          <w:lang w:val="de-DE"/>
-        </w:rPr>
-        <w:t>]</w:t>
+        <w:t xml:space="preserve"> [violetter Buntstift]</w:t>
       </w:r>
       <w:r>
         <w:rPr>
@@ -1483,34 +1438,7 @@
           <w:szCs w:val="20"/>
           <w:lang w:val="de-DE"/>
         </w:rPr>
-        <w:t xml:space="preserve"> [</w:t>
-      </w:r>
-      <w:r>
-        <w:rPr>
-          <w:rFonts w:ascii="Times New Roman" w:hAnsi="Times New Roman" w:cs="Times New Roman"/>
-          <w:sz w:val="20"/>
-          <w:szCs w:val="20"/>
-          <w:lang w:val="de-DE"/>
-        </w:rPr>
-        <w:t>roter Buntstift</w:t>
-      </w:r>
-      <w:r>
-        <w:rPr>
-          <w:rFonts w:ascii="Times New Roman" w:hAnsi="Times New Roman" w:cs="Times New Roman"/>
-          <w:sz w:val="20"/>
-          <w:szCs w:val="20"/>
-          <w:lang w:val="de-DE"/>
-        </w:rPr>
-        <w:t>]</w:t>
-      </w:r>
-      <w:r>
-        <w:rPr>
-          <w:rFonts w:ascii="Times New Roman" w:hAnsi="Times New Roman" w:cs="Times New Roman"/>
-          <w:sz w:val="20"/>
-          <w:szCs w:val="20"/>
-          <w:lang w:val="de-DE"/>
-        </w:rPr>
-        <w:t xml:space="preserve"> </w:t>
+        <w:t xml:space="preserve"> [roter Buntstift] </w:t>
       </w:r>
       <w:r>
         <w:rPr>
@@ -2061,52 +1989,7 @@
           <w:szCs w:val="20"/>
           <w:lang w:val="de-DE"/>
         </w:rPr>
-        <w:t xml:space="preserve"> </w:t>
-      </w:r>
-      <w:r>
-        <w:rPr>
-          <w:rFonts w:ascii="Times New Roman" w:hAnsi="Times New Roman" w:cs="Times New Roman"/>
-          <w:sz w:val="20"/>
-          <w:szCs w:val="20"/>
-          <w:lang w:val="de-DE"/>
-        </w:rPr>
-        <w:t xml:space="preserve">oben bis </w:t>
-      </w:r>
-      <w:r>
-        <w:rPr>
-          <w:rFonts w:ascii="Times New Roman" w:hAnsi="Times New Roman" w:cs="Times New Roman"/>
-          <w:sz w:val="20"/>
-          <w:szCs w:val="20"/>
-          <w:lang w:val="de-DE"/>
-        </w:rPr>
-        <w:t xml:space="preserve">System </w:t>
-      </w:r>
-      <w:r>
-        <w:rPr>
-          <w:rFonts w:ascii="Times New Roman" w:hAnsi="Times New Roman" w:cs="Times New Roman"/>
-          <w:sz w:val="20"/>
-          <w:szCs w:val="20"/>
-          <w:lang w:val="de-DE"/>
-        </w:rPr>
-        <w:t>1</w:t>
-      </w:r>
-      <w:r>
-        <w:rPr>
-          <w:rFonts w:ascii="Times New Roman" w:hAnsi="Times New Roman" w:cs="Times New Roman"/>
-          <w:sz w:val="20"/>
-          <w:szCs w:val="20"/>
-          <w:lang w:val="de-DE"/>
-        </w:rPr>
-        <w:t xml:space="preserve"> Mitte (Kopftitel)</w:t>
-      </w:r>
-      <w:r>
-        <w:rPr>
-          <w:rFonts w:ascii="Times New Roman" w:hAnsi="Times New Roman" w:cs="Times New Roman"/>
-          <w:sz w:val="20"/>
-          <w:szCs w:val="20"/>
-          <w:lang w:val="de-DE"/>
-        </w:rPr>
-        <w:t xml:space="preserve"> mit roter Tinte; </w:t>
+        <w:t xml:space="preserve"> oben bis System 1 Mitte (Kopftitel) mit roter Tinte; </w:t>
       </w:r>
     </w:p>
     <w:p>
@@ -2204,43 +2087,7 @@
           <w:szCs w:val="20"/>
           <w:lang w:val="de-DE"/>
         </w:rPr>
-        <w:t xml:space="preserve"> System </w:t>
-      </w:r>
-      <w:r>
-        <w:rPr>
-          <w:rFonts w:ascii="Times New Roman" w:hAnsi="Times New Roman" w:cs="Times New Roman"/>
-          <w:sz w:val="20"/>
-          <w:szCs w:val="20"/>
-          <w:lang w:val="de-DE"/>
-        </w:rPr>
-        <w:t xml:space="preserve">23–24 </w:t>
-      </w:r>
-      <w:r>
-        <w:rPr>
-          <w:rFonts w:ascii="Times New Roman" w:hAnsi="Times New Roman" w:cs="Times New Roman"/>
-          <w:sz w:val="20"/>
-          <w:szCs w:val="20"/>
-          <w:lang w:val="de-DE"/>
-        </w:rPr>
-        <w:t>Mitte (Kopftitel) mit roter Tinte</w:t>
-      </w:r>
-      <w:r>
-        <w:rPr>
-          <w:rFonts w:ascii="Times New Roman" w:hAnsi="Times New Roman" w:cs="Times New Roman"/>
-          <w:sz w:val="20"/>
-          <w:szCs w:val="20"/>
-          <w:lang w:val="de-DE"/>
-        </w:rPr>
-        <w:t>, teilweise nachgezogen mit Bleistift</w:t>
-      </w:r>
-      <w:r>
-        <w:rPr>
-          <w:rFonts w:ascii="Times New Roman" w:hAnsi="Times New Roman" w:cs="Times New Roman"/>
-          <w:sz w:val="20"/>
-          <w:szCs w:val="20"/>
-          <w:lang w:val="de-DE"/>
-        </w:rPr>
-        <w:t xml:space="preserve">; </w:t>
+        <w:t xml:space="preserve"> System 23–24 Mitte (Kopftitel) mit roter Tinte, teilweise nachgezogen mit Bleistift; </w:t>
       </w:r>
     </w:p>
     <w:p>
@@ -2272,7 +2119,15 @@
           <w:sz w:val="20"/>
           <w:szCs w:val="20"/>
         </w:rPr>
-        <w:t>I</w:t>
+        <w:t>II</w:t>
+      </w:r>
+      <w:r>
+        <w:rPr>
+          <w:rFonts w:ascii="Times New Roman" w:hAnsi="Times New Roman" w:cs="Times New Roman"/>
+          <w:sz w:val="20"/>
+          <w:szCs w:val="20"/>
+        </w:rPr>
+        <w:t>&lt;</w:t>
       </w:r>
       <w:r>
         <w:rPr>
@@ -2282,24 +2137,6 @@
           <w:sz w:val="20"/>
           <w:szCs w:val="20"/>
         </w:rPr>
-        <w:t>I</w:t>
-      </w:r>
-      <w:r>
-        <w:rPr>
-          <w:rFonts w:ascii="Times New Roman" w:hAnsi="Times New Roman" w:cs="Times New Roman"/>
-          <w:sz w:val="20"/>
-          <w:szCs w:val="20"/>
-        </w:rPr>
-        <w:t>&lt;</w:t>
-      </w:r>
-      <w:r>
-        <w:rPr>
-          <w:rFonts w:ascii="Times New Roman" w:hAnsi="Times New Roman" w:cs="Times New Roman"/>
-          <w:i/>
-          <w:iCs/>
-          <w:sz w:val="20"/>
-          <w:szCs w:val="20"/>
-        </w:rPr>
         <w:t>.</w:t>
       </w:r>
       <w:r>
@@ -2308,15 +2145,7 @@
           <w:sz w:val="20"/>
           <w:szCs w:val="20"/>
         </w:rPr>
-        <w:t xml:space="preserve"> [Bleistift]&gt;</w:t>
-      </w:r>
-      <w:r>
-        <w:rPr>
-          <w:rFonts w:ascii="Times New Roman" w:hAnsi="Times New Roman" w:cs="Times New Roman"/>
-          <w:sz w:val="20"/>
-          <w:szCs w:val="20"/>
-        </w:rPr>
-        <w:t xml:space="preserve"> </w:t>
+        <w:t xml:space="preserve"> [Bleistift]&gt; </w:t>
       </w:r>
       <w:r>
         <w:rPr>
@@ -2364,25 +2193,7 @@
           <w:szCs w:val="20"/>
           <w:lang w:val="de-DE"/>
         </w:rPr>
-        <w:t xml:space="preserve"> System </w:t>
-      </w:r>
-      <w:r>
-        <w:rPr>
-          <w:rFonts w:ascii="Times New Roman" w:hAnsi="Times New Roman" w:cs="Times New Roman"/>
-          <w:sz w:val="20"/>
-          <w:szCs w:val="20"/>
-          <w:lang w:val="de-DE"/>
-        </w:rPr>
-        <w:t>16</w:t>
-      </w:r>
-      <w:r>
-        <w:rPr>
-          <w:rFonts w:ascii="Times New Roman" w:hAnsi="Times New Roman" w:cs="Times New Roman"/>
-          <w:sz w:val="20"/>
-          <w:szCs w:val="20"/>
-          <w:lang w:val="de-DE"/>
-        </w:rPr>
-        <w:t xml:space="preserve"> Mitte (Kopftitel) mit roter Tinte, teilweise nachgezogen mit Bleistift; </w:t>
+        <w:t xml:space="preserve"> System 16 Mitte (Kopftitel) mit roter Tinte, teilweise nachgezogen mit Bleistift; </w:t>
       </w:r>
     </w:p>
     <w:p>
@@ -2469,16 +2280,7 @@
           <w:szCs w:val="20"/>
           <w:lang w:val="de-DE"/>
         </w:rPr>
-        <w:t xml:space="preserve">. </w:t>
-      </w:r>
-      <w:r>
-        <w:rPr>
-          <w:rFonts w:ascii="Times New Roman" w:hAnsi="Times New Roman" w:cs="Times New Roman"/>
-          <w:sz w:val="20"/>
-          <w:szCs w:val="20"/>
-          <w:lang w:val="de-DE"/>
-        </w:rPr>
-        <w:t>3</w:t>
+        <w:t>. 3</w:t>
       </w:r>
       <w:r>
         <w:rPr>
@@ -2566,16 +2368,7 @@
           <w:szCs w:val="20"/>
           <w:lang w:val="de-DE"/>
         </w:rPr>
-        <w:t xml:space="preserve">. </w:t>
-      </w:r>
-      <w:r>
-        <w:rPr>
-          <w:rFonts w:ascii="Times New Roman" w:hAnsi="Times New Roman" w:cs="Times New Roman"/>
-          <w:sz w:val="20"/>
-          <w:szCs w:val="20"/>
-          <w:lang w:val="de-DE"/>
-        </w:rPr>
-        <w:t>3</w:t>
+        <w:t>. 3</w:t>
       </w:r>
       <w:r>
         <w:rPr>
@@ -2594,25 +2387,7 @@
           <w:szCs w:val="20"/>
           <w:lang w:val="de-DE"/>
         </w:rPr>
-        <w:t xml:space="preserve"> System 1</w:t>
-      </w:r>
-      <w:r>
-        <w:rPr>
-          <w:rFonts w:ascii="Times New Roman" w:hAnsi="Times New Roman" w:cs="Times New Roman"/>
-          <w:sz w:val="20"/>
-          <w:szCs w:val="20"/>
-          <w:lang w:val="de-DE"/>
-        </w:rPr>
-        <w:t xml:space="preserve">6–17 </w:t>
-      </w:r>
-      <w:r>
-        <w:rPr>
-          <w:rFonts w:ascii="Times New Roman" w:hAnsi="Times New Roman" w:cs="Times New Roman"/>
-          <w:sz w:val="20"/>
-          <w:szCs w:val="20"/>
-          <w:lang w:val="de-DE"/>
-        </w:rPr>
-        <w:t xml:space="preserve">Mitte (Kopftitel) mit roter Tinte; </w:t>
+        <w:t xml:space="preserve"> System 16–17 Mitte (Kopftitel) mit roter Tinte; </w:t>
       </w:r>
     </w:p>
     <w:p>
@@ -2634,7 +2409,7 @@
           <w:sz w:val="20"/>
           <w:szCs w:val="20"/>
         </w:rPr>
-        <w:t>V</w:t>
+        <w:t>VI</w:t>
       </w:r>
       <w:r>
         <w:rPr>
@@ -2644,16 +2419,6 @@
           <w:sz w:val="20"/>
           <w:szCs w:val="20"/>
         </w:rPr>
-        <w:t>I</w:t>
-      </w:r>
-      <w:r>
-        <w:rPr>
-          <w:rFonts w:ascii="Times New Roman" w:hAnsi="Times New Roman" w:cs="Times New Roman"/>
-          <w:i/>
-          <w:iCs/>
-          <w:sz w:val="20"/>
-          <w:szCs w:val="20"/>
-        </w:rPr>
         <w:t>.</w:t>
       </w:r>
       <w:r>
@@ -2691,16 +2456,7 @@
           <w:szCs w:val="20"/>
           <w:lang w:val="de-DE"/>
         </w:rPr>
-        <w:t xml:space="preserve">. </w:t>
-      </w:r>
-      <w:r>
-        <w:rPr>
-          <w:rFonts w:ascii="Times New Roman" w:hAnsi="Times New Roman" w:cs="Times New Roman"/>
-          <w:sz w:val="20"/>
-          <w:szCs w:val="20"/>
-          <w:lang w:val="de-DE"/>
-        </w:rPr>
-        <w:t>4</w:t>
+        <w:t>. 4</w:t>
       </w:r>
       <w:r>
         <w:rPr>
@@ -2719,25 +2475,7 @@
           <w:szCs w:val="20"/>
           <w:lang w:val="de-DE"/>
         </w:rPr>
-        <w:t xml:space="preserve"> System 1–</w:t>
-      </w:r>
-      <w:r>
-        <w:rPr>
-          <w:rFonts w:ascii="Times New Roman" w:hAnsi="Times New Roman" w:cs="Times New Roman"/>
-          <w:sz w:val="20"/>
-          <w:szCs w:val="20"/>
-          <w:lang w:val="de-DE"/>
-        </w:rPr>
-        <w:t>2</w:t>
-      </w:r>
-      <w:r>
-        <w:rPr>
-          <w:rFonts w:ascii="Times New Roman" w:hAnsi="Times New Roman" w:cs="Times New Roman"/>
-          <w:sz w:val="20"/>
-          <w:szCs w:val="20"/>
-          <w:lang w:val="de-DE"/>
-        </w:rPr>
-        <w:t xml:space="preserve"> Mitte (Kopftitel) mit roter Tinte</w:t>
+        <w:t xml:space="preserve"> System 1–2 Mitte (Kopftitel) mit roter Tinte</w:t>
       </w:r>
       <w:r>
         <w:rPr>
@@ -3355,25 +3093,7 @@
           <w:szCs w:val="20"/>
           <w:lang w:val="de-DE"/>
         </w:rPr>
-        <w:t>in M 17</w:t>
-      </w:r>
-      <w:r>
-        <w:rPr>
-          <w:rFonts w:ascii="Times New Roman" w:hAnsi="Times New Roman" w:cs="Times New Roman"/>
-          <w:sz w:val="20"/>
-          <w:szCs w:val="20"/>
-          <w:lang w:val="de-DE"/>
-        </w:rPr>
-        <w:t>2</w:t>
-      </w:r>
-      <w:r>
-        <w:rPr>
-          <w:rFonts w:ascii="Times New Roman" w:hAnsi="Times New Roman" w:cs="Times New Roman"/>
-          <w:sz w:val="20"/>
-          <w:szCs w:val="20"/>
-          <w:lang w:val="de-DE"/>
-        </w:rPr>
-        <w:t xml:space="preserve"> </w:t>
+        <w:t xml:space="preserve">in M 172 </w:t>
       </w:r>
       <w:r>
         <w:rPr>
@@ -3391,25 +3111,7 @@
           <w:szCs w:val="20"/>
           <w:lang w:val="de-DE"/>
         </w:rPr>
-        <w:t xml:space="preserve">T. </w:t>
-      </w:r>
-      <w:r>
-        <w:rPr>
-          <w:rFonts w:ascii="Times New Roman" w:hAnsi="Times New Roman" w:cs="Times New Roman"/>
-          <w:sz w:val="20"/>
-          <w:szCs w:val="20"/>
-          <w:lang w:val="de-DE"/>
-        </w:rPr>
-        <w:t>4</w:t>
-      </w:r>
-      <w:r>
-        <w:rPr>
-          <w:rFonts w:ascii="Times New Roman" w:hAnsi="Times New Roman" w:cs="Times New Roman"/>
-          <w:sz w:val="20"/>
-          <w:szCs w:val="20"/>
-          <w:lang w:val="de-DE"/>
-        </w:rPr>
-        <w:t xml:space="preserve"> (</w:t>
+        <w:t>T. 4 (</w:t>
       </w:r>
       <w:r>
         <w:rPr>
@@ -3429,25 +3131,7 @@
           <w:szCs w:val="20"/>
           <w:lang w:val="de-DE"/>
         </w:rPr>
-        <w:t xml:space="preserve">) und </w:t>
-      </w:r>
-      <w:r>
-        <w:rPr>
-          <w:rFonts w:ascii="Times New Roman" w:hAnsi="Times New Roman" w:cs="Times New Roman"/>
-          <w:sz w:val="20"/>
-          <w:szCs w:val="20"/>
-          <w:lang w:val="de-DE"/>
-        </w:rPr>
-        <w:t>7</w:t>
-      </w:r>
-      <w:r>
-        <w:rPr>
-          <w:rFonts w:ascii="Times New Roman" w:hAnsi="Times New Roman" w:cs="Times New Roman"/>
-          <w:sz w:val="20"/>
-          <w:szCs w:val="20"/>
-          <w:lang w:val="de-DE"/>
-        </w:rPr>
-        <w:t xml:space="preserve"> (</w:t>
+        <w:t>) und 7 (</w:t>
       </w:r>
       <w:r>
         <w:rPr>
@@ -3861,16 +3545,6 @@
           <w:rFonts w:ascii="Times New Roman" w:hAnsi="Times New Roman" w:cs="Times New Roman"/>
           <w:sz w:val="20"/>
           <w:szCs w:val="20"/>
-          <w:highlight w:val="red"/>
-          <w:lang w:val="de-DE"/>
-        </w:rPr>
-        <w:t>##</w:t>
-      </w:r>
-      <w:r>
-        <w:rPr>
-          <w:rFonts w:ascii="Times New Roman" w:hAnsi="Times New Roman" w:cs="Times New Roman"/>
-          <w:sz w:val="20"/>
-          <w:szCs w:val="20"/>
           <w:lang w:val="de-DE"/>
         </w:rPr>
         <w:t xml:space="preserve">Inhalt: </w:t>
@@ -3976,7 +3650,7 @@
           <w:szCs w:val="20"/>
           <w:lang w:val="de-DE"/>
         </w:rPr>
-        <w:t>##</w:t>
+        <w:t>I (</w:t>
       </w:r>
       <w:r>
         <w:rPr>
@@ -3994,16 +3668,34 @@
           <w:szCs w:val="20"/>
           <w:lang w:val="de-DE"/>
         </w:rPr>
-        <w:t>172</w:t>
-      </w:r>
-      <w:r>
-        <w:rPr>
-          <w:rFonts w:ascii="Times New Roman" w:hAnsi="Times New Roman" w:cs="Times New Roman"/>
-          <w:sz w:val="20"/>
-          <w:szCs w:val="20"/>
-          <w:lang w:val="de-DE"/>
-        </w:rPr>
-        <w:t xml:space="preserve"> Textfassung 1</w:t>
+        <w:t>17</w:t>
+      </w:r>
+      <w:r>
+        <w:rPr>
+          <w:rFonts w:ascii="Times New Roman" w:hAnsi="Times New Roman" w:cs="Times New Roman"/>
+          <w:sz w:val="20"/>
+          <w:szCs w:val="20"/>
+          <w:lang w:val="de-DE"/>
+        </w:rPr>
+        <w:t>8</w:t>
+      </w:r>
+      <w:r>
+        <w:rPr>
+          <w:rFonts w:ascii="Times New Roman" w:hAnsi="Times New Roman" w:cs="Times New Roman"/>
+          <w:sz w:val="20"/>
+          <w:szCs w:val="20"/>
+          <w:lang w:val="de-DE"/>
+        </w:rPr>
+        <w:t xml:space="preserve"> Textfassung </w:t>
+      </w:r>
+      <w:r>
+        <w:rPr>
+          <w:rFonts w:ascii="Times New Roman" w:hAnsi="Times New Roman" w:cs="Times New Roman"/>
+          <w:sz w:val="20"/>
+          <w:szCs w:val="20"/>
+          <w:lang w:val="de-DE"/>
+        </w:rPr>
+        <w:t>3</w:t>
       </w:r>
       <w:r>
         <w:rPr>
@@ -4100,43 +3792,43 @@
           <w:szCs w:val="20"/>
           <w:lang w:val="de-DE"/>
         </w:rPr>
+        <w:t>3</w:t>
+      </w:r>
+      <w:r>
+        <w:rPr>
+          <w:rFonts w:ascii="Times New Roman" w:hAnsi="Times New Roman" w:cs="Times New Roman"/>
+          <w:sz w:val="20"/>
+          <w:szCs w:val="20"/>
+          <w:lang w:val="de-DE"/>
+        </w:rPr>
+        <w:t>–</w:t>
+      </w:r>
+      <w:r>
+        <w:rPr>
+          <w:rFonts w:ascii="Times New Roman" w:hAnsi="Times New Roman" w:cs="Times New Roman"/>
+          <w:sz w:val="20"/>
+          <w:szCs w:val="20"/>
+          <w:lang w:val="de-DE"/>
+        </w:rPr>
+        <w:t>6</w:t>
+      </w:r>
+      <w:r>
+        <w:rPr>
+          <w:rFonts w:ascii="Times New Roman" w:hAnsi="Times New Roman" w:cs="Times New Roman"/>
+          <w:sz w:val="20"/>
+          <w:szCs w:val="20"/>
+          <w:lang w:val="de-DE"/>
+        </w:rPr>
+        <w:t>: T. 1–</w:t>
+      </w:r>
+      <w:r>
+        <w:rPr>
+          <w:rFonts w:ascii="Times New Roman" w:hAnsi="Times New Roman" w:cs="Times New Roman"/>
+          <w:sz w:val="20"/>
+          <w:szCs w:val="20"/>
+          <w:lang w:val="de-DE"/>
+        </w:rPr>
         <w:t>5</w:t>
-      </w:r>
-      <w:r>
-        <w:rPr>
-          <w:rFonts w:ascii="Times New Roman" w:hAnsi="Times New Roman" w:cs="Times New Roman"/>
-          <w:sz w:val="20"/>
-          <w:szCs w:val="20"/>
-          <w:lang w:val="de-DE"/>
-        </w:rPr>
-        <w:t>–</w:t>
-      </w:r>
-      <w:r>
-        <w:rPr>
-          <w:rFonts w:ascii="Times New Roman" w:hAnsi="Times New Roman" w:cs="Times New Roman"/>
-          <w:sz w:val="20"/>
-          <w:szCs w:val="20"/>
-          <w:lang w:val="de-DE"/>
-        </w:rPr>
-        <w:t>8</w:t>
-      </w:r>
-      <w:r>
-        <w:rPr>
-          <w:rFonts w:ascii="Times New Roman" w:hAnsi="Times New Roman" w:cs="Times New Roman"/>
-          <w:sz w:val="20"/>
-          <w:szCs w:val="20"/>
-          <w:lang w:val="de-DE"/>
-        </w:rPr>
-        <w:t>: T. 1–</w:t>
-      </w:r>
-      <w:r>
-        <w:rPr>
-          <w:rFonts w:ascii="Times New Roman" w:hAnsi="Times New Roman" w:cs="Times New Roman"/>
-          <w:sz w:val="20"/>
-          <w:szCs w:val="20"/>
-          <w:lang w:val="de-DE"/>
-        </w:rPr>
-        <w:t>3</w:t>
       </w:r>
       <w:r>
         <w:rPr>
@@ -4159,54 +3851,6 @@
           <w:lang w:val="de-DE"/>
         </w:rPr>
       </w:pPr>
-      <w:proofErr w:type="spellStart"/>
-      <w:r>
-        <w:rPr>
-          <w:rFonts w:ascii="Times New Roman" w:hAnsi="Times New Roman" w:cs="Times New Roman"/>
-          <w:sz w:val="20"/>
-          <w:szCs w:val="20"/>
-          <w:lang w:val="de-DE"/>
-        </w:rPr>
-        <w:t>Bl</w:t>
-      </w:r>
-      <w:proofErr w:type="spellEnd"/>
-      <w:r>
-        <w:rPr>
-          <w:rFonts w:ascii="Times New Roman" w:hAnsi="Times New Roman" w:cs="Times New Roman"/>
-          <w:sz w:val="20"/>
-          <w:szCs w:val="20"/>
-          <w:lang w:val="de-DE"/>
-        </w:rPr>
-        <w:t xml:space="preserve">. </w:t>
-      </w:r>
-      <w:r>
-        <w:rPr>
-          <w:rFonts w:ascii="Times New Roman" w:hAnsi="Times New Roman" w:cs="Times New Roman"/>
-          <w:sz w:val="20"/>
-          <w:szCs w:val="20"/>
-          <w:lang w:val="de-DE"/>
-        </w:rPr>
-        <w:t>2</w:t>
-      </w:r>
-      <w:r>
-        <w:rPr>
-          <w:rFonts w:ascii="Times New Roman" w:hAnsi="Times New Roman" w:cs="Times New Roman"/>
-          <w:sz w:val="20"/>
-          <w:szCs w:val="20"/>
-          <w:vertAlign w:val="superscript"/>
-          <w:lang w:val="de-DE"/>
-        </w:rPr>
-        <w:t>v</w:t>
-      </w:r>
-      <w:r>
-        <w:rPr>
-          <w:rFonts w:ascii="Times New Roman" w:hAnsi="Times New Roman" w:cs="Times New Roman"/>
-          <w:sz w:val="20"/>
-          <w:szCs w:val="20"/>
-          <w:lang w:val="de-DE"/>
-        </w:rPr>
-        <w:t xml:space="preserve"> </w:t>
-      </w:r>
       <w:r>
         <w:rPr>
           <w:rFonts w:ascii="Times New Roman" w:hAnsi="Times New Roman" w:cs="Times New Roman"/>
@@ -4224,7 +3868,7 @@
           <w:szCs w:val="20"/>
           <w:lang w:val="de-DE"/>
         </w:rPr>
-        <w:t>3</w:t>
+        <w:t>10</w:t>
       </w:r>
       <w:r>
         <w:rPr>
@@ -4242,6 +3886,24 @@
           <w:szCs w:val="20"/>
           <w:lang w:val="de-DE"/>
         </w:rPr>
+        <w:t>13</w:t>
+      </w:r>
+      <w:r>
+        <w:rPr>
+          <w:rFonts w:ascii="Times New Roman" w:hAnsi="Times New Roman" w:cs="Times New Roman"/>
+          <w:sz w:val="20"/>
+          <w:szCs w:val="20"/>
+          <w:lang w:val="de-DE"/>
+        </w:rPr>
+        <w:t xml:space="preserve">: T. </w:t>
+      </w:r>
+      <w:r>
+        <w:rPr>
+          <w:rFonts w:ascii="Times New Roman" w:hAnsi="Times New Roman" w:cs="Times New Roman"/>
+          <w:sz w:val="20"/>
+          <w:szCs w:val="20"/>
+          <w:lang w:val="de-DE"/>
+        </w:rPr>
         <w:t>6</w:t>
       </w:r>
       <w:r>
@@ -4251,24 +3913,6 @@
           <w:szCs w:val="20"/>
           <w:lang w:val="de-DE"/>
         </w:rPr>
-        <w:t xml:space="preserve">: T. </w:t>
-      </w:r>
-      <w:r>
-        <w:rPr>
-          <w:rFonts w:ascii="Times New Roman" w:hAnsi="Times New Roman" w:cs="Times New Roman"/>
-          <w:sz w:val="20"/>
-          <w:szCs w:val="20"/>
-          <w:lang w:val="de-DE"/>
-        </w:rPr>
-        <w:t>4</w:t>
-      </w:r>
-      <w:r>
-        <w:rPr>
-          <w:rFonts w:ascii="Times New Roman" w:hAnsi="Times New Roman" w:cs="Times New Roman"/>
-          <w:sz w:val="20"/>
-          <w:szCs w:val="20"/>
-          <w:lang w:val="de-DE"/>
-        </w:rPr>
         <w:t>–</w:t>
       </w:r>
       <w:r>
@@ -4278,7 +3922,16 @@
           <w:szCs w:val="20"/>
           <w:lang w:val="de-DE"/>
         </w:rPr>
-        <w:t xml:space="preserve">7; </w:t>
+        <w:t>9</w:t>
+      </w:r>
+      <w:r>
+        <w:rPr>
+          <w:rFonts w:ascii="Times New Roman" w:hAnsi="Times New Roman" w:cs="Times New Roman"/>
+          <w:sz w:val="20"/>
+          <w:szCs w:val="20"/>
+          <w:lang w:val="de-DE"/>
+        </w:rPr>
+        <w:t xml:space="preserve">; </w:t>
       </w:r>
     </w:p>
     <w:p>
@@ -4300,25 +3953,52 @@
           <w:lang w:val="de-DE"/>
         </w:rPr>
         <w:tab/>
-        <w:t>System 9–1</w:t>
-      </w:r>
-      <w:r>
-        <w:rPr>
-          <w:rFonts w:ascii="Times New Roman" w:hAnsi="Times New Roman" w:cs="Times New Roman"/>
-          <w:sz w:val="20"/>
-          <w:szCs w:val="20"/>
-          <w:lang w:val="de-DE"/>
-        </w:rPr>
-        <w:t>2</w:t>
-      </w:r>
-      <w:r>
-        <w:rPr>
-          <w:rFonts w:ascii="Times New Roman" w:hAnsi="Times New Roman" w:cs="Times New Roman"/>
-          <w:sz w:val="20"/>
-          <w:szCs w:val="20"/>
-          <w:lang w:val="de-DE"/>
-        </w:rPr>
-        <w:t>: T. 8–9</w:t>
+        <w:t xml:space="preserve">System </w:t>
+      </w:r>
+      <w:r>
+        <w:rPr>
+          <w:rFonts w:ascii="Times New Roman" w:hAnsi="Times New Roman" w:cs="Times New Roman"/>
+          <w:sz w:val="20"/>
+          <w:szCs w:val="20"/>
+          <w:lang w:val="de-DE"/>
+        </w:rPr>
+        <w:t>17</w:t>
+      </w:r>
+      <w:r>
+        <w:rPr>
+          <w:rFonts w:ascii="Times New Roman" w:hAnsi="Times New Roman" w:cs="Times New Roman"/>
+          <w:sz w:val="20"/>
+          <w:szCs w:val="20"/>
+          <w:lang w:val="de-DE"/>
+        </w:rPr>
+        <w:t>–</w:t>
+      </w:r>
+      <w:r>
+        <w:rPr>
+          <w:rFonts w:ascii="Times New Roman" w:hAnsi="Times New Roman" w:cs="Times New Roman"/>
+          <w:sz w:val="20"/>
+          <w:szCs w:val="20"/>
+          <w:lang w:val="de-DE"/>
+        </w:rPr>
+        <w:t>20</w:t>
+      </w:r>
+      <w:r>
+        <w:rPr>
+          <w:rFonts w:ascii="Times New Roman" w:hAnsi="Times New Roman" w:cs="Times New Roman"/>
+          <w:sz w:val="20"/>
+          <w:szCs w:val="20"/>
+          <w:lang w:val="de-DE"/>
+        </w:rPr>
+        <w:t xml:space="preserve">: T. </w:t>
+      </w:r>
+      <w:r>
+        <w:rPr>
+          <w:rFonts w:ascii="Times New Roman" w:hAnsi="Times New Roman" w:cs="Times New Roman"/>
+          <w:sz w:val="20"/>
+          <w:szCs w:val="20"/>
+          <w:lang w:val="de-DE"/>
+        </w:rPr>
+        <w:t>10</w:t>
       </w:r>
       <w:r>
         <w:rPr>
@@ -4368,7 +4048,16 @@
           <w:szCs w:val="20"/>
           <w:lang w:val="de-DE"/>
         </w:rPr>
-        <w:t>##M 171</w:t>
+        <w:t>II (</w:t>
+      </w:r>
+      <w:r>
+        <w:rPr>
+          <w:rFonts w:ascii="Times New Roman" w:hAnsi="Times New Roman" w:cs="Times New Roman"/>
+          <w:sz w:val="20"/>
+          <w:szCs w:val="20"/>
+          <w:lang w:val="de-DE"/>
+        </w:rPr>
+        <w:t>M 171</w:t>
       </w:r>
       <w:r>
         <w:rPr>
@@ -4386,7 +4075,16 @@
           <w:szCs w:val="20"/>
           <w:lang w:val="de-DE"/>
         </w:rPr>
-        <w:t>Textfassung 1</w:t>
+        <w:t xml:space="preserve">Textfassung </w:t>
+      </w:r>
+      <w:r>
+        <w:rPr>
+          <w:rFonts w:ascii="Times New Roman" w:hAnsi="Times New Roman" w:cs="Times New Roman"/>
+          <w:sz w:val="20"/>
+          <w:szCs w:val="20"/>
+          <w:lang w:val="de-DE"/>
+        </w:rPr>
+        <w:t>3</w:t>
       </w:r>
       <w:r>
         <w:rPr>
@@ -4445,7 +4143,7 @@
           <w:szCs w:val="20"/>
           <w:lang w:val="de-DE"/>
         </w:rPr>
-        <w:t>3</w:t>
+        <w:t>2</w:t>
       </w:r>
       <w:r>
         <w:rPr>
@@ -4483,7 +4181,7 @@
           <w:szCs w:val="20"/>
           <w:lang w:val="de-DE"/>
         </w:rPr>
-        <w:t>5</w:t>
+        <w:t>27</w:t>
       </w:r>
       <w:r>
         <w:rPr>
@@ -4501,7 +4199,7 @@
           <w:szCs w:val="20"/>
           <w:lang w:val="de-DE"/>
         </w:rPr>
-        <w:t>8</w:t>
+        <w:t>30</w:t>
       </w:r>
       <w:r>
         <w:rPr>
@@ -4569,7 +4267,7 @@
           <w:szCs w:val="20"/>
           <w:lang w:val="de-DE"/>
         </w:rPr>
-        <w:t>3</w:t>
+        <w:t>2</w:t>
       </w:r>
       <w:r>
         <w:rPr>
@@ -4615,7 +4313,7 @@
           <w:szCs w:val="20"/>
           <w:lang w:val="de-DE"/>
         </w:rPr>
-        <w:t>3</w:t>
+        <w:t>2</w:t>
       </w:r>
       <w:r>
         <w:rPr>
@@ -4633,7 +4331,7 @@
           <w:szCs w:val="20"/>
           <w:lang w:val="de-DE"/>
         </w:rPr>
-        <w:t>6</w:t>
+        <w:t>5</w:t>
       </w:r>
       <w:r>
         <w:rPr>
@@ -4732,7 +4430,34 @@
           <w:szCs w:val="20"/>
           <w:lang w:val="de-DE"/>
         </w:rPr>
-        <w:t xml:space="preserve">##M 174 </w:t>
+        <w:t>III (</w:t>
+      </w:r>
+      <w:r>
+        <w:rPr>
+          <w:rFonts w:ascii="Times New Roman" w:hAnsi="Times New Roman" w:cs="Times New Roman"/>
+          <w:sz w:val="20"/>
+          <w:szCs w:val="20"/>
+          <w:lang w:val="de-DE"/>
+        </w:rPr>
+        <w:t>M 17</w:t>
+      </w:r>
+      <w:r>
+        <w:rPr>
+          <w:rFonts w:ascii="Times New Roman" w:hAnsi="Times New Roman" w:cs="Times New Roman"/>
+          <w:sz w:val="20"/>
+          <w:szCs w:val="20"/>
+          <w:lang w:val="de-DE"/>
+        </w:rPr>
+        <w:t>2</w:t>
+      </w:r>
+      <w:r>
+        <w:rPr>
+          <w:rFonts w:ascii="Times New Roman" w:hAnsi="Times New Roman" w:cs="Times New Roman"/>
+          <w:sz w:val="20"/>
+          <w:szCs w:val="20"/>
+          <w:lang w:val="de-DE"/>
+        </w:rPr>
+        <w:t xml:space="preserve"> </w:t>
       </w:r>
       <w:r>
         <w:rPr>
@@ -4750,7 +4475,7 @@
           <w:szCs w:val="20"/>
           <w:lang w:val="de-DE"/>
         </w:rPr>
-        <w:t>2</w:t>
+        <w:t>3</w:t>
       </w:r>
       <w:r>
         <w:rPr>
@@ -4809,7 +4534,7 @@
           <w:szCs w:val="20"/>
           <w:lang w:val="de-DE"/>
         </w:rPr>
-        <w:t>4</w:t>
+        <w:t>2</w:t>
       </w:r>
       <w:r>
         <w:rPr>
@@ -4819,7 +4544,7 @@
           <w:vertAlign w:val="superscript"/>
           <w:lang w:val="de-DE"/>
         </w:rPr>
-        <w:t>r</w:t>
+        <w:t>v</w:t>
       </w:r>
       <w:r>
         <w:rPr>
@@ -4847,43 +4572,43 @@
           <w:szCs w:val="20"/>
           <w:lang w:val="de-DE"/>
         </w:rPr>
+        <w:t>19</w:t>
+      </w:r>
+      <w:r>
+        <w:rPr>
+          <w:rFonts w:ascii="Times New Roman" w:hAnsi="Times New Roman" w:cs="Times New Roman"/>
+          <w:sz w:val="20"/>
+          <w:szCs w:val="20"/>
+          <w:lang w:val="de-DE"/>
+        </w:rPr>
+        <w:t>–</w:t>
+      </w:r>
+      <w:r>
+        <w:rPr>
+          <w:rFonts w:ascii="Times New Roman" w:hAnsi="Times New Roman" w:cs="Times New Roman"/>
+          <w:sz w:val="20"/>
+          <w:szCs w:val="20"/>
+          <w:lang w:val="de-DE"/>
+        </w:rPr>
+        <w:t>22</w:t>
+      </w:r>
+      <w:r>
+        <w:rPr>
+          <w:rFonts w:ascii="Times New Roman" w:hAnsi="Times New Roman" w:cs="Times New Roman"/>
+          <w:sz w:val="20"/>
+          <w:szCs w:val="20"/>
+          <w:lang w:val="de-DE"/>
+        </w:rPr>
+        <w:t>: T. 1–</w:t>
+      </w:r>
+      <w:r>
+        <w:rPr>
+          <w:rFonts w:ascii="Times New Roman" w:hAnsi="Times New Roman" w:cs="Times New Roman"/>
+          <w:sz w:val="20"/>
+          <w:szCs w:val="20"/>
+          <w:lang w:val="de-DE"/>
+        </w:rPr>
         <w:t>5</w:t>
-      </w:r>
-      <w:r>
-        <w:rPr>
-          <w:rFonts w:ascii="Times New Roman" w:hAnsi="Times New Roman" w:cs="Times New Roman"/>
-          <w:sz w:val="20"/>
-          <w:szCs w:val="20"/>
-          <w:lang w:val="de-DE"/>
-        </w:rPr>
-        <w:t>–</w:t>
-      </w:r>
-      <w:r>
-        <w:rPr>
-          <w:rFonts w:ascii="Times New Roman" w:hAnsi="Times New Roman" w:cs="Times New Roman"/>
-          <w:sz w:val="20"/>
-          <w:szCs w:val="20"/>
-          <w:lang w:val="de-DE"/>
-        </w:rPr>
-        <w:t>8</w:t>
-      </w:r>
-      <w:r>
-        <w:rPr>
-          <w:rFonts w:ascii="Times New Roman" w:hAnsi="Times New Roman" w:cs="Times New Roman"/>
-          <w:sz w:val="20"/>
-          <w:szCs w:val="20"/>
-          <w:lang w:val="de-DE"/>
-        </w:rPr>
-        <w:t>: T. 1–</w:t>
-      </w:r>
-      <w:r>
-        <w:rPr>
-          <w:rFonts w:ascii="Times New Roman" w:hAnsi="Times New Roman" w:cs="Times New Roman"/>
-          <w:sz w:val="20"/>
-          <w:szCs w:val="20"/>
-          <w:lang w:val="de-DE"/>
-        </w:rPr>
-        <w:t>3</w:t>
       </w:r>
       <w:r>
         <w:rPr>
@@ -4906,54 +4631,6 @@
           <w:lang w:val="de-DE"/>
         </w:rPr>
       </w:pPr>
-      <w:proofErr w:type="spellStart"/>
-      <w:r>
-        <w:rPr>
-          <w:rFonts w:ascii="Times New Roman" w:hAnsi="Times New Roman" w:cs="Times New Roman"/>
-          <w:sz w:val="20"/>
-          <w:szCs w:val="20"/>
-          <w:lang w:val="de-DE"/>
-        </w:rPr>
-        <w:t>Bl</w:t>
-      </w:r>
-      <w:proofErr w:type="spellEnd"/>
-      <w:r>
-        <w:rPr>
-          <w:rFonts w:ascii="Times New Roman" w:hAnsi="Times New Roman" w:cs="Times New Roman"/>
-          <w:sz w:val="20"/>
-          <w:szCs w:val="20"/>
-          <w:lang w:val="de-DE"/>
-        </w:rPr>
-        <w:t xml:space="preserve">. </w:t>
-      </w:r>
-      <w:r>
-        <w:rPr>
-          <w:rFonts w:ascii="Times New Roman" w:hAnsi="Times New Roman" w:cs="Times New Roman"/>
-          <w:sz w:val="20"/>
-          <w:szCs w:val="20"/>
-          <w:lang w:val="de-DE"/>
-        </w:rPr>
-        <w:t>4</w:t>
-      </w:r>
-      <w:r>
-        <w:rPr>
-          <w:rFonts w:ascii="Times New Roman" w:hAnsi="Times New Roman" w:cs="Times New Roman"/>
-          <w:sz w:val="20"/>
-          <w:szCs w:val="20"/>
-          <w:vertAlign w:val="superscript"/>
-          <w:lang w:val="de-DE"/>
-        </w:rPr>
-        <w:t>v</w:t>
-      </w:r>
-      <w:r>
-        <w:rPr>
-          <w:rFonts w:ascii="Times New Roman" w:hAnsi="Times New Roman" w:cs="Times New Roman"/>
-          <w:sz w:val="20"/>
-          <w:szCs w:val="20"/>
-          <w:lang w:val="de-DE"/>
-        </w:rPr>
-        <w:t xml:space="preserve"> </w:t>
-      </w:r>
       <w:r>
         <w:rPr>
           <w:rFonts w:ascii="Times New Roman" w:hAnsi="Times New Roman" w:cs="Times New Roman"/>
@@ -4971,7 +4648,70 @@
           <w:szCs w:val="20"/>
           <w:lang w:val="de-DE"/>
         </w:rPr>
-        <w:t>5–8: T. 4–6.</w:t>
+        <w:t>26</w:t>
+      </w:r>
+      <w:r>
+        <w:rPr>
+          <w:rFonts w:ascii="Times New Roman" w:hAnsi="Times New Roman" w:cs="Times New Roman"/>
+          <w:sz w:val="20"/>
+          <w:szCs w:val="20"/>
+          <w:lang w:val="de-DE"/>
+        </w:rPr>
+        <w:t>–</w:t>
+      </w:r>
+      <w:r>
+        <w:rPr>
+          <w:rFonts w:ascii="Times New Roman" w:hAnsi="Times New Roman" w:cs="Times New Roman"/>
+          <w:sz w:val="20"/>
+          <w:szCs w:val="20"/>
+          <w:lang w:val="de-DE"/>
+        </w:rPr>
+        <w:t>29</w:t>
+      </w:r>
+      <w:r>
+        <w:rPr>
+          <w:rFonts w:ascii="Times New Roman" w:hAnsi="Times New Roman" w:cs="Times New Roman"/>
+          <w:sz w:val="20"/>
+          <w:szCs w:val="20"/>
+          <w:lang w:val="de-DE"/>
+        </w:rPr>
+        <w:t xml:space="preserve">: T. </w:t>
+      </w:r>
+      <w:r>
+        <w:rPr>
+          <w:rFonts w:ascii="Times New Roman" w:hAnsi="Times New Roman" w:cs="Times New Roman"/>
+          <w:sz w:val="20"/>
+          <w:szCs w:val="20"/>
+          <w:lang w:val="de-DE"/>
+        </w:rPr>
+        <w:t>6</w:t>
+      </w:r>
+      <w:r>
+        <w:rPr>
+          <w:rFonts w:ascii="Times New Roman" w:hAnsi="Times New Roman" w:cs="Times New Roman"/>
+          <w:sz w:val="20"/>
+          <w:szCs w:val="20"/>
+          <w:lang w:val="de-DE"/>
+        </w:rPr>
+        <w:t>–</w:t>
+      </w:r>
+      <w:r>
+        <w:rPr>
+          <w:rFonts w:ascii="Times New Roman" w:hAnsi="Times New Roman" w:cs="Times New Roman"/>
+          <w:sz w:val="20"/>
+          <w:szCs w:val="20"/>
+          <w:lang w:val="de-DE"/>
+        </w:rPr>
+        <w:t>9</w:t>
+      </w:r>
+      <w:r>
+        <w:rPr>
+          <w:rFonts w:ascii="Times New Roman" w:hAnsi="Times New Roman" w:cs="Times New Roman"/>
+          <w:sz w:val="20"/>
+          <w:szCs w:val="20"/>
+          <w:lang w:val="de-DE"/>
+        </w:rPr>
+        <w:t>.</w:t>
       </w:r>
     </w:p>
     <w:p>
@@ -5012,7 +4752,25 @@
           <w:szCs w:val="20"/>
           <w:lang w:val="de-DE"/>
         </w:rPr>
-        <w:t>##M 173</w:t>
+        <w:t>IV (</w:t>
+      </w:r>
+      <w:r>
+        <w:rPr>
+          <w:rFonts w:ascii="Times New Roman" w:hAnsi="Times New Roman" w:cs="Times New Roman"/>
+          <w:sz w:val="20"/>
+          <w:szCs w:val="20"/>
+          <w:lang w:val="de-DE"/>
+        </w:rPr>
+        <w:t>M 173</w:t>
+      </w:r>
+      <w:r>
+        <w:rPr>
+          <w:rFonts w:ascii="Times New Roman" w:hAnsi="Times New Roman" w:cs="Times New Roman"/>
+          <w:sz w:val="20"/>
+          <w:szCs w:val="20"/>
+          <w:lang w:val="de-DE"/>
+        </w:rPr>
+        <w:t>:</w:t>
       </w:r>
       <w:r>
         <w:rPr>
@@ -5030,7 +4788,16 @@
           <w:szCs w:val="20"/>
           <w:lang w:val="de-DE"/>
         </w:rPr>
-        <w:t>Textfassung 1</w:t>
+        <w:t xml:space="preserve">Textfassung </w:t>
+      </w:r>
+      <w:r>
+        <w:rPr>
+          <w:rFonts w:ascii="Times New Roman" w:hAnsi="Times New Roman" w:cs="Times New Roman"/>
+          <w:sz w:val="20"/>
+          <w:szCs w:val="20"/>
+          <w:lang w:val="de-DE"/>
+        </w:rPr>
+        <w:t>4</w:t>
       </w:r>
       <w:r>
         <w:rPr>
@@ -5089,7 +4856,7 @@
           <w:szCs w:val="20"/>
           <w:lang w:val="de-DE"/>
         </w:rPr>
-        <w:t>5</w:t>
+        <w:t>3</w:t>
       </w:r>
       <w:r>
         <w:rPr>
@@ -5127,61 +4894,61 @@
           <w:szCs w:val="20"/>
           <w:lang w:val="de-DE"/>
         </w:rPr>
+        <w:t>4</w:t>
+      </w:r>
+      <w:r>
+        <w:rPr>
+          <w:rFonts w:ascii="Times New Roman" w:hAnsi="Times New Roman" w:cs="Times New Roman"/>
+          <w:sz w:val="20"/>
+          <w:szCs w:val="20"/>
+          <w:lang w:val="de-DE"/>
+        </w:rPr>
+        <w:t>–</w:t>
+      </w:r>
+      <w:r>
+        <w:rPr>
+          <w:rFonts w:ascii="Times New Roman" w:hAnsi="Times New Roman" w:cs="Times New Roman"/>
+          <w:sz w:val="20"/>
+          <w:szCs w:val="20"/>
+          <w:lang w:val="de-DE"/>
+        </w:rPr>
+        <w:t>7</w:t>
+      </w:r>
+      <w:r>
+        <w:rPr>
+          <w:rFonts w:ascii="Times New Roman" w:hAnsi="Times New Roman" w:cs="Times New Roman"/>
+          <w:sz w:val="20"/>
+          <w:szCs w:val="20"/>
+          <w:lang w:val="de-DE"/>
+        </w:rPr>
+        <w:t xml:space="preserve">: T. </w:t>
+      </w:r>
+      <w:r>
+        <w:rPr>
+          <w:rFonts w:ascii="Times New Roman" w:hAnsi="Times New Roman" w:cs="Times New Roman"/>
+          <w:sz w:val="20"/>
+          <w:szCs w:val="20"/>
+          <w:lang w:val="de-DE"/>
+        </w:rPr>
+        <w:t>1</w:t>
+      </w:r>
+      <w:r>
+        <w:rPr>
+          <w:rFonts w:ascii="Times New Roman" w:hAnsi="Times New Roman" w:cs="Times New Roman"/>
+          <w:sz w:val="20"/>
+          <w:szCs w:val="20"/>
+          <w:lang w:val="de-DE"/>
+        </w:rPr>
+        <w:t>–</w:t>
+      </w:r>
+      <w:r>
+        <w:rPr>
+          <w:rFonts w:ascii="Times New Roman" w:hAnsi="Times New Roman" w:cs="Times New Roman"/>
+          <w:sz w:val="20"/>
+          <w:szCs w:val="20"/>
+          <w:lang w:val="de-DE"/>
+        </w:rPr>
         <w:t>5</w:t>
-      </w:r>
-      <w:r>
-        <w:rPr>
-          <w:rFonts w:ascii="Times New Roman" w:hAnsi="Times New Roman" w:cs="Times New Roman"/>
-          <w:sz w:val="20"/>
-          <w:szCs w:val="20"/>
-          <w:lang w:val="de-DE"/>
-        </w:rPr>
-        <w:t>–</w:t>
-      </w:r>
-      <w:r>
-        <w:rPr>
-          <w:rFonts w:ascii="Times New Roman" w:hAnsi="Times New Roman" w:cs="Times New Roman"/>
-          <w:sz w:val="20"/>
-          <w:szCs w:val="20"/>
-          <w:lang w:val="de-DE"/>
-        </w:rPr>
-        <w:t>8</w:t>
-      </w:r>
-      <w:r>
-        <w:rPr>
-          <w:rFonts w:ascii="Times New Roman" w:hAnsi="Times New Roman" w:cs="Times New Roman"/>
-          <w:sz w:val="20"/>
-          <w:szCs w:val="20"/>
-          <w:lang w:val="de-DE"/>
-        </w:rPr>
-        <w:t xml:space="preserve">: T. </w:t>
-      </w:r>
-      <w:r>
-        <w:rPr>
-          <w:rFonts w:ascii="Times New Roman" w:hAnsi="Times New Roman" w:cs="Times New Roman"/>
-          <w:sz w:val="20"/>
-          <w:szCs w:val="20"/>
-          <w:lang w:val="de-DE"/>
-        </w:rPr>
-        <w:t>1</w:t>
-      </w:r>
-      <w:r>
-        <w:rPr>
-          <w:rFonts w:ascii="Times New Roman" w:hAnsi="Times New Roman" w:cs="Times New Roman"/>
-          <w:sz w:val="20"/>
-          <w:szCs w:val="20"/>
-          <w:lang w:val="de-DE"/>
-        </w:rPr>
-        <w:t>–</w:t>
-      </w:r>
-      <w:r>
-        <w:rPr>
-          <w:rFonts w:ascii="Times New Roman" w:hAnsi="Times New Roman" w:cs="Times New Roman"/>
-          <w:sz w:val="20"/>
-          <w:szCs w:val="20"/>
-          <w:lang w:val="de-DE"/>
-        </w:rPr>
-        <w:t>4</w:t>
       </w:r>
       <w:r>
         <w:rPr>
@@ -5204,54 +4971,6 @@
           <w:lang w:val="de-DE"/>
         </w:rPr>
       </w:pPr>
-      <w:proofErr w:type="spellStart"/>
-      <w:r>
-        <w:rPr>
-          <w:rFonts w:ascii="Times New Roman" w:hAnsi="Times New Roman" w:cs="Times New Roman"/>
-          <w:sz w:val="20"/>
-          <w:szCs w:val="20"/>
-          <w:lang w:val="de-DE"/>
-        </w:rPr>
-        <w:t>Bl</w:t>
-      </w:r>
-      <w:proofErr w:type="spellEnd"/>
-      <w:r>
-        <w:rPr>
-          <w:rFonts w:ascii="Times New Roman" w:hAnsi="Times New Roman" w:cs="Times New Roman"/>
-          <w:sz w:val="20"/>
-          <w:szCs w:val="20"/>
-          <w:lang w:val="de-DE"/>
-        </w:rPr>
-        <w:t xml:space="preserve">. </w:t>
-      </w:r>
-      <w:r>
-        <w:rPr>
-          <w:rFonts w:ascii="Times New Roman" w:hAnsi="Times New Roman" w:cs="Times New Roman"/>
-          <w:sz w:val="20"/>
-          <w:szCs w:val="20"/>
-          <w:lang w:val="de-DE"/>
-        </w:rPr>
-        <w:t>5</w:t>
-      </w:r>
-      <w:r>
-        <w:rPr>
-          <w:rFonts w:ascii="Times New Roman" w:hAnsi="Times New Roman" w:cs="Times New Roman"/>
-          <w:sz w:val="20"/>
-          <w:szCs w:val="20"/>
-          <w:vertAlign w:val="superscript"/>
-          <w:lang w:val="de-DE"/>
-        </w:rPr>
-        <w:t>v</w:t>
-      </w:r>
-      <w:r>
-        <w:rPr>
-          <w:rFonts w:ascii="Times New Roman" w:hAnsi="Times New Roman" w:cs="Times New Roman"/>
-          <w:sz w:val="20"/>
-          <w:szCs w:val="20"/>
-          <w:lang w:val="de-DE"/>
-        </w:rPr>
-        <w:t xml:space="preserve"> </w:t>
-      </w:r>
       <w:r>
         <w:rPr>
           <w:rFonts w:ascii="Times New Roman" w:hAnsi="Times New Roman" w:cs="Times New Roman"/>
@@ -5269,7 +4988,7 @@
           <w:szCs w:val="20"/>
           <w:lang w:val="de-DE"/>
         </w:rPr>
-        <w:t>2</w:t>
+        <w:t>10</w:t>
       </w:r>
       <w:r>
         <w:rPr>
@@ -5287,7 +5006,7 @@
           <w:szCs w:val="20"/>
           <w:lang w:val="de-DE"/>
         </w:rPr>
-        <w:t>5</w:t>
+        <w:t>13</w:t>
       </w:r>
       <w:r>
         <w:rPr>
@@ -5305,7 +5024,7 @@
           <w:szCs w:val="20"/>
           <w:lang w:val="de-DE"/>
         </w:rPr>
-        <w:t>5</w:t>
+        <w:t>6</w:t>
       </w:r>
       <w:r>
         <w:rPr>
@@ -5323,16 +5042,16 @@
           <w:szCs w:val="20"/>
           <w:lang w:val="de-DE"/>
         </w:rPr>
-        <w:t>7</w:t>
-      </w:r>
-      <w:r>
-        <w:rPr>
-          <w:rFonts w:ascii="Times New Roman" w:hAnsi="Times New Roman" w:cs="Times New Roman"/>
-          <w:sz w:val="20"/>
-          <w:szCs w:val="20"/>
-          <w:lang w:val="de-DE"/>
-        </w:rPr>
-        <w:t>;</w:t>
+        <w:t>8</w:t>
+      </w:r>
+      <w:r>
+        <w:rPr>
+          <w:rFonts w:ascii="Times New Roman" w:hAnsi="Times New Roman" w:cs="Times New Roman"/>
+          <w:sz w:val="20"/>
+          <w:szCs w:val="20"/>
+          <w:lang w:val="de-DE"/>
+        </w:rPr>
+        <w:t>.</w:t>
       </w:r>
     </w:p>
     <w:p>
@@ -5346,69 +5065,97 @@
           <w:lang w:val="de-DE"/>
         </w:rPr>
       </w:pPr>
-      <w:r>
-        <w:rPr>
-          <w:rFonts w:ascii="Times New Roman" w:hAnsi="Times New Roman" w:cs="Times New Roman"/>
-          <w:sz w:val="20"/>
-          <w:szCs w:val="20"/>
-          <w:lang w:val="de-DE"/>
-        </w:rPr>
-        <w:tab/>
-        <w:t xml:space="preserve">System </w:t>
-      </w:r>
-      <w:r>
-        <w:rPr>
-          <w:rFonts w:ascii="Times New Roman" w:hAnsi="Times New Roman" w:cs="Times New Roman"/>
-          <w:sz w:val="20"/>
-          <w:szCs w:val="20"/>
-          <w:lang w:val="de-DE"/>
-        </w:rPr>
-        <w:t>8</w:t>
-      </w:r>
-      <w:r>
-        <w:rPr>
-          <w:rFonts w:ascii="Times New Roman" w:hAnsi="Times New Roman" w:cs="Times New Roman"/>
-          <w:sz w:val="20"/>
-          <w:szCs w:val="20"/>
-          <w:lang w:val="de-DE"/>
-        </w:rPr>
-        <w:t>–</w:t>
-      </w:r>
-      <w:r>
-        <w:rPr>
-          <w:rFonts w:ascii="Times New Roman" w:hAnsi="Times New Roman" w:cs="Times New Roman"/>
-          <w:sz w:val="20"/>
-          <w:szCs w:val="20"/>
-          <w:lang w:val="de-DE"/>
-        </w:rPr>
-        <w:t>11</w:t>
-      </w:r>
-      <w:r>
-        <w:rPr>
-          <w:rFonts w:ascii="Times New Roman" w:hAnsi="Times New Roman" w:cs="Times New Roman"/>
-          <w:sz w:val="20"/>
-          <w:szCs w:val="20"/>
-          <w:lang w:val="de-DE"/>
-        </w:rPr>
-        <w:t xml:space="preserve">: T. </w:t>
-      </w:r>
-      <w:r>
-        <w:rPr>
-          <w:rFonts w:ascii="Times New Roman" w:hAnsi="Times New Roman" w:cs="Times New Roman"/>
-          <w:sz w:val="20"/>
-          <w:szCs w:val="20"/>
-          <w:lang w:val="de-DE"/>
-        </w:rPr>
-        <w:t>8</w:t>
-      </w:r>
-      <w:r>
-        <w:rPr>
-          <w:rFonts w:ascii="Times New Roman" w:hAnsi="Times New Roman" w:cs="Times New Roman"/>
-          <w:sz w:val="20"/>
-          <w:szCs w:val="20"/>
-          <w:lang w:val="de-DE"/>
-        </w:rPr>
-        <w:t>.</w:t>
+      <w:proofErr w:type="gramStart"/>
+      <w:r>
+        <w:rPr>
+          <w:rFonts w:ascii="Times New Roman" w:hAnsi="Times New Roman" w:cs="Times New Roman"/>
+          <w:sz w:val="20"/>
+          <w:szCs w:val="20"/>
+          <w:lang w:val="de-DE"/>
+        </w:rPr>
+        <w:t>Autograph</w:t>
+      </w:r>
+      <w:proofErr w:type="gramEnd"/>
+      <w:r>
+        <w:rPr>
+          <w:rFonts w:ascii="Times New Roman" w:hAnsi="Times New Roman" w:cs="Times New Roman"/>
+          <w:sz w:val="20"/>
+          <w:szCs w:val="20"/>
+          <w:lang w:val="de-DE"/>
+        </w:rPr>
+        <w:t xml:space="preserve"> von </w:t>
+      </w:r>
+      <w:r>
+        <w:rPr>
+          <w:rFonts w:ascii="Times New Roman" w:hAnsi="Times New Roman" w:cs="Times New Roman"/>
+          <w:sz w:val="20"/>
+          <w:szCs w:val="20"/>
+          <w:lang w:val="de-DE"/>
+        </w:rPr>
+        <w:t>V (</w:t>
+      </w:r>
+      <w:r>
+        <w:rPr>
+          <w:rFonts w:ascii="Times New Roman" w:hAnsi="Times New Roman" w:cs="Times New Roman"/>
+          <w:sz w:val="20"/>
+          <w:szCs w:val="20"/>
+          <w:lang w:val="de-DE"/>
+        </w:rPr>
+        <w:t>M 17</w:t>
+      </w:r>
+      <w:r>
+        <w:rPr>
+          <w:rFonts w:ascii="Times New Roman" w:hAnsi="Times New Roman" w:cs="Times New Roman"/>
+          <w:sz w:val="20"/>
+          <w:szCs w:val="20"/>
+          <w:lang w:val="de-DE"/>
+        </w:rPr>
+        <w:t>4</w:t>
+      </w:r>
+      <w:r>
+        <w:rPr>
+          <w:rFonts w:ascii="Times New Roman" w:hAnsi="Times New Roman" w:cs="Times New Roman"/>
+          <w:sz w:val="20"/>
+          <w:szCs w:val="20"/>
+          <w:lang w:val="de-DE"/>
+        </w:rPr>
+        <w:t xml:space="preserve"> </w:t>
+      </w:r>
+      <w:r>
+        <w:rPr>
+          <w:rFonts w:ascii="Times New Roman" w:hAnsi="Times New Roman" w:cs="Times New Roman"/>
+          <w:sz w:val="20"/>
+          <w:szCs w:val="20"/>
+          <w:lang w:val="de-DE"/>
+        </w:rPr>
+        <w:t xml:space="preserve">Textfassung </w:t>
+      </w:r>
+      <w:r>
+        <w:rPr>
+          <w:rFonts w:ascii="Times New Roman" w:hAnsi="Times New Roman" w:cs="Times New Roman"/>
+          <w:sz w:val="20"/>
+          <w:szCs w:val="20"/>
+          <w:lang w:val="de-DE"/>
+        </w:rPr>
+        <w:t>4</w:t>
+      </w:r>
+      <w:r>
+        <w:rPr>
+          <w:rFonts w:ascii="Times New Roman" w:hAnsi="Times New Roman" w:cs="Times New Roman"/>
+          <w:sz w:val="20"/>
+          <w:szCs w:val="20"/>
+          <w:lang w:val="de-DE"/>
+        </w:rPr>
+        <w:t>)</w:t>
+      </w:r>
+      <w:r>
+        <w:rPr>
+          <w:rFonts w:ascii="Times New Roman" w:hAnsi="Times New Roman" w:cs="Times New Roman"/>
+          <w:sz w:val="20"/>
+          <w:szCs w:val="20"/>
+          <w:lang w:val="de-DE"/>
+        </w:rPr>
+        <w:t>:</w:t>
       </w:r>
     </w:p>
     <w:p>
@@ -5422,61 +5169,135 @@
           <w:lang w:val="de-DE"/>
         </w:rPr>
       </w:pPr>
-      <w:proofErr w:type="gramStart"/>
-      <w:r>
-        <w:rPr>
-          <w:rFonts w:ascii="Times New Roman" w:hAnsi="Times New Roman" w:cs="Times New Roman"/>
-          <w:sz w:val="20"/>
-          <w:szCs w:val="20"/>
-          <w:lang w:val="de-DE"/>
-        </w:rPr>
-        <w:t>Autograph</w:t>
-      </w:r>
-      <w:proofErr w:type="gramEnd"/>
-      <w:r>
-        <w:rPr>
-          <w:rFonts w:ascii="Times New Roman" w:hAnsi="Times New Roman" w:cs="Times New Roman"/>
-          <w:sz w:val="20"/>
-          <w:szCs w:val="20"/>
-          <w:lang w:val="de-DE"/>
-        </w:rPr>
-        <w:t xml:space="preserve"> von </w:t>
-      </w:r>
-      <w:r>
-        <w:rPr>
-          <w:rFonts w:ascii="Times New Roman" w:hAnsi="Times New Roman" w:cs="Times New Roman"/>
-          <w:sz w:val="20"/>
-          <w:szCs w:val="20"/>
-          <w:lang w:val="de-DE"/>
-        </w:rPr>
-        <w:t xml:space="preserve">##M 179 </w:t>
-      </w:r>
-      <w:r>
-        <w:rPr>
-          <w:rFonts w:ascii="Times New Roman" w:hAnsi="Times New Roman" w:cs="Times New Roman"/>
-          <w:sz w:val="20"/>
-          <w:szCs w:val="20"/>
-          <w:lang w:val="de-DE"/>
-        </w:rPr>
-        <w:t xml:space="preserve">Textfassung </w:t>
-      </w:r>
-      <w:r>
-        <w:rPr>
-          <w:rFonts w:ascii="Times New Roman" w:hAnsi="Times New Roman" w:cs="Times New Roman"/>
-          <w:sz w:val="20"/>
-          <w:szCs w:val="20"/>
-          <w:lang w:val="de-DE"/>
-        </w:rPr>
-        <w:t>2)</w:t>
-      </w:r>
-      <w:r>
-        <w:rPr>
-          <w:rFonts w:ascii="Times New Roman" w:hAnsi="Times New Roman" w:cs="Times New Roman"/>
-          <w:sz w:val="20"/>
-          <w:szCs w:val="20"/>
-          <w:lang w:val="de-DE"/>
-        </w:rPr>
-        <w:t>:</w:t>
+      <w:proofErr w:type="spellStart"/>
+      <w:r>
+        <w:rPr>
+          <w:rFonts w:ascii="Times New Roman" w:hAnsi="Times New Roman" w:cs="Times New Roman"/>
+          <w:sz w:val="20"/>
+          <w:szCs w:val="20"/>
+          <w:lang w:val="de-DE"/>
+        </w:rPr>
+        <w:t>Bl</w:t>
+      </w:r>
+      <w:proofErr w:type="spellEnd"/>
+      <w:r>
+        <w:rPr>
+          <w:rFonts w:ascii="Times New Roman" w:hAnsi="Times New Roman" w:cs="Times New Roman"/>
+          <w:sz w:val="20"/>
+          <w:szCs w:val="20"/>
+          <w:lang w:val="de-DE"/>
+        </w:rPr>
+        <w:t xml:space="preserve">. </w:t>
+      </w:r>
+      <w:r>
+        <w:rPr>
+          <w:rFonts w:ascii="Times New Roman" w:hAnsi="Times New Roman" w:cs="Times New Roman"/>
+          <w:sz w:val="20"/>
+          <w:szCs w:val="20"/>
+          <w:lang w:val="de-DE"/>
+        </w:rPr>
+        <w:t>3</w:t>
+      </w:r>
+      <w:r>
+        <w:rPr>
+          <w:rFonts w:ascii="Times New Roman" w:hAnsi="Times New Roman" w:cs="Times New Roman"/>
+          <w:sz w:val="20"/>
+          <w:szCs w:val="20"/>
+          <w:vertAlign w:val="superscript"/>
+          <w:lang w:val="de-DE"/>
+        </w:rPr>
+        <w:t>r</w:t>
+      </w:r>
+      <w:r>
+        <w:rPr>
+          <w:rFonts w:ascii="Times New Roman" w:hAnsi="Times New Roman" w:cs="Times New Roman"/>
+          <w:sz w:val="20"/>
+          <w:szCs w:val="20"/>
+          <w:lang w:val="de-DE"/>
+        </w:rPr>
+        <w:t xml:space="preserve"> </w:t>
+      </w:r>
+      <w:r>
+        <w:rPr>
+          <w:rFonts w:ascii="Times New Roman" w:hAnsi="Times New Roman" w:cs="Times New Roman"/>
+          <w:sz w:val="20"/>
+          <w:szCs w:val="20"/>
+          <w:lang w:val="de-DE"/>
+        </w:rPr>
+        <w:tab/>
+        <w:t xml:space="preserve">System </w:t>
+      </w:r>
+      <w:r>
+        <w:rPr>
+          <w:rFonts w:ascii="Times New Roman" w:hAnsi="Times New Roman" w:cs="Times New Roman"/>
+          <w:sz w:val="20"/>
+          <w:szCs w:val="20"/>
+          <w:lang w:val="de-DE"/>
+        </w:rPr>
+        <w:t>20</w:t>
+      </w:r>
+      <w:r>
+        <w:rPr>
+          <w:rFonts w:ascii="Times New Roman" w:hAnsi="Times New Roman" w:cs="Times New Roman"/>
+          <w:sz w:val="20"/>
+          <w:szCs w:val="20"/>
+          <w:lang w:val="de-DE"/>
+        </w:rPr>
+        <w:t>–</w:t>
+      </w:r>
+      <w:r>
+        <w:rPr>
+          <w:rFonts w:ascii="Times New Roman" w:hAnsi="Times New Roman" w:cs="Times New Roman"/>
+          <w:sz w:val="20"/>
+          <w:szCs w:val="20"/>
+          <w:lang w:val="de-DE"/>
+        </w:rPr>
+        <w:t>23</w:t>
+      </w:r>
+      <w:r>
+        <w:rPr>
+          <w:rFonts w:ascii="Times New Roman" w:hAnsi="Times New Roman" w:cs="Times New Roman"/>
+          <w:sz w:val="20"/>
+          <w:szCs w:val="20"/>
+          <w:lang w:val="de-DE"/>
+        </w:rPr>
+        <w:t xml:space="preserve">: T. </w:t>
+      </w:r>
+      <w:r>
+        <w:rPr>
+          <w:rFonts w:ascii="Times New Roman" w:hAnsi="Times New Roman" w:cs="Times New Roman"/>
+          <w:sz w:val="20"/>
+          <w:szCs w:val="20"/>
+          <w:lang w:val="de-DE"/>
+        </w:rPr>
+        <w:t>1</w:t>
+      </w:r>
+      <w:r>
+        <w:rPr>
+          <w:rFonts w:ascii="Times New Roman" w:hAnsi="Times New Roman" w:cs="Times New Roman"/>
+          <w:sz w:val="20"/>
+          <w:szCs w:val="20"/>
+          <w:lang w:val="de-DE"/>
+        </w:rPr>
+        <w:t>–</w:t>
+      </w:r>
+      <w:r>
+        <w:rPr>
+          <w:rFonts w:ascii="Times New Roman" w:hAnsi="Times New Roman" w:cs="Times New Roman"/>
+          <w:sz w:val="20"/>
+          <w:szCs w:val="20"/>
+          <w:lang w:val="de-DE"/>
+        </w:rPr>
+        <w:t>9</w:t>
+      </w:r>
+      <w:r>
+        <w:rPr>
+          <w:rFonts w:ascii="Times New Roman" w:hAnsi="Times New Roman" w:cs="Times New Roman"/>
+          <w:sz w:val="20"/>
+          <w:szCs w:val="20"/>
+          <w:lang w:val="de-DE"/>
+        </w:rPr>
+        <w:t>;</w:t>
       </w:r>
     </w:p>
     <w:p>
@@ -5490,54 +5311,6 @@
           <w:lang w:val="de-DE"/>
         </w:rPr>
       </w:pPr>
-      <w:proofErr w:type="spellStart"/>
-      <w:r>
-        <w:rPr>
-          <w:rFonts w:ascii="Times New Roman" w:hAnsi="Times New Roman" w:cs="Times New Roman"/>
-          <w:sz w:val="20"/>
-          <w:szCs w:val="20"/>
-          <w:lang w:val="de-DE"/>
-        </w:rPr>
-        <w:t>Bl</w:t>
-      </w:r>
-      <w:proofErr w:type="spellEnd"/>
-      <w:r>
-        <w:rPr>
-          <w:rFonts w:ascii="Times New Roman" w:hAnsi="Times New Roman" w:cs="Times New Roman"/>
-          <w:sz w:val="20"/>
-          <w:szCs w:val="20"/>
-          <w:lang w:val="de-DE"/>
-        </w:rPr>
-        <w:t xml:space="preserve">. </w:t>
-      </w:r>
-      <w:r>
-        <w:rPr>
-          <w:rFonts w:ascii="Times New Roman" w:hAnsi="Times New Roman" w:cs="Times New Roman"/>
-          <w:sz w:val="20"/>
-          <w:szCs w:val="20"/>
-          <w:lang w:val="de-DE"/>
-        </w:rPr>
-        <w:t>6</w:t>
-      </w:r>
-      <w:r>
-        <w:rPr>
-          <w:rFonts w:ascii="Times New Roman" w:hAnsi="Times New Roman" w:cs="Times New Roman"/>
-          <w:sz w:val="20"/>
-          <w:szCs w:val="20"/>
-          <w:vertAlign w:val="superscript"/>
-          <w:lang w:val="de-DE"/>
-        </w:rPr>
-        <w:t>r</w:t>
-      </w:r>
-      <w:r>
-        <w:rPr>
-          <w:rFonts w:ascii="Times New Roman" w:hAnsi="Times New Roman" w:cs="Times New Roman"/>
-          <w:sz w:val="20"/>
-          <w:szCs w:val="20"/>
-          <w:lang w:val="de-DE"/>
-        </w:rPr>
-        <w:t xml:space="preserve"> </w:t>
-      </w:r>
       <w:r>
         <w:rPr>
           <w:rFonts w:ascii="Times New Roman" w:hAnsi="Times New Roman" w:cs="Times New Roman"/>
@@ -5555,7 +5328,7 @@
           <w:szCs w:val="20"/>
           <w:lang w:val="de-DE"/>
         </w:rPr>
-        <w:t>3</w:t>
+        <w:t>27</w:t>
       </w:r>
       <w:r>
         <w:rPr>
@@ -5573,7 +5346,7 @@
           <w:szCs w:val="20"/>
           <w:lang w:val="de-DE"/>
         </w:rPr>
-        <w:t>8</w:t>
+        <w:t>30</w:t>
       </w:r>
       <w:r>
         <w:rPr>
@@ -5600,25 +5373,25 @@
           <w:szCs w:val="20"/>
           <w:lang w:val="de-DE"/>
         </w:rPr>
-        <w:t>–</w:t>
-      </w:r>
-      <w:r>
-        <w:rPr>
-          <w:rFonts w:ascii="Times New Roman" w:hAnsi="Times New Roman" w:cs="Times New Roman"/>
-          <w:sz w:val="20"/>
-          <w:szCs w:val="20"/>
-          <w:lang w:val="de-DE"/>
-        </w:rPr>
-        <w:t>5</w:t>
-      </w:r>
-      <w:r>
-        <w:rPr>
-          <w:rFonts w:ascii="Times New Roman" w:hAnsi="Times New Roman" w:cs="Times New Roman"/>
-          <w:sz w:val="20"/>
-          <w:szCs w:val="20"/>
-          <w:lang w:val="de-DE"/>
-        </w:rPr>
-        <w:t>;</w:t>
+        <w:t>0</w:t>
+      </w:r>
+      <w:r>
+        <w:rPr>
+          <w:rFonts w:ascii="Times New Roman" w:hAnsi="Times New Roman" w:cs="Times New Roman"/>
+          <w:sz w:val="20"/>
+          <w:szCs w:val="20"/>
+          <w:lang w:val="de-DE"/>
+        </w:rPr>
+        <w:t>–13</w:t>
+      </w:r>
+      <w:r>
+        <w:rPr>
+          <w:rFonts w:ascii="Times New Roman" w:hAnsi="Times New Roman" w:cs="Times New Roman"/>
+          <w:sz w:val="20"/>
+          <w:szCs w:val="20"/>
+          <w:lang w:val="de-DE"/>
+        </w:rPr>
+        <w:t>.</w:t>
       </w:r>
     </w:p>
     <w:p>
@@ -5632,135 +5405,129 @@
           <w:lang w:val="de-DE"/>
         </w:rPr>
       </w:pPr>
-      <w:proofErr w:type="spellStart"/>
-      <w:r>
-        <w:rPr>
-          <w:rFonts w:ascii="Times New Roman" w:hAnsi="Times New Roman" w:cs="Times New Roman"/>
-          <w:sz w:val="20"/>
-          <w:szCs w:val="20"/>
-          <w:lang w:val="de-DE"/>
-        </w:rPr>
-        <w:t>Bl</w:t>
-      </w:r>
-      <w:proofErr w:type="spellEnd"/>
-      <w:r>
-        <w:rPr>
-          <w:rFonts w:ascii="Times New Roman" w:hAnsi="Times New Roman" w:cs="Times New Roman"/>
-          <w:sz w:val="20"/>
-          <w:szCs w:val="20"/>
-          <w:lang w:val="de-DE"/>
-        </w:rPr>
-        <w:t xml:space="preserve">. </w:t>
-      </w:r>
-      <w:r>
-        <w:rPr>
-          <w:rFonts w:ascii="Times New Roman" w:hAnsi="Times New Roman" w:cs="Times New Roman"/>
-          <w:sz w:val="20"/>
-          <w:szCs w:val="20"/>
-          <w:lang w:val="de-DE"/>
-        </w:rPr>
-        <w:t>8</w:t>
-      </w:r>
-      <w:r>
-        <w:rPr>
-          <w:rFonts w:ascii="Times New Roman" w:hAnsi="Times New Roman" w:cs="Times New Roman"/>
+      <w:proofErr w:type="gramStart"/>
+      <w:r>
+        <w:rPr>
+          <w:rFonts w:ascii="Times New Roman" w:hAnsi="Times New Roman" w:cs="Times New Roman"/>
+          <w:sz w:val="20"/>
+          <w:szCs w:val="20"/>
+          <w:lang w:val="de-DE"/>
+        </w:rPr>
+        <w:t>Autograph</w:t>
+      </w:r>
+      <w:proofErr w:type="gramEnd"/>
+      <w:r>
+        <w:rPr>
+          <w:rFonts w:ascii="Times New Roman" w:hAnsi="Times New Roman" w:cs="Times New Roman"/>
+          <w:sz w:val="20"/>
+          <w:szCs w:val="20"/>
+          <w:lang w:val="de-DE"/>
+        </w:rPr>
+        <w:t xml:space="preserve"> von </w:t>
+      </w:r>
+      <w:r>
+        <w:rPr>
+          <w:rFonts w:ascii="Times New Roman" w:hAnsi="Times New Roman" w:cs="Times New Roman"/>
+          <w:sz w:val="20"/>
+          <w:szCs w:val="20"/>
+          <w:lang w:val="de-DE"/>
+        </w:rPr>
+        <w:t>##</w:t>
+      </w:r>
+      <w:r>
+        <w:rPr>
+          <w:rFonts w:ascii="Times New Roman" w:hAnsi="Times New Roman" w:cs="Times New Roman"/>
+          <w:sz w:val="20"/>
+          <w:szCs w:val="20"/>
+          <w:lang w:val="de-DE"/>
+        </w:rPr>
+        <w:t>M 1</w:t>
+      </w:r>
+      <w:r>
+        <w:rPr>
+          <w:rFonts w:ascii="Times New Roman" w:hAnsi="Times New Roman" w:cs="Times New Roman"/>
+          <w:sz w:val="20"/>
+          <w:szCs w:val="20"/>
+          <w:lang w:val="de-DE"/>
+        </w:rPr>
+        <w:t>80:</w:t>
+      </w:r>
+      <w:r>
+        <w:rPr>
+          <w:rFonts w:ascii="Times New Roman" w:hAnsi="Times New Roman" w:cs="Times New Roman"/>
+          <w:sz w:val="20"/>
+          <w:szCs w:val="20"/>
+          <w:lang w:val="de-DE"/>
+        </w:rPr>
+        <w:t xml:space="preserve"> </w:t>
+      </w:r>
+      <w:r>
+        <w:rPr>
+          <w:rFonts w:ascii="Times New Roman" w:hAnsi="Times New Roman" w:cs="Times New Roman"/>
+          <w:sz w:val="20"/>
+          <w:szCs w:val="20"/>
+          <w:lang w:val="de-DE"/>
+        </w:rPr>
+        <w:t xml:space="preserve">Textfassung </w:t>
+      </w:r>
+      <w:r>
+        <w:rPr>
+          <w:rFonts w:ascii="Times New Roman" w:hAnsi="Times New Roman" w:cs="Times New Roman"/>
+          <w:sz w:val="20"/>
+          <w:szCs w:val="20"/>
+          <w:lang w:val="de-DE"/>
+        </w:rPr>
+        <w:t>3</w:t>
+      </w:r>
+      <w:r>
+        <w:rPr>
+          <w:rFonts w:ascii="Times New Roman" w:hAnsi="Times New Roman" w:cs="Times New Roman"/>
+          <w:sz w:val="20"/>
+          <w:szCs w:val="20"/>
+          <w:lang w:val="de-DE"/>
+        </w:rPr>
+        <w:t xml:space="preserve"> (</w:t>
+      </w:r>
+      <w:r>
+        <w:rPr>
+          <w:rFonts w:ascii="Times New Roman" w:hAnsi="Times New Roman" w:cs="Times New Roman"/>
+          <w:b/>
+          <w:bCs/>
+          <w:sz w:val="20"/>
+          <w:szCs w:val="20"/>
+          <w:lang w:val="de-DE"/>
+        </w:rPr>
+        <w:t>F</w:t>
+      </w:r>
+      <w:r>
+        <w:rPr>
+          <w:rFonts w:ascii="Times New Roman" w:hAnsi="Times New Roman" w:cs="Times New Roman"/>
+          <w:b/>
+          <w:bCs/>
           <w:sz w:val="20"/>
           <w:szCs w:val="20"/>
           <w:vertAlign w:val="superscript"/>
           <w:lang w:val="de-DE"/>
         </w:rPr>
-        <w:t>v</w:t>
-      </w:r>
-      <w:r>
-        <w:rPr>
-          <w:rFonts w:ascii="Times New Roman" w:hAnsi="Times New Roman" w:cs="Times New Roman"/>
-          <w:sz w:val="20"/>
-          <w:szCs w:val="20"/>
-          <w:lang w:val="de-DE"/>
-        </w:rPr>
-        <w:t xml:space="preserve"> </w:t>
-      </w:r>
-      <w:r>
-        <w:rPr>
-          <w:rFonts w:ascii="Times New Roman" w:hAnsi="Times New Roman" w:cs="Times New Roman"/>
-          <w:sz w:val="20"/>
-          <w:szCs w:val="20"/>
-          <w:lang w:val="de-DE"/>
-        </w:rPr>
-        <w:tab/>
-        <w:t xml:space="preserve">System </w:t>
-      </w:r>
-      <w:r>
-        <w:rPr>
-          <w:rFonts w:ascii="Times New Roman" w:hAnsi="Times New Roman" w:cs="Times New Roman"/>
-          <w:sz w:val="20"/>
-          <w:szCs w:val="20"/>
-          <w:lang w:val="de-DE"/>
-        </w:rPr>
-        <w:t>3</w:t>
-      </w:r>
-      <w:r>
-        <w:rPr>
-          <w:rFonts w:ascii="Times New Roman" w:hAnsi="Times New Roman" w:cs="Times New Roman"/>
-          <w:sz w:val="20"/>
-          <w:szCs w:val="20"/>
-          <w:lang w:val="de-DE"/>
-        </w:rPr>
-        <w:t>–</w:t>
-      </w:r>
-      <w:r>
-        <w:rPr>
-          <w:rFonts w:ascii="Times New Roman" w:hAnsi="Times New Roman" w:cs="Times New Roman"/>
-          <w:sz w:val="20"/>
-          <w:szCs w:val="20"/>
-          <w:lang w:val="de-DE"/>
-        </w:rPr>
-        <w:t>8</w:t>
-      </w:r>
-      <w:r>
-        <w:rPr>
-          <w:rFonts w:ascii="Times New Roman" w:hAnsi="Times New Roman" w:cs="Times New Roman"/>
-          <w:sz w:val="20"/>
-          <w:szCs w:val="20"/>
-          <w:lang w:val="de-DE"/>
-        </w:rPr>
-        <w:t xml:space="preserve">: T. </w:t>
-      </w:r>
-      <w:r>
-        <w:rPr>
-          <w:rFonts w:ascii="Times New Roman" w:hAnsi="Times New Roman" w:cs="Times New Roman"/>
-          <w:sz w:val="20"/>
-          <w:szCs w:val="20"/>
-          <w:lang w:val="de-DE"/>
-        </w:rPr>
-        <w:t>6</w:t>
-      </w:r>
-      <w:r>
-        <w:rPr>
-          <w:rFonts w:ascii="Times New Roman" w:hAnsi="Times New Roman" w:cs="Times New Roman"/>
-          <w:sz w:val="20"/>
-          <w:szCs w:val="20"/>
-          <w:lang w:val="de-DE"/>
-        </w:rPr>
-        <w:t>–</w:t>
-      </w:r>
-      <w:r>
-        <w:rPr>
-          <w:rFonts w:ascii="Times New Roman" w:hAnsi="Times New Roman" w:cs="Times New Roman"/>
-          <w:sz w:val="20"/>
-          <w:szCs w:val="20"/>
-          <w:lang w:val="de-DE"/>
-        </w:rPr>
-        <w:t>10</w:t>
-      </w:r>
-      <w:r>
-        <w:rPr>
-          <w:rFonts w:ascii="Times New Roman" w:hAnsi="Times New Roman" w:cs="Times New Roman"/>
-          <w:sz w:val="20"/>
-          <w:szCs w:val="20"/>
-          <w:lang w:val="de-DE"/>
-        </w:rPr>
-        <w:t>;</w:t>
+        <w:t>a</w:t>
+      </w:r>
+      <w:r>
+        <w:rPr>
+          <w:rFonts w:ascii="Times New Roman" w:hAnsi="Times New Roman" w:cs="Times New Roman"/>
+          <w:sz w:val="20"/>
+          <w:szCs w:val="20"/>
+          <w:lang w:val="de-DE"/>
+        </w:rPr>
+        <w:t>)</w:t>
+      </w:r>
+      <w:r>
+        <w:rPr>
+          <w:rFonts w:ascii="Times New Roman" w:hAnsi="Times New Roman" w:cs="Times New Roman"/>
+          <w:sz w:val="20"/>
+          <w:szCs w:val="20"/>
+          <w:lang w:val="de-DE"/>
+        </w:rPr>
+        <w:t>:</w:t>
       </w:r>
     </w:p>
     <w:p>
@@ -5774,6 +5541,54 @@
           <w:lang w:val="de-DE"/>
         </w:rPr>
       </w:pPr>
+      <w:proofErr w:type="spellStart"/>
+      <w:r>
+        <w:rPr>
+          <w:rFonts w:ascii="Times New Roman" w:hAnsi="Times New Roman" w:cs="Times New Roman"/>
+          <w:sz w:val="20"/>
+          <w:szCs w:val="20"/>
+          <w:lang w:val="de-DE"/>
+        </w:rPr>
+        <w:t>Bl</w:t>
+      </w:r>
+      <w:proofErr w:type="spellEnd"/>
+      <w:r>
+        <w:rPr>
+          <w:rFonts w:ascii="Times New Roman" w:hAnsi="Times New Roman" w:cs="Times New Roman"/>
+          <w:sz w:val="20"/>
+          <w:szCs w:val="20"/>
+          <w:lang w:val="de-DE"/>
+        </w:rPr>
+        <w:t xml:space="preserve">. </w:t>
+      </w:r>
+      <w:r>
+        <w:rPr>
+          <w:rFonts w:ascii="Times New Roman" w:hAnsi="Times New Roman" w:cs="Times New Roman"/>
+          <w:sz w:val="20"/>
+          <w:szCs w:val="20"/>
+          <w:lang w:val="de-DE"/>
+        </w:rPr>
+        <w:t>3</w:t>
+      </w:r>
+      <w:r>
+        <w:rPr>
+          <w:rFonts w:ascii="Times New Roman" w:hAnsi="Times New Roman" w:cs="Times New Roman"/>
+          <w:sz w:val="20"/>
+          <w:szCs w:val="20"/>
+          <w:vertAlign w:val="superscript"/>
+          <w:lang w:val="de-DE"/>
+        </w:rPr>
+        <w:t>v</w:t>
+      </w:r>
+      <w:r>
+        <w:rPr>
+          <w:rFonts w:ascii="Times New Roman" w:hAnsi="Times New Roman" w:cs="Times New Roman"/>
+          <w:sz w:val="20"/>
+          <w:szCs w:val="20"/>
+          <w:lang w:val="de-DE"/>
+        </w:rPr>
+        <w:t xml:space="preserve"> </w:t>
+      </w:r>
       <w:r>
         <w:rPr>
           <w:rFonts w:ascii="Times New Roman" w:hAnsi="Times New Roman" w:cs="Times New Roman"/>
@@ -5791,7 +5606,7 @@
           <w:szCs w:val="20"/>
           <w:lang w:val="de-DE"/>
         </w:rPr>
-        <w:t>12</w:t>
+        <w:t>4</w:t>
       </w:r>
       <w:r>
         <w:rPr>
@@ -5809,6 +5624,24 @@
           <w:szCs w:val="20"/>
           <w:lang w:val="de-DE"/>
         </w:rPr>
+        <w:t>7</w:t>
+      </w:r>
+      <w:r>
+        <w:rPr>
+          <w:rFonts w:ascii="Times New Roman" w:hAnsi="Times New Roman" w:cs="Times New Roman"/>
+          <w:sz w:val="20"/>
+          <w:szCs w:val="20"/>
+          <w:lang w:val="de-DE"/>
+        </w:rPr>
+        <w:t xml:space="preserve">: T. </w:t>
+      </w:r>
+      <w:r>
+        <w:rPr>
+          <w:rFonts w:ascii="Times New Roman" w:hAnsi="Times New Roman" w:cs="Times New Roman"/>
+          <w:sz w:val="20"/>
+          <w:szCs w:val="20"/>
+          <w:lang w:val="de-DE"/>
+        </w:rPr>
         <w:t>1</w:t>
       </w:r>
       <w:r>
@@ -5818,34 +5651,25 @@
           <w:szCs w:val="20"/>
           <w:lang w:val="de-DE"/>
         </w:rPr>
-        <w:t>7</w:t>
-      </w:r>
-      <w:r>
-        <w:rPr>
-          <w:rFonts w:ascii="Times New Roman" w:hAnsi="Times New Roman" w:cs="Times New Roman"/>
-          <w:sz w:val="20"/>
-          <w:szCs w:val="20"/>
-          <w:lang w:val="de-DE"/>
-        </w:rPr>
-        <w:t xml:space="preserve">: T. </w:t>
-      </w:r>
-      <w:r>
-        <w:rPr>
-          <w:rFonts w:ascii="Times New Roman" w:hAnsi="Times New Roman" w:cs="Times New Roman"/>
-          <w:sz w:val="20"/>
-          <w:szCs w:val="20"/>
-          <w:lang w:val="de-DE"/>
-        </w:rPr>
-        <w:t>11–13</w:t>
-      </w:r>
-      <w:r>
-        <w:rPr>
-          <w:rFonts w:ascii="Times New Roman" w:hAnsi="Times New Roman" w:cs="Times New Roman"/>
-          <w:sz w:val="20"/>
-          <w:szCs w:val="20"/>
-          <w:lang w:val="de-DE"/>
-        </w:rPr>
-        <w:t>.</w:t>
+        <w:t>–</w:t>
+      </w:r>
+      <w:r>
+        <w:rPr>
+          <w:rFonts w:ascii="Times New Roman" w:hAnsi="Times New Roman" w:cs="Times New Roman"/>
+          <w:sz w:val="20"/>
+          <w:szCs w:val="20"/>
+          <w:lang w:val="de-DE"/>
+        </w:rPr>
+        <w:t>5</w:t>
+      </w:r>
+      <w:r>
+        <w:rPr>
+          <w:rFonts w:ascii="Times New Roman" w:hAnsi="Times New Roman" w:cs="Times New Roman"/>
+          <w:sz w:val="20"/>
+          <w:szCs w:val="20"/>
+          <w:lang w:val="de-DE"/>
+        </w:rPr>
+        <w:t>;</w:t>
       </w:r>
     </w:p>
     <w:p>
@@ -5859,61 +5683,78 @@
           <w:lang w:val="de-DE"/>
         </w:rPr>
       </w:pPr>
-      <w:proofErr w:type="gramStart"/>
-      <w:r>
-        <w:rPr>
-          <w:rFonts w:ascii="Times New Roman" w:hAnsi="Times New Roman" w:cs="Times New Roman"/>
-          <w:sz w:val="20"/>
-          <w:szCs w:val="20"/>
-          <w:lang w:val="de-DE"/>
-        </w:rPr>
-        <w:t>Autograph</w:t>
-      </w:r>
-      <w:proofErr w:type="gramEnd"/>
-      <w:r>
-        <w:rPr>
-          <w:rFonts w:ascii="Times New Roman" w:hAnsi="Times New Roman" w:cs="Times New Roman"/>
-          <w:sz w:val="20"/>
-          <w:szCs w:val="20"/>
-          <w:lang w:val="de-DE"/>
-        </w:rPr>
-        <w:t xml:space="preserve"> von </w:t>
-      </w:r>
-      <w:r>
-        <w:rPr>
-          <w:rFonts w:ascii="Times New Roman" w:hAnsi="Times New Roman" w:cs="Times New Roman"/>
-          <w:sz w:val="20"/>
-          <w:szCs w:val="20"/>
-          <w:lang w:val="de-DE"/>
-        </w:rPr>
-        <w:t xml:space="preserve">##M 178 </w:t>
-      </w:r>
-      <w:r>
-        <w:rPr>
-          <w:rFonts w:ascii="Times New Roman" w:hAnsi="Times New Roman" w:cs="Times New Roman"/>
-          <w:sz w:val="20"/>
-          <w:szCs w:val="20"/>
-          <w:lang w:val="de-DE"/>
-        </w:rPr>
-        <w:t xml:space="preserve">Textfassung </w:t>
-      </w:r>
-      <w:r>
-        <w:rPr>
-          <w:rFonts w:ascii="Times New Roman" w:hAnsi="Times New Roman" w:cs="Times New Roman"/>
-          <w:sz w:val="20"/>
-          <w:szCs w:val="20"/>
-          <w:lang w:val="de-DE"/>
-        </w:rPr>
-        <w:t>1)</w:t>
-      </w:r>
-      <w:r>
-        <w:rPr>
-          <w:rFonts w:ascii="Times New Roman" w:hAnsi="Times New Roman" w:cs="Times New Roman"/>
-          <w:sz w:val="20"/>
-          <w:szCs w:val="20"/>
-          <w:lang w:val="de-DE"/>
-        </w:rPr>
-        <w:t>:</w:t>
+      <w:r>
+        <w:rPr>
+          <w:rFonts w:ascii="Times New Roman" w:hAnsi="Times New Roman" w:cs="Times New Roman"/>
+          <w:sz w:val="20"/>
+          <w:szCs w:val="20"/>
+          <w:lang w:val="de-DE"/>
+        </w:rPr>
+        <w:tab/>
+        <w:t xml:space="preserve">System </w:t>
+      </w:r>
+      <w:r>
+        <w:rPr>
+          <w:rFonts w:ascii="Times New Roman" w:hAnsi="Times New Roman" w:cs="Times New Roman"/>
+          <w:sz w:val="20"/>
+          <w:szCs w:val="20"/>
+          <w:lang w:val="de-DE"/>
+        </w:rPr>
+        <w:t>11</w:t>
+      </w:r>
+      <w:r>
+        <w:rPr>
+          <w:rFonts w:ascii="Times New Roman" w:hAnsi="Times New Roman" w:cs="Times New Roman"/>
+          <w:sz w:val="20"/>
+          <w:szCs w:val="20"/>
+          <w:lang w:val="de-DE"/>
+        </w:rPr>
+        <w:t>–</w:t>
+      </w:r>
+      <w:r>
+        <w:rPr>
+          <w:rFonts w:ascii="Times New Roman" w:hAnsi="Times New Roman" w:cs="Times New Roman"/>
+          <w:sz w:val="20"/>
+          <w:szCs w:val="20"/>
+          <w:lang w:val="de-DE"/>
+        </w:rPr>
+        <w:t>14</w:t>
+      </w:r>
+      <w:r>
+        <w:rPr>
+          <w:rFonts w:ascii="Times New Roman" w:hAnsi="Times New Roman" w:cs="Times New Roman"/>
+          <w:sz w:val="20"/>
+          <w:szCs w:val="20"/>
+          <w:lang w:val="de-DE"/>
+        </w:rPr>
+        <w:t xml:space="preserve">: T. </w:t>
+      </w:r>
+      <w:r>
+        <w:rPr>
+          <w:rFonts w:ascii="Times New Roman" w:hAnsi="Times New Roman" w:cs="Times New Roman"/>
+          <w:sz w:val="20"/>
+          <w:szCs w:val="20"/>
+          <w:lang w:val="de-DE"/>
+        </w:rPr>
+        <w:t>6–</w:t>
+      </w:r>
+      <w:r>
+        <w:rPr>
+          <w:rFonts w:ascii="Times New Roman" w:hAnsi="Times New Roman" w:cs="Times New Roman"/>
+          <w:sz w:val="20"/>
+          <w:szCs w:val="20"/>
+          <w:lang w:val="de-DE"/>
+        </w:rPr>
+        <w:t>9</w:t>
+      </w:r>
+      <w:r>
+        <w:rPr>
+          <w:rFonts w:ascii="Times New Roman" w:hAnsi="Times New Roman" w:cs="Times New Roman"/>
+          <w:sz w:val="20"/>
+          <w:szCs w:val="20"/>
+          <w:lang w:val="de-DE"/>
+        </w:rPr>
+        <w:t>.</w:t>
       </w:r>
     </w:p>
     <w:p>
@@ -5927,63 +5768,52 @@
           <w:lang w:val="de-DE"/>
         </w:rPr>
       </w:pPr>
-      <w:proofErr w:type="spellStart"/>
-      <w:r>
-        <w:rPr>
-          <w:rFonts w:ascii="Times New Roman" w:hAnsi="Times New Roman" w:cs="Times New Roman"/>
-          <w:sz w:val="20"/>
-          <w:szCs w:val="20"/>
-          <w:lang w:val="de-DE"/>
-        </w:rPr>
-        <w:t>Bl</w:t>
-      </w:r>
-      <w:proofErr w:type="spellEnd"/>
-      <w:r>
-        <w:rPr>
-          <w:rFonts w:ascii="Times New Roman" w:hAnsi="Times New Roman" w:cs="Times New Roman"/>
-          <w:sz w:val="20"/>
-          <w:szCs w:val="20"/>
-          <w:lang w:val="de-DE"/>
-        </w:rPr>
-        <w:t xml:space="preserve">. </w:t>
-      </w:r>
-      <w:r>
-        <w:rPr>
-          <w:rFonts w:ascii="Times New Roman" w:hAnsi="Times New Roman" w:cs="Times New Roman"/>
-          <w:sz w:val="20"/>
-          <w:szCs w:val="20"/>
-          <w:lang w:val="de-DE"/>
-        </w:rPr>
-        <w:t>7</w:t>
-      </w:r>
-      <w:r>
-        <w:rPr>
-          <w:rFonts w:ascii="Times New Roman" w:hAnsi="Times New Roman" w:cs="Times New Roman"/>
-          <w:sz w:val="20"/>
-          <w:szCs w:val="20"/>
-          <w:vertAlign w:val="superscript"/>
-          <w:lang w:val="de-DE"/>
-        </w:rPr>
-        <w:t>r</w:t>
-      </w:r>
-      <w:r>
-        <w:rPr>
-          <w:rFonts w:ascii="Times New Roman" w:hAnsi="Times New Roman" w:cs="Times New Roman"/>
-          <w:sz w:val="20"/>
-          <w:szCs w:val="20"/>
-          <w:lang w:val="de-DE"/>
-        </w:rPr>
-        <w:t xml:space="preserve"> </w:t>
-      </w:r>
-      <w:r>
-        <w:rPr>
-          <w:rFonts w:ascii="Times New Roman" w:hAnsi="Times New Roman" w:cs="Times New Roman"/>
-          <w:sz w:val="20"/>
-          <w:szCs w:val="20"/>
-          <w:lang w:val="de-DE"/>
-        </w:rPr>
-        <w:tab/>
-        <w:t xml:space="preserve">System </w:t>
+      <w:proofErr w:type="gramStart"/>
+      <w:r>
+        <w:rPr>
+          <w:rFonts w:ascii="Times New Roman" w:hAnsi="Times New Roman" w:cs="Times New Roman"/>
+          <w:sz w:val="20"/>
+          <w:szCs w:val="20"/>
+          <w:lang w:val="de-DE"/>
+        </w:rPr>
+        <w:t>Autograph</w:t>
+      </w:r>
+      <w:proofErr w:type="gramEnd"/>
+      <w:r>
+        <w:rPr>
+          <w:rFonts w:ascii="Times New Roman" w:hAnsi="Times New Roman" w:cs="Times New Roman"/>
+          <w:sz w:val="20"/>
+          <w:szCs w:val="20"/>
+          <w:lang w:val="de-DE"/>
+        </w:rPr>
+        <w:t xml:space="preserve"> von </w:t>
+      </w:r>
+      <w:r>
+        <w:rPr>
+          <w:rFonts w:ascii="Times New Roman" w:hAnsi="Times New Roman" w:cs="Times New Roman"/>
+          <w:sz w:val="20"/>
+          <w:szCs w:val="20"/>
+          <w:lang w:val="de-DE"/>
+        </w:rPr>
+        <w:t>VI (</w:t>
+      </w:r>
+      <w:r>
+        <w:rPr>
+          <w:rFonts w:ascii="Times New Roman" w:hAnsi="Times New Roman" w:cs="Times New Roman"/>
+          <w:sz w:val="20"/>
+          <w:szCs w:val="20"/>
+          <w:lang w:val="de-DE"/>
+        </w:rPr>
+        <w:t xml:space="preserve">M 180 </w:t>
+      </w:r>
+      <w:r>
+        <w:rPr>
+          <w:rFonts w:ascii="Times New Roman" w:hAnsi="Times New Roman" w:cs="Times New Roman"/>
+          <w:sz w:val="20"/>
+          <w:szCs w:val="20"/>
+          <w:lang w:val="de-DE"/>
+        </w:rPr>
+        <w:t xml:space="preserve">Textfassung </w:t>
       </w:r>
       <w:r>
         <w:rPr>
@@ -6001,61 +5831,16 @@
           <w:szCs w:val="20"/>
           <w:lang w:val="de-DE"/>
         </w:rPr>
-        <w:t>–</w:t>
-      </w:r>
-      <w:r>
-        <w:rPr>
-          <w:rFonts w:ascii="Times New Roman" w:hAnsi="Times New Roman" w:cs="Times New Roman"/>
-          <w:sz w:val="20"/>
-          <w:szCs w:val="20"/>
-          <w:lang w:val="de-DE"/>
-        </w:rPr>
-        <w:t>7</w:t>
-      </w:r>
-      <w:r>
-        <w:rPr>
-          <w:rFonts w:ascii="Times New Roman" w:hAnsi="Times New Roman" w:cs="Times New Roman"/>
-          <w:sz w:val="20"/>
-          <w:szCs w:val="20"/>
-          <w:lang w:val="de-DE"/>
-        </w:rPr>
-        <w:t xml:space="preserve">: T. </w:t>
-      </w:r>
-      <w:r>
-        <w:rPr>
-          <w:rFonts w:ascii="Times New Roman" w:hAnsi="Times New Roman" w:cs="Times New Roman"/>
-          <w:sz w:val="20"/>
-          <w:szCs w:val="20"/>
-          <w:lang w:val="de-DE"/>
-        </w:rPr>
-        <w:t>1</w:t>
-      </w:r>
-      <w:r>
-        <w:rPr>
-          <w:rFonts w:ascii="Times New Roman" w:hAnsi="Times New Roman" w:cs="Times New Roman"/>
-          <w:sz w:val="20"/>
-          <w:szCs w:val="20"/>
-          <w:lang w:val="de-DE"/>
-        </w:rPr>
-        <w:t>–</w:t>
-      </w:r>
-      <w:r>
-        <w:rPr>
-          <w:rFonts w:ascii="Times New Roman" w:hAnsi="Times New Roman" w:cs="Times New Roman"/>
-          <w:sz w:val="20"/>
-          <w:szCs w:val="20"/>
-          <w:lang w:val="de-DE"/>
-        </w:rPr>
-        <w:t>5</w:t>
-      </w:r>
-      <w:r>
-        <w:rPr>
-          <w:rFonts w:ascii="Times New Roman" w:hAnsi="Times New Roman" w:cs="Times New Roman"/>
-          <w:sz w:val="20"/>
-          <w:szCs w:val="20"/>
-          <w:lang w:val="de-DE"/>
-        </w:rPr>
-        <w:t>;</w:t>
+        <w:t>)</w:t>
+      </w:r>
+      <w:r>
+        <w:rPr>
+          <w:rFonts w:ascii="Times New Roman" w:hAnsi="Times New Roman" w:cs="Times New Roman"/>
+          <w:sz w:val="20"/>
+          <w:szCs w:val="20"/>
+          <w:lang w:val="de-DE"/>
+        </w:rPr>
+        <w:t>:</w:t>
       </w:r>
     </w:p>
     <w:p>
@@ -6069,6 +5854,54 @@
           <w:lang w:val="de-DE"/>
         </w:rPr>
       </w:pPr>
+      <w:proofErr w:type="spellStart"/>
+      <w:r>
+        <w:rPr>
+          <w:rFonts w:ascii="Times New Roman" w:hAnsi="Times New Roman" w:cs="Times New Roman"/>
+          <w:sz w:val="20"/>
+          <w:szCs w:val="20"/>
+          <w:lang w:val="de-DE"/>
+        </w:rPr>
+        <w:t>Bl</w:t>
+      </w:r>
+      <w:proofErr w:type="spellEnd"/>
+      <w:r>
+        <w:rPr>
+          <w:rFonts w:ascii="Times New Roman" w:hAnsi="Times New Roman" w:cs="Times New Roman"/>
+          <w:sz w:val="20"/>
+          <w:szCs w:val="20"/>
+          <w:lang w:val="de-DE"/>
+        </w:rPr>
+        <w:t xml:space="preserve">. </w:t>
+      </w:r>
+      <w:r>
+        <w:rPr>
+          <w:rFonts w:ascii="Times New Roman" w:hAnsi="Times New Roman" w:cs="Times New Roman"/>
+          <w:sz w:val="20"/>
+          <w:szCs w:val="20"/>
+          <w:lang w:val="de-DE"/>
+        </w:rPr>
+        <w:t>4</w:t>
+      </w:r>
+      <w:r>
+        <w:rPr>
+          <w:rFonts w:ascii="Times New Roman" w:hAnsi="Times New Roman" w:cs="Times New Roman"/>
+          <w:sz w:val="20"/>
+          <w:szCs w:val="20"/>
+          <w:vertAlign w:val="superscript"/>
+          <w:lang w:val="de-DE"/>
+        </w:rPr>
+        <w:t>r</w:t>
+      </w:r>
+      <w:r>
+        <w:rPr>
+          <w:rFonts w:ascii="Times New Roman" w:hAnsi="Times New Roman" w:cs="Times New Roman"/>
+          <w:sz w:val="20"/>
+          <w:szCs w:val="20"/>
+          <w:lang w:val="de-DE"/>
+        </w:rPr>
+        <w:t xml:space="preserve"> </w:t>
+      </w:r>
       <w:r>
         <w:rPr>
           <w:rFonts w:ascii="Times New Roman" w:hAnsi="Times New Roman" w:cs="Times New Roman"/>
@@ -6086,7 +5919,7 @@
           <w:szCs w:val="20"/>
           <w:lang w:val="de-DE"/>
         </w:rPr>
-        <w:t>11</w:t>
+        <w:t>5</w:t>
       </w:r>
       <w:r>
         <w:rPr>
@@ -6104,7 +5937,7 @@
           <w:szCs w:val="20"/>
           <w:lang w:val="de-DE"/>
         </w:rPr>
-        <w:t>14</w:t>
+        <w:t>8</w:t>
       </w:r>
       <w:r>
         <w:rPr>
@@ -6122,7 +5955,34 @@
           <w:szCs w:val="20"/>
           <w:lang w:val="de-DE"/>
         </w:rPr>
-        <w:t>6–10.</w:t>
+        <w:t>1</w:t>
+      </w:r>
+      <w:r>
+        <w:rPr>
+          <w:rFonts w:ascii="Times New Roman" w:hAnsi="Times New Roman" w:cs="Times New Roman"/>
+          <w:sz w:val="20"/>
+          <w:szCs w:val="20"/>
+          <w:lang w:val="de-DE"/>
+        </w:rPr>
+        <w:t>–</w:t>
+      </w:r>
+      <w:r>
+        <w:rPr>
+          <w:rFonts w:ascii="Times New Roman" w:hAnsi="Times New Roman" w:cs="Times New Roman"/>
+          <w:sz w:val="20"/>
+          <w:szCs w:val="20"/>
+          <w:lang w:val="de-DE"/>
+        </w:rPr>
+        <w:t>4</w:t>
+      </w:r>
+      <w:r>
+        <w:rPr>
+          <w:rFonts w:ascii="Times New Roman" w:hAnsi="Times New Roman" w:cs="Times New Roman"/>
+          <w:sz w:val="20"/>
+          <w:szCs w:val="20"/>
+          <w:lang w:val="de-DE"/>
+        </w:rPr>
+        <w:t>;</w:t>
       </w:r>
     </w:p>
     <w:p>
@@ -6133,64 +5993,88 @@
           <w:rFonts w:ascii="Times New Roman" w:hAnsi="Times New Roman" w:cs="Times New Roman"/>
           <w:sz w:val="20"/>
           <w:szCs w:val="20"/>
-          <w:lang w:val="de-DE"/>
         </w:rPr>
       </w:pPr>
-      <w:proofErr w:type="gramStart"/>
-      <w:r>
-        <w:rPr>
-          <w:rFonts w:ascii="Times New Roman" w:hAnsi="Times New Roman" w:cs="Times New Roman"/>
-          <w:sz w:val="20"/>
-          <w:szCs w:val="20"/>
-          <w:lang w:val="de-DE"/>
-        </w:rPr>
-        <w:t>Autograph</w:t>
-      </w:r>
-      <w:proofErr w:type="gramEnd"/>
-      <w:r>
-        <w:rPr>
-          <w:rFonts w:ascii="Times New Roman" w:hAnsi="Times New Roman" w:cs="Times New Roman"/>
-          <w:sz w:val="20"/>
-          <w:szCs w:val="20"/>
-          <w:lang w:val="de-DE"/>
-        </w:rPr>
-        <w:t xml:space="preserve"> von </w:t>
-      </w:r>
-      <w:r>
-        <w:rPr>
-          <w:rFonts w:ascii="Times New Roman" w:hAnsi="Times New Roman" w:cs="Times New Roman"/>
-          <w:sz w:val="20"/>
-          <w:szCs w:val="20"/>
-          <w:lang w:val="de-DE"/>
-        </w:rPr>
-        <w:t xml:space="preserve">##M 179 </w:t>
-      </w:r>
-      <w:r>
-        <w:rPr>
-          <w:rFonts w:ascii="Times New Roman" w:hAnsi="Times New Roman" w:cs="Times New Roman"/>
-          <w:sz w:val="20"/>
-          <w:szCs w:val="20"/>
-          <w:lang w:val="de-DE"/>
-        </w:rPr>
-        <w:t xml:space="preserve">Textfassung </w:t>
-      </w:r>
-      <w:r>
-        <w:rPr>
-          <w:rFonts w:ascii="Times New Roman" w:hAnsi="Times New Roman" w:cs="Times New Roman"/>
-          <w:sz w:val="20"/>
-          <w:szCs w:val="20"/>
-          <w:lang w:val="de-DE"/>
-        </w:rPr>
-        <w:t>1)</w:t>
-      </w:r>
-      <w:r>
-        <w:rPr>
-          <w:rFonts w:ascii="Times New Roman" w:hAnsi="Times New Roman" w:cs="Times New Roman"/>
-          <w:sz w:val="20"/>
-          <w:szCs w:val="20"/>
-          <w:lang w:val="de-DE"/>
-        </w:rPr>
-        <w:t>:</w:t>
+      <w:r>
+        <w:rPr>
+          <w:rFonts w:ascii="Times New Roman" w:hAnsi="Times New Roman" w:cs="Times New Roman"/>
+          <w:sz w:val="20"/>
+          <w:szCs w:val="20"/>
+          <w:lang w:val="de-DE"/>
+        </w:rPr>
+        <w:tab/>
+      </w:r>
+      <w:r>
+        <w:rPr>
+          <w:rFonts w:ascii="Times New Roman" w:hAnsi="Times New Roman" w:cs="Times New Roman"/>
+          <w:sz w:val="20"/>
+          <w:szCs w:val="20"/>
+        </w:rPr>
+        <w:t>System 1</w:t>
+      </w:r>
+      <w:r>
+        <w:rPr>
+          <w:rFonts w:ascii="Times New Roman" w:hAnsi="Times New Roman" w:cs="Times New Roman"/>
+          <w:sz w:val="20"/>
+          <w:szCs w:val="20"/>
+        </w:rPr>
+        <w:t>2</w:t>
+      </w:r>
+      <w:r>
+        <w:rPr>
+          <w:rFonts w:ascii="Times New Roman" w:hAnsi="Times New Roman" w:cs="Times New Roman"/>
+          <w:sz w:val="20"/>
+          <w:szCs w:val="20"/>
+        </w:rPr>
+        <w:t>–1</w:t>
+      </w:r>
+      <w:r>
+        <w:rPr>
+          <w:rFonts w:ascii="Times New Roman" w:hAnsi="Times New Roman" w:cs="Times New Roman"/>
+          <w:sz w:val="20"/>
+          <w:szCs w:val="20"/>
+        </w:rPr>
+        <w:t>5</w:t>
+      </w:r>
+      <w:r>
+        <w:rPr>
+          <w:rFonts w:ascii="Times New Roman" w:hAnsi="Times New Roman" w:cs="Times New Roman"/>
+          <w:sz w:val="20"/>
+          <w:szCs w:val="20"/>
+        </w:rPr>
+        <w:t xml:space="preserve">: T. </w:t>
+      </w:r>
+      <w:r>
+        <w:rPr>
+          <w:rFonts w:ascii="Times New Roman" w:hAnsi="Times New Roman" w:cs="Times New Roman"/>
+          <w:sz w:val="20"/>
+          <w:szCs w:val="20"/>
+        </w:rPr>
+        <w:t>5</w:t>
+      </w:r>
+      <w:r>
+        <w:rPr>
+          <w:rFonts w:ascii="Times New Roman" w:hAnsi="Times New Roman" w:cs="Times New Roman"/>
+          <w:sz w:val="20"/>
+          <w:szCs w:val="20"/>
+        </w:rPr>
+        <w:t>–</w:t>
+      </w:r>
+      <w:r>
+        <w:rPr>
+          <w:rFonts w:ascii="Times New Roman" w:hAnsi="Times New Roman" w:cs="Times New Roman"/>
+          <w:sz w:val="20"/>
+          <w:szCs w:val="20"/>
+        </w:rPr>
+        <w:t>8</w:t>
+      </w:r>
+      <w:r>
+        <w:rPr>
+          <w:rFonts w:ascii="Times New Roman" w:hAnsi="Times New Roman" w:cs="Times New Roman"/>
+          <w:sz w:val="20"/>
+          <w:szCs w:val="20"/>
+        </w:rPr>
+        <w:t xml:space="preserve">; </w:t>
       </w:r>
     </w:p>
     <w:p>
@@ -6201,65 +6085,22 @@
           <w:rFonts w:ascii="Times New Roman" w:hAnsi="Times New Roman" w:cs="Times New Roman"/>
           <w:sz w:val="20"/>
           <w:szCs w:val="20"/>
-          <w:lang w:val="de-DE"/>
         </w:rPr>
       </w:pPr>
-      <w:proofErr w:type="spellStart"/>
-      <w:r>
-        <w:rPr>
-          <w:rFonts w:ascii="Times New Roman" w:hAnsi="Times New Roman" w:cs="Times New Roman"/>
-          <w:sz w:val="20"/>
-          <w:szCs w:val="20"/>
-          <w:lang w:val="de-DE"/>
-        </w:rPr>
-        <w:t>Bl</w:t>
-      </w:r>
-      <w:proofErr w:type="spellEnd"/>
-      <w:r>
-        <w:rPr>
-          <w:rFonts w:ascii="Times New Roman" w:hAnsi="Times New Roman" w:cs="Times New Roman"/>
-          <w:sz w:val="20"/>
-          <w:szCs w:val="20"/>
-          <w:lang w:val="de-DE"/>
-        </w:rPr>
-        <w:t xml:space="preserve">. </w:t>
-      </w:r>
-      <w:r>
-        <w:rPr>
-          <w:rFonts w:ascii="Times New Roman" w:hAnsi="Times New Roman" w:cs="Times New Roman"/>
-          <w:sz w:val="20"/>
-          <w:szCs w:val="20"/>
-          <w:lang w:val="de-DE"/>
-        </w:rPr>
-        <w:t>7</w:t>
-      </w:r>
-      <w:r>
-        <w:rPr>
-          <w:rFonts w:ascii="Times New Roman" w:hAnsi="Times New Roman" w:cs="Times New Roman"/>
-          <w:sz w:val="20"/>
-          <w:szCs w:val="20"/>
-          <w:vertAlign w:val="superscript"/>
-          <w:lang w:val="de-DE"/>
-        </w:rPr>
-        <w:t>r</w:t>
-      </w:r>
-      <w:r>
-        <w:rPr>
-          <w:rFonts w:ascii="Times New Roman" w:hAnsi="Times New Roman" w:cs="Times New Roman"/>
-          <w:sz w:val="20"/>
-          <w:szCs w:val="20"/>
-          <w:lang w:val="de-DE"/>
-        </w:rPr>
-        <w:t xml:space="preserve"> </w:t>
-      </w:r>
-      <w:r>
-        <w:rPr>
-          <w:rFonts w:ascii="Times New Roman" w:hAnsi="Times New Roman" w:cs="Times New Roman"/>
-          <w:sz w:val="20"/>
-          <w:szCs w:val="20"/>
-          <w:lang w:val="de-DE"/>
+      <w:r>
+        <w:rPr>
+          <w:rFonts w:ascii="Times New Roman" w:hAnsi="Times New Roman" w:cs="Times New Roman"/>
+          <w:sz w:val="20"/>
+          <w:szCs w:val="20"/>
         </w:rPr>
         <w:tab/>
+      </w:r>
+      <w:r>
+        <w:rPr>
+          <w:rFonts w:ascii="Times New Roman" w:hAnsi="Times New Roman" w:cs="Times New Roman"/>
+          <w:sz w:val="20"/>
+          <w:szCs w:val="20"/>
+        </w:rPr>
         <w:t xml:space="preserve">System </w:t>
       </w:r>
       <w:r>
@@ -6267,328 +6108,22 @@
           <w:rFonts w:ascii="Times New Roman" w:hAnsi="Times New Roman" w:cs="Times New Roman"/>
           <w:sz w:val="20"/>
           <w:szCs w:val="20"/>
-          <w:lang w:val="de-DE"/>
-        </w:rPr>
-        <w:t>21</w:t>
-      </w:r>
-      <w:r>
-        <w:rPr>
-          <w:rFonts w:ascii="Times New Roman" w:hAnsi="Times New Roman" w:cs="Times New Roman"/>
-          <w:sz w:val="20"/>
-          <w:szCs w:val="20"/>
-          <w:lang w:val="de-DE"/>
-        </w:rPr>
-        <w:t>–</w:t>
-      </w:r>
-      <w:r>
-        <w:rPr>
-          <w:rFonts w:ascii="Times New Roman" w:hAnsi="Times New Roman" w:cs="Times New Roman"/>
-          <w:sz w:val="20"/>
-          <w:szCs w:val="20"/>
-          <w:lang w:val="de-DE"/>
-        </w:rPr>
-        <w:t>26</w:t>
-      </w:r>
-      <w:r>
-        <w:rPr>
-          <w:rFonts w:ascii="Times New Roman" w:hAnsi="Times New Roman" w:cs="Times New Roman"/>
-          <w:sz w:val="20"/>
-          <w:szCs w:val="20"/>
-          <w:lang w:val="de-DE"/>
-        </w:rPr>
-        <w:t xml:space="preserve">: T. </w:t>
-      </w:r>
-      <w:r>
-        <w:rPr>
-          <w:rFonts w:ascii="Times New Roman" w:hAnsi="Times New Roman" w:cs="Times New Roman"/>
-          <w:sz w:val="20"/>
-          <w:szCs w:val="20"/>
-          <w:lang w:val="de-DE"/>
-        </w:rPr>
-        <w:t>1</w:t>
-      </w:r>
-      <w:r>
-        <w:rPr>
-          <w:rFonts w:ascii="Times New Roman" w:hAnsi="Times New Roman" w:cs="Times New Roman"/>
-          <w:sz w:val="20"/>
-          <w:szCs w:val="20"/>
-          <w:lang w:val="de-DE"/>
-        </w:rPr>
-        <w:t>–</w:t>
-      </w:r>
-      <w:r>
-        <w:rPr>
-          <w:rFonts w:ascii="Times New Roman" w:hAnsi="Times New Roman" w:cs="Times New Roman"/>
-          <w:sz w:val="20"/>
-          <w:szCs w:val="20"/>
-          <w:lang w:val="de-DE"/>
-        </w:rPr>
-        <w:t>5</w:t>
-      </w:r>
-      <w:r>
-        <w:rPr>
-          <w:rFonts w:ascii="Times New Roman" w:hAnsi="Times New Roman" w:cs="Times New Roman"/>
-          <w:sz w:val="20"/>
-          <w:szCs w:val="20"/>
-          <w:lang w:val="de-DE"/>
-        </w:rPr>
-        <w:t>;</w:t>
-      </w:r>
-    </w:p>
-    <w:p>
-      <w:pPr>
-        <w:spacing w:after="0" w:line="360" w:lineRule="auto"/>
-        <w:outlineLvl w:val="0"/>
-        <w:rPr>
-          <w:rFonts w:ascii="Times New Roman" w:hAnsi="Times New Roman" w:cs="Times New Roman"/>
-          <w:sz w:val="20"/>
-          <w:szCs w:val="20"/>
-          <w:lang w:val="de-DE"/>
-        </w:rPr>
-      </w:pPr>
-      <w:proofErr w:type="spellStart"/>
-      <w:r>
-        <w:rPr>
-          <w:rFonts w:ascii="Times New Roman" w:hAnsi="Times New Roman" w:cs="Times New Roman"/>
-          <w:sz w:val="20"/>
-          <w:szCs w:val="20"/>
-          <w:lang w:val="de-DE"/>
-        </w:rPr>
-        <w:t>Bl</w:t>
-      </w:r>
-      <w:proofErr w:type="spellEnd"/>
-      <w:r>
-        <w:rPr>
-          <w:rFonts w:ascii="Times New Roman" w:hAnsi="Times New Roman" w:cs="Times New Roman"/>
-          <w:sz w:val="20"/>
-          <w:szCs w:val="20"/>
-          <w:lang w:val="de-DE"/>
-        </w:rPr>
-        <w:t xml:space="preserve">. </w:t>
-      </w:r>
-      <w:r>
-        <w:rPr>
-          <w:rFonts w:ascii="Times New Roman" w:hAnsi="Times New Roman" w:cs="Times New Roman"/>
-          <w:sz w:val="20"/>
-          <w:szCs w:val="20"/>
-          <w:lang w:val="de-DE"/>
-        </w:rPr>
-        <w:t>7</w:t>
-      </w:r>
-      <w:r>
-        <w:rPr>
-          <w:rFonts w:ascii="Times New Roman" w:hAnsi="Times New Roman" w:cs="Times New Roman"/>
-          <w:sz w:val="20"/>
-          <w:szCs w:val="20"/>
-          <w:vertAlign w:val="superscript"/>
-          <w:lang w:val="de-DE"/>
-        </w:rPr>
-        <w:t>v</w:t>
-      </w:r>
-      <w:r>
-        <w:rPr>
-          <w:rFonts w:ascii="Times New Roman" w:hAnsi="Times New Roman" w:cs="Times New Roman"/>
-          <w:sz w:val="20"/>
-          <w:szCs w:val="20"/>
-          <w:lang w:val="de-DE"/>
-        </w:rPr>
-        <w:t xml:space="preserve"> </w:t>
-      </w:r>
-      <w:r>
-        <w:rPr>
-          <w:rFonts w:ascii="Times New Roman" w:hAnsi="Times New Roman" w:cs="Times New Roman"/>
-          <w:sz w:val="20"/>
-          <w:szCs w:val="20"/>
-          <w:lang w:val="de-DE"/>
-        </w:rPr>
-        <w:tab/>
-        <w:t xml:space="preserve">System </w:t>
-      </w:r>
-      <w:r>
-        <w:rPr>
-          <w:rFonts w:ascii="Times New Roman" w:hAnsi="Times New Roman" w:cs="Times New Roman"/>
-          <w:sz w:val="20"/>
-          <w:szCs w:val="20"/>
-          <w:lang w:val="de-DE"/>
-        </w:rPr>
-        <w:t>3</w:t>
-      </w:r>
-      <w:r>
-        <w:rPr>
-          <w:rFonts w:ascii="Times New Roman" w:hAnsi="Times New Roman" w:cs="Times New Roman"/>
-          <w:sz w:val="20"/>
-          <w:szCs w:val="20"/>
-          <w:lang w:val="de-DE"/>
-        </w:rPr>
-        <w:t>–</w:t>
-      </w:r>
-      <w:r>
-        <w:rPr>
-          <w:rFonts w:ascii="Times New Roman" w:hAnsi="Times New Roman" w:cs="Times New Roman"/>
-          <w:sz w:val="20"/>
-          <w:szCs w:val="20"/>
-          <w:lang w:val="de-DE"/>
-        </w:rPr>
-        <w:t>8</w:t>
-      </w:r>
-      <w:r>
-        <w:rPr>
-          <w:rFonts w:ascii="Times New Roman" w:hAnsi="Times New Roman" w:cs="Times New Roman"/>
-          <w:sz w:val="20"/>
-          <w:szCs w:val="20"/>
-          <w:lang w:val="de-DE"/>
-        </w:rPr>
-        <w:t xml:space="preserve">: T. </w:t>
-      </w:r>
-      <w:r>
-        <w:rPr>
-          <w:rFonts w:ascii="Times New Roman" w:hAnsi="Times New Roman" w:cs="Times New Roman"/>
-          <w:sz w:val="20"/>
-          <w:szCs w:val="20"/>
-          <w:lang w:val="de-DE"/>
-        </w:rPr>
-        <w:t>6</w:t>
-      </w:r>
-      <w:r>
-        <w:rPr>
-          <w:rFonts w:ascii="Times New Roman" w:hAnsi="Times New Roman" w:cs="Times New Roman"/>
-          <w:sz w:val="20"/>
-          <w:szCs w:val="20"/>
-          <w:lang w:val="de-DE"/>
-        </w:rPr>
-        <w:t>–</w:t>
-      </w:r>
-      <w:r>
-        <w:rPr>
-          <w:rFonts w:ascii="Times New Roman" w:hAnsi="Times New Roman" w:cs="Times New Roman"/>
-          <w:sz w:val="20"/>
-          <w:szCs w:val="20"/>
-          <w:lang w:val="de-DE"/>
-        </w:rPr>
-        <w:t>10</w:t>
-      </w:r>
-      <w:r>
-        <w:rPr>
-          <w:rFonts w:ascii="Times New Roman" w:hAnsi="Times New Roman" w:cs="Times New Roman"/>
-          <w:sz w:val="20"/>
-          <w:szCs w:val="20"/>
-          <w:lang w:val="de-DE"/>
-        </w:rPr>
-        <w:t>;</w:t>
-      </w:r>
-    </w:p>
-    <w:p>
-      <w:pPr>
-        <w:spacing w:after="0" w:line="360" w:lineRule="auto"/>
-        <w:outlineLvl w:val="0"/>
-        <w:rPr>
-          <w:rFonts w:ascii="Times New Roman" w:hAnsi="Times New Roman" w:cs="Times New Roman"/>
-          <w:sz w:val="20"/>
-          <w:szCs w:val="20"/>
-          <w:lang w:val="de-DE"/>
-        </w:rPr>
-      </w:pPr>
-      <w:r>
-        <w:rPr>
-          <w:rFonts w:ascii="Times New Roman" w:hAnsi="Times New Roman" w:cs="Times New Roman"/>
-          <w:sz w:val="20"/>
-          <w:szCs w:val="20"/>
-          <w:lang w:val="de-DE"/>
-        </w:rPr>
-        <w:tab/>
-        <w:t xml:space="preserve">System </w:t>
-      </w:r>
-      <w:r>
-        <w:rPr>
-          <w:rFonts w:ascii="Times New Roman" w:hAnsi="Times New Roman" w:cs="Times New Roman"/>
-          <w:sz w:val="20"/>
-          <w:szCs w:val="20"/>
-          <w:lang w:val="de-DE"/>
-        </w:rPr>
-        <w:t>12</w:t>
-      </w:r>
-      <w:r>
-        <w:rPr>
-          <w:rFonts w:ascii="Times New Roman" w:hAnsi="Times New Roman" w:cs="Times New Roman"/>
-          <w:sz w:val="20"/>
-          <w:szCs w:val="20"/>
-          <w:lang w:val="de-DE"/>
-        </w:rPr>
-        <w:t>–</w:t>
-      </w:r>
-      <w:r>
-        <w:rPr>
-          <w:rFonts w:ascii="Times New Roman" w:hAnsi="Times New Roman" w:cs="Times New Roman"/>
-          <w:sz w:val="20"/>
-          <w:szCs w:val="20"/>
-          <w:lang w:val="de-DE"/>
-        </w:rPr>
-        <w:t>17</w:t>
-      </w:r>
-      <w:r>
-        <w:rPr>
-          <w:rFonts w:ascii="Times New Roman" w:hAnsi="Times New Roman" w:cs="Times New Roman"/>
-          <w:sz w:val="20"/>
-          <w:szCs w:val="20"/>
-          <w:lang w:val="de-DE"/>
-        </w:rPr>
-        <w:t xml:space="preserve">: T. </w:t>
-      </w:r>
-      <w:r>
-        <w:rPr>
-          <w:rFonts w:ascii="Times New Roman" w:hAnsi="Times New Roman" w:cs="Times New Roman"/>
-          <w:sz w:val="20"/>
-          <w:szCs w:val="20"/>
-          <w:lang w:val="de-DE"/>
-        </w:rPr>
-        <w:t xml:space="preserve">11–15; </w:t>
-      </w:r>
-    </w:p>
-    <w:p>
-      <w:pPr>
-        <w:spacing w:after="0" w:line="360" w:lineRule="auto"/>
-        <w:outlineLvl w:val="0"/>
-        <w:rPr>
-          <w:rFonts w:ascii="Times New Roman" w:hAnsi="Times New Roman" w:cs="Times New Roman"/>
-          <w:sz w:val="20"/>
-          <w:szCs w:val="20"/>
-          <w:lang w:val="de-DE"/>
-        </w:rPr>
-      </w:pPr>
-      <w:r>
-        <w:rPr>
-          <w:rFonts w:ascii="Times New Roman" w:hAnsi="Times New Roman" w:cs="Times New Roman"/>
-          <w:sz w:val="20"/>
-          <w:szCs w:val="20"/>
-          <w:lang w:val="de-DE"/>
-        </w:rPr>
-        <w:tab/>
-        <w:t xml:space="preserve">System </w:t>
-      </w:r>
-      <w:r>
-        <w:rPr>
-          <w:rFonts w:ascii="Times New Roman" w:hAnsi="Times New Roman" w:cs="Times New Roman"/>
-          <w:sz w:val="20"/>
-          <w:szCs w:val="20"/>
-          <w:lang w:val="de-DE"/>
-        </w:rPr>
-        <w:t>21</w:t>
-      </w:r>
-      <w:r>
-        <w:rPr>
-          <w:rFonts w:ascii="Times New Roman" w:hAnsi="Times New Roman" w:cs="Times New Roman"/>
-          <w:sz w:val="20"/>
-          <w:szCs w:val="20"/>
-          <w:lang w:val="de-DE"/>
-        </w:rPr>
-        <w:t>–</w:t>
-      </w:r>
-      <w:r>
-        <w:rPr>
-          <w:rFonts w:ascii="Times New Roman" w:hAnsi="Times New Roman" w:cs="Times New Roman"/>
-          <w:sz w:val="20"/>
-          <w:szCs w:val="20"/>
-          <w:lang w:val="de-DE"/>
+        </w:rPr>
+        <w:t>19</w:t>
+      </w:r>
+      <w:r>
+        <w:rPr>
+          <w:rFonts w:ascii="Times New Roman" w:hAnsi="Times New Roman" w:cs="Times New Roman"/>
+          <w:sz w:val="20"/>
+          <w:szCs w:val="20"/>
+        </w:rPr>
+        <w:t>–2</w:t>
+      </w:r>
+      <w:r>
+        <w:rPr>
+          <w:rFonts w:ascii="Times New Roman" w:hAnsi="Times New Roman" w:cs="Times New Roman"/>
+          <w:sz w:val="20"/>
+          <w:szCs w:val="20"/>
         </w:rPr>
         <w:t>2</w:t>
       </w:r>
@@ -6597,589 +6132,8 @@
           <w:rFonts w:ascii="Times New Roman" w:hAnsi="Times New Roman" w:cs="Times New Roman"/>
           <w:sz w:val="20"/>
           <w:szCs w:val="20"/>
-          <w:lang w:val="de-DE"/>
-        </w:rPr>
-        <w:t>6</w:t>
-      </w:r>
-      <w:r>
-        <w:rPr>
-          <w:rFonts w:ascii="Times New Roman" w:hAnsi="Times New Roman" w:cs="Times New Roman"/>
-          <w:sz w:val="20"/>
-          <w:szCs w:val="20"/>
-          <w:lang w:val="de-DE"/>
-        </w:rPr>
-        <w:t xml:space="preserve">: T. </w:t>
-      </w:r>
-      <w:r>
-        <w:rPr>
-          <w:rFonts w:ascii="Times New Roman" w:hAnsi="Times New Roman" w:cs="Times New Roman"/>
-          <w:sz w:val="20"/>
-          <w:szCs w:val="20"/>
-          <w:lang w:val="de-DE"/>
-        </w:rPr>
-        <w:t>1</w:t>
-      </w:r>
-      <w:r>
-        <w:rPr>
-          <w:rFonts w:ascii="Times New Roman" w:hAnsi="Times New Roman" w:cs="Times New Roman"/>
-          <w:sz w:val="20"/>
-          <w:szCs w:val="20"/>
-          <w:lang w:val="de-DE"/>
-        </w:rPr>
-        <w:t>6</w:t>
-      </w:r>
-      <w:r>
-        <w:rPr>
-          <w:rFonts w:ascii="Times New Roman" w:hAnsi="Times New Roman" w:cs="Times New Roman"/>
-          <w:sz w:val="20"/>
-          <w:szCs w:val="20"/>
-          <w:lang w:val="de-DE"/>
-        </w:rPr>
-        <w:t>.</w:t>
-      </w:r>
-    </w:p>
-    <w:p>
-      <w:pPr>
-        <w:spacing w:after="0" w:line="360" w:lineRule="auto"/>
-        <w:outlineLvl w:val="0"/>
-        <w:rPr>
-          <w:rFonts w:ascii="Times New Roman" w:hAnsi="Times New Roman" w:cs="Times New Roman"/>
-          <w:sz w:val="20"/>
-          <w:szCs w:val="20"/>
-          <w:lang w:val="de-DE"/>
-        </w:rPr>
-      </w:pPr>
-      <w:proofErr w:type="gramStart"/>
-      <w:r>
-        <w:rPr>
-          <w:rFonts w:ascii="Times New Roman" w:hAnsi="Times New Roman" w:cs="Times New Roman"/>
-          <w:sz w:val="20"/>
-          <w:szCs w:val="20"/>
-          <w:lang w:val="de-DE"/>
-        </w:rPr>
-        <w:t>Autograph</w:t>
-      </w:r>
-      <w:proofErr w:type="gramEnd"/>
-      <w:r>
-        <w:rPr>
-          <w:rFonts w:ascii="Times New Roman" w:hAnsi="Times New Roman" w:cs="Times New Roman"/>
-          <w:sz w:val="20"/>
-          <w:szCs w:val="20"/>
-          <w:lang w:val="de-DE"/>
-        </w:rPr>
-        <w:t xml:space="preserve"> von </w:t>
-      </w:r>
-      <w:r>
-        <w:rPr>
-          <w:rFonts w:ascii="Times New Roman" w:hAnsi="Times New Roman" w:cs="Times New Roman"/>
-          <w:sz w:val="20"/>
-          <w:szCs w:val="20"/>
-          <w:lang w:val="de-DE"/>
-        </w:rPr>
-        <w:t xml:space="preserve">##M 180 </w:t>
-      </w:r>
-      <w:r>
-        <w:rPr>
-          <w:rFonts w:ascii="Times New Roman" w:hAnsi="Times New Roman" w:cs="Times New Roman"/>
-          <w:sz w:val="20"/>
-          <w:szCs w:val="20"/>
-          <w:lang w:val="de-DE"/>
-        </w:rPr>
-        <w:t xml:space="preserve">Textfassung </w:t>
-      </w:r>
-      <w:r>
-        <w:rPr>
-          <w:rFonts w:ascii="Times New Roman" w:hAnsi="Times New Roman" w:cs="Times New Roman"/>
-          <w:sz w:val="20"/>
-          <w:szCs w:val="20"/>
-          <w:lang w:val="de-DE"/>
-        </w:rPr>
-        <w:t>1</w:t>
-      </w:r>
-      <w:r>
-        <w:rPr>
-          <w:rFonts w:ascii="Times New Roman" w:hAnsi="Times New Roman" w:cs="Times New Roman"/>
-          <w:sz w:val="20"/>
-          <w:szCs w:val="20"/>
-        </w:rPr>
-        <w:t>→</w:t>
-      </w:r>
-      <w:r>
-        <w:rPr>
-          <w:rFonts w:ascii="Times New Roman" w:hAnsi="Times New Roman" w:cs="Times New Roman"/>
-          <w:sz w:val="20"/>
-          <w:szCs w:val="20"/>
-        </w:rPr>
-        <w:t>2</w:t>
-      </w:r>
-      <w:r>
-        <w:rPr>
-          <w:rFonts w:ascii="Times New Roman" w:hAnsi="Times New Roman" w:cs="Times New Roman"/>
-          <w:sz w:val="20"/>
-          <w:szCs w:val="20"/>
-          <w:lang w:val="de-DE"/>
-        </w:rPr>
-        <w:t>)</w:t>
-      </w:r>
-      <w:r>
-        <w:rPr>
-          <w:rFonts w:ascii="Times New Roman" w:hAnsi="Times New Roman" w:cs="Times New Roman"/>
-          <w:sz w:val="20"/>
-          <w:szCs w:val="20"/>
-          <w:lang w:val="de-DE"/>
-        </w:rPr>
-        <w:t>:</w:t>
-      </w:r>
-    </w:p>
-    <w:p>
-      <w:pPr>
-        <w:spacing w:after="0" w:line="360" w:lineRule="auto"/>
-        <w:outlineLvl w:val="0"/>
-        <w:rPr>
-          <w:rFonts w:ascii="Times New Roman" w:hAnsi="Times New Roman" w:cs="Times New Roman"/>
-          <w:sz w:val="20"/>
-          <w:szCs w:val="20"/>
-          <w:lang w:val="de-DE"/>
-        </w:rPr>
-      </w:pPr>
-      <w:proofErr w:type="spellStart"/>
-      <w:r>
-        <w:rPr>
-          <w:rFonts w:ascii="Times New Roman" w:hAnsi="Times New Roman" w:cs="Times New Roman"/>
-          <w:sz w:val="20"/>
-          <w:szCs w:val="20"/>
-          <w:lang w:val="de-DE"/>
-        </w:rPr>
-        <w:t>Bl</w:t>
-      </w:r>
-      <w:proofErr w:type="spellEnd"/>
-      <w:r>
-        <w:rPr>
-          <w:rFonts w:ascii="Times New Roman" w:hAnsi="Times New Roman" w:cs="Times New Roman"/>
-          <w:sz w:val="20"/>
-          <w:szCs w:val="20"/>
-          <w:lang w:val="de-DE"/>
-        </w:rPr>
-        <w:t xml:space="preserve">. </w:t>
-      </w:r>
-      <w:r>
-        <w:rPr>
-          <w:rFonts w:ascii="Times New Roman" w:hAnsi="Times New Roman" w:cs="Times New Roman"/>
-          <w:sz w:val="20"/>
-          <w:szCs w:val="20"/>
-          <w:lang w:val="de-DE"/>
-        </w:rPr>
-        <w:t>9</w:t>
-      </w:r>
-      <w:r>
-        <w:rPr>
-          <w:rFonts w:ascii="Times New Roman" w:hAnsi="Times New Roman" w:cs="Times New Roman"/>
-          <w:sz w:val="20"/>
-          <w:szCs w:val="20"/>
-          <w:vertAlign w:val="superscript"/>
-          <w:lang w:val="de-DE"/>
-        </w:rPr>
-        <w:t>r</w:t>
-      </w:r>
-      <w:r>
-        <w:rPr>
-          <w:rFonts w:ascii="Times New Roman" w:hAnsi="Times New Roman" w:cs="Times New Roman"/>
-          <w:sz w:val="20"/>
-          <w:szCs w:val="20"/>
-          <w:lang w:val="de-DE"/>
-        </w:rPr>
-        <w:t xml:space="preserve"> </w:t>
-      </w:r>
-      <w:r>
-        <w:rPr>
-          <w:rFonts w:ascii="Times New Roman" w:hAnsi="Times New Roman" w:cs="Times New Roman"/>
-          <w:sz w:val="20"/>
-          <w:szCs w:val="20"/>
-          <w:lang w:val="de-DE"/>
-        </w:rPr>
-        <w:tab/>
-        <w:t xml:space="preserve">System </w:t>
-      </w:r>
-      <w:r>
-        <w:rPr>
-          <w:rFonts w:ascii="Times New Roman" w:hAnsi="Times New Roman" w:cs="Times New Roman"/>
-          <w:sz w:val="20"/>
-          <w:szCs w:val="20"/>
-          <w:lang w:val="de-DE"/>
-        </w:rPr>
-        <w:t>7</w:t>
-      </w:r>
-      <w:r>
-        <w:rPr>
-          <w:rFonts w:ascii="Times New Roman" w:hAnsi="Times New Roman" w:cs="Times New Roman"/>
-          <w:sz w:val="20"/>
-          <w:szCs w:val="20"/>
-          <w:lang w:val="de-DE"/>
-        </w:rPr>
-        <w:t>–</w:t>
-      </w:r>
-      <w:r>
-        <w:rPr>
-          <w:rFonts w:ascii="Times New Roman" w:hAnsi="Times New Roman" w:cs="Times New Roman"/>
-          <w:sz w:val="20"/>
-          <w:szCs w:val="20"/>
-          <w:lang w:val="de-DE"/>
-        </w:rPr>
-        <w:t>10</w:t>
-      </w:r>
-      <w:r>
-        <w:rPr>
-          <w:rFonts w:ascii="Times New Roman" w:hAnsi="Times New Roman" w:cs="Times New Roman"/>
-          <w:sz w:val="20"/>
-          <w:szCs w:val="20"/>
-          <w:lang w:val="de-DE"/>
-        </w:rPr>
-        <w:t xml:space="preserve">: T. </w:t>
-      </w:r>
-      <w:r>
-        <w:rPr>
-          <w:rFonts w:ascii="Times New Roman" w:hAnsi="Times New Roman" w:cs="Times New Roman"/>
-          <w:sz w:val="20"/>
-          <w:szCs w:val="20"/>
-          <w:lang w:val="de-DE"/>
-        </w:rPr>
-        <w:t>1</w:t>
-      </w:r>
-      <w:r>
-        <w:rPr>
-          <w:rFonts w:ascii="Times New Roman" w:hAnsi="Times New Roman" w:cs="Times New Roman"/>
-          <w:sz w:val="20"/>
-          <w:szCs w:val="20"/>
-          <w:lang w:val="de-DE"/>
-        </w:rPr>
-        <w:t>–</w:t>
-      </w:r>
-      <w:r>
-        <w:rPr>
-          <w:rFonts w:ascii="Times New Roman" w:hAnsi="Times New Roman" w:cs="Times New Roman"/>
-          <w:sz w:val="20"/>
-          <w:szCs w:val="20"/>
-          <w:lang w:val="de-DE"/>
-        </w:rPr>
-        <w:t>5</w:t>
-      </w:r>
-      <w:r>
-        <w:rPr>
-          <w:rFonts w:ascii="Times New Roman" w:hAnsi="Times New Roman" w:cs="Times New Roman"/>
-          <w:sz w:val="20"/>
-          <w:szCs w:val="20"/>
-          <w:lang w:val="de-DE"/>
-        </w:rPr>
-        <w:t>;</w:t>
-      </w:r>
-    </w:p>
-    <w:p>
-      <w:pPr>
-        <w:spacing w:after="0" w:line="360" w:lineRule="auto"/>
-        <w:outlineLvl w:val="0"/>
-        <w:rPr>
-          <w:rFonts w:ascii="Times New Roman" w:hAnsi="Times New Roman" w:cs="Times New Roman"/>
-          <w:sz w:val="20"/>
-          <w:szCs w:val="20"/>
-          <w:lang w:val="en-US"/>
-        </w:rPr>
-      </w:pPr>
-      <w:r>
-        <w:rPr>
-          <w:rFonts w:ascii="Times New Roman" w:hAnsi="Times New Roman" w:cs="Times New Roman"/>
-          <w:sz w:val="20"/>
-          <w:szCs w:val="20"/>
-          <w:lang w:val="de-DE"/>
-        </w:rPr>
-        <w:tab/>
-      </w:r>
-      <w:r>
-        <w:rPr>
-          <w:rFonts w:ascii="Times New Roman" w:hAnsi="Times New Roman" w:cs="Times New Roman"/>
-          <w:sz w:val="20"/>
-          <w:szCs w:val="20"/>
-          <w:lang w:val="en-US"/>
-        </w:rPr>
-        <w:t xml:space="preserve">System 14a–17a: T. </w:t>
-      </w:r>
-      <w:proofErr w:type="gramStart"/>
-      <w:r>
-        <w:rPr>
-          <w:rFonts w:ascii="Times New Roman" w:hAnsi="Times New Roman" w:cs="Times New Roman"/>
-          <w:sz w:val="20"/>
-          <w:szCs w:val="20"/>
-          <w:lang w:val="en-US"/>
-        </w:rPr>
-        <w:t>6;</w:t>
-      </w:r>
-      <w:proofErr w:type="gramEnd"/>
-      <w:r>
-        <w:rPr>
-          <w:rFonts w:ascii="Times New Roman" w:hAnsi="Times New Roman" w:cs="Times New Roman"/>
-          <w:sz w:val="20"/>
-          <w:szCs w:val="20"/>
-          <w:lang w:val="en-US"/>
-        </w:rPr>
-        <w:t xml:space="preserve"> </w:t>
-      </w:r>
-    </w:p>
-    <w:p>
-      <w:pPr>
-        <w:spacing w:after="0" w:line="360" w:lineRule="auto"/>
-        <w:outlineLvl w:val="0"/>
-        <w:rPr>
-          <w:rFonts w:ascii="Times New Roman" w:hAnsi="Times New Roman" w:cs="Times New Roman"/>
-          <w:sz w:val="20"/>
-          <w:szCs w:val="20"/>
-          <w:lang w:val="en-US"/>
-        </w:rPr>
-      </w:pPr>
-      <w:r>
-        <w:rPr>
-          <w:rFonts w:ascii="Times New Roman" w:hAnsi="Times New Roman" w:cs="Times New Roman"/>
-          <w:sz w:val="20"/>
-          <w:szCs w:val="20"/>
-          <w:lang w:val="en-US"/>
-        </w:rPr>
-        <w:tab/>
-      </w:r>
-      <w:r>
-        <w:rPr>
-          <w:rFonts w:ascii="Times New Roman" w:hAnsi="Times New Roman" w:cs="Times New Roman"/>
-          <w:sz w:val="20"/>
-          <w:szCs w:val="20"/>
-          <w:lang w:val="en-US"/>
-        </w:rPr>
-        <w:t>System 14</w:t>
-      </w:r>
-      <w:r>
-        <w:rPr>
-          <w:rFonts w:ascii="Times New Roman" w:hAnsi="Times New Roman" w:cs="Times New Roman"/>
-          <w:sz w:val="20"/>
-          <w:szCs w:val="20"/>
-          <w:lang w:val="en-US"/>
-        </w:rPr>
-        <w:t>b</w:t>
-      </w:r>
-      <w:r>
-        <w:rPr>
-          <w:rFonts w:ascii="Times New Roman" w:hAnsi="Times New Roman" w:cs="Times New Roman"/>
-          <w:sz w:val="20"/>
-          <w:szCs w:val="20"/>
-          <w:lang w:val="en-US"/>
-        </w:rPr>
-        <w:t>–17</w:t>
-      </w:r>
-      <w:r>
-        <w:rPr>
-          <w:rFonts w:ascii="Times New Roman" w:hAnsi="Times New Roman" w:cs="Times New Roman"/>
-          <w:sz w:val="20"/>
-          <w:szCs w:val="20"/>
-          <w:lang w:val="en-US"/>
-        </w:rPr>
-        <w:t>b</w:t>
-      </w:r>
-      <w:r>
-        <w:rPr>
-          <w:rFonts w:ascii="Times New Roman" w:hAnsi="Times New Roman" w:cs="Times New Roman"/>
-          <w:sz w:val="20"/>
-          <w:szCs w:val="20"/>
-          <w:lang w:val="en-US"/>
-        </w:rPr>
-        <w:t xml:space="preserve">: T. </w:t>
-      </w:r>
-      <w:r>
-        <w:rPr>
-          <w:rFonts w:ascii="Times New Roman" w:hAnsi="Times New Roman" w:cs="Times New Roman"/>
-          <w:sz w:val="20"/>
-          <w:szCs w:val="20"/>
-          <w:lang w:val="en-US"/>
-        </w:rPr>
-        <w:t>{7A–</w:t>
-      </w:r>
-      <w:proofErr w:type="spellStart"/>
-      <w:r>
-        <w:rPr>
-          <w:rFonts w:ascii="Times New Roman" w:hAnsi="Times New Roman" w:cs="Times New Roman"/>
-          <w:sz w:val="20"/>
-          <w:szCs w:val="20"/>
-          <w:lang w:val="en-US"/>
-        </w:rPr>
-        <w:t>xA</w:t>
-      </w:r>
-      <w:proofErr w:type="spellEnd"/>
-      <w:proofErr w:type="gramStart"/>
-      <w:r>
-        <w:rPr>
-          <w:rFonts w:ascii="Times New Roman" w:hAnsi="Times New Roman" w:cs="Times New Roman"/>
-          <w:sz w:val="20"/>
-          <w:szCs w:val="20"/>
-          <w:lang w:val="en-US"/>
-        </w:rPr>
-        <w:t>}</w:t>
-      </w:r>
-      <w:r>
-        <w:rPr>
-          <w:rFonts w:ascii="Times New Roman" w:hAnsi="Times New Roman" w:cs="Times New Roman"/>
-          <w:sz w:val="20"/>
-          <w:szCs w:val="20"/>
-          <w:lang w:val="en-US"/>
-        </w:rPr>
-        <w:t>;</w:t>
-      </w:r>
-      <w:proofErr w:type="gramEnd"/>
-      <w:r>
-        <w:rPr>
-          <w:rFonts w:ascii="Times New Roman" w:hAnsi="Times New Roman" w:cs="Times New Roman"/>
-          <w:sz w:val="20"/>
-          <w:szCs w:val="20"/>
-          <w:lang w:val="en-US"/>
-        </w:rPr>
-        <w:t xml:space="preserve"> </w:t>
-      </w:r>
-    </w:p>
-    <w:p>
-      <w:pPr>
-        <w:spacing w:after="0" w:line="360" w:lineRule="auto"/>
-        <w:outlineLvl w:val="0"/>
-        <w:rPr>
-          <w:rFonts w:ascii="Times New Roman" w:hAnsi="Times New Roman" w:cs="Times New Roman"/>
-          <w:sz w:val="20"/>
-          <w:szCs w:val="20"/>
-          <w:lang w:val="en-US"/>
-        </w:rPr>
-      </w:pPr>
-      <w:r>
-        <w:rPr>
-          <w:rFonts w:ascii="Times New Roman" w:hAnsi="Times New Roman" w:cs="Times New Roman"/>
-          <w:sz w:val="20"/>
-          <w:szCs w:val="20"/>
-          <w:lang w:val="en-US"/>
-        </w:rPr>
-        <w:tab/>
-        <w:t xml:space="preserve">System </w:t>
-      </w:r>
-      <w:r>
-        <w:rPr>
-          <w:rFonts w:ascii="Times New Roman" w:hAnsi="Times New Roman" w:cs="Times New Roman"/>
-          <w:sz w:val="20"/>
-          <w:szCs w:val="20"/>
-          <w:lang w:val="en-US"/>
-        </w:rPr>
-        <w:t>21a</w:t>
-      </w:r>
-      <w:r>
-        <w:rPr>
-          <w:rFonts w:ascii="Times New Roman" w:hAnsi="Times New Roman" w:cs="Times New Roman"/>
-          <w:sz w:val="20"/>
-          <w:szCs w:val="20"/>
-          <w:lang w:val="en-US"/>
-        </w:rPr>
-        <w:t>–</w:t>
-      </w:r>
-      <w:r>
-        <w:rPr>
-          <w:rFonts w:ascii="Times New Roman" w:hAnsi="Times New Roman" w:cs="Times New Roman"/>
-          <w:sz w:val="20"/>
-          <w:szCs w:val="20"/>
-          <w:lang w:val="en-US"/>
-        </w:rPr>
-        <w:t>24a</w:t>
-      </w:r>
-      <w:r>
-        <w:rPr>
-          <w:rFonts w:ascii="Times New Roman" w:hAnsi="Times New Roman" w:cs="Times New Roman"/>
-          <w:sz w:val="20"/>
-          <w:szCs w:val="20"/>
-          <w:lang w:val="en-US"/>
-        </w:rPr>
-        <w:t xml:space="preserve">: T. </w:t>
-      </w:r>
-      <w:r>
-        <w:rPr>
-          <w:rFonts w:ascii="Times New Roman" w:hAnsi="Times New Roman" w:cs="Times New Roman"/>
-          <w:sz w:val="20"/>
-          <w:szCs w:val="20"/>
-          <w:lang w:val="en-US"/>
-        </w:rPr>
-        <w:t>{</w:t>
-      </w:r>
-      <w:proofErr w:type="spellStart"/>
-      <w:r>
-        <w:rPr>
-          <w:rFonts w:ascii="Times New Roman" w:hAnsi="Times New Roman" w:cs="Times New Roman"/>
-          <w:sz w:val="20"/>
-          <w:szCs w:val="20"/>
-          <w:lang w:val="en-US"/>
-        </w:rPr>
-        <w:t>xA</w:t>
-      </w:r>
-      <w:proofErr w:type="spellEnd"/>
-      <w:r>
-        <w:rPr>
-          <w:rFonts w:ascii="Times New Roman" w:hAnsi="Times New Roman" w:cs="Times New Roman"/>
-          <w:sz w:val="20"/>
-          <w:szCs w:val="20"/>
-          <w:lang w:val="en-US"/>
-        </w:rPr>
-        <w:t xml:space="preserve"> + 1</w:t>
-      </w:r>
-      <w:proofErr w:type="gramStart"/>
-      <w:r>
-        <w:rPr>
-          <w:rFonts w:ascii="Times New Roman" w:hAnsi="Times New Roman" w:cs="Times New Roman"/>
-          <w:sz w:val="20"/>
-          <w:szCs w:val="20"/>
-          <w:lang w:val="en-US"/>
-        </w:rPr>
-        <w:t>}</w:t>
-      </w:r>
-      <w:r>
-        <w:rPr>
-          <w:rFonts w:ascii="Times New Roman" w:hAnsi="Times New Roman" w:cs="Times New Roman"/>
-          <w:sz w:val="20"/>
-          <w:szCs w:val="20"/>
-          <w:lang w:val="en-US"/>
-        </w:rPr>
-        <w:t>;</w:t>
-      </w:r>
-      <w:proofErr w:type="gramEnd"/>
-      <w:r>
-        <w:rPr>
-          <w:rFonts w:ascii="Times New Roman" w:hAnsi="Times New Roman" w:cs="Times New Roman"/>
-          <w:sz w:val="20"/>
-          <w:szCs w:val="20"/>
-          <w:lang w:val="en-US"/>
-        </w:rPr>
-        <w:t xml:space="preserve"> </w:t>
-      </w:r>
-    </w:p>
-    <w:p>
-      <w:pPr>
-        <w:spacing w:after="0" w:line="360" w:lineRule="auto"/>
-        <w:outlineLvl w:val="0"/>
-        <w:rPr>
-          <w:rFonts w:ascii="Times New Roman" w:hAnsi="Times New Roman" w:cs="Times New Roman"/>
-          <w:sz w:val="20"/>
-          <w:szCs w:val="20"/>
-        </w:rPr>
-      </w:pPr>
-      <w:r>
-        <w:rPr>
-          <w:rFonts w:ascii="Times New Roman" w:hAnsi="Times New Roman" w:cs="Times New Roman"/>
-          <w:sz w:val="20"/>
-          <w:szCs w:val="20"/>
-          <w:lang w:val="en-US"/>
-        </w:rPr>
-        <w:tab/>
-      </w:r>
-      <w:r>
-        <w:rPr>
-          <w:rFonts w:ascii="Times New Roman" w:hAnsi="Times New Roman" w:cs="Times New Roman"/>
-          <w:sz w:val="20"/>
-          <w:szCs w:val="20"/>
-        </w:rPr>
-        <w:t>System 21b–24b: T. 7–9.</w:t>
+        </w:rPr>
+        <w:t>: T. 9.</w:t>
       </w:r>
     </w:p>
     <w:p>
@@ -7211,7 +6165,7 @@
           <w:szCs w:val="20"/>
           <w:lang w:val="de-DE"/>
         </w:rPr>
-        <w:t xml:space="preserve">Korrekturen 1 in </w:t>
+        <w:t xml:space="preserve">Korrekturen in </w:t>
       </w:r>
       <w:r>
         <w:rPr>
@@ -7250,16 +6204,16 @@
           <w:szCs w:val="20"/>
           <w:lang w:val="de-DE"/>
         </w:rPr>
-        <w:t>###</w:t>
-      </w:r>
-      <w:r>
-        <w:rPr>
-          <w:rFonts w:ascii="Times New Roman" w:hAnsi="Times New Roman" w:cs="Times New Roman"/>
-          <w:sz w:val="20"/>
-          <w:szCs w:val="20"/>
-          <w:lang w:val="de-DE"/>
-        </w:rPr>
-        <w:t>mit Tinte ggf. auf Rasur)</w:t>
+        <w:t>m</w:t>
+      </w:r>
+      <w:r>
+        <w:rPr>
+          <w:rFonts w:ascii="Times New Roman" w:hAnsi="Times New Roman" w:cs="Times New Roman"/>
+          <w:sz w:val="20"/>
+          <w:szCs w:val="20"/>
+          <w:lang w:val="de-DE"/>
+        </w:rPr>
+        <w:t>it Tinte ggf. auf Rasur)</w:t>
       </w:r>
     </w:p>
     <w:p>
@@ -7289,7 +6243,7 @@
           <w:szCs w:val="20"/>
           <w:lang w:val="de-DE"/>
         </w:rPr>
-        <w:t>####)</w:t>
+        <w:t>M180: Textfassung 3</w:t>
       </w:r>
       <w:r>
         <w:rPr>
@@ -7440,21 +6394,787 @@
         </w:trPr>
         <w:tc>
           <w:tcPr>
-            <w:tcW w:w="9212" w:type="dxa"/>
-            <w:gridSpan w:val="4"/>
-            <w:tcBorders>
-              <w:top w:val="single" w:sz="4" w:space="0" w:color="auto"/>
-              <w:left w:val="single" w:sz="4" w:space="0" w:color="auto"/>
-              <w:bottom w:val="single" w:sz="4" w:space="0" w:color="auto"/>
-              <w:right w:val="single" w:sz="4" w:space="0" w:color="auto"/>
-            </w:tcBorders>
-          </w:tcPr>
-          <w:p>
-            <w:pPr>
-              <w:spacing w:after="0" w:line="360" w:lineRule="auto"/>
-              <w:outlineLvl w:val="0"/>
-              <w:rPr>
-                <w:rFonts w:ascii="Times New Roman" w:hAnsi="Times New Roman" w:cs="Times New Roman"/>
+            <w:tcW w:w="920" w:type="dxa"/>
+            <w:tcBorders>
+              <w:top w:val="single" w:sz="4" w:space="0" w:color="auto"/>
+              <w:left w:val="single" w:sz="4" w:space="0" w:color="auto"/>
+              <w:bottom w:val="single" w:sz="4" w:space="0" w:color="auto"/>
+              <w:right w:val="single" w:sz="4" w:space="0" w:color="auto"/>
+            </w:tcBorders>
+          </w:tcPr>
+          <w:p>
+            <w:pPr>
+              <w:spacing w:after="0" w:line="360" w:lineRule="auto"/>
+              <w:outlineLvl w:val="0"/>
+              <w:rPr>
+                <w:rFonts w:ascii="Times New Roman" w:hAnsi="Times New Roman" w:cs="Times New Roman"/>
+                <w:sz w:val="20"/>
+                <w:szCs w:val="20"/>
+                <w:lang w:val="de-DE"/>
+              </w:rPr>
+            </w:pPr>
+            <w:r>
+              <w:rPr>
+                <w:rFonts w:ascii="Times New Roman" w:hAnsi="Times New Roman" w:cs="Times New Roman"/>
+                <w:sz w:val="20"/>
+                <w:szCs w:val="20"/>
+                <w:lang w:val="de-DE"/>
+              </w:rPr>
+              <w:t>1</w:t>
+            </w:r>
+          </w:p>
+        </w:tc>
+        <w:tc>
+          <w:tcPr>
+            <w:tcW w:w="1134" w:type="dxa"/>
+            <w:tcBorders>
+              <w:top w:val="single" w:sz="4" w:space="0" w:color="auto"/>
+              <w:left w:val="single" w:sz="4" w:space="0" w:color="auto"/>
+              <w:bottom w:val="single" w:sz="4" w:space="0" w:color="auto"/>
+              <w:right w:val="single" w:sz="4" w:space="0" w:color="auto"/>
+            </w:tcBorders>
+          </w:tcPr>
+          <w:p>
+            <w:pPr>
+              <w:spacing w:after="0" w:line="360" w:lineRule="auto"/>
+              <w:outlineLvl w:val="0"/>
+              <w:rPr>
+                <w:rFonts w:ascii="Times New Roman" w:hAnsi="Times New Roman" w:cs="Times New Roman"/>
+                <w:sz w:val="20"/>
+                <w:szCs w:val="20"/>
+                <w:lang w:val="de-DE"/>
+              </w:rPr>
+            </w:pPr>
+            <w:r>
+              <w:rPr>
+                <w:rFonts w:ascii="Times New Roman" w:hAnsi="Times New Roman" w:cs="Times New Roman"/>
+                <w:sz w:val="20"/>
+                <w:szCs w:val="20"/>
+                <w:lang w:val="de-DE"/>
+              </w:rPr>
+              <w:t>Vc.</w:t>
+            </w:r>
+          </w:p>
+        </w:tc>
+        <w:tc>
+          <w:tcPr>
+            <w:tcW w:w="1278" w:type="dxa"/>
+            <w:tcBorders>
+              <w:top w:val="single" w:sz="4" w:space="0" w:color="auto"/>
+              <w:left w:val="single" w:sz="4" w:space="0" w:color="auto"/>
+              <w:bottom w:val="single" w:sz="4" w:space="0" w:color="auto"/>
+              <w:right w:val="single" w:sz="4" w:space="0" w:color="auto"/>
+            </w:tcBorders>
+          </w:tcPr>
+          <w:p>
+            <w:pPr>
+              <w:spacing w:after="0" w:line="360" w:lineRule="auto"/>
+              <w:outlineLvl w:val="0"/>
+              <w:rPr>
+                <w:rFonts w:ascii="Times New Roman" w:hAnsi="Times New Roman" w:cs="Times New Roman"/>
+                <w:sz w:val="20"/>
+                <w:szCs w:val="20"/>
+                <w:lang w:val="de-DE"/>
+              </w:rPr>
+            </w:pPr>
+            <w:r>
+              <w:rPr>
+                <w:rFonts w:ascii="Times New Roman" w:hAnsi="Times New Roman" w:cs="Times New Roman"/>
+                <w:sz w:val="20"/>
+                <w:szCs w:val="20"/>
+                <w:lang w:val="de-DE"/>
+              </w:rPr>
+              <w:t>3/16</w:t>
+            </w:r>
+          </w:p>
+        </w:tc>
+        <w:tc>
+          <w:tcPr>
+            <w:tcW w:w="5880" w:type="dxa"/>
+            <w:tcBorders>
+              <w:top w:val="single" w:sz="4" w:space="0" w:color="auto"/>
+              <w:left w:val="single" w:sz="4" w:space="0" w:color="auto"/>
+              <w:bottom w:val="single" w:sz="4" w:space="0" w:color="auto"/>
+              <w:right w:val="single" w:sz="4" w:space="0" w:color="auto"/>
+            </w:tcBorders>
+          </w:tcPr>
+          <w:p>
+            <w:pPr>
+              <w:spacing w:after="0" w:line="360" w:lineRule="auto"/>
+              <w:outlineLvl w:val="0"/>
+              <w:rPr>
+                <w:rFonts w:ascii="Times New Roman" w:hAnsi="Times New Roman" w:cs="Times New Roman"/>
+                <w:sz w:val="20"/>
+                <w:szCs w:val="20"/>
+                <w:lang w:val="de-DE"/>
+              </w:rPr>
+            </w:pPr>
+            <w:r>
+              <w:rPr>
+                <w:rFonts w:ascii="Times New Roman" w:hAnsi="Times New Roman" w:cs="Times New Roman"/>
+                <w:sz w:val="20"/>
+                <w:szCs w:val="20"/>
+                <w:lang w:val="de-DE"/>
+              </w:rPr>
+              <w:t xml:space="preserve">Sechzehntelpause auf Rasur. </w:t>
+            </w:r>
+          </w:p>
+        </w:tc>
+      </w:tr>
+      <w:tr>
+        <w:trPr>
+          <w:cantSplit/>
+        </w:trPr>
+        <w:tc>
+          <w:tcPr>
+            <w:tcW w:w="920" w:type="dxa"/>
+            <w:tcBorders>
+              <w:top w:val="single" w:sz="4" w:space="0" w:color="auto"/>
+              <w:left w:val="single" w:sz="4" w:space="0" w:color="auto"/>
+              <w:bottom w:val="single" w:sz="4" w:space="0" w:color="auto"/>
+              <w:right w:val="single" w:sz="4" w:space="0" w:color="auto"/>
+            </w:tcBorders>
+          </w:tcPr>
+          <w:p>
+            <w:pPr>
+              <w:spacing w:after="0" w:line="360" w:lineRule="auto"/>
+              <w:outlineLvl w:val="0"/>
+              <w:rPr>
+                <w:rFonts w:ascii="Times New Roman" w:hAnsi="Times New Roman" w:cs="Times New Roman"/>
+                <w:sz w:val="20"/>
+                <w:szCs w:val="20"/>
+                <w:lang w:val="de-DE"/>
+              </w:rPr>
+            </w:pPr>
+            <w:r>
+              <w:rPr>
+                <w:rFonts w:ascii="Times New Roman" w:hAnsi="Times New Roman" w:cs="Times New Roman"/>
+                <w:sz w:val="20"/>
+                <w:szCs w:val="20"/>
+                <w:lang w:val="de-DE"/>
+              </w:rPr>
+              <w:t>1</w:t>
+            </w:r>
+          </w:p>
+        </w:tc>
+        <w:tc>
+          <w:tcPr>
+            <w:tcW w:w="1134" w:type="dxa"/>
+            <w:tcBorders>
+              <w:top w:val="single" w:sz="4" w:space="0" w:color="auto"/>
+              <w:left w:val="single" w:sz="4" w:space="0" w:color="auto"/>
+              <w:bottom w:val="single" w:sz="4" w:space="0" w:color="auto"/>
+              <w:right w:val="single" w:sz="4" w:space="0" w:color="auto"/>
+            </w:tcBorders>
+          </w:tcPr>
+          <w:p>
+            <w:pPr>
+              <w:spacing w:after="0" w:line="360" w:lineRule="auto"/>
+              <w:outlineLvl w:val="0"/>
+              <w:rPr>
+                <w:rFonts w:ascii="Times New Roman" w:hAnsi="Times New Roman" w:cs="Times New Roman"/>
+                <w:sz w:val="20"/>
+                <w:szCs w:val="20"/>
+                <w:lang w:val="de-DE"/>
+              </w:rPr>
+            </w:pPr>
+            <w:r>
+              <w:rPr>
+                <w:rFonts w:ascii="Times New Roman" w:hAnsi="Times New Roman" w:cs="Times New Roman"/>
+                <w:sz w:val="20"/>
+                <w:szCs w:val="20"/>
+                <w:lang w:val="de-DE"/>
+              </w:rPr>
+              <w:t>II. Gg.</w:t>
+            </w:r>
+          </w:p>
+        </w:tc>
+        <w:tc>
+          <w:tcPr>
+            <w:tcW w:w="1278" w:type="dxa"/>
+            <w:tcBorders>
+              <w:top w:val="single" w:sz="4" w:space="0" w:color="auto"/>
+              <w:left w:val="single" w:sz="4" w:space="0" w:color="auto"/>
+              <w:bottom w:val="single" w:sz="4" w:space="0" w:color="auto"/>
+              <w:right w:val="single" w:sz="4" w:space="0" w:color="auto"/>
+            </w:tcBorders>
+          </w:tcPr>
+          <w:p>
+            <w:pPr>
+              <w:spacing w:after="0" w:line="360" w:lineRule="auto"/>
+              <w:outlineLvl w:val="0"/>
+              <w:rPr>
+                <w:rFonts w:ascii="Times New Roman" w:hAnsi="Times New Roman" w:cs="Times New Roman"/>
+                <w:sz w:val="20"/>
+                <w:szCs w:val="20"/>
+                <w:lang w:val="de-DE"/>
+              </w:rPr>
+            </w:pPr>
+            <w:r>
+              <w:rPr>
+                <w:rFonts w:ascii="Times New Roman" w:hAnsi="Times New Roman" w:cs="Times New Roman"/>
+                <w:sz w:val="20"/>
+                <w:szCs w:val="20"/>
+                <w:lang w:val="de-DE"/>
+              </w:rPr>
+              <w:t>4/16</w:t>
+            </w:r>
+          </w:p>
+        </w:tc>
+        <w:tc>
+          <w:tcPr>
+            <w:tcW w:w="5880" w:type="dxa"/>
+            <w:tcBorders>
+              <w:top w:val="single" w:sz="4" w:space="0" w:color="auto"/>
+              <w:left w:val="single" w:sz="4" w:space="0" w:color="auto"/>
+              <w:bottom w:val="single" w:sz="4" w:space="0" w:color="auto"/>
+              <w:right w:val="single" w:sz="4" w:space="0" w:color="auto"/>
+            </w:tcBorders>
+          </w:tcPr>
+          <w:p>
+            <w:pPr>
+              <w:spacing w:after="0" w:line="360" w:lineRule="auto"/>
+              <w:outlineLvl w:val="0"/>
+              <w:rPr>
+                <w:rFonts w:ascii="Times New Roman" w:hAnsi="Times New Roman" w:cs="Times New Roman"/>
+                <w:sz w:val="20"/>
+                <w:szCs w:val="20"/>
+                <w:lang w:val="de-DE"/>
+              </w:rPr>
+            </w:pPr>
+            <w:r>
+              <w:rPr>
+                <w:rFonts w:ascii="Times New Roman" w:hAnsi="Times New Roman" w:cs="Times New Roman"/>
+                <w:sz w:val="20"/>
+                <w:szCs w:val="20"/>
+                <w:lang w:val="de-DE"/>
+              </w:rPr>
+              <w:t>Sechzehntelpause auf Rasur.</w:t>
+            </w:r>
+          </w:p>
+        </w:tc>
+      </w:tr>
+      <w:tr>
+        <w:trPr>
+          <w:cantSplit/>
+        </w:trPr>
+        <w:tc>
+          <w:tcPr>
+            <w:tcW w:w="920" w:type="dxa"/>
+            <w:tcBorders>
+              <w:top w:val="single" w:sz="4" w:space="0" w:color="auto"/>
+              <w:left w:val="single" w:sz="4" w:space="0" w:color="auto"/>
+              <w:bottom w:val="single" w:sz="4" w:space="0" w:color="auto"/>
+              <w:right w:val="single" w:sz="4" w:space="0" w:color="auto"/>
+            </w:tcBorders>
+          </w:tcPr>
+          <w:p>
+            <w:pPr>
+              <w:spacing w:after="0" w:line="360" w:lineRule="auto"/>
+              <w:outlineLvl w:val="0"/>
+              <w:rPr>
+                <w:rFonts w:ascii="Times New Roman" w:hAnsi="Times New Roman" w:cs="Times New Roman"/>
+                <w:sz w:val="20"/>
+                <w:szCs w:val="20"/>
+                <w:lang w:val="de-DE"/>
+              </w:rPr>
+            </w:pPr>
+            <w:r>
+              <w:rPr>
+                <w:rFonts w:ascii="Times New Roman" w:hAnsi="Times New Roman" w:cs="Times New Roman"/>
+                <w:sz w:val="20"/>
+                <w:szCs w:val="20"/>
+                <w:lang w:val="de-DE"/>
+              </w:rPr>
+              <w:t>1</w:t>
+            </w:r>
+          </w:p>
+        </w:tc>
+        <w:tc>
+          <w:tcPr>
+            <w:tcW w:w="1134" w:type="dxa"/>
+            <w:tcBorders>
+              <w:top w:val="single" w:sz="4" w:space="0" w:color="auto"/>
+              <w:left w:val="single" w:sz="4" w:space="0" w:color="auto"/>
+              <w:bottom w:val="single" w:sz="4" w:space="0" w:color="auto"/>
+              <w:right w:val="single" w:sz="4" w:space="0" w:color="auto"/>
+            </w:tcBorders>
+          </w:tcPr>
+          <w:p>
+            <w:pPr>
+              <w:spacing w:after="0" w:line="360" w:lineRule="auto"/>
+              <w:outlineLvl w:val="0"/>
+              <w:rPr>
+                <w:rFonts w:ascii="Times New Roman" w:hAnsi="Times New Roman" w:cs="Times New Roman"/>
+                <w:sz w:val="20"/>
+                <w:szCs w:val="20"/>
+                <w:lang w:val="de-DE"/>
+              </w:rPr>
+            </w:pPr>
+            <w:r>
+              <w:rPr>
+                <w:rFonts w:ascii="Times New Roman" w:hAnsi="Times New Roman" w:cs="Times New Roman"/>
+                <w:sz w:val="20"/>
+                <w:szCs w:val="20"/>
+                <w:lang w:val="de-DE"/>
+              </w:rPr>
+              <w:t xml:space="preserve">Vc. </w:t>
+            </w:r>
+          </w:p>
+        </w:tc>
+        <w:tc>
+          <w:tcPr>
+            <w:tcW w:w="1278" w:type="dxa"/>
+            <w:tcBorders>
+              <w:top w:val="single" w:sz="4" w:space="0" w:color="auto"/>
+              <w:left w:val="single" w:sz="4" w:space="0" w:color="auto"/>
+              <w:bottom w:val="single" w:sz="4" w:space="0" w:color="auto"/>
+              <w:right w:val="single" w:sz="4" w:space="0" w:color="auto"/>
+            </w:tcBorders>
+          </w:tcPr>
+          <w:p>
+            <w:pPr>
+              <w:spacing w:after="0" w:line="360" w:lineRule="auto"/>
+              <w:outlineLvl w:val="0"/>
+              <w:rPr>
+                <w:rFonts w:ascii="Times New Roman" w:hAnsi="Times New Roman" w:cs="Times New Roman"/>
+                <w:sz w:val="20"/>
+                <w:szCs w:val="20"/>
+                <w:lang w:val="de-DE"/>
+              </w:rPr>
+            </w:pPr>
+            <w:r>
+              <w:rPr>
+                <w:rFonts w:ascii="Times New Roman" w:hAnsi="Times New Roman" w:cs="Times New Roman"/>
+                <w:sz w:val="20"/>
+                <w:szCs w:val="20"/>
+                <w:lang w:val="de-DE"/>
+              </w:rPr>
+              <w:t>4/16</w:t>
+            </w:r>
+          </w:p>
+        </w:tc>
+        <w:tc>
+          <w:tcPr>
+            <w:tcW w:w="5880" w:type="dxa"/>
+            <w:tcBorders>
+              <w:top w:val="single" w:sz="4" w:space="0" w:color="auto"/>
+              <w:left w:val="single" w:sz="4" w:space="0" w:color="auto"/>
+              <w:bottom w:val="single" w:sz="4" w:space="0" w:color="auto"/>
+              <w:right w:val="single" w:sz="4" w:space="0" w:color="auto"/>
+            </w:tcBorders>
+          </w:tcPr>
+          <w:p>
+            <w:pPr>
+              <w:spacing w:after="0" w:line="360" w:lineRule="auto"/>
+              <w:outlineLvl w:val="0"/>
+              <w:rPr>
+                <w:rFonts w:ascii="Times New Roman" w:hAnsi="Times New Roman" w:cs="Times New Roman"/>
+                <w:sz w:val="20"/>
+                <w:szCs w:val="20"/>
+                <w:lang w:val="de-DE"/>
+              </w:rPr>
+            </w:pPr>
+            <w:r>
+              <w:rPr>
+                <w:rFonts w:ascii="Times New Roman" w:hAnsi="Times New Roman" w:cs="Times New Roman"/>
+                <w:sz w:val="20"/>
+                <w:szCs w:val="20"/>
+                <w:lang w:val="de-DE"/>
+              </w:rPr>
+              <w:t xml:space="preserve">[p], Crescendogabel auf Rasur. </w:t>
+            </w:r>
+          </w:p>
+        </w:tc>
+      </w:tr>
+      <w:tr>
+        <w:trPr>
+          <w:cantSplit/>
+        </w:trPr>
+        <w:tc>
+          <w:tcPr>
+            <w:tcW w:w="920" w:type="dxa"/>
+            <w:tcBorders>
+              <w:top w:val="single" w:sz="4" w:space="0" w:color="auto"/>
+              <w:left w:val="single" w:sz="4" w:space="0" w:color="auto"/>
+              <w:bottom w:val="single" w:sz="4" w:space="0" w:color="auto"/>
+              <w:right w:val="single" w:sz="4" w:space="0" w:color="auto"/>
+            </w:tcBorders>
+          </w:tcPr>
+          <w:p>
+            <w:pPr>
+              <w:spacing w:after="0" w:line="360" w:lineRule="auto"/>
+              <w:outlineLvl w:val="0"/>
+              <w:rPr>
+                <w:rFonts w:ascii="Times New Roman" w:hAnsi="Times New Roman" w:cs="Times New Roman"/>
+                <w:sz w:val="20"/>
+                <w:szCs w:val="20"/>
+                <w:lang w:val="de-DE"/>
+              </w:rPr>
+            </w:pPr>
+            <w:r>
+              <w:rPr>
+                <w:rFonts w:ascii="Times New Roman" w:hAnsi="Times New Roman" w:cs="Times New Roman"/>
+                <w:sz w:val="20"/>
+                <w:szCs w:val="20"/>
+                <w:lang w:val="de-DE"/>
+              </w:rPr>
+              <w:t>5</w:t>
+            </w:r>
+          </w:p>
+        </w:tc>
+        <w:tc>
+          <w:tcPr>
+            <w:tcW w:w="1134" w:type="dxa"/>
+            <w:tcBorders>
+              <w:top w:val="single" w:sz="4" w:space="0" w:color="auto"/>
+              <w:left w:val="single" w:sz="4" w:space="0" w:color="auto"/>
+              <w:bottom w:val="single" w:sz="4" w:space="0" w:color="auto"/>
+              <w:right w:val="single" w:sz="4" w:space="0" w:color="auto"/>
+            </w:tcBorders>
+          </w:tcPr>
+          <w:p>
+            <w:pPr>
+              <w:spacing w:after="0" w:line="360" w:lineRule="auto"/>
+              <w:outlineLvl w:val="0"/>
+              <w:rPr>
+                <w:rFonts w:ascii="Times New Roman" w:hAnsi="Times New Roman" w:cs="Times New Roman"/>
+                <w:sz w:val="20"/>
+                <w:szCs w:val="20"/>
+                <w:lang w:val="de-DE"/>
+              </w:rPr>
+            </w:pPr>
+          </w:p>
+        </w:tc>
+        <w:tc>
+          <w:tcPr>
+            <w:tcW w:w="1278" w:type="dxa"/>
+            <w:tcBorders>
+              <w:top w:val="single" w:sz="4" w:space="0" w:color="auto"/>
+              <w:left w:val="single" w:sz="4" w:space="0" w:color="auto"/>
+              <w:bottom w:val="single" w:sz="4" w:space="0" w:color="auto"/>
+              <w:right w:val="single" w:sz="4" w:space="0" w:color="auto"/>
+            </w:tcBorders>
+          </w:tcPr>
+          <w:p>
+            <w:pPr>
+              <w:spacing w:after="0" w:line="360" w:lineRule="auto"/>
+              <w:outlineLvl w:val="0"/>
+              <w:rPr>
+                <w:rFonts w:ascii="Times New Roman" w:hAnsi="Times New Roman" w:cs="Times New Roman"/>
+                <w:sz w:val="20"/>
+                <w:szCs w:val="20"/>
+                <w:lang w:val="de-DE"/>
+              </w:rPr>
+            </w:pPr>
+            <w:r>
+              <w:rPr>
+                <w:rFonts w:ascii="Times New Roman" w:hAnsi="Times New Roman" w:cs="Times New Roman"/>
+                <w:sz w:val="20"/>
+                <w:szCs w:val="20"/>
+                <w:lang w:val="de-DE"/>
+              </w:rPr>
+              <w:t>(3/16)</w:t>
+            </w:r>
+          </w:p>
+        </w:tc>
+        <w:tc>
+          <w:tcPr>
+            <w:tcW w:w="5880" w:type="dxa"/>
+            <w:tcBorders>
+              <w:top w:val="single" w:sz="4" w:space="0" w:color="auto"/>
+              <w:left w:val="single" w:sz="4" w:space="0" w:color="auto"/>
+              <w:bottom w:val="single" w:sz="4" w:space="0" w:color="auto"/>
+              <w:right w:val="single" w:sz="4" w:space="0" w:color="auto"/>
+            </w:tcBorders>
+          </w:tcPr>
+          <w:p>
+            <w:pPr>
+              <w:spacing w:after="0" w:line="360" w:lineRule="auto"/>
+              <w:outlineLvl w:val="0"/>
+              <w:rPr>
+                <w:rFonts w:ascii="Times New Roman" w:hAnsi="Times New Roman" w:cs="Times New Roman"/>
+                <w:sz w:val="20"/>
+                <w:szCs w:val="20"/>
+                <w:lang w:val="de-DE"/>
+              </w:rPr>
+            </w:pPr>
+            <w:r>
+              <w:rPr>
+                <w:rFonts w:ascii="Times New Roman" w:hAnsi="Times New Roman" w:cs="Times New Roman"/>
+                <w:sz w:val="20"/>
+                <w:szCs w:val="20"/>
+                <w:lang w:val="de-DE"/>
+              </w:rPr>
+              <w:t xml:space="preserve">Rasur nach </w:t>
+            </w:r>
+            <w:r>
+              <w:rPr>
+                <w:rFonts w:ascii="Times New Roman" w:hAnsi="Times New Roman" w:cs="Times New Roman"/>
+                <w:i/>
+                <w:iCs/>
+                <w:sz w:val="20"/>
+                <w:szCs w:val="20"/>
+                <w:lang w:val="de-DE"/>
+              </w:rPr>
+              <w:t>Breit</w:t>
+            </w:r>
+            <w:r>
+              <w:rPr>
+                <w:rFonts w:ascii="Times New Roman" w:hAnsi="Times New Roman" w:cs="Times New Roman"/>
+                <w:sz w:val="20"/>
+                <w:szCs w:val="20"/>
+                <w:lang w:val="de-DE"/>
+              </w:rPr>
+              <w:t>.</w:t>
+            </w:r>
+          </w:p>
+        </w:tc>
+      </w:tr>
+      <w:tr>
+        <w:trPr>
+          <w:cantSplit/>
+        </w:trPr>
+        <w:tc>
+          <w:tcPr>
+            <w:tcW w:w="920" w:type="dxa"/>
+            <w:tcBorders>
+              <w:top w:val="single" w:sz="4" w:space="0" w:color="auto"/>
+              <w:left w:val="single" w:sz="4" w:space="0" w:color="auto"/>
+              <w:bottom w:val="single" w:sz="4" w:space="0" w:color="auto"/>
+              <w:right w:val="single" w:sz="4" w:space="0" w:color="auto"/>
+            </w:tcBorders>
+          </w:tcPr>
+          <w:p>
+            <w:pPr>
+              <w:spacing w:after="0" w:line="360" w:lineRule="auto"/>
+              <w:outlineLvl w:val="0"/>
+              <w:rPr>
+                <w:rFonts w:ascii="Times New Roman" w:hAnsi="Times New Roman" w:cs="Times New Roman"/>
+                <w:sz w:val="20"/>
+                <w:szCs w:val="20"/>
+                <w:lang w:val="de-DE"/>
+              </w:rPr>
+            </w:pPr>
+            <w:r>
+              <w:rPr>
+                <w:rFonts w:ascii="Times New Roman" w:hAnsi="Times New Roman" w:cs="Times New Roman"/>
+                <w:sz w:val="20"/>
+                <w:szCs w:val="20"/>
+                <w:lang w:val="de-DE"/>
+              </w:rPr>
+              <w:t>6</w:t>
+            </w:r>
+          </w:p>
+        </w:tc>
+        <w:tc>
+          <w:tcPr>
+            <w:tcW w:w="1134" w:type="dxa"/>
+            <w:tcBorders>
+              <w:top w:val="single" w:sz="4" w:space="0" w:color="auto"/>
+              <w:left w:val="single" w:sz="4" w:space="0" w:color="auto"/>
+              <w:bottom w:val="single" w:sz="4" w:space="0" w:color="auto"/>
+              <w:right w:val="single" w:sz="4" w:space="0" w:color="auto"/>
+            </w:tcBorders>
+          </w:tcPr>
+          <w:p>
+            <w:pPr>
+              <w:spacing w:after="0" w:line="360" w:lineRule="auto"/>
+              <w:outlineLvl w:val="0"/>
+              <w:rPr>
+                <w:rFonts w:ascii="Times New Roman" w:hAnsi="Times New Roman" w:cs="Times New Roman"/>
+                <w:sz w:val="20"/>
+                <w:szCs w:val="20"/>
+                <w:lang w:val="de-DE"/>
+              </w:rPr>
+            </w:pPr>
+          </w:p>
+        </w:tc>
+        <w:tc>
+          <w:tcPr>
+            <w:tcW w:w="1278" w:type="dxa"/>
+            <w:tcBorders>
+              <w:top w:val="single" w:sz="4" w:space="0" w:color="auto"/>
+              <w:left w:val="single" w:sz="4" w:space="0" w:color="auto"/>
+              <w:bottom w:val="single" w:sz="4" w:space="0" w:color="auto"/>
+              <w:right w:val="single" w:sz="4" w:space="0" w:color="auto"/>
+            </w:tcBorders>
+          </w:tcPr>
+          <w:p>
+            <w:pPr>
+              <w:spacing w:after="0" w:line="360" w:lineRule="auto"/>
+              <w:outlineLvl w:val="0"/>
+              <w:rPr>
+                <w:rFonts w:ascii="Times New Roman" w:hAnsi="Times New Roman" w:cs="Times New Roman"/>
+                <w:sz w:val="20"/>
+                <w:szCs w:val="20"/>
+                <w:lang w:val="de-DE"/>
+              </w:rPr>
+            </w:pPr>
+            <w:r>
+              <w:rPr>
+                <w:rFonts w:ascii="Times New Roman" w:hAnsi="Times New Roman" w:cs="Times New Roman"/>
+                <w:sz w:val="20"/>
+                <w:szCs w:val="20"/>
+                <w:lang w:val="de-DE"/>
+              </w:rPr>
+              <w:t>(3/16)</w:t>
+            </w:r>
+          </w:p>
+        </w:tc>
+        <w:tc>
+          <w:tcPr>
+            <w:tcW w:w="5880" w:type="dxa"/>
+            <w:tcBorders>
+              <w:top w:val="single" w:sz="4" w:space="0" w:color="auto"/>
+              <w:left w:val="single" w:sz="4" w:space="0" w:color="auto"/>
+              <w:bottom w:val="single" w:sz="4" w:space="0" w:color="auto"/>
+              <w:right w:val="single" w:sz="4" w:space="0" w:color="auto"/>
+            </w:tcBorders>
+          </w:tcPr>
+          <w:p>
+            <w:pPr>
+              <w:spacing w:after="0" w:line="360" w:lineRule="auto"/>
+              <w:outlineLvl w:val="0"/>
+              <w:rPr>
+                <w:rFonts w:ascii="Times New Roman" w:hAnsi="Times New Roman" w:cs="Times New Roman"/>
+                <w:sz w:val="20"/>
+                <w:szCs w:val="20"/>
+                <w:lang w:val="de-DE"/>
+              </w:rPr>
+            </w:pPr>
+            <w:r>
+              <w:rPr>
+                <w:rFonts w:ascii="Times New Roman" w:hAnsi="Times New Roman" w:cs="Times New Roman"/>
+                <w:i/>
+                <w:iCs/>
+                <w:sz w:val="20"/>
+                <w:szCs w:val="20"/>
+                <w:lang w:val="de-DE"/>
+              </w:rPr>
+              <w:t>etwas</w:t>
+            </w:r>
+            <w:r>
+              <w:rPr>
+                <w:rFonts w:ascii="Times New Roman" w:hAnsi="Times New Roman" w:cs="Times New Roman"/>
+                <w:sz w:val="20"/>
+                <w:szCs w:val="20"/>
+                <w:lang w:val="de-DE"/>
+              </w:rPr>
+              <w:t xml:space="preserve"> [langsamer …] auf Rasur. </w:t>
+            </w:r>
+          </w:p>
+        </w:tc>
+      </w:tr>
+      <w:tr>
+        <w:trPr>
+          <w:cantSplit/>
+        </w:trPr>
+        <w:tc>
+          <w:tcPr>
+            <w:tcW w:w="920" w:type="dxa"/>
+            <w:tcBorders>
+              <w:top w:val="single" w:sz="4" w:space="0" w:color="auto"/>
+              <w:left w:val="single" w:sz="4" w:space="0" w:color="auto"/>
+              <w:bottom w:val="single" w:sz="4" w:space="0" w:color="auto"/>
+              <w:right w:val="single" w:sz="4" w:space="0" w:color="auto"/>
+            </w:tcBorders>
+          </w:tcPr>
+          <w:p>
+            <w:pPr>
+              <w:spacing w:after="0" w:line="360" w:lineRule="auto"/>
+              <w:outlineLvl w:val="0"/>
+              <w:rPr>
+                <w:rFonts w:ascii="Times New Roman" w:hAnsi="Times New Roman" w:cs="Times New Roman"/>
+                <w:sz w:val="20"/>
+                <w:szCs w:val="20"/>
+                <w:lang w:val="de-DE"/>
+              </w:rPr>
+            </w:pPr>
+            <w:r>
+              <w:rPr>
+                <w:rFonts w:ascii="Times New Roman" w:hAnsi="Times New Roman" w:cs="Times New Roman"/>
+                <w:sz w:val="20"/>
+                <w:szCs w:val="20"/>
+                <w:lang w:val="de-DE"/>
+              </w:rPr>
+              <w:t>6</w:t>
+            </w:r>
+          </w:p>
+        </w:tc>
+        <w:tc>
+          <w:tcPr>
+            <w:tcW w:w="1134" w:type="dxa"/>
+            <w:tcBorders>
+              <w:top w:val="single" w:sz="4" w:space="0" w:color="auto"/>
+              <w:left w:val="single" w:sz="4" w:space="0" w:color="auto"/>
+              <w:bottom w:val="single" w:sz="4" w:space="0" w:color="auto"/>
+              <w:right w:val="single" w:sz="4" w:space="0" w:color="auto"/>
+            </w:tcBorders>
+          </w:tcPr>
+          <w:p>
+            <w:pPr>
+              <w:spacing w:after="0" w:line="360" w:lineRule="auto"/>
+              <w:outlineLvl w:val="0"/>
+              <w:rPr>
+                <w:rFonts w:ascii="Times New Roman" w:hAnsi="Times New Roman" w:cs="Times New Roman"/>
+                <w:sz w:val="20"/>
+                <w:szCs w:val="20"/>
+                <w:lang w:val="de-DE"/>
+              </w:rPr>
+            </w:pPr>
+            <w:r>
+              <w:rPr>
+                <w:rFonts w:ascii="Times New Roman" w:hAnsi="Times New Roman" w:cs="Times New Roman"/>
+                <w:sz w:val="20"/>
+                <w:szCs w:val="20"/>
+                <w:lang w:val="de-DE"/>
+              </w:rPr>
+              <w:t>Vc.</w:t>
+            </w:r>
+          </w:p>
+        </w:tc>
+        <w:tc>
+          <w:tcPr>
+            <w:tcW w:w="1278" w:type="dxa"/>
+            <w:tcBorders>
+              <w:top w:val="single" w:sz="4" w:space="0" w:color="auto"/>
+              <w:left w:val="single" w:sz="4" w:space="0" w:color="auto"/>
+              <w:bottom w:val="single" w:sz="4" w:space="0" w:color="auto"/>
+              <w:right w:val="single" w:sz="4" w:space="0" w:color="auto"/>
+            </w:tcBorders>
+          </w:tcPr>
+          <w:p>
+            <w:pPr>
+              <w:spacing w:after="0" w:line="360" w:lineRule="auto"/>
+              <w:outlineLvl w:val="0"/>
+              <w:rPr>
+                <w:rFonts w:ascii="Times New Roman" w:hAnsi="Times New Roman" w:cs="Times New Roman"/>
+                <w:sz w:val="20"/>
+                <w:szCs w:val="20"/>
+                <w:lang w:val="de-DE"/>
+              </w:rPr>
+            </w:pPr>
+          </w:p>
+        </w:tc>
+        <w:tc>
+          <w:tcPr>
+            <w:tcW w:w="5880" w:type="dxa"/>
+            <w:tcBorders>
+              <w:top w:val="single" w:sz="4" w:space="0" w:color="auto"/>
+              <w:left w:val="single" w:sz="4" w:space="0" w:color="auto"/>
+              <w:bottom w:val="single" w:sz="4" w:space="0" w:color="auto"/>
+              <w:right w:val="single" w:sz="4" w:space="0" w:color="auto"/>
+            </w:tcBorders>
+          </w:tcPr>
+          <w:p>
+            <w:pPr>
+              <w:spacing w:after="0" w:line="360" w:lineRule="auto"/>
+              <w:outlineLvl w:val="0"/>
+              <w:rPr>
+                <w:rFonts w:ascii="Times New Roman" w:hAnsi="Times New Roman" w:cs="Times New Roman"/>
+                <w:i/>
+                <w:iCs/>
                 <w:sz w:val="20"/>
                 <w:szCs w:val="20"/>
                 <w:lang w:val="de-DE"/>
@@ -7483,8 +7203,68 @@
           <w:rFonts w:ascii="Times New Roman" w:hAnsi="Times New Roman" w:cs="Times New Roman"/>
           <w:sz w:val="20"/>
           <w:szCs w:val="20"/>
+          <w:lang w:val="de-DE"/>
         </w:rPr>
       </w:pPr>
+      <w:r>
+        <w:rPr>
+          <w:rFonts w:ascii="Times New Roman" w:hAnsi="Times New Roman" w:cs="Times New Roman"/>
+          <w:sz w:val="20"/>
+          <w:szCs w:val="20"/>
+          <w:lang w:val="de-DE"/>
+        </w:rPr>
+        <w:t xml:space="preserve">Korrekturen 1 in </w:t>
+      </w:r>
+      <w:proofErr w:type="spellStart"/>
+      <w:r>
+        <w:rPr>
+          <w:rFonts w:ascii="Times New Roman" w:hAnsi="Times New Roman" w:cs="Times New Roman"/>
+          <w:b/>
+          <w:sz w:val="20"/>
+          <w:szCs w:val="20"/>
+          <w:lang w:val="de-DE"/>
+        </w:rPr>
+        <w:t>F</w:t>
+      </w:r>
+      <w:r>
+        <w:rPr>
+          <w:rFonts w:ascii="Times New Roman" w:hAnsi="Times New Roman" w:cs="Times New Roman"/>
+          <w:b/>
+          <w:sz w:val="20"/>
+          <w:szCs w:val="20"/>
+          <w:vertAlign w:val="superscript"/>
+          <w:lang w:val="de-DE"/>
+        </w:rPr>
+        <w:t>b</w:t>
+      </w:r>
+      <w:proofErr w:type="spellEnd"/>
+      <w:r>
+        <w:rPr>
+          <w:rFonts w:ascii="Times New Roman" w:hAnsi="Times New Roman" w:cs="Times New Roman"/>
+          <w:sz w:val="20"/>
+          <w:szCs w:val="20"/>
+          <w:lang w:val="de-DE"/>
+        </w:rPr>
+        <w:t xml:space="preserve"> (</w:t>
+      </w:r>
+      <w:r>
+        <w:rPr>
+          <w:rFonts w:ascii="Times New Roman" w:hAnsi="Times New Roman" w:cs="Times New Roman"/>
+          <w:sz w:val="20"/>
+          <w:szCs w:val="20"/>
+          <w:lang w:val="de-DE"/>
+        </w:rPr>
+        <w:t>###</w:t>
+      </w:r>
+      <w:r>
+        <w:rPr>
+          <w:rFonts w:ascii="Times New Roman" w:hAnsi="Times New Roman" w:cs="Times New Roman"/>
+          <w:sz w:val="20"/>
+          <w:szCs w:val="20"/>
+          <w:lang w:val="de-DE"/>
+        </w:rPr>
+        <w:t>mit Tinte ggf. auf Rasur)</w:t>
+      </w:r>
     </w:p>
     <w:p>
       <w:pPr>
@@ -7504,78 +7284,6 @@
           <w:szCs w:val="20"/>
           <w:lang w:val="de-DE"/>
         </w:rPr>
-        <w:t xml:space="preserve">Korrekturen 1 in </w:t>
-      </w:r>
-      <w:proofErr w:type="spellStart"/>
-      <w:r>
-        <w:rPr>
-          <w:rFonts w:ascii="Times New Roman" w:hAnsi="Times New Roman" w:cs="Times New Roman"/>
-          <w:b/>
-          <w:sz w:val="20"/>
-          <w:szCs w:val="20"/>
-          <w:lang w:val="de-DE"/>
-        </w:rPr>
-        <w:t>F</w:t>
-      </w:r>
-      <w:r>
-        <w:rPr>
-          <w:rFonts w:ascii="Times New Roman" w:hAnsi="Times New Roman" w:cs="Times New Roman"/>
-          <w:b/>
-          <w:sz w:val="20"/>
-          <w:szCs w:val="20"/>
-          <w:vertAlign w:val="superscript"/>
-          <w:lang w:val="de-DE"/>
-        </w:rPr>
-        <w:t>b</w:t>
-      </w:r>
-      <w:proofErr w:type="spellEnd"/>
-      <w:r>
-        <w:rPr>
-          <w:rFonts w:ascii="Times New Roman" w:hAnsi="Times New Roman" w:cs="Times New Roman"/>
-          <w:sz w:val="20"/>
-          <w:szCs w:val="20"/>
-          <w:lang w:val="de-DE"/>
-        </w:rPr>
-        <w:t xml:space="preserve"> (</w:t>
-      </w:r>
-      <w:r>
-        <w:rPr>
-          <w:rFonts w:ascii="Times New Roman" w:hAnsi="Times New Roman" w:cs="Times New Roman"/>
-          <w:sz w:val="20"/>
-          <w:szCs w:val="20"/>
-          <w:lang w:val="de-DE"/>
-        </w:rPr>
-        <w:t>###</w:t>
-      </w:r>
-      <w:r>
-        <w:rPr>
-          <w:rFonts w:ascii="Times New Roman" w:hAnsi="Times New Roman" w:cs="Times New Roman"/>
-          <w:sz w:val="20"/>
-          <w:szCs w:val="20"/>
-          <w:lang w:val="de-DE"/>
-        </w:rPr>
-        <w:t>mit Tinte ggf. auf Rasur)</w:t>
-      </w:r>
-    </w:p>
-    <w:p>
-      <w:pPr>
-        <w:spacing w:after="0" w:line="360" w:lineRule="auto"/>
-        <w:outlineLvl w:val="0"/>
-        <w:rPr>
-          <w:rFonts w:ascii="Times New Roman" w:hAnsi="Times New Roman" w:cs="Times New Roman"/>
-          <w:sz w:val="20"/>
-          <w:szCs w:val="20"/>
-          <w:lang w:val="de-DE"/>
-        </w:rPr>
-      </w:pPr>
-      <w:r>
-        <w:rPr>
-          <w:rFonts w:ascii="Times New Roman" w:hAnsi="Times New Roman" w:cs="Times New Roman"/>
-          <w:sz w:val="20"/>
-          <w:szCs w:val="20"/>
-          <w:lang w:val="de-DE"/>
-        </w:rPr>
-        <w:lastRenderedPageBreak/>
         <w:t xml:space="preserve">Die Beschreibung der Korrekturen bezieht sich auf </w:t>
       </w:r>
       <w:r>
@@ -7585,16 +7293,18 @@
           <w:szCs w:val="20"/>
           <w:lang w:val="de-DE"/>
         </w:rPr>
-        <w:t>####</w:t>
-      </w:r>
-      <w:r>
-        <w:rPr>
-          <w:rFonts w:ascii="Times New Roman" w:hAnsi="Times New Roman" w:cs="Times New Roman"/>
-          <w:sz w:val="20"/>
-          <w:szCs w:val="20"/>
-          <w:lang w:val="de-DE"/>
-        </w:rPr>
-        <w:t>)</w:t>
+        <w:t xml:space="preserve">die Textfassungen der </w:t>
+      </w:r>
+      <w:r>
+        <w:rPr>
+          <w:rFonts w:ascii="Times New Roman" w:eastAsia="Times New Roman" w:hAnsi="Times New Roman" w:cs="Times New Roman"/>
+          <w:i/>
+          <w:iCs/>
+          <w:sz w:val="20"/>
+          <w:szCs w:val="20"/>
+          <w:lang w:val="de-DE" w:eastAsia="de-DE"/>
+        </w:rPr>
+        <w:t>Sechs Sätze für Streichquartett op. 5 Nr. 2</w:t>
       </w:r>
       <w:r>
         <w:rPr>
@@ -7765,6 +7475,89 @@
                 <w:lang w:val="de-DE"/>
               </w:rPr>
             </w:pPr>
+            <w:r>
+              <w:rPr>
+                <w:rFonts w:ascii="Times New Roman" w:hAnsi="Times New Roman" w:cs="Times New Roman"/>
+                <w:b/>
+                <w:bCs/>
+                <w:sz w:val="20"/>
+                <w:szCs w:val="20"/>
+                <w:lang w:val="de-DE"/>
+              </w:rPr>
+              <w:t>I</w:t>
+            </w:r>
+            <w:r>
+              <w:rPr>
+                <w:rFonts w:ascii="Times New Roman" w:hAnsi="Times New Roman" w:cs="Times New Roman"/>
+                <w:sz w:val="20"/>
+                <w:szCs w:val="20"/>
+                <w:lang w:val="de-DE"/>
+              </w:rPr>
+              <w:t xml:space="preserve"> (</w:t>
+            </w:r>
+            <w:r>
+              <w:rPr>
+                <w:rFonts w:ascii="Times New Roman" w:hAnsi="Times New Roman" w:cs="Times New Roman"/>
+                <w:sz w:val="20"/>
+                <w:szCs w:val="20"/>
+                <w:lang w:val="de-DE"/>
+              </w:rPr>
+              <w:t xml:space="preserve">M </w:t>
+            </w:r>
+            <w:r>
+              <w:rPr>
+                <w:rFonts w:ascii="Times New Roman" w:hAnsi="Times New Roman" w:cs="Times New Roman"/>
+                <w:sz w:val="20"/>
+                <w:szCs w:val="20"/>
+                <w:lang w:val="de-DE"/>
+              </w:rPr>
+              <w:t>178</w:t>
+            </w:r>
+            <w:r>
+              <w:rPr>
+                <w:rFonts w:ascii="Times New Roman" w:hAnsi="Times New Roman" w:cs="Times New Roman"/>
+                <w:sz w:val="20"/>
+                <w:szCs w:val="20"/>
+                <w:lang w:val="de-DE"/>
+              </w:rPr>
+              <w:t>:</w:t>
+            </w:r>
+            <w:r>
+              <w:rPr>
+                <w:rFonts w:ascii="Times New Roman" w:hAnsi="Times New Roman" w:cs="Times New Roman"/>
+                <w:sz w:val="20"/>
+                <w:szCs w:val="20"/>
+                <w:lang w:val="de-DE"/>
+              </w:rPr>
+              <w:t xml:space="preserve"> </w:t>
+            </w:r>
+            <w:r>
+              <w:rPr>
+                <w:rFonts w:ascii="Times New Roman" w:hAnsi="Times New Roman" w:cs="Times New Roman"/>
+                <w:sz w:val="20"/>
+                <w:szCs w:val="20"/>
+                <w:lang w:val="de-DE"/>
+              </w:rPr>
+              <w:t>##</w:t>
+            </w:r>
+            <w:r>
+              <w:rPr>
+                <w:rFonts w:ascii="Times New Roman" w:hAnsi="Times New Roman" w:cs="Times New Roman"/>
+                <w:sz w:val="20"/>
+                <w:szCs w:val="20"/>
+                <w:lang w:val="de-DE"/>
+              </w:rPr>
+              <w:t xml:space="preserve">Textfassung </w:t>
+            </w:r>
+            <w:r>
+              <w:rPr>
+                <w:rFonts w:ascii="Times New Roman" w:hAnsi="Times New Roman" w:cs="Times New Roman"/>
+                <w:sz w:val="20"/>
+                <w:szCs w:val="20"/>
+                <w:lang w:val="de-DE"/>
+              </w:rPr>
+              <w:t>3)</w:t>
+            </w:r>
           </w:p>
         </w:tc>
       </w:tr>
@@ -7793,6 +7586,16 @@
                 <w:lang w:val="de-DE"/>
               </w:rPr>
             </w:pPr>
+            <w:r>
+              <w:rPr>
+                <w:rFonts w:ascii="Times New Roman" w:hAnsi="Times New Roman" w:cs="Times New Roman"/>
+                <w:sz w:val="20"/>
+                <w:szCs w:val="20"/>
+                <w:lang w:val="de-DE"/>
+              </w:rPr>
+              <w:lastRenderedPageBreak/>
+              <w:t>1</w:t>
+            </w:r>
           </w:p>
         </w:tc>
         <w:tc>
@@ -7862,6 +7665,210 @@
                 <w:lang w:val="de-DE"/>
               </w:rPr>
             </w:pPr>
+            <w:r>
+              <w:rPr>
+                <w:rFonts w:ascii="Times New Roman" w:hAnsi="Times New Roman" w:cs="Times New Roman"/>
+                <w:i/>
+                <w:sz w:val="20"/>
+                <w:szCs w:val="20"/>
+                <w:lang w:val="de-DE"/>
+              </w:rPr>
+              <w:t>Mäßig bewegte Viertel (ca 60)</w:t>
+            </w:r>
+            <w:r>
+              <w:rPr>
+                <w:rFonts w:ascii="Times New Roman" w:hAnsi="Times New Roman" w:cs="Times New Roman"/>
+                <w:iCs/>
+                <w:sz w:val="20"/>
+                <w:szCs w:val="20"/>
+                <w:lang w:val="de-DE"/>
+              </w:rPr>
+              <w:t xml:space="preserve"> geändert zu </w:t>
+            </w:r>
+            <w:r>
+              <w:rPr>
+                <w:rFonts w:ascii="Times New Roman" w:hAnsi="Times New Roman" w:cs="Times New Roman"/>
+                <w:i/>
+                <w:sz w:val="20"/>
+                <w:szCs w:val="20"/>
+                <w:lang w:val="de-DE"/>
+              </w:rPr>
+              <w:t>B</w:t>
+            </w:r>
+            <w:r>
+              <w:rPr>
+                <w:rFonts w:ascii="Times New Roman" w:hAnsi="Times New Roman" w:cs="Times New Roman"/>
+                <w:i/>
+                <w:sz w:val="20"/>
+                <w:szCs w:val="20"/>
+                <w:lang w:val="de-DE"/>
+              </w:rPr>
+              <w:t>ewegte Viertel (</w:t>
+            </w:r>
+            <w:proofErr w:type="spellStart"/>
+            <w:r>
+              <w:rPr>
+                <w:rFonts w:ascii="Times New Roman" w:hAnsi="Times New Roman" w:cs="Times New Roman"/>
+                <w:i/>
+                <w:sz w:val="20"/>
+                <w:szCs w:val="20"/>
+                <w:lang w:val="de-DE"/>
+              </w:rPr>
+              <w:t>ca</w:t>
+            </w:r>
+            <w:proofErr w:type="spellEnd"/>
+            <w:r>
+              <w:rPr>
+                <w:rFonts w:ascii="Times New Roman" w:hAnsi="Times New Roman" w:cs="Times New Roman"/>
+                <w:i/>
+                <w:sz w:val="20"/>
+                <w:szCs w:val="20"/>
+                <w:lang w:val="de-DE"/>
+              </w:rPr>
+              <w:t xml:space="preserve"> 60)</w:t>
+            </w:r>
+            <w:r>
+              <w:rPr>
+                <w:rFonts w:ascii="Times New Roman" w:hAnsi="Times New Roman" w:cs="Times New Roman"/>
+                <w:iCs/>
+                <w:sz w:val="20"/>
+                <w:szCs w:val="20"/>
+                <w:lang w:val="de-DE"/>
+              </w:rPr>
+              <w:t>.</w:t>
+            </w:r>
+            <w:r>
+              <w:rPr>
+                <w:rFonts w:ascii="Times New Roman" w:hAnsi="Times New Roman" w:cs="Times New Roman"/>
+                <w:iCs/>
+                <w:sz w:val="20"/>
+                <w:szCs w:val="20"/>
+                <w:lang w:val="de-DE"/>
+              </w:rPr>
+              <w:t xml:space="preserve"> durch Überschreibung [</w:t>
+            </w:r>
+            <w:r>
+              <w:rPr>
+                <w:rFonts w:ascii="Times New Roman" w:hAnsi="Times New Roman" w:cs="Times New Roman"/>
+                <w:i/>
+                <w:sz w:val="20"/>
+                <w:szCs w:val="20"/>
+                <w:lang w:val="de-DE"/>
+              </w:rPr>
+              <w:t>b</w:t>
+            </w:r>
+            <w:r>
+              <w:rPr>
+                <w:rFonts w:ascii="Times New Roman" w:hAnsi="Times New Roman" w:cs="Times New Roman"/>
+                <w:iCs/>
+                <w:sz w:val="20"/>
+                <w:szCs w:val="20"/>
+                <w:lang w:val="de-DE"/>
+              </w:rPr>
+              <w:t xml:space="preserve"> </w:t>
+            </w:r>
+            <w:r>
+              <w:rPr>
+                <w:rFonts w:ascii="Times New Roman" w:hAnsi="Times New Roman" w:cs="Times New Roman"/>
+                <w:sz w:val="20"/>
+                <w:szCs w:val="20"/>
+              </w:rPr>
+              <w:t>→]</w:t>
+            </w:r>
+            <w:r>
+              <w:rPr>
+                <w:rFonts w:ascii="Times New Roman" w:hAnsi="Times New Roman" w:cs="Times New Roman"/>
+                <w:iCs/>
+                <w:sz w:val="20"/>
+                <w:szCs w:val="20"/>
+                <w:lang w:val="de-DE"/>
+              </w:rPr>
+              <w:t xml:space="preserve"> </w:t>
+            </w:r>
+            <w:r>
+              <w:rPr>
+                <w:rFonts w:ascii="Times New Roman" w:hAnsi="Times New Roman" w:cs="Times New Roman"/>
+                <w:i/>
+                <w:sz w:val="20"/>
+                <w:szCs w:val="20"/>
+                <w:lang w:val="de-DE"/>
+              </w:rPr>
+              <w:t>Bewegte</w:t>
+            </w:r>
+            <w:r>
+              <w:rPr>
+                <w:rFonts w:ascii="Times New Roman" w:hAnsi="Times New Roman" w:cs="Times New Roman"/>
+                <w:iCs/>
+                <w:sz w:val="20"/>
+                <w:szCs w:val="20"/>
+                <w:lang w:val="de-DE"/>
+              </w:rPr>
+              <w:t xml:space="preserve"> und dadurch implizierte Tilgung von </w:t>
+            </w:r>
+            <w:proofErr w:type="gramStart"/>
+            <w:r>
+              <w:rPr>
+                <w:rFonts w:ascii="Times New Roman" w:hAnsi="Times New Roman" w:cs="Times New Roman"/>
+                <w:i/>
+                <w:sz w:val="20"/>
+                <w:szCs w:val="20"/>
+                <w:lang w:val="de-DE"/>
+              </w:rPr>
+              <w:t>Mäßig</w:t>
+            </w:r>
+            <w:proofErr w:type="gramEnd"/>
+            <w:r>
+              <w:rPr>
+                <w:rFonts w:ascii="Times New Roman" w:hAnsi="Times New Roman" w:cs="Times New Roman"/>
+                <w:iCs/>
+                <w:sz w:val="20"/>
+                <w:szCs w:val="20"/>
+                <w:lang w:val="de-DE"/>
+              </w:rPr>
+              <w:t xml:space="preserve">. </w:t>
+            </w:r>
+            <w:r>
+              <w:rPr>
+                <w:rFonts w:ascii="Times New Roman" w:hAnsi="Times New Roman" w:cs="Times New Roman"/>
+                <w:iCs/>
+                <w:sz w:val="20"/>
+                <w:szCs w:val="20"/>
+                <w:lang w:val="de-DE"/>
+              </w:rPr>
+              <w:t>Siehe auch Korrekturen 2</w:t>
+            </w:r>
+            <w:r>
+              <w:rPr>
+                <w:rFonts w:ascii="Times New Roman" w:hAnsi="Times New Roman" w:cs="Times New Roman"/>
+                <w:iCs/>
+                <w:sz w:val="20"/>
+                <w:szCs w:val="20"/>
+                <w:lang w:val="de-DE"/>
+              </w:rPr>
+              <w:t xml:space="preserve"> und </w:t>
+            </w:r>
+            <w:proofErr w:type="spellStart"/>
+            <w:r>
+              <w:rPr>
+                <w:rFonts w:ascii="Times New Roman" w:hAnsi="Times New Roman" w:cs="Times New Roman"/>
+                <w:iCs/>
+                <w:sz w:val="20"/>
+                <w:szCs w:val="20"/>
+                <w:lang w:val="de-DE"/>
+              </w:rPr>
+              <w:t>TkA</w:t>
+            </w:r>
+            <w:proofErr w:type="spellEnd"/>
+            <w:r>
+              <w:rPr>
+                <w:rFonts w:ascii="Times New Roman" w:hAnsi="Times New Roman" w:cs="Times New Roman"/>
+                <w:iCs/>
+                <w:sz w:val="20"/>
+                <w:szCs w:val="20"/>
+                <w:lang w:val="de-DE"/>
+              </w:rPr>
+              <w:t>.</w:t>
+            </w:r>
           </w:p>
         </w:tc>
       </w:tr>
@@ -10511,6 +10518,7 @@
         </w:rPr>
         <w:t xml:space="preserve">Korrekturen 2 in </w:t>
       </w:r>
+      <w:proofErr w:type="spellStart"/>
       <w:r>
         <w:rPr>
           <w:rFonts w:ascii="Times New Roman" w:hAnsi="Times New Roman" w:cs="Times New Roman"/>
@@ -10524,47 +10532,23 @@
       <w:r>
         <w:rPr>
           <w:rFonts w:ascii="Times New Roman" w:hAnsi="Times New Roman" w:cs="Times New Roman"/>
-          <w:sz w:val="20"/>
-          <w:szCs w:val="20"/>
-          <w:lang w:val="de-DE"/>
-        </w:rPr>
-        <w:t xml:space="preserve"> (</w:t>
-      </w:r>
-      <w:r>
-        <w:rPr>
-          <w:rFonts w:ascii="Times New Roman" w:hAnsi="Times New Roman" w:cs="Times New Roman"/>
-          <w:sz w:val="20"/>
-          <w:szCs w:val="20"/>
-          <w:lang w:val="de-DE"/>
-        </w:rPr>
-        <w:t>###</w:t>
-      </w:r>
-      <w:r>
-        <w:rPr>
-          <w:rFonts w:ascii="Times New Roman" w:hAnsi="Times New Roman" w:cs="Times New Roman"/>
-          <w:sz w:val="20"/>
-          <w:szCs w:val="20"/>
-          <w:lang w:val="de-DE"/>
-        </w:rPr>
-        <w:t>mit Bleistift</w:t>
-      </w:r>
-      <w:r>
-        <w:rPr>
-          <w:rFonts w:ascii="Times New Roman" w:hAnsi="Times New Roman" w:cs="Times New Roman"/>
-          <w:sz w:val="20"/>
-          <w:szCs w:val="20"/>
-          <w:lang w:val="de-DE"/>
-        </w:rPr>
-        <w:t xml:space="preserve"> und Buntstift</w:t>
-      </w:r>
-      <w:r>
-        <w:rPr>
-          <w:rFonts w:ascii="Times New Roman" w:hAnsi="Times New Roman" w:cs="Times New Roman"/>
-          <w:sz w:val="20"/>
-          <w:szCs w:val="20"/>
-          <w:lang w:val="de-DE"/>
-        </w:rPr>
-        <w:t xml:space="preserve">): </w:t>
+          <w:b/>
+          <w:sz w:val="20"/>
+          <w:szCs w:val="20"/>
+          <w:vertAlign w:val="superscript"/>
+          <w:lang w:val="de-DE"/>
+        </w:rPr>
+        <w:t>b</w:t>
+      </w:r>
+      <w:proofErr w:type="spellEnd"/>
+      <w:r>
+        <w:rPr>
+          <w:rFonts w:ascii="Times New Roman" w:hAnsi="Times New Roman" w:cs="Times New Roman"/>
+          <w:sz w:val="20"/>
+          <w:szCs w:val="20"/>
+          <w:lang w:val="de-DE"/>
+        </w:rPr>
+        <w:t xml:space="preserve"> (mit Bleistift): </w:t>
       </w:r>
     </w:p>
     <w:p>
@@ -10588,13 +10572,22 @@
       <w:r>
         <w:rPr>
           <w:rFonts w:ascii="Times New Roman" w:hAnsi="Times New Roman" w:cs="Times New Roman"/>
+          <w:sz w:val="20"/>
+          <w:szCs w:val="20"/>
+          <w:lang w:val="de-DE"/>
+        </w:rPr>
+        <w:t xml:space="preserve">die Textfassungen der </w:t>
+      </w:r>
+      <w:r>
+        <w:rPr>
+          <w:rFonts w:ascii="Times New Roman" w:eastAsia="Times New Roman" w:hAnsi="Times New Roman" w:cs="Times New Roman"/>
           <w:i/>
           <w:iCs/>
           <w:sz w:val="20"/>
           <w:szCs w:val="20"/>
-          <w:lang w:val="de-DE"/>
-        </w:rPr>
-        <w:t>##</w:t>
+          <w:lang w:val="de-DE" w:eastAsia="de-DE"/>
+        </w:rPr>
+        <w:t>Sechs Sätze für Streichquartett op. 5 Nr. 2</w:t>
       </w:r>
       <w:r>
         <w:rPr>
@@ -10773,6 +10766,24 @@
                 <w:szCs w:val="20"/>
               </w:rPr>
             </w:pPr>
+            <w:r>
+              <w:rPr>
+                <w:rFonts w:ascii="Times New Roman" w:hAnsi="Times New Roman" w:cs="Times New Roman"/>
+                <w:b/>
+                <w:bCs/>
+                <w:sz w:val="20"/>
+                <w:szCs w:val="20"/>
+              </w:rPr>
+              <w:t>I</w:t>
+            </w:r>
+            <w:r>
+              <w:rPr>
+                <w:rFonts w:ascii="Times New Roman" w:hAnsi="Times New Roman" w:cs="Times New Roman"/>
+                <w:sz w:val="20"/>
+                <w:szCs w:val="20"/>
+              </w:rPr>
+              <w:t xml:space="preserve"> (M 178##: Textfassung 3)</w:t>
+            </w:r>
           </w:p>
         </w:tc>
       </w:tr>
@@ -10801,6 +10812,16 @@
                 <w:lang w:val="de-DE"/>
               </w:rPr>
             </w:pPr>
+            <w:r>
+              <w:rPr>
+                <w:rFonts w:ascii="Times New Roman" w:hAnsi="Times New Roman" w:cs="Times New Roman"/>
+                <w:sz w:val="20"/>
+                <w:szCs w:val="20"/>
+                <w:lang w:val="de-DE"/>
+              </w:rPr>
+              <w:lastRenderedPageBreak/>
+              <w:t>1</w:t>
+            </w:r>
           </w:p>
         </w:tc>
         <w:tc>
@@ -10865,11 +10886,181 @@
               <w:outlineLvl w:val="0"/>
               <w:rPr>
                 <w:rFonts w:ascii="Times New Roman" w:hAnsi="Times New Roman" w:cs="Times New Roman"/>
-                <w:sz w:val="20"/>
-                <w:szCs w:val="20"/>
-                <w:lang w:val="de-DE"/>
-              </w:rPr>
-            </w:pPr>
+                <w:iCs/>
+                <w:sz w:val="20"/>
+                <w:szCs w:val="20"/>
+                <w:lang w:val="de-DE"/>
+              </w:rPr>
+            </w:pPr>
+            <w:r>
+              <w:rPr>
+                <w:rFonts w:ascii="Times New Roman" w:hAnsi="Times New Roman" w:cs="Times New Roman"/>
+                <w:sz w:val="20"/>
+                <w:szCs w:val="20"/>
+                <w:lang w:val="de-DE"/>
+              </w:rPr>
+              <w:t xml:space="preserve">Zuerst: Streichung bei </w:t>
+            </w:r>
+            <w:r>
+              <w:rPr>
+                <w:rFonts w:ascii="Times New Roman" w:hAnsi="Times New Roman" w:cs="Times New Roman"/>
+                <w:i/>
+                <w:strike/>
+                <w:sz w:val="20"/>
+                <w:szCs w:val="20"/>
+                <w:lang w:val="de-DE"/>
+              </w:rPr>
+              <w:t>Bewegte Viertel</w:t>
+            </w:r>
+            <w:r>
+              <w:rPr>
+                <w:rFonts w:ascii="Times New Roman" w:hAnsi="Times New Roman" w:cs="Times New Roman"/>
+                <w:i/>
+                <w:sz w:val="20"/>
+                <w:szCs w:val="20"/>
+                <w:lang w:val="de-DE"/>
+              </w:rPr>
+              <w:t xml:space="preserve"> (</w:t>
+            </w:r>
+            <w:proofErr w:type="spellStart"/>
+            <w:r>
+              <w:rPr>
+                <w:rFonts w:ascii="Times New Roman" w:hAnsi="Times New Roman" w:cs="Times New Roman"/>
+                <w:i/>
+                <w:sz w:val="20"/>
+                <w:szCs w:val="20"/>
+                <w:lang w:val="de-DE"/>
+              </w:rPr>
+              <w:t>ca</w:t>
+            </w:r>
+            <w:proofErr w:type="spellEnd"/>
+            <w:r>
+              <w:rPr>
+                <w:rFonts w:ascii="Times New Roman" w:hAnsi="Times New Roman" w:cs="Times New Roman"/>
+                <w:i/>
+                <w:sz w:val="20"/>
+                <w:szCs w:val="20"/>
+                <w:lang w:val="de-DE"/>
+              </w:rPr>
+              <w:t xml:space="preserve"> 60)</w:t>
+            </w:r>
+            <w:r>
+              <w:rPr>
+                <w:rFonts w:ascii="Times New Roman" w:hAnsi="Times New Roman" w:cs="Times New Roman"/>
+                <w:iCs/>
+                <w:sz w:val="20"/>
+                <w:szCs w:val="20"/>
+                <w:lang w:val="de-DE"/>
+              </w:rPr>
+              <w:t xml:space="preserve"> und </w:t>
+            </w:r>
+            <w:r>
+              <w:rPr>
+                <w:rFonts w:ascii="Times New Roman" w:hAnsi="Times New Roman" w:cs="Times New Roman"/>
+                <w:i/>
+                <w:sz w:val="20"/>
+                <w:szCs w:val="20"/>
+                <w:lang w:val="de-DE"/>
+              </w:rPr>
+              <w:t>Mit bewegtestem Ausdruck</w:t>
+            </w:r>
+            <w:r>
+              <w:rPr>
+                <w:rFonts w:ascii="Times New Roman" w:hAnsi="Times New Roman" w:cs="Times New Roman"/>
+                <w:iCs/>
+                <w:sz w:val="20"/>
+                <w:szCs w:val="20"/>
+                <w:lang w:val="de-DE"/>
+              </w:rPr>
+              <w:t xml:space="preserve"> hinzugefügt. </w:t>
+            </w:r>
+          </w:p>
+          <w:p>
+            <w:pPr>
+              <w:spacing w:after="0" w:line="360" w:lineRule="auto"/>
+              <w:outlineLvl w:val="0"/>
+              <w:rPr>
+                <w:rFonts w:ascii="Times New Roman" w:hAnsi="Times New Roman" w:cs="Times New Roman"/>
+                <w:iCs/>
+                <w:sz w:val="20"/>
+                <w:szCs w:val="20"/>
+                <w:lang w:val="de-DE"/>
+              </w:rPr>
+            </w:pPr>
+            <w:r>
+              <w:rPr>
+                <w:rFonts w:ascii="Times New Roman" w:hAnsi="Times New Roman" w:cs="Times New Roman"/>
+                <w:iCs/>
+                <w:sz w:val="20"/>
+                <w:szCs w:val="20"/>
+                <w:lang w:val="de-DE"/>
+              </w:rPr>
+              <w:t xml:space="preserve">Dann: </w:t>
+            </w:r>
+            <w:r>
+              <w:rPr>
+                <w:rFonts w:ascii="Times New Roman" w:hAnsi="Times New Roman" w:cs="Times New Roman"/>
+                <w:i/>
+                <w:sz w:val="20"/>
+                <w:szCs w:val="20"/>
+                <w:lang w:val="de-DE"/>
+              </w:rPr>
+              <w:t>Mit bewegtestem Ausdruck</w:t>
+            </w:r>
+            <w:r>
+              <w:rPr>
+                <w:rFonts w:ascii="Times New Roman" w:hAnsi="Times New Roman" w:cs="Times New Roman"/>
+                <w:iCs/>
+                <w:sz w:val="20"/>
+                <w:szCs w:val="20"/>
+                <w:lang w:val="de-DE"/>
+              </w:rPr>
+              <w:t xml:space="preserve"> radiert.</w:t>
+            </w:r>
+          </w:p>
+          <w:p>
+            <w:pPr>
+              <w:spacing w:after="0" w:line="360" w:lineRule="auto"/>
+              <w:outlineLvl w:val="0"/>
+              <w:rPr>
+                <w:rFonts w:ascii="Times New Roman" w:hAnsi="Times New Roman" w:cs="Times New Roman"/>
+                <w:sz w:val="20"/>
+                <w:szCs w:val="20"/>
+                <w:lang w:val="de-DE"/>
+              </w:rPr>
+            </w:pPr>
+            <w:r>
+              <w:rPr>
+                <w:rFonts w:ascii="Times New Roman" w:hAnsi="Times New Roman" w:cs="Times New Roman"/>
+                <w:iCs/>
+                <w:sz w:val="20"/>
+                <w:szCs w:val="20"/>
+                <w:lang w:val="de-DE"/>
+              </w:rPr>
+              <w:t xml:space="preserve">Siehe auch Korrekturen 1 und </w:t>
+            </w:r>
+            <w:proofErr w:type="spellStart"/>
+            <w:r>
+              <w:rPr>
+                <w:rFonts w:ascii="Times New Roman" w:hAnsi="Times New Roman" w:cs="Times New Roman"/>
+                <w:iCs/>
+                <w:sz w:val="20"/>
+                <w:szCs w:val="20"/>
+                <w:lang w:val="de-DE"/>
+              </w:rPr>
+              <w:t>TkA</w:t>
+            </w:r>
+            <w:proofErr w:type="spellEnd"/>
+            <w:r>
+              <w:rPr>
+                <w:rFonts w:ascii="Times New Roman" w:hAnsi="Times New Roman" w:cs="Times New Roman"/>
+                <w:iCs/>
+                <w:sz w:val="20"/>
+                <w:szCs w:val="20"/>
+                <w:lang w:val="de-DE"/>
+              </w:rPr>
+              <w:t>.</w:t>
+            </w:r>
           </w:p>
         </w:tc>
       </w:tr>
@@ -10898,6 +11089,15 @@
                 <w:lang w:val="de-DE"/>
               </w:rPr>
             </w:pPr>
+            <w:r>
+              <w:rPr>
+                <w:rFonts w:ascii="Times New Roman" w:hAnsi="Times New Roman" w:cs="Times New Roman"/>
+                <w:sz w:val="20"/>
+                <w:szCs w:val="20"/>
+                <w:lang w:val="de-DE"/>
+              </w:rPr>
+              <w:t>2</w:t>
+            </w:r>
           </w:p>
         </w:tc>
         <w:tc>
@@ -10921,6 +11121,15 @@
                 <w:lang w:val="de-DE"/>
               </w:rPr>
             </w:pPr>
+            <w:r>
+              <w:rPr>
+                <w:rFonts w:ascii="Times New Roman" w:hAnsi="Times New Roman" w:cs="Times New Roman"/>
+                <w:sz w:val="20"/>
+                <w:szCs w:val="20"/>
+                <w:lang w:val="de-DE"/>
+              </w:rPr>
+              <w:t>II. Gg.</w:t>
+            </w:r>
           </w:p>
         </w:tc>
         <w:tc>
@@ -10944,6 +11153,15 @@
                 <w:lang w:val="de-DE"/>
               </w:rPr>
             </w:pPr>
+            <w:r>
+              <w:rPr>
+                <w:rFonts w:ascii="Times New Roman" w:hAnsi="Times New Roman" w:cs="Times New Roman"/>
+                <w:sz w:val="20"/>
+                <w:szCs w:val="20"/>
+                <w:lang w:val="de-DE"/>
+              </w:rPr>
+              <w:t>1/8</w:t>
+            </w:r>
           </w:p>
         </w:tc>
         <w:tc>
@@ -10967,6 +11185,52 @@
                 <w:lang w:val="de-DE"/>
               </w:rPr>
             </w:pPr>
+            <w:proofErr w:type="spellStart"/>
+            <w:r>
+              <w:rPr>
+                <w:rFonts w:ascii="Times New Roman" w:hAnsi="Times New Roman" w:cs="Times New Roman"/>
+                <w:i/>
+                <w:iCs/>
+                <w:sz w:val="20"/>
+                <w:szCs w:val="20"/>
+                <w:lang w:val="de-DE"/>
+              </w:rPr>
+              <w:t>col</w:t>
+            </w:r>
+            <w:proofErr w:type="spellEnd"/>
+            <w:r>
+              <w:rPr>
+                <w:rFonts w:ascii="Times New Roman" w:hAnsi="Times New Roman" w:cs="Times New Roman"/>
+                <w:i/>
+                <w:iCs/>
+                <w:sz w:val="20"/>
+                <w:szCs w:val="20"/>
+                <w:lang w:val="de-DE"/>
+              </w:rPr>
+              <w:t xml:space="preserve"> </w:t>
+            </w:r>
+            <w:proofErr w:type="spellStart"/>
+            <w:r>
+              <w:rPr>
+                <w:rFonts w:ascii="Times New Roman" w:hAnsi="Times New Roman" w:cs="Times New Roman"/>
+                <w:i/>
+                <w:iCs/>
+                <w:sz w:val="20"/>
+                <w:szCs w:val="20"/>
+                <w:lang w:val="de-DE"/>
+              </w:rPr>
+              <w:t>legno</w:t>
+            </w:r>
+            <w:proofErr w:type="spellEnd"/>
+            <w:r>
+              <w:rPr>
+                <w:rFonts w:ascii="Times New Roman" w:hAnsi="Times New Roman" w:cs="Times New Roman"/>
+                <w:sz w:val="20"/>
+                <w:szCs w:val="20"/>
+                <w:lang w:val="de-DE"/>
+              </w:rPr>
+              <w:t xml:space="preserve"> gestrichen.</w:t>
+            </w:r>
           </w:p>
         </w:tc>
       </w:tr>

--- a/convert_source_description/QB_Op9_F_conv.docx
+++ b/convert_source_description/QB_Op9_F_conv.docx
@@ -3650,7 +3650,7 @@
           <w:szCs w:val="20"/>
           <w:lang w:val="de-DE"/>
         </w:rPr>
-        <w:t>I (</w:t>
+        <w:t xml:space="preserve">I </w:t>
       </w:r>
       <w:r>
         <w:rPr>
@@ -3686,6 +3686,15 @@
           <w:szCs w:val="20"/>
           <w:lang w:val="de-DE"/>
         </w:rPr>
+        <w:t>:</w:t>
+      </w:r>
+      <w:r>
+        <w:rPr>
+          <w:rFonts w:ascii="Times New Roman" w:hAnsi="Times New Roman" w:cs="Times New Roman"/>
+          <w:sz w:val="20"/>
+          <w:szCs w:val="20"/>
+          <w:lang w:val="de-DE"/>
+        </w:rPr>
         <w:t xml:space="preserve"> Textfassung </w:t>
       </w:r>
       <w:r>
@@ -3696,6 +3705,38 @@
           <w:lang w:val="de-DE"/>
         </w:rPr>
         <w:t>3</w:t>
+      </w:r>
+      <w:r>
+        <w:rPr>
+          <w:rFonts w:ascii="Times New Roman" w:hAnsi="Times New Roman" w:cs="Times New Roman"/>
+          <w:sz w:val="20"/>
+          <w:szCs w:val="20"/>
+          <w:lang w:val="de-DE"/>
+        </w:rPr>
+        <w:t xml:space="preserve"> (</w:t>
+      </w:r>
+      <w:r>
+        <w:rPr>
+          <w:rFonts w:ascii="Times New Roman" w:hAnsi="Times New Roman" w:cs="Times New Roman"/>
+          <w:b/>
+          <w:bCs/>
+          <w:sz w:val="20"/>
+          <w:szCs w:val="20"/>
+          <w:lang w:val="de-DE"/>
+        </w:rPr>
+        <w:t>F</w:t>
+      </w:r>
+      <w:r>
+        <w:rPr>
+          <w:rFonts w:ascii="Times New Roman" w:hAnsi="Times New Roman" w:cs="Times New Roman"/>
+          <w:b/>
+          <w:bCs/>
+          <w:sz w:val="20"/>
+          <w:szCs w:val="20"/>
+          <w:vertAlign w:val="superscript"/>
+          <w:lang w:val="de-DE"/>
+        </w:rPr>
+        <w:t>b.1</w:t>
       </w:r>
       <w:r>
         <w:rPr>
@@ -4048,7 +4089,7 @@
           <w:szCs w:val="20"/>
           <w:lang w:val="de-DE"/>
         </w:rPr>
-        <w:t>II (</w:t>
+        <w:t xml:space="preserve">II </w:t>
       </w:r>
       <w:r>
         <w:rPr>
@@ -4066,6 +4107,15 @@
           <w:szCs w:val="20"/>
           <w:lang w:val="de-DE"/>
         </w:rPr>
+        <w:t>:</w:t>
+      </w:r>
+      <w:r>
+        <w:rPr>
+          <w:rFonts w:ascii="Times New Roman" w:hAnsi="Times New Roman" w:cs="Times New Roman"/>
+          <w:sz w:val="20"/>
+          <w:szCs w:val="20"/>
+          <w:lang w:val="de-DE"/>
+        </w:rPr>
         <w:t xml:space="preserve"> </w:t>
       </w:r>
       <w:r>
@@ -4085,6 +4135,50 @@
           <w:lang w:val="de-DE"/>
         </w:rPr>
         <w:t>3</w:t>
+      </w:r>
+      <w:r>
+        <w:rPr>
+          <w:rFonts w:ascii="Times New Roman" w:hAnsi="Times New Roman" w:cs="Times New Roman"/>
+          <w:sz w:val="20"/>
+          <w:szCs w:val="20"/>
+          <w:lang w:val="de-DE"/>
+        </w:rPr>
+        <w:t xml:space="preserve"> (</w:t>
+      </w:r>
+      <w:r>
+        <w:rPr>
+          <w:rFonts w:ascii="Times New Roman" w:hAnsi="Times New Roman" w:cs="Times New Roman"/>
+          <w:b/>
+          <w:bCs/>
+          <w:sz w:val="20"/>
+          <w:szCs w:val="20"/>
+          <w:lang w:val="de-DE"/>
+        </w:rPr>
+        <w:t>F</w:t>
+      </w:r>
+      <w:r>
+        <w:rPr>
+          <w:rFonts w:ascii="Times New Roman" w:hAnsi="Times New Roman" w:cs="Times New Roman"/>
+          <w:b/>
+          <w:bCs/>
+          <w:sz w:val="20"/>
+          <w:szCs w:val="20"/>
+          <w:vertAlign w:val="superscript"/>
+          <w:lang w:val="de-DE"/>
+        </w:rPr>
+        <w:t>b.</w:t>
+      </w:r>
+      <w:r>
+        <w:rPr>
+          <w:rFonts w:ascii="Times New Roman" w:hAnsi="Times New Roman" w:cs="Times New Roman"/>
+          <w:b/>
+          <w:bCs/>
+          <w:sz w:val="20"/>
+          <w:szCs w:val="20"/>
+          <w:vertAlign w:val="superscript"/>
+          <w:lang w:val="de-DE"/>
+        </w:rPr>
+        <w:t>2</w:t>
       </w:r>
       <w:r>
         <w:rPr>
@@ -4430,7 +4524,7 @@
           <w:szCs w:val="20"/>
           <w:lang w:val="de-DE"/>
         </w:rPr>
-        <w:t>III (</w:t>
+        <w:t xml:space="preserve">III </w:t>
       </w:r>
       <w:r>
         <w:rPr>
@@ -4457,6 +4551,15 @@
           <w:szCs w:val="20"/>
           <w:lang w:val="de-DE"/>
         </w:rPr>
+        <w:t>:</w:t>
+      </w:r>
+      <w:r>
+        <w:rPr>
+          <w:rFonts w:ascii="Times New Roman" w:hAnsi="Times New Roman" w:cs="Times New Roman"/>
+          <w:sz w:val="20"/>
+          <w:szCs w:val="20"/>
+          <w:lang w:val="de-DE"/>
+        </w:rPr>
         <w:t xml:space="preserve"> </w:t>
       </w:r>
       <w:r>
@@ -4473,6 +4576,50 @@
           <w:rFonts w:ascii="Times New Roman" w:hAnsi="Times New Roman" w:cs="Times New Roman"/>
           <w:sz w:val="20"/>
           <w:szCs w:val="20"/>
+          <w:lang w:val="de-DE"/>
+        </w:rPr>
+        <w:t>3</w:t>
+      </w:r>
+      <w:r>
+        <w:rPr>
+          <w:rFonts w:ascii="Times New Roman" w:hAnsi="Times New Roman" w:cs="Times New Roman"/>
+          <w:sz w:val="20"/>
+          <w:szCs w:val="20"/>
+          <w:lang w:val="de-DE"/>
+        </w:rPr>
+        <w:t xml:space="preserve"> (</w:t>
+      </w:r>
+      <w:r>
+        <w:rPr>
+          <w:rFonts w:ascii="Times New Roman" w:hAnsi="Times New Roman" w:cs="Times New Roman"/>
+          <w:b/>
+          <w:bCs/>
+          <w:sz w:val="20"/>
+          <w:szCs w:val="20"/>
+          <w:lang w:val="de-DE"/>
+        </w:rPr>
+        <w:t>F</w:t>
+      </w:r>
+      <w:r>
+        <w:rPr>
+          <w:rFonts w:ascii="Times New Roman" w:hAnsi="Times New Roman" w:cs="Times New Roman"/>
+          <w:b/>
+          <w:bCs/>
+          <w:sz w:val="20"/>
+          <w:szCs w:val="20"/>
+          <w:vertAlign w:val="superscript"/>
+          <w:lang w:val="de-DE"/>
+        </w:rPr>
+        <w:t>b.</w:t>
+      </w:r>
+      <w:r>
+        <w:rPr>
+          <w:rFonts w:ascii="Times New Roman" w:hAnsi="Times New Roman" w:cs="Times New Roman"/>
+          <w:b/>
+          <w:bCs/>
+          <w:sz w:val="20"/>
+          <w:szCs w:val="20"/>
+          <w:vertAlign w:val="superscript"/>
           <w:lang w:val="de-DE"/>
         </w:rPr>
         <w:t>3</w:t>
@@ -4752,7 +4899,7 @@
           <w:szCs w:val="20"/>
           <w:lang w:val="de-DE"/>
         </w:rPr>
-        <w:t>IV (</w:t>
+        <w:t xml:space="preserve">IV </w:t>
       </w:r>
       <w:r>
         <w:rPr>
@@ -4795,6 +4942,50 @@
           <w:rFonts w:ascii="Times New Roman" w:hAnsi="Times New Roman" w:cs="Times New Roman"/>
           <w:sz w:val="20"/>
           <w:szCs w:val="20"/>
+          <w:lang w:val="de-DE"/>
+        </w:rPr>
+        <w:t>4</w:t>
+      </w:r>
+      <w:r>
+        <w:rPr>
+          <w:rFonts w:ascii="Times New Roman" w:hAnsi="Times New Roman" w:cs="Times New Roman"/>
+          <w:sz w:val="20"/>
+          <w:szCs w:val="20"/>
+          <w:lang w:val="de-DE"/>
+        </w:rPr>
+        <w:t xml:space="preserve"> (</w:t>
+      </w:r>
+      <w:r>
+        <w:rPr>
+          <w:rFonts w:ascii="Times New Roman" w:hAnsi="Times New Roman" w:cs="Times New Roman"/>
+          <w:b/>
+          <w:bCs/>
+          <w:sz w:val="20"/>
+          <w:szCs w:val="20"/>
+          <w:lang w:val="de-DE"/>
+        </w:rPr>
+        <w:t>F</w:t>
+      </w:r>
+      <w:r>
+        <w:rPr>
+          <w:rFonts w:ascii="Times New Roman" w:hAnsi="Times New Roman" w:cs="Times New Roman"/>
+          <w:b/>
+          <w:bCs/>
+          <w:sz w:val="20"/>
+          <w:szCs w:val="20"/>
+          <w:vertAlign w:val="superscript"/>
+          <w:lang w:val="de-DE"/>
+        </w:rPr>
+        <w:t>b.</w:t>
+      </w:r>
+      <w:r>
+        <w:rPr>
+          <w:rFonts w:ascii="Times New Roman" w:hAnsi="Times New Roman" w:cs="Times New Roman"/>
+          <w:b/>
+          <w:bCs/>
+          <w:sz w:val="20"/>
+          <w:szCs w:val="20"/>
+          <w:vertAlign w:val="superscript"/>
           <w:lang w:val="de-DE"/>
         </w:rPr>
         <w:t>4</w:t>
@@ -5092,7 +5283,7 @@
           <w:szCs w:val="20"/>
           <w:lang w:val="de-DE"/>
         </w:rPr>
-        <w:t>V (</w:t>
+        <w:t xml:space="preserve">V </w:t>
       </w:r>
       <w:r>
         <w:rPr>
@@ -5119,6 +5310,15 @@
           <w:szCs w:val="20"/>
           <w:lang w:val="de-DE"/>
         </w:rPr>
+        <w:t>:</w:t>
+      </w:r>
+      <w:r>
+        <w:rPr>
+          <w:rFonts w:ascii="Times New Roman" w:hAnsi="Times New Roman" w:cs="Times New Roman"/>
+          <w:sz w:val="20"/>
+          <w:szCs w:val="20"/>
+          <w:lang w:val="de-DE"/>
+        </w:rPr>
         <w:t xml:space="preserve"> </w:t>
       </w:r>
       <w:r>
@@ -5138,6 +5338,50 @@
           <w:lang w:val="de-DE"/>
         </w:rPr>
         <w:t>4</w:t>
+      </w:r>
+      <w:r>
+        <w:rPr>
+          <w:rFonts w:ascii="Times New Roman" w:hAnsi="Times New Roman" w:cs="Times New Roman"/>
+          <w:sz w:val="20"/>
+          <w:szCs w:val="20"/>
+          <w:lang w:val="de-DE"/>
+        </w:rPr>
+        <w:t xml:space="preserve"> (</w:t>
+      </w:r>
+      <w:r>
+        <w:rPr>
+          <w:rFonts w:ascii="Times New Roman" w:hAnsi="Times New Roman" w:cs="Times New Roman"/>
+          <w:b/>
+          <w:bCs/>
+          <w:sz w:val="20"/>
+          <w:szCs w:val="20"/>
+          <w:lang w:val="de-DE"/>
+        </w:rPr>
+        <w:t>F</w:t>
+      </w:r>
+      <w:r>
+        <w:rPr>
+          <w:rFonts w:ascii="Times New Roman" w:hAnsi="Times New Roman" w:cs="Times New Roman"/>
+          <w:b/>
+          <w:bCs/>
+          <w:sz w:val="20"/>
+          <w:szCs w:val="20"/>
+          <w:vertAlign w:val="superscript"/>
+          <w:lang w:val="de-DE"/>
+        </w:rPr>
+        <w:t>b.</w:t>
+      </w:r>
+      <w:r>
+        <w:rPr>
+          <w:rFonts w:ascii="Times New Roman" w:hAnsi="Times New Roman" w:cs="Times New Roman"/>
+          <w:b/>
+          <w:bCs/>
+          <w:sz w:val="20"/>
+          <w:szCs w:val="20"/>
+          <w:vertAlign w:val="superscript"/>
+          <w:lang w:val="de-DE"/>
+        </w:rPr>
+        <w:t>5</w:t>
       </w:r>
       <w:r>
         <w:rPr>
@@ -5432,15 +5676,6 @@
           <w:szCs w:val="20"/>
           <w:lang w:val="de-DE"/>
         </w:rPr>
-        <w:t>##</w:t>
-      </w:r>
-      <w:r>
-        <w:rPr>
-          <w:rFonts w:ascii="Times New Roman" w:hAnsi="Times New Roman" w:cs="Times New Roman"/>
-          <w:sz w:val="20"/>
-          <w:szCs w:val="20"/>
-          <w:lang w:val="de-DE"/>
-        </w:rPr>
         <w:t>M 1</w:t>
       </w:r>
       <w:r>
@@ -5795,16 +6030,34 @@
           <w:szCs w:val="20"/>
           <w:lang w:val="de-DE"/>
         </w:rPr>
-        <w:t>VI (</w:t>
-      </w:r>
-      <w:r>
-        <w:rPr>
-          <w:rFonts w:ascii="Times New Roman" w:hAnsi="Times New Roman" w:cs="Times New Roman"/>
-          <w:sz w:val="20"/>
-          <w:szCs w:val="20"/>
-          <w:lang w:val="de-DE"/>
-        </w:rPr>
-        <w:t xml:space="preserve">M 180 </w:t>
+        <w:t xml:space="preserve">VI </w:t>
+      </w:r>
+      <w:r>
+        <w:rPr>
+          <w:rFonts w:ascii="Times New Roman" w:hAnsi="Times New Roman" w:cs="Times New Roman"/>
+          <w:sz w:val="20"/>
+          <w:szCs w:val="20"/>
+          <w:lang w:val="de-DE"/>
+        </w:rPr>
+        <w:t>M 180</w:t>
+      </w:r>
+      <w:r>
+        <w:rPr>
+          <w:rFonts w:ascii="Times New Roman" w:hAnsi="Times New Roman" w:cs="Times New Roman"/>
+          <w:sz w:val="20"/>
+          <w:szCs w:val="20"/>
+          <w:lang w:val="de-DE"/>
+        </w:rPr>
+        <w:t>:</w:t>
+      </w:r>
+      <w:r>
+        <w:rPr>
+          <w:rFonts w:ascii="Times New Roman" w:hAnsi="Times New Roman" w:cs="Times New Roman"/>
+          <w:sz w:val="20"/>
+          <w:szCs w:val="20"/>
+          <w:lang w:val="de-DE"/>
+        </w:rPr>
+        <w:t xml:space="preserve"> </w:t>
       </w:r>
       <w:r>
         <w:rPr>
@@ -5823,6 +6076,50 @@
           <w:lang w:val="de-DE"/>
         </w:rPr>
         <w:t>4</w:t>
+      </w:r>
+      <w:r>
+        <w:rPr>
+          <w:rFonts w:ascii="Times New Roman" w:hAnsi="Times New Roman" w:cs="Times New Roman"/>
+          <w:sz w:val="20"/>
+          <w:szCs w:val="20"/>
+          <w:lang w:val="de-DE"/>
+        </w:rPr>
+        <w:t xml:space="preserve"> (</w:t>
+      </w:r>
+      <w:r>
+        <w:rPr>
+          <w:rFonts w:ascii="Times New Roman" w:hAnsi="Times New Roman" w:cs="Times New Roman"/>
+          <w:b/>
+          <w:bCs/>
+          <w:sz w:val="20"/>
+          <w:szCs w:val="20"/>
+          <w:lang w:val="de-DE"/>
+        </w:rPr>
+        <w:t>F</w:t>
+      </w:r>
+      <w:r>
+        <w:rPr>
+          <w:rFonts w:ascii="Times New Roman" w:hAnsi="Times New Roman" w:cs="Times New Roman"/>
+          <w:b/>
+          <w:bCs/>
+          <w:sz w:val="20"/>
+          <w:szCs w:val="20"/>
+          <w:vertAlign w:val="superscript"/>
+          <w:lang w:val="de-DE"/>
+        </w:rPr>
+        <w:t>b.</w:t>
+      </w:r>
+      <w:r>
+        <w:rPr>
+          <w:rFonts w:ascii="Times New Roman" w:hAnsi="Times New Roman" w:cs="Times New Roman"/>
+          <w:b/>
+          <w:bCs/>
+          <w:sz w:val="20"/>
+          <w:szCs w:val="20"/>
+          <w:vertAlign w:val="superscript"/>
+          <w:lang w:val="de-DE"/>
+        </w:rPr>
+        <w:t>6</w:t>
       </w:r>
       <w:r>
         <w:rPr>
@@ -7155,6 +7452,15 @@
                 <w:lang w:val="de-DE"/>
               </w:rPr>
             </w:pPr>
+            <w:r>
+              <w:rPr>
+                <w:rFonts w:ascii="Times New Roman" w:hAnsi="Times New Roman" w:cs="Times New Roman"/>
+                <w:sz w:val="20"/>
+                <w:szCs w:val="20"/>
+                <w:lang w:val="de-DE"/>
+              </w:rPr>
+              <w:t>1.–2. Note</w:t>
+            </w:r>
           </w:p>
         </w:tc>
         <w:tc>
@@ -7173,13 +7479,20 @@
               <w:outlineLvl w:val="0"/>
               <w:rPr>
                 <w:rFonts w:ascii="Times New Roman" w:hAnsi="Times New Roman" w:cs="Times New Roman"/>
-                <w:i/>
-                <w:iCs/>
-                <w:sz w:val="20"/>
-                <w:szCs w:val="20"/>
-                <w:lang w:val="de-DE"/>
-              </w:rPr>
-            </w:pPr>
+                <w:sz w:val="20"/>
+                <w:szCs w:val="20"/>
+                <w:lang w:val="de-DE"/>
+              </w:rPr>
+            </w:pPr>
+            <w:r>
+              <w:rPr>
+                <w:rFonts w:ascii="Times New Roman" w:hAnsi="Times New Roman" w:cs="Times New Roman"/>
+                <w:sz w:val="20"/>
+                <w:szCs w:val="20"/>
+                <w:lang w:val="de-DE"/>
+              </w:rPr>
+              <w:t>Crescendogabel auf Rasur.</w:t>
+            </w:r>
           </w:p>
         </w:tc>
       </w:tr>
@@ -7245,25 +7558,7 @@
           <w:szCs w:val="20"/>
           <w:lang w:val="de-DE"/>
         </w:rPr>
-        <w:t xml:space="preserve"> (</w:t>
-      </w:r>
-      <w:r>
-        <w:rPr>
-          <w:rFonts w:ascii="Times New Roman" w:hAnsi="Times New Roman" w:cs="Times New Roman"/>
-          <w:sz w:val="20"/>
-          <w:szCs w:val="20"/>
-          <w:lang w:val="de-DE"/>
-        </w:rPr>
-        <w:t>###</w:t>
-      </w:r>
-      <w:r>
-        <w:rPr>
-          <w:rFonts w:ascii="Times New Roman" w:hAnsi="Times New Roman" w:cs="Times New Roman"/>
-          <w:sz w:val="20"/>
-          <w:szCs w:val="20"/>
-          <w:lang w:val="de-DE"/>
-        </w:rPr>
-        <w:t>mit Tinte ggf. auf Rasur)</w:t>
+        <w:t xml:space="preserve"> (mit Tinte ggf. auf Rasur)</w:t>
       </w:r>
     </w:p>
     <w:p>
@@ -7493,7 +7788,7 @@
                 <w:szCs w:val="20"/>
                 <w:lang w:val="de-DE"/>
               </w:rPr>
-              <w:t xml:space="preserve"> (</w:t>
+              <w:t xml:space="preserve"> </w:t>
             </w:r>
             <w:r>
               <w:rPr>
@@ -7529,34 +7824,16 @@
                 <w:szCs w:val="20"/>
                 <w:lang w:val="de-DE"/>
               </w:rPr>
-              <w:t xml:space="preserve"> </w:t>
-            </w:r>
-            <w:r>
-              <w:rPr>
-                <w:rFonts w:ascii="Times New Roman" w:hAnsi="Times New Roman" w:cs="Times New Roman"/>
-                <w:sz w:val="20"/>
-                <w:szCs w:val="20"/>
-                <w:lang w:val="de-DE"/>
-              </w:rPr>
-              <w:t>##</w:t>
-            </w:r>
-            <w:r>
-              <w:rPr>
-                <w:rFonts w:ascii="Times New Roman" w:hAnsi="Times New Roman" w:cs="Times New Roman"/>
-                <w:sz w:val="20"/>
-                <w:szCs w:val="20"/>
-                <w:lang w:val="de-DE"/>
-              </w:rPr>
-              <w:t xml:space="preserve">Textfassung </w:t>
-            </w:r>
-            <w:r>
-              <w:rPr>
-                <w:rFonts w:ascii="Times New Roman" w:hAnsi="Times New Roman" w:cs="Times New Roman"/>
-                <w:sz w:val="20"/>
-                <w:szCs w:val="20"/>
-                <w:lang w:val="de-DE"/>
-              </w:rPr>
-              <w:t>3)</w:t>
+              <w:t xml:space="preserve"> Textfassung </w:t>
+            </w:r>
+            <w:r>
+              <w:rPr>
+                <w:rFonts w:ascii="Times New Roman" w:hAnsi="Times New Roman" w:cs="Times New Roman"/>
+                <w:sz w:val="20"/>
+                <w:szCs w:val="20"/>
+                <w:lang w:val="de-DE"/>
+              </w:rPr>
+              <w:t>3</w:t>
             </w:r>
           </w:p>
         </w:tc>
@@ -7642,6 +7919,15 @@
                 <w:lang w:val="de-DE"/>
               </w:rPr>
             </w:pPr>
+            <w:r>
+              <w:rPr>
+                <w:rFonts w:ascii="Times New Roman" w:hAnsi="Times New Roman" w:cs="Times New Roman"/>
+                <w:sz w:val="20"/>
+                <w:szCs w:val="20"/>
+                <w:lang w:val="de-DE"/>
+              </w:rPr>
+              <w:t>Taktanfang</w:t>
+            </w:r>
           </w:p>
         </w:tc>
         <w:tc>
@@ -7726,16 +8012,6 @@
                 <w:lang w:val="de-DE"/>
               </w:rPr>
               <w:t xml:space="preserve"> 60)</w:t>
-            </w:r>
-            <w:r>
-              <w:rPr>
-                <w:rFonts w:ascii="Times New Roman" w:hAnsi="Times New Roman" w:cs="Times New Roman"/>
-                <w:iCs/>
-                <w:sz w:val="20"/>
-                <w:szCs w:val="20"/>
-                <w:lang w:val="de-DE"/>
-              </w:rPr>
-              <w:t>.</w:t>
             </w:r>
             <w:r>
               <w:rPr>
@@ -7897,6 +8173,15 @@
                 <w:lang w:val="de-DE"/>
               </w:rPr>
             </w:pPr>
+            <w:r>
+              <w:rPr>
+                <w:rFonts w:ascii="Times New Roman" w:hAnsi="Times New Roman" w:cs="Times New Roman"/>
+                <w:sz w:val="20"/>
+                <w:szCs w:val="20"/>
+                <w:lang w:val="de-DE"/>
+              </w:rPr>
+              <w:t>3</w:t>
+            </w:r>
           </w:p>
         </w:tc>
         <w:tc>
@@ -7920,6 +8205,15 @@
                 <w:lang w:val="de-DE"/>
               </w:rPr>
             </w:pPr>
+            <w:r>
+              <w:rPr>
+                <w:rFonts w:ascii="Times New Roman" w:hAnsi="Times New Roman" w:cs="Times New Roman"/>
+                <w:sz w:val="20"/>
+                <w:szCs w:val="20"/>
+                <w:lang w:val="de-DE"/>
+              </w:rPr>
+              <w:t>Vc.</w:t>
+            </w:r>
           </w:p>
         </w:tc>
         <w:tc>
@@ -7943,6 +8237,15 @@
                 <w:lang w:val="de-DE"/>
               </w:rPr>
             </w:pPr>
+            <w:r>
+              <w:rPr>
+                <w:rFonts w:ascii="Times New Roman" w:hAnsi="Times New Roman" w:cs="Times New Roman"/>
+                <w:sz w:val="20"/>
+                <w:szCs w:val="20"/>
+                <w:lang w:val="de-DE"/>
+              </w:rPr>
+              <w:t>5/8</w:t>
+            </w:r>
           </w:p>
         </w:tc>
         <w:tc>
@@ -7966,6 +8269,82 @@
                 <w:lang w:val="de-DE"/>
               </w:rPr>
             </w:pPr>
+            <w:r>
+              <w:rPr>
+                <w:rFonts w:ascii="Times New Roman" w:hAnsi="Times New Roman" w:cs="Times New Roman"/>
+                <w:sz w:val="20"/>
+                <w:szCs w:val="20"/>
+                <w:lang w:val="de-DE"/>
+              </w:rPr>
+              <w:t>Tenorschlüssel und c</w:t>
+            </w:r>
+            <w:r>
+              <w:rPr>
+                <w:rFonts w:ascii="Times New Roman" w:hAnsi="Times New Roman" w:cs="Times New Roman"/>
+                <w:sz w:val="20"/>
+                <w:szCs w:val="20"/>
+                <w:vertAlign w:val="superscript"/>
+                <w:lang w:val="de-DE"/>
+              </w:rPr>
+              <w:t>1</w:t>
+            </w:r>
+            <w:r>
+              <w:rPr>
+                <w:rFonts w:ascii="Times New Roman" w:hAnsi="Times New Roman" w:cs="Times New Roman"/>
+                <w:sz w:val="20"/>
+                <w:szCs w:val="20"/>
+                <w:lang w:val="de-DE"/>
+              </w:rPr>
+              <w:t xml:space="preserve"> auf Rasur. </w:t>
+            </w:r>
+            <w:r>
+              <w:rPr>
+                <w:rFonts w:ascii="Times New Roman" w:hAnsi="Times New Roman" w:cs="Times New Roman"/>
+                <w:sz w:val="20"/>
+                <w:szCs w:val="20"/>
+                <w:lang w:val="de-DE"/>
+              </w:rPr>
+              <w:t xml:space="preserve">Ante </w:t>
+            </w:r>
+            <w:proofErr w:type="spellStart"/>
+            <w:r>
+              <w:rPr>
+                <w:rFonts w:ascii="Times New Roman" w:hAnsi="Times New Roman" w:cs="Times New Roman"/>
+                <w:sz w:val="20"/>
+                <w:szCs w:val="20"/>
+                <w:lang w:val="de-DE"/>
+              </w:rPr>
+              <w:t>correcturam</w:t>
+            </w:r>
+            <w:proofErr w:type="spellEnd"/>
+            <w:r>
+              <w:rPr>
+                <w:rFonts w:ascii="Times New Roman" w:hAnsi="Times New Roman" w:cs="Times New Roman"/>
+                <w:sz w:val="20"/>
+                <w:szCs w:val="20"/>
+                <w:lang w:val="de-DE"/>
+              </w:rPr>
+              <w:t>: vermutlich c</w:t>
+            </w:r>
+            <w:r>
+              <w:rPr>
+                <w:rFonts w:ascii="Times New Roman" w:hAnsi="Times New Roman" w:cs="Times New Roman"/>
+                <w:sz w:val="20"/>
+                <w:szCs w:val="20"/>
+                <w:vertAlign w:val="superscript"/>
+                <w:lang w:val="de-DE"/>
+              </w:rPr>
+              <w:t>1</w:t>
+            </w:r>
+            <w:r>
+              <w:rPr>
+                <w:rFonts w:ascii="Times New Roman" w:hAnsi="Times New Roman" w:cs="Times New Roman"/>
+                <w:sz w:val="20"/>
+                <w:szCs w:val="20"/>
+                <w:lang w:val="de-DE"/>
+              </w:rPr>
+              <w:t xml:space="preserve"> im Bassschlüssel notiert und Tenorschlüssel vor 6/8 (wie Textfassung 1–2).</w:t>
+            </w:r>
           </w:p>
         </w:tc>
       </w:tr>
@@ -7994,6 +8373,15 @@
                 <w:lang w:val="de-DE"/>
               </w:rPr>
             </w:pPr>
+            <w:r>
+              <w:rPr>
+                <w:rFonts w:ascii="Times New Roman" w:hAnsi="Times New Roman" w:cs="Times New Roman"/>
+                <w:sz w:val="20"/>
+                <w:szCs w:val="20"/>
+                <w:lang w:val="de-DE"/>
+              </w:rPr>
+              <w:t>6</w:t>
+            </w:r>
           </w:p>
         </w:tc>
         <w:tc>
@@ -8017,6 +8405,15 @@
                 <w:lang w:val="de-DE"/>
               </w:rPr>
             </w:pPr>
+            <w:r>
+              <w:rPr>
+                <w:rFonts w:ascii="Times New Roman" w:hAnsi="Times New Roman" w:cs="Times New Roman"/>
+                <w:sz w:val="20"/>
+                <w:szCs w:val="20"/>
+                <w:lang w:val="de-DE"/>
+              </w:rPr>
+              <w:t>Br.</w:t>
+            </w:r>
           </w:p>
         </w:tc>
         <w:tc>
@@ -8040,6 +8437,15 @@
                 <w:lang w:val="de-DE"/>
               </w:rPr>
             </w:pPr>
+            <w:r>
+              <w:rPr>
+                <w:rFonts w:ascii="Times New Roman" w:hAnsi="Times New Roman" w:cs="Times New Roman"/>
+                <w:sz w:val="20"/>
+                <w:szCs w:val="20"/>
+                <w:lang w:val="de-DE"/>
+              </w:rPr>
+              <w:t>3/8</w:t>
+            </w:r>
           </w:p>
         </w:tc>
         <w:tc>
@@ -8063,6 +8469,15 @@
                 <w:lang w:val="de-DE"/>
               </w:rPr>
             </w:pPr>
+            <w:r>
+              <w:rPr>
+                <w:rFonts w:ascii="Times New Roman" w:hAnsi="Times New Roman" w:cs="Times New Roman"/>
+                <w:sz w:val="20"/>
+                <w:szCs w:val="20"/>
+                <w:lang w:val="de-DE"/>
+              </w:rPr>
+              <w:t xml:space="preserve">Crescendogabel nach [p] in 4/16 bis zu [f] vor 4/8 (wie Textfassung 1) geändert zu Crescendogabel in 3/8. </w:t>
+            </w:r>
           </w:p>
         </w:tc>
       </w:tr>
@@ -8091,6 +8506,15 @@
                 <w:lang w:val="de-DE"/>
               </w:rPr>
             </w:pPr>
+            <w:r>
+              <w:rPr>
+                <w:rFonts w:ascii="Times New Roman" w:hAnsi="Times New Roman" w:cs="Times New Roman"/>
+                <w:sz w:val="20"/>
+                <w:szCs w:val="20"/>
+                <w:lang w:val="de-DE"/>
+              </w:rPr>
+              <w:t>6</w:t>
+            </w:r>
           </w:p>
         </w:tc>
         <w:tc>
@@ -8114,6 +8538,15 @@
                 <w:lang w:val="de-DE"/>
               </w:rPr>
             </w:pPr>
+            <w:r>
+              <w:rPr>
+                <w:rFonts w:ascii="Times New Roman" w:hAnsi="Times New Roman" w:cs="Times New Roman"/>
+                <w:sz w:val="20"/>
+                <w:szCs w:val="20"/>
+                <w:lang w:val="de-DE"/>
+              </w:rPr>
+              <w:t>I. Gg.</w:t>
+            </w:r>
           </w:p>
         </w:tc>
         <w:tc>
@@ -8137,6 +8570,15 @@
                 <w:lang w:val="de-DE"/>
               </w:rPr>
             </w:pPr>
+            <w:r>
+              <w:rPr>
+                <w:rFonts w:ascii="Times New Roman" w:hAnsi="Times New Roman" w:cs="Times New Roman"/>
+                <w:sz w:val="20"/>
+                <w:szCs w:val="20"/>
+                <w:lang w:val="de-DE"/>
+              </w:rPr>
+              <w:t>3–4/8</w:t>
+            </w:r>
           </w:p>
         </w:tc>
         <w:tc>
@@ -8160,6 +8602,33 @@
                 <w:lang w:val="de-DE"/>
               </w:rPr>
             </w:pPr>
+            <w:r>
+              <w:rPr>
+                <w:rFonts w:ascii="Times New Roman" w:hAnsi="Times New Roman" w:cs="Times New Roman"/>
+                <w:sz w:val="20"/>
+                <w:szCs w:val="20"/>
+                <w:lang w:val="de-DE"/>
+              </w:rPr>
+              <w:t xml:space="preserve">Crescendogabel von T. 6 3/8 bis T. 10 1/4 </w:t>
+            </w:r>
+            <w:r>
+              <w:rPr>
+                <w:rFonts w:ascii="Times New Roman" w:hAnsi="Times New Roman" w:cs="Times New Roman"/>
+                <w:sz w:val="20"/>
+                <w:szCs w:val="20"/>
+                <w:lang w:val="de-DE"/>
+              </w:rPr>
+              <w:t xml:space="preserve">(siehe Textfassung 1–2) </w:t>
+            </w:r>
+            <w:r>
+              <w:rPr>
+                <w:rFonts w:ascii="Times New Roman" w:hAnsi="Times New Roman" w:cs="Times New Roman"/>
+                <w:sz w:val="20"/>
+                <w:szCs w:val="20"/>
+                <w:lang w:val="de-DE"/>
+              </w:rPr>
+              <w:t xml:space="preserve">geändert zu Gabel von T. 6 3–4/8. </w:t>
+            </w:r>
           </w:p>
         </w:tc>
       </w:tr>
@@ -8188,6 +8657,36 @@
                 <w:lang w:val="de-DE"/>
               </w:rPr>
             </w:pPr>
+            <w:r>
+              <w:rPr>
+                <w:rFonts w:ascii="Times New Roman" w:hAnsi="Times New Roman" w:cs="Times New Roman"/>
+                <w:sz w:val="20"/>
+                <w:szCs w:val="20"/>
+                <w:lang w:val="de-DE"/>
+              </w:rPr>
+              <w:t xml:space="preserve">vor 7, </w:t>
+            </w:r>
+          </w:p>
+          <w:p>
+            <w:pPr>
+              <w:spacing w:after="0" w:line="360" w:lineRule="auto"/>
+              <w:outlineLvl w:val="0"/>
+              <w:rPr>
+                <w:rFonts w:ascii="Times New Roman" w:hAnsi="Times New Roman" w:cs="Times New Roman"/>
+                <w:sz w:val="20"/>
+                <w:szCs w:val="20"/>
+                <w:lang w:val="de-DE"/>
+              </w:rPr>
+            </w:pPr>
+            <w:r>
+              <w:rPr>
+                <w:rFonts w:ascii="Times New Roman" w:hAnsi="Times New Roman" w:cs="Times New Roman"/>
+                <w:sz w:val="20"/>
+                <w:szCs w:val="20"/>
+                <w:lang w:val="de-DE"/>
+              </w:rPr>
+              <w:t>7</w:t>
+            </w:r>
           </w:p>
         </w:tc>
         <w:tc>
@@ -8211,6 +8710,15 @@
                 <w:lang w:val="de-DE"/>
               </w:rPr>
             </w:pPr>
+            <w:r>
+              <w:rPr>
+                <w:rFonts w:ascii="Times New Roman" w:hAnsi="Times New Roman" w:cs="Times New Roman"/>
+                <w:sz w:val="20"/>
+                <w:szCs w:val="20"/>
+                <w:lang w:val="de-DE"/>
+              </w:rPr>
+              <w:t>Vc.</w:t>
+            </w:r>
           </w:p>
         </w:tc>
         <w:tc>
@@ -8235,6 +8743,27 @@
               </w:rPr>
             </w:pPr>
           </w:p>
+          <w:p>
+            <w:pPr>
+              <w:spacing w:after="0" w:line="360" w:lineRule="auto"/>
+              <w:outlineLvl w:val="0"/>
+              <w:rPr>
+                <w:rFonts w:ascii="Times New Roman" w:hAnsi="Times New Roman" w:cs="Times New Roman"/>
+                <w:sz w:val="20"/>
+                <w:szCs w:val="20"/>
+                <w:lang w:val="de-DE"/>
+              </w:rPr>
+            </w:pPr>
+            <w:r>
+              <w:rPr>
+                <w:rFonts w:ascii="Times New Roman" w:hAnsi="Times New Roman" w:cs="Times New Roman"/>
+                <w:sz w:val="20"/>
+                <w:szCs w:val="20"/>
+                <w:lang w:val="de-DE"/>
+              </w:rPr>
+              <w:t>2/16</w:t>
+            </w:r>
+          </w:p>
         </w:tc>
         <w:tc>
           <w:tcPr>
@@ -8257,6 +8786,145 @@
                 <w:lang w:val="de-DE"/>
               </w:rPr>
             </w:pPr>
+            <w:r>
+              <w:rPr>
+                <w:rFonts w:ascii="Times New Roman" w:hAnsi="Times New Roman" w:cs="Times New Roman"/>
+                <w:sz w:val="20"/>
+                <w:szCs w:val="20"/>
+                <w:lang w:val="de-DE"/>
+              </w:rPr>
+              <w:t>Violinschlüssel (notiert vor 1/16) und gis</w:t>
+            </w:r>
+            <w:r>
+              <w:rPr>
+                <w:rFonts w:ascii="Times New Roman" w:hAnsi="Times New Roman" w:cs="Times New Roman"/>
+                <w:sz w:val="20"/>
+                <w:szCs w:val="20"/>
+                <w:vertAlign w:val="superscript"/>
+                <w:lang w:val="de-DE"/>
+              </w:rPr>
+              <w:t>1</w:t>
+            </w:r>
+            <w:r>
+              <w:rPr>
+                <w:rFonts w:ascii="Times New Roman" w:hAnsi="Times New Roman" w:cs="Times New Roman"/>
+                <w:sz w:val="20"/>
+                <w:szCs w:val="20"/>
+                <w:lang w:val="de-DE"/>
+              </w:rPr>
+              <w:t xml:space="preserve"> </w:t>
+            </w:r>
+            <w:r>
+              <w:rPr>
+                <w:rFonts w:ascii="Times New Roman" w:hAnsi="Times New Roman" w:cs="Times New Roman"/>
+                <w:sz w:val="20"/>
+                <w:szCs w:val="20"/>
+                <w:lang w:val="de-DE"/>
+              </w:rPr>
+              <w:t xml:space="preserve">auf Rasur. Ante </w:t>
+            </w:r>
+            <w:proofErr w:type="spellStart"/>
+            <w:r>
+              <w:rPr>
+                <w:rFonts w:ascii="Times New Roman" w:hAnsi="Times New Roman" w:cs="Times New Roman"/>
+                <w:sz w:val="20"/>
+                <w:szCs w:val="20"/>
+                <w:lang w:val="de-DE"/>
+              </w:rPr>
+              <w:t>correcturam</w:t>
+            </w:r>
+            <w:proofErr w:type="spellEnd"/>
+            <w:r>
+              <w:rPr>
+                <w:rFonts w:ascii="Times New Roman" w:hAnsi="Times New Roman" w:cs="Times New Roman"/>
+                <w:sz w:val="20"/>
+                <w:szCs w:val="20"/>
+                <w:lang w:val="de-DE"/>
+              </w:rPr>
+              <w:t xml:space="preserve">: vermutlich </w:t>
+            </w:r>
+            <w:r>
+              <w:rPr>
+                <w:rFonts w:ascii="Times New Roman" w:hAnsi="Times New Roman" w:cs="Times New Roman"/>
+                <w:sz w:val="20"/>
+                <w:szCs w:val="20"/>
+                <w:lang w:val="de-DE"/>
+              </w:rPr>
+              <w:t>gis</w:t>
+            </w:r>
+            <w:r>
+              <w:rPr>
+                <w:rFonts w:ascii="Times New Roman" w:hAnsi="Times New Roman" w:cs="Times New Roman"/>
+                <w:sz w:val="20"/>
+                <w:szCs w:val="20"/>
+                <w:vertAlign w:val="superscript"/>
+                <w:lang w:val="de-DE"/>
+              </w:rPr>
+              <w:t>1</w:t>
+            </w:r>
+            <w:r>
+              <w:rPr>
+                <w:rFonts w:ascii="Times New Roman" w:hAnsi="Times New Roman" w:cs="Times New Roman"/>
+                <w:sz w:val="20"/>
+                <w:szCs w:val="20"/>
+                <w:lang w:val="de-DE"/>
+              </w:rPr>
+              <w:t xml:space="preserve"> im </w:t>
+            </w:r>
+            <w:r>
+              <w:rPr>
+                <w:rFonts w:ascii="Times New Roman" w:hAnsi="Times New Roman" w:cs="Times New Roman"/>
+                <w:sz w:val="20"/>
+                <w:szCs w:val="20"/>
+                <w:lang w:val="de-DE"/>
+              </w:rPr>
+              <w:t>Tenor</w:t>
+            </w:r>
+            <w:r>
+              <w:rPr>
+                <w:rFonts w:ascii="Times New Roman" w:hAnsi="Times New Roman" w:cs="Times New Roman"/>
+                <w:sz w:val="20"/>
+                <w:szCs w:val="20"/>
+                <w:lang w:val="de-DE"/>
+              </w:rPr>
+              <w:t xml:space="preserve">schlüssel notiert und </w:t>
+            </w:r>
+            <w:r>
+              <w:rPr>
+                <w:rFonts w:ascii="Times New Roman" w:hAnsi="Times New Roman" w:cs="Times New Roman"/>
+                <w:sz w:val="20"/>
+                <w:szCs w:val="20"/>
+                <w:lang w:val="de-DE"/>
+              </w:rPr>
+              <w:t>Violin</w:t>
+            </w:r>
+            <w:r>
+              <w:rPr>
+                <w:rFonts w:ascii="Times New Roman" w:hAnsi="Times New Roman" w:cs="Times New Roman"/>
+                <w:sz w:val="20"/>
+                <w:szCs w:val="20"/>
+                <w:lang w:val="de-DE"/>
+              </w:rPr>
+              <w:t xml:space="preserve">schlüssel vor </w:t>
+            </w:r>
+            <w:r>
+              <w:rPr>
+                <w:rFonts w:ascii="Times New Roman" w:hAnsi="Times New Roman" w:cs="Times New Roman"/>
+                <w:sz w:val="20"/>
+                <w:szCs w:val="20"/>
+                <w:lang w:val="de-DE"/>
+              </w:rPr>
+              <w:t>2</w:t>
+            </w:r>
+            <w:r>
+              <w:rPr>
+                <w:rFonts w:ascii="Times New Roman" w:hAnsi="Times New Roman" w:cs="Times New Roman"/>
+                <w:sz w:val="20"/>
+                <w:szCs w:val="20"/>
+                <w:lang w:val="de-DE"/>
+              </w:rPr>
+              <w:t>/8 (wie Textfassung 1–2).</w:t>
+            </w:r>
           </w:p>
         </w:tc>
       </w:tr>
@@ -8285,6 +8953,15 @@
                 <w:lang w:val="de-DE"/>
               </w:rPr>
             </w:pPr>
+            <w:r>
+              <w:rPr>
+                <w:rFonts w:ascii="Times New Roman" w:hAnsi="Times New Roman" w:cs="Times New Roman"/>
+                <w:sz w:val="20"/>
+                <w:szCs w:val="20"/>
+                <w:lang w:val="de-DE"/>
+              </w:rPr>
+              <w:t>8</w:t>
+            </w:r>
           </w:p>
         </w:tc>
         <w:tc>
@@ -8308,6 +8985,15 @@
                 <w:lang w:val="de-DE"/>
               </w:rPr>
             </w:pPr>
+            <w:r>
+              <w:rPr>
+                <w:rFonts w:ascii="Times New Roman" w:hAnsi="Times New Roman" w:cs="Times New Roman"/>
+                <w:sz w:val="20"/>
+                <w:szCs w:val="20"/>
+                <w:lang w:val="de-DE"/>
+              </w:rPr>
+              <w:t>Br.</w:t>
+            </w:r>
           </w:p>
         </w:tc>
         <w:tc>
@@ -8331,6 +9017,15 @@
                 <w:lang w:val="de-DE"/>
               </w:rPr>
             </w:pPr>
+            <w:r>
+              <w:rPr>
+                <w:rFonts w:ascii="Times New Roman" w:hAnsi="Times New Roman" w:cs="Times New Roman"/>
+                <w:sz w:val="20"/>
+                <w:szCs w:val="20"/>
+                <w:lang w:val="de-DE"/>
+              </w:rPr>
+              <w:t>1. Note</w:t>
+            </w:r>
           </w:p>
         </w:tc>
         <w:tc>
@@ -8353,6 +9048,66 @@
                 <w:szCs w:val="20"/>
               </w:rPr>
             </w:pPr>
+            <w:r>
+              <w:rPr>
+                <w:rFonts w:ascii="Times New Roman" w:hAnsi="Times New Roman" w:cs="Times New Roman"/>
+                <w:sz w:val="20"/>
+                <w:szCs w:val="20"/>
+                <w:lang w:val="de-DE"/>
+              </w:rPr>
+              <w:t xml:space="preserve">Rasur rechts von der Note. </w:t>
+            </w:r>
+            <w:r>
+              <w:rPr>
+                <w:rFonts w:ascii="Times New Roman" w:hAnsi="Times New Roman" w:cs="Times New Roman"/>
+                <w:sz w:val="20"/>
+                <w:szCs w:val="20"/>
+              </w:rPr>
+              <w:t xml:space="preserve">Ante </w:t>
+            </w:r>
+            <w:proofErr w:type="spellStart"/>
+            <w:r>
+              <w:rPr>
+                <w:rFonts w:ascii="Times New Roman" w:hAnsi="Times New Roman" w:cs="Times New Roman"/>
+                <w:sz w:val="20"/>
+                <w:szCs w:val="20"/>
+              </w:rPr>
+              <w:t>correcturam</w:t>
+            </w:r>
+            <w:proofErr w:type="spellEnd"/>
+            <w:r>
+              <w:rPr>
+                <w:rFonts w:ascii="Times New Roman" w:hAnsi="Times New Roman" w:cs="Times New Roman"/>
+                <w:sz w:val="20"/>
+                <w:szCs w:val="20"/>
+              </w:rPr>
+              <w:t>: vermutlich Ligatur Acht</w:t>
+            </w:r>
+            <w:r>
+              <w:rPr>
+                <w:rFonts w:ascii="Times New Roman" w:hAnsi="Times New Roman" w:cs="Times New Roman"/>
+                <w:sz w:val="20"/>
+                <w:szCs w:val="20"/>
+              </w:rPr>
+              <w:t>elnote, Viertelnote (</w:t>
+            </w:r>
+            <w:r>
+              <w:rPr>
+                <w:rFonts w:ascii="Times New Roman" w:hAnsi="Times New Roman" w:cs="Times New Roman"/>
+                <w:sz w:val="20"/>
+                <w:szCs w:val="20"/>
+                <w:lang w:val="de-DE"/>
+              </w:rPr>
+              <w:t>siehe Textfassung 1–2</w:t>
+            </w:r>
+            <w:r>
+              <w:rPr>
+                <w:rFonts w:ascii="Times New Roman" w:hAnsi="Times New Roman" w:cs="Times New Roman"/>
+                <w:sz w:val="20"/>
+                <w:szCs w:val="20"/>
+              </w:rPr>
+              <w:t>).</w:t>
+            </w:r>
           </w:p>
         </w:tc>
       </w:tr>
@@ -8378,8 +9133,18 @@
                 <w:rFonts w:ascii="Times New Roman" w:hAnsi="Times New Roman" w:cs="Times New Roman"/>
                 <w:sz w:val="20"/>
                 <w:szCs w:val="20"/>
-              </w:rPr>
-            </w:pPr>
+                <w:lang w:val="de-DE"/>
+              </w:rPr>
+            </w:pPr>
+            <w:r>
+              <w:rPr>
+                <w:rFonts w:ascii="Times New Roman" w:hAnsi="Times New Roman" w:cs="Times New Roman"/>
+                <w:sz w:val="20"/>
+                <w:szCs w:val="20"/>
+                <w:lang w:val="de-DE"/>
+              </w:rPr>
+              <w:t>8</w:t>
+            </w:r>
           </w:p>
         </w:tc>
         <w:tc>
@@ -8400,8 +9165,18 @@
                 <w:rFonts w:ascii="Times New Roman" w:hAnsi="Times New Roman" w:cs="Times New Roman"/>
                 <w:sz w:val="20"/>
                 <w:szCs w:val="20"/>
-              </w:rPr>
-            </w:pPr>
+                <w:lang w:val="de-DE"/>
+              </w:rPr>
+            </w:pPr>
+            <w:r>
+              <w:rPr>
+                <w:rFonts w:ascii="Times New Roman" w:hAnsi="Times New Roman" w:cs="Times New Roman"/>
+                <w:sz w:val="20"/>
+                <w:szCs w:val="20"/>
+                <w:lang w:val="de-DE"/>
+              </w:rPr>
+              <w:t>I. Gg., Br.</w:t>
+            </w:r>
           </w:p>
         </w:tc>
         <w:tc>
@@ -8422,8 +9197,18 @@
                 <w:rFonts w:ascii="Times New Roman" w:hAnsi="Times New Roman" w:cs="Times New Roman"/>
                 <w:sz w:val="20"/>
                 <w:szCs w:val="20"/>
-              </w:rPr>
-            </w:pPr>
+                <w:lang w:val="de-DE"/>
+              </w:rPr>
+            </w:pPr>
+            <w:r>
+              <w:rPr>
+                <w:rFonts w:ascii="Times New Roman" w:hAnsi="Times New Roman" w:cs="Times New Roman"/>
+                <w:sz w:val="20"/>
+                <w:szCs w:val="20"/>
+                <w:lang w:val="de-DE"/>
+              </w:rPr>
+              <w:t>4/8</w:t>
+            </w:r>
           </w:p>
         </w:tc>
         <w:tc>
@@ -8446,6 +9231,127 @@
                 <w:szCs w:val="20"/>
               </w:rPr>
             </w:pPr>
+            <w:r>
+              <w:rPr>
+                <w:rFonts w:ascii="Times New Roman" w:hAnsi="Times New Roman" w:cs="Times New Roman"/>
+                <w:sz w:val="20"/>
+                <w:szCs w:val="20"/>
+                <w:lang w:val="en-US"/>
+              </w:rPr>
+              <w:t xml:space="preserve">[p], Decrescendogabel auf </w:t>
+            </w:r>
+            <w:proofErr w:type="spellStart"/>
+            <w:r>
+              <w:rPr>
+                <w:rFonts w:ascii="Times New Roman" w:hAnsi="Times New Roman" w:cs="Times New Roman"/>
+                <w:sz w:val="20"/>
+                <w:szCs w:val="20"/>
+                <w:lang w:val="en-US"/>
+              </w:rPr>
+              <w:t>Rasur</w:t>
+            </w:r>
+            <w:proofErr w:type="spellEnd"/>
+            <w:r>
+              <w:rPr>
+                <w:rFonts w:ascii="Times New Roman" w:hAnsi="Times New Roman" w:cs="Times New Roman"/>
+                <w:sz w:val="20"/>
+                <w:szCs w:val="20"/>
+                <w:lang w:val="en-US"/>
+              </w:rPr>
+              <w:t xml:space="preserve">. </w:t>
+            </w:r>
+            <w:r>
+              <w:rPr>
+                <w:rFonts w:ascii="Times New Roman" w:hAnsi="Times New Roman" w:cs="Times New Roman"/>
+                <w:sz w:val="20"/>
+                <w:szCs w:val="20"/>
+              </w:rPr>
+              <w:t xml:space="preserve">Ante </w:t>
+            </w:r>
+            <w:proofErr w:type="spellStart"/>
+            <w:r>
+              <w:rPr>
+                <w:rFonts w:ascii="Times New Roman" w:hAnsi="Times New Roman" w:cs="Times New Roman"/>
+                <w:sz w:val="20"/>
+                <w:szCs w:val="20"/>
+              </w:rPr>
+              <w:t>correcturam</w:t>
+            </w:r>
+            <w:proofErr w:type="spellEnd"/>
+            <w:r>
+              <w:rPr>
+                <w:rFonts w:ascii="Times New Roman" w:hAnsi="Times New Roman" w:cs="Times New Roman"/>
+                <w:sz w:val="20"/>
+                <w:szCs w:val="20"/>
+              </w:rPr>
+              <w:t xml:space="preserve"> vermutlich [p], Cres</w:t>
+            </w:r>
+            <w:r>
+              <w:rPr>
+                <w:rFonts w:ascii="Times New Roman" w:hAnsi="Times New Roman" w:cs="Times New Roman"/>
+                <w:sz w:val="20"/>
+                <w:szCs w:val="20"/>
+              </w:rPr>
+              <w:t>c</w:t>
+            </w:r>
+            <w:r>
+              <w:rPr>
+                <w:rFonts w:ascii="Times New Roman" w:hAnsi="Times New Roman" w:cs="Times New Roman"/>
+                <w:sz w:val="20"/>
+                <w:szCs w:val="20"/>
+              </w:rPr>
+              <w:t>e</w:t>
+            </w:r>
+            <w:r>
+              <w:rPr>
+                <w:rFonts w:ascii="Times New Roman" w:hAnsi="Times New Roman" w:cs="Times New Roman"/>
+                <w:sz w:val="20"/>
+                <w:szCs w:val="20"/>
+              </w:rPr>
+              <w:t>n</w:t>
+            </w:r>
+            <w:r>
+              <w:rPr>
+                <w:rFonts w:ascii="Times New Roman" w:hAnsi="Times New Roman" w:cs="Times New Roman"/>
+                <w:sz w:val="20"/>
+                <w:szCs w:val="20"/>
+              </w:rPr>
+              <w:t>dogabel b</w:t>
+            </w:r>
+            <w:r>
+              <w:rPr>
+                <w:rFonts w:ascii="Times New Roman" w:hAnsi="Times New Roman" w:cs="Times New Roman"/>
+                <w:sz w:val="20"/>
+                <w:szCs w:val="20"/>
+              </w:rPr>
+              <w:t>is T. 9 1/4 (</w:t>
+            </w:r>
+            <w:r>
+              <w:rPr>
+                <w:rFonts w:ascii="Times New Roman" w:hAnsi="Times New Roman" w:cs="Times New Roman"/>
+                <w:sz w:val="20"/>
+                <w:szCs w:val="20"/>
+                <w:lang w:val="de-DE"/>
+              </w:rPr>
+              <w:t>wie</w:t>
+            </w:r>
+            <w:r>
+              <w:rPr>
+                <w:rFonts w:ascii="Times New Roman" w:hAnsi="Times New Roman" w:cs="Times New Roman"/>
+                <w:sz w:val="20"/>
+                <w:szCs w:val="20"/>
+                <w:lang w:val="de-DE"/>
+              </w:rPr>
+              <w:t xml:space="preserve"> Textfassung 1–2</w:t>
+            </w:r>
+            <w:r>
+              <w:rPr>
+                <w:rFonts w:ascii="Times New Roman" w:hAnsi="Times New Roman" w:cs="Times New Roman"/>
+                <w:sz w:val="20"/>
+                <w:szCs w:val="20"/>
+              </w:rPr>
+              <w:t>).</w:t>
+            </w:r>
           </w:p>
         </w:tc>
       </w:tr>
@@ -8471,8 +9377,39 @@
                 <w:rFonts w:ascii="Times New Roman" w:hAnsi="Times New Roman" w:cs="Times New Roman"/>
                 <w:sz w:val="20"/>
                 <w:szCs w:val="20"/>
-              </w:rPr>
-            </w:pPr>
+                <w:lang w:val="de-DE"/>
+              </w:rPr>
+            </w:pPr>
+            <w:r>
+              <w:rPr>
+                <w:rFonts w:ascii="Times New Roman" w:hAnsi="Times New Roman" w:cs="Times New Roman"/>
+                <w:sz w:val="20"/>
+                <w:szCs w:val="20"/>
+                <w:lang w:val="de-DE"/>
+              </w:rPr>
+              <w:t>9</w:t>
+            </w:r>
+          </w:p>
+          <w:p>
+            <w:pPr>
+              <w:spacing w:after="0" w:line="360" w:lineRule="auto"/>
+              <w:outlineLvl w:val="0"/>
+              <w:rPr>
+                <w:rFonts w:ascii="Times New Roman" w:hAnsi="Times New Roman" w:cs="Times New Roman"/>
+                <w:sz w:val="20"/>
+                <w:szCs w:val="20"/>
+                <w:lang w:val="de-DE"/>
+              </w:rPr>
+            </w:pPr>
+            <w:r>
+              <w:rPr>
+                <w:rFonts w:ascii="Times New Roman" w:hAnsi="Times New Roman" w:cs="Times New Roman"/>
+                <w:sz w:val="20"/>
+                <w:szCs w:val="20"/>
+                <w:lang w:val="de-DE"/>
+              </w:rPr>
+              <w:t>bis 10</w:t>
+            </w:r>
           </w:p>
         </w:tc>
         <w:tc>
@@ -8493,6 +9430,7 @@
                 <w:rFonts w:ascii="Times New Roman" w:hAnsi="Times New Roman" w:cs="Times New Roman"/>
                 <w:sz w:val="20"/>
                 <w:szCs w:val="20"/>
+                <w:lang w:val="de-DE"/>
               </w:rPr>
             </w:pPr>
           </w:p>
@@ -8515,8 +9453,39 @@
                 <w:rFonts w:ascii="Times New Roman" w:hAnsi="Times New Roman" w:cs="Times New Roman"/>
                 <w:sz w:val="20"/>
                 <w:szCs w:val="20"/>
-              </w:rPr>
-            </w:pPr>
+                <w:lang w:val="de-DE"/>
+              </w:rPr>
+            </w:pPr>
+            <w:r>
+              <w:rPr>
+                <w:rFonts w:ascii="Times New Roman" w:hAnsi="Times New Roman" w:cs="Times New Roman"/>
+                <w:sz w:val="20"/>
+                <w:szCs w:val="20"/>
+                <w:lang w:val="de-DE"/>
+              </w:rPr>
+              <w:t>(2/4)</w:t>
+            </w:r>
+          </w:p>
+          <w:p>
+            <w:pPr>
+              <w:spacing w:after="0" w:line="360" w:lineRule="auto"/>
+              <w:outlineLvl w:val="0"/>
+              <w:rPr>
+                <w:rFonts w:ascii="Times New Roman" w:hAnsi="Times New Roman" w:cs="Times New Roman"/>
+                <w:sz w:val="20"/>
+                <w:szCs w:val="20"/>
+                <w:lang w:val="de-DE"/>
+              </w:rPr>
+            </w:pPr>
+            <w:r>
+              <w:rPr>
+                <w:rFonts w:ascii="Times New Roman" w:hAnsi="Times New Roman" w:cs="Times New Roman"/>
+                <w:sz w:val="20"/>
+                <w:szCs w:val="20"/>
+                <w:lang w:val="de-DE"/>
+              </w:rPr>
+              <w:t>Taktanfang</w:t>
+            </w:r>
           </w:p>
         </w:tc>
         <w:tc>
@@ -8537,8 +9506,49 @@
                 <w:rFonts w:ascii="Times New Roman" w:hAnsi="Times New Roman" w:cs="Times New Roman"/>
                 <w:sz w:val="20"/>
                 <w:szCs w:val="20"/>
-              </w:rPr>
-            </w:pPr>
+                <w:lang w:val="de-DE"/>
+              </w:rPr>
+            </w:pPr>
+            <w:r>
+              <w:rPr>
+                <w:rFonts w:ascii="Times New Roman" w:hAnsi="Times New Roman" w:cs="Times New Roman"/>
+                <w:i/>
+                <w:iCs/>
+                <w:sz w:val="20"/>
+                <w:szCs w:val="20"/>
+                <w:lang w:val="de-DE"/>
+              </w:rPr>
+              <w:t>Rit. - - -</w:t>
+            </w:r>
+            <w:r>
+              <w:rPr>
+                <w:rFonts w:ascii="Times New Roman" w:hAnsi="Times New Roman" w:cs="Times New Roman"/>
+                <w:sz w:val="20"/>
+                <w:szCs w:val="20"/>
+                <w:lang w:val="de-DE"/>
+              </w:rPr>
+              <w:t xml:space="preserve"> von T. 9 (1/4) bis T. 10 (4/8) teilweise gestrichen (Streichung setzt aus nach Akkoladenwechsel nach T. 9) und geändert zu </w:t>
+            </w:r>
+            <w:r>
+              <w:rPr>
+                <w:rFonts w:ascii="Times New Roman" w:hAnsi="Times New Roman" w:cs="Times New Roman"/>
+                <w:i/>
+                <w:iCs/>
+                <w:sz w:val="20"/>
+                <w:szCs w:val="20"/>
+                <w:lang w:val="de-DE"/>
+              </w:rPr>
+              <w:t>rit. - - - ruhig</w:t>
+            </w:r>
+            <w:r>
+              <w:rPr>
+                <w:rFonts w:ascii="Times New Roman" w:hAnsi="Times New Roman" w:cs="Times New Roman"/>
+                <w:sz w:val="20"/>
+                <w:szCs w:val="20"/>
+                <w:lang w:val="de-DE"/>
+              </w:rPr>
+              <w:t xml:space="preserve"> von T. 9 (2/4) bis T. 10 Taktanfang.</w:t>
+            </w:r>
           </w:p>
         </w:tc>
       </w:tr>
@@ -8564,8 +9574,18 @@
                 <w:rFonts w:ascii="Times New Roman" w:hAnsi="Times New Roman" w:cs="Times New Roman"/>
                 <w:sz w:val="20"/>
                 <w:szCs w:val="20"/>
-              </w:rPr>
-            </w:pPr>
+                <w:lang w:val="de-DE"/>
+              </w:rPr>
+            </w:pPr>
+            <w:r>
+              <w:rPr>
+                <w:rFonts w:ascii="Times New Roman" w:hAnsi="Times New Roman" w:cs="Times New Roman"/>
+                <w:sz w:val="20"/>
+                <w:szCs w:val="20"/>
+                <w:lang w:val="de-DE"/>
+              </w:rPr>
+              <w:t>9</w:t>
+            </w:r>
           </w:p>
         </w:tc>
         <w:tc>
@@ -8586,8 +9606,18 @@
                 <w:rFonts w:ascii="Times New Roman" w:hAnsi="Times New Roman" w:cs="Times New Roman"/>
                 <w:sz w:val="20"/>
                 <w:szCs w:val="20"/>
-              </w:rPr>
-            </w:pPr>
+                <w:lang w:val="de-DE"/>
+              </w:rPr>
+            </w:pPr>
+            <w:r>
+              <w:rPr>
+                <w:rFonts w:ascii="Times New Roman" w:hAnsi="Times New Roman" w:cs="Times New Roman"/>
+                <w:sz w:val="20"/>
+                <w:szCs w:val="20"/>
+                <w:lang w:val="de-DE"/>
+              </w:rPr>
+              <w:t xml:space="preserve">Br. </w:t>
+            </w:r>
           </w:p>
         </w:tc>
         <w:tc>
@@ -8608,8 +9638,18 @@
                 <w:rFonts w:ascii="Times New Roman" w:hAnsi="Times New Roman" w:cs="Times New Roman"/>
                 <w:sz w:val="20"/>
                 <w:szCs w:val="20"/>
-              </w:rPr>
-            </w:pPr>
+                <w:lang w:val="de-DE"/>
+              </w:rPr>
+            </w:pPr>
+            <w:r>
+              <w:rPr>
+                <w:rFonts w:ascii="Times New Roman" w:hAnsi="Times New Roman" w:cs="Times New Roman"/>
+                <w:sz w:val="20"/>
+                <w:szCs w:val="20"/>
+                <w:lang w:val="de-DE"/>
+              </w:rPr>
+              <w:t>2. Note</w:t>
+            </w:r>
           </w:p>
         </w:tc>
         <w:tc>
@@ -8630,8 +9670,69 @@
                 <w:rFonts w:ascii="Times New Roman" w:hAnsi="Times New Roman" w:cs="Times New Roman"/>
                 <w:sz w:val="20"/>
                 <w:szCs w:val="20"/>
-              </w:rPr>
-            </w:pPr>
+                <w:lang w:val="de-DE"/>
+              </w:rPr>
+            </w:pPr>
+            <w:r>
+              <w:rPr>
+                <w:rFonts w:ascii="Times New Roman" w:hAnsi="Times New Roman" w:cs="Times New Roman"/>
+                <w:i/>
+                <w:iCs/>
+                <w:sz w:val="20"/>
+                <w:szCs w:val="20"/>
+                <w:lang w:val="de-DE"/>
+              </w:rPr>
+              <w:t>molto</w:t>
+            </w:r>
+            <w:r>
+              <w:rPr>
+                <w:rFonts w:ascii="Times New Roman" w:hAnsi="Times New Roman" w:cs="Times New Roman"/>
+                <w:sz w:val="20"/>
+                <w:szCs w:val="20"/>
+                <w:lang w:val="de-DE"/>
+              </w:rPr>
+              <w:t xml:space="preserve"> [</w:t>
+            </w:r>
+            <w:proofErr w:type="spellStart"/>
+            <w:r>
+              <w:rPr>
+                <w:rFonts w:ascii="Times New Roman" w:hAnsi="Times New Roman" w:cs="Times New Roman"/>
+                <w:sz w:val="20"/>
+                <w:szCs w:val="20"/>
+                <w:lang w:val="de-DE"/>
+              </w:rPr>
+              <w:t>espress</w:t>
+            </w:r>
+            <w:proofErr w:type="spellEnd"/>
+            <w:r>
+              <w:rPr>
+                <w:rFonts w:ascii="Times New Roman" w:hAnsi="Times New Roman" w:cs="Times New Roman"/>
+                <w:sz w:val="20"/>
+                <w:szCs w:val="20"/>
+                <w:lang w:val="de-DE"/>
+              </w:rPr>
+              <w:t xml:space="preserve">.] überschreibt </w:t>
+            </w:r>
+            <w:r>
+              <w:rPr>
+                <w:rFonts w:ascii="Times New Roman" w:hAnsi="Times New Roman" w:cs="Times New Roman"/>
+                <w:i/>
+                <w:iCs/>
+                <w:sz w:val="20"/>
+                <w:szCs w:val="20"/>
+                <w:lang w:val="de-DE"/>
+              </w:rPr>
+              <w:t>am Steg</w:t>
+            </w:r>
+            <w:r>
+              <w:rPr>
+                <w:rFonts w:ascii="Times New Roman" w:hAnsi="Times New Roman" w:cs="Times New Roman"/>
+                <w:sz w:val="20"/>
+                <w:szCs w:val="20"/>
+                <w:lang w:val="de-DE"/>
+              </w:rPr>
+              <w:t xml:space="preserve"> (wie Textfassung 1–2). </w:t>
+            </w:r>
           </w:p>
         </w:tc>
       </w:tr>
@@ -8659,6 +9760,33 @@
                 <w:szCs w:val="20"/>
               </w:rPr>
             </w:pPr>
+            <w:r>
+              <w:rPr>
+                <w:rFonts w:ascii="Times New Roman" w:hAnsi="Times New Roman" w:cs="Times New Roman"/>
+                <w:sz w:val="20"/>
+                <w:szCs w:val="20"/>
+              </w:rPr>
+              <w:t>9</w:t>
+            </w:r>
+          </w:p>
+          <w:p>
+            <w:pPr>
+              <w:spacing w:after="0" w:line="360" w:lineRule="auto"/>
+              <w:outlineLvl w:val="0"/>
+              <w:rPr>
+                <w:rFonts w:ascii="Times New Roman" w:hAnsi="Times New Roman" w:cs="Times New Roman"/>
+                <w:sz w:val="20"/>
+                <w:szCs w:val="20"/>
+              </w:rPr>
+            </w:pPr>
+            <w:r>
+              <w:rPr>
+                <w:rFonts w:ascii="Times New Roman" w:hAnsi="Times New Roman" w:cs="Times New Roman"/>
+                <w:sz w:val="20"/>
+                <w:szCs w:val="20"/>
+              </w:rPr>
+              <w:t>bis 10</w:t>
+            </w:r>
           </w:p>
         </w:tc>
         <w:tc>
@@ -8679,8 +9807,18 @@
                 <w:rFonts w:ascii="Times New Roman" w:hAnsi="Times New Roman" w:cs="Times New Roman"/>
                 <w:sz w:val="20"/>
                 <w:szCs w:val="20"/>
-              </w:rPr>
-            </w:pPr>
+                <w:lang w:val="de-DE"/>
+              </w:rPr>
+            </w:pPr>
+            <w:r>
+              <w:rPr>
+                <w:rFonts w:ascii="Times New Roman" w:hAnsi="Times New Roman" w:cs="Times New Roman"/>
+                <w:sz w:val="20"/>
+                <w:szCs w:val="20"/>
+                <w:lang w:val="de-DE"/>
+              </w:rPr>
+              <w:t>Br.</w:t>
+            </w:r>
           </w:p>
         </w:tc>
         <w:tc>
@@ -8701,8 +9839,39 @@
                 <w:rFonts w:ascii="Times New Roman" w:hAnsi="Times New Roman" w:cs="Times New Roman"/>
                 <w:sz w:val="20"/>
                 <w:szCs w:val="20"/>
-              </w:rPr>
-            </w:pPr>
+                <w:lang w:val="de-DE"/>
+              </w:rPr>
+            </w:pPr>
+            <w:r>
+              <w:rPr>
+                <w:rFonts w:ascii="Times New Roman" w:hAnsi="Times New Roman" w:cs="Times New Roman"/>
+                <w:sz w:val="20"/>
+                <w:szCs w:val="20"/>
+                <w:lang w:val="de-DE"/>
+              </w:rPr>
+              <w:t>2. Note</w:t>
+            </w:r>
+          </w:p>
+          <w:p>
+            <w:pPr>
+              <w:spacing w:after="0" w:line="360" w:lineRule="auto"/>
+              <w:outlineLvl w:val="0"/>
+              <w:rPr>
+                <w:rFonts w:ascii="Times New Roman" w:hAnsi="Times New Roman" w:cs="Times New Roman"/>
+                <w:sz w:val="20"/>
+                <w:szCs w:val="20"/>
+                <w:lang w:val="de-DE"/>
+              </w:rPr>
+            </w:pPr>
+            <w:r>
+              <w:rPr>
+                <w:rFonts w:ascii="Times New Roman" w:hAnsi="Times New Roman" w:cs="Times New Roman"/>
+                <w:sz w:val="20"/>
+                <w:szCs w:val="20"/>
+                <w:lang w:val="de-DE"/>
+              </w:rPr>
+              <w:t>1. Note</w:t>
+            </w:r>
           </w:p>
         </w:tc>
         <w:tc>
@@ -8723,8 +9892,18 @@
                 <w:rFonts w:ascii="Times New Roman" w:hAnsi="Times New Roman" w:cs="Times New Roman"/>
                 <w:sz w:val="20"/>
                 <w:szCs w:val="20"/>
-              </w:rPr>
-            </w:pPr>
+                <w:lang w:val="de-DE"/>
+              </w:rPr>
+            </w:pPr>
+            <w:r>
+              <w:rPr>
+                <w:rFonts w:ascii="Times New Roman" w:hAnsi="Times New Roman" w:cs="Times New Roman"/>
+                <w:sz w:val="20"/>
+                <w:szCs w:val="20"/>
+                <w:lang w:val="de-DE"/>
+              </w:rPr>
+              <w:t>[p], Crescendogabel in T. 9 2. Note bis T. 10 und Decrescendogabel in T. 10 1. Note (wie Textfassung 1–2) geändert zu [p], Decrescendogabel, [pp].</w:t>
+            </w:r>
           </w:p>
         </w:tc>
       </w:tr>
@@ -8734,25 +9913,128 @@
         </w:trPr>
         <w:tc>
           <w:tcPr>
-            <w:tcW w:w="9212" w:type="dxa"/>
-            <w:gridSpan w:val="4"/>
-            <w:tcBorders>
-              <w:top w:val="single" w:sz="4" w:space="0" w:color="auto"/>
-              <w:left w:val="single" w:sz="4" w:space="0" w:color="auto"/>
-              <w:bottom w:val="single" w:sz="4" w:space="0" w:color="auto"/>
-              <w:right w:val="single" w:sz="4" w:space="0" w:color="auto"/>
-            </w:tcBorders>
-          </w:tcPr>
-          <w:p>
-            <w:pPr>
-              <w:spacing w:after="0" w:line="360" w:lineRule="auto"/>
-              <w:outlineLvl w:val="0"/>
-              <w:rPr>
-                <w:rFonts w:ascii="Times New Roman" w:hAnsi="Times New Roman" w:cs="Times New Roman"/>
-                <w:sz w:val="20"/>
-                <w:szCs w:val="20"/>
-              </w:rPr>
-            </w:pPr>
+            <w:tcW w:w="920" w:type="dxa"/>
+            <w:tcBorders>
+              <w:top w:val="single" w:sz="4" w:space="0" w:color="auto"/>
+              <w:left w:val="single" w:sz="4" w:space="0" w:color="auto"/>
+              <w:bottom w:val="single" w:sz="4" w:space="0" w:color="auto"/>
+              <w:right w:val="single" w:sz="4" w:space="0" w:color="auto"/>
+            </w:tcBorders>
+          </w:tcPr>
+          <w:p>
+            <w:pPr>
+              <w:spacing w:after="0" w:line="360" w:lineRule="auto"/>
+              <w:outlineLvl w:val="0"/>
+              <w:rPr>
+                <w:rFonts w:ascii="Times New Roman" w:hAnsi="Times New Roman" w:cs="Times New Roman"/>
+                <w:sz w:val="20"/>
+                <w:szCs w:val="20"/>
+                <w:lang w:val="de-DE"/>
+              </w:rPr>
+            </w:pPr>
+            <w:r>
+              <w:rPr>
+                <w:rFonts w:ascii="Times New Roman" w:hAnsi="Times New Roman" w:cs="Times New Roman"/>
+                <w:sz w:val="20"/>
+                <w:szCs w:val="20"/>
+                <w:lang w:val="de-DE"/>
+              </w:rPr>
+              <w:t>10</w:t>
+            </w:r>
+          </w:p>
+        </w:tc>
+        <w:tc>
+          <w:tcPr>
+            <w:tcW w:w="1134" w:type="dxa"/>
+            <w:tcBorders>
+              <w:top w:val="single" w:sz="4" w:space="0" w:color="auto"/>
+              <w:left w:val="single" w:sz="4" w:space="0" w:color="auto"/>
+              <w:bottom w:val="single" w:sz="4" w:space="0" w:color="auto"/>
+              <w:right w:val="single" w:sz="4" w:space="0" w:color="auto"/>
+            </w:tcBorders>
+          </w:tcPr>
+          <w:p>
+            <w:pPr>
+              <w:spacing w:after="0" w:line="360" w:lineRule="auto"/>
+              <w:outlineLvl w:val="0"/>
+              <w:rPr>
+                <w:rFonts w:ascii="Times New Roman" w:hAnsi="Times New Roman" w:cs="Times New Roman"/>
+                <w:sz w:val="20"/>
+                <w:szCs w:val="20"/>
+                <w:lang w:val="de-DE"/>
+              </w:rPr>
+            </w:pPr>
+            <w:r>
+              <w:rPr>
+                <w:rFonts w:ascii="Times New Roman" w:hAnsi="Times New Roman" w:cs="Times New Roman"/>
+                <w:sz w:val="20"/>
+                <w:szCs w:val="20"/>
+                <w:lang w:val="de-DE"/>
+              </w:rPr>
+              <w:t>Br.</w:t>
+            </w:r>
+          </w:p>
+        </w:tc>
+        <w:tc>
+          <w:tcPr>
+            <w:tcW w:w="1278" w:type="dxa"/>
+            <w:tcBorders>
+              <w:top w:val="single" w:sz="4" w:space="0" w:color="auto"/>
+              <w:left w:val="single" w:sz="4" w:space="0" w:color="auto"/>
+              <w:bottom w:val="single" w:sz="4" w:space="0" w:color="auto"/>
+              <w:right w:val="single" w:sz="4" w:space="0" w:color="auto"/>
+            </w:tcBorders>
+          </w:tcPr>
+          <w:p>
+            <w:pPr>
+              <w:spacing w:after="0" w:line="360" w:lineRule="auto"/>
+              <w:outlineLvl w:val="0"/>
+              <w:rPr>
+                <w:rFonts w:ascii="Times New Roman" w:hAnsi="Times New Roman" w:cs="Times New Roman"/>
+                <w:sz w:val="20"/>
+                <w:szCs w:val="20"/>
+                <w:lang w:val="de-DE"/>
+              </w:rPr>
+            </w:pPr>
+            <w:r>
+              <w:rPr>
+                <w:rFonts w:ascii="Times New Roman" w:hAnsi="Times New Roman" w:cs="Times New Roman"/>
+                <w:sz w:val="20"/>
+                <w:szCs w:val="20"/>
+                <w:lang w:val="de-DE"/>
+              </w:rPr>
+              <w:t>1. Note</w:t>
+            </w:r>
+          </w:p>
+        </w:tc>
+        <w:tc>
+          <w:tcPr>
+            <w:tcW w:w="5880" w:type="dxa"/>
+            <w:tcBorders>
+              <w:top w:val="single" w:sz="4" w:space="0" w:color="auto"/>
+              <w:left w:val="single" w:sz="4" w:space="0" w:color="auto"/>
+              <w:bottom w:val="single" w:sz="4" w:space="0" w:color="auto"/>
+              <w:right w:val="single" w:sz="4" w:space="0" w:color="auto"/>
+            </w:tcBorders>
+          </w:tcPr>
+          <w:p>
+            <w:pPr>
+              <w:spacing w:after="0" w:line="360" w:lineRule="auto"/>
+              <w:outlineLvl w:val="0"/>
+              <w:rPr>
+                <w:rFonts w:ascii="Times New Roman" w:hAnsi="Times New Roman" w:cs="Times New Roman"/>
+                <w:sz w:val="20"/>
+                <w:szCs w:val="20"/>
+              </w:rPr>
+            </w:pPr>
+            <w:r>
+              <w:rPr>
+                <w:rFonts w:ascii="Times New Roman" w:hAnsi="Times New Roman" w:cs="Times New Roman"/>
+                <w:sz w:val="20"/>
+                <w:szCs w:val="20"/>
+              </w:rPr>
+              <w:t>([b]) (nach Akkoladenwechsel) gestrichen.</w:t>
+            </w:r>
           </w:p>
         </w:tc>
       </w:tr>
@@ -8780,6 +10062,14 @@
                 <w:szCs w:val="20"/>
               </w:rPr>
             </w:pPr>
+            <w:r>
+              <w:rPr>
+                <w:rFonts w:ascii="Times New Roman" w:hAnsi="Times New Roman" w:cs="Times New Roman"/>
+                <w:sz w:val="20"/>
+                <w:szCs w:val="20"/>
+              </w:rPr>
+              <w:t>10</w:t>
+            </w:r>
           </w:p>
         </w:tc>
         <w:tc>
@@ -8802,6 +10092,14 @@
                 <w:szCs w:val="20"/>
               </w:rPr>
             </w:pPr>
+            <w:r>
+              <w:rPr>
+                <w:rFonts w:ascii="Times New Roman" w:hAnsi="Times New Roman" w:cs="Times New Roman"/>
+                <w:sz w:val="20"/>
+                <w:szCs w:val="20"/>
+              </w:rPr>
+              <w:t xml:space="preserve">Br. </w:t>
+            </w:r>
           </w:p>
         </w:tc>
         <w:tc>
@@ -8824,6 +10122,14 @@
                 <w:szCs w:val="20"/>
               </w:rPr>
             </w:pPr>
+            <w:r>
+              <w:rPr>
+                <w:rFonts w:ascii="Times New Roman" w:hAnsi="Times New Roman" w:cs="Times New Roman"/>
+                <w:sz w:val="20"/>
+                <w:szCs w:val="20"/>
+              </w:rPr>
+              <w:t>2. Note</w:t>
+            </w:r>
           </w:p>
         </w:tc>
         <w:tc>
@@ -8846,6 +10152,44 @@
                 <w:szCs w:val="20"/>
               </w:rPr>
             </w:pPr>
+            <w:r>
+              <w:rPr>
+                <w:rFonts w:ascii="Times New Roman" w:hAnsi="Times New Roman" w:cs="Times New Roman"/>
+                <w:i/>
+                <w:iCs/>
+                <w:sz w:val="20"/>
+                <w:szCs w:val="20"/>
+                <w:lang w:val="de-DE"/>
+              </w:rPr>
+              <w:t>am Steg</w:t>
+            </w:r>
+            <w:r>
+              <w:rPr>
+                <w:rFonts w:ascii="Times New Roman" w:hAnsi="Times New Roman" w:cs="Times New Roman"/>
+                <w:sz w:val="20"/>
+                <w:szCs w:val="20"/>
+                <w:lang w:val="de-DE"/>
+              </w:rPr>
+              <w:t xml:space="preserve"> (wie Textfassung 1–2)</w:t>
+            </w:r>
+            <w:r>
+              <w:rPr>
+                <w:rFonts w:ascii="Times New Roman" w:hAnsi="Times New Roman" w:cs="Times New Roman"/>
+                <w:sz w:val="20"/>
+                <w:szCs w:val="20"/>
+                <w:lang w:val="de-DE"/>
+              </w:rPr>
+              <w:t xml:space="preserve"> gestrichen</w:t>
+            </w:r>
+            <w:r>
+              <w:rPr>
+                <w:rFonts w:ascii="Times New Roman" w:hAnsi="Times New Roman" w:cs="Times New Roman"/>
+                <w:sz w:val="20"/>
+                <w:szCs w:val="20"/>
+                <w:lang w:val="de-DE"/>
+              </w:rPr>
+              <w:t>.</w:t>
+            </w:r>
           </w:p>
         </w:tc>
       </w:tr>
@@ -8855,90 +10199,63 @@
         </w:trPr>
         <w:tc>
           <w:tcPr>
-            <w:tcW w:w="920" w:type="dxa"/>
-            <w:tcBorders>
-              <w:top w:val="single" w:sz="4" w:space="0" w:color="auto"/>
-              <w:left w:val="single" w:sz="4" w:space="0" w:color="auto"/>
-              <w:bottom w:val="single" w:sz="4" w:space="0" w:color="auto"/>
-              <w:right w:val="single" w:sz="4" w:space="0" w:color="auto"/>
-            </w:tcBorders>
-          </w:tcPr>
-          <w:p>
-            <w:pPr>
-              <w:spacing w:after="0" w:line="360" w:lineRule="auto"/>
-              <w:outlineLvl w:val="0"/>
-              <w:rPr>
-                <w:rFonts w:ascii="Times New Roman" w:hAnsi="Times New Roman" w:cs="Times New Roman"/>
-                <w:sz w:val="20"/>
-                <w:szCs w:val="20"/>
-              </w:rPr>
-            </w:pPr>
-          </w:p>
-        </w:tc>
-        <w:tc>
-          <w:tcPr>
-            <w:tcW w:w="1134" w:type="dxa"/>
-            <w:tcBorders>
-              <w:top w:val="single" w:sz="4" w:space="0" w:color="auto"/>
-              <w:left w:val="single" w:sz="4" w:space="0" w:color="auto"/>
-              <w:bottom w:val="single" w:sz="4" w:space="0" w:color="auto"/>
-              <w:right w:val="single" w:sz="4" w:space="0" w:color="auto"/>
-            </w:tcBorders>
-          </w:tcPr>
-          <w:p>
-            <w:pPr>
-              <w:spacing w:after="0" w:line="360" w:lineRule="auto"/>
-              <w:outlineLvl w:val="0"/>
-              <w:rPr>
-                <w:rFonts w:ascii="Times New Roman" w:hAnsi="Times New Roman" w:cs="Times New Roman"/>
-                <w:sz w:val="20"/>
-                <w:szCs w:val="20"/>
-              </w:rPr>
-            </w:pPr>
-          </w:p>
-        </w:tc>
-        <w:tc>
-          <w:tcPr>
-            <w:tcW w:w="1278" w:type="dxa"/>
-            <w:tcBorders>
-              <w:top w:val="single" w:sz="4" w:space="0" w:color="auto"/>
-              <w:left w:val="single" w:sz="4" w:space="0" w:color="auto"/>
-              <w:bottom w:val="single" w:sz="4" w:space="0" w:color="auto"/>
-              <w:right w:val="single" w:sz="4" w:space="0" w:color="auto"/>
-            </w:tcBorders>
-          </w:tcPr>
-          <w:p>
-            <w:pPr>
-              <w:spacing w:after="0" w:line="360" w:lineRule="auto"/>
-              <w:outlineLvl w:val="0"/>
-              <w:rPr>
-                <w:rFonts w:ascii="Times New Roman" w:hAnsi="Times New Roman" w:cs="Times New Roman"/>
-                <w:sz w:val="20"/>
-                <w:szCs w:val="20"/>
-              </w:rPr>
-            </w:pPr>
-          </w:p>
-        </w:tc>
-        <w:tc>
-          <w:tcPr>
-            <w:tcW w:w="5880" w:type="dxa"/>
-            <w:tcBorders>
-              <w:top w:val="single" w:sz="4" w:space="0" w:color="auto"/>
-              <w:left w:val="single" w:sz="4" w:space="0" w:color="auto"/>
-              <w:bottom w:val="single" w:sz="4" w:space="0" w:color="auto"/>
-              <w:right w:val="single" w:sz="4" w:space="0" w:color="auto"/>
-            </w:tcBorders>
-          </w:tcPr>
-          <w:p>
-            <w:pPr>
-              <w:spacing w:after="0" w:line="360" w:lineRule="auto"/>
-              <w:outlineLvl w:val="0"/>
-              <w:rPr>
-                <w:rFonts w:ascii="Times New Roman" w:hAnsi="Times New Roman" w:cs="Times New Roman"/>
-                <w:sz w:val="20"/>
-                <w:szCs w:val="20"/>
-              </w:rPr>
-            </w:pPr>
+            <w:tcW w:w="9212" w:type="dxa"/>
+            <w:gridSpan w:val="4"/>
+            <w:tcBorders>
+              <w:top w:val="single" w:sz="4" w:space="0" w:color="auto"/>
+              <w:left w:val="single" w:sz="4" w:space="0" w:color="auto"/>
+              <w:bottom w:val="single" w:sz="4" w:space="0" w:color="auto"/>
+              <w:right w:val="single" w:sz="4" w:space="0" w:color="auto"/>
+            </w:tcBorders>
+          </w:tcPr>
+          <w:p>
+            <w:pPr>
+              <w:spacing w:after="0" w:line="360" w:lineRule="auto"/>
+              <w:outlineLvl w:val="0"/>
+              <w:rPr>
+                <w:rFonts w:ascii="Times New Roman" w:hAnsi="Times New Roman" w:cs="Times New Roman"/>
+                <w:sz w:val="20"/>
+                <w:szCs w:val="20"/>
+              </w:rPr>
+            </w:pPr>
+            <w:r>
+              <w:rPr>
+                <w:rFonts w:ascii="Times New Roman" w:hAnsi="Times New Roman" w:cs="Times New Roman"/>
+                <w:b/>
+                <w:bCs/>
+                <w:sz w:val="20"/>
+                <w:szCs w:val="20"/>
+                <w:lang w:val="de-DE"/>
+              </w:rPr>
+              <w:t>II</w:t>
+            </w:r>
+            <w:r>
+              <w:rPr>
+                <w:rFonts w:ascii="Times New Roman" w:hAnsi="Times New Roman" w:cs="Times New Roman"/>
+                <w:sz w:val="20"/>
+                <w:szCs w:val="20"/>
+                <w:lang w:val="de-DE"/>
+              </w:rPr>
+              <w:t xml:space="preserve"> M 171: </w:t>
+            </w:r>
+            <w:r>
+              <w:rPr>
+                <w:rFonts w:ascii="Times New Roman" w:hAnsi="Times New Roman" w:cs="Times New Roman"/>
+                <w:sz w:val="20"/>
+                <w:szCs w:val="20"/>
+                <w:lang w:val="de-DE"/>
+              </w:rPr>
+              <w:t xml:space="preserve">Textfassung </w:t>
+            </w:r>
+            <w:r>
+              <w:rPr>
+                <w:rFonts w:ascii="Times New Roman" w:hAnsi="Times New Roman" w:cs="Times New Roman"/>
+                <w:sz w:val="20"/>
+                <w:szCs w:val="20"/>
+                <w:lang w:val="de-DE"/>
+              </w:rPr>
+              <w:t>3</w:t>
+            </w:r>
           </w:p>
         </w:tc>
       </w:tr>
@@ -8966,6 +10283,14 @@
                 <w:szCs w:val="20"/>
               </w:rPr>
             </w:pPr>
+            <w:r>
+              <w:rPr>
+                <w:rFonts w:ascii="Times New Roman" w:hAnsi="Times New Roman" w:cs="Times New Roman"/>
+                <w:sz w:val="20"/>
+                <w:szCs w:val="20"/>
+              </w:rPr>
+              <w:t>1</w:t>
+            </w:r>
           </w:p>
         </w:tc>
         <w:tc>
@@ -9010,6 +10335,14 @@
                 <w:szCs w:val="20"/>
               </w:rPr>
             </w:pPr>
+            <w:r>
+              <w:rPr>
+                <w:rFonts w:ascii="Times New Roman" w:hAnsi="Times New Roman" w:cs="Times New Roman"/>
+                <w:sz w:val="20"/>
+                <w:szCs w:val="20"/>
+              </w:rPr>
+              <w:t>Taktanfang</w:t>
+            </w:r>
           </w:p>
         </w:tc>
         <w:tc>
@@ -9032,6 +10365,442 @@
                 <w:szCs w:val="20"/>
               </w:rPr>
             </w:pPr>
+            <w:r>
+              <w:rPr>
+                <w:rFonts w:ascii="Times New Roman" w:hAnsi="Times New Roman" w:cs="Times New Roman"/>
+                <w:i/>
+                <w:iCs/>
+                <w:sz w:val="20"/>
+                <w:szCs w:val="20"/>
+              </w:rPr>
+              <w:t xml:space="preserve">Scherzando </w:t>
+            </w:r>
+            <w:r>
+              <w:rPr>
+                <w:rFonts w:ascii="Times New Roman" w:hAnsi="Times New Roman" w:cs="Times New Roman"/>
+                <w:i/>
+                <w:iCs/>
+                <w:strike/>
+                <w:sz w:val="20"/>
+                <w:szCs w:val="20"/>
+              </w:rPr>
+              <w:t>(</w:t>
+            </w:r>
+            <w:r>
+              <w:rPr>
+                <w:rFonts w:ascii="Times New Roman" w:hAnsi="Times New Roman" w:cs="Times New Roman"/>
+                <w:strike/>
+                <w:sz w:val="20"/>
+                <w:szCs w:val="20"/>
+              </w:rPr>
+              <w:t>[punktierte Halbe Note]</w:t>
+            </w:r>
+            <w:r>
+              <w:rPr>
+                <w:rFonts w:ascii="Times New Roman" w:hAnsi="Times New Roman" w:cs="Times New Roman"/>
+                <w:i/>
+                <w:iCs/>
+                <w:strike/>
+                <w:sz w:val="20"/>
+                <w:szCs w:val="20"/>
+              </w:rPr>
+              <w:t>)</w:t>
+            </w:r>
+            <w:r>
+              <w:rPr>
+                <w:rFonts w:ascii="Times New Roman" w:hAnsi="Times New Roman" w:cs="Times New Roman"/>
+                <w:i/>
+                <w:iCs/>
+                <w:sz w:val="20"/>
+                <w:szCs w:val="20"/>
+              </w:rPr>
+              <w:t xml:space="preserve"> (</w:t>
+            </w:r>
+            <w:r>
+              <w:rPr>
+                <w:rFonts w:ascii="Times New Roman" w:hAnsi="Times New Roman" w:cs="Times New Roman"/>
+                <w:sz w:val="20"/>
+                <w:szCs w:val="20"/>
+              </w:rPr>
+              <w:t xml:space="preserve">[Viertelnote] </w:t>
+            </w:r>
+            <w:r>
+              <w:rPr>
+                <w:rFonts w:ascii="Times New Roman" w:hAnsi="Times New Roman" w:cs="Times New Roman"/>
+                <w:i/>
+                <w:iCs/>
+                <w:sz w:val="20"/>
+                <w:szCs w:val="20"/>
+              </w:rPr>
+              <w:t xml:space="preserve">= </w:t>
+            </w:r>
+            <w:proofErr w:type="spellStart"/>
+            <w:r>
+              <w:rPr>
+                <w:rFonts w:ascii="Times New Roman" w:hAnsi="Times New Roman" w:cs="Times New Roman"/>
+                <w:i/>
+                <w:iCs/>
+                <w:sz w:val="20"/>
+                <w:szCs w:val="20"/>
+              </w:rPr>
+              <w:t>ca</w:t>
+            </w:r>
+            <w:proofErr w:type="spellEnd"/>
+            <w:r>
+              <w:rPr>
+                <w:rFonts w:ascii="Times New Roman" w:hAnsi="Times New Roman" w:cs="Times New Roman"/>
+                <w:i/>
+                <w:iCs/>
+                <w:sz w:val="20"/>
+                <w:szCs w:val="20"/>
+              </w:rPr>
+              <w:t xml:space="preserve"> 80)</w:t>
+            </w:r>
+            <w:r>
+              <w:rPr>
+                <w:rFonts w:ascii="Times New Roman" w:hAnsi="Times New Roman" w:cs="Times New Roman"/>
+                <w:sz w:val="20"/>
+                <w:szCs w:val="20"/>
+              </w:rPr>
+              <w:t xml:space="preserve">, </w:t>
+            </w:r>
+            <w:r>
+              <w:rPr>
+                <w:rFonts w:ascii="Times New Roman" w:hAnsi="Times New Roman" w:cs="Times New Roman"/>
+                <w:i/>
+                <w:iCs/>
+                <w:strike/>
+                <w:sz w:val="20"/>
+                <w:szCs w:val="20"/>
+              </w:rPr>
+              <w:t>(</w:t>
+            </w:r>
+            <w:r>
+              <w:rPr>
+                <w:rFonts w:ascii="Times New Roman" w:hAnsi="Times New Roman" w:cs="Times New Roman"/>
+                <w:strike/>
+                <w:sz w:val="20"/>
+                <w:szCs w:val="20"/>
+              </w:rPr>
+              <w:t>[punktierte Halbe Note]</w:t>
+            </w:r>
+            <w:r>
+              <w:rPr>
+                <w:rFonts w:ascii="Times New Roman" w:hAnsi="Times New Roman" w:cs="Times New Roman"/>
+                <w:i/>
+                <w:iCs/>
+                <w:strike/>
+                <w:sz w:val="20"/>
+                <w:szCs w:val="20"/>
+              </w:rPr>
+              <w:t>)</w:t>
+            </w:r>
+            <w:r>
+              <w:rPr>
+                <w:rFonts w:ascii="Times New Roman" w:hAnsi="Times New Roman" w:cs="Times New Roman"/>
+                <w:sz w:val="20"/>
+                <w:szCs w:val="20"/>
+              </w:rPr>
+              <w:t xml:space="preserve"> gestrichen.</w:t>
+            </w:r>
+          </w:p>
+        </w:tc>
+      </w:tr>
+      <w:tr>
+        <w:trPr>
+          <w:cantSplit/>
+        </w:trPr>
+        <w:tc>
+          <w:tcPr>
+            <w:tcW w:w="920" w:type="dxa"/>
+            <w:tcBorders>
+              <w:top w:val="single" w:sz="4" w:space="0" w:color="auto"/>
+              <w:left w:val="single" w:sz="4" w:space="0" w:color="auto"/>
+              <w:bottom w:val="single" w:sz="4" w:space="0" w:color="auto"/>
+              <w:right w:val="single" w:sz="4" w:space="0" w:color="auto"/>
+            </w:tcBorders>
+          </w:tcPr>
+          <w:p>
+            <w:pPr>
+              <w:spacing w:after="0" w:line="360" w:lineRule="auto"/>
+              <w:outlineLvl w:val="0"/>
+              <w:rPr>
+                <w:rFonts w:ascii="Times New Roman" w:hAnsi="Times New Roman" w:cs="Times New Roman"/>
+                <w:sz w:val="20"/>
+                <w:szCs w:val="20"/>
+              </w:rPr>
+            </w:pPr>
+            <w:r>
+              <w:rPr>
+                <w:rFonts w:ascii="Times New Roman" w:hAnsi="Times New Roman" w:cs="Times New Roman"/>
+                <w:sz w:val="20"/>
+                <w:szCs w:val="20"/>
+              </w:rPr>
+              <w:t>1</w:t>
+            </w:r>
+          </w:p>
+        </w:tc>
+        <w:tc>
+          <w:tcPr>
+            <w:tcW w:w="1134" w:type="dxa"/>
+            <w:tcBorders>
+              <w:top w:val="single" w:sz="4" w:space="0" w:color="auto"/>
+              <w:left w:val="single" w:sz="4" w:space="0" w:color="auto"/>
+              <w:bottom w:val="single" w:sz="4" w:space="0" w:color="auto"/>
+              <w:right w:val="single" w:sz="4" w:space="0" w:color="auto"/>
+            </w:tcBorders>
+          </w:tcPr>
+          <w:p>
+            <w:pPr>
+              <w:spacing w:after="0" w:line="360" w:lineRule="auto"/>
+              <w:outlineLvl w:val="0"/>
+              <w:rPr>
+                <w:rFonts w:ascii="Times New Roman" w:hAnsi="Times New Roman" w:cs="Times New Roman"/>
+                <w:sz w:val="20"/>
+                <w:szCs w:val="20"/>
+              </w:rPr>
+            </w:pPr>
+            <w:r>
+              <w:rPr>
+                <w:rFonts w:ascii="Times New Roman" w:hAnsi="Times New Roman" w:cs="Times New Roman"/>
+                <w:sz w:val="20"/>
+                <w:szCs w:val="20"/>
+              </w:rPr>
+              <w:t>II. Gg.</w:t>
+            </w:r>
+          </w:p>
+        </w:tc>
+        <w:tc>
+          <w:tcPr>
+            <w:tcW w:w="1278" w:type="dxa"/>
+            <w:tcBorders>
+              <w:top w:val="single" w:sz="4" w:space="0" w:color="auto"/>
+              <w:left w:val="single" w:sz="4" w:space="0" w:color="auto"/>
+              <w:bottom w:val="single" w:sz="4" w:space="0" w:color="auto"/>
+              <w:right w:val="single" w:sz="4" w:space="0" w:color="auto"/>
+            </w:tcBorders>
+          </w:tcPr>
+          <w:p>
+            <w:pPr>
+              <w:spacing w:after="0" w:line="360" w:lineRule="auto"/>
+              <w:outlineLvl w:val="0"/>
+              <w:rPr>
+                <w:rFonts w:ascii="Times New Roman" w:hAnsi="Times New Roman" w:cs="Times New Roman"/>
+                <w:sz w:val="20"/>
+                <w:szCs w:val="20"/>
+              </w:rPr>
+            </w:pPr>
+            <w:r>
+              <w:rPr>
+                <w:rFonts w:ascii="Times New Roman" w:hAnsi="Times New Roman" w:cs="Times New Roman"/>
+                <w:sz w:val="20"/>
+                <w:szCs w:val="20"/>
+              </w:rPr>
+              <w:t>3/8</w:t>
+            </w:r>
+          </w:p>
+        </w:tc>
+        <w:tc>
+          <w:tcPr>
+            <w:tcW w:w="5880" w:type="dxa"/>
+            <w:tcBorders>
+              <w:top w:val="single" w:sz="4" w:space="0" w:color="auto"/>
+              <w:left w:val="single" w:sz="4" w:space="0" w:color="auto"/>
+              <w:bottom w:val="single" w:sz="4" w:space="0" w:color="auto"/>
+              <w:right w:val="single" w:sz="4" w:space="0" w:color="auto"/>
+            </w:tcBorders>
+          </w:tcPr>
+          <w:p>
+            <w:pPr>
+              <w:spacing w:after="0" w:line="360" w:lineRule="auto"/>
+              <w:outlineLvl w:val="0"/>
+              <w:rPr>
+                <w:rFonts w:ascii="Times New Roman" w:hAnsi="Times New Roman" w:cs="Times New Roman"/>
+                <w:sz w:val="20"/>
+                <w:szCs w:val="20"/>
+              </w:rPr>
+            </w:pPr>
+            <w:r>
+              <w:rPr>
+                <w:rFonts w:ascii="Times New Roman" w:hAnsi="Times New Roman" w:cs="Times New Roman"/>
+                <w:i/>
+                <w:iCs/>
+                <w:sz w:val="20"/>
+                <w:szCs w:val="20"/>
+              </w:rPr>
+              <w:t>am Griffbrett</w:t>
+            </w:r>
+            <w:r>
+              <w:rPr>
+                <w:rFonts w:ascii="Times New Roman" w:hAnsi="Times New Roman" w:cs="Times New Roman"/>
+                <w:sz w:val="20"/>
+                <w:szCs w:val="20"/>
+              </w:rPr>
+              <w:t xml:space="preserve"> | </w:t>
+            </w:r>
+            <w:r>
+              <w:rPr>
+                <w:rFonts w:ascii="Times New Roman" w:hAnsi="Times New Roman" w:cs="Times New Roman"/>
+                <w:i/>
+                <w:iCs/>
+                <w:strike/>
+                <w:sz w:val="20"/>
+                <w:szCs w:val="20"/>
+              </w:rPr>
+              <w:t>leicht</w:t>
+            </w:r>
+            <w:r>
+              <w:rPr>
+                <w:rFonts w:ascii="Times New Roman" w:hAnsi="Times New Roman" w:cs="Times New Roman"/>
+                <w:sz w:val="20"/>
+                <w:szCs w:val="20"/>
+              </w:rPr>
+              <w:t xml:space="preserve">, </w:t>
+            </w:r>
+            <w:r>
+              <w:rPr>
+                <w:rFonts w:ascii="Times New Roman" w:hAnsi="Times New Roman" w:cs="Times New Roman"/>
+                <w:i/>
+                <w:iCs/>
+                <w:strike/>
+                <w:sz w:val="20"/>
+                <w:szCs w:val="20"/>
+              </w:rPr>
+              <w:t>leicht</w:t>
+            </w:r>
+            <w:r>
+              <w:rPr>
+                <w:rFonts w:ascii="Times New Roman" w:hAnsi="Times New Roman" w:cs="Times New Roman"/>
+                <w:sz w:val="20"/>
+                <w:szCs w:val="20"/>
+              </w:rPr>
+              <w:t xml:space="preserve"> gestrichen. </w:t>
+            </w:r>
+          </w:p>
+        </w:tc>
+      </w:tr>
+      <w:tr>
+        <w:trPr>
+          <w:cantSplit/>
+        </w:trPr>
+        <w:tc>
+          <w:tcPr>
+            <w:tcW w:w="920" w:type="dxa"/>
+            <w:tcBorders>
+              <w:top w:val="single" w:sz="4" w:space="0" w:color="auto"/>
+              <w:left w:val="single" w:sz="4" w:space="0" w:color="auto"/>
+              <w:bottom w:val="single" w:sz="4" w:space="0" w:color="auto"/>
+              <w:right w:val="single" w:sz="4" w:space="0" w:color="auto"/>
+            </w:tcBorders>
+          </w:tcPr>
+          <w:p>
+            <w:pPr>
+              <w:spacing w:after="0" w:line="360" w:lineRule="auto"/>
+              <w:outlineLvl w:val="0"/>
+              <w:rPr>
+                <w:rFonts w:ascii="Times New Roman" w:hAnsi="Times New Roman" w:cs="Times New Roman"/>
+                <w:sz w:val="20"/>
+                <w:szCs w:val="20"/>
+              </w:rPr>
+            </w:pPr>
+            <w:r>
+              <w:rPr>
+                <w:rFonts w:ascii="Times New Roman" w:hAnsi="Times New Roman" w:cs="Times New Roman"/>
+                <w:sz w:val="20"/>
+                <w:szCs w:val="20"/>
+              </w:rPr>
+              <w:t>2</w:t>
+            </w:r>
+          </w:p>
+        </w:tc>
+        <w:tc>
+          <w:tcPr>
+            <w:tcW w:w="1134" w:type="dxa"/>
+            <w:tcBorders>
+              <w:top w:val="single" w:sz="4" w:space="0" w:color="auto"/>
+              <w:left w:val="single" w:sz="4" w:space="0" w:color="auto"/>
+              <w:bottom w:val="single" w:sz="4" w:space="0" w:color="auto"/>
+              <w:right w:val="single" w:sz="4" w:space="0" w:color="auto"/>
+            </w:tcBorders>
+          </w:tcPr>
+          <w:p>
+            <w:pPr>
+              <w:spacing w:after="0" w:line="360" w:lineRule="auto"/>
+              <w:outlineLvl w:val="0"/>
+              <w:rPr>
+                <w:rFonts w:ascii="Times New Roman" w:hAnsi="Times New Roman" w:cs="Times New Roman"/>
+                <w:sz w:val="20"/>
+                <w:szCs w:val="20"/>
+              </w:rPr>
+            </w:pPr>
+            <w:r>
+              <w:rPr>
+                <w:rFonts w:ascii="Times New Roman" w:hAnsi="Times New Roman" w:cs="Times New Roman"/>
+                <w:sz w:val="20"/>
+                <w:szCs w:val="20"/>
+              </w:rPr>
+              <w:t>Vc.</w:t>
+            </w:r>
+          </w:p>
+        </w:tc>
+        <w:tc>
+          <w:tcPr>
+            <w:tcW w:w="1278" w:type="dxa"/>
+            <w:tcBorders>
+              <w:top w:val="single" w:sz="4" w:space="0" w:color="auto"/>
+              <w:left w:val="single" w:sz="4" w:space="0" w:color="auto"/>
+              <w:bottom w:val="single" w:sz="4" w:space="0" w:color="auto"/>
+              <w:right w:val="single" w:sz="4" w:space="0" w:color="auto"/>
+            </w:tcBorders>
+          </w:tcPr>
+          <w:p>
+            <w:pPr>
+              <w:spacing w:after="0" w:line="360" w:lineRule="auto"/>
+              <w:outlineLvl w:val="0"/>
+              <w:rPr>
+                <w:rFonts w:ascii="Times New Roman" w:hAnsi="Times New Roman" w:cs="Times New Roman"/>
+                <w:sz w:val="20"/>
+                <w:szCs w:val="20"/>
+              </w:rPr>
+            </w:pPr>
+            <w:r>
+              <w:rPr>
+                <w:rFonts w:ascii="Times New Roman" w:hAnsi="Times New Roman" w:cs="Times New Roman"/>
+                <w:sz w:val="20"/>
+                <w:szCs w:val="20"/>
+              </w:rPr>
+              <w:t>2. Note</w:t>
+            </w:r>
+          </w:p>
+        </w:tc>
+        <w:tc>
+          <w:tcPr>
+            <w:tcW w:w="5880" w:type="dxa"/>
+            <w:tcBorders>
+              <w:top w:val="single" w:sz="4" w:space="0" w:color="auto"/>
+              <w:left w:val="single" w:sz="4" w:space="0" w:color="auto"/>
+              <w:bottom w:val="single" w:sz="4" w:space="0" w:color="auto"/>
+              <w:right w:val="single" w:sz="4" w:space="0" w:color="auto"/>
+            </w:tcBorders>
+          </w:tcPr>
+          <w:p>
+            <w:pPr>
+              <w:spacing w:after="0" w:line="360" w:lineRule="auto"/>
+              <w:outlineLvl w:val="0"/>
+              <w:rPr>
+                <w:rFonts w:ascii="Times New Roman" w:hAnsi="Times New Roman" w:cs="Times New Roman"/>
+                <w:sz w:val="20"/>
+                <w:szCs w:val="20"/>
+              </w:rPr>
+            </w:pPr>
+            <w:r>
+              <w:rPr>
+                <w:rFonts w:ascii="Times New Roman" w:hAnsi="Times New Roman" w:cs="Times New Roman"/>
+                <w:sz w:val="20"/>
+                <w:szCs w:val="20"/>
+              </w:rPr>
+              <w:t>[pp] (wie Textfassung 1–2) geändert zu [p].</w:t>
+            </w:r>
           </w:p>
         </w:tc>
       </w:tr>
@@ -10516,7 +12285,16 @@
           <w:szCs w:val="20"/>
           <w:lang w:val="de-DE"/>
         </w:rPr>
-        <w:t xml:space="preserve">Korrekturen 2 in </w:t>
+        <w:t>Korrekturen</w:t>
+      </w:r>
+      <w:r>
+        <w:rPr>
+          <w:rFonts w:ascii="Times New Roman" w:hAnsi="Times New Roman" w:cs="Times New Roman"/>
+          <w:sz w:val="20"/>
+          <w:szCs w:val="20"/>
+          <w:lang w:val="de-DE"/>
+        </w:rPr>
+        <w:t xml:space="preserve"> 2 in </w:t>
       </w:r>
       <w:proofErr w:type="spellStart"/>
       <w:r>
@@ -10782,7 +12560,7 @@
                 <w:sz w:val="20"/>
                 <w:szCs w:val="20"/>
               </w:rPr>
-              <w:t xml:space="preserve"> (M 178##: Textfassung 3)</w:t>
+              <w:t xml:space="preserve"> M 178: Textfassung 3</w:t>
             </w:r>
           </w:p>
         </w:tc>
@@ -10819,7 +12597,6 @@
                 <w:szCs w:val="20"/>
                 <w:lang w:val="de-DE"/>
               </w:rPr>
-              <w:lastRenderedPageBreak/>
               <w:t>1</w:t>
             </w:r>
           </w:p>
@@ -10868,6 +12645,15 @@
                 <w:lang w:val="de-DE"/>
               </w:rPr>
             </w:pPr>
+            <w:r>
+              <w:rPr>
+                <w:rFonts w:ascii="Times New Roman" w:hAnsi="Times New Roman" w:cs="Times New Roman"/>
+                <w:sz w:val="20"/>
+                <w:szCs w:val="20"/>
+                <w:lang w:val="de-DE"/>
+              </w:rPr>
+              <w:t>Taktanfang</w:t>
+            </w:r>
           </w:p>
         </w:tc>
         <w:tc>
@@ -11015,7 +12801,27 @@
                 <w:szCs w:val="20"/>
                 <w:lang w:val="de-DE"/>
               </w:rPr>
-              <w:t xml:space="preserve"> radiert.</w:t>
+              <w:t xml:space="preserve"> </w:t>
+            </w:r>
+            <w:r>
+              <w:rPr>
+                <w:rFonts w:ascii="Times New Roman" w:hAnsi="Times New Roman" w:cs="Times New Roman"/>
+                <w:iCs/>
+                <w:sz w:val="20"/>
+                <w:szCs w:val="20"/>
+                <w:lang w:val="de-DE"/>
+              </w:rPr>
+              <w:t xml:space="preserve">und Streichung </w:t>
+            </w:r>
+            <w:r>
+              <w:rPr>
+                <w:rFonts w:ascii="Times New Roman" w:hAnsi="Times New Roman" w:cs="Times New Roman"/>
+                <w:iCs/>
+                <w:sz w:val="20"/>
+                <w:szCs w:val="20"/>
+                <w:lang w:val="de-DE"/>
+              </w:rPr>
+              <w:t>radiert.</w:t>
             </w:r>
           </w:p>
           <w:p>
@@ -11207,21 +13013,8 @@
                 <w:szCs w:val="20"/>
                 <w:lang w:val="de-DE"/>
               </w:rPr>
-              <w:t xml:space="preserve"> </w:t>
-            </w:r>
-            <w:proofErr w:type="spellStart"/>
-            <w:r>
-              <w:rPr>
-                <w:rFonts w:ascii="Times New Roman" w:hAnsi="Times New Roman" w:cs="Times New Roman"/>
-                <w:i/>
-                <w:iCs/>
-                <w:sz w:val="20"/>
-                <w:szCs w:val="20"/>
-                <w:lang w:val="de-DE"/>
-              </w:rPr>
-              <w:t>legno</w:t>
-            </w:r>
-            <w:proofErr w:type="spellEnd"/>
+              <w:t xml:space="preserve"> legno</w:t>
+            </w:r>
             <w:r>
               <w:rPr>
                 <w:rFonts w:ascii="Times New Roman" w:hAnsi="Times New Roman" w:cs="Times New Roman"/>
@@ -11240,6 +13033,72 @@
         </w:trPr>
         <w:tc>
           <w:tcPr>
+            <w:tcW w:w="9212" w:type="dxa"/>
+            <w:gridSpan w:val="4"/>
+            <w:tcBorders>
+              <w:top w:val="single" w:sz="4" w:space="0" w:color="auto"/>
+              <w:left w:val="single" w:sz="4" w:space="0" w:color="auto"/>
+              <w:bottom w:val="single" w:sz="4" w:space="0" w:color="auto"/>
+              <w:right w:val="single" w:sz="4" w:space="0" w:color="auto"/>
+            </w:tcBorders>
+          </w:tcPr>
+          <w:p>
+            <w:pPr>
+              <w:spacing w:after="0" w:line="360" w:lineRule="auto"/>
+              <w:outlineLvl w:val="0"/>
+              <w:rPr>
+                <w:rFonts w:ascii="Times New Roman" w:hAnsi="Times New Roman" w:cs="Times New Roman"/>
+                <w:sz w:val="20"/>
+                <w:szCs w:val="20"/>
+              </w:rPr>
+            </w:pPr>
+            <w:r>
+              <w:rPr>
+                <w:rFonts w:ascii="Times New Roman" w:hAnsi="Times New Roman" w:cs="Times New Roman"/>
+                <w:b/>
+                <w:bCs/>
+                <w:sz w:val="20"/>
+                <w:szCs w:val="20"/>
+                <w:lang w:val="de-DE"/>
+              </w:rPr>
+              <w:t>II</w:t>
+            </w:r>
+            <w:r>
+              <w:rPr>
+                <w:rFonts w:ascii="Times New Roman" w:hAnsi="Times New Roman" w:cs="Times New Roman"/>
+                <w:sz w:val="20"/>
+                <w:szCs w:val="20"/>
+                <w:lang w:val="de-DE"/>
+              </w:rPr>
+              <w:t xml:space="preserve"> M 171: </w:t>
+            </w:r>
+            <w:r>
+              <w:rPr>
+                <w:rFonts w:ascii="Times New Roman" w:hAnsi="Times New Roman" w:cs="Times New Roman"/>
+                <w:sz w:val="20"/>
+                <w:szCs w:val="20"/>
+                <w:lang w:val="de-DE"/>
+              </w:rPr>
+              <w:t xml:space="preserve">Textfassung </w:t>
+            </w:r>
+            <w:r>
+              <w:rPr>
+                <w:rFonts w:ascii="Times New Roman" w:hAnsi="Times New Roman" w:cs="Times New Roman"/>
+                <w:sz w:val="20"/>
+                <w:szCs w:val="20"/>
+                <w:lang w:val="de-DE"/>
+              </w:rPr>
+              <w:t>3</w:t>
+            </w:r>
+          </w:p>
+        </w:tc>
+      </w:tr>
+      <w:tr>
+        <w:trPr>
+          <w:cantSplit/>
+        </w:trPr>
+        <w:tc>
+          <w:tcPr>
             <w:tcW w:w="920" w:type="dxa"/>
             <w:tcBorders>
               <w:top w:val="single" w:sz="4" w:space="0" w:color="auto"/>
@@ -11259,6 +13118,15 @@
                 <w:lang w:val="de-DE"/>
               </w:rPr>
             </w:pPr>
+            <w:r>
+              <w:rPr>
+                <w:rFonts w:ascii="Times New Roman" w:hAnsi="Times New Roman" w:cs="Times New Roman"/>
+                <w:sz w:val="20"/>
+                <w:szCs w:val="20"/>
+                <w:lang w:val="de-DE"/>
+              </w:rPr>
+              <w:t>2</w:t>
+            </w:r>
           </w:p>
         </w:tc>
         <w:tc>
@@ -11282,6 +13150,15 @@
                 <w:lang w:val="de-DE"/>
               </w:rPr>
             </w:pPr>
+            <w:r>
+              <w:rPr>
+                <w:rFonts w:ascii="Times New Roman" w:hAnsi="Times New Roman" w:cs="Times New Roman"/>
+                <w:sz w:val="20"/>
+                <w:szCs w:val="20"/>
+                <w:lang w:val="de-DE"/>
+              </w:rPr>
+              <w:t>Vc.</w:t>
+            </w:r>
           </w:p>
         </w:tc>
         <w:tc>
@@ -11305,6 +13182,15 @@
                 <w:lang w:val="de-DE"/>
               </w:rPr>
             </w:pPr>
+            <w:r>
+              <w:rPr>
+                <w:rFonts w:ascii="Times New Roman" w:hAnsi="Times New Roman" w:cs="Times New Roman"/>
+                <w:sz w:val="20"/>
+                <w:szCs w:val="20"/>
+                <w:lang w:val="de-DE"/>
+              </w:rPr>
+              <w:t>1/4</w:t>
+            </w:r>
           </w:p>
         </w:tc>
         <w:tc>
@@ -11328,6 +13214,174 @@
                 <w:lang w:val="de-DE"/>
               </w:rPr>
             </w:pPr>
+            <w:proofErr w:type="spellStart"/>
+            <w:r>
+              <w:rPr>
+                <w:rFonts w:ascii="Times New Roman" w:hAnsi="Times New Roman" w:cs="Times New Roman"/>
+                <w:i/>
+                <w:iCs/>
+                <w:sz w:val="20"/>
+                <w:szCs w:val="20"/>
+                <w:lang w:val="de-DE"/>
+              </w:rPr>
+              <w:t>pizz</w:t>
+            </w:r>
+            <w:proofErr w:type="spellEnd"/>
+            <w:r>
+              <w:rPr>
+                <w:rFonts w:ascii="Times New Roman" w:hAnsi="Times New Roman" w:cs="Times New Roman"/>
+                <w:sz w:val="20"/>
+                <w:szCs w:val="20"/>
+                <w:lang w:val="de-DE"/>
+              </w:rPr>
+              <w:t xml:space="preserve">[.] hinzugefügt. </w:t>
+            </w:r>
+          </w:p>
+        </w:tc>
+      </w:tr>
+      <w:tr>
+        <w:trPr>
+          <w:cantSplit/>
+        </w:trPr>
+        <w:tc>
+          <w:tcPr>
+            <w:tcW w:w="920" w:type="dxa"/>
+            <w:tcBorders>
+              <w:top w:val="single" w:sz="4" w:space="0" w:color="auto"/>
+              <w:left w:val="single" w:sz="4" w:space="0" w:color="auto"/>
+              <w:bottom w:val="single" w:sz="4" w:space="0" w:color="auto"/>
+              <w:right w:val="single" w:sz="4" w:space="0" w:color="auto"/>
+            </w:tcBorders>
+          </w:tcPr>
+          <w:p>
+            <w:pPr>
+              <w:spacing w:after="0" w:line="360" w:lineRule="auto"/>
+              <w:outlineLvl w:val="0"/>
+              <w:rPr>
+                <w:rFonts w:ascii="Times New Roman" w:hAnsi="Times New Roman" w:cs="Times New Roman"/>
+                <w:sz w:val="20"/>
+                <w:szCs w:val="20"/>
+                <w:lang w:val="de-DE"/>
+              </w:rPr>
+            </w:pPr>
+            <w:r>
+              <w:rPr>
+                <w:rFonts w:ascii="Times New Roman" w:hAnsi="Times New Roman" w:cs="Times New Roman"/>
+                <w:sz w:val="20"/>
+                <w:szCs w:val="20"/>
+                <w:lang w:val="de-DE"/>
+              </w:rPr>
+              <w:t>2</w:t>
+            </w:r>
+          </w:p>
+        </w:tc>
+        <w:tc>
+          <w:tcPr>
+            <w:tcW w:w="1134" w:type="dxa"/>
+            <w:tcBorders>
+              <w:top w:val="single" w:sz="4" w:space="0" w:color="auto"/>
+              <w:left w:val="single" w:sz="4" w:space="0" w:color="auto"/>
+              <w:bottom w:val="single" w:sz="4" w:space="0" w:color="auto"/>
+              <w:right w:val="single" w:sz="4" w:space="0" w:color="auto"/>
+            </w:tcBorders>
+          </w:tcPr>
+          <w:p>
+            <w:pPr>
+              <w:spacing w:after="0" w:line="360" w:lineRule="auto"/>
+              <w:outlineLvl w:val="0"/>
+              <w:rPr>
+                <w:rFonts w:ascii="Times New Roman" w:hAnsi="Times New Roman" w:cs="Times New Roman"/>
+                <w:sz w:val="20"/>
+                <w:szCs w:val="20"/>
+                <w:lang w:val="de-DE"/>
+              </w:rPr>
+            </w:pPr>
+            <w:r>
+              <w:rPr>
+                <w:rFonts w:ascii="Times New Roman" w:hAnsi="Times New Roman" w:cs="Times New Roman"/>
+                <w:sz w:val="20"/>
+                <w:szCs w:val="20"/>
+                <w:lang w:val="de-DE"/>
+              </w:rPr>
+              <w:t>Vc.</w:t>
+            </w:r>
+          </w:p>
+        </w:tc>
+        <w:tc>
+          <w:tcPr>
+            <w:tcW w:w="1278" w:type="dxa"/>
+            <w:tcBorders>
+              <w:top w:val="single" w:sz="4" w:space="0" w:color="auto"/>
+              <w:left w:val="single" w:sz="4" w:space="0" w:color="auto"/>
+              <w:bottom w:val="single" w:sz="4" w:space="0" w:color="auto"/>
+              <w:right w:val="single" w:sz="4" w:space="0" w:color="auto"/>
+            </w:tcBorders>
+          </w:tcPr>
+          <w:p>
+            <w:pPr>
+              <w:spacing w:after="0" w:line="360" w:lineRule="auto"/>
+              <w:outlineLvl w:val="0"/>
+              <w:rPr>
+                <w:rFonts w:ascii="Times New Roman" w:hAnsi="Times New Roman" w:cs="Times New Roman"/>
+                <w:sz w:val="20"/>
+                <w:szCs w:val="20"/>
+                <w:lang w:val="de-DE"/>
+              </w:rPr>
+            </w:pPr>
+            <w:r>
+              <w:rPr>
+                <w:rFonts w:ascii="Times New Roman" w:hAnsi="Times New Roman" w:cs="Times New Roman"/>
+                <w:sz w:val="20"/>
+                <w:szCs w:val="20"/>
+                <w:lang w:val="de-DE"/>
+              </w:rPr>
+              <w:t>2. Note</w:t>
+            </w:r>
+          </w:p>
+        </w:tc>
+        <w:tc>
+          <w:tcPr>
+            <w:tcW w:w="5880" w:type="dxa"/>
+            <w:tcBorders>
+              <w:top w:val="single" w:sz="4" w:space="0" w:color="auto"/>
+              <w:left w:val="single" w:sz="4" w:space="0" w:color="auto"/>
+              <w:bottom w:val="single" w:sz="4" w:space="0" w:color="auto"/>
+              <w:right w:val="single" w:sz="4" w:space="0" w:color="auto"/>
+            </w:tcBorders>
+          </w:tcPr>
+          <w:p>
+            <w:pPr>
+              <w:spacing w:after="0" w:line="360" w:lineRule="auto"/>
+              <w:outlineLvl w:val="0"/>
+              <w:rPr>
+                <w:rFonts w:ascii="Times New Roman" w:hAnsi="Times New Roman" w:cs="Times New Roman"/>
+                <w:sz w:val="20"/>
+                <w:szCs w:val="20"/>
+                <w:lang w:val="de-DE"/>
+              </w:rPr>
+            </w:pPr>
+            <w:proofErr w:type="spellStart"/>
+            <w:r>
+              <w:rPr>
+                <w:rFonts w:ascii="Times New Roman" w:hAnsi="Times New Roman" w:cs="Times New Roman"/>
+                <w:i/>
+                <w:iCs/>
+                <w:sz w:val="20"/>
+                <w:szCs w:val="20"/>
+                <w:lang w:val="de-DE"/>
+              </w:rPr>
+              <w:t>arco</w:t>
+            </w:r>
+            <w:proofErr w:type="spellEnd"/>
+            <w:r>
+              <w:rPr>
+                <w:rFonts w:ascii="Times New Roman" w:hAnsi="Times New Roman" w:cs="Times New Roman"/>
+                <w:sz w:val="20"/>
+                <w:szCs w:val="20"/>
+                <w:lang w:val="de-DE"/>
+              </w:rPr>
+              <w:t xml:space="preserve"> hinzugefügt. </w:t>
+            </w:r>
           </w:p>
         </w:tc>
       </w:tr>

--- a/convert_source_description/QB_Op9_F_conv.docx
+++ b/convert_source_description/QB_Op9_F_conv.docx
@@ -1989,7 +1989,66 @@
           <w:szCs w:val="20"/>
           <w:lang w:val="de-DE"/>
         </w:rPr>
-        <w:t xml:space="preserve"> oben bis System 1 Mitte (Kopftitel) mit roter Tinte; </w:t>
+        <w:t xml:space="preserve"> oben bis System 1 Mitte (Kopftitel) mit roter Tinte</w:t>
+      </w:r>
+      <w:r>
+        <w:rPr>
+          <w:rFonts w:ascii="Times New Roman" w:hAnsi="Times New Roman" w:cs="Times New Roman"/>
+          <w:sz w:val="20"/>
+          <w:szCs w:val="20"/>
+          <w:lang w:val="de-DE"/>
+        </w:rPr>
+        <w:t xml:space="preserve"> </w:t>
+      </w:r>
+      <w:r>
+        <w:rPr>
+          <w:rFonts w:ascii="Times New Roman" w:hAnsi="Times New Roman" w:cs="Times New Roman"/>
+          <w:sz w:val="20"/>
+          <w:szCs w:val="20"/>
+          <w:lang w:val="de-DE"/>
+        </w:rPr>
+        <w:t>(</w:t>
+      </w:r>
+      <w:r>
+        <w:rPr>
+          <w:rFonts w:ascii="Times New Roman" w:hAnsi="Times New Roman" w:cs="Times New Roman"/>
+          <w:b/>
+          <w:bCs/>
+          <w:sz w:val="20"/>
+          <w:szCs w:val="20"/>
+          <w:lang w:val="de-DE"/>
+        </w:rPr>
+        <w:t>F</w:t>
+      </w:r>
+      <w:r>
+        <w:rPr>
+          <w:rFonts w:ascii="Times New Roman" w:hAnsi="Times New Roman" w:cs="Times New Roman"/>
+          <w:b/>
+          <w:bCs/>
+          <w:sz w:val="20"/>
+          <w:szCs w:val="20"/>
+          <w:vertAlign w:val="superscript"/>
+          <w:lang w:val="de-DE"/>
+        </w:rPr>
+        <w:t>b.1</w:t>
+      </w:r>
+      <w:r>
+        <w:rPr>
+          <w:rFonts w:ascii="Times New Roman" w:hAnsi="Times New Roman" w:cs="Times New Roman"/>
+          <w:sz w:val="20"/>
+          <w:szCs w:val="20"/>
+          <w:lang w:val="de-DE"/>
+        </w:rPr>
+        <w:t>)</w:t>
+      </w:r>
+      <w:r>
+        <w:rPr>
+          <w:rFonts w:ascii="Times New Roman" w:hAnsi="Times New Roman" w:cs="Times New Roman"/>
+          <w:sz w:val="20"/>
+          <w:szCs w:val="20"/>
+          <w:lang w:val="de-DE"/>
+        </w:rPr>
+        <w:t xml:space="preserve">; </w:t>
       </w:r>
     </w:p>
     <w:p>
@@ -2087,7 +2146,78 @@
           <w:szCs w:val="20"/>
           <w:lang w:val="de-DE"/>
         </w:rPr>
-        <w:t xml:space="preserve"> System 23–24 Mitte (Kopftitel) mit roter Tinte, teilweise nachgezogen mit Bleistift; </w:t>
+        <w:t xml:space="preserve"> System 23–24 Mitte (Kopftitel) mit roter Tinte, teilweise nachgezogen mit Bleistift</w:t>
+      </w:r>
+      <w:r>
+        <w:rPr>
+          <w:rFonts w:ascii="Times New Roman" w:hAnsi="Times New Roman" w:cs="Times New Roman"/>
+          <w:sz w:val="20"/>
+          <w:szCs w:val="20"/>
+          <w:lang w:val="de-DE"/>
+        </w:rPr>
+        <w:t xml:space="preserve"> </w:t>
+      </w:r>
+      <w:r>
+        <w:rPr>
+          <w:rFonts w:ascii="Times New Roman" w:hAnsi="Times New Roman" w:cs="Times New Roman"/>
+          <w:sz w:val="20"/>
+          <w:szCs w:val="20"/>
+          <w:lang w:val="de-DE"/>
+        </w:rPr>
+        <w:t>(</w:t>
+      </w:r>
+      <w:r>
+        <w:rPr>
+          <w:rFonts w:ascii="Times New Roman" w:hAnsi="Times New Roman" w:cs="Times New Roman"/>
+          <w:b/>
+          <w:bCs/>
+          <w:sz w:val="20"/>
+          <w:szCs w:val="20"/>
+          <w:lang w:val="de-DE"/>
+        </w:rPr>
+        <w:t>F</w:t>
+      </w:r>
+      <w:r>
+        <w:rPr>
+          <w:rFonts w:ascii="Times New Roman" w:hAnsi="Times New Roman" w:cs="Times New Roman"/>
+          <w:b/>
+          <w:bCs/>
+          <w:sz w:val="20"/>
+          <w:szCs w:val="20"/>
+          <w:vertAlign w:val="superscript"/>
+          <w:lang w:val="de-DE"/>
+        </w:rPr>
+        <w:t>b.</w:t>
+      </w:r>
+      <w:r>
+        <w:rPr>
+          <w:rFonts w:ascii="Times New Roman" w:hAnsi="Times New Roman" w:cs="Times New Roman"/>
+          <w:b/>
+          <w:bCs/>
+          <w:sz w:val="20"/>
+          <w:szCs w:val="20"/>
+          <w:vertAlign w:val="superscript"/>
+          <w:lang w:val="de-DE"/>
+        </w:rPr>
+        <w:t>2</w:t>
+      </w:r>
+      <w:r>
+        <w:rPr>
+          <w:rFonts w:ascii="Times New Roman" w:hAnsi="Times New Roman" w:cs="Times New Roman"/>
+          <w:sz w:val="20"/>
+          <w:szCs w:val="20"/>
+          <w:lang w:val="de-DE"/>
+        </w:rPr>
+        <w:t>)</w:t>
+      </w:r>
+      <w:r>
+        <w:rPr>
+          <w:rFonts w:ascii="Times New Roman" w:hAnsi="Times New Roman" w:cs="Times New Roman"/>
+          <w:sz w:val="20"/>
+          <w:szCs w:val="20"/>
+          <w:lang w:val="de-DE"/>
+        </w:rPr>
+        <w:t xml:space="preserve">; </w:t>
       </w:r>
     </w:p>
     <w:p>
@@ -2193,7 +2323,78 @@
           <w:szCs w:val="20"/>
           <w:lang w:val="de-DE"/>
         </w:rPr>
-        <w:t xml:space="preserve"> System 16 Mitte (Kopftitel) mit roter Tinte, teilweise nachgezogen mit Bleistift; </w:t>
+        <w:t xml:space="preserve"> System 16 Mitte (Kopftitel) mit roter Tinte, teilweise nachgezogen mit Bleistift</w:t>
+      </w:r>
+      <w:r>
+        <w:rPr>
+          <w:rFonts w:ascii="Times New Roman" w:hAnsi="Times New Roman" w:cs="Times New Roman"/>
+          <w:sz w:val="20"/>
+          <w:szCs w:val="20"/>
+          <w:lang w:val="de-DE"/>
+        </w:rPr>
+        <w:t xml:space="preserve"> </w:t>
+      </w:r>
+      <w:r>
+        <w:rPr>
+          <w:rFonts w:ascii="Times New Roman" w:hAnsi="Times New Roman" w:cs="Times New Roman"/>
+          <w:sz w:val="20"/>
+          <w:szCs w:val="20"/>
+          <w:lang w:val="de-DE"/>
+        </w:rPr>
+        <w:t>(</w:t>
+      </w:r>
+      <w:r>
+        <w:rPr>
+          <w:rFonts w:ascii="Times New Roman" w:hAnsi="Times New Roman" w:cs="Times New Roman"/>
+          <w:b/>
+          <w:bCs/>
+          <w:sz w:val="20"/>
+          <w:szCs w:val="20"/>
+          <w:lang w:val="de-DE"/>
+        </w:rPr>
+        <w:t>F</w:t>
+      </w:r>
+      <w:r>
+        <w:rPr>
+          <w:rFonts w:ascii="Times New Roman" w:hAnsi="Times New Roman" w:cs="Times New Roman"/>
+          <w:b/>
+          <w:bCs/>
+          <w:sz w:val="20"/>
+          <w:szCs w:val="20"/>
+          <w:vertAlign w:val="superscript"/>
+          <w:lang w:val="de-DE"/>
+        </w:rPr>
+        <w:t>b.</w:t>
+      </w:r>
+      <w:r>
+        <w:rPr>
+          <w:rFonts w:ascii="Times New Roman" w:hAnsi="Times New Roman" w:cs="Times New Roman"/>
+          <w:b/>
+          <w:bCs/>
+          <w:sz w:val="20"/>
+          <w:szCs w:val="20"/>
+          <w:vertAlign w:val="superscript"/>
+          <w:lang w:val="de-DE"/>
+        </w:rPr>
+        <w:t>3</w:t>
+      </w:r>
+      <w:r>
+        <w:rPr>
+          <w:rFonts w:ascii="Times New Roman" w:hAnsi="Times New Roman" w:cs="Times New Roman"/>
+          <w:sz w:val="20"/>
+          <w:szCs w:val="20"/>
+          <w:lang w:val="de-DE"/>
+        </w:rPr>
+        <w:t>)</w:t>
+      </w:r>
+      <w:r>
+        <w:rPr>
+          <w:rFonts w:ascii="Times New Roman" w:hAnsi="Times New Roman" w:cs="Times New Roman"/>
+          <w:sz w:val="20"/>
+          <w:szCs w:val="20"/>
+          <w:lang w:val="de-DE"/>
+        </w:rPr>
+        <w:t xml:space="preserve">; </w:t>
       </w:r>
     </w:p>
     <w:p>
@@ -2299,7 +2500,78 @@
           <w:szCs w:val="20"/>
           <w:lang w:val="de-DE"/>
         </w:rPr>
-        <w:t xml:space="preserve"> System 1 Mitte (Kopftitel) mit roter Tinte, teilweise nachgezogen mit Bleistift; </w:t>
+        <w:t xml:space="preserve"> System 1 Mitte (Kopftitel) mit roter Tinte, teilweise nachgezogen mit Bleistift</w:t>
+      </w:r>
+      <w:r>
+        <w:rPr>
+          <w:rFonts w:ascii="Times New Roman" w:hAnsi="Times New Roman" w:cs="Times New Roman"/>
+          <w:sz w:val="20"/>
+          <w:szCs w:val="20"/>
+          <w:lang w:val="de-DE"/>
+        </w:rPr>
+        <w:t xml:space="preserve"> </w:t>
+      </w:r>
+      <w:r>
+        <w:rPr>
+          <w:rFonts w:ascii="Times New Roman" w:hAnsi="Times New Roman" w:cs="Times New Roman"/>
+          <w:sz w:val="20"/>
+          <w:szCs w:val="20"/>
+          <w:lang w:val="de-DE"/>
+        </w:rPr>
+        <w:t>(</w:t>
+      </w:r>
+      <w:r>
+        <w:rPr>
+          <w:rFonts w:ascii="Times New Roman" w:hAnsi="Times New Roman" w:cs="Times New Roman"/>
+          <w:b/>
+          <w:bCs/>
+          <w:sz w:val="20"/>
+          <w:szCs w:val="20"/>
+          <w:lang w:val="de-DE"/>
+        </w:rPr>
+        <w:t>F</w:t>
+      </w:r>
+      <w:r>
+        <w:rPr>
+          <w:rFonts w:ascii="Times New Roman" w:hAnsi="Times New Roman" w:cs="Times New Roman"/>
+          <w:b/>
+          <w:bCs/>
+          <w:sz w:val="20"/>
+          <w:szCs w:val="20"/>
+          <w:vertAlign w:val="superscript"/>
+          <w:lang w:val="de-DE"/>
+        </w:rPr>
+        <w:t>b.</w:t>
+      </w:r>
+      <w:r>
+        <w:rPr>
+          <w:rFonts w:ascii="Times New Roman" w:hAnsi="Times New Roman" w:cs="Times New Roman"/>
+          <w:b/>
+          <w:bCs/>
+          <w:sz w:val="20"/>
+          <w:szCs w:val="20"/>
+          <w:vertAlign w:val="superscript"/>
+          <w:lang w:val="de-DE"/>
+        </w:rPr>
+        <w:t>4</w:t>
+      </w:r>
+      <w:r>
+        <w:rPr>
+          <w:rFonts w:ascii="Times New Roman" w:hAnsi="Times New Roman" w:cs="Times New Roman"/>
+          <w:sz w:val="20"/>
+          <w:szCs w:val="20"/>
+          <w:lang w:val="de-DE"/>
+        </w:rPr>
+        <w:t>)</w:t>
+      </w:r>
+      <w:r>
+        <w:rPr>
+          <w:rFonts w:ascii="Times New Roman" w:hAnsi="Times New Roman" w:cs="Times New Roman"/>
+          <w:sz w:val="20"/>
+          <w:szCs w:val="20"/>
+          <w:lang w:val="de-DE"/>
+        </w:rPr>
+        <w:t xml:space="preserve">; </w:t>
       </w:r>
     </w:p>
     <w:p>
@@ -2387,7 +2659,78 @@
           <w:szCs w:val="20"/>
           <w:lang w:val="de-DE"/>
         </w:rPr>
-        <w:t xml:space="preserve"> System 16–17 Mitte (Kopftitel) mit roter Tinte; </w:t>
+        <w:t xml:space="preserve"> System 16–17 Mitte (Kopftitel) mit roter Tinte</w:t>
+      </w:r>
+      <w:r>
+        <w:rPr>
+          <w:rFonts w:ascii="Times New Roman" w:hAnsi="Times New Roman" w:cs="Times New Roman"/>
+          <w:sz w:val="20"/>
+          <w:szCs w:val="20"/>
+          <w:lang w:val="de-DE"/>
+        </w:rPr>
+        <w:t xml:space="preserve"> </w:t>
+      </w:r>
+      <w:r>
+        <w:rPr>
+          <w:rFonts w:ascii="Times New Roman" w:hAnsi="Times New Roman" w:cs="Times New Roman"/>
+          <w:sz w:val="20"/>
+          <w:szCs w:val="20"/>
+          <w:lang w:val="de-DE"/>
+        </w:rPr>
+        <w:t>(</w:t>
+      </w:r>
+      <w:r>
+        <w:rPr>
+          <w:rFonts w:ascii="Times New Roman" w:hAnsi="Times New Roman" w:cs="Times New Roman"/>
+          <w:b/>
+          <w:bCs/>
+          <w:sz w:val="20"/>
+          <w:szCs w:val="20"/>
+          <w:lang w:val="de-DE"/>
+        </w:rPr>
+        <w:t>F</w:t>
+      </w:r>
+      <w:r>
+        <w:rPr>
+          <w:rFonts w:ascii="Times New Roman" w:hAnsi="Times New Roman" w:cs="Times New Roman"/>
+          <w:b/>
+          <w:bCs/>
+          <w:sz w:val="20"/>
+          <w:szCs w:val="20"/>
+          <w:vertAlign w:val="superscript"/>
+          <w:lang w:val="de-DE"/>
+        </w:rPr>
+        <w:t>b.</w:t>
+      </w:r>
+      <w:r>
+        <w:rPr>
+          <w:rFonts w:ascii="Times New Roman" w:hAnsi="Times New Roman" w:cs="Times New Roman"/>
+          <w:b/>
+          <w:bCs/>
+          <w:sz w:val="20"/>
+          <w:szCs w:val="20"/>
+          <w:vertAlign w:val="superscript"/>
+          <w:lang w:val="de-DE"/>
+        </w:rPr>
+        <w:t>5</w:t>
+      </w:r>
+      <w:r>
+        <w:rPr>
+          <w:rFonts w:ascii="Times New Roman" w:hAnsi="Times New Roman" w:cs="Times New Roman"/>
+          <w:sz w:val="20"/>
+          <w:szCs w:val="20"/>
+          <w:lang w:val="de-DE"/>
+        </w:rPr>
+        <w:t>)</w:t>
+      </w:r>
+      <w:r>
+        <w:rPr>
+          <w:rFonts w:ascii="Times New Roman" w:hAnsi="Times New Roman" w:cs="Times New Roman"/>
+          <w:sz w:val="20"/>
+          <w:szCs w:val="20"/>
+          <w:lang w:val="de-DE"/>
+        </w:rPr>
+        <w:t xml:space="preserve">; </w:t>
       </w:r>
     </w:p>
     <w:p>
@@ -2476,6 +2819,68 @@
           <w:lang w:val="de-DE"/>
         </w:rPr>
         <w:t xml:space="preserve"> System 1–2 Mitte (Kopftitel) mit roter Tinte</w:t>
+      </w:r>
+      <w:r>
+        <w:rPr>
+          <w:rFonts w:ascii="Times New Roman" w:hAnsi="Times New Roman" w:cs="Times New Roman"/>
+          <w:sz w:val="20"/>
+          <w:szCs w:val="20"/>
+          <w:lang w:val="de-DE"/>
+        </w:rPr>
+        <w:t xml:space="preserve"> </w:t>
+      </w:r>
+      <w:r>
+        <w:rPr>
+          <w:rFonts w:ascii="Times New Roman" w:hAnsi="Times New Roman" w:cs="Times New Roman"/>
+          <w:sz w:val="20"/>
+          <w:szCs w:val="20"/>
+          <w:lang w:val="de-DE"/>
+        </w:rPr>
+        <w:t>(</w:t>
+      </w:r>
+      <w:r>
+        <w:rPr>
+          <w:rFonts w:ascii="Times New Roman" w:hAnsi="Times New Roman" w:cs="Times New Roman"/>
+          <w:b/>
+          <w:bCs/>
+          <w:sz w:val="20"/>
+          <w:szCs w:val="20"/>
+          <w:lang w:val="de-DE"/>
+        </w:rPr>
+        <w:t>F</w:t>
+      </w:r>
+      <w:r>
+        <w:rPr>
+          <w:rFonts w:ascii="Times New Roman" w:hAnsi="Times New Roman" w:cs="Times New Roman"/>
+          <w:b/>
+          <w:bCs/>
+          <w:sz w:val="20"/>
+          <w:szCs w:val="20"/>
+          <w:vertAlign w:val="superscript"/>
+          <w:lang w:val="de-DE"/>
+        </w:rPr>
+        <w:t>b.</w:t>
+      </w:r>
+      <w:r>
+        <w:rPr>
+          <w:rFonts w:ascii="Times New Roman" w:hAnsi="Times New Roman" w:cs="Times New Roman"/>
+          <w:b/>
+          <w:bCs/>
+          <w:sz w:val="20"/>
+          <w:szCs w:val="20"/>
+          <w:vertAlign w:val="superscript"/>
+          <w:lang w:val="de-DE"/>
+        </w:rPr>
+        <w:t>6</w:t>
+      </w:r>
+      <w:r>
+        <w:rPr>
+          <w:rFonts w:ascii="Times New Roman" w:hAnsi="Times New Roman" w:cs="Times New Roman"/>
+          <w:sz w:val="20"/>
+          <w:szCs w:val="20"/>
+          <w:lang w:val="de-DE"/>
+        </w:rPr>
+        <w:t>)</w:t>
       </w:r>
       <w:r>
         <w:rPr>
@@ -2609,187 +3014,7 @@
           <w:szCs w:val="20"/>
           <w:lang w:val="de-DE"/>
         </w:rPr>
-        <w:t xml:space="preserve">Eintragungen: </w:t>
-      </w:r>
-      <w:r>
-        <w:rPr>
-          <w:rFonts w:ascii="Times New Roman" w:hAnsi="Times New Roman" w:cs="Times New Roman"/>
-          <w:sz w:val="20"/>
-          <w:szCs w:val="20"/>
-          <w:lang w:val="de-DE"/>
-        </w:rPr>
-        <w:t>einge</w:t>
-      </w:r>
-      <w:r>
-        <w:rPr>
-          <w:rFonts w:ascii="Times New Roman" w:hAnsi="Times New Roman" w:cs="Times New Roman"/>
-          <w:sz w:val="20"/>
-          <w:szCs w:val="20"/>
-          <w:lang w:val="de-DE"/>
-        </w:rPr>
-        <w:t>rahm</w:t>
-      </w:r>
-      <w:r>
-        <w:rPr>
-          <w:rFonts w:ascii="Times New Roman" w:hAnsi="Times New Roman" w:cs="Times New Roman"/>
-          <w:sz w:val="20"/>
-          <w:szCs w:val="20"/>
-          <w:lang w:val="de-DE"/>
-        </w:rPr>
-        <w:t xml:space="preserve">te </w:t>
-      </w:r>
-      <w:r>
-        <w:rPr>
-          <w:rFonts w:ascii="Times New Roman" w:hAnsi="Times New Roman" w:cs="Times New Roman"/>
-          <w:sz w:val="20"/>
-          <w:szCs w:val="20"/>
-          <w:lang w:val="de-DE"/>
-        </w:rPr>
-        <w:t>Studier</w:t>
-      </w:r>
-      <w:r>
-        <w:rPr>
-          <w:rFonts w:ascii="Times New Roman" w:hAnsi="Times New Roman" w:cs="Times New Roman"/>
-          <w:sz w:val="20"/>
-          <w:szCs w:val="20"/>
-          <w:lang w:val="de-DE"/>
-        </w:rPr>
-        <w:t>ziffern (</w:t>
-      </w:r>
-      <w:r>
-        <w:rPr>
-          <w:rFonts w:ascii="Times New Roman" w:hAnsi="Times New Roman" w:cs="Times New Roman"/>
-          <w:sz w:val="20"/>
-          <w:szCs w:val="20"/>
-          <w:lang w:val="de-DE"/>
-        </w:rPr>
-        <w:t>oder Dispositions</w:t>
-      </w:r>
-      <w:r>
-        <w:rPr>
-          <w:rFonts w:ascii="Times New Roman" w:hAnsi="Times New Roman" w:cs="Times New Roman"/>
-          <w:sz w:val="20"/>
-          <w:szCs w:val="20"/>
-          <w:lang w:val="de-DE"/>
-        </w:rPr>
-        <w:t>ziffern</w:t>
-      </w:r>
-      <w:r>
-        <w:rPr>
-          <w:rFonts w:ascii="Times New Roman" w:hAnsi="Times New Roman" w:cs="Times New Roman"/>
-          <w:sz w:val="20"/>
-          <w:szCs w:val="20"/>
-          <w:lang w:val="de-DE"/>
-        </w:rPr>
-        <w:t>?)</w:t>
-      </w:r>
-      <w:r>
-        <w:rPr>
-          <w:rFonts w:ascii="Times New Roman" w:hAnsi="Times New Roman" w:cs="Times New Roman"/>
-          <w:sz w:val="20"/>
-          <w:szCs w:val="20"/>
-          <w:lang w:val="de-DE"/>
-        </w:rPr>
-        <w:t xml:space="preserve"> mit </w:t>
-      </w:r>
-      <w:r>
-        <w:rPr>
-          <w:rFonts w:ascii="Times New Roman" w:hAnsi="Times New Roman" w:cs="Times New Roman"/>
-          <w:sz w:val="20"/>
-          <w:szCs w:val="20"/>
-          <w:lang w:val="de-DE"/>
-        </w:rPr>
-        <w:t>violettem Buntstift</w:t>
-      </w:r>
-      <w:r>
-        <w:rPr>
-          <w:rFonts w:ascii="Times New Roman" w:hAnsi="Times New Roman" w:cs="Times New Roman"/>
-          <w:sz w:val="20"/>
-          <w:szCs w:val="20"/>
-          <w:lang w:val="de-DE"/>
-        </w:rPr>
-        <w:t xml:space="preserve"> in </w:t>
-      </w:r>
-      <w:r>
-        <w:rPr>
-          <w:rFonts w:ascii="Times New Roman" w:hAnsi="Times New Roman" w:cs="Times New Roman"/>
-          <w:sz w:val="20"/>
-          <w:szCs w:val="20"/>
-          <w:lang w:val="de-DE"/>
-        </w:rPr>
-        <w:t>M</w:t>
-      </w:r>
-      <w:r>
-        <w:rPr>
-          <w:rFonts w:ascii="Times New Roman" w:hAnsi="Times New Roman" w:cs="Times New Roman"/>
-          <w:sz w:val="20"/>
-          <w:szCs w:val="20"/>
-          <w:lang w:val="de-DE"/>
-        </w:rPr>
-        <w:t> </w:t>
-      </w:r>
-      <w:r>
-        <w:rPr>
-          <w:rFonts w:ascii="Times New Roman" w:hAnsi="Times New Roman" w:cs="Times New Roman"/>
-          <w:sz w:val="20"/>
-          <w:szCs w:val="20"/>
-          <w:lang w:val="de-DE"/>
-        </w:rPr>
-        <w:t>17</w:t>
-      </w:r>
-      <w:r>
-        <w:rPr>
-          <w:rFonts w:ascii="Times New Roman" w:hAnsi="Times New Roman" w:cs="Times New Roman"/>
-          <w:sz w:val="20"/>
-          <w:szCs w:val="20"/>
-          <w:lang w:val="de-DE"/>
-        </w:rPr>
-        <w:t>8 Textfassung 3</w:t>
-      </w:r>
-      <w:r>
-        <w:rPr>
-          <w:rFonts w:ascii="Times New Roman" w:hAnsi="Times New Roman" w:cs="Times New Roman"/>
-          <w:sz w:val="20"/>
-          <w:szCs w:val="20"/>
-          <w:lang w:val="de-DE"/>
-        </w:rPr>
-        <w:t xml:space="preserve"> </w:t>
-      </w:r>
-      <w:r>
-        <w:rPr>
-          <w:rFonts w:ascii="Times New Roman" w:hAnsi="Times New Roman" w:cs="Times New Roman"/>
-          <w:sz w:val="20"/>
-          <w:szCs w:val="20"/>
-          <w:lang w:val="de-DE"/>
-        </w:rPr>
-        <w:t xml:space="preserve">T. </w:t>
-      </w:r>
-      <w:r>
-        <w:rPr>
-          <w:rFonts w:ascii="Times New Roman" w:hAnsi="Times New Roman" w:cs="Times New Roman"/>
-          <w:sz w:val="20"/>
-          <w:szCs w:val="20"/>
-          <w:lang w:val="de-DE"/>
-        </w:rPr>
-        <w:t>4</w:t>
-      </w:r>
-      <w:r>
-        <w:rPr>
-          <w:rFonts w:ascii="Times New Roman" w:hAnsi="Times New Roman" w:cs="Times New Roman"/>
-          <w:sz w:val="20"/>
-          <w:szCs w:val="20"/>
-          <w:lang w:val="de-DE"/>
-        </w:rPr>
-        <w:t xml:space="preserve"> </w:t>
-      </w:r>
-      <w:r>
-        <w:rPr>
-          <w:rFonts w:ascii="Times New Roman" w:hAnsi="Times New Roman" w:cs="Times New Roman"/>
-          <w:sz w:val="20"/>
-          <w:szCs w:val="20"/>
-          <w:lang w:val="de-DE"/>
-        </w:rPr>
-        <w:t>(</w:t>
+        <w:t xml:space="preserve">Instrumentenvorsatz: </w:t>
       </w:r>
       <w:r>
         <w:rPr>
@@ -2800,119 +3025,87 @@
           <w:szCs w:val="20"/>
           <w:lang w:val="de-DE"/>
         </w:rPr>
-        <w:t>1</w:t>
-      </w:r>
-      <w:r>
-        <w:rPr>
-          <w:rFonts w:ascii="Times New Roman" w:hAnsi="Times New Roman" w:cs="Times New Roman"/>
-          <w:sz w:val="20"/>
-          <w:szCs w:val="20"/>
-          <w:lang w:val="de-DE"/>
-        </w:rPr>
-        <w:t>)</w:t>
-      </w:r>
-      <w:r>
-        <w:rPr>
-          <w:rFonts w:ascii="Times New Roman" w:hAnsi="Times New Roman" w:cs="Times New Roman"/>
-          <w:sz w:val="20"/>
-          <w:szCs w:val="20"/>
-          <w:lang w:val="de-DE"/>
-        </w:rPr>
-        <w:t>,</w:t>
-      </w:r>
-      <w:r>
-        <w:rPr>
-          <w:rFonts w:ascii="Times New Roman" w:hAnsi="Times New Roman" w:cs="Times New Roman"/>
-          <w:sz w:val="20"/>
-          <w:szCs w:val="20"/>
-          <w:lang w:val="de-DE"/>
-        </w:rPr>
-        <w:t xml:space="preserve"> 7 (</w:t>
-      </w:r>
-      <w:r>
-        <w:rPr>
-          <w:rFonts w:ascii="Times New Roman" w:hAnsi="Times New Roman" w:cs="Times New Roman"/>
-          <w:i/>
-          <w:iCs/>
-          <w:sz w:val="20"/>
-          <w:szCs w:val="20"/>
-          <w:lang w:val="de-DE"/>
-        </w:rPr>
-        <w:t>2</w:t>
-      </w:r>
-      <w:r>
-        <w:rPr>
-          <w:rFonts w:ascii="Times New Roman" w:hAnsi="Times New Roman" w:cs="Times New Roman"/>
-          <w:sz w:val="20"/>
-          <w:szCs w:val="20"/>
-          <w:lang w:val="de-DE"/>
-        </w:rPr>
-        <w:t>)</w:t>
-      </w:r>
-      <w:r>
-        <w:rPr>
-          <w:rFonts w:ascii="Times New Roman" w:hAnsi="Times New Roman" w:cs="Times New Roman"/>
-          <w:sz w:val="20"/>
-          <w:szCs w:val="20"/>
-          <w:lang w:val="de-DE"/>
-        </w:rPr>
-        <w:t xml:space="preserve"> du 9 (</w:t>
-      </w:r>
-      <w:r>
-        <w:rPr>
-          <w:rFonts w:ascii="Times New Roman" w:hAnsi="Times New Roman" w:cs="Times New Roman"/>
-          <w:i/>
-          <w:iCs/>
-          <w:sz w:val="20"/>
-          <w:szCs w:val="20"/>
-          <w:lang w:val="de-DE"/>
-        </w:rPr>
-        <w:t>3</w:t>
-      </w:r>
-      <w:r>
-        <w:rPr>
-          <w:rFonts w:ascii="Times New Roman" w:hAnsi="Times New Roman" w:cs="Times New Roman"/>
-          <w:sz w:val="20"/>
-          <w:szCs w:val="20"/>
-          <w:lang w:val="de-DE"/>
-        </w:rPr>
-        <w:t>)</w:t>
-      </w:r>
-      <w:r>
-        <w:rPr>
-          <w:rFonts w:ascii="Times New Roman" w:hAnsi="Times New Roman" w:cs="Times New Roman"/>
-          <w:sz w:val="20"/>
-          <w:szCs w:val="20"/>
-          <w:lang w:val="de-DE"/>
-        </w:rPr>
-        <w:t xml:space="preserve"> über </w:t>
-      </w:r>
-      <w:r>
-        <w:rPr>
-          <w:rFonts w:ascii="Times New Roman" w:hAnsi="Times New Roman" w:cs="Times New Roman"/>
-          <w:sz w:val="20"/>
-          <w:szCs w:val="20"/>
-          <w:lang w:val="de-DE"/>
-        </w:rPr>
-        <w:t xml:space="preserve">und unter </w:t>
-      </w:r>
-      <w:r>
-        <w:rPr>
-          <w:rFonts w:ascii="Times New Roman" w:hAnsi="Times New Roman" w:cs="Times New Roman"/>
-          <w:sz w:val="20"/>
-          <w:szCs w:val="20"/>
-          <w:lang w:val="de-DE"/>
-        </w:rPr>
-        <w:t>der Akkolade</w:t>
-      </w:r>
-      <w:r>
-        <w:rPr>
-          <w:rFonts w:ascii="Times New Roman" w:hAnsi="Times New Roman" w:cs="Times New Roman"/>
-          <w:sz w:val="20"/>
-          <w:szCs w:val="20"/>
-          <w:lang w:val="de-DE"/>
-        </w:rPr>
-        <w:t xml:space="preserve">; </w:t>
+        <w:t>I. Violine | (m. Dämpfer) | II. Violine | (m. Dämpfer) | Viola | (mit Dämpfer) | Violoncello | (mit Dämpfer)</w:t>
+      </w:r>
+      <w:r>
+        <w:rPr>
+          <w:rFonts w:ascii="Times New Roman" w:hAnsi="Times New Roman" w:cs="Times New Roman"/>
+          <w:sz w:val="20"/>
+          <w:szCs w:val="20"/>
+          <w:lang w:val="de-DE"/>
+        </w:rPr>
+        <w:t xml:space="preserve"> auf </w:t>
+      </w:r>
+      <w:proofErr w:type="spellStart"/>
+      <w:r>
+        <w:rPr>
+          <w:rFonts w:ascii="Times New Roman" w:hAnsi="Times New Roman" w:cs="Times New Roman"/>
+          <w:sz w:val="20"/>
+          <w:szCs w:val="20"/>
+          <w:lang w:val="de-DE"/>
+        </w:rPr>
+        <w:t>Bl</w:t>
+      </w:r>
+      <w:proofErr w:type="spellEnd"/>
+      <w:r>
+        <w:rPr>
+          <w:rFonts w:ascii="Times New Roman" w:hAnsi="Times New Roman" w:cs="Times New Roman"/>
+          <w:sz w:val="20"/>
+          <w:szCs w:val="20"/>
+          <w:lang w:val="de-DE"/>
+        </w:rPr>
+        <w:t>. 2</w:t>
+      </w:r>
+      <w:r>
+        <w:rPr>
+          <w:rFonts w:ascii="Times New Roman" w:hAnsi="Times New Roman" w:cs="Times New Roman"/>
+          <w:sz w:val="20"/>
+          <w:szCs w:val="20"/>
+          <w:vertAlign w:val="superscript"/>
+          <w:lang w:val="de-DE"/>
+        </w:rPr>
+        <w:t>r</w:t>
+      </w:r>
+      <w:r>
+        <w:rPr>
+          <w:rFonts w:ascii="Times New Roman" w:hAnsi="Times New Roman" w:cs="Times New Roman"/>
+          <w:sz w:val="20"/>
+          <w:szCs w:val="20"/>
+          <w:lang w:val="de-DE"/>
+        </w:rPr>
+        <w:t xml:space="preserve"> System 3–6 (</w:t>
+      </w:r>
+      <w:r>
+        <w:rPr>
+          <w:rFonts w:ascii="Times New Roman" w:hAnsi="Times New Roman" w:cs="Times New Roman"/>
+          <w:b/>
+          <w:bCs/>
+          <w:sz w:val="20"/>
+          <w:szCs w:val="20"/>
+          <w:lang w:val="de-DE"/>
+        </w:rPr>
+        <w:t>F</w:t>
+      </w:r>
+      <w:r>
+        <w:rPr>
+          <w:rFonts w:ascii="Times New Roman" w:hAnsi="Times New Roman" w:cs="Times New Roman"/>
+          <w:b/>
+          <w:bCs/>
+          <w:sz w:val="20"/>
+          <w:szCs w:val="20"/>
+          <w:vertAlign w:val="superscript"/>
+          <w:lang w:val="de-DE"/>
+        </w:rPr>
+        <w:t>b.1</w:t>
+      </w:r>
+      <w:r>
+        <w:rPr>
+          <w:rFonts w:ascii="Times New Roman" w:hAnsi="Times New Roman" w:cs="Times New Roman"/>
+          <w:sz w:val="20"/>
+          <w:szCs w:val="20"/>
+          <w:lang w:val="de-DE"/>
+        </w:rPr>
+        <w:t xml:space="preserve">); </w:t>
       </w:r>
     </w:p>
     <w:p>
@@ -2929,112 +3122,13 @@
       <w:r>
         <w:rPr>
           <w:rFonts w:ascii="Times New Roman" w:hAnsi="Times New Roman" w:cs="Times New Roman"/>
-          <w:sz w:val="20"/>
-          <w:szCs w:val="20"/>
-          <w:lang w:val="de-DE"/>
-        </w:rPr>
-        <w:t xml:space="preserve">in </w:t>
-      </w:r>
-      <w:r>
-        <w:rPr>
-          <w:rFonts w:ascii="Times New Roman" w:hAnsi="Times New Roman" w:cs="Times New Roman"/>
-          <w:sz w:val="20"/>
-          <w:szCs w:val="20"/>
-          <w:lang w:val="de-DE"/>
-        </w:rPr>
-        <w:t>M 171</w:t>
-      </w:r>
-      <w:r>
-        <w:rPr>
-          <w:rFonts w:ascii="Times New Roman" w:hAnsi="Times New Roman" w:cs="Times New Roman"/>
-          <w:sz w:val="20"/>
-          <w:szCs w:val="20"/>
-          <w:lang w:val="de-DE"/>
-        </w:rPr>
-        <w:t xml:space="preserve"> </w:t>
-      </w:r>
-      <w:r>
-        <w:rPr>
-          <w:rFonts w:ascii="Times New Roman" w:hAnsi="Times New Roman" w:cs="Times New Roman"/>
-          <w:sz w:val="20"/>
-          <w:szCs w:val="20"/>
-          <w:lang w:val="de-DE"/>
-        </w:rPr>
-        <w:t xml:space="preserve">Textfassung 3 </w:t>
-      </w:r>
-      <w:r>
-        <w:rPr>
-          <w:rFonts w:ascii="Times New Roman" w:hAnsi="Times New Roman" w:cs="Times New Roman"/>
-          <w:sz w:val="20"/>
-          <w:szCs w:val="20"/>
-          <w:lang w:val="de-DE"/>
-        </w:rPr>
-        <w:t xml:space="preserve">T. </w:t>
-      </w:r>
-      <w:r>
-        <w:rPr>
-          <w:rFonts w:ascii="Times New Roman" w:hAnsi="Times New Roman" w:cs="Times New Roman"/>
-          <w:sz w:val="20"/>
-          <w:szCs w:val="20"/>
-          <w:lang w:val="de-DE"/>
-        </w:rPr>
-        <w:t>3</w:t>
-      </w:r>
-      <w:r>
-        <w:rPr>
-          <w:rFonts w:ascii="Times New Roman" w:hAnsi="Times New Roman" w:cs="Times New Roman"/>
-          <w:sz w:val="20"/>
-          <w:szCs w:val="20"/>
-          <w:lang w:val="de-DE"/>
-        </w:rPr>
-        <w:t xml:space="preserve"> (</w:t>
-      </w:r>
-      <w:r>
-        <w:rPr>
-          <w:rFonts w:ascii="Times New Roman" w:hAnsi="Times New Roman" w:cs="Times New Roman"/>
           <w:i/>
           <w:iCs/>
           <w:sz w:val="20"/>
           <w:szCs w:val="20"/>
           <w:lang w:val="de-DE"/>
         </w:rPr>
-        <w:t>1</w:t>
-      </w:r>
-      <w:r>
-        <w:rPr>
-          <w:rFonts w:ascii="Times New Roman" w:hAnsi="Times New Roman" w:cs="Times New Roman"/>
-          <w:sz w:val="20"/>
-          <w:szCs w:val="20"/>
-          <w:lang w:val="de-DE"/>
-        </w:rPr>
-        <w:t>) und</w:t>
-      </w:r>
-      <w:r>
-        <w:rPr>
-          <w:rFonts w:ascii="Times New Roman" w:hAnsi="Times New Roman" w:cs="Times New Roman"/>
-          <w:sz w:val="20"/>
-          <w:szCs w:val="20"/>
-          <w:lang w:val="de-DE"/>
-        </w:rPr>
-        <w:t xml:space="preserve"> </w:t>
-      </w:r>
-      <w:r>
-        <w:rPr>
-          <w:rFonts w:ascii="Times New Roman" w:hAnsi="Times New Roman" w:cs="Times New Roman"/>
-          <w:sz w:val="20"/>
-          <w:szCs w:val="20"/>
-          <w:lang w:val="de-DE"/>
-        </w:rPr>
-        <w:t>6</w:t>
-      </w:r>
-      <w:r>
-        <w:rPr>
-          <w:rFonts w:ascii="Times New Roman" w:hAnsi="Times New Roman" w:cs="Times New Roman"/>
-          <w:sz w:val="20"/>
-          <w:szCs w:val="20"/>
-          <w:lang w:val="de-DE"/>
-        </w:rPr>
-        <w:t xml:space="preserve"> (</w:t>
+        <w:t>I. Violine | (</w:t>
       </w:r>
       <w:r>
         <w:rPr>
@@ -3045,6 +3139,259 @@
           <w:szCs w:val="20"/>
           <w:lang w:val="de-DE"/>
         </w:rPr>
+        <w:t>ohne</w:t>
+      </w:r>
+      <w:r>
+        <w:rPr>
+          <w:rFonts w:ascii="Times New Roman" w:hAnsi="Times New Roman" w:cs="Times New Roman"/>
+          <w:i/>
+          <w:iCs/>
+          <w:sz w:val="20"/>
+          <w:szCs w:val="20"/>
+          <w:lang w:val="de-DE"/>
+        </w:rPr>
+        <w:t xml:space="preserve"> Dämpfer) | II. Violine | (</w:t>
+      </w:r>
+      <w:r>
+        <w:rPr>
+          <w:rFonts w:ascii="Times New Roman" w:hAnsi="Times New Roman" w:cs="Times New Roman"/>
+          <w:i/>
+          <w:iCs/>
+          <w:sz w:val="20"/>
+          <w:szCs w:val="20"/>
+          <w:lang w:val="de-DE"/>
+        </w:rPr>
+        <w:t>ohne</w:t>
+      </w:r>
+      <w:r>
+        <w:rPr>
+          <w:rFonts w:ascii="Times New Roman" w:hAnsi="Times New Roman" w:cs="Times New Roman"/>
+          <w:i/>
+          <w:iCs/>
+          <w:sz w:val="20"/>
+          <w:szCs w:val="20"/>
+          <w:lang w:val="de-DE"/>
+        </w:rPr>
+        <w:t xml:space="preserve"> D</w:t>
+      </w:r>
+      <w:r>
+        <w:rPr>
+          <w:rFonts w:ascii="Times New Roman" w:hAnsi="Times New Roman" w:cs="Times New Roman"/>
+          <w:i/>
+          <w:iCs/>
+          <w:sz w:val="20"/>
+          <w:szCs w:val="20"/>
+          <w:lang w:val="de-DE"/>
+        </w:rPr>
+        <w:t>.</w:t>
+      </w:r>
+      <w:r>
+        <w:rPr>
+          <w:rFonts w:ascii="Times New Roman" w:hAnsi="Times New Roman" w:cs="Times New Roman"/>
+          <w:i/>
+          <w:iCs/>
+          <w:sz w:val="20"/>
+          <w:szCs w:val="20"/>
+          <w:lang w:val="de-DE"/>
+        </w:rPr>
+        <w:t>) | Viola | (</w:t>
+      </w:r>
+      <w:r>
+        <w:rPr>
+          <w:rFonts w:ascii="Times New Roman" w:hAnsi="Times New Roman" w:cs="Times New Roman"/>
+          <w:i/>
+          <w:iCs/>
+          <w:sz w:val="20"/>
+          <w:szCs w:val="20"/>
+          <w:lang w:val="de-DE"/>
+        </w:rPr>
+        <w:t>ohne</w:t>
+      </w:r>
+      <w:r>
+        <w:rPr>
+          <w:rFonts w:ascii="Times New Roman" w:hAnsi="Times New Roman" w:cs="Times New Roman"/>
+          <w:i/>
+          <w:iCs/>
+          <w:sz w:val="20"/>
+          <w:szCs w:val="20"/>
+          <w:lang w:val="de-DE"/>
+        </w:rPr>
+        <w:t xml:space="preserve"> D</w:t>
+      </w:r>
+      <w:r>
+        <w:rPr>
+          <w:rFonts w:ascii="Times New Roman" w:hAnsi="Times New Roman" w:cs="Times New Roman"/>
+          <w:i/>
+          <w:iCs/>
+          <w:sz w:val="20"/>
+          <w:szCs w:val="20"/>
+          <w:lang w:val="de-DE"/>
+        </w:rPr>
+        <w:t>.</w:t>
+      </w:r>
+      <w:r>
+        <w:rPr>
+          <w:rFonts w:ascii="Times New Roman" w:hAnsi="Times New Roman" w:cs="Times New Roman"/>
+          <w:i/>
+          <w:iCs/>
+          <w:sz w:val="20"/>
+          <w:szCs w:val="20"/>
+          <w:lang w:val="de-DE"/>
+        </w:rPr>
+        <w:t>) | Violoncello | (</w:t>
+      </w:r>
+      <w:r>
+        <w:rPr>
+          <w:rFonts w:ascii="Times New Roman" w:hAnsi="Times New Roman" w:cs="Times New Roman"/>
+          <w:i/>
+          <w:iCs/>
+          <w:sz w:val="20"/>
+          <w:szCs w:val="20"/>
+          <w:lang w:val="de-DE"/>
+        </w:rPr>
+        <w:t>ohne</w:t>
+      </w:r>
+      <w:r>
+        <w:rPr>
+          <w:rFonts w:ascii="Times New Roman" w:hAnsi="Times New Roman" w:cs="Times New Roman"/>
+          <w:i/>
+          <w:iCs/>
+          <w:sz w:val="20"/>
+          <w:szCs w:val="20"/>
+          <w:lang w:val="de-DE"/>
+        </w:rPr>
+        <w:t xml:space="preserve"> D</w:t>
+      </w:r>
+      <w:r>
+        <w:rPr>
+          <w:rFonts w:ascii="Times New Roman" w:hAnsi="Times New Roman" w:cs="Times New Roman"/>
+          <w:i/>
+          <w:iCs/>
+          <w:sz w:val="20"/>
+          <w:szCs w:val="20"/>
+          <w:lang w:val="de-DE"/>
+        </w:rPr>
+        <w:t>.</w:t>
+      </w:r>
+      <w:r>
+        <w:rPr>
+          <w:rFonts w:ascii="Times New Roman" w:hAnsi="Times New Roman" w:cs="Times New Roman"/>
+          <w:i/>
+          <w:iCs/>
+          <w:sz w:val="20"/>
+          <w:szCs w:val="20"/>
+          <w:lang w:val="de-DE"/>
+        </w:rPr>
+        <w:t>)</w:t>
+      </w:r>
+      <w:r>
+        <w:rPr>
+          <w:rFonts w:ascii="Times New Roman" w:hAnsi="Times New Roman" w:cs="Times New Roman"/>
+          <w:sz w:val="20"/>
+          <w:szCs w:val="20"/>
+          <w:lang w:val="de-DE"/>
+        </w:rPr>
+        <w:t xml:space="preserve"> auf </w:t>
+      </w:r>
+      <w:proofErr w:type="spellStart"/>
+      <w:r>
+        <w:rPr>
+          <w:rFonts w:ascii="Times New Roman" w:hAnsi="Times New Roman" w:cs="Times New Roman"/>
+          <w:sz w:val="20"/>
+          <w:szCs w:val="20"/>
+          <w:lang w:val="de-DE"/>
+        </w:rPr>
+        <w:t>Bl</w:t>
+      </w:r>
+      <w:proofErr w:type="spellEnd"/>
+      <w:r>
+        <w:rPr>
+          <w:rFonts w:ascii="Times New Roman" w:hAnsi="Times New Roman" w:cs="Times New Roman"/>
+          <w:sz w:val="20"/>
+          <w:szCs w:val="20"/>
+          <w:lang w:val="de-DE"/>
+        </w:rPr>
+        <w:t>. 2</w:t>
+      </w:r>
+      <w:r>
+        <w:rPr>
+          <w:rFonts w:ascii="Times New Roman" w:hAnsi="Times New Roman" w:cs="Times New Roman"/>
+          <w:sz w:val="20"/>
+          <w:szCs w:val="20"/>
+          <w:vertAlign w:val="superscript"/>
+          <w:lang w:val="de-DE"/>
+        </w:rPr>
+        <w:t>r</w:t>
+      </w:r>
+      <w:r>
+        <w:rPr>
+          <w:rFonts w:ascii="Times New Roman" w:hAnsi="Times New Roman" w:cs="Times New Roman"/>
+          <w:sz w:val="20"/>
+          <w:szCs w:val="20"/>
+          <w:lang w:val="de-DE"/>
+        </w:rPr>
+        <w:t xml:space="preserve"> System </w:t>
+      </w:r>
+      <w:r>
+        <w:rPr>
+          <w:rFonts w:ascii="Times New Roman" w:hAnsi="Times New Roman" w:cs="Times New Roman"/>
+          <w:sz w:val="20"/>
+          <w:szCs w:val="20"/>
+          <w:lang w:val="de-DE"/>
+        </w:rPr>
+        <w:t>27</w:t>
+      </w:r>
+      <w:r>
+        <w:rPr>
+          <w:rFonts w:ascii="Times New Roman" w:hAnsi="Times New Roman" w:cs="Times New Roman"/>
+          <w:sz w:val="20"/>
+          <w:szCs w:val="20"/>
+          <w:lang w:val="de-DE"/>
+        </w:rPr>
+        <w:t>–</w:t>
+      </w:r>
+      <w:r>
+        <w:rPr>
+          <w:rFonts w:ascii="Times New Roman" w:hAnsi="Times New Roman" w:cs="Times New Roman"/>
+          <w:sz w:val="20"/>
+          <w:szCs w:val="20"/>
+          <w:lang w:val="de-DE"/>
+        </w:rPr>
+        <w:t>30 (</w:t>
+      </w:r>
+      <w:r>
+        <w:rPr>
+          <w:rFonts w:ascii="Times New Roman" w:hAnsi="Times New Roman" w:cs="Times New Roman"/>
+          <w:b/>
+          <w:bCs/>
+          <w:sz w:val="20"/>
+          <w:szCs w:val="20"/>
+          <w:lang w:val="de-DE"/>
+        </w:rPr>
+        <w:t>F</w:t>
+      </w:r>
+      <w:r>
+        <w:rPr>
+          <w:rFonts w:ascii="Times New Roman" w:hAnsi="Times New Roman" w:cs="Times New Roman"/>
+          <w:b/>
+          <w:bCs/>
+          <w:sz w:val="20"/>
+          <w:szCs w:val="20"/>
+          <w:vertAlign w:val="superscript"/>
+          <w:lang w:val="de-DE"/>
+        </w:rPr>
+        <w:t>b.</w:t>
+      </w:r>
+      <w:r>
+        <w:rPr>
+          <w:rFonts w:ascii="Times New Roman" w:hAnsi="Times New Roman" w:cs="Times New Roman"/>
+          <w:b/>
+          <w:bCs/>
+          <w:sz w:val="20"/>
+          <w:szCs w:val="20"/>
+          <w:vertAlign w:val="superscript"/>
+          <w:lang w:val="de-DE"/>
+        </w:rPr>
         <w:t>2</w:t>
       </w:r>
       <w:r>
@@ -3063,16 +3410,16 @@
           <w:szCs w:val="20"/>
           <w:lang w:val="de-DE"/>
         </w:rPr>
-        <w:t xml:space="preserve"> über und unter den Akkoladen</w:t>
-      </w:r>
-      <w:r>
-        <w:rPr>
-          <w:rFonts w:ascii="Times New Roman" w:hAnsi="Times New Roman" w:cs="Times New Roman"/>
-          <w:sz w:val="20"/>
-          <w:szCs w:val="20"/>
-          <w:lang w:val="de-DE"/>
-        </w:rPr>
-        <w:t xml:space="preserve">; </w:t>
+        <w:t>;</w:t>
+      </w:r>
+      <w:r>
+        <w:rPr>
+          <w:rFonts w:ascii="Times New Roman" w:hAnsi="Times New Roman" w:cs="Times New Roman"/>
+          <w:sz w:val="20"/>
+          <w:szCs w:val="20"/>
+          <w:lang w:val="de-DE"/>
+        </w:rPr>
+        <w:t xml:space="preserve"> </w:t>
       </w:r>
     </w:p>
     <w:p>
@@ -3083,36 +3430,9 @@
           <w:rFonts w:ascii="Times New Roman" w:hAnsi="Times New Roman" w:cs="Times New Roman"/>
           <w:sz w:val="20"/>
           <w:szCs w:val="20"/>
-          <w:lang w:val="de-DE"/>
+          <w:lang w:val="en-US"/>
         </w:rPr>
       </w:pPr>
-      <w:r>
-        <w:rPr>
-          <w:rFonts w:ascii="Times New Roman" w:hAnsi="Times New Roman" w:cs="Times New Roman"/>
-          <w:sz w:val="20"/>
-          <w:szCs w:val="20"/>
-          <w:lang w:val="de-DE"/>
-        </w:rPr>
-        <w:t xml:space="preserve">in M 172 </w:t>
-      </w:r>
-      <w:r>
-        <w:rPr>
-          <w:rFonts w:ascii="Times New Roman" w:hAnsi="Times New Roman" w:cs="Times New Roman"/>
-          <w:sz w:val="20"/>
-          <w:szCs w:val="20"/>
-          <w:lang w:val="de-DE"/>
-        </w:rPr>
-        <w:t xml:space="preserve">Textfassung 3 </w:t>
-      </w:r>
-      <w:r>
-        <w:rPr>
-          <w:rFonts w:ascii="Times New Roman" w:hAnsi="Times New Roman" w:cs="Times New Roman"/>
-          <w:sz w:val="20"/>
-          <w:szCs w:val="20"/>
-          <w:lang w:val="de-DE"/>
-        </w:rPr>
-        <w:t>T. 4 (</w:t>
-      </w:r>
       <w:r>
         <w:rPr>
           <w:rFonts w:ascii="Times New Roman" w:hAnsi="Times New Roman" w:cs="Times New Roman"/>
@@ -3120,19 +3440,11 @@
           <w:iCs/>
           <w:sz w:val="20"/>
           <w:szCs w:val="20"/>
-          <w:lang w:val="de-DE"/>
-        </w:rPr>
-        <w:t>1</w:t>
-      </w:r>
-      <w:r>
-        <w:rPr>
-          <w:rFonts w:ascii="Times New Roman" w:hAnsi="Times New Roman" w:cs="Times New Roman"/>
-          <w:sz w:val="20"/>
-          <w:szCs w:val="20"/>
-          <w:lang w:val="de-DE"/>
-        </w:rPr>
-        <w:t>) und 7 (</w:t>
-      </w:r>
+          <w:lang w:val="en-US"/>
+        </w:rPr>
+        <w:t xml:space="preserve">I. Violine | </w:t>
+      </w:r>
+      <w:proofErr w:type="spellStart"/>
       <w:r>
         <w:rPr>
           <w:rFonts w:ascii="Times New Roman" w:hAnsi="Times New Roman" w:cs="Times New Roman"/>
@@ -3140,18 +3452,269 @@
           <w:iCs/>
           <w:sz w:val="20"/>
           <w:szCs w:val="20"/>
-          <w:lang w:val="de-DE"/>
-        </w:rPr>
-        <w:t>2</w:t>
-      </w:r>
-      <w:r>
-        <w:rPr>
-          <w:rFonts w:ascii="Times New Roman" w:hAnsi="Times New Roman" w:cs="Times New Roman"/>
-          <w:sz w:val="20"/>
-          <w:szCs w:val="20"/>
-          <w:lang w:val="de-DE"/>
-        </w:rPr>
-        <w:t xml:space="preserve">) über und unter den Akkoladen; </w:t>
+          <w:lang w:val="en-US"/>
+        </w:rPr>
+        <w:t>ohne</w:t>
+      </w:r>
+      <w:proofErr w:type="spellEnd"/>
+      <w:r>
+        <w:rPr>
+          <w:rFonts w:ascii="Times New Roman" w:hAnsi="Times New Roman" w:cs="Times New Roman"/>
+          <w:i/>
+          <w:iCs/>
+          <w:sz w:val="20"/>
+          <w:szCs w:val="20"/>
+          <w:lang w:val="en-US"/>
+        </w:rPr>
+        <w:t xml:space="preserve"> D</w:t>
+      </w:r>
+      <w:r>
+        <w:rPr>
+          <w:rFonts w:ascii="Times New Roman" w:hAnsi="Times New Roman" w:cs="Times New Roman"/>
+          <w:i/>
+          <w:iCs/>
+          <w:sz w:val="20"/>
+          <w:szCs w:val="20"/>
+          <w:lang w:val="en-US"/>
+        </w:rPr>
+        <w:t>.</w:t>
+      </w:r>
+      <w:r>
+        <w:rPr>
+          <w:rFonts w:ascii="Times New Roman" w:hAnsi="Times New Roman" w:cs="Times New Roman"/>
+          <w:i/>
+          <w:iCs/>
+          <w:sz w:val="20"/>
+          <w:szCs w:val="20"/>
+          <w:lang w:val="en-US"/>
+        </w:rPr>
+        <w:t xml:space="preserve"> | II. Viol</w:t>
+      </w:r>
+      <w:r>
+        <w:rPr>
+          <w:rFonts w:ascii="Times New Roman" w:hAnsi="Times New Roman" w:cs="Times New Roman"/>
+          <w:i/>
+          <w:iCs/>
+          <w:sz w:val="20"/>
+          <w:szCs w:val="20"/>
+          <w:lang w:val="en-US"/>
+        </w:rPr>
+        <w:t>.</w:t>
+      </w:r>
+      <w:r>
+        <w:rPr>
+          <w:rFonts w:ascii="Times New Roman" w:hAnsi="Times New Roman" w:cs="Times New Roman"/>
+          <w:i/>
+          <w:iCs/>
+          <w:sz w:val="20"/>
+          <w:szCs w:val="20"/>
+          <w:lang w:val="en-US"/>
+        </w:rPr>
+        <w:t xml:space="preserve"> | </w:t>
+      </w:r>
+      <w:proofErr w:type="spellStart"/>
+      <w:r>
+        <w:rPr>
+          <w:rFonts w:ascii="Times New Roman" w:hAnsi="Times New Roman" w:cs="Times New Roman"/>
+          <w:i/>
+          <w:iCs/>
+          <w:sz w:val="20"/>
+          <w:szCs w:val="20"/>
+          <w:lang w:val="en-US"/>
+        </w:rPr>
+        <w:t>ohne</w:t>
+      </w:r>
+      <w:proofErr w:type="spellEnd"/>
+      <w:r>
+        <w:rPr>
+          <w:rFonts w:ascii="Times New Roman" w:hAnsi="Times New Roman" w:cs="Times New Roman"/>
+          <w:i/>
+          <w:iCs/>
+          <w:sz w:val="20"/>
+          <w:szCs w:val="20"/>
+          <w:lang w:val="en-US"/>
+        </w:rPr>
+        <w:t xml:space="preserve"> D. | Viola | </w:t>
+      </w:r>
+      <w:proofErr w:type="spellStart"/>
+      <w:r>
+        <w:rPr>
+          <w:rFonts w:ascii="Times New Roman" w:hAnsi="Times New Roman" w:cs="Times New Roman"/>
+          <w:i/>
+          <w:iCs/>
+          <w:sz w:val="20"/>
+          <w:szCs w:val="20"/>
+          <w:lang w:val="en-US"/>
+        </w:rPr>
+        <w:t>ohne</w:t>
+      </w:r>
+      <w:proofErr w:type="spellEnd"/>
+      <w:r>
+        <w:rPr>
+          <w:rFonts w:ascii="Times New Roman" w:hAnsi="Times New Roman" w:cs="Times New Roman"/>
+          <w:i/>
+          <w:iCs/>
+          <w:sz w:val="20"/>
+          <w:szCs w:val="20"/>
+          <w:lang w:val="en-US"/>
+        </w:rPr>
+        <w:t xml:space="preserve"> D. | Violoncello | </w:t>
+      </w:r>
+      <w:proofErr w:type="spellStart"/>
+      <w:r>
+        <w:rPr>
+          <w:rFonts w:ascii="Times New Roman" w:hAnsi="Times New Roman" w:cs="Times New Roman"/>
+          <w:i/>
+          <w:iCs/>
+          <w:sz w:val="20"/>
+          <w:szCs w:val="20"/>
+          <w:lang w:val="en-US"/>
+        </w:rPr>
+        <w:t>mit</w:t>
+      </w:r>
+      <w:proofErr w:type="spellEnd"/>
+      <w:r>
+        <w:rPr>
+          <w:rFonts w:ascii="Times New Roman" w:hAnsi="Times New Roman" w:cs="Times New Roman"/>
+          <w:i/>
+          <w:iCs/>
+          <w:sz w:val="20"/>
+          <w:szCs w:val="20"/>
+          <w:lang w:val="en-US"/>
+        </w:rPr>
+        <w:t xml:space="preserve"> </w:t>
+      </w:r>
+      <w:proofErr w:type="spellStart"/>
+      <w:r>
+        <w:rPr>
+          <w:rFonts w:ascii="Times New Roman" w:hAnsi="Times New Roman" w:cs="Times New Roman"/>
+          <w:i/>
+          <w:iCs/>
+          <w:sz w:val="20"/>
+          <w:szCs w:val="20"/>
+          <w:lang w:val="en-US"/>
+        </w:rPr>
+        <w:t>D</w:t>
+      </w:r>
+      <w:r>
+        <w:rPr>
+          <w:rFonts w:ascii="Times New Roman" w:hAnsi="Times New Roman" w:cs="Times New Roman"/>
+          <w:i/>
+          <w:iCs/>
+          <w:sz w:val="20"/>
+          <w:szCs w:val="20"/>
+          <w:lang w:val="en-US"/>
+        </w:rPr>
+        <w:t>ämpfer</w:t>
+      </w:r>
+      <w:proofErr w:type="spellEnd"/>
+      <w:r>
+        <w:rPr>
+          <w:rFonts w:ascii="Times New Roman" w:hAnsi="Times New Roman" w:cs="Times New Roman"/>
+          <w:sz w:val="20"/>
+          <w:szCs w:val="20"/>
+          <w:lang w:val="en-US"/>
+        </w:rPr>
+        <w:t xml:space="preserve"> auf Bl. 2</w:t>
+      </w:r>
+      <w:r>
+        <w:rPr>
+          <w:rFonts w:ascii="Times New Roman" w:hAnsi="Times New Roman" w:cs="Times New Roman"/>
+          <w:sz w:val="20"/>
+          <w:szCs w:val="20"/>
+          <w:vertAlign w:val="superscript"/>
+          <w:lang w:val="en-US"/>
+        </w:rPr>
+        <w:t>v</w:t>
+      </w:r>
+      <w:r>
+        <w:rPr>
+          <w:rFonts w:ascii="Times New Roman" w:hAnsi="Times New Roman" w:cs="Times New Roman"/>
+          <w:sz w:val="20"/>
+          <w:szCs w:val="20"/>
+          <w:lang w:val="en-US"/>
+        </w:rPr>
+        <w:t xml:space="preserve"> System </w:t>
+      </w:r>
+      <w:r>
+        <w:rPr>
+          <w:rFonts w:ascii="Times New Roman" w:hAnsi="Times New Roman" w:cs="Times New Roman"/>
+          <w:sz w:val="20"/>
+          <w:szCs w:val="20"/>
+          <w:lang w:val="en-US"/>
+        </w:rPr>
+        <w:t>19</w:t>
+      </w:r>
+      <w:r>
+        <w:rPr>
+          <w:rFonts w:ascii="Times New Roman" w:hAnsi="Times New Roman" w:cs="Times New Roman"/>
+          <w:sz w:val="20"/>
+          <w:szCs w:val="20"/>
+          <w:lang w:val="en-US"/>
+        </w:rPr>
+        <w:t>–</w:t>
+      </w:r>
+      <w:r>
+        <w:rPr>
+          <w:rFonts w:ascii="Times New Roman" w:hAnsi="Times New Roman" w:cs="Times New Roman"/>
+          <w:sz w:val="20"/>
+          <w:szCs w:val="20"/>
+          <w:lang w:val="en-US"/>
+        </w:rPr>
+        <w:t>22</w:t>
+      </w:r>
+      <w:r>
+        <w:rPr>
+          <w:rFonts w:ascii="Times New Roman" w:hAnsi="Times New Roman" w:cs="Times New Roman"/>
+          <w:sz w:val="20"/>
+          <w:szCs w:val="20"/>
+          <w:lang w:val="en-US"/>
+        </w:rPr>
+        <w:t xml:space="preserve"> (</w:t>
+      </w:r>
+      <w:r>
+        <w:rPr>
+          <w:rFonts w:ascii="Times New Roman" w:hAnsi="Times New Roman" w:cs="Times New Roman"/>
+          <w:b/>
+          <w:bCs/>
+          <w:sz w:val="20"/>
+          <w:szCs w:val="20"/>
+          <w:lang w:val="en-US"/>
+        </w:rPr>
+        <w:t>F</w:t>
+      </w:r>
+      <w:r>
+        <w:rPr>
+          <w:rFonts w:ascii="Times New Roman" w:hAnsi="Times New Roman" w:cs="Times New Roman"/>
+          <w:b/>
+          <w:bCs/>
+          <w:sz w:val="20"/>
+          <w:szCs w:val="20"/>
+          <w:vertAlign w:val="superscript"/>
+          <w:lang w:val="en-US"/>
+        </w:rPr>
+        <w:t>b.</w:t>
+      </w:r>
+      <w:r>
+        <w:rPr>
+          <w:rFonts w:ascii="Times New Roman" w:hAnsi="Times New Roman" w:cs="Times New Roman"/>
+          <w:b/>
+          <w:bCs/>
+          <w:sz w:val="20"/>
+          <w:szCs w:val="20"/>
+          <w:vertAlign w:val="superscript"/>
+          <w:lang w:val="en-US"/>
+        </w:rPr>
+        <w:t>3</w:t>
+      </w:r>
+      <w:r>
+        <w:rPr>
+          <w:rFonts w:ascii="Times New Roman" w:hAnsi="Times New Roman" w:cs="Times New Roman"/>
+          <w:sz w:val="20"/>
+          <w:szCs w:val="20"/>
+          <w:lang w:val="en-US"/>
+        </w:rPr>
+        <w:t xml:space="preserve">); </w:t>
       </w:r>
     </w:p>
     <w:p>
@@ -3162,36 +3725,8 @@
           <w:rFonts w:ascii="Times New Roman" w:hAnsi="Times New Roman" w:cs="Times New Roman"/>
           <w:sz w:val="20"/>
           <w:szCs w:val="20"/>
-          <w:lang w:val="de-DE"/>
         </w:rPr>
       </w:pPr>
-      <w:r>
-        <w:rPr>
-          <w:rFonts w:ascii="Times New Roman" w:hAnsi="Times New Roman" w:cs="Times New Roman"/>
-          <w:sz w:val="20"/>
-          <w:szCs w:val="20"/>
-          <w:lang w:val="de-DE"/>
-        </w:rPr>
-        <w:t xml:space="preserve">in M 173 </w:t>
-      </w:r>
-      <w:r>
-        <w:rPr>
-          <w:rFonts w:ascii="Times New Roman" w:hAnsi="Times New Roman" w:cs="Times New Roman"/>
-          <w:sz w:val="20"/>
-          <w:szCs w:val="20"/>
-          <w:lang w:val="de-DE"/>
-        </w:rPr>
-        <w:t xml:space="preserve">Textfassung 4 </w:t>
-      </w:r>
-      <w:r>
-        <w:rPr>
-          <w:rFonts w:ascii="Times New Roman" w:hAnsi="Times New Roman" w:cs="Times New Roman"/>
-          <w:sz w:val="20"/>
-          <w:szCs w:val="20"/>
-          <w:lang w:val="de-DE"/>
-        </w:rPr>
-        <w:t>T. 4 (</w:t>
-      </w:r>
       <w:r>
         <w:rPr>
           <w:rFonts w:ascii="Times New Roman" w:hAnsi="Times New Roman" w:cs="Times New Roman"/>
@@ -3199,18 +3734,494 @@
           <w:iCs/>
           <w:sz w:val="20"/>
           <w:szCs w:val="20"/>
-          <w:lang w:val="de-DE"/>
-        </w:rPr>
-        <w:t>1</w:t>
-      </w:r>
-      <w:r>
-        <w:rPr>
-          <w:rFonts w:ascii="Times New Roman" w:hAnsi="Times New Roman" w:cs="Times New Roman"/>
-          <w:sz w:val="20"/>
-          <w:szCs w:val="20"/>
-          <w:lang w:val="de-DE"/>
-        </w:rPr>
-        <w:t xml:space="preserve">) über und unter der Akkolade; </w:t>
+        </w:rPr>
+        <w:t>I. Violine | m</w:t>
+      </w:r>
+      <w:r>
+        <w:rPr>
+          <w:rFonts w:ascii="Times New Roman" w:hAnsi="Times New Roman" w:cs="Times New Roman"/>
+          <w:i/>
+          <w:iCs/>
+          <w:sz w:val="20"/>
+          <w:szCs w:val="20"/>
+        </w:rPr>
+        <w:t>it</w:t>
+      </w:r>
+      <w:r>
+        <w:rPr>
+          <w:rFonts w:ascii="Times New Roman" w:hAnsi="Times New Roman" w:cs="Times New Roman"/>
+          <w:i/>
+          <w:iCs/>
+          <w:sz w:val="20"/>
+          <w:szCs w:val="20"/>
+        </w:rPr>
+        <w:t xml:space="preserve"> Dämpfer | II. Violine | m</w:t>
+      </w:r>
+      <w:r>
+        <w:rPr>
+          <w:rFonts w:ascii="Times New Roman" w:hAnsi="Times New Roman" w:cs="Times New Roman"/>
+          <w:i/>
+          <w:iCs/>
+          <w:sz w:val="20"/>
+          <w:szCs w:val="20"/>
+        </w:rPr>
+        <w:t>it</w:t>
+      </w:r>
+      <w:r>
+        <w:rPr>
+          <w:rFonts w:ascii="Times New Roman" w:hAnsi="Times New Roman" w:cs="Times New Roman"/>
+          <w:i/>
+          <w:iCs/>
+          <w:sz w:val="20"/>
+          <w:szCs w:val="20"/>
+        </w:rPr>
+        <w:t xml:space="preserve"> Dämpfer | Viola | mit Dämpfer | Violoncello | mit Dämpfer</w:t>
+      </w:r>
+      <w:r>
+        <w:rPr>
+          <w:rFonts w:ascii="Times New Roman" w:hAnsi="Times New Roman" w:cs="Times New Roman"/>
+          <w:sz w:val="20"/>
+          <w:szCs w:val="20"/>
+        </w:rPr>
+        <w:t xml:space="preserve"> auf </w:t>
+      </w:r>
+      <w:proofErr w:type="spellStart"/>
+      <w:r>
+        <w:rPr>
+          <w:rFonts w:ascii="Times New Roman" w:hAnsi="Times New Roman" w:cs="Times New Roman"/>
+          <w:sz w:val="20"/>
+          <w:szCs w:val="20"/>
+        </w:rPr>
+        <w:t>Bl</w:t>
+      </w:r>
+      <w:proofErr w:type="spellEnd"/>
+      <w:r>
+        <w:rPr>
+          <w:rFonts w:ascii="Times New Roman" w:hAnsi="Times New Roman" w:cs="Times New Roman"/>
+          <w:sz w:val="20"/>
+          <w:szCs w:val="20"/>
+        </w:rPr>
+        <w:t xml:space="preserve">. </w:t>
+      </w:r>
+      <w:r>
+        <w:rPr>
+          <w:rFonts w:ascii="Times New Roman" w:hAnsi="Times New Roman" w:cs="Times New Roman"/>
+          <w:sz w:val="20"/>
+          <w:szCs w:val="20"/>
+        </w:rPr>
+        <w:t>3</w:t>
+      </w:r>
+      <w:r>
+        <w:rPr>
+          <w:rFonts w:ascii="Times New Roman" w:hAnsi="Times New Roman" w:cs="Times New Roman"/>
+          <w:sz w:val="20"/>
+          <w:szCs w:val="20"/>
+          <w:vertAlign w:val="superscript"/>
+        </w:rPr>
+        <w:t>r</w:t>
+      </w:r>
+      <w:r>
+        <w:rPr>
+          <w:rFonts w:ascii="Times New Roman" w:hAnsi="Times New Roman" w:cs="Times New Roman"/>
+          <w:sz w:val="20"/>
+          <w:szCs w:val="20"/>
+        </w:rPr>
+        <w:t xml:space="preserve"> System </w:t>
+      </w:r>
+      <w:r>
+        <w:rPr>
+          <w:rFonts w:ascii="Times New Roman" w:hAnsi="Times New Roman" w:cs="Times New Roman"/>
+          <w:sz w:val="20"/>
+          <w:szCs w:val="20"/>
+        </w:rPr>
+        <w:t>4</w:t>
+      </w:r>
+      <w:r>
+        <w:rPr>
+          <w:rFonts w:ascii="Times New Roman" w:hAnsi="Times New Roman" w:cs="Times New Roman"/>
+          <w:sz w:val="20"/>
+          <w:szCs w:val="20"/>
+        </w:rPr>
+        <w:t>–</w:t>
+      </w:r>
+      <w:r>
+        <w:rPr>
+          <w:rFonts w:ascii="Times New Roman" w:hAnsi="Times New Roman" w:cs="Times New Roman"/>
+          <w:sz w:val="20"/>
+          <w:szCs w:val="20"/>
+        </w:rPr>
+        <w:t>7</w:t>
+      </w:r>
+      <w:r>
+        <w:rPr>
+          <w:rFonts w:ascii="Times New Roman" w:hAnsi="Times New Roman" w:cs="Times New Roman"/>
+          <w:sz w:val="20"/>
+          <w:szCs w:val="20"/>
+        </w:rPr>
+        <w:t xml:space="preserve"> (</w:t>
+      </w:r>
+      <w:r>
+        <w:rPr>
+          <w:rFonts w:ascii="Times New Roman" w:hAnsi="Times New Roman" w:cs="Times New Roman"/>
+          <w:b/>
+          <w:bCs/>
+          <w:sz w:val="20"/>
+          <w:szCs w:val="20"/>
+        </w:rPr>
+        <w:t>F</w:t>
+      </w:r>
+      <w:r>
+        <w:rPr>
+          <w:rFonts w:ascii="Times New Roman" w:hAnsi="Times New Roman" w:cs="Times New Roman"/>
+          <w:b/>
+          <w:bCs/>
+          <w:sz w:val="20"/>
+          <w:szCs w:val="20"/>
+          <w:vertAlign w:val="superscript"/>
+        </w:rPr>
+        <w:t>b.</w:t>
+      </w:r>
+      <w:r>
+        <w:rPr>
+          <w:rFonts w:ascii="Times New Roman" w:hAnsi="Times New Roman" w:cs="Times New Roman"/>
+          <w:b/>
+          <w:bCs/>
+          <w:sz w:val="20"/>
+          <w:szCs w:val="20"/>
+          <w:vertAlign w:val="superscript"/>
+        </w:rPr>
+        <w:t>4</w:t>
+      </w:r>
+      <w:r>
+        <w:rPr>
+          <w:rFonts w:ascii="Times New Roman" w:hAnsi="Times New Roman" w:cs="Times New Roman"/>
+          <w:sz w:val="20"/>
+          <w:szCs w:val="20"/>
+        </w:rPr>
+        <w:t>)</w:t>
+      </w:r>
+      <w:r>
+        <w:rPr>
+          <w:rFonts w:ascii="Times New Roman" w:hAnsi="Times New Roman" w:cs="Times New Roman"/>
+          <w:sz w:val="20"/>
+          <w:szCs w:val="20"/>
+        </w:rPr>
+        <w:t>, System 20</w:t>
+      </w:r>
+      <w:r>
+        <w:rPr>
+          <w:rFonts w:ascii="Times New Roman" w:hAnsi="Times New Roman" w:cs="Times New Roman"/>
+          <w:sz w:val="20"/>
+          <w:szCs w:val="20"/>
+        </w:rPr>
+        <w:t>–</w:t>
+      </w:r>
+      <w:r>
+        <w:rPr>
+          <w:rFonts w:ascii="Times New Roman" w:hAnsi="Times New Roman" w:cs="Times New Roman"/>
+          <w:sz w:val="20"/>
+          <w:szCs w:val="20"/>
+        </w:rPr>
+        <w:t>23</w:t>
+      </w:r>
+      <w:r>
+        <w:rPr>
+          <w:rFonts w:ascii="Times New Roman" w:hAnsi="Times New Roman" w:cs="Times New Roman"/>
+          <w:sz w:val="20"/>
+          <w:szCs w:val="20"/>
+        </w:rPr>
+        <w:t xml:space="preserve"> (</w:t>
+      </w:r>
+      <w:r>
+        <w:rPr>
+          <w:rFonts w:ascii="Times New Roman" w:hAnsi="Times New Roman" w:cs="Times New Roman"/>
+          <w:b/>
+          <w:bCs/>
+          <w:sz w:val="20"/>
+          <w:szCs w:val="20"/>
+        </w:rPr>
+        <w:t>F</w:t>
+      </w:r>
+      <w:r>
+        <w:rPr>
+          <w:rFonts w:ascii="Times New Roman" w:hAnsi="Times New Roman" w:cs="Times New Roman"/>
+          <w:b/>
+          <w:bCs/>
+          <w:sz w:val="20"/>
+          <w:szCs w:val="20"/>
+          <w:vertAlign w:val="superscript"/>
+        </w:rPr>
+        <w:t>b.</w:t>
+      </w:r>
+      <w:r>
+        <w:rPr>
+          <w:rFonts w:ascii="Times New Roman" w:hAnsi="Times New Roman" w:cs="Times New Roman"/>
+          <w:b/>
+          <w:bCs/>
+          <w:sz w:val="20"/>
+          <w:szCs w:val="20"/>
+          <w:vertAlign w:val="superscript"/>
+        </w:rPr>
+        <w:t>5</w:t>
+      </w:r>
+      <w:r>
+        <w:rPr>
+          <w:rFonts w:ascii="Times New Roman" w:hAnsi="Times New Roman" w:cs="Times New Roman"/>
+          <w:sz w:val="20"/>
+          <w:szCs w:val="20"/>
+        </w:rPr>
+        <w:t>)</w:t>
+      </w:r>
+      <w:r>
+        <w:rPr>
+          <w:rFonts w:ascii="Times New Roman" w:hAnsi="Times New Roman" w:cs="Times New Roman"/>
+          <w:sz w:val="20"/>
+          <w:szCs w:val="20"/>
+        </w:rPr>
+        <w:t xml:space="preserve">, </w:t>
+      </w:r>
+      <w:proofErr w:type="spellStart"/>
+      <w:r>
+        <w:rPr>
+          <w:rFonts w:ascii="Times New Roman" w:hAnsi="Times New Roman" w:cs="Times New Roman"/>
+          <w:sz w:val="20"/>
+          <w:szCs w:val="20"/>
+        </w:rPr>
+        <w:t>Bl</w:t>
+      </w:r>
+      <w:proofErr w:type="spellEnd"/>
+      <w:r>
+        <w:rPr>
+          <w:rFonts w:ascii="Times New Roman" w:hAnsi="Times New Roman" w:cs="Times New Roman"/>
+          <w:sz w:val="20"/>
+          <w:szCs w:val="20"/>
+        </w:rPr>
+        <w:t xml:space="preserve">. </w:t>
+      </w:r>
+      <w:r>
+        <w:rPr>
+          <w:rFonts w:ascii="Times New Roman" w:hAnsi="Times New Roman" w:cs="Times New Roman"/>
+          <w:sz w:val="20"/>
+          <w:szCs w:val="20"/>
+        </w:rPr>
+        <w:t>3</w:t>
+      </w:r>
+      <w:r>
+        <w:rPr>
+          <w:rFonts w:ascii="Times New Roman" w:hAnsi="Times New Roman" w:cs="Times New Roman"/>
+          <w:sz w:val="20"/>
+          <w:szCs w:val="20"/>
+          <w:vertAlign w:val="superscript"/>
+        </w:rPr>
+        <w:t>v</w:t>
+      </w:r>
+      <w:r>
+        <w:rPr>
+          <w:rFonts w:ascii="Times New Roman" w:hAnsi="Times New Roman" w:cs="Times New Roman"/>
+          <w:sz w:val="20"/>
+          <w:szCs w:val="20"/>
+        </w:rPr>
+        <w:t xml:space="preserve"> System </w:t>
+      </w:r>
+      <w:r>
+        <w:rPr>
+          <w:rFonts w:ascii="Times New Roman" w:hAnsi="Times New Roman" w:cs="Times New Roman"/>
+          <w:sz w:val="20"/>
+          <w:szCs w:val="20"/>
+        </w:rPr>
+        <w:t>4</w:t>
+      </w:r>
+      <w:r>
+        <w:rPr>
+          <w:rFonts w:ascii="Times New Roman" w:hAnsi="Times New Roman" w:cs="Times New Roman"/>
+          <w:sz w:val="20"/>
+          <w:szCs w:val="20"/>
+        </w:rPr>
+        <w:t>–</w:t>
+      </w:r>
+      <w:r>
+        <w:rPr>
+          <w:rFonts w:ascii="Times New Roman" w:hAnsi="Times New Roman" w:cs="Times New Roman"/>
+          <w:sz w:val="20"/>
+          <w:szCs w:val="20"/>
+        </w:rPr>
+        <w:t>7</w:t>
+      </w:r>
+      <w:r>
+        <w:rPr>
+          <w:rFonts w:ascii="Times New Roman" w:hAnsi="Times New Roman" w:cs="Times New Roman"/>
+          <w:sz w:val="20"/>
+          <w:szCs w:val="20"/>
+        </w:rPr>
+        <w:t xml:space="preserve"> (</w:t>
+      </w:r>
+      <w:r>
+        <w:rPr>
+          <w:rFonts w:ascii="Times New Roman" w:hAnsi="Times New Roman" w:cs="Times New Roman"/>
+          <w:b/>
+          <w:bCs/>
+          <w:sz w:val="20"/>
+          <w:szCs w:val="20"/>
+        </w:rPr>
+        <w:t>F</w:t>
+      </w:r>
+      <w:r>
+        <w:rPr>
+          <w:rFonts w:ascii="Times New Roman" w:hAnsi="Times New Roman" w:cs="Times New Roman"/>
+          <w:b/>
+          <w:bCs/>
+          <w:sz w:val="20"/>
+          <w:szCs w:val="20"/>
+          <w:vertAlign w:val="superscript"/>
+        </w:rPr>
+        <w:t>a</w:t>
+      </w:r>
+      <w:r>
+        <w:rPr>
+          <w:rFonts w:ascii="Times New Roman" w:hAnsi="Times New Roman" w:cs="Times New Roman"/>
+          <w:sz w:val="20"/>
+          <w:szCs w:val="20"/>
+        </w:rPr>
+        <w:t>)</w:t>
+      </w:r>
+      <w:r>
+        <w:rPr>
+          <w:rFonts w:ascii="Times New Roman" w:hAnsi="Times New Roman" w:cs="Times New Roman"/>
+          <w:sz w:val="20"/>
+          <w:szCs w:val="20"/>
+        </w:rPr>
+        <w:t xml:space="preserve"> und </w:t>
+      </w:r>
+      <w:proofErr w:type="spellStart"/>
+      <w:r>
+        <w:rPr>
+          <w:rFonts w:ascii="Times New Roman" w:hAnsi="Times New Roman" w:cs="Times New Roman"/>
+          <w:sz w:val="20"/>
+          <w:szCs w:val="20"/>
+        </w:rPr>
+        <w:t>Bl</w:t>
+      </w:r>
+      <w:proofErr w:type="spellEnd"/>
+      <w:r>
+        <w:rPr>
+          <w:rFonts w:ascii="Times New Roman" w:hAnsi="Times New Roman" w:cs="Times New Roman"/>
+          <w:sz w:val="20"/>
+          <w:szCs w:val="20"/>
+        </w:rPr>
+        <w:t xml:space="preserve">. </w:t>
+      </w:r>
+      <w:r>
+        <w:rPr>
+          <w:rFonts w:ascii="Times New Roman" w:hAnsi="Times New Roman" w:cs="Times New Roman"/>
+          <w:sz w:val="20"/>
+          <w:szCs w:val="20"/>
+        </w:rPr>
+        <w:t>4</w:t>
+      </w:r>
+      <w:r>
+        <w:rPr>
+          <w:rFonts w:ascii="Times New Roman" w:hAnsi="Times New Roman" w:cs="Times New Roman"/>
+          <w:sz w:val="20"/>
+          <w:szCs w:val="20"/>
+          <w:vertAlign w:val="superscript"/>
+        </w:rPr>
+        <w:t>r</w:t>
+      </w:r>
+      <w:r>
+        <w:rPr>
+          <w:rFonts w:ascii="Times New Roman" w:hAnsi="Times New Roman" w:cs="Times New Roman"/>
+          <w:sz w:val="20"/>
+          <w:szCs w:val="20"/>
+        </w:rPr>
+        <w:t xml:space="preserve"> System </w:t>
+      </w:r>
+      <w:r>
+        <w:rPr>
+          <w:rFonts w:ascii="Times New Roman" w:hAnsi="Times New Roman" w:cs="Times New Roman"/>
+          <w:sz w:val="20"/>
+          <w:szCs w:val="20"/>
+        </w:rPr>
+        <w:t>5</w:t>
+      </w:r>
+      <w:r>
+        <w:rPr>
+          <w:rFonts w:ascii="Times New Roman" w:hAnsi="Times New Roman" w:cs="Times New Roman"/>
+          <w:sz w:val="20"/>
+          <w:szCs w:val="20"/>
+        </w:rPr>
+        <w:t>–</w:t>
+      </w:r>
+      <w:r>
+        <w:rPr>
+          <w:rFonts w:ascii="Times New Roman" w:hAnsi="Times New Roman" w:cs="Times New Roman"/>
+          <w:sz w:val="20"/>
+          <w:szCs w:val="20"/>
+        </w:rPr>
+        <w:t>8</w:t>
+      </w:r>
+      <w:r>
+        <w:rPr>
+          <w:rFonts w:ascii="Times New Roman" w:hAnsi="Times New Roman" w:cs="Times New Roman"/>
+          <w:sz w:val="20"/>
+          <w:szCs w:val="20"/>
+        </w:rPr>
+        <w:t xml:space="preserve"> (</w:t>
+      </w:r>
+      <w:r>
+        <w:rPr>
+          <w:rFonts w:ascii="Times New Roman" w:hAnsi="Times New Roman" w:cs="Times New Roman"/>
+          <w:b/>
+          <w:bCs/>
+          <w:sz w:val="20"/>
+          <w:szCs w:val="20"/>
+        </w:rPr>
+        <w:t>F</w:t>
+      </w:r>
+      <w:r>
+        <w:rPr>
+          <w:rFonts w:ascii="Times New Roman" w:hAnsi="Times New Roman" w:cs="Times New Roman"/>
+          <w:b/>
+          <w:bCs/>
+          <w:sz w:val="20"/>
+          <w:szCs w:val="20"/>
+          <w:vertAlign w:val="superscript"/>
+        </w:rPr>
+        <w:t>b.</w:t>
+      </w:r>
+      <w:r>
+        <w:rPr>
+          <w:rFonts w:ascii="Times New Roman" w:hAnsi="Times New Roman" w:cs="Times New Roman"/>
+          <w:b/>
+          <w:bCs/>
+          <w:sz w:val="20"/>
+          <w:szCs w:val="20"/>
+          <w:vertAlign w:val="superscript"/>
+        </w:rPr>
+        <w:t>6</w:t>
+      </w:r>
+      <w:r>
+        <w:rPr>
+          <w:rFonts w:ascii="Times New Roman" w:hAnsi="Times New Roman" w:cs="Times New Roman"/>
+          <w:sz w:val="20"/>
+          <w:szCs w:val="20"/>
+        </w:rPr>
+        <w:t>)</w:t>
+      </w:r>
+      <w:r>
+        <w:rPr>
+          <w:rFonts w:ascii="Times New Roman" w:hAnsi="Times New Roman" w:cs="Times New Roman"/>
+          <w:sz w:val="20"/>
+          <w:szCs w:val="20"/>
+        </w:rPr>
+        <w:t>.</w:t>
+      </w:r>
+      <w:r>
+        <w:rPr>
+          <w:rFonts w:ascii="Times New Roman" w:hAnsi="Times New Roman" w:cs="Times New Roman"/>
+          <w:sz w:val="20"/>
+          <w:szCs w:val="20"/>
+        </w:rPr>
+        <w:t xml:space="preserve"> </w:t>
       </w:r>
     </w:p>
     <w:p>
@@ -3221,311 +4232,6 @@
           <w:rFonts w:ascii="Times New Roman" w:hAnsi="Times New Roman" w:cs="Times New Roman"/>
           <w:sz w:val="20"/>
           <w:szCs w:val="20"/>
-          <w:lang w:val="de-DE"/>
-        </w:rPr>
-      </w:pPr>
-      <w:r>
-        <w:rPr>
-          <w:rFonts w:ascii="Times New Roman" w:hAnsi="Times New Roman" w:cs="Times New Roman"/>
-          <w:sz w:val="20"/>
-          <w:szCs w:val="20"/>
-          <w:lang w:val="de-DE"/>
-        </w:rPr>
-        <w:t xml:space="preserve">in </w:t>
-      </w:r>
-      <w:r>
-        <w:rPr>
-          <w:rFonts w:ascii="Times New Roman" w:hAnsi="Times New Roman" w:cs="Times New Roman"/>
-          <w:sz w:val="20"/>
-          <w:szCs w:val="20"/>
-          <w:lang w:val="de-DE"/>
-        </w:rPr>
-        <w:t>M 174</w:t>
-      </w:r>
-      <w:r>
-        <w:rPr>
-          <w:rFonts w:ascii="Times New Roman" w:hAnsi="Times New Roman" w:cs="Times New Roman"/>
-          <w:sz w:val="20"/>
-          <w:szCs w:val="20"/>
-          <w:lang w:val="de-DE"/>
-        </w:rPr>
-        <w:t xml:space="preserve"> </w:t>
-      </w:r>
-      <w:r>
-        <w:rPr>
-          <w:rFonts w:ascii="Times New Roman" w:hAnsi="Times New Roman" w:cs="Times New Roman"/>
-          <w:sz w:val="20"/>
-          <w:szCs w:val="20"/>
-          <w:lang w:val="de-DE"/>
-        </w:rPr>
-        <w:t xml:space="preserve">Textfassung 4 </w:t>
-      </w:r>
-      <w:r>
-        <w:rPr>
-          <w:rFonts w:ascii="Times New Roman" w:hAnsi="Times New Roman" w:cs="Times New Roman"/>
-          <w:sz w:val="20"/>
-          <w:szCs w:val="20"/>
-          <w:lang w:val="de-DE"/>
-        </w:rPr>
-        <w:t xml:space="preserve">T. </w:t>
-      </w:r>
-      <w:r>
-        <w:rPr>
-          <w:rFonts w:ascii="Times New Roman" w:hAnsi="Times New Roman" w:cs="Times New Roman"/>
-          <w:sz w:val="20"/>
-          <w:szCs w:val="20"/>
-          <w:lang w:val="de-DE"/>
-        </w:rPr>
-        <w:t>6</w:t>
-      </w:r>
-      <w:r>
-        <w:rPr>
-          <w:rFonts w:ascii="Times New Roman" w:hAnsi="Times New Roman" w:cs="Times New Roman"/>
-          <w:sz w:val="20"/>
-          <w:szCs w:val="20"/>
-          <w:lang w:val="de-DE"/>
-        </w:rPr>
-        <w:t xml:space="preserve"> (</w:t>
-      </w:r>
-      <w:r>
-        <w:rPr>
-          <w:rFonts w:ascii="Times New Roman" w:hAnsi="Times New Roman" w:cs="Times New Roman"/>
-          <w:i/>
-          <w:iCs/>
-          <w:sz w:val="20"/>
-          <w:szCs w:val="20"/>
-          <w:lang w:val="de-DE"/>
-        </w:rPr>
-        <w:t>1</w:t>
-      </w:r>
-      <w:r>
-        <w:rPr>
-          <w:rFonts w:ascii="Times New Roman" w:hAnsi="Times New Roman" w:cs="Times New Roman"/>
-          <w:sz w:val="20"/>
-          <w:szCs w:val="20"/>
-          <w:lang w:val="de-DE"/>
-        </w:rPr>
-        <w:t>)</w:t>
-      </w:r>
-      <w:r>
-        <w:rPr>
-          <w:rFonts w:ascii="Times New Roman" w:hAnsi="Times New Roman" w:cs="Times New Roman"/>
-          <w:sz w:val="20"/>
-          <w:szCs w:val="20"/>
-          <w:lang w:val="de-DE"/>
-        </w:rPr>
-        <w:t xml:space="preserve"> </w:t>
-      </w:r>
-      <w:r>
-        <w:rPr>
-          <w:rFonts w:ascii="Times New Roman" w:hAnsi="Times New Roman" w:cs="Times New Roman"/>
-          <w:sz w:val="20"/>
-          <w:szCs w:val="20"/>
-          <w:lang w:val="de-DE"/>
-        </w:rPr>
-        <w:t xml:space="preserve">und </w:t>
-      </w:r>
-      <w:r>
-        <w:rPr>
-          <w:rFonts w:ascii="Times New Roman" w:hAnsi="Times New Roman" w:cs="Times New Roman"/>
-          <w:sz w:val="20"/>
-          <w:szCs w:val="20"/>
-          <w:lang w:val="de-DE"/>
-        </w:rPr>
-        <w:t>10</w:t>
-      </w:r>
-      <w:r>
-        <w:rPr>
-          <w:rFonts w:ascii="Times New Roman" w:hAnsi="Times New Roman" w:cs="Times New Roman"/>
-          <w:sz w:val="20"/>
-          <w:szCs w:val="20"/>
-          <w:lang w:val="de-DE"/>
-        </w:rPr>
-        <w:t xml:space="preserve"> (</w:t>
-      </w:r>
-      <w:r>
-        <w:rPr>
-          <w:rFonts w:ascii="Times New Roman" w:hAnsi="Times New Roman" w:cs="Times New Roman"/>
-          <w:i/>
-          <w:iCs/>
-          <w:sz w:val="20"/>
-          <w:szCs w:val="20"/>
-          <w:lang w:val="de-DE"/>
-        </w:rPr>
-        <w:t>2</w:t>
-      </w:r>
-      <w:r>
-        <w:rPr>
-          <w:rFonts w:ascii="Times New Roman" w:hAnsi="Times New Roman" w:cs="Times New Roman"/>
-          <w:sz w:val="20"/>
-          <w:szCs w:val="20"/>
-          <w:lang w:val="de-DE"/>
-        </w:rPr>
-        <w:t>)</w:t>
-      </w:r>
-      <w:r>
-        <w:rPr>
-          <w:rFonts w:ascii="Times New Roman" w:hAnsi="Times New Roman" w:cs="Times New Roman"/>
-          <w:sz w:val="20"/>
-          <w:szCs w:val="20"/>
-          <w:lang w:val="de-DE"/>
-        </w:rPr>
-        <w:t xml:space="preserve"> über und unter den Akkoladen</w:t>
-      </w:r>
-      <w:r>
-        <w:rPr>
-          <w:rFonts w:ascii="Times New Roman" w:hAnsi="Times New Roman" w:cs="Times New Roman"/>
-          <w:sz w:val="20"/>
-          <w:szCs w:val="20"/>
-          <w:lang w:val="de-DE"/>
-        </w:rPr>
-        <w:t>;</w:t>
-      </w:r>
-      <w:r>
-        <w:rPr>
-          <w:rFonts w:ascii="Times New Roman" w:hAnsi="Times New Roman" w:cs="Times New Roman"/>
-          <w:sz w:val="20"/>
-          <w:szCs w:val="20"/>
-          <w:lang w:val="de-DE"/>
-        </w:rPr>
-        <w:t xml:space="preserve"> </w:t>
-      </w:r>
-    </w:p>
-    <w:p>
-      <w:pPr>
-        <w:spacing w:after="0" w:line="360" w:lineRule="auto"/>
-        <w:outlineLvl w:val="0"/>
-        <w:rPr>
-          <w:rFonts w:ascii="Times New Roman" w:hAnsi="Times New Roman" w:cs="Times New Roman"/>
-          <w:sz w:val="20"/>
-          <w:szCs w:val="20"/>
-          <w:lang w:val="de-DE"/>
-        </w:rPr>
-      </w:pPr>
-      <w:r>
-        <w:rPr>
-          <w:rFonts w:ascii="Times New Roman" w:hAnsi="Times New Roman" w:cs="Times New Roman"/>
-          <w:sz w:val="20"/>
-          <w:szCs w:val="20"/>
-          <w:lang w:val="de-DE"/>
-        </w:rPr>
-        <w:t xml:space="preserve">in M 180 </w:t>
-      </w:r>
-      <w:r>
-        <w:rPr>
-          <w:rFonts w:ascii="Times New Roman" w:hAnsi="Times New Roman" w:cs="Times New Roman"/>
-          <w:sz w:val="20"/>
-          <w:szCs w:val="20"/>
-          <w:lang w:val="de-DE"/>
-        </w:rPr>
-        <w:t xml:space="preserve">Textfassung 4 </w:t>
-      </w:r>
-      <w:r>
-        <w:rPr>
-          <w:rFonts w:ascii="Times New Roman" w:hAnsi="Times New Roman" w:cs="Times New Roman"/>
-          <w:sz w:val="20"/>
-          <w:szCs w:val="20"/>
-          <w:lang w:val="de-DE"/>
-        </w:rPr>
-        <w:t>T. 3 (</w:t>
-      </w:r>
-      <w:r>
-        <w:rPr>
-          <w:rFonts w:ascii="Times New Roman" w:hAnsi="Times New Roman" w:cs="Times New Roman"/>
-          <w:i/>
-          <w:iCs/>
-          <w:sz w:val="20"/>
-          <w:szCs w:val="20"/>
-          <w:lang w:val="de-DE"/>
-        </w:rPr>
-        <w:t>1</w:t>
-      </w:r>
-      <w:r>
-        <w:rPr>
-          <w:rFonts w:ascii="Times New Roman" w:hAnsi="Times New Roman" w:cs="Times New Roman"/>
-          <w:sz w:val="20"/>
-          <w:szCs w:val="20"/>
-          <w:lang w:val="de-DE"/>
-        </w:rPr>
-        <w:t>), 5 (</w:t>
-      </w:r>
-      <w:r>
-        <w:rPr>
-          <w:rFonts w:ascii="Times New Roman" w:hAnsi="Times New Roman" w:cs="Times New Roman"/>
-          <w:i/>
-          <w:iCs/>
-          <w:sz w:val="20"/>
-          <w:szCs w:val="20"/>
-          <w:lang w:val="de-DE"/>
-        </w:rPr>
-        <w:t>2</w:t>
-      </w:r>
-      <w:r>
-        <w:rPr>
-          <w:rFonts w:ascii="Times New Roman" w:hAnsi="Times New Roman" w:cs="Times New Roman"/>
-          <w:sz w:val="20"/>
-          <w:szCs w:val="20"/>
-          <w:lang w:val="de-DE"/>
-        </w:rPr>
-        <w:t>) und 7 (</w:t>
-      </w:r>
-      <w:r>
-        <w:rPr>
-          <w:rFonts w:ascii="Times New Roman" w:hAnsi="Times New Roman" w:cs="Times New Roman"/>
-          <w:i/>
-          <w:iCs/>
-          <w:sz w:val="20"/>
-          <w:szCs w:val="20"/>
-          <w:lang w:val="de-DE"/>
-        </w:rPr>
-        <w:t>3</w:t>
-      </w:r>
-      <w:r>
-        <w:rPr>
-          <w:rFonts w:ascii="Times New Roman" w:hAnsi="Times New Roman" w:cs="Times New Roman"/>
-          <w:sz w:val="20"/>
-          <w:szCs w:val="20"/>
-          <w:lang w:val="de-DE"/>
-        </w:rPr>
-        <w:t xml:space="preserve">) über </w:t>
-      </w:r>
-      <w:r>
-        <w:rPr>
-          <w:rFonts w:ascii="Times New Roman" w:hAnsi="Times New Roman" w:cs="Times New Roman"/>
-          <w:sz w:val="20"/>
-          <w:szCs w:val="20"/>
-          <w:lang w:val="de-DE"/>
-        </w:rPr>
-        <w:t xml:space="preserve">und unter </w:t>
-      </w:r>
-      <w:r>
-        <w:rPr>
-          <w:rFonts w:ascii="Times New Roman" w:hAnsi="Times New Roman" w:cs="Times New Roman"/>
-          <w:sz w:val="20"/>
-          <w:szCs w:val="20"/>
-          <w:lang w:val="de-DE"/>
-        </w:rPr>
-        <w:t>den Akkoladen</w:t>
-      </w:r>
-      <w:r>
-        <w:rPr>
-          <w:rFonts w:ascii="Times New Roman" w:hAnsi="Times New Roman" w:cs="Times New Roman"/>
-          <w:sz w:val="20"/>
-          <w:szCs w:val="20"/>
-          <w:lang w:val="de-DE"/>
-        </w:rPr>
-        <w:t>.</w:t>
-      </w:r>
-    </w:p>
-    <w:p>
-      <w:pPr>
-        <w:spacing w:after="0" w:line="360" w:lineRule="auto"/>
-        <w:outlineLvl w:val="0"/>
-        <w:rPr>
-          <w:rFonts w:ascii="Times New Roman" w:hAnsi="Times New Roman" w:cs="Times New Roman"/>
-          <w:sz w:val="20"/>
-          <w:szCs w:val="20"/>
-          <w:lang w:val="de-DE"/>
         </w:rPr>
       </w:pPr>
     </w:p>
@@ -3547,7 +4253,298 @@
           <w:szCs w:val="20"/>
           <w:lang w:val="de-DE"/>
         </w:rPr>
-        <w:t xml:space="preserve">Inhalt: </w:t>
+        <w:lastRenderedPageBreak/>
+        <w:t xml:space="preserve">Eintragungen: </w:t>
+      </w:r>
+      <w:r>
+        <w:rPr>
+          <w:rFonts w:ascii="Times New Roman" w:hAnsi="Times New Roman" w:cs="Times New Roman"/>
+          <w:sz w:val="20"/>
+          <w:szCs w:val="20"/>
+          <w:lang w:val="de-DE"/>
+        </w:rPr>
+        <w:t>einge</w:t>
+      </w:r>
+      <w:r>
+        <w:rPr>
+          <w:rFonts w:ascii="Times New Roman" w:hAnsi="Times New Roman" w:cs="Times New Roman"/>
+          <w:sz w:val="20"/>
+          <w:szCs w:val="20"/>
+          <w:lang w:val="de-DE"/>
+        </w:rPr>
+        <w:t>rahm</w:t>
+      </w:r>
+      <w:r>
+        <w:rPr>
+          <w:rFonts w:ascii="Times New Roman" w:hAnsi="Times New Roman" w:cs="Times New Roman"/>
+          <w:sz w:val="20"/>
+          <w:szCs w:val="20"/>
+          <w:lang w:val="de-DE"/>
+        </w:rPr>
+        <w:t xml:space="preserve">te </w:t>
+      </w:r>
+      <w:r>
+        <w:rPr>
+          <w:rFonts w:ascii="Times New Roman" w:hAnsi="Times New Roman" w:cs="Times New Roman"/>
+          <w:sz w:val="20"/>
+          <w:szCs w:val="20"/>
+          <w:lang w:val="de-DE"/>
+        </w:rPr>
+        <w:t>Studier</w:t>
+      </w:r>
+      <w:r>
+        <w:rPr>
+          <w:rFonts w:ascii="Times New Roman" w:hAnsi="Times New Roman" w:cs="Times New Roman"/>
+          <w:sz w:val="20"/>
+          <w:szCs w:val="20"/>
+          <w:lang w:val="de-DE"/>
+        </w:rPr>
+        <w:t>ziffern (</w:t>
+      </w:r>
+      <w:r>
+        <w:rPr>
+          <w:rFonts w:ascii="Times New Roman" w:hAnsi="Times New Roman" w:cs="Times New Roman"/>
+          <w:sz w:val="20"/>
+          <w:szCs w:val="20"/>
+          <w:lang w:val="de-DE"/>
+        </w:rPr>
+        <w:t>oder Dispositions</w:t>
+      </w:r>
+      <w:r>
+        <w:rPr>
+          <w:rFonts w:ascii="Times New Roman" w:hAnsi="Times New Roman" w:cs="Times New Roman"/>
+          <w:sz w:val="20"/>
+          <w:szCs w:val="20"/>
+          <w:lang w:val="de-DE"/>
+        </w:rPr>
+        <w:t>ziffern</w:t>
+      </w:r>
+      <w:r>
+        <w:rPr>
+          <w:rFonts w:ascii="Times New Roman" w:hAnsi="Times New Roman" w:cs="Times New Roman"/>
+          <w:sz w:val="20"/>
+          <w:szCs w:val="20"/>
+          <w:lang w:val="de-DE"/>
+        </w:rPr>
+        <w:t>?)</w:t>
+      </w:r>
+      <w:r>
+        <w:rPr>
+          <w:rFonts w:ascii="Times New Roman" w:hAnsi="Times New Roman" w:cs="Times New Roman"/>
+          <w:sz w:val="20"/>
+          <w:szCs w:val="20"/>
+          <w:lang w:val="de-DE"/>
+        </w:rPr>
+        <w:t xml:space="preserve"> mit </w:t>
+      </w:r>
+      <w:r>
+        <w:rPr>
+          <w:rFonts w:ascii="Times New Roman" w:hAnsi="Times New Roman" w:cs="Times New Roman"/>
+          <w:sz w:val="20"/>
+          <w:szCs w:val="20"/>
+          <w:lang w:val="de-DE"/>
+        </w:rPr>
+        <w:t>violettem Buntstift</w:t>
+      </w:r>
+      <w:r>
+        <w:rPr>
+          <w:rFonts w:ascii="Times New Roman" w:hAnsi="Times New Roman" w:cs="Times New Roman"/>
+          <w:sz w:val="20"/>
+          <w:szCs w:val="20"/>
+          <w:lang w:val="de-DE"/>
+        </w:rPr>
+        <w:t xml:space="preserve"> in </w:t>
+      </w:r>
+      <w:r>
+        <w:rPr>
+          <w:rFonts w:ascii="Times New Roman" w:hAnsi="Times New Roman" w:cs="Times New Roman"/>
+          <w:b/>
+          <w:bCs/>
+          <w:sz w:val="20"/>
+          <w:szCs w:val="20"/>
+          <w:lang w:val="de-DE"/>
+        </w:rPr>
+        <w:t>F</w:t>
+      </w:r>
+      <w:r>
+        <w:rPr>
+          <w:rFonts w:ascii="Times New Roman" w:hAnsi="Times New Roman" w:cs="Times New Roman"/>
+          <w:b/>
+          <w:bCs/>
+          <w:sz w:val="20"/>
+          <w:szCs w:val="20"/>
+          <w:vertAlign w:val="superscript"/>
+          <w:lang w:val="de-DE"/>
+        </w:rPr>
+        <w:t>b.1</w:t>
+      </w:r>
+      <w:r>
+        <w:rPr>
+          <w:rFonts w:ascii="Times New Roman" w:hAnsi="Times New Roman" w:cs="Times New Roman"/>
+          <w:sz w:val="20"/>
+          <w:szCs w:val="20"/>
+          <w:lang w:val="de-DE"/>
+        </w:rPr>
+        <w:t xml:space="preserve"> </w:t>
+      </w:r>
+      <w:r>
+        <w:rPr>
+          <w:rFonts w:ascii="Times New Roman" w:hAnsi="Times New Roman" w:cs="Times New Roman"/>
+          <w:sz w:val="20"/>
+          <w:szCs w:val="20"/>
+          <w:lang w:val="de-DE"/>
+        </w:rPr>
+        <w:t xml:space="preserve">T. </w:t>
+      </w:r>
+      <w:r>
+        <w:rPr>
+          <w:rFonts w:ascii="Times New Roman" w:hAnsi="Times New Roman" w:cs="Times New Roman"/>
+          <w:sz w:val="20"/>
+          <w:szCs w:val="20"/>
+          <w:lang w:val="de-DE"/>
+        </w:rPr>
+        <w:t>4</w:t>
+      </w:r>
+      <w:r>
+        <w:rPr>
+          <w:rFonts w:ascii="Times New Roman" w:hAnsi="Times New Roman" w:cs="Times New Roman"/>
+          <w:sz w:val="20"/>
+          <w:szCs w:val="20"/>
+          <w:lang w:val="de-DE"/>
+        </w:rPr>
+        <w:t xml:space="preserve"> </w:t>
+      </w:r>
+      <w:r>
+        <w:rPr>
+          <w:rFonts w:ascii="Times New Roman" w:hAnsi="Times New Roman" w:cs="Times New Roman"/>
+          <w:sz w:val="20"/>
+          <w:szCs w:val="20"/>
+          <w:lang w:val="de-DE"/>
+        </w:rPr>
+        <w:t>(</w:t>
+      </w:r>
+      <w:r>
+        <w:rPr>
+          <w:rFonts w:ascii="Times New Roman" w:hAnsi="Times New Roman" w:cs="Times New Roman"/>
+          <w:i/>
+          <w:iCs/>
+          <w:sz w:val="20"/>
+          <w:szCs w:val="20"/>
+          <w:lang w:val="de-DE"/>
+        </w:rPr>
+        <w:t>1</w:t>
+      </w:r>
+      <w:r>
+        <w:rPr>
+          <w:rFonts w:ascii="Times New Roman" w:hAnsi="Times New Roman" w:cs="Times New Roman"/>
+          <w:sz w:val="20"/>
+          <w:szCs w:val="20"/>
+          <w:lang w:val="de-DE"/>
+        </w:rPr>
+        <w:t>)</w:t>
+      </w:r>
+      <w:r>
+        <w:rPr>
+          <w:rFonts w:ascii="Times New Roman" w:hAnsi="Times New Roman" w:cs="Times New Roman"/>
+          <w:sz w:val="20"/>
+          <w:szCs w:val="20"/>
+          <w:lang w:val="de-DE"/>
+        </w:rPr>
+        <w:t>,</w:t>
+      </w:r>
+      <w:r>
+        <w:rPr>
+          <w:rFonts w:ascii="Times New Roman" w:hAnsi="Times New Roman" w:cs="Times New Roman"/>
+          <w:sz w:val="20"/>
+          <w:szCs w:val="20"/>
+          <w:lang w:val="de-DE"/>
+        </w:rPr>
+        <w:t xml:space="preserve"> 7 (</w:t>
+      </w:r>
+      <w:r>
+        <w:rPr>
+          <w:rFonts w:ascii="Times New Roman" w:hAnsi="Times New Roman" w:cs="Times New Roman"/>
+          <w:i/>
+          <w:iCs/>
+          <w:sz w:val="20"/>
+          <w:szCs w:val="20"/>
+          <w:lang w:val="de-DE"/>
+        </w:rPr>
+        <w:t>2</w:t>
+      </w:r>
+      <w:r>
+        <w:rPr>
+          <w:rFonts w:ascii="Times New Roman" w:hAnsi="Times New Roman" w:cs="Times New Roman"/>
+          <w:sz w:val="20"/>
+          <w:szCs w:val="20"/>
+          <w:lang w:val="de-DE"/>
+        </w:rPr>
+        <w:t>)</w:t>
+      </w:r>
+      <w:r>
+        <w:rPr>
+          <w:rFonts w:ascii="Times New Roman" w:hAnsi="Times New Roman" w:cs="Times New Roman"/>
+          <w:sz w:val="20"/>
+          <w:szCs w:val="20"/>
+          <w:lang w:val="de-DE"/>
+        </w:rPr>
+        <w:t xml:space="preserve"> du 9 (</w:t>
+      </w:r>
+      <w:r>
+        <w:rPr>
+          <w:rFonts w:ascii="Times New Roman" w:hAnsi="Times New Roman" w:cs="Times New Roman"/>
+          <w:i/>
+          <w:iCs/>
+          <w:sz w:val="20"/>
+          <w:szCs w:val="20"/>
+          <w:lang w:val="de-DE"/>
+        </w:rPr>
+        <w:t>3</w:t>
+      </w:r>
+      <w:r>
+        <w:rPr>
+          <w:rFonts w:ascii="Times New Roman" w:hAnsi="Times New Roman" w:cs="Times New Roman"/>
+          <w:sz w:val="20"/>
+          <w:szCs w:val="20"/>
+          <w:lang w:val="de-DE"/>
+        </w:rPr>
+        <w:t>)</w:t>
+      </w:r>
+      <w:r>
+        <w:rPr>
+          <w:rFonts w:ascii="Times New Roman" w:hAnsi="Times New Roman" w:cs="Times New Roman"/>
+          <w:sz w:val="20"/>
+          <w:szCs w:val="20"/>
+          <w:lang w:val="de-DE"/>
+        </w:rPr>
+        <w:t xml:space="preserve"> über </w:t>
+      </w:r>
+      <w:r>
+        <w:rPr>
+          <w:rFonts w:ascii="Times New Roman" w:hAnsi="Times New Roman" w:cs="Times New Roman"/>
+          <w:sz w:val="20"/>
+          <w:szCs w:val="20"/>
+          <w:lang w:val="de-DE"/>
+        </w:rPr>
+        <w:t xml:space="preserve">und unter </w:t>
+      </w:r>
+      <w:r>
+        <w:rPr>
+          <w:rFonts w:ascii="Times New Roman" w:hAnsi="Times New Roman" w:cs="Times New Roman"/>
+          <w:sz w:val="20"/>
+          <w:szCs w:val="20"/>
+          <w:lang w:val="de-DE"/>
+        </w:rPr>
+        <w:t>der Akkolade</w:t>
+      </w:r>
+      <w:r>
+        <w:rPr>
+          <w:rFonts w:ascii="Times New Roman" w:hAnsi="Times New Roman" w:cs="Times New Roman"/>
+          <w:sz w:val="20"/>
+          <w:szCs w:val="20"/>
+          <w:lang w:val="de-DE"/>
+        </w:rPr>
+        <w:t xml:space="preserve">; </w:t>
       </w:r>
     </w:p>
     <w:p>
@@ -3561,54 +4558,170 @@
           <w:lang w:val="de-DE"/>
         </w:rPr>
       </w:pPr>
-      <w:proofErr w:type="spellStart"/>
-      <w:r>
-        <w:rPr>
-          <w:rFonts w:ascii="Times New Roman" w:hAnsi="Times New Roman" w:cs="Times New Roman"/>
-          <w:sz w:val="20"/>
-          <w:szCs w:val="20"/>
-          <w:lang w:val="de-DE"/>
-        </w:rPr>
-        <w:t>Bl</w:t>
-      </w:r>
-      <w:proofErr w:type="spellEnd"/>
-      <w:r>
-        <w:rPr>
-          <w:rFonts w:ascii="Times New Roman" w:hAnsi="Times New Roman" w:cs="Times New Roman"/>
-          <w:sz w:val="20"/>
-          <w:szCs w:val="20"/>
-          <w:lang w:val="de-DE"/>
-        </w:rPr>
-        <w:t>. 1</w:t>
-      </w:r>
-      <w:r>
-        <w:rPr>
-          <w:rFonts w:ascii="Times New Roman" w:hAnsi="Times New Roman" w:cs="Times New Roman"/>
+      <w:r>
+        <w:rPr>
+          <w:rFonts w:ascii="Times New Roman" w:hAnsi="Times New Roman" w:cs="Times New Roman"/>
+          <w:sz w:val="20"/>
+          <w:szCs w:val="20"/>
+          <w:lang w:val="de-DE"/>
+        </w:rPr>
+        <w:t xml:space="preserve">in </w:t>
+      </w:r>
+      <w:r>
+        <w:rPr>
+          <w:rFonts w:ascii="Times New Roman" w:hAnsi="Times New Roman" w:cs="Times New Roman"/>
+          <w:b/>
+          <w:bCs/>
+          <w:sz w:val="20"/>
+          <w:szCs w:val="20"/>
+          <w:lang w:val="de-DE"/>
+        </w:rPr>
+        <w:t>F</w:t>
+      </w:r>
+      <w:r>
+        <w:rPr>
+          <w:rFonts w:ascii="Times New Roman" w:hAnsi="Times New Roman" w:cs="Times New Roman"/>
+          <w:b/>
+          <w:bCs/>
           <w:sz w:val="20"/>
           <w:szCs w:val="20"/>
           <w:vertAlign w:val="superscript"/>
           <w:lang w:val="de-DE"/>
         </w:rPr>
-        <w:t>r</w:t>
-      </w:r>
-      <w:r>
-        <w:rPr>
-          <w:rFonts w:ascii="Times New Roman" w:hAnsi="Times New Roman" w:cs="Times New Roman"/>
-          <w:sz w:val="20"/>
-          <w:szCs w:val="20"/>
-          <w:lang w:val="de-DE"/>
-        </w:rPr>
-        <w:t xml:space="preserve">: </w:t>
-      </w:r>
-      <w:r>
-        <w:rPr>
-          <w:rFonts w:ascii="Times New Roman" w:hAnsi="Times New Roman" w:cs="Times New Roman"/>
-          <w:sz w:val="20"/>
-          <w:szCs w:val="20"/>
-          <w:lang w:val="de-DE"/>
-        </w:rPr>
-        <w:tab/>
-        <w:t>Titelseite.</w:t>
+        <w:t>b.</w:t>
+      </w:r>
+      <w:r>
+        <w:rPr>
+          <w:rFonts w:ascii="Times New Roman" w:hAnsi="Times New Roman" w:cs="Times New Roman"/>
+          <w:b/>
+          <w:bCs/>
+          <w:sz w:val="20"/>
+          <w:szCs w:val="20"/>
+          <w:vertAlign w:val="superscript"/>
+          <w:lang w:val="de-DE"/>
+        </w:rPr>
+        <w:t>2</w:t>
+      </w:r>
+      <w:r>
+        <w:rPr>
+          <w:rFonts w:ascii="Times New Roman" w:hAnsi="Times New Roman" w:cs="Times New Roman"/>
+          <w:sz w:val="20"/>
+          <w:szCs w:val="20"/>
+          <w:lang w:val="de-DE"/>
+        </w:rPr>
+        <w:t xml:space="preserve"> T</w:t>
+      </w:r>
+      <w:r>
+        <w:rPr>
+          <w:rFonts w:ascii="Times New Roman" w:hAnsi="Times New Roman" w:cs="Times New Roman"/>
+          <w:sz w:val="20"/>
+          <w:szCs w:val="20"/>
+          <w:lang w:val="de-DE"/>
+        </w:rPr>
+        <w:t xml:space="preserve">. </w:t>
+      </w:r>
+      <w:r>
+        <w:rPr>
+          <w:rFonts w:ascii="Times New Roman" w:hAnsi="Times New Roman" w:cs="Times New Roman"/>
+          <w:sz w:val="20"/>
+          <w:szCs w:val="20"/>
+          <w:lang w:val="de-DE"/>
+        </w:rPr>
+        <w:t>3</w:t>
+      </w:r>
+      <w:r>
+        <w:rPr>
+          <w:rFonts w:ascii="Times New Roman" w:hAnsi="Times New Roman" w:cs="Times New Roman"/>
+          <w:sz w:val="20"/>
+          <w:szCs w:val="20"/>
+          <w:lang w:val="de-DE"/>
+        </w:rPr>
+        <w:t xml:space="preserve"> (</w:t>
+      </w:r>
+      <w:r>
+        <w:rPr>
+          <w:rFonts w:ascii="Times New Roman" w:hAnsi="Times New Roman" w:cs="Times New Roman"/>
+          <w:i/>
+          <w:iCs/>
+          <w:sz w:val="20"/>
+          <w:szCs w:val="20"/>
+          <w:lang w:val="de-DE"/>
+        </w:rPr>
+        <w:t>1</w:t>
+      </w:r>
+      <w:r>
+        <w:rPr>
+          <w:rFonts w:ascii="Times New Roman" w:hAnsi="Times New Roman" w:cs="Times New Roman"/>
+          <w:sz w:val="20"/>
+          <w:szCs w:val="20"/>
+          <w:lang w:val="de-DE"/>
+        </w:rPr>
+        <w:t>) und</w:t>
+      </w:r>
+      <w:r>
+        <w:rPr>
+          <w:rFonts w:ascii="Times New Roman" w:hAnsi="Times New Roman" w:cs="Times New Roman"/>
+          <w:sz w:val="20"/>
+          <w:szCs w:val="20"/>
+          <w:lang w:val="de-DE"/>
+        </w:rPr>
+        <w:t xml:space="preserve"> </w:t>
+      </w:r>
+      <w:r>
+        <w:rPr>
+          <w:rFonts w:ascii="Times New Roman" w:hAnsi="Times New Roman" w:cs="Times New Roman"/>
+          <w:sz w:val="20"/>
+          <w:szCs w:val="20"/>
+          <w:lang w:val="de-DE"/>
+        </w:rPr>
+        <w:t>6</w:t>
+      </w:r>
+      <w:r>
+        <w:rPr>
+          <w:rFonts w:ascii="Times New Roman" w:hAnsi="Times New Roman" w:cs="Times New Roman"/>
+          <w:sz w:val="20"/>
+          <w:szCs w:val="20"/>
+          <w:lang w:val="de-DE"/>
+        </w:rPr>
+        <w:t xml:space="preserve"> (</w:t>
+      </w:r>
+      <w:r>
+        <w:rPr>
+          <w:rFonts w:ascii="Times New Roman" w:hAnsi="Times New Roman" w:cs="Times New Roman"/>
+          <w:i/>
+          <w:iCs/>
+          <w:sz w:val="20"/>
+          <w:szCs w:val="20"/>
+          <w:lang w:val="de-DE"/>
+        </w:rPr>
+        <w:t>2</w:t>
+      </w:r>
+      <w:r>
+        <w:rPr>
+          <w:rFonts w:ascii="Times New Roman" w:hAnsi="Times New Roman" w:cs="Times New Roman"/>
+          <w:sz w:val="20"/>
+          <w:szCs w:val="20"/>
+          <w:lang w:val="de-DE"/>
+        </w:rPr>
+        <w:t>)</w:t>
+      </w:r>
+      <w:r>
+        <w:rPr>
+          <w:rFonts w:ascii="Times New Roman" w:hAnsi="Times New Roman" w:cs="Times New Roman"/>
+          <w:sz w:val="20"/>
+          <w:szCs w:val="20"/>
+          <w:lang w:val="de-DE"/>
+        </w:rPr>
+        <w:t xml:space="preserve"> über und unter den Akkoladen</w:t>
+      </w:r>
+      <w:r>
+        <w:rPr>
+          <w:rFonts w:ascii="Times New Roman" w:hAnsi="Times New Roman" w:cs="Times New Roman"/>
+          <w:sz w:val="20"/>
+          <w:szCs w:val="20"/>
+          <w:lang w:val="de-DE"/>
+        </w:rPr>
+        <w:t xml:space="preserve">; </w:t>
       </w:r>
     </w:p>
     <w:p>
@@ -3622,6 +4735,664 @@
           <w:lang w:val="de-DE"/>
         </w:rPr>
       </w:pPr>
+      <w:r>
+        <w:rPr>
+          <w:rFonts w:ascii="Times New Roman" w:hAnsi="Times New Roman" w:cs="Times New Roman"/>
+          <w:sz w:val="20"/>
+          <w:szCs w:val="20"/>
+          <w:lang w:val="de-DE"/>
+        </w:rPr>
+        <w:t xml:space="preserve">in </w:t>
+      </w:r>
+      <w:r>
+        <w:rPr>
+          <w:rFonts w:ascii="Times New Roman" w:hAnsi="Times New Roman" w:cs="Times New Roman"/>
+          <w:b/>
+          <w:bCs/>
+          <w:sz w:val="20"/>
+          <w:szCs w:val="20"/>
+          <w:lang w:val="de-DE"/>
+        </w:rPr>
+        <w:t>F</w:t>
+      </w:r>
+      <w:r>
+        <w:rPr>
+          <w:rFonts w:ascii="Times New Roman" w:hAnsi="Times New Roman" w:cs="Times New Roman"/>
+          <w:b/>
+          <w:bCs/>
+          <w:sz w:val="20"/>
+          <w:szCs w:val="20"/>
+          <w:vertAlign w:val="superscript"/>
+          <w:lang w:val="de-DE"/>
+        </w:rPr>
+        <w:t>b.</w:t>
+      </w:r>
+      <w:r>
+        <w:rPr>
+          <w:rFonts w:ascii="Times New Roman" w:hAnsi="Times New Roman" w:cs="Times New Roman"/>
+          <w:b/>
+          <w:bCs/>
+          <w:sz w:val="20"/>
+          <w:szCs w:val="20"/>
+          <w:vertAlign w:val="superscript"/>
+          <w:lang w:val="de-DE"/>
+        </w:rPr>
+        <w:t>3</w:t>
+      </w:r>
+      <w:r>
+        <w:rPr>
+          <w:rFonts w:ascii="Times New Roman" w:hAnsi="Times New Roman" w:cs="Times New Roman"/>
+          <w:sz w:val="20"/>
+          <w:szCs w:val="20"/>
+          <w:lang w:val="de-DE"/>
+        </w:rPr>
+        <w:t xml:space="preserve"> </w:t>
+      </w:r>
+      <w:r>
+        <w:rPr>
+          <w:rFonts w:ascii="Times New Roman" w:hAnsi="Times New Roman" w:cs="Times New Roman"/>
+          <w:sz w:val="20"/>
+          <w:szCs w:val="20"/>
+          <w:lang w:val="de-DE"/>
+        </w:rPr>
+        <w:t>T. 4 (</w:t>
+      </w:r>
+      <w:r>
+        <w:rPr>
+          <w:rFonts w:ascii="Times New Roman" w:hAnsi="Times New Roman" w:cs="Times New Roman"/>
+          <w:i/>
+          <w:iCs/>
+          <w:sz w:val="20"/>
+          <w:szCs w:val="20"/>
+          <w:lang w:val="de-DE"/>
+        </w:rPr>
+        <w:t>1</w:t>
+      </w:r>
+      <w:r>
+        <w:rPr>
+          <w:rFonts w:ascii="Times New Roman" w:hAnsi="Times New Roman" w:cs="Times New Roman"/>
+          <w:sz w:val="20"/>
+          <w:szCs w:val="20"/>
+          <w:lang w:val="de-DE"/>
+        </w:rPr>
+        <w:t>) und 7 (</w:t>
+      </w:r>
+      <w:r>
+        <w:rPr>
+          <w:rFonts w:ascii="Times New Roman" w:hAnsi="Times New Roman" w:cs="Times New Roman"/>
+          <w:i/>
+          <w:iCs/>
+          <w:sz w:val="20"/>
+          <w:szCs w:val="20"/>
+          <w:lang w:val="de-DE"/>
+        </w:rPr>
+        <w:t>2</w:t>
+      </w:r>
+      <w:r>
+        <w:rPr>
+          <w:rFonts w:ascii="Times New Roman" w:hAnsi="Times New Roman" w:cs="Times New Roman"/>
+          <w:sz w:val="20"/>
+          <w:szCs w:val="20"/>
+          <w:lang w:val="de-DE"/>
+        </w:rPr>
+        <w:t xml:space="preserve">) über und unter den Akkoladen; </w:t>
+      </w:r>
+    </w:p>
+    <w:p>
+      <w:pPr>
+        <w:spacing w:after="0" w:line="360" w:lineRule="auto"/>
+        <w:outlineLvl w:val="0"/>
+        <w:rPr>
+          <w:rFonts w:ascii="Times New Roman" w:hAnsi="Times New Roman" w:cs="Times New Roman"/>
+          <w:sz w:val="20"/>
+          <w:szCs w:val="20"/>
+          <w:lang w:val="de-DE"/>
+        </w:rPr>
+      </w:pPr>
+      <w:r>
+        <w:rPr>
+          <w:rFonts w:ascii="Times New Roman" w:hAnsi="Times New Roman" w:cs="Times New Roman"/>
+          <w:sz w:val="20"/>
+          <w:szCs w:val="20"/>
+          <w:lang w:val="de-DE"/>
+        </w:rPr>
+        <w:t xml:space="preserve">in </w:t>
+      </w:r>
+      <w:r>
+        <w:rPr>
+          <w:rFonts w:ascii="Times New Roman" w:hAnsi="Times New Roman" w:cs="Times New Roman"/>
+          <w:b/>
+          <w:bCs/>
+          <w:sz w:val="20"/>
+          <w:szCs w:val="20"/>
+          <w:lang w:val="de-DE"/>
+        </w:rPr>
+        <w:t>F</w:t>
+      </w:r>
+      <w:r>
+        <w:rPr>
+          <w:rFonts w:ascii="Times New Roman" w:hAnsi="Times New Roman" w:cs="Times New Roman"/>
+          <w:b/>
+          <w:bCs/>
+          <w:sz w:val="20"/>
+          <w:szCs w:val="20"/>
+          <w:vertAlign w:val="superscript"/>
+          <w:lang w:val="de-DE"/>
+        </w:rPr>
+        <w:t>b.</w:t>
+      </w:r>
+      <w:r>
+        <w:rPr>
+          <w:rFonts w:ascii="Times New Roman" w:hAnsi="Times New Roman" w:cs="Times New Roman"/>
+          <w:b/>
+          <w:bCs/>
+          <w:sz w:val="20"/>
+          <w:szCs w:val="20"/>
+          <w:vertAlign w:val="superscript"/>
+          <w:lang w:val="de-DE"/>
+        </w:rPr>
+        <w:t>4</w:t>
+      </w:r>
+      <w:r>
+        <w:rPr>
+          <w:rFonts w:ascii="Times New Roman" w:hAnsi="Times New Roman" w:cs="Times New Roman"/>
+          <w:sz w:val="20"/>
+          <w:szCs w:val="20"/>
+          <w:lang w:val="de-DE"/>
+        </w:rPr>
+        <w:t xml:space="preserve"> </w:t>
+      </w:r>
+      <w:r>
+        <w:rPr>
+          <w:rFonts w:ascii="Times New Roman" w:hAnsi="Times New Roman" w:cs="Times New Roman"/>
+          <w:sz w:val="20"/>
+          <w:szCs w:val="20"/>
+          <w:lang w:val="de-DE"/>
+        </w:rPr>
+        <w:t>T. 4 (</w:t>
+      </w:r>
+      <w:r>
+        <w:rPr>
+          <w:rFonts w:ascii="Times New Roman" w:hAnsi="Times New Roman" w:cs="Times New Roman"/>
+          <w:i/>
+          <w:iCs/>
+          <w:sz w:val="20"/>
+          <w:szCs w:val="20"/>
+          <w:lang w:val="de-DE"/>
+        </w:rPr>
+        <w:t>1</w:t>
+      </w:r>
+      <w:r>
+        <w:rPr>
+          <w:rFonts w:ascii="Times New Roman" w:hAnsi="Times New Roman" w:cs="Times New Roman"/>
+          <w:sz w:val="20"/>
+          <w:szCs w:val="20"/>
+          <w:lang w:val="de-DE"/>
+        </w:rPr>
+        <w:t xml:space="preserve">) über und unter der Akkolade; </w:t>
+      </w:r>
+    </w:p>
+    <w:p>
+      <w:pPr>
+        <w:spacing w:after="0" w:line="360" w:lineRule="auto"/>
+        <w:outlineLvl w:val="0"/>
+        <w:rPr>
+          <w:rFonts w:ascii="Times New Roman" w:hAnsi="Times New Roman" w:cs="Times New Roman"/>
+          <w:sz w:val="20"/>
+          <w:szCs w:val="20"/>
+          <w:lang w:val="de-DE"/>
+        </w:rPr>
+      </w:pPr>
+      <w:r>
+        <w:rPr>
+          <w:rFonts w:ascii="Times New Roman" w:hAnsi="Times New Roman" w:cs="Times New Roman"/>
+          <w:sz w:val="20"/>
+          <w:szCs w:val="20"/>
+          <w:lang w:val="de-DE"/>
+        </w:rPr>
+        <w:t xml:space="preserve">in </w:t>
+      </w:r>
+      <w:r>
+        <w:rPr>
+          <w:rFonts w:ascii="Times New Roman" w:hAnsi="Times New Roman" w:cs="Times New Roman"/>
+          <w:b/>
+          <w:bCs/>
+          <w:sz w:val="20"/>
+          <w:szCs w:val="20"/>
+          <w:lang w:val="de-DE"/>
+        </w:rPr>
+        <w:t>F</w:t>
+      </w:r>
+      <w:r>
+        <w:rPr>
+          <w:rFonts w:ascii="Times New Roman" w:hAnsi="Times New Roman" w:cs="Times New Roman"/>
+          <w:b/>
+          <w:bCs/>
+          <w:sz w:val="20"/>
+          <w:szCs w:val="20"/>
+          <w:vertAlign w:val="superscript"/>
+          <w:lang w:val="de-DE"/>
+        </w:rPr>
+        <w:t>b.</w:t>
+      </w:r>
+      <w:r>
+        <w:rPr>
+          <w:rFonts w:ascii="Times New Roman" w:hAnsi="Times New Roman" w:cs="Times New Roman"/>
+          <w:b/>
+          <w:bCs/>
+          <w:sz w:val="20"/>
+          <w:szCs w:val="20"/>
+          <w:vertAlign w:val="superscript"/>
+          <w:lang w:val="de-DE"/>
+        </w:rPr>
+        <w:t>5</w:t>
+      </w:r>
+      <w:r>
+        <w:rPr>
+          <w:rFonts w:ascii="Times New Roman" w:hAnsi="Times New Roman" w:cs="Times New Roman"/>
+          <w:sz w:val="20"/>
+          <w:szCs w:val="20"/>
+          <w:lang w:val="de-DE"/>
+        </w:rPr>
+        <w:t xml:space="preserve"> </w:t>
+      </w:r>
+      <w:r>
+        <w:rPr>
+          <w:rFonts w:ascii="Times New Roman" w:hAnsi="Times New Roman" w:cs="Times New Roman"/>
+          <w:sz w:val="20"/>
+          <w:szCs w:val="20"/>
+          <w:lang w:val="de-DE"/>
+        </w:rPr>
+        <w:t xml:space="preserve">T. </w:t>
+      </w:r>
+      <w:r>
+        <w:rPr>
+          <w:rFonts w:ascii="Times New Roman" w:hAnsi="Times New Roman" w:cs="Times New Roman"/>
+          <w:sz w:val="20"/>
+          <w:szCs w:val="20"/>
+          <w:lang w:val="de-DE"/>
+        </w:rPr>
+        <w:t>6</w:t>
+      </w:r>
+      <w:r>
+        <w:rPr>
+          <w:rFonts w:ascii="Times New Roman" w:hAnsi="Times New Roman" w:cs="Times New Roman"/>
+          <w:sz w:val="20"/>
+          <w:szCs w:val="20"/>
+          <w:lang w:val="de-DE"/>
+        </w:rPr>
+        <w:t xml:space="preserve"> (</w:t>
+      </w:r>
+      <w:r>
+        <w:rPr>
+          <w:rFonts w:ascii="Times New Roman" w:hAnsi="Times New Roman" w:cs="Times New Roman"/>
+          <w:i/>
+          <w:iCs/>
+          <w:sz w:val="20"/>
+          <w:szCs w:val="20"/>
+          <w:lang w:val="de-DE"/>
+        </w:rPr>
+        <w:t>1</w:t>
+      </w:r>
+      <w:r>
+        <w:rPr>
+          <w:rFonts w:ascii="Times New Roman" w:hAnsi="Times New Roman" w:cs="Times New Roman"/>
+          <w:sz w:val="20"/>
+          <w:szCs w:val="20"/>
+          <w:lang w:val="de-DE"/>
+        </w:rPr>
+        <w:t>)</w:t>
+      </w:r>
+      <w:r>
+        <w:rPr>
+          <w:rFonts w:ascii="Times New Roman" w:hAnsi="Times New Roman" w:cs="Times New Roman"/>
+          <w:sz w:val="20"/>
+          <w:szCs w:val="20"/>
+          <w:lang w:val="de-DE"/>
+        </w:rPr>
+        <w:t xml:space="preserve"> </w:t>
+      </w:r>
+      <w:r>
+        <w:rPr>
+          <w:rFonts w:ascii="Times New Roman" w:hAnsi="Times New Roman" w:cs="Times New Roman"/>
+          <w:sz w:val="20"/>
+          <w:szCs w:val="20"/>
+          <w:lang w:val="de-DE"/>
+        </w:rPr>
+        <w:t xml:space="preserve">und </w:t>
+      </w:r>
+      <w:r>
+        <w:rPr>
+          <w:rFonts w:ascii="Times New Roman" w:hAnsi="Times New Roman" w:cs="Times New Roman"/>
+          <w:sz w:val="20"/>
+          <w:szCs w:val="20"/>
+          <w:lang w:val="de-DE"/>
+        </w:rPr>
+        <w:t>10</w:t>
+      </w:r>
+      <w:r>
+        <w:rPr>
+          <w:rFonts w:ascii="Times New Roman" w:hAnsi="Times New Roman" w:cs="Times New Roman"/>
+          <w:sz w:val="20"/>
+          <w:szCs w:val="20"/>
+          <w:lang w:val="de-DE"/>
+        </w:rPr>
+        <w:t xml:space="preserve"> (</w:t>
+      </w:r>
+      <w:r>
+        <w:rPr>
+          <w:rFonts w:ascii="Times New Roman" w:hAnsi="Times New Roman" w:cs="Times New Roman"/>
+          <w:i/>
+          <w:iCs/>
+          <w:sz w:val="20"/>
+          <w:szCs w:val="20"/>
+          <w:lang w:val="de-DE"/>
+        </w:rPr>
+        <w:t>2</w:t>
+      </w:r>
+      <w:r>
+        <w:rPr>
+          <w:rFonts w:ascii="Times New Roman" w:hAnsi="Times New Roman" w:cs="Times New Roman"/>
+          <w:sz w:val="20"/>
+          <w:szCs w:val="20"/>
+          <w:lang w:val="de-DE"/>
+        </w:rPr>
+        <w:t>)</w:t>
+      </w:r>
+      <w:r>
+        <w:rPr>
+          <w:rFonts w:ascii="Times New Roman" w:hAnsi="Times New Roman" w:cs="Times New Roman"/>
+          <w:sz w:val="20"/>
+          <w:szCs w:val="20"/>
+          <w:lang w:val="de-DE"/>
+        </w:rPr>
+        <w:t xml:space="preserve"> über und unter den Akkoladen</w:t>
+      </w:r>
+      <w:r>
+        <w:rPr>
+          <w:rFonts w:ascii="Times New Roman" w:hAnsi="Times New Roman" w:cs="Times New Roman"/>
+          <w:sz w:val="20"/>
+          <w:szCs w:val="20"/>
+          <w:lang w:val="de-DE"/>
+        </w:rPr>
+        <w:t>;</w:t>
+      </w:r>
+      <w:r>
+        <w:rPr>
+          <w:rFonts w:ascii="Times New Roman" w:hAnsi="Times New Roman" w:cs="Times New Roman"/>
+          <w:sz w:val="20"/>
+          <w:szCs w:val="20"/>
+          <w:lang w:val="de-DE"/>
+        </w:rPr>
+        <w:t xml:space="preserve"> </w:t>
+      </w:r>
+    </w:p>
+    <w:p>
+      <w:pPr>
+        <w:spacing w:after="0" w:line="360" w:lineRule="auto"/>
+        <w:outlineLvl w:val="0"/>
+        <w:rPr>
+          <w:rFonts w:ascii="Times New Roman" w:hAnsi="Times New Roman" w:cs="Times New Roman"/>
+          <w:sz w:val="20"/>
+          <w:szCs w:val="20"/>
+          <w:lang w:val="de-DE"/>
+        </w:rPr>
+      </w:pPr>
+      <w:r>
+        <w:rPr>
+          <w:rFonts w:ascii="Times New Roman" w:hAnsi="Times New Roman" w:cs="Times New Roman"/>
+          <w:sz w:val="20"/>
+          <w:szCs w:val="20"/>
+          <w:lang w:val="de-DE"/>
+        </w:rPr>
+        <w:t xml:space="preserve">in </w:t>
+      </w:r>
+      <w:r>
+        <w:rPr>
+          <w:rFonts w:ascii="Times New Roman" w:hAnsi="Times New Roman" w:cs="Times New Roman"/>
+          <w:b/>
+          <w:bCs/>
+          <w:sz w:val="20"/>
+          <w:szCs w:val="20"/>
+          <w:lang w:val="de-DE"/>
+        </w:rPr>
+        <w:t>F</w:t>
+      </w:r>
+      <w:r>
+        <w:rPr>
+          <w:rFonts w:ascii="Times New Roman" w:hAnsi="Times New Roman" w:cs="Times New Roman"/>
+          <w:b/>
+          <w:bCs/>
+          <w:sz w:val="20"/>
+          <w:szCs w:val="20"/>
+          <w:vertAlign w:val="superscript"/>
+          <w:lang w:val="de-DE"/>
+        </w:rPr>
+        <w:t>b.</w:t>
+      </w:r>
+      <w:r>
+        <w:rPr>
+          <w:rFonts w:ascii="Times New Roman" w:hAnsi="Times New Roman" w:cs="Times New Roman"/>
+          <w:b/>
+          <w:bCs/>
+          <w:sz w:val="20"/>
+          <w:szCs w:val="20"/>
+          <w:vertAlign w:val="superscript"/>
+          <w:lang w:val="de-DE"/>
+        </w:rPr>
+        <w:t>6</w:t>
+      </w:r>
+      <w:r>
+        <w:rPr>
+          <w:rFonts w:ascii="Times New Roman" w:hAnsi="Times New Roman" w:cs="Times New Roman"/>
+          <w:sz w:val="20"/>
+          <w:szCs w:val="20"/>
+          <w:lang w:val="de-DE"/>
+        </w:rPr>
+        <w:t xml:space="preserve"> </w:t>
+      </w:r>
+      <w:r>
+        <w:rPr>
+          <w:rFonts w:ascii="Times New Roman" w:hAnsi="Times New Roman" w:cs="Times New Roman"/>
+          <w:sz w:val="20"/>
+          <w:szCs w:val="20"/>
+          <w:lang w:val="de-DE"/>
+        </w:rPr>
+        <w:t>T. 3 (</w:t>
+      </w:r>
+      <w:r>
+        <w:rPr>
+          <w:rFonts w:ascii="Times New Roman" w:hAnsi="Times New Roman" w:cs="Times New Roman"/>
+          <w:i/>
+          <w:iCs/>
+          <w:sz w:val="20"/>
+          <w:szCs w:val="20"/>
+          <w:lang w:val="de-DE"/>
+        </w:rPr>
+        <w:t>1</w:t>
+      </w:r>
+      <w:r>
+        <w:rPr>
+          <w:rFonts w:ascii="Times New Roman" w:hAnsi="Times New Roman" w:cs="Times New Roman"/>
+          <w:sz w:val="20"/>
+          <w:szCs w:val="20"/>
+          <w:lang w:val="de-DE"/>
+        </w:rPr>
+        <w:t>), 5 (</w:t>
+      </w:r>
+      <w:r>
+        <w:rPr>
+          <w:rFonts w:ascii="Times New Roman" w:hAnsi="Times New Roman" w:cs="Times New Roman"/>
+          <w:i/>
+          <w:iCs/>
+          <w:sz w:val="20"/>
+          <w:szCs w:val="20"/>
+          <w:lang w:val="de-DE"/>
+        </w:rPr>
+        <w:t>2</w:t>
+      </w:r>
+      <w:r>
+        <w:rPr>
+          <w:rFonts w:ascii="Times New Roman" w:hAnsi="Times New Roman" w:cs="Times New Roman"/>
+          <w:sz w:val="20"/>
+          <w:szCs w:val="20"/>
+          <w:lang w:val="de-DE"/>
+        </w:rPr>
+        <w:t>) und 7 (</w:t>
+      </w:r>
+      <w:r>
+        <w:rPr>
+          <w:rFonts w:ascii="Times New Roman" w:hAnsi="Times New Roman" w:cs="Times New Roman"/>
+          <w:i/>
+          <w:iCs/>
+          <w:sz w:val="20"/>
+          <w:szCs w:val="20"/>
+          <w:lang w:val="de-DE"/>
+        </w:rPr>
+        <w:t>3</w:t>
+      </w:r>
+      <w:r>
+        <w:rPr>
+          <w:rFonts w:ascii="Times New Roman" w:hAnsi="Times New Roman" w:cs="Times New Roman"/>
+          <w:sz w:val="20"/>
+          <w:szCs w:val="20"/>
+          <w:lang w:val="de-DE"/>
+        </w:rPr>
+        <w:t xml:space="preserve">) über </w:t>
+      </w:r>
+      <w:r>
+        <w:rPr>
+          <w:rFonts w:ascii="Times New Roman" w:hAnsi="Times New Roman" w:cs="Times New Roman"/>
+          <w:sz w:val="20"/>
+          <w:szCs w:val="20"/>
+          <w:lang w:val="de-DE"/>
+        </w:rPr>
+        <w:t xml:space="preserve">und unter </w:t>
+      </w:r>
+      <w:r>
+        <w:rPr>
+          <w:rFonts w:ascii="Times New Roman" w:hAnsi="Times New Roman" w:cs="Times New Roman"/>
+          <w:sz w:val="20"/>
+          <w:szCs w:val="20"/>
+          <w:lang w:val="de-DE"/>
+        </w:rPr>
+        <w:t>den Akkoladen</w:t>
+      </w:r>
+      <w:r>
+        <w:rPr>
+          <w:rFonts w:ascii="Times New Roman" w:hAnsi="Times New Roman" w:cs="Times New Roman"/>
+          <w:sz w:val="20"/>
+          <w:szCs w:val="20"/>
+          <w:lang w:val="de-DE"/>
+        </w:rPr>
+        <w:t>.</w:t>
+      </w:r>
+    </w:p>
+    <w:p>
+      <w:pPr>
+        <w:spacing w:after="0" w:line="360" w:lineRule="auto"/>
+        <w:outlineLvl w:val="0"/>
+        <w:rPr>
+          <w:rFonts w:ascii="Times New Roman" w:hAnsi="Times New Roman" w:cs="Times New Roman"/>
+          <w:sz w:val="20"/>
+          <w:szCs w:val="20"/>
+          <w:lang w:val="de-DE"/>
+        </w:rPr>
+      </w:pPr>
+    </w:p>
+    <w:p>
+      <w:pPr>
+        <w:spacing w:after="0" w:line="360" w:lineRule="auto"/>
+        <w:outlineLvl w:val="0"/>
+        <w:rPr>
+          <w:rFonts w:ascii="Times New Roman" w:hAnsi="Times New Roman" w:cs="Times New Roman"/>
+          <w:sz w:val="20"/>
+          <w:szCs w:val="20"/>
+          <w:lang w:val="de-DE"/>
+        </w:rPr>
+      </w:pPr>
+      <w:r>
+        <w:rPr>
+          <w:rFonts w:ascii="Times New Roman" w:hAnsi="Times New Roman" w:cs="Times New Roman"/>
+          <w:sz w:val="20"/>
+          <w:szCs w:val="20"/>
+          <w:lang w:val="de-DE"/>
+        </w:rPr>
+        <w:t xml:space="preserve">Inhalt: </w:t>
+      </w:r>
+    </w:p>
+    <w:p>
+      <w:pPr>
+        <w:spacing w:after="0" w:line="360" w:lineRule="auto"/>
+        <w:outlineLvl w:val="0"/>
+        <w:rPr>
+          <w:rFonts w:ascii="Times New Roman" w:hAnsi="Times New Roman" w:cs="Times New Roman"/>
+          <w:sz w:val="20"/>
+          <w:szCs w:val="20"/>
+          <w:lang w:val="de-DE"/>
+        </w:rPr>
+      </w:pPr>
+      <w:proofErr w:type="spellStart"/>
+      <w:r>
+        <w:rPr>
+          <w:rFonts w:ascii="Times New Roman" w:hAnsi="Times New Roman" w:cs="Times New Roman"/>
+          <w:sz w:val="20"/>
+          <w:szCs w:val="20"/>
+          <w:lang w:val="de-DE"/>
+        </w:rPr>
+        <w:t>Bl</w:t>
+      </w:r>
+      <w:proofErr w:type="spellEnd"/>
+      <w:r>
+        <w:rPr>
+          <w:rFonts w:ascii="Times New Roman" w:hAnsi="Times New Roman" w:cs="Times New Roman"/>
+          <w:sz w:val="20"/>
+          <w:szCs w:val="20"/>
+          <w:lang w:val="de-DE"/>
+        </w:rPr>
+        <w:t>. 1</w:t>
+      </w:r>
+      <w:r>
+        <w:rPr>
+          <w:rFonts w:ascii="Times New Roman" w:hAnsi="Times New Roman" w:cs="Times New Roman"/>
+          <w:sz w:val="20"/>
+          <w:szCs w:val="20"/>
+          <w:vertAlign w:val="superscript"/>
+          <w:lang w:val="de-DE"/>
+        </w:rPr>
+        <w:t>r</w:t>
+      </w:r>
+      <w:r>
+        <w:rPr>
+          <w:rFonts w:ascii="Times New Roman" w:hAnsi="Times New Roman" w:cs="Times New Roman"/>
+          <w:sz w:val="20"/>
+          <w:szCs w:val="20"/>
+          <w:lang w:val="de-DE"/>
+        </w:rPr>
+        <w:t xml:space="preserve">: </w:t>
+      </w:r>
+      <w:r>
+        <w:rPr>
+          <w:rFonts w:ascii="Times New Roman" w:hAnsi="Times New Roman" w:cs="Times New Roman"/>
+          <w:sz w:val="20"/>
+          <w:szCs w:val="20"/>
+          <w:lang w:val="de-DE"/>
+        </w:rPr>
+        <w:tab/>
+        <w:t>Titelseite.</w:t>
+      </w:r>
+    </w:p>
+    <w:p>
+      <w:pPr>
+        <w:spacing w:after="0" w:line="360" w:lineRule="auto"/>
+        <w:outlineLvl w:val="0"/>
+        <w:rPr>
+          <w:rFonts w:ascii="Times New Roman" w:hAnsi="Times New Roman" w:cs="Times New Roman"/>
+          <w:sz w:val="20"/>
+          <w:szCs w:val="20"/>
+          <w:lang w:val="de-DE"/>
+        </w:rPr>
+      </w:pPr>
       <w:proofErr w:type="gramStart"/>
       <w:r>
         <w:rPr>
@@ -3630,7 +5401,6 @@
           <w:szCs w:val="20"/>
           <w:lang w:val="de-DE"/>
         </w:rPr>
-        <w:lastRenderedPageBreak/>
         <w:t>Autograph</w:t>
       </w:r>
       <w:proofErr w:type="gramEnd"/>
@@ -7116,6 +8886,7 @@
                 <w:szCs w:val="20"/>
                 <w:lang w:val="de-DE"/>
               </w:rPr>
+              <w:lastRenderedPageBreak/>
               <w:t>5</w:t>
             </w:r>
           </w:p>
@@ -7870,7 +9641,6 @@
                 <w:szCs w:val="20"/>
                 <w:lang w:val="de-DE"/>
               </w:rPr>
-              <w:lastRenderedPageBreak/>
               <w:t>1</w:t>
             </w:r>
           </w:p>
@@ -8812,16 +10582,7 @@
                 <w:szCs w:val="20"/>
                 <w:lang w:val="de-DE"/>
               </w:rPr>
-              <w:t xml:space="preserve"> </w:t>
-            </w:r>
-            <w:r>
-              <w:rPr>
-                <w:rFonts w:ascii="Times New Roman" w:hAnsi="Times New Roman" w:cs="Times New Roman"/>
-                <w:sz w:val="20"/>
-                <w:szCs w:val="20"/>
-                <w:lang w:val="de-DE"/>
-              </w:rPr>
-              <w:t xml:space="preserve">auf Rasur. Ante </w:t>
+              <w:t xml:space="preserve"> auf Rasur. Ante </w:t>
             </w:r>
             <w:proofErr w:type="spellStart"/>
             <w:r>
@@ -8841,16 +10602,7 @@
                 <w:szCs w:val="20"/>
                 <w:lang w:val="de-DE"/>
               </w:rPr>
-              <w:t xml:space="preserve">: vermutlich </w:t>
-            </w:r>
-            <w:r>
-              <w:rPr>
-                <w:rFonts w:ascii="Times New Roman" w:hAnsi="Times New Roman" w:cs="Times New Roman"/>
-                <w:sz w:val="20"/>
-                <w:szCs w:val="20"/>
-                <w:lang w:val="de-DE"/>
-              </w:rPr>
-              <w:t>gis</w:t>
+              <w:t>: vermutlich gis</w:t>
             </w:r>
             <w:r>
               <w:rPr>
@@ -8869,61 +10621,7 @@
                 <w:szCs w:val="20"/>
                 <w:lang w:val="de-DE"/>
               </w:rPr>
-              <w:t xml:space="preserve"> im </w:t>
-            </w:r>
-            <w:r>
-              <w:rPr>
-                <w:rFonts w:ascii="Times New Roman" w:hAnsi="Times New Roman" w:cs="Times New Roman"/>
-                <w:sz w:val="20"/>
-                <w:szCs w:val="20"/>
-                <w:lang w:val="de-DE"/>
-              </w:rPr>
-              <w:t>Tenor</w:t>
-            </w:r>
-            <w:r>
-              <w:rPr>
-                <w:rFonts w:ascii="Times New Roman" w:hAnsi="Times New Roman" w:cs="Times New Roman"/>
-                <w:sz w:val="20"/>
-                <w:szCs w:val="20"/>
-                <w:lang w:val="de-DE"/>
-              </w:rPr>
-              <w:t xml:space="preserve">schlüssel notiert und </w:t>
-            </w:r>
-            <w:r>
-              <w:rPr>
-                <w:rFonts w:ascii="Times New Roman" w:hAnsi="Times New Roman" w:cs="Times New Roman"/>
-                <w:sz w:val="20"/>
-                <w:szCs w:val="20"/>
-                <w:lang w:val="de-DE"/>
-              </w:rPr>
-              <w:t>Violin</w:t>
-            </w:r>
-            <w:r>
-              <w:rPr>
-                <w:rFonts w:ascii="Times New Roman" w:hAnsi="Times New Roman" w:cs="Times New Roman"/>
-                <w:sz w:val="20"/>
-                <w:szCs w:val="20"/>
-                <w:lang w:val="de-DE"/>
-              </w:rPr>
-              <w:t xml:space="preserve">schlüssel vor </w:t>
-            </w:r>
-            <w:r>
-              <w:rPr>
-                <w:rFonts w:ascii="Times New Roman" w:hAnsi="Times New Roman" w:cs="Times New Roman"/>
-                <w:sz w:val="20"/>
-                <w:szCs w:val="20"/>
-                <w:lang w:val="de-DE"/>
-              </w:rPr>
-              <w:t>2</w:t>
-            </w:r>
-            <w:r>
-              <w:rPr>
-                <w:rFonts w:ascii="Times New Roman" w:hAnsi="Times New Roman" w:cs="Times New Roman"/>
-                <w:sz w:val="20"/>
-                <w:szCs w:val="20"/>
-                <w:lang w:val="de-DE"/>
-              </w:rPr>
-              <w:t>/8 (wie Textfassung 1–2).</w:t>
+              <w:t xml:space="preserve"> im Tenorschlüssel notiert und Violinschlüssel vor 2/8 (wie Textfassung 1–2).</w:t>
             </w:r>
           </w:p>
         </w:tc>
@@ -9236,9 +10934,16 @@
                 <w:rFonts w:ascii="Times New Roman" w:hAnsi="Times New Roman" w:cs="Times New Roman"/>
                 <w:sz w:val="20"/>
                 <w:szCs w:val="20"/>
-                <w:lang w:val="en-US"/>
-              </w:rPr>
-              <w:t xml:space="preserve">[p], Decrescendogabel auf </w:t>
+              </w:rPr>
+              <w:t xml:space="preserve">[p], Decrescendogabel auf Rasur. </w:t>
+            </w:r>
+            <w:r>
+              <w:rPr>
+                <w:rFonts w:ascii="Times New Roman" w:hAnsi="Times New Roman" w:cs="Times New Roman"/>
+                <w:sz w:val="20"/>
+                <w:szCs w:val="20"/>
+              </w:rPr>
+              <w:t xml:space="preserve">Ante </w:t>
             </w:r>
             <w:proofErr w:type="spellStart"/>
             <w:r>
@@ -9246,9 +10951,8 @@
                 <w:rFonts w:ascii="Times New Roman" w:hAnsi="Times New Roman" w:cs="Times New Roman"/>
                 <w:sz w:val="20"/>
                 <w:szCs w:val="20"/>
-                <w:lang w:val="en-US"/>
-              </w:rPr>
-              <w:t>Rasur</w:t>
+              </w:rPr>
+              <w:t>correcturam</w:t>
             </w:r>
             <w:proofErr w:type="spellEnd"/>
             <w:r>
@@ -9256,33 +10960,6 @@
                 <w:rFonts w:ascii="Times New Roman" w:hAnsi="Times New Roman" w:cs="Times New Roman"/>
                 <w:sz w:val="20"/>
                 <w:szCs w:val="20"/>
-                <w:lang w:val="en-US"/>
-              </w:rPr>
-              <w:t xml:space="preserve">. </w:t>
-            </w:r>
-            <w:r>
-              <w:rPr>
-                <w:rFonts w:ascii="Times New Roman" w:hAnsi="Times New Roman" w:cs="Times New Roman"/>
-                <w:sz w:val="20"/>
-                <w:szCs w:val="20"/>
-              </w:rPr>
-              <w:t xml:space="preserve">Ante </w:t>
-            </w:r>
-            <w:proofErr w:type="spellStart"/>
-            <w:r>
-              <w:rPr>
-                <w:rFonts w:ascii="Times New Roman" w:hAnsi="Times New Roman" w:cs="Times New Roman"/>
-                <w:sz w:val="20"/>
-                <w:szCs w:val="20"/>
-              </w:rPr>
-              <w:t>correcturam</w:t>
-            </w:r>
-            <w:proofErr w:type="spellEnd"/>
-            <w:r>
-              <w:rPr>
-                <w:rFonts w:ascii="Times New Roman" w:hAnsi="Times New Roman" w:cs="Times New Roman"/>
-                <w:sz w:val="20"/>
-                <w:szCs w:val="20"/>
               </w:rPr>
               <w:t xml:space="preserve"> vermutlich [p], Cres</w:t>
             </w:r>
@@ -9333,16 +11010,7 @@
                 <w:szCs w:val="20"/>
                 <w:lang w:val="de-DE"/>
               </w:rPr>
-              <w:t>wie</w:t>
-            </w:r>
-            <w:r>
-              <w:rPr>
-                <w:rFonts w:ascii="Times New Roman" w:hAnsi="Times New Roman" w:cs="Times New Roman"/>
-                <w:sz w:val="20"/>
-                <w:szCs w:val="20"/>
-                <w:lang w:val="de-DE"/>
-              </w:rPr>
-              <w:t xml:space="preserve"> Textfassung 1–2</w:t>
+              <w:t>wie Textfassung 1–2</w:t>
             </w:r>
             <w:r>
               <w:rPr>
@@ -10170,25 +11838,7 @@
                 <w:szCs w:val="20"/>
                 <w:lang w:val="de-DE"/>
               </w:rPr>
-              <w:t xml:space="preserve"> (wie Textfassung 1–2)</w:t>
-            </w:r>
-            <w:r>
-              <w:rPr>
-                <w:rFonts w:ascii="Times New Roman" w:hAnsi="Times New Roman" w:cs="Times New Roman"/>
-                <w:sz w:val="20"/>
-                <w:szCs w:val="20"/>
-                <w:lang w:val="de-DE"/>
-              </w:rPr>
-              <w:t xml:space="preserve"> gestrichen</w:t>
-            </w:r>
-            <w:r>
-              <w:rPr>
-                <w:rFonts w:ascii="Times New Roman" w:hAnsi="Times New Roman" w:cs="Times New Roman"/>
-                <w:sz w:val="20"/>
-                <w:szCs w:val="20"/>
-                <w:lang w:val="de-DE"/>
-              </w:rPr>
-              <w:t>.</w:t>
+              <w:t xml:space="preserve"> (wie Textfassung 1–2) gestrichen.</w:t>
             </w:r>
           </w:p>
         </w:tc>
@@ -10828,6 +12478,15 @@
                 <w:szCs w:val="20"/>
               </w:rPr>
             </w:pPr>
+            <w:r>
+              <w:rPr>
+                <w:rFonts w:ascii="Times New Roman" w:hAnsi="Times New Roman" w:cs="Times New Roman"/>
+                <w:sz w:val="20"/>
+                <w:szCs w:val="20"/>
+              </w:rPr>
+              <w:lastRenderedPageBreak/>
+              <w:t>2</w:t>
+            </w:r>
           </w:p>
         </w:tc>
         <w:tc>
@@ -10850,6 +12509,14 @@
                 <w:szCs w:val="20"/>
               </w:rPr>
             </w:pPr>
+            <w:r>
+              <w:rPr>
+                <w:rFonts w:ascii="Times New Roman" w:hAnsi="Times New Roman" w:cs="Times New Roman"/>
+                <w:sz w:val="20"/>
+                <w:szCs w:val="20"/>
+              </w:rPr>
+              <w:t>II. Gg.</w:t>
+            </w:r>
           </w:p>
         </w:tc>
         <w:tc>
@@ -10872,6 +12539,14 @@
                 <w:szCs w:val="20"/>
               </w:rPr>
             </w:pPr>
+            <w:r>
+              <w:rPr>
+                <w:rFonts w:ascii="Times New Roman" w:hAnsi="Times New Roman" w:cs="Times New Roman"/>
+                <w:sz w:val="20"/>
+                <w:szCs w:val="20"/>
+              </w:rPr>
+              <w:t>7/8</w:t>
+            </w:r>
           </w:p>
         </w:tc>
         <w:tc>
@@ -10894,6 +12569,14 @@
                 <w:szCs w:val="20"/>
               </w:rPr>
             </w:pPr>
+            <w:r>
+              <w:rPr>
+                <w:rFonts w:ascii="Times New Roman" w:hAnsi="Times New Roman" w:cs="Times New Roman"/>
+                <w:sz w:val="20"/>
+                <w:szCs w:val="20"/>
+              </w:rPr>
+              <w:t>([b]) gestrichen.</w:t>
+            </w:r>
           </w:p>
         </w:tc>
       </w:tr>
@@ -10921,6 +12604,33 @@
                 <w:szCs w:val="20"/>
               </w:rPr>
             </w:pPr>
+            <w:r>
+              <w:rPr>
+                <w:rFonts w:ascii="Times New Roman" w:hAnsi="Times New Roman" w:cs="Times New Roman"/>
+                <w:sz w:val="20"/>
+                <w:szCs w:val="20"/>
+              </w:rPr>
+              <w:t>2</w:t>
+            </w:r>
+          </w:p>
+          <w:p>
+            <w:pPr>
+              <w:spacing w:after="0" w:line="360" w:lineRule="auto"/>
+              <w:outlineLvl w:val="0"/>
+              <w:rPr>
+                <w:rFonts w:ascii="Times New Roman" w:hAnsi="Times New Roman" w:cs="Times New Roman"/>
+                <w:sz w:val="20"/>
+                <w:szCs w:val="20"/>
+              </w:rPr>
+            </w:pPr>
+            <w:r>
+              <w:rPr>
+                <w:rFonts w:ascii="Times New Roman" w:hAnsi="Times New Roman" w:cs="Times New Roman"/>
+                <w:sz w:val="20"/>
+                <w:szCs w:val="20"/>
+              </w:rPr>
+              <w:t>bis 3</w:t>
+            </w:r>
           </w:p>
         </w:tc>
         <w:tc>
@@ -10943,6 +12653,14 @@
                 <w:szCs w:val="20"/>
               </w:rPr>
             </w:pPr>
+            <w:r>
+              <w:rPr>
+                <w:rFonts w:ascii="Times New Roman" w:hAnsi="Times New Roman" w:cs="Times New Roman"/>
+                <w:sz w:val="20"/>
+                <w:szCs w:val="20"/>
+              </w:rPr>
+              <w:t>I. Gg.</w:t>
+            </w:r>
           </w:p>
         </w:tc>
         <w:tc>
@@ -10965,6 +12683,33 @@
                 <w:szCs w:val="20"/>
               </w:rPr>
             </w:pPr>
+            <w:r>
+              <w:rPr>
+                <w:rFonts w:ascii="Times New Roman" w:hAnsi="Times New Roman" w:cs="Times New Roman"/>
+                <w:sz w:val="20"/>
+                <w:szCs w:val="20"/>
+              </w:rPr>
+              <w:t>10/8</w:t>
+            </w:r>
+          </w:p>
+          <w:p>
+            <w:pPr>
+              <w:spacing w:after="0" w:line="360" w:lineRule="auto"/>
+              <w:outlineLvl w:val="0"/>
+              <w:rPr>
+                <w:rFonts w:ascii="Times New Roman" w:hAnsi="Times New Roman" w:cs="Times New Roman"/>
+                <w:sz w:val="20"/>
+                <w:szCs w:val="20"/>
+              </w:rPr>
+            </w:pPr>
+            <w:r>
+              <w:rPr>
+                <w:rFonts w:ascii="Times New Roman" w:hAnsi="Times New Roman" w:cs="Times New Roman"/>
+                <w:sz w:val="20"/>
+                <w:szCs w:val="20"/>
+              </w:rPr>
+              <w:t>1/8</w:t>
+            </w:r>
           </w:p>
         </w:tc>
         <w:tc>
@@ -10987,6 +12732,14 @@
                 <w:szCs w:val="20"/>
               </w:rPr>
             </w:pPr>
+            <w:r>
+              <w:rPr>
+                <w:rFonts w:ascii="Times New Roman" w:hAnsi="Times New Roman" w:cs="Times New Roman"/>
+                <w:sz w:val="20"/>
+                <w:szCs w:val="20"/>
+              </w:rPr>
+              <w:t>Decrescendogabel in T. 2 10/8 bis Taktende überschrieben zu [sf], Decrescendogabel, [p].</w:t>
+            </w:r>
           </w:p>
         </w:tc>
       </w:tr>
@@ -11014,6 +12767,14 @@
                 <w:szCs w:val="20"/>
               </w:rPr>
             </w:pPr>
+            <w:r>
+              <w:rPr>
+                <w:rFonts w:ascii="Times New Roman" w:hAnsi="Times New Roman" w:cs="Times New Roman"/>
+                <w:sz w:val="20"/>
+                <w:szCs w:val="20"/>
+              </w:rPr>
+              <w:t>3</w:t>
+            </w:r>
           </w:p>
         </w:tc>
         <w:tc>
@@ -11036,6 +12797,14 @@
                 <w:szCs w:val="20"/>
               </w:rPr>
             </w:pPr>
+            <w:r>
+              <w:rPr>
+                <w:rFonts w:ascii="Times New Roman" w:hAnsi="Times New Roman" w:cs="Times New Roman"/>
+                <w:sz w:val="20"/>
+                <w:szCs w:val="20"/>
+              </w:rPr>
+              <w:t>Vc.</w:t>
+            </w:r>
           </w:p>
         </w:tc>
         <w:tc>
@@ -11058,6 +12827,14 @@
                 <w:szCs w:val="20"/>
               </w:rPr>
             </w:pPr>
+            <w:r>
+              <w:rPr>
+                <w:rFonts w:ascii="Times New Roman" w:hAnsi="Times New Roman" w:cs="Times New Roman"/>
+                <w:sz w:val="20"/>
+                <w:szCs w:val="20"/>
+              </w:rPr>
+              <w:t>3. Note</w:t>
+            </w:r>
           </w:p>
         </w:tc>
         <w:tc>
@@ -11080,6 +12857,14 @@
                 <w:szCs w:val="20"/>
               </w:rPr>
             </w:pPr>
+            <w:r>
+              <w:rPr>
+                <w:rFonts w:ascii="Times New Roman" w:hAnsi="Times New Roman" w:cs="Times New Roman"/>
+                <w:sz w:val="20"/>
+                <w:szCs w:val="20"/>
+              </w:rPr>
+              <w:t>Anfang der Crescendogabel von 2. Note geändert zu 3. Note.</w:t>
+            </w:r>
           </w:p>
         </w:tc>
       </w:tr>
@@ -11107,6 +12892,14 @@
                 <w:szCs w:val="20"/>
               </w:rPr>
             </w:pPr>
+            <w:r>
+              <w:rPr>
+                <w:rFonts w:ascii="Times New Roman" w:hAnsi="Times New Roman" w:cs="Times New Roman"/>
+                <w:sz w:val="20"/>
+                <w:szCs w:val="20"/>
+              </w:rPr>
+              <w:t>5</w:t>
+            </w:r>
           </w:p>
         </w:tc>
         <w:tc>
@@ -11129,6 +12922,14 @@
                 <w:szCs w:val="20"/>
               </w:rPr>
             </w:pPr>
+            <w:r>
+              <w:rPr>
+                <w:rFonts w:ascii="Times New Roman" w:hAnsi="Times New Roman" w:cs="Times New Roman"/>
+                <w:sz w:val="20"/>
+                <w:szCs w:val="20"/>
+              </w:rPr>
+              <w:t xml:space="preserve">Vc. </w:t>
+            </w:r>
           </w:p>
         </w:tc>
         <w:tc>
@@ -11151,6 +12952,14 @@
                 <w:szCs w:val="20"/>
               </w:rPr>
             </w:pPr>
+            <w:r>
+              <w:rPr>
+                <w:rFonts w:ascii="Times New Roman" w:hAnsi="Times New Roman" w:cs="Times New Roman"/>
+                <w:sz w:val="20"/>
+                <w:szCs w:val="20"/>
+              </w:rPr>
+              <w:t>1/4</w:t>
+            </w:r>
           </w:p>
         </w:tc>
         <w:tc>
@@ -11173,6 +12982,203 @@
                 <w:szCs w:val="20"/>
               </w:rPr>
             </w:pPr>
+            <w:r>
+              <w:rPr>
+                <w:rFonts w:ascii="Times New Roman" w:hAnsi="Times New Roman" w:cs="Times New Roman"/>
+                <w:sz w:val="20"/>
+                <w:szCs w:val="20"/>
+              </w:rPr>
+              <w:t xml:space="preserve">Anfang der Crescendogabel von </w:t>
+            </w:r>
+            <w:r>
+              <w:rPr>
+                <w:rFonts w:ascii="Times New Roman" w:hAnsi="Times New Roman" w:cs="Times New Roman"/>
+                <w:sz w:val="20"/>
+                <w:szCs w:val="20"/>
+              </w:rPr>
+              <w:t>T. 4 5/4</w:t>
+            </w:r>
+            <w:r>
+              <w:rPr>
+                <w:rFonts w:ascii="Times New Roman" w:hAnsi="Times New Roman" w:cs="Times New Roman"/>
+                <w:sz w:val="20"/>
+                <w:szCs w:val="20"/>
+              </w:rPr>
+              <w:t xml:space="preserve"> geändert zu </w:t>
+            </w:r>
+            <w:r>
+              <w:rPr>
+                <w:rFonts w:ascii="Times New Roman" w:hAnsi="Times New Roman" w:cs="Times New Roman"/>
+                <w:sz w:val="20"/>
+                <w:szCs w:val="20"/>
+              </w:rPr>
+              <w:t>T. 4 1/4</w:t>
+            </w:r>
+            <w:r>
+              <w:rPr>
+                <w:rFonts w:ascii="Times New Roman" w:hAnsi="Times New Roman" w:cs="Times New Roman"/>
+                <w:sz w:val="20"/>
+                <w:szCs w:val="20"/>
+              </w:rPr>
+              <w:t>.</w:t>
+            </w:r>
+          </w:p>
+        </w:tc>
+      </w:tr>
+      <w:tr>
+        <w:trPr>
+          <w:cantSplit/>
+        </w:trPr>
+        <w:tc>
+          <w:tcPr>
+            <w:tcW w:w="920" w:type="dxa"/>
+            <w:tcBorders>
+              <w:top w:val="single" w:sz="4" w:space="0" w:color="auto"/>
+              <w:left w:val="single" w:sz="4" w:space="0" w:color="auto"/>
+              <w:bottom w:val="single" w:sz="4" w:space="0" w:color="auto"/>
+              <w:right w:val="single" w:sz="4" w:space="0" w:color="auto"/>
+            </w:tcBorders>
+          </w:tcPr>
+          <w:p>
+            <w:pPr>
+              <w:spacing w:after="0" w:line="360" w:lineRule="auto"/>
+              <w:outlineLvl w:val="0"/>
+              <w:rPr>
+                <w:rFonts w:ascii="Times New Roman" w:hAnsi="Times New Roman" w:cs="Times New Roman"/>
+                <w:sz w:val="20"/>
+                <w:szCs w:val="20"/>
+              </w:rPr>
+            </w:pPr>
+            <w:r>
+              <w:rPr>
+                <w:rFonts w:ascii="Times New Roman" w:hAnsi="Times New Roman" w:cs="Times New Roman"/>
+                <w:sz w:val="20"/>
+                <w:szCs w:val="20"/>
+              </w:rPr>
+              <w:t>5</w:t>
+            </w:r>
+          </w:p>
+        </w:tc>
+        <w:tc>
+          <w:tcPr>
+            <w:tcW w:w="1134" w:type="dxa"/>
+            <w:tcBorders>
+              <w:top w:val="single" w:sz="4" w:space="0" w:color="auto"/>
+              <w:left w:val="single" w:sz="4" w:space="0" w:color="auto"/>
+              <w:bottom w:val="single" w:sz="4" w:space="0" w:color="auto"/>
+              <w:right w:val="single" w:sz="4" w:space="0" w:color="auto"/>
+            </w:tcBorders>
+          </w:tcPr>
+          <w:p>
+            <w:pPr>
+              <w:spacing w:after="0" w:line="360" w:lineRule="auto"/>
+              <w:outlineLvl w:val="0"/>
+              <w:rPr>
+                <w:rFonts w:ascii="Times New Roman" w:hAnsi="Times New Roman" w:cs="Times New Roman"/>
+                <w:sz w:val="20"/>
+                <w:szCs w:val="20"/>
+              </w:rPr>
+            </w:pPr>
+            <w:r>
+              <w:rPr>
+                <w:rFonts w:ascii="Times New Roman" w:hAnsi="Times New Roman" w:cs="Times New Roman"/>
+                <w:sz w:val="20"/>
+                <w:szCs w:val="20"/>
+              </w:rPr>
+              <w:t xml:space="preserve">Vc. </w:t>
+            </w:r>
+          </w:p>
+        </w:tc>
+        <w:tc>
+          <w:tcPr>
+            <w:tcW w:w="1278" w:type="dxa"/>
+            <w:tcBorders>
+              <w:top w:val="single" w:sz="4" w:space="0" w:color="auto"/>
+              <w:left w:val="single" w:sz="4" w:space="0" w:color="auto"/>
+              <w:bottom w:val="single" w:sz="4" w:space="0" w:color="auto"/>
+              <w:right w:val="single" w:sz="4" w:space="0" w:color="auto"/>
+            </w:tcBorders>
+          </w:tcPr>
+          <w:p>
+            <w:pPr>
+              <w:spacing w:after="0" w:line="360" w:lineRule="auto"/>
+              <w:outlineLvl w:val="0"/>
+              <w:rPr>
+                <w:rFonts w:ascii="Times New Roman" w:hAnsi="Times New Roman" w:cs="Times New Roman"/>
+                <w:sz w:val="20"/>
+                <w:szCs w:val="20"/>
+              </w:rPr>
+            </w:pPr>
+            <w:r>
+              <w:rPr>
+                <w:rFonts w:ascii="Times New Roman" w:hAnsi="Times New Roman" w:cs="Times New Roman"/>
+                <w:sz w:val="20"/>
+                <w:szCs w:val="20"/>
+              </w:rPr>
+              <w:t>3</w:t>
+            </w:r>
+            <w:r>
+              <w:rPr>
+                <w:rFonts w:ascii="Times New Roman" w:hAnsi="Times New Roman" w:cs="Times New Roman"/>
+                <w:sz w:val="20"/>
+                <w:szCs w:val="20"/>
+              </w:rPr>
+              <w:t>/4</w:t>
+            </w:r>
+          </w:p>
+        </w:tc>
+        <w:tc>
+          <w:tcPr>
+            <w:tcW w:w="5880" w:type="dxa"/>
+            <w:tcBorders>
+              <w:top w:val="single" w:sz="4" w:space="0" w:color="auto"/>
+              <w:left w:val="single" w:sz="4" w:space="0" w:color="auto"/>
+              <w:bottom w:val="single" w:sz="4" w:space="0" w:color="auto"/>
+              <w:right w:val="single" w:sz="4" w:space="0" w:color="auto"/>
+            </w:tcBorders>
+          </w:tcPr>
+          <w:p>
+            <w:pPr>
+              <w:spacing w:after="0" w:line="360" w:lineRule="auto"/>
+              <w:outlineLvl w:val="0"/>
+              <w:rPr>
+                <w:rFonts w:ascii="Times New Roman" w:hAnsi="Times New Roman" w:cs="Times New Roman"/>
+                <w:sz w:val="20"/>
+                <w:szCs w:val="20"/>
+              </w:rPr>
+            </w:pPr>
+            <w:r>
+              <w:rPr>
+                <w:rFonts w:ascii="Times New Roman" w:hAnsi="Times New Roman" w:cs="Times New Roman"/>
+                <w:sz w:val="20"/>
+                <w:szCs w:val="20"/>
+              </w:rPr>
+              <w:t>Ende</w:t>
+            </w:r>
+            <w:r>
+              <w:rPr>
+                <w:rFonts w:ascii="Times New Roman" w:hAnsi="Times New Roman" w:cs="Times New Roman"/>
+                <w:sz w:val="20"/>
+                <w:szCs w:val="20"/>
+              </w:rPr>
+              <w:t xml:space="preserve"> der Crescendogabel von T. 4/4 geändert zu </w:t>
+            </w:r>
+            <w:r>
+              <w:rPr>
+                <w:rFonts w:ascii="Times New Roman" w:hAnsi="Times New Roman" w:cs="Times New Roman"/>
+                <w:sz w:val="20"/>
+                <w:szCs w:val="20"/>
+              </w:rPr>
+              <w:t>vor 4</w:t>
+            </w:r>
+            <w:r>
+              <w:rPr>
+                <w:rFonts w:ascii="Times New Roman" w:hAnsi="Times New Roman" w:cs="Times New Roman"/>
+                <w:sz w:val="20"/>
+                <w:szCs w:val="20"/>
+              </w:rPr>
+              <w:t>/4.</w:t>
+            </w:r>
           </w:p>
         </w:tc>
       </w:tr>
@@ -13013,8 +15019,21 @@
                 <w:szCs w:val="20"/>
                 <w:lang w:val="de-DE"/>
               </w:rPr>
-              <w:t xml:space="preserve"> legno</w:t>
-            </w:r>
+              <w:t xml:space="preserve"> </w:t>
+            </w:r>
+            <w:proofErr w:type="spellStart"/>
+            <w:r>
+              <w:rPr>
+                <w:rFonts w:ascii="Times New Roman" w:hAnsi="Times New Roman" w:cs="Times New Roman"/>
+                <w:i/>
+                <w:iCs/>
+                <w:sz w:val="20"/>
+                <w:szCs w:val="20"/>
+                <w:lang w:val="de-DE"/>
+              </w:rPr>
+              <w:t>legno</w:t>
+            </w:r>
+            <w:proofErr w:type="spellEnd"/>
             <w:r>
               <w:rPr>
                 <w:rFonts w:ascii="Times New Roman" w:hAnsi="Times New Roman" w:cs="Times New Roman"/>
@@ -13410,6 +15429,15 @@
                 <w:lang w:val="de-DE"/>
               </w:rPr>
             </w:pPr>
+            <w:r>
+              <w:rPr>
+                <w:rFonts w:ascii="Times New Roman" w:hAnsi="Times New Roman" w:cs="Times New Roman"/>
+                <w:sz w:val="20"/>
+                <w:szCs w:val="20"/>
+                <w:lang w:val="de-DE"/>
+              </w:rPr>
+              <w:t>2</w:t>
+            </w:r>
           </w:p>
         </w:tc>
         <w:tc>
@@ -13433,6 +15461,15 @@
                 <w:lang w:val="de-DE"/>
               </w:rPr>
             </w:pPr>
+            <w:r>
+              <w:rPr>
+                <w:rFonts w:ascii="Times New Roman" w:hAnsi="Times New Roman" w:cs="Times New Roman"/>
+                <w:sz w:val="20"/>
+                <w:szCs w:val="20"/>
+                <w:lang w:val="de-DE"/>
+              </w:rPr>
+              <w:t>II. Gg.</w:t>
+            </w:r>
           </w:p>
         </w:tc>
         <w:tc>
@@ -13456,6 +15493,15 @@
                 <w:lang w:val="de-DE"/>
               </w:rPr>
             </w:pPr>
+            <w:r>
+              <w:rPr>
+                <w:rFonts w:ascii="Times New Roman" w:hAnsi="Times New Roman" w:cs="Times New Roman"/>
+                <w:sz w:val="20"/>
+                <w:szCs w:val="20"/>
+                <w:lang w:val="de-DE"/>
+              </w:rPr>
+              <w:t>2. Note</w:t>
+            </w:r>
           </w:p>
         </w:tc>
         <w:tc>
@@ -13479,6 +15525,24 @@
                 <w:lang w:val="de-DE"/>
               </w:rPr>
             </w:pPr>
+            <w:r>
+              <w:rPr>
+                <w:rFonts w:ascii="Times New Roman" w:hAnsi="Times New Roman" w:cs="Times New Roman"/>
+                <w:sz w:val="20"/>
+                <w:szCs w:val="20"/>
+                <w:lang w:val="de-DE"/>
+              </w:rPr>
+              <w:t>[p] überschrieben zu [pp]</w:t>
+            </w:r>
+            <w:r>
+              <w:rPr>
+                <w:rFonts w:ascii="Times New Roman" w:hAnsi="Times New Roman" w:cs="Times New Roman"/>
+                <w:sz w:val="20"/>
+                <w:szCs w:val="20"/>
+                <w:lang w:val="de-DE"/>
+              </w:rPr>
+              <w:t>.</w:t>
+            </w:r>
           </w:p>
         </w:tc>
       </w:tr>

--- a/convert_source_description/QB_Op9_F_conv.docx
+++ b/convert_source_description/QB_Op9_F_conv.docx
@@ -100,25 +100,14 @@
           <w:lang w:val="de-DE"/>
         </w:rPr>
       </w:pPr>
-      <w:proofErr w:type="gramStart"/>
-      <w:r>
-        <w:rPr>
-          <w:rFonts w:ascii="Times New Roman" w:hAnsi="Times New Roman" w:cs="Times New Roman"/>
-          <w:sz w:val="20"/>
-          <w:szCs w:val="20"/>
-          <w:lang w:val="de-DE"/>
-        </w:rPr>
-        <w:t>Autographe</w:t>
-      </w:r>
-      <w:proofErr w:type="gramEnd"/>
-      <w:r>
-        <w:rPr>
-          <w:rFonts w:ascii="Times New Roman" w:hAnsi="Times New Roman" w:cs="Times New Roman"/>
-          <w:sz w:val="20"/>
-          <w:szCs w:val="20"/>
-          <w:lang w:val="de-DE"/>
-        </w:rPr>
-        <w:t xml:space="preserve"> </w:t>
+      <w:r>
+        <w:rPr>
+          <w:rFonts w:ascii="Times New Roman" w:hAnsi="Times New Roman" w:cs="Times New Roman"/>
+          <w:sz w:val="20"/>
+          <w:szCs w:val="20"/>
+          <w:lang w:val="de-DE"/>
+        </w:rPr>
+        <w:t xml:space="preserve">Autographe </w:t>
       </w:r>
       <w:r>
         <w:rPr>
@@ -199,7 +188,6 @@
         </w:rPr>
         <w:t xml:space="preserve"> (</w:t>
       </w:r>
-      <w:proofErr w:type="spellStart"/>
       <w:r>
         <w:rPr>
           <w:rFonts w:ascii="Times New Roman" w:hAnsi="Times New Roman" w:cs="Times New Roman"/>
@@ -221,7 +209,6 @@
         </w:rPr>
         <w:t>b</w:t>
       </w:r>
-      <w:proofErr w:type="spellEnd"/>
       <w:r>
         <w:rPr>
           <w:rFonts w:ascii="Times New Roman" w:hAnsi="Times New Roman" w:cs="Times New Roman"/>
@@ -313,27 +300,7 @@
           <w:szCs w:val="20"/>
           <w:lang w:val="de-DE"/>
         </w:rPr>
-        <w:t xml:space="preserve"> Blätter (</w:t>
-      </w:r>
-      <w:proofErr w:type="spellStart"/>
-      <w:r>
-        <w:rPr>
-          <w:rFonts w:ascii="Times New Roman" w:hAnsi="Times New Roman" w:cs="Times New Roman"/>
-          <w:sz w:val="20"/>
-          <w:szCs w:val="20"/>
-          <w:lang w:val="de-DE"/>
-        </w:rPr>
-        <w:t>Bl</w:t>
-      </w:r>
-      <w:proofErr w:type="spellEnd"/>
-      <w:r>
-        <w:rPr>
-          <w:rFonts w:ascii="Times New Roman" w:hAnsi="Times New Roman" w:cs="Times New Roman"/>
-          <w:sz w:val="20"/>
-          <w:szCs w:val="20"/>
-          <w:lang w:val="de-DE"/>
-        </w:rPr>
-        <w:t>. 1–</w:t>
+        <w:t xml:space="preserve"> Blätter (Bl. 1–</w:t>
       </w:r>
       <w:r>
         <w:rPr>
@@ -396,19 +363,71 @@
           <w:szCs w:val="20"/>
           <w:lang w:val="de-DE"/>
         </w:rPr>
-        <w:t>Bögen (</w:t>
-      </w:r>
-      <w:proofErr w:type="spellStart"/>
-      <w:r>
-        <w:rPr>
-          <w:rFonts w:ascii="Times New Roman" w:hAnsi="Times New Roman" w:cs="Times New Roman"/>
-          <w:sz w:val="20"/>
-          <w:szCs w:val="20"/>
-          <w:lang w:val="de-DE"/>
-        </w:rPr>
-        <w:t>Bl</w:t>
-      </w:r>
-      <w:proofErr w:type="spellEnd"/>
+        <w:t xml:space="preserve">Bögen (Bl. </w:t>
+      </w:r>
+      <w:r>
+        <w:rPr>
+          <w:rFonts w:ascii="Times New Roman" w:hAnsi="Times New Roman" w:cs="Times New Roman"/>
+          <w:sz w:val="20"/>
+          <w:szCs w:val="20"/>
+          <w:lang w:val="de-DE"/>
+        </w:rPr>
+        <w:t>1/</w:t>
+      </w:r>
+      <w:r>
+        <w:rPr>
+          <w:rFonts w:ascii="Times New Roman" w:hAnsi="Times New Roman" w:cs="Times New Roman"/>
+          <w:sz w:val="20"/>
+          <w:szCs w:val="20"/>
+          <w:lang w:val="de-DE"/>
+        </w:rPr>
+        <w:t>5</w:t>
+      </w:r>
+      <w:r>
+        <w:rPr>
+          <w:rFonts w:ascii="Times New Roman" w:hAnsi="Times New Roman" w:cs="Times New Roman"/>
+          <w:sz w:val="20"/>
+          <w:szCs w:val="20"/>
+          <w:lang w:val="de-DE"/>
+        </w:rPr>
+        <w:t xml:space="preserve">, </w:t>
+      </w:r>
+      <w:r>
+        <w:rPr>
+          <w:rFonts w:ascii="Times New Roman" w:hAnsi="Times New Roman" w:cs="Times New Roman"/>
+          <w:sz w:val="20"/>
+          <w:szCs w:val="20"/>
+          <w:lang w:val="de-DE"/>
+        </w:rPr>
+        <w:t>2</w:t>
+      </w:r>
+      <w:r>
+        <w:rPr>
+          <w:rFonts w:ascii="Times New Roman" w:hAnsi="Times New Roman" w:cs="Times New Roman"/>
+          <w:sz w:val="20"/>
+          <w:szCs w:val="20"/>
+          <w:lang w:val="de-DE"/>
+        </w:rPr>
+        <w:t>/</w:t>
+      </w:r>
+      <w:r>
+        <w:rPr>
+          <w:rFonts w:ascii="Times New Roman" w:hAnsi="Times New Roman" w:cs="Times New Roman"/>
+          <w:sz w:val="20"/>
+          <w:szCs w:val="20"/>
+          <w:lang w:val="de-DE"/>
+        </w:rPr>
+        <w:t>3</w:t>
+      </w:r>
+      <w:r>
+        <w:rPr>
+          <w:rFonts w:ascii="Times New Roman" w:hAnsi="Times New Roman" w:cs="Times New Roman"/>
+          <w:sz w:val="20"/>
+          <w:szCs w:val="20"/>
+          <w:lang w:val="de-DE"/>
+        </w:rPr>
+        <w:t>) mit 1 eingelegten Blatt (Bl. 4)</w:t>
+      </w:r>
       <w:r>
         <w:rPr>
           <w:rFonts w:ascii="Times New Roman" w:hAnsi="Times New Roman" w:cs="Times New Roman"/>
@@ -425,98 +444,6 @@
           <w:szCs w:val="20"/>
           <w:lang w:val="de-DE"/>
         </w:rPr>
-        <w:t>1/</w:t>
-      </w:r>
-      <w:r>
-        <w:rPr>
-          <w:rFonts w:ascii="Times New Roman" w:hAnsi="Times New Roman" w:cs="Times New Roman"/>
-          <w:sz w:val="20"/>
-          <w:szCs w:val="20"/>
-          <w:lang w:val="de-DE"/>
-        </w:rPr>
-        <w:t>5</w:t>
-      </w:r>
-      <w:r>
-        <w:rPr>
-          <w:rFonts w:ascii="Times New Roman" w:hAnsi="Times New Roman" w:cs="Times New Roman"/>
-          <w:sz w:val="20"/>
-          <w:szCs w:val="20"/>
-          <w:lang w:val="de-DE"/>
-        </w:rPr>
-        <w:t xml:space="preserve">, </w:t>
-      </w:r>
-      <w:r>
-        <w:rPr>
-          <w:rFonts w:ascii="Times New Roman" w:hAnsi="Times New Roman" w:cs="Times New Roman"/>
-          <w:sz w:val="20"/>
-          <w:szCs w:val="20"/>
-          <w:lang w:val="de-DE"/>
-        </w:rPr>
-        <w:t>2</w:t>
-      </w:r>
-      <w:r>
-        <w:rPr>
-          <w:rFonts w:ascii="Times New Roman" w:hAnsi="Times New Roman" w:cs="Times New Roman"/>
-          <w:sz w:val="20"/>
-          <w:szCs w:val="20"/>
-          <w:lang w:val="de-DE"/>
-        </w:rPr>
-        <w:t>/</w:t>
-      </w:r>
-      <w:r>
-        <w:rPr>
-          <w:rFonts w:ascii="Times New Roman" w:hAnsi="Times New Roman" w:cs="Times New Roman"/>
-          <w:sz w:val="20"/>
-          <w:szCs w:val="20"/>
-          <w:lang w:val="de-DE"/>
-        </w:rPr>
-        <w:t>3</w:t>
-      </w:r>
-      <w:r>
-        <w:rPr>
-          <w:rFonts w:ascii="Times New Roman" w:hAnsi="Times New Roman" w:cs="Times New Roman"/>
-          <w:sz w:val="20"/>
-          <w:szCs w:val="20"/>
-          <w:lang w:val="de-DE"/>
-        </w:rPr>
-        <w:t>) mit 1 eingelegten Blatt (</w:t>
-      </w:r>
-      <w:proofErr w:type="spellStart"/>
-      <w:r>
-        <w:rPr>
-          <w:rFonts w:ascii="Times New Roman" w:hAnsi="Times New Roman" w:cs="Times New Roman"/>
-          <w:sz w:val="20"/>
-          <w:szCs w:val="20"/>
-          <w:lang w:val="de-DE"/>
-        </w:rPr>
-        <w:t>Bl</w:t>
-      </w:r>
-      <w:proofErr w:type="spellEnd"/>
-      <w:r>
-        <w:rPr>
-          <w:rFonts w:ascii="Times New Roman" w:hAnsi="Times New Roman" w:cs="Times New Roman"/>
-          <w:sz w:val="20"/>
-          <w:szCs w:val="20"/>
-          <w:lang w:val="de-DE"/>
-        </w:rPr>
-        <w:t>. 4)</w:t>
-      </w:r>
-      <w:r>
-        <w:rPr>
-          <w:rFonts w:ascii="Times New Roman" w:hAnsi="Times New Roman" w:cs="Times New Roman"/>
-          <w:sz w:val="20"/>
-          <w:szCs w:val="20"/>
-          <w:lang w:val="de-DE"/>
-        </w:rPr>
-        <w:t xml:space="preserve">. </w:t>
-      </w:r>
-      <w:r>
-        <w:rPr>
-          <w:rFonts w:ascii="Times New Roman" w:hAnsi="Times New Roman" w:cs="Times New Roman"/>
-          <w:sz w:val="20"/>
-          <w:szCs w:val="20"/>
-          <w:lang w:val="de-DE"/>
-        </w:rPr>
         <w:t xml:space="preserve">Archivalisch mit Bleistift paginiert von </w:t>
       </w:r>
       <w:r>
@@ -584,27 +511,7 @@
           <w:szCs w:val="20"/>
           <w:lang w:val="de-DE"/>
         </w:rPr>
-        <w:t xml:space="preserve">auf </w:t>
-      </w:r>
-      <w:proofErr w:type="spellStart"/>
-      <w:r>
-        <w:rPr>
-          <w:rFonts w:ascii="Times New Roman" w:hAnsi="Times New Roman" w:cs="Times New Roman"/>
-          <w:sz w:val="20"/>
-          <w:szCs w:val="20"/>
-          <w:lang w:val="de-DE"/>
-        </w:rPr>
-        <w:t>Bl</w:t>
-      </w:r>
-      <w:proofErr w:type="spellEnd"/>
-      <w:r>
-        <w:rPr>
-          <w:rFonts w:ascii="Times New Roman" w:hAnsi="Times New Roman" w:cs="Times New Roman"/>
-          <w:sz w:val="20"/>
-          <w:szCs w:val="20"/>
-          <w:lang w:val="de-DE"/>
-        </w:rPr>
-        <w:t>. 1–5</w:t>
+        <w:t>auf Bl. 1–5</w:t>
       </w:r>
       <w:r>
         <w:rPr>
@@ -622,47 +529,7 @@
           <w:szCs w:val="20"/>
           <w:lang w:val="de-DE"/>
         </w:rPr>
-        <w:t>unten links (</w:t>
-      </w:r>
-      <w:proofErr w:type="spellStart"/>
-      <w:r>
-        <w:rPr>
-          <w:rFonts w:ascii="Times New Roman" w:hAnsi="Times New Roman" w:cs="Times New Roman"/>
-          <w:sz w:val="20"/>
-          <w:szCs w:val="20"/>
-          <w:lang w:val="de-DE"/>
-        </w:rPr>
-        <w:t>recto</w:t>
-      </w:r>
-      <w:proofErr w:type="spellEnd"/>
-      <w:r>
-        <w:rPr>
-          <w:rFonts w:ascii="Times New Roman" w:hAnsi="Times New Roman" w:cs="Times New Roman"/>
-          <w:sz w:val="20"/>
-          <w:szCs w:val="20"/>
-          <w:lang w:val="de-DE"/>
-        </w:rPr>
-        <w:t>) oder rechts (</w:t>
-      </w:r>
-      <w:proofErr w:type="spellStart"/>
-      <w:r>
-        <w:rPr>
-          <w:rFonts w:ascii="Times New Roman" w:hAnsi="Times New Roman" w:cs="Times New Roman"/>
-          <w:sz w:val="20"/>
-          <w:szCs w:val="20"/>
-          <w:lang w:val="de-DE"/>
-        </w:rPr>
-        <w:t>verso</w:t>
-      </w:r>
-      <w:proofErr w:type="spellEnd"/>
-      <w:r>
-        <w:rPr>
-          <w:rFonts w:ascii="Times New Roman" w:hAnsi="Times New Roman" w:cs="Times New Roman"/>
-          <w:sz w:val="20"/>
-          <w:szCs w:val="20"/>
-          <w:lang w:val="de-DE"/>
-        </w:rPr>
-        <w:t>)</w:t>
+        <w:t>unten links (recto) oder rechts (verso)</w:t>
       </w:r>
       <w:r>
         <w:rPr>
@@ -682,25 +549,14 @@
         </w:rPr>
         <w:t xml:space="preserve"> </w:t>
       </w:r>
-      <w:proofErr w:type="spellStart"/>
-      <w:r>
-        <w:rPr>
-          <w:rFonts w:ascii="Times New Roman" w:hAnsi="Times New Roman" w:cs="Times New Roman"/>
-          <w:sz w:val="20"/>
-          <w:szCs w:val="20"/>
-          <w:lang w:val="de-DE"/>
-        </w:rPr>
-        <w:t>Bl</w:t>
-      </w:r>
-      <w:proofErr w:type="spellEnd"/>
-      <w:r>
-        <w:rPr>
-          <w:rFonts w:ascii="Times New Roman" w:hAnsi="Times New Roman" w:cs="Times New Roman"/>
-          <w:sz w:val="20"/>
-          <w:szCs w:val="20"/>
-          <w:lang w:val="de-DE"/>
-        </w:rPr>
-        <w:t xml:space="preserve">. </w:t>
+      <w:r>
+        <w:rPr>
+          <w:rFonts w:ascii="Times New Roman" w:hAnsi="Times New Roman" w:cs="Times New Roman"/>
+          <w:sz w:val="20"/>
+          <w:szCs w:val="20"/>
+          <w:lang w:val="de-DE"/>
+        </w:rPr>
+        <w:t xml:space="preserve">Bl. </w:t>
       </w:r>
       <w:r>
         <w:rPr>
@@ -783,47 +639,7 @@
           <w:szCs w:val="20"/>
           <w:lang w:val="de-DE"/>
         </w:rPr>
-        <w:t>Rissspuren am linken (</w:t>
-      </w:r>
-      <w:proofErr w:type="spellStart"/>
-      <w:r>
-        <w:rPr>
-          <w:rFonts w:ascii="Times New Roman" w:hAnsi="Times New Roman" w:cs="Times New Roman"/>
-          <w:sz w:val="20"/>
-          <w:szCs w:val="20"/>
-          <w:lang w:val="de-DE"/>
-        </w:rPr>
-        <w:t>recto</w:t>
-      </w:r>
-      <w:proofErr w:type="spellEnd"/>
-      <w:r>
-        <w:rPr>
-          <w:rFonts w:ascii="Times New Roman" w:hAnsi="Times New Roman" w:cs="Times New Roman"/>
-          <w:sz w:val="20"/>
-          <w:szCs w:val="20"/>
-          <w:lang w:val="de-DE"/>
-        </w:rPr>
-        <w:t xml:space="preserve">) Rand von </w:t>
-      </w:r>
-      <w:proofErr w:type="spellStart"/>
-      <w:r>
-        <w:rPr>
-          <w:rFonts w:ascii="Times New Roman" w:hAnsi="Times New Roman" w:cs="Times New Roman"/>
-          <w:sz w:val="20"/>
-          <w:szCs w:val="20"/>
-          <w:lang w:val="de-DE"/>
-        </w:rPr>
-        <w:t>Bl</w:t>
-      </w:r>
-      <w:proofErr w:type="spellEnd"/>
-      <w:r>
-        <w:rPr>
-          <w:rFonts w:ascii="Times New Roman" w:hAnsi="Times New Roman" w:cs="Times New Roman"/>
-          <w:sz w:val="20"/>
-          <w:szCs w:val="20"/>
-          <w:lang w:val="de-DE"/>
-        </w:rPr>
-        <w:t xml:space="preserve">. </w:t>
+        <w:t xml:space="preserve">Rissspuren am linken (recto) Rand von Bl. </w:t>
       </w:r>
       <w:r>
         <w:rPr>
@@ -1305,7 +1121,6 @@
         </w:rPr>
         <w:t xml:space="preserve">3 </w:t>
       </w:r>
-      <w:proofErr w:type="spellStart"/>
       <w:r>
         <w:rPr>
           <w:rFonts w:ascii="Times New Roman" w:hAnsi="Times New Roman" w:cs="Times New Roman"/>
@@ -1332,7 +1147,6 @@
         </w:rPr>
         <w:t>o</w:t>
       </w:r>
-      <w:proofErr w:type="spellEnd"/>
       <w:r>
         <w:rPr>
           <w:rFonts w:ascii="Times New Roman" w:hAnsi="Times New Roman" w:cs="Times New Roman"/>
@@ -1456,7 +1270,6 @@
         </w:rPr>
         <w:t xml:space="preserve"> </w:t>
       </w:r>
-      <w:proofErr w:type="spellStart"/>
       <w:r>
         <w:rPr>
           <w:rFonts w:ascii="Times New Roman" w:hAnsi="Times New Roman" w:cs="Times New Roman"/>
@@ -1481,7 +1294,6 @@
         </w:rPr>
         <w:t>o</w:t>
       </w:r>
-      <w:proofErr w:type="spellEnd"/>
       <w:r>
         <w:rPr>
           <w:rFonts w:ascii="Times New Roman" w:hAnsi="Times New Roman" w:cs="Times New Roman"/>
@@ -1509,7 +1321,6 @@
         </w:rPr>
         <w:t xml:space="preserve">[violetter Buntstift] [ganze Zeile gestrichen mit Bleistift, </w:t>
       </w:r>
-      <w:proofErr w:type="spellStart"/>
       <w:r>
         <w:rPr>
           <w:rFonts w:ascii="Times New Roman" w:hAnsi="Times New Roman" w:cs="Times New Roman"/>
@@ -1536,7 +1347,6 @@
         </w:rPr>
         <w:t>o</w:t>
       </w:r>
-      <w:proofErr w:type="spellEnd"/>
       <w:r>
         <w:rPr>
           <w:rFonts w:ascii="Times New Roman" w:hAnsi="Times New Roman" w:cs="Times New Roman"/>
@@ -1623,9 +1433,8 @@
           <w:sz w:val="20"/>
           <w:szCs w:val="20"/>
         </w:rPr>
-        <w:t xml:space="preserve">op. 7 </w:t>
-      </w:r>
-      <w:proofErr w:type="spellStart"/>
+        <w:t>op. 7 N</w:t>
+      </w:r>
       <w:r>
         <w:rPr>
           <w:rFonts w:ascii="Times New Roman" w:hAnsi="Times New Roman" w:cs="Times New Roman"/>
@@ -1634,8 +1443,10 @@
           <w:strike/>
           <w:sz w:val="20"/>
           <w:szCs w:val="20"/>
-        </w:rPr>
-        <w:t>N</w:t>
+          <w:u w:val="double"/>
+          <w:vertAlign w:val="superscript"/>
+        </w:rPr>
+        <w:t>o</w:t>
       </w:r>
       <w:r>
         <w:rPr>
@@ -1645,49 +1456,55 @@
           <w:strike/>
           <w:sz w:val="20"/>
           <w:szCs w:val="20"/>
-          <w:u w:val="double"/>
-          <w:vertAlign w:val="superscript"/>
-        </w:rPr>
-        <w:t>o</w:t>
-      </w:r>
-      <w:proofErr w:type="spellEnd"/>
+        </w:rPr>
+        <w:t xml:space="preserve"> 2</w:t>
+      </w:r>
+      <w:r>
+        <w:rPr>
+          <w:rFonts w:ascii="Times New Roman" w:hAnsi="Times New Roman" w:cs="Times New Roman"/>
+          <w:sz w:val="20"/>
+          <w:szCs w:val="20"/>
+          <w:lang w:val="de-DE"/>
+        </w:rPr>
+        <w:t xml:space="preserve"> [Bleistift</w:t>
+      </w:r>
+      <w:r>
+        <w:rPr>
+          <w:rFonts w:ascii="Times New Roman" w:hAnsi="Times New Roman" w:cs="Times New Roman"/>
+          <w:sz w:val="20"/>
+          <w:szCs w:val="20"/>
+          <w:lang w:val="de-DE"/>
+        </w:rPr>
+        <w:t>, gestrichen mit Bleistift</w:t>
+      </w:r>
+      <w:r>
+        <w:rPr>
+          <w:rFonts w:ascii="Times New Roman" w:hAnsi="Times New Roman" w:cs="Times New Roman"/>
+          <w:sz w:val="20"/>
+          <w:szCs w:val="20"/>
+          <w:lang w:val="de-DE"/>
+        </w:rPr>
+        <w:t>] | &lt;</w:t>
+      </w:r>
       <w:r>
         <w:rPr>
           <w:rFonts w:ascii="Times New Roman" w:hAnsi="Times New Roman" w:cs="Times New Roman"/>
           <w:i/>
           <w:iCs/>
-          <w:strike/>
-          <w:sz w:val="20"/>
-          <w:szCs w:val="20"/>
-        </w:rPr>
-        <w:t xml:space="preserve"> 2</w:t>
-      </w:r>
-      <w:r>
-        <w:rPr>
-          <w:rFonts w:ascii="Times New Roman" w:hAnsi="Times New Roman" w:cs="Times New Roman"/>
-          <w:sz w:val="20"/>
-          <w:szCs w:val="20"/>
-          <w:lang w:val="de-DE"/>
-        </w:rPr>
-        <w:t xml:space="preserve"> [Bleistift</w:t>
-      </w:r>
-      <w:r>
-        <w:rPr>
-          <w:rFonts w:ascii="Times New Roman" w:hAnsi="Times New Roman" w:cs="Times New Roman"/>
-          <w:sz w:val="20"/>
-          <w:szCs w:val="20"/>
-          <w:lang w:val="de-DE"/>
-        </w:rPr>
-        <w:t>, gestrichen mit Bleistift</w:t>
-      </w:r>
-      <w:r>
-        <w:rPr>
-          <w:rFonts w:ascii="Times New Roman" w:hAnsi="Times New Roman" w:cs="Times New Roman"/>
-          <w:sz w:val="20"/>
-          <w:szCs w:val="20"/>
-          <w:lang w:val="de-DE"/>
-        </w:rPr>
-        <w:t>] | &lt;</w:t>
+          <w:sz w:val="20"/>
+          <w:szCs w:val="20"/>
+          <w:lang w:val="de-DE"/>
+        </w:rPr>
+        <w:t>op. 9</w:t>
+      </w:r>
+      <w:r>
+        <w:rPr>
+          <w:rFonts w:ascii="Times New Roman" w:hAnsi="Times New Roman" w:cs="Times New Roman"/>
+          <w:sz w:val="20"/>
+          <w:szCs w:val="20"/>
+          <w:lang w:val="de-DE"/>
+        </w:rPr>
+        <w:t xml:space="preserve"> | </w:t>
       </w:r>
       <w:r>
         <w:rPr>
@@ -1698,26 +1515,6 @@
           <w:szCs w:val="20"/>
           <w:lang w:val="de-DE"/>
         </w:rPr>
-        <w:t>op. 9</w:t>
-      </w:r>
-      <w:r>
-        <w:rPr>
-          <w:rFonts w:ascii="Times New Roman" w:hAnsi="Times New Roman" w:cs="Times New Roman"/>
-          <w:sz w:val="20"/>
-          <w:szCs w:val="20"/>
-          <w:lang w:val="de-DE"/>
-        </w:rPr>
-        <w:t xml:space="preserve"> | </w:t>
-      </w:r>
-      <w:r>
-        <w:rPr>
-          <w:rFonts w:ascii="Times New Roman" w:hAnsi="Times New Roman" w:cs="Times New Roman"/>
-          <w:i/>
-          <w:iCs/>
-          <w:sz w:val="20"/>
-          <w:szCs w:val="20"/>
-          <w:lang w:val="de-DE"/>
-        </w:rPr>
         <w:t>(1911 u. 1913)</w:t>
       </w:r>
       <w:r>
@@ -1727,27 +1524,7 @@
           <w:szCs w:val="20"/>
           <w:lang w:val="de-DE"/>
         </w:rPr>
-        <w:t xml:space="preserve"> [Bleistift]&gt; auf </w:t>
-      </w:r>
-      <w:proofErr w:type="spellStart"/>
-      <w:r>
-        <w:rPr>
-          <w:rFonts w:ascii="Times New Roman" w:hAnsi="Times New Roman" w:cs="Times New Roman"/>
-          <w:sz w:val="20"/>
-          <w:szCs w:val="20"/>
-          <w:lang w:val="de-DE"/>
-        </w:rPr>
-        <w:t>Bl</w:t>
-      </w:r>
-      <w:proofErr w:type="spellEnd"/>
-      <w:r>
-        <w:rPr>
-          <w:rFonts w:ascii="Times New Roman" w:hAnsi="Times New Roman" w:cs="Times New Roman"/>
-          <w:sz w:val="20"/>
-          <w:szCs w:val="20"/>
-          <w:lang w:val="de-DE"/>
-        </w:rPr>
-        <w:t>. 1</w:t>
+        <w:t xml:space="preserve"> [Bleistift]&gt; auf Bl. 1</w:t>
       </w:r>
       <w:r>
         <w:rPr>
@@ -1796,9 +1573,16 @@
           <w:sz w:val="20"/>
           <w:szCs w:val="20"/>
         </w:rPr>
-        <w:t xml:space="preserve">Anton v. Webern </w:t>
-      </w:r>
-      <w:proofErr w:type="spellStart"/>
+        <w:t>Anton v. Webern op</w:t>
+      </w:r>
+      <w:r>
+        <w:rPr>
+          <w:rFonts w:ascii="Times New Roman" w:hAnsi="Times New Roman" w:cs="Times New Roman"/>
+          <w:sz w:val="20"/>
+          <w:szCs w:val="20"/>
+        </w:rPr>
+        <w:t xml:space="preserve">[.] </w:t>
+      </w:r>
       <w:r>
         <w:rPr>
           <w:rFonts w:ascii="Times New Roman" w:hAnsi="Times New Roman" w:cs="Times New Roman"/>
@@ -1807,16 +1591,7 @@
           <w:sz w:val="20"/>
           <w:szCs w:val="20"/>
         </w:rPr>
-        <w:t>op</w:t>
-      </w:r>
-      <w:proofErr w:type="spellEnd"/>
-      <w:r>
-        <w:rPr>
-          <w:rFonts w:ascii="Times New Roman" w:hAnsi="Times New Roman" w:cs="Times New Roman"/>
-          <w:sz w:val="20"/>
-          <w:szCs w:val="20"/>
-        </w:rPr>
-        <w:t xml:space="preserve">[.] </w:t>
+        <w:t>5 N</w:t>
       </w:r>
       <w:r>
         <w:rPr>
@@ -1825,10 +1600,11 @@
           <w:iCs/>
           <w:sz w:val="20"/>
           <w:szCs w:val="20"/>
-        </w:rPr>
-        <w:t xml:space="preserve">5 </w:t>
-      </w:r>
-      <w:proofErr w:type="spellStart"/>
+          <w:u w:val="double"/>
+          <w:vertAlign w:val="superscript"/>
+        </w:rPr>
+        <w:t>o</w:t>
+      </w:r>
       <w:r>
         <w:rPr>
           <w:rFonts w:ascii="Times New Roman" w:hAnsi="Times New Roman" w:cs="Times New Roman"/>
@@ -1837,29 +1613,6 @@
           <w:sz w:val="20"/>
           <w:szCs w:val="20"/>
         </w:rPr>
-        <w:t>N</w:t>
-      </w:r>
-      <w:r>
-        <w:rPr>
-          <w:rFonts w:ascii="Times New Roman" w:hAnsi="Times New Roman" w:cs="Times New Roman"/>
-          <w:i/>
-          <w:iCs/>
-          <w:sz w:val="20"/>
-          <w:szCs w:val="20"/>
-          <w:u w:val="double"/>
-          <w:vertAlign w:val="superscript"/>
-        </w:rPr>
-        <w:t>o</w:t>
-      </w:r>
-      <w:proofErr w:type="spellEnd"/>
-      <w:r>
-        <w:rPr>
-          <w:rFonts w:ascii="Times New Roman" w:hAnsi="Times New Roman" w:cs="Times New Roman"/>
-          <w:i/>
-          <w:iCs/>
-          <w:sz w:val="20"/>
-          <w:szCs w:val="20"/>
-        </w:rPr>
         <w:t xml:space="preserve"> 2</w:t>
       </w:r>
       <w:r>
@@ -1868,33 +1621,15 @@
           <w:sz w:val="20"/>
           <w:szCs w:val="20"/>
         </w:rPr>
-        <w:t xml:space="preserve"> auf </w:t>
-      </w:r>
-      <w:proofErr w:type="spellStart"/>
-      <w:r>
-        <w:rPr>
-          <w:rFonts w:ascii="Times New Roman" w:hAnsi="Times New Roman" w:cs="Times New Roman"/>
-          <w:sz w:val="20"/>
-          <w:szCs w:val="20"/>
-        </w:rPr>
-        <w:t>B</w:t>
-      </w:r>
-      <w:r>
-        <w:rPr>
-          <w:rFonts w:ascii="Times New Roman" w:hAnsi="Times New Roman" w:cs="Times New Roman"/>
-          <w:sz w:val="20"/>
-          <w:szCs w:val="20"/>
-        </w:rPr>
-        <w:t>l</w:t>
-      </w:r>
-      <w:proofErr w:type="spellEnd"/>
-      <w:r>
-        <w:rPr>
-          <w:rFonts w:ascii="Times New Roman" w:hAnsi="Times New Roman" w:cs="Times New Roman"/>
-          <w:sz w:val="20"/>
-          <w:szCs w:val="20"/>
-        </w:rPr>
-        <w:t>. 2</w:t>
+        <w:t xml:space="preserve"> auf B</w:t>
+      </w:r>
+      <w:r>
+        <w:rPr>
+          <w:rFonts w:ascii="Times New Roman" w:hAnsi="Times New Roman" w:cs="Times New Roman"/>
+          <w:sz w:val="20"/>
+          <w:szCs w:val="20"/>
+        </w:rPr>
+        <w:t>l. 2</w:t>
       </w:r>
       <w:r>
         <w:rPr>
@@ -1950,27 +1685,7 @@
           <w:szCs w:val="20"/>
           <w:lang w:val="de-DE"/>
         </w:rPr>
-        <w:t xml:space="preserve">auf </w:t>
-      </w:r>
-      <w:proofErr w:type="spellStart"/>
-      <w:r>
-        <w:rPr>
-          <w:rFonts w:ascii="Times New Roman" w:hAnsi="Times New Roman" w:cs="Times New Roman"/>
-          <w:sz w:val="20"/>
-          <w:szCs w:val="20"/>
-          <w:lang w:val="de-DE"/>
-        </w:rPr>
-        <w:t>Bl</w:t>
-      </w:r>
-      <w:proofErr w:type="spellEnd"/>
-      <w:r>
-        <w:rPr>
-          <w:rFonts w:ascii="Times New Roman" w:hAnsi="Times New Roman" w:cs="Times New Roman"/>
-          <w:sz w:val="20"/>
-          <w:szCs w:val="20"/>
-          <w:lang w:val="de-DE"/>
-        </w:rPr>
-        <w:t>. 2</w:t>
+        <w:t>auf Bl. 2</w:t>
       </w:r>
       <w:r>
         <w:rPr>
@@ -1998,16 +1713,7 @@
           <w:szCs w:val="20"/>
           <w:lang w:val="de-DE"/>
         </w:rPr>
-        <w:t xml:space="preserve"> </w:t>
-      </w:r>
-      <w:r>
-        <w:rPr>
-          <w:rFonts w:ascii="Times New Roman" w:hAnsi="Times New Roman" w:cs="Times New Roman"/>
-          <w:sz w:val="20"/>
-          <w:szCs w:val="20"/>
-          <w:lang w:val="de-DE"/>
-        </w:rPr>
-        <w:t>(</w:t>
+        <w:t xml:space="preserve"> (</w:t>
       </w:r>
       <w:r>
         <w:rPr>
@@ -2107,27 +1813,7 @@
           <w:szCs w:val="20"/>
           <w:lang w:val="de-DE"/>
         </w:rPr>
-        <w:t xml:space="preserve">auf </w:t>
-      </w:r>
-      <w:proofErr w:type="spellStart"/>
-      <w:r>
-        <w:rPr>
-          <w:rFonts w:ascii="Times New Roman" w:hAnsi="Times New Roman" w:cs="Times New Roman"/>
-          <w:sz w:val="20"/>
-          <w:szCs w:val="20"/>
-          <w:lang w:val="de-DE"/>
-        </w:rPr>
-        <w:t>Bl</w:t>
-      </w:r>
-      <w:proofErr w:type="spellEnd"/>
-      <w:r>
-        <w:rPr>
-          <w:rFonts w:ascii="Times New Roman" w:hAnsi="Times New Roman" w:cs="Times New Roman"/>
-          <w:sz w:val="20"/>
-          <w:szCs w:val="20"/>
-          <w:lang w:val="de-DE"/>
-        </w:rPr>
-        <w:t>. 2</w:t>
+        <w:t>auf Bl. 2</w:t>
       </w:r>
       <w:r>
         <w:rPr>
@@ -2155,16 +1841,7 @@
           <w:szCs w:val="20"/>
           <w:lang w:val="de-DE"/>
         </w:rPr>
-        <w:t xml:space="preserve"> </w:t>
-      </w:r>
-      <w:r>
-        <w:rPr>
-          <w:rFonts w:ascii="Times New Roman" w:hAnsi="Times New Roman" w:cs="Times New Roman"/>
-          <w:sz w:val="20"/>
-          <w:szCs w:val="20"/>
-          <w:lang w:val="de-DE"/>
-        </w:rPr>
-        <w:t>(</w:t>
+        <w:t xml:space="preserve"> (</w:t>
       </w:r>
       <w:r>
         <w:rPr>
@@ -2284,27 +1961,7 @@
           <w:szCs w:val="20"/>
           <w:lang w:val="de-DE"/>
         </w:rPr>
-        <w:t xml:space="preserve">auf </w:t>
-      </w:r>
-      <w:proofErr w:type="spellStart"/>
-      <w:r>
-        <w:rPr>
-          <w:rFonts w:ascii="Times New Roman" w:hAnsi="Times New Roman" w:cs="Times New Roman"/>
-          <w:sz w:val="20"/>
-          <w:szCs w:val="20"/>
-          <w:lang w:val="de-DE"/>
-        </w:rPr>
-        <w:t>Bl</w:t>
-      </w:r>
-      <w:proofErr w:type="spellEnd"/>
-      <w:r>
-        <w:rPr>
-          <w:rFonts w:ascii="Times New Roman" w:hAnsi="Times New Roman" w:cs="Times New Roman"/>
-          <w:sz w:val="20"/>
-          <w:szCs w:val="20"/>
-          <w:lang w:val="de-DE"/>
-        </w:rPr>
-        <w:t>. 2</w:t>
+        <w:t>auf Bl. 2</w:t>
       </w:r>
       <w:r>
         <w:rPr>
@@ -2332,16 +1989,7 @@
           <w:szCs w:val="20"/>
           <w:lang w:val="de-DE"/>
         </w:rPr>
-        <w:t xml:space="preserve"> </w:t>
-      </w:r>
-      <w:r>
-        <w:rPr>
-          <w:rFonts w:ascii="Times New Roman" w:hAnsi="Times New Roman" w:cs="Times New Roman"/>
-          <w:sz w:val="20"/>
-          <w:szCs w:val="20"/>
-          <w:lang w:val="de-DE"/>
-        </w:rPr>
-        <w:t>(</w:t>
+        <w:t xml:space="preserve"> (</w:t>
       </w:r>
       <w:r>
         <w:rPr>
@@ -2461,27 +2109,7 @@
           <w:szCs w:val="20"/>
           <w:lang w:val="de-DE"/>
         </w:rPr>
-        <w:t xml:space="preserve">auf </w:t>
-      </w:r>
-      <w:proofErr w:type="spellStart"/>
-      <w:r>
-        <w:rPr>
-          <w:rFonts w:ascii="Times New Roman" w:hAnsi="Times New Roman" w:cs="Times New Roman"/>
-          <w:sz w:val="20"/>
-          <w:szCs w:val="20"/>
-          <w:lang w:val="de-DE"/>
-        </w:rPr>
-        <w:t>Bl</w:t>
-      </w:r>
-      <w:proofErr w:type="spellEnd"/>
-      <w:r>
-        <w:rPr>
-          <w:rFonts w:ascii="Times New Roman" w:hAnsi="Times New Roman" w:cs="Times New Roman"/>
-          <w:sz w:val="20"/>
-          <w:szCs w:val="20"/>
-          <w:lang w:val="de-DE"/>
-        </w:rPr>
-        <w:t>. 3</w:t>
+        <w:t>auf Bl. 3</w:t>
       </w:r>
       <w:r>
         <w:rPr>
@@ -2509,16 +2137,7 @@
           <w:szCs w:val="20"/>
           <w:lang w:val="de-DE"/>
         </w:rPr>
-        <w:t xml:space="preserve"> </w:t>
-      </w:r>
-      <w:r>
-        <w:rPr>
-          <w:rFonts w:ascii="Times New Roman" w:hAnsi="Times New Roman" w:cs="Times New Roman"/>
-          <w:sz w:val="20"/>
-          <w:szCs w:val="20"/>
-          <w:lang w:val="de-DE"/>
-        </w:rPr>
-        <w:t>(</w:t>
+        <w:t xml:space="preserve"> (</w:t>
       </w:r>
       <w:r>
         <w:rPr>
@@ -2620,27 +2239,7 @@
           <w:szCs w:val="20"/>
           <w:lang w:val="de-DE"/>
         </w:rPr>
-        <w:t xml:space="preserve">auf </w:t>
-      </w:r>
-      <w:proofErr w:type="spellStart"/>
-      <w:r>
-        <w:rPr>
-          <w:rFonts w:ascii="Times New Roman" w:hAnsi="Times New Roman" w:cs="Times New Roman"/>
-          <w:sz w:val="20"/>
-          <w:szCs w:val="20"/>
-          <w:lang w:val="de-DE"/>
-        </w:rPr>
-        <w:t>Bl</w:t>
-      </w:r>
-      <w:proofErr w:type="spellEnd"/>
-      <w:r>
-        <w:rPr>
-          <w:rFonts w:ascii="Times New Roman" w:hAnsi="Times New Roman" w:cs="Times New Roman"/>
-          <w:sz w:val="20"/>
-          <w:szCs w:val="20"/>
-          <w:lang w:val="de-DE"/>
-        </w:rPr>
-        <w:t>. 3</w:t>
+        <w:t>auf Bl. 3</w:t>
       </w:r>
       <w:r>
         <w:rPr>
@@ -2668,16 +2267,7 @@
           <w:szCs w:val="20"/>
           <w:lang w:val="de-DE"/>
         </w:rPr>
-        <w:t xml:space="preserve"> </w:t>
-      </w:r>
-      <w:r>
-        <w:rPr>
-          <w:rFonts w:ascii="Times New Roman" w:hAnsi="Times New Roman" w:cs="Times New Roman"/>
-          <w:sz w:val="20"/>
-          <w:szCs w:val="20"/>
-          <w:lang w:val="de-DE"/>
-        </w:rPr>
-        <w:t>(</w:t>
+        <w:t xml:space="preserve"> (</w:t>
       </w:r>
       <w:r>
         <w:rPr>
@@ -2779,27 +2369,7 @@
           <w:szCs w:val="20"/>
           <w:lang w:val="de-DE"/>
         </w:rPr>
-        <w:t xml:space="preserve">auf </w:t>
-      </w:r>
-      <w:proofErr w:type="spellStart"/>
-      <w:r>
-        <w:rPr>
-          <w:rFonts w:ascii="Times New Roman" w:hAnsi="Times New Roman" w:cs="Times New Roman"/>
-          <w:sz w:val="20"/>
-          <w:szCs w:val="20"/>
-          <w:lang w:val="de-DE"/>
-        </w:rPr>
-        <w:t>Bl</w:t>
-      </w:r>
-      <w:proofErr w:type="spellEnd"/>
-      <w:r>
-        <w:rPr>
-          <w:rFonts w:ascii="Times New Roman" w:hAnsi="Times New Roman" w:cs="Times New Roman"/>
-          <w:sz w:val="20"/>
-          <w:szCs w:val="20"/>
-          <w:lang w:val="de-DE"/>
-        </w:rPr>
-        <w:t>. 4</w:t>
+        <w:t>auf Bl. 4</w:t>
       </w:r>
       <w:r>
         <w:rPr>
@@ -2827,16 +2397,7 @@
           <w:szCs w:val="20"/>
           <w:lang w:val="de-DE"/>
         </w:rPr>
-        <w:t xml:space="preserve"> </w:t>
-      </w:r>
-      <w:r>
-        <w:rPr>
-          <w:rFonts w:ascii="Times New Roman" w:hAnsi="Times New Roman" w:cs="Times New Roman"/>
-          <w:sz w:val="20"/>
-          <w:szCs w:val="20"/>
-          <w:lang w:val="de-DE"/>
-        </w:rPr>
-        <w:t>(</w:t>
+        <w:t xml:space="preserve"> (</w:t>
       </w:r>
       <w:r>
         <w:rPr>
@@ -2942,27 +2503,7 @@
           <w:szCs w:val="20"/>
           <w:lang w:val="de-DE"/>
         </w:rPr>
-        <w:t xml:space="preserve"> auf </w:t>
-      </w:r>
-      <w:proofErr w:type="spellStart"/>
-      <w:r>
-        <w:rPr>
-          <w:rFonts w:ascii="Times New Roman" w:hAnsi="Times New Roman" w:cs="Times New Roman"/>
-          <w:sz w:val="20"/>
-          <w:szCs w:val="20"/>
-          <w:lang w:val="de-DE"/>
-        </w:rPr>
-        <w:t>Bl</w:t>
-      </w:r>
-      <w:proofErr w:type="spellEnd"/>
-      <w:r>
-        <w:rPr>
-          <w:rFonts w:ascii="Times New Roman" w:hAnsi="Times New Roman" w:cs="Times New Roman"/>
-          <w:sz w:val="20"/>
-          <w:szCs w:val="20"/>
-          <w:lang w:val="de-DE"/>
-        </w:rPr>
-        <w:t>. 1</w:t>
+        <w:t xml:space="preserve"> auf Bl. 1</w:t>
       </w:r>
       <w:r>
         <w:rPr>
@@ -3034,27 +2575,7 @@
           <w:szCs w:val="20"/>
           <w:lang w:val="de-DE"/>
         </w:rPr>
-        <w:t xml:space="preserve"> auf </w:t>
-      </w:r>
-      <w:proofErr w:type="spellStart"/>
-      <w:r>
-        <w:rPr>
-          <w:rFonts w:ascii="Times New Roman" w:hAnsi="Times New Roman" w:cs="Times New Roman"/>
-          <w:sz w:val="20"/>
-          <w:szCs w:val="20"/>
-          <w:lang w:val="de-DE"/>
-        </w:rPr>
-        <w:t>Bl</w:t>
-      </w:r>
-      <w:proofErr w:type="spellEnd"/>
-      <w:r>
-        <w:rPr>
-          <w:rFonts w:ascii="Times New Roman" w:hAnsi="Times New Roman" w:cs="Times New Roman"/>
-          <w:sz w:val="20"/>
-          <w:szCs w:val="20"/>
-          <w:lang w:val="de-DE"/>
-        </w:rPr>
-        <w:t>. 2</w:t>
+        <w:t xml:space="preserve"> auf Bl. 2</w:t>
       </w:r>
       <w:r>
         <w:rPr>
@@ -3291,27 +2812,7 @@
           <w:szCs w:val="20"/>
           <w:lang w:val="de-DE"/>
         </w:rPr>
-        <w:t xml:space="preserve"> auf </w:t>
-      </w:r>
-      <w:proofErr w:type="spellStart"/>
-      <w:r>
-        <w:rPr>
-          <w:rFonts w:ascii="Times New Roman" w:hAnsi="Times New Roman" w:cs="Times New Roman"/>
-          <w:sz w:val="20"/>
-          <w:szCs w:val="20"/>
-          <w:lang w:val="de-DE"/>
-        </w:rPr>
-        <w:t>Bl</w:t>
-      </w:r>
-      <w:proofErr w:type="spellEnd"/>
-      <w:r>
-        <w:rPr>
-          <w:rFonts w:ascii="Times New Roman" w:hAnsi="Times New Roman" w:cs="Times New Roman"/>
-          <w:sz w:val="20"/>
-          <w:szCs w:val="20"/>
-          <w:lang w:val="de-DE"/>
-        </w:rPr>
-        <w:t>. 2</w:t>
+        <w:t xml:space="preserve"> auf Bl. 2</w:t>
       </w:r>
       <w:r>
         <w:rPr>
@@ -3330,34 +2831,7 @@
           <w:szCs w:val="20"/>
           <w:lang w:val="de-DE"/>
         </w:rPr>
-        <w:t xml:space="preserve"> System </w:t>
-      </w:r>
-      <w:r>
-        <w:rPr>
-          <w:rFonts w:ascii="Times New Roman" w:hAnsi="Times New Roman" w:cs="Times New Roman"/>
-          <w:sz w:val="20"/>
-          <w:szCs w:val="20"/>
-          <w:lang w:val="de-DE"/>
-        </w:rPr>
-        <w:t>27</w:t>
-      </w:r>
-      <w:r>
-        <w:rPr>
-          <w:rFonts w:ascii="Times New Roman" w:hAnsi="Times New Roman" w:cs="Times New Roman"/>
-          <w:sz w:val="20"/>
-          <w:szCs w:val="20"/>
-          <w:lang w:val="de-DE"/>
-        </w:rPr>
-        <w:t>–</w:t>
-      </w:r>
-      <w:r>
-        <w:rPr>
-          <w:rFonts w:ascii="Times New Roman" w:hAnsi="Times New Roman" w:cs="Times New Roman"/>
-          <w:sz w:val="20"/>
-          <w:szCs w:val="20"/>
-          <w:lang w:val="de-DE"/>
-        </w:rPr>
-        <w:t>30 (</w:t>
+        <w:t xml:space="preserve"> System 27–30 (</w:t>
       </w:r>
       <w:r>
         <w:rPr>
@@ -3401,25 +2875,7 @@
           <w:szCs w:val="20"/>
           <w:lang w:val="de-DE"/>
         </w:rPr>
-        <w:t>)</w:t>
-      </w:r>
-      <w:r>
-        <w:rPr>
-          <w:rFonts w:ascii="Times New Roman" w:hAnsi="Times New Roman" w:cs="Times New Roman"/>
-          <w:sz w:val="20"/>
-          <w:szCs w:val="20"/>
-          <w:lang w:val="de-DE"/>
-        </w:rPr>
-        <w:t>;</w:t>
-      </w:r>
-      <w:r>
-        <w:rPr>
-          <w:rFonts w:ascii="Times New Roman" w:hAnsi="Times New Roman" w:cs="Times New Roman"/>
-          <w:sz w:val="20"/>
-          <w:szCs w:val="20"/>
-          <w:lang w:val="de-DE"/>
-        </w:rPr>
-        <w:t xml:space="preserve"> </w:t>
+        <w:t xml:space="preserve">); </w:t>
       </w:r>
     </w:p>
     <w:p>
@@ -3442,9 +2898,8 @@
           <w:szCs w:val="20"/>
           <w:lang w:val="en-US"/>
         </w:rPr>
-        <w:t xml:space="preserve">I. Violine | </w:t>
-      </w:r>
-      <w:proofErr w:type="spellStart"/>
+        <w:t xml:space="preserve">I. Violine | ohne D. | II. Viol. | ohne D. | Viola | ohne D. | Violoncello | </w:t>
+      </w:r>
       <w:r>
         <w:rPr>
           <w:rFonts w:ascii="Times New Roman" w:hAnsi="Times New Roman" w:cs="Times New Roman"/>
@@ -3454,9 +2909,8 @@
           <w:szCs w:val="20"/>
           <w:lang w:val="en-US"/>
         </w:rPr>
-        <w:t>ohne</w:t>
-      </w:r>
-      <w:proofErr w:type="spellEnd"/>
+        <w:t>mit</w:t>
+      </w:r>
       <w:r>
         <w:rPr>
           <w:rFonts w:ascii="Times New Roman" w:hAnsi="Times New Roman" w:cs="Times New Roman"/>
@@ -3477,137 +2931,8 @@
           <w:szCs w:val="20"/>
           <w:lang w:val="en-US"/>
         </w:rPr>
-        <w:t>.</w:t>
-      </w:r>
-      <w:r>
-        <w:rPr>
-          <w:rFonts w:ascii="Times New Roman" w:hAnsi="Times New Roman" w:cs="Times New Roman"/>
-          <w:i/>
-          <w:iCs/>
-          <w:sz w:val="20"/>
-          <w:szCs w:val="20"/>
-          <w:lang w:val="en-US"/>
-        </w:rPr>
-        <w:t xml:space="preserve"> | II. Viol</w:t>
-      </w:r>
-      <w:r>
-        <w:rPr>
-          <w:rFonts w:ascii="Times New Roman" w:hAnsi="Times New Roman" w:cs="Times New Roman"/>
-          <w:i/>
-          <w:iCs/>
-          <w:sz w:val="20"/>
-          <w:szCs w:val="20"/>
-          <w:lang w:val="en-US"/>
-        </w:rPr>
-        <w:t>.</w:t>
-      </w:r>
-      <w:r>
-        <w:rPr>
-          <w:rFonts w:ascii="Times New Roman" w:hAnsi="Times New Roman" w:cs="Times New Roman"/>
-          <w:i/>
-          <w:iCs/>
-          <w:sz w:val="20"/>
-          <w:szCs w:val="20"/>
-          <w:lang w:val="en-US"/>
-        </w:rPr>
-        <w:t xml:space="preserve"> | </w:t>
-      </w:r>
-      <w:proofErr w:type="spellStart"/>
-      <w:r>
-        <w:rPr>
-          <w:rFonts w:ascii="Times New Roman" w:hAnsi="Times New Roman" w:cs="Times New Roman"/>
-          <w:i/>
-          <w:iCs/>
-          <w:sz w:val="20"/>
-          <w:szCs w:val="20"/>
-          <w:lang w:val="en-US"/>
-        </w:rPr>
-        <w:t>ohne</w:t>
-      </w:r>
-      <w:proofErr w:type="spellEnd"/>
-      <w:r>
-        <w:rPr>
-          <w:rFonts w:ascii="Times New Roman" w:hAnsi="Times New Roman" w:cs="Times New Roman"/>
-          <w:i/>
-          <w:iCs/>
-          <w:sz w:val="20"/>
-          <w:szCs w:val="20"/>
-          <w:lang w:val="en-US"/>
-        </w:rPr>
-        <w:t xml:space="preserve"> D. | Viola | </w:t>
-      </w:r>
-      <w:proofErr w:type="spellStart"/>
-      <w:r>
-        <w:rPr>
-          <w:rFonts w:ascii="Times New Roman" w:hAnsi="Times New Roman" w:cs="Times New Roman"/>
-          <w:i/>
-          <w:iCs/>
-          <w:sz w:val="20"/>
-          <w:szCs w:val="20"/>
-          <w:lang w:val="en-US"/>
-        </w:rPr>
-        <w:t>ohne</w:t>
-      </w:r>
-      <w:proofErr w:type="spellEnd"/>
-      <w:r>
-        <w:rPr>
-          <w:rFonts w:ascii="Times New Roman" w:hAnsi="Times New Roman" w:cs="Times New Roman"/>
-          <w:i/>
-          <w:iCs/>
-          <w:sz w:val="20"/>
-          <w:szCs w:val="20"/>
-          <w:lang w:val="en-US"/>
-        </w:rPr>
-        <w:t xml:space="preserve"> D. | Violoncello | </w:t>
-      </w:r>
-      <w:proofErr w:type="spellStart"/>
-      <w:r>
-        <w:rPr>
-          <w:rFonts w:ascii="Times New Roman" w:hAnsi="Times New Roman" w:cs="Times New Roman"/>
-          <w:i/>
-          <w:iCs/>
-          <w:sz w:val="20"/>
-          <w:szCs w:val="20"/>
-          <w:lang w:val="en-US"/>
-        </w:rPr>
-        <w:t>mit</w:t>
-      </w:r>
-      <w:proofErr w:type="spellEnd"/>
-      <w:r>
-        <w:rPr>
-          <w:rFonts w:ascii="Times New Roman" w:hAnsi="Times New Roman" w:cs="Times New Roman"/>
-          <w:i/>
-          <w:iCs/>
-          <w:sz w:val="20"/>
-          <w:szCs w:val="20"/>
-          <w:lang w:val="en-US"/>
-        </w:rPr>
-        <w:t xml:space="preserve"> </w:t>
-      </w:r>
-      <w:proofErr w:type="spellStart"/>
-      <w:r>
-        <w:rPr>
-          <w:rFonts w:ascii="Times New Roman" w:hAnsi="Times New Roman" w:cs="Times New Roman"/>
-          <w:i/>
-          <w:iCs/>
-          <w:sz w:val="20"/>
-          <w:szCs w:val="20"/>
-          <w:lang w:val="en-US"/>
-        </w:rPr>
-        <w:t>D</w:t>
-      </w:r>
-      <w:r>
-        <w:rPr>
-          <w:rFonts w:ascii="Times New Roman" w:hAnsi="Times New Roman" w:cs="Times New Roman"/>
-          <w:i/>
-          <w:iCs/>
-          <w:sz w:val="20"/>
-          <w:szCs w:val="20"/>
-          <w:lang w:val="en-US"/>
-        </w:rPr>
         <w:t>ämpfer</w:t>
       </w:r>
-      <w:proofErr w:type="spellEnd"/>
       <w:r>
         <w:rPr>
           <w:rFonts w:ascii="Times New Roman" w:hAnsi="Times New Roman" w:cs="Times New Roman"/>
@@ -3735,7 +3060,7 @@
           <w:sz w:val="20"/>
           <w:szCs w:val="20"/>
         </w:rPr>
-        <w:t>I. Violine | m</w:t>
+        <w:t>I. Violine | mit Dämpfer | II. Violine | m</w:t>
       </w:r>
       <w:r>
         <w:rPr>
@@ -3755,26 +3080,6 @@
           <w:sz w:val="20"/>
           <w:szCs w:val="20"/>
         </w:rPr>
-        <w:t xml:space="preserve"> Dämpfer | II. Violine | m</w:t>
-      </w:r>
-      <w:r>
-        <w:rPr>
-          <w:rFonts w:ascii="Times New Roman" w:hAnsi="Times New Roman" w:cs="Times New Roman"/>
-          <w:i/>
-          <w:iCs/>
-          <w:sz w:val="20"/>
-          <w:szCs w:val="20"/>
-        </w:rPr>
-        <w:t>it</w:t>
-      </w:r>
-      <w:r>
-        <w:rPr>
-          <w:rFonts w:ascii="Times New Roman" w:hAnsi="Times New Roman" w:cs="Times New Roman"/>
-          <w:i/>
-          <w:iCs/>
-          <w:sz w:val="20"/>
-          <w:szCs w:val="20"/>
-        </w:rPr>
         <w:t xml:space="preserve"> Dämpfer | Viola | mit Dämpfer | Violoncello | mit Dämpfer</w:t>
       </w:r>
       <w:r>
@@ -3783,25 +3088,7 @@
           <w:sz w:val="20"/>
           <w:szCs w:val="20"/>
         </w:rPr>
-        <w:t xml:space="preserve"> auf </w:t>
-      </w:r>
-      <w:proofErr w:type="spellStart"/>
-      <w:r>
-        <w:rPr>
-          <w:rFonts w:ascii="Times New Roman" w:hAnsi="Times New Roman" w:cs="Times New Roman"/>
-          <w:sz w:val="20"/>
-          <w:szCs w:val="20"/>
-        </w:rPr>
-        <w:t>Bl</w:t>
-      </w:r>
-      <w:proofErr w:type="spellEnd"/>
-      <w:r>
-        <w:rPr>
-          <w:rFonts w:ascii="Times New Roman" w:hAnsi="Times New Roman" w:cs="Times New Roman"/>
-          <w:sz w:val="20"/>
-          <w:szCs w:val="20"/>
-        </w:rPr>
-        <w:t xml:space="preserve">. </w:t>
+        <w:t xml:space="preserve"> auf Bl. </w:t>
       </w:r>
       <w:r>
         <w:rPr>
@@ -3879,7 +3166,47 @@
           <w:szCs w:val="20"/>
           <w:vertAlign w:val="superscript"/>
         </w:rPr>
-        <w:t>b.</w:t>
+        <w:t>b.4</w:t>
+      </w:r>
+      <w:r>
+        <w:rPr>
+          <w:rFonts w:ascii="Times New Roman" w:hAnsi="Times New Roman" w:cs="Times New Roman"/>
+          <w:sz w:val="20"/>
+          <w:szCs w:val="20"/>
+        </w:rPr>
+        <w:t>)</w:t>
+      </w:r>
+      <w:r>
+        <w:rPr>
+          <w:rFonts w:ascii="Times New Roman" w:hAnsi="Times New Roman" w:cs="Times New Roman"/>
+          <w:sz w:val="20"/>
+          <w:szCs w:val="20"/>
+        </w:rPr>
+        <w:t>, System 20</w:t>
+      </w:r>
+      <w:r>
+        <w:rPr>
+          <w:rFonts w:ascii="Times New Roman" w:hAnsi="Times New Roman" w:cs="Times New Roman"/>
+          <w:sz w:val="20"/>
+          <w:szCs w:val="20"/>
+        </w:rPr>
+        <w:t>–</w:t>
+      </w:r>
+      <w:r>
+        <w:rPr>
+          <w:rFonts w:ascii="Times New Roman" w:hAnsi="Times New Roman" w:cs="Times New Roman"/>
+          <w:sz w:val="20"/>
+          <w:szCs w:val="20"/>
+        </w:rPr>
+        <w:t>23</w:t>
+      </w:r>
+      <w:r>
+        <w:rPr>
+          <w:rFonts w:ascii="Times New Roman" w:hAnsi="Times New Roman" w:cs="Times New Roman"/>
+          <w:sz w:val="20"/>
+          <w:szCs w:val="20"/>
+        </w:rPr>
+        <w:t xml:space="preserve"> (</w:t>
       </w:r>
       <w:r>
         <w:rPr>
@@ -3888,49 +3215,8 @@
           <w:bCs/>
           <w:sz w:val="20"/>
           <w:szCs w:val="20"/>
-          <w:vertAlign w:val="superscript"/>
-        </w:rPr>
-        <w:t>4</w:t>
-      </w:r>
-      <w:r>
-        <w:rPr>
-          <w:rFonts w:ascii="Times New Roman" w:hAnsi="Times New Roman" w:cs="Times New Roman"/>
-          <w:sz w:val="20"/>
-          <w:szCs w:val="20"/>
-        </w:rPr>
-        <w:t>)</w:t>
-      </w:r>
-      <w:r>
-        <w:rPr>
-          <w:rFonts w:ascii="Times New Roman" w:hAnsi="Times New Roman" w:cs="Times New Roman"/>
-          <w:sz w:val="20"/>
-          <w:szCs w:val="20"/>
-        </w:rPr>
-        <w:t>, System 20</w:t>
-      </w:r>
-      <w:r>
-        <w:rPr>
-          <w:rFonts w:ascii="Times New Roman" w:hAnsi="Times New Roman" w:cs="Times New Roman"/>
-          <w:sz w:val="20"/>
-          <w:szCs w:val="20"/>
-        </w:rPr>
-        <w:t>–</w:t>
-      </w:r>
-      <w:r>
-        <w:rPr>
-          <w:rFonts w:ascii="Times New Roman" w:hAnsi="Times New Roman" w:cs="Times New Roman"/>
-          <w:sz w:val="20"/>
-          <w:szCs w:val="20"/>
-        </w:rPr>
-        <w:t>23</w:t>
-      </w:r>
-      <w:r>
-        <w:rPr>
-          <w:rFonts w:ascii="Times New Roman" w:hAnsi="Times New Roman" w:cs="Times New Roman"/>
-          <w:sz w:val="20"/>
-          <w:szCs w:val="20"/>
-        </w:rPr>
-        <w:t xml:space="preserve"> (</w:t>
+        </w:rPr>
+        <w:t>F</w:t>
       </w:r>
       <w:r>
         <w:rPr>
@@ -3939,8 +3225,9 @@
           <w:bCs/>
           <w:sz w:val="20"/>
           <w:szCs w:val="20"/>
-        </w:rPr>
-        <w:t>F</w:t>
+          <w:vertAlign w:val="superscript"/>
+        </w:rPr>
+        <w:t>b.</w:t>
       </w:r>
       <w:r>
         <w:rPr>
@@ -3951,7 +3238,88 @@
           <w:szCs w:val="20"/>
           <w:vertAlign w:val="superscript"/>
         </w:rPr>
-        <w:t>b.</w:t>
+        <w:t>5</w:t>
+      </w:r>
+      <w:r>
+        <w:rPr>
+          <w:rFonts w:ascii="Times New Roman" w:hAnsi="Times New Roman" w:cs="Times New Roman"/>
+          <w:sz w:val="20"/>
+          <w:szCs w:val="20"/>
+        </w:rPr>
+        <w:t>)</w:t>
+      </w:r>
+      <w:r>
+        <w:rPr>
+          <w:rFonts w:ascii="Times New Roman" w:hAnsi="Times New Roman" w:cs="Times New Roman"/>
+          <w:sz w:val="20"/>
+          <w:szCs w:val="20"/>
+        </w:rPr>
+        <w:t xml:space="preserve">, </w:t>
+      </w:r>
+      <w:r>
+        <w:rPr>
+          <w:rFonts w:ascii="Times New Roman" w:hAnsi="Times New Roman" w:cs="Times New Roman"/>
+          <w:sz w:val="20"/>
+          <w:szCs w:val="20"/>
+        </w:rPr>
+        <w:t xml:space="preserve">Bl. </w:t>
+      </w:r>
+      <w:r>
+        <w:rPr>
+          <w:rFonts w:ascii="Times New Roman" w:hAnsi="Times New Roman" w:cs="Times New Roman"/>
+          <w:sz w:val="20"/>
+          <w:szCs w:val="20"/>
+        </w:rPr>
+        <w:t>3</w:t>
+      </w:r>
+      <w:r>
+        <w:rPr>
+          <w:rFonts w:ascii="Times New Roman" w:hAnsi="Times New Roman" w:cs="Times New Roman"/>
+          <w:sz w:val="20"/>
+          <w:szCs w:val="20"/>
+          <w:vertAlign w:val="superscript"/>
+        </w:rPr>
+        <w:t>v</w:t>
+      </w:r>
+      <w:r>
+        <w:rPr>
+          <w:rFonts w:ascii="Times New Roman" w:hAnsi="Times New Roman" w:cs="Times New Roman"/>
+          <w:sz w:val="20"/>
+          <w:szCs w:val="20"/>
+        </w:rPr>
+        <w:t xml:space="preserve"> System </w:t>
+      </w:r>
+      <w:r>
+        <w:rPr>
+          <w:rFonts w:ascii="Times New Roman" w:hAnsi="Times New Roman" w:cs="Times New Roman"/>
+          <w:sz w:val="20"/>
+          <w:szCs w:val="20"/>
+        </w:rPr>
+        <w:t>4</w:t>
+      </w:r>
+      <w:r>
+        <w:rPr>
+          <w:rFonts w:ascii="Times New Roman" w:hAnsi="Times New Roman" w:cs="Times New Roman"/>
+          <w:sz w:val="20"/>
+          <w:szCs w:val="20"/>
+        </w:rPr>
+        <w:t>–</w:t>
+      </w:r>
+      <w:r>
+        <w:rPr>
+          <w:rFonts w:ascii="Times New Roman" w:hAnsi="Times New Roman" w:cs="Times New Roman"/>
+          <w:sz w:val="20"/>
+          <w:szCs w:val="20"/>
+        </w:rPr>
+        <w:t>7</w:t>
+      </w:r>
+      <w:r>
+        <w:rPr>
+          <w:rFonts w:ascii="Times New Roman" w:hAnsi="Times New Roman" w:cs="Times New Roman"/>
+          <w:sz w:val="20"/>
+          <w:szCs w:val="20"/>
+        </w:rPr>
+        <w:t xml:space="preserve"> (</w:t>
       </w:r>
       <w:r>
         <w:rPr>
@@ -3960,100 +3328,8 @@
           <w:bCs/>
           <w:sz w:val="20"/>
           <w:szCs w:val="20"/>
-          <w:vertAlign w:val="superscript"/>
-        </w:rPr>
-        <w:t>5</w:t>
-      </w:r>
-      <w:r>
-        <w:rPr>
-          <w:rFonts w:ascii="Times New Roman" w:hAnsi="Times New Roman" w:cs="Times New Roman"/>
-          <w:sz w:val="20"/>
-          <w:szCs w:val="20"/>
-        </w:rPr>
-        <w:t>)</w:t>
-      </w:r>
-      <w:r>
-        <w:rPr>
-          <w:rFonts w:ascii="Times New Roman" w:hAnsi="Times New Roman" w:cs="Times New Roman"/>
-          <w:sz w:val="20"/>
-          <w:szCs w:val="20"/>
-        </w:rPr>
-        <w:t xml:space="preserve">, </w:t>
-      </w:r>
-      <w:proofErr w:type="spellStart"/>
-      <w:r>
-        <w:rPr>
-          <w:rFonts w:ascii="Times New Roman" w:hAnsi="Times New Roman" w:cs="Times New Roman"/>
-          <w:sz w:val="20"/>
-          <w:szCs w:val="20"/>
-        </w:rPr>
-        <w:t>Bl</w:t>
-      </w:r>
-      <w:proofErr w:type="spellEnd"/>
-      <w:r>
-        <w:rPr>
-          <w:rFonts w:ascii="Times New Roman" w:hAnsi="Times New Roman" w:cs="Times New Roman"/>
-          <w:sz w:val="20"/>
-          <w:szCs w:val="20"/>
-        </w:rPr>
-        <w:t xml:space="preserve">. </w:t>
-      </w:r>
-      <w:r>
-        <w:rPr>
-          <w:rFonts w:ascii="Times New Roman" w:hAnsi="Times New Roman" w:cs="Times New Roman"/>
-          <w:sz w:val="20"/>
-          <w:szCs w:val="20"/>
-        </w:rPr>
-        <w:t>3</w:t>
-      </w:r>
-      <w:r>
-        <w:rPr>
-          <w:rFonts w:ascii="Times New Roman" w:hAnsi="Times New Roman" w:cs="Times New Roman"/>
-          <w:sz w:val="20"/>
-          <w:szCs w:val="20"/>
-          <w:vertAlign w:val="superscript"/>
-        </w:rPr>
-        <w:t>v</w:t>
-      </w:r>
-      <w:r>
-        <w:rPr>
-          <w:rFonts w:ascii="Times New Roman" w:hAnsi="Times New Roman" w:cs="Times New Roman"/>
-          <w:sz w:val="20"/>
-          <w:szCs w:val="20"/>
-        </w:rPr>
-        <w:t xml:space="preserve"> System </w:t>
-      </w:r>
-      <w:r>
-        <w:rPr>
-          <w:rFonts w:ascii="Times New Roman" w:hAnsi="Times New Roman" w:cs="Times New Roman"/>
-          <w:sz w:val="20"/>
-          <w:szCs w:val="20"/>
-        </w:rPr>
-        <w:t>4</w:t>
-      </w:r>
-      <w:r>
-        <w:rPr>
-          <w:rFonts w:ascii="Times New Roman" w:hAnsi="Times New Roman" w:cs="Times New Roman"/>
-          <w:sz w:val="20"/>
-          <w:szCs w:val="20"/>
-        </w:rPr>
-        <w:t>–</w:t>
-      </w:r>
-      <w:r>
-        <w:rPr>
-          <w:rFonts w:ascii="Times New Roman" w:hAnsi="Times New Roman" w:cs="Times New Roman"/>
-          <w:sz w:val="20"/>
-          <w:szCs w:val="20"/>
-        </w:rPr>
-        <w:t>7</w:t>
-      </w:r>
-      <w:r>
-        <w:rPr>
-          <w:rFonts w:ascii="Times New Roman" w:hAnsi="Times New Roman" w:cs="Times New Roman"/>
-          <w:sz w:val="20"/>
-          <w:szCs w:val="20"/>
-        </w:rPr>
-        <w:t xml:space="preserve"> (</w:t>
+        </w:rPr>
+        <w:t>F</w:t>
       </w:r>
       <w:r>
         <w:rPr>
@@ -4062,16 +3338,6 @@
           <w:bCs/>
           <w:sz w:val="20"/>
           <w:szCs w:val="20"/>
-        </w:rPr>
-        <w:t>F</w:t>
-      </w:r>
-      <w:r>
-        <w:rPr>
-          <w:rFonts w:ascii="Times New Roman" w:hAnsi="Times New Roman" w:cs="Times New Roman"/>
-          <w:b/>
-          <w:bCs/>
-          <w:sz w:val="20"/>
-          <w:szCs w:val="20"/>
           <w:vertAlign w:val="superscript"/>
         </w:rPr>
         <w:t>a</w:t>
@@ -4092,23 +3358,13 @@
         </w:rPr>
         <w:t xml:space="preserve"> und </w:t>
       </w:r>
-      <w:proofErr w:type="spellStart"/>
-      <w:r>
-        <w:rPr>
-          <w:rFonts w:ascii="Times New Roman" w:hAnsi="Times New Roman" w:cs="Times New Roman"/>
-          <w:sz w:val="20"/>
-          <w:szCs w:val="20"/>
-        </w:rPr>
-        <w:t>Bl</w:t>
-      </w:r>
-      <w:proofErr w:type="spellEnd"/>
-      <w:r>
-        <w:rPr>
-          <w:rFonts w:ascii="Times New Roman" w:hAnsi="Times New Roman" w:cs="Times New Roman"/>
-          <w:sz w:val="20"/>
-          <w:szCs w:val="20"/>
-        </w:rPr>
-        <w:t xml:space="preserve">. </w:t>
+      <w:r>
+        <w:rPr>
+          <w:rFonts w:ascii="Times New Roman" w:hAnsi="Times New Roman" w:cs="Times New Roman"/>
+          <w:sz w:val="20"/>
+          <w:szCs w:val="20"/>
+        </w:rPr>
+        <w:t xml:space="preserve">Bl. </w:t>
       </w:r>
       <w:r>
         <w:rPr>
@@ -5332,25 +4588,14 @@
           <w:lang w:val="de-DE"/>
         </w:rPr>
       </w:pPr>
-      <w:proofErr w:type="spellStart"/>
-      <w:r>
-        <w:rPr>
-          <w:rFonts w:ascii="Times New Roman" w:hAnsi="Times New Roman" w:cs="Times New Roman"/>
-          <w:sz w:val="20"/>
-          <w:szCs w:val="20"/>
-          <w:lang w:val="de-DE"/>
-        </w:rPr>
-        <w:t>Bl</w:t>
-      </w:r>
-      <w:proofErr w:type="spellEnd"/>
-      <w:r>
-        <w:rPr>
-          <w:rFonts w:ascii="Times New Roman" w:hAnsi="Times New Roman" w:cs="Times New Roman"/>
-          <w:sz w:val="20"/>
-          <w:szCs w:val="20"/>
-          <w:lang w:val="de-DE"/>
-        </w:rPr>
-        <w:t>. 1</w:t>
+      <w:r>
+        <w:rPr>
+          <w:rFonts w:ascii="Times New Roman" w:hAnsi="Times New Roman" w:cs="Times New Roman"/>
+          <w:sz w:val="20"/>
+          <w:szCs w:val="20"/>
+          <w:lang w:val="de-DE"/>
+        </w:rPr>
+        <w:t>Bl. 1</w:t>
       </w:r>
       <w:r>
         <w:rPr>
@@ -5393,25 +4638,14 @@
           <w:lang w:val="de-DE"/>
         </w:rPr>
       </w:pPr>
-      <w:proofErr w:type="gramStart"/>
-      <w:r>
-        <w:rPr>
-          <w:rFonts w:ascii="Times New Roman" w:hAnsi="Times New Roman" w:cs="Times New Roman"/>
-          <w:sz w:val="20"/>
-          <w:szCs w:val="20"/>
-          <w:lang w:val="de-DE"/>
-        </w:rPr>
-        <w:t>Autograph</w:t>
-      </w:r>
-      <w:proofErr w:type="gramEnd"/>
-      <w:r>
-        <w:rPr>
-          <w:rFonts w:ascii="Times New Roman" w:hAnsi="Times New Roman" w:cs="Times New Roman"/>
-          <w:sz w:val="20"/>
-          <w:szCs w:val="20"/>
-          <w:lang w:val="de-DE"/>
-        </w:rPr>
-        <w:t xml:space="preserve"> von </w:t>
+      <w:r>
+        <w:rPr>
+          <w:rFonts w:ascii="Times New Roman" w:hAnsi="Times New Roman" w:cs="Times New Roman"/>
+          <w:sz w:val="20"/>
+          <w:szCs w:val="20"/>
+          <w:lang w:val="de-DE"/>
+        </w:rPr>
+        <w:t xml:space="preserve">Autograph von </w:t>
       </w:r>
       <w:r>
         <w:rPr>
@@ -5538,25 +4772,14 @@
           <w:lang w:val="de-DE"/>
         </w:rPr>
       </w:pPr>
-      <w:proofErr w:type="spellStart"/>
-      <w:r>
-        <w:rPr>
-          <w:rFonts w:ascii="Times New Roman" w:hAnsi="Times New Roman" w:cs="Times New Roman"/>
-          <w:sz w:val="20"/>
-          <w:szCs w:val="20"/>
-          <w:lang w:val="de-DE"/>
-        </w:rPr>
-        <w:t>Bl</w:t>
-      </w:r>
-      <w:proofErr w:type="spellEnd"/>
-      <w:r>
-        <w:rPr>
-          <w:rFonts w:ascii="Times New Roman" w:hAnsi="Times New Roman" w:cs="Times New Roman"/>
-          <w:sz w:val="20"/>
-          <w:szCs w:val="20"/>
-          <w:lang w:val="de-DE"/>
-        </w:rPr>
-        <w:t xml:space="preserve">. </w:t>
+      <w:r>
+        <w:rPr>
+          <w:rFonts w:ascii="Times New Roman" w:hAnsi="Times New Roman" w:cs="Times New Roman"/>
+          <w:sz w:val="20"/>
+          <w:szCs w:val="20"/>
+          <w:lang w:val="de-DE"/>
+        </w:rPr>
+        <w:t xml:space="preserve">Bl. </w:t>
       </w:r>
       <w:r>
         <w:rPr>
@@ -5832,25 +5055,14 @@
           <w:lang w:val="de-DE"/>
         </w:rPr>
       </w:pPr>
-      <w:proofErr w:type="gramStart"/>
-      <w:r>
-        <w:rPr>
-          <w:rFonts w:ascii="Times New Roman" w:hAnsi="Times New Roman" w:cs="Times New Roman"/>
-          <w:sz w:val="20"/>
-          <w:szCs w:val="20"/>
-          <w:lang w:val="de-DE"/>
-        </w:rPr>
-        <w:t>Autograph</w:t>
-      </w:r>
-      <w:proofErr w:type="gramEnd"/>
-      <w:r>
-        <w:rPr>
-          <w:rFonts w:ascii="Times New Roman" w:hAnsi="Times New Roman" w:cs="Times New Roman"/>
-          <w:sz w:val="20"/>
-          <w:szCs w:val="20"/>
-          <w:lang w:val="de-DE"/>
-        </w:rPr>
-        <w:t xml:space="preserve"> von </w:t>
+      <w:r>
+        <w:rPr>
+          <w:rFonts w:ascii="Times New Roman" w:hAnsi="Times New Roman" w:cs="Times New Roman"/>
+          <w:sz w:val="20"/>
+          <w:szCs w:val="20"/>
+          <w:lang w:val="de-DE"/>
+        </w:rPr>
+        <w:t xml:space="preserve">Autograph von </w:t>
       </w:r>
       <w:r>
         <w:rPr>
@@ -5980,25 +5192,14 @@
           <w:lang w:val="de-DE"/>
         </w:rPr>
       </w:pPr>
-      <w:proofErr w:type="spellStart"/>
-      <w:r>
-        <w:rPr>
-          <w:rFonts w:ascii="Times New Roman" w:hAnsi="Times New Roman" w:cs="Times New Roman"/>
-          <w:sz w:val="20"/>
-          <w:szCs w:val="20"/>
-          <w:lang w:val="de-DE"/>
-        </w:rPr>
-        <w:t>Bl</w:t>
-      </w:r>
-      <w:proofErr w:type="spellEnd"/>
-      <w:r>
-        <w:rPr>
-          <w:rFonts w:ascii="Times New Roman" w:hAnsi="Times New Roman" w:cs="Times New Roman"/>
-          <w:sz w:val="20"/>
-          <w:szCs w:val="20"/>
-          <w:lang w:val="de-DE"/>
-        </w:rPr>
-        <w:t xml:space="preserve">. </w:t>
+      <w:r>
+        <w:rPr>
+          <w:rFonts w:ascii="Times New Roman" w:hAnsi="Times New Roman" w:cs="Times New Roman"/>
+          <w:sz w:val="20"/>
+          <w:szCs w:val="20"/>
+          <w:lang w:val="de-DE"/>
+        </w:rPr>
+        <w:t xml:space="preserve">Bl. </w:t>
       </w:r>
       <w:r>
         <w:rPr>
@@ -6104,25 +5305,14 @@
           <w:lang w:val="de-DE"/>
         </w:rPr>
       </w:pPr>
-      <w:proofErr w:type="spellStart"/>
-      <w:r>
-        <w:rPr>
-          <w:rFonts w:ascii="Times New Roman" w:hAnsi="Times New Roman" w:cs="Times New Roman"/>
-          <w:sz w:val="20"/>
-          <w:szCs w:val="20"/>
-          <w:lang w:val="de-DE"/>
-        </w:rPr>
-        <w:t>Bl</w:t>
-      </w:r>
-      <w:proofErr w:type="spellEnd"/>
-      <w:r>
-        <w:rPr>
-          <w:rFonts w:ascii="Times New Roman" w:hAnsi="Times New Roman" w:cs="Times New Roman"/>
-          <w:sz w:val="20"/>
-          <w:szCs w:val="20"/>
-          <w:lang w:val="de-DE"/>
-        </w:rPr>
-        <w:t xml:space="preserve">. </w:t>
+      <w:r>
+        <w:rPr>
+          <w:rFonts w:ascii="Times New Roman" w:hAnsi="Times New Roman" w:cs="Times New Roman"/>
+          <w:sz w:val="20"/>
+          <w:szCs w:val="20"/>
+          <w:lang w:val="de-DE"/>
+        </w:rPr>
+        <w:t xml:space="preserve">Bl. </w:t>
       </w:r>
       <w:r>
         <w:rPr>
@@ -6267,25 +5457,14 @@
           <w:lang w:val="de-DE"/>
         </w:rPr>
       </w:pPr>
-      <w:proofErr w:type="gramStart"/>
-      <w:r>
-        <w:rPr>
-          <w:rFonts w:ascii="Times New Roman" w:hAnsi="Times New Roman" w:cs="Times New Roman"/>
-          <w:sz w:val="20"/>
-          <w:szCs w:val="20"/>
-          <w:lang w:val="de-DE"/>
-        </w:rPr>
-        <w:t>Autograph</w:t>
-      </w:r>
-      <w:proofErr w:type="gramEnd"/>
-      <w:r>
-        <w:rPr>
-          <w:rFonts w:ascii="Times New Roman" w:hAnsi="Times New Roman" w:cs="Times New Roman"/>
-          <w:sz w:val="20"/>
-          <w:szCs w:val="20"/>
-          <w:lang w:val="de-DE"/>
-        </w:rPr>
-        <w:t xml:space="preserve"> von </w:t>
+      <w:r>
+        <w:rPr>
+          <w:rFonts w:ascii="Times New Roman" w:hAnsi="Times New Roman" w:cs="Times New Roman"/>
+          <w:sz w:val="20"/>
+          <w:szCs w:val="20"/>
+          <w:lang w:val="de-DE"/>
+        </w:rPr>
+        <w:t xml:space="preserve">Autograph von </w:t>
       </w:r>
       <w:r>
         <w:rPr>
@@ -6424,25 +5603,14 @@
           <w:lang w:val="de-DE"/>
         </w:rPr>
       </w:pPr>
-      <w:proofErr w:type="spellStart"/>
-      <w:r>
-        <w:rPr>
-          <w:rFonts w:ascii="Times New Roman" w:hAnsi="Times New Roman" w:cs="Times New Roman"/>
-          <w:sz w:val="20"/>
-          <w:szCs w:val="20"/>
-          <w:lang w:val="de-DE"/>
-        </w:rPr>
-        <w:t>Bl</w:t>
-      </w:r>
-      <w:proofErr w:type="spellEnd"/>
-      <w:r>
-        <w:rPr>
-          <w:rFonts w:ascii="Times New Roman" w:hAnsi="Times New Roman" w:cs="Times New Roman"/>
-          <w:sz w:val="20"/>
-          <w:szCs w:val="20"/>
-          <w:lang w:val="de-DE"/>
-        </w:rPr>
-        <w:t xml:space="preserve">. </w:t>
+      <w:r>
+        <w:rPr>
+          <w:rFonts w:ascii="Times New Roman" w:hAnsi="Times New Roman" w:cs="Times New Roman"/>
+          <w:sz w:val="20"/>
+          <w:szCs w:val="20"/>
+          <w:lang w:val="de-DE"/>
+        </w:rPr>
+        <w:t xml:space="preserve">Bl. </w:t>
       </w:r>
       <w:r>
         <w:rPr>
@@ -6642,25 +5810,14 @@
           <w:lang w:val="de-DE"/>
         </w:rPr>
       </w:pPr>
-      <w:proofErr w:type="gramStart"/>
-      <w:r>
-        <w:rPr>
-          <w:rFonts w:ascii="Times New Roman" w:hAnsi="Times New Roman" w:cs="Times New Roman"/>
-          <w:sz w:val="20"/>
-          <w:szCs w:val="20"/>
-          <w:lang w:val="de-DE"/>
-        </w:rPr>
-        <w:t>Autograph</w:t>
-      </w:r>
-      <w:proofErr w:type="gramEnd"/>
-      <w:r>
-        <w:rPr>
-          <w:rFonts w:ascii="Times New Roman" w:hAnsi="Times New Roman" w:cs="Times New Roman"/>
-          <w:sz w:val="20"/>
-          <w:szCs w:val="20"/>
-          <w:lang w:val="de-DE"/>
-        </w:rPr>
-        <w:t xml:space="preserve"> von </w:t>
+      <w:r>
+        <w:rPr>
+          <w:rFonts w:ascii="Times New Roman" w:hAnsi="Times New Roman" w:cs="Times New Roman"/>
+          <w:sz w:val="20"/>
+          <w:szCs w:val="20"/>
+          <w:lang w:val="de-DE"/>
+        </w:rPr>
+        <w:t xml:space="preserve">Autograph von </w:t>
       </w:r>
       <w:r>
         <w:rPr>
@@ -6790,25 +5947,14 @@
           <w:lang w:val="de-DE"/>
         </w:rPr>
       </w:pPr>
-      <w:proofErr w:type="spellStart"/>
-      <w:r>
-        <w:rPr>
-          <w:rFonts w:ascii="Times New Roman" w:hAnsi="Times New Roman" w:cs="Times New Roman"/>
-          <w:sz w:val="20"/>
-          <w:szCs w:val="20"/>
-          <w:lang w:val="de-DE"/>
-        </w:rPr>
-        <w:t>Bl</w:t>
-      </w:r>
-      <w:proofErr w:type="spellEnd"/>
-      <w:r>
-        <w:rPr>
-          <w:rFonts w:ascii="Times New Roman" w:hAnsi="Times New Roman" w:cs="Times New Roman"/>
-          <w:sz w:val="20"/>
-          <w:szCs w:val="20"/>
-          <w:lang w:val="de-DE"/>
-        </w:rPr>
-        <w:t xml:space="preserve">. </w:t>
+      <w:r>
+        <w:rPr>
+          <w:rFonts w:ascii="Times New Roman" w:hAnsi="Times New Roman" w:cs="Times New Roman"/>
+          <w:sz w:val="20"/>
+          <w:szCs w:val="20"/>
+          <w:lang w:val="de-DE"/>
+        </w:rPr>
+        <w:t xml:space="preserve">Bl. </w:t>
       </w:r>
       <w:r>
         <w:rPr>
@@ -7026,25 +6172,14 @@
           <w:lang w:val="de-DE"/>
         </w:rPr>
       </w:pPr>
-      <w:proofErr w:type="gramStart"/>
-      <w:r>
-        <w:rPr>
-          <w:rFonts w:ascii="Times New Roman" w:hAnsi="Times New Roman" w:cs="Times New Roman"/>
-          <w:sz w:val="20"/>
-          <w:szCs w:val="20"/>
-          <w:lang w:val="de-DE"/>
-        </w:rPr>
-        <w:t>Autograph</w:t>
-      </w:r>
-      <w:proofErr w:type="gramEnd"/>
-      <w:r>
-        <w:rPr>
-          <w:rFonts w:ascii="Times New Roman" w:hAnsi="Times New Roman" w:cs="Times New Roman"/>
-          <w:sz w:val="20"/>
-          <w:szCs w:val="20"/>
-          <w:lang w:val="de-DE"/>
-        </w:rPr>
-        <w:t xml:space="preserve"> von </w:t>
+      <w:r>
+        <w:rPr>
+          <w:rFonts w:ascii="Times New Roman" w:hAnsi="Times New Roman" w:cs="Times New Roman"/>
+          <w:sz w:val="20"/>
+          <w:szCs w:val="20"/>
+          <w:lang w:val="de-DE"/>
+        </w:rPr>
+        <w:t xml:space="preserve">Autograph von </w:t>
       </w:r>
       <w:r>
         <w:rPr>
@@ -7183,25 +6318,14 @@
           <w:lang w:val="de-DE"/>
         </w:rPr>
       </w:pPr>
-      <w:proofErr w:type="spellStart"/>
-      <w:r>
-        <w:rPr>
-          <w:rFonts w:ascii="Times New Roman" w:hAnsi="Times New Roman" w:cs="Times New Roman"/>
-          <w:sz w:val="20"/>
-          <w:szCs w:val="20"/>
-          <w:lang w:val="de-DE"/>
-        </w:rPr>
-        <w:t>Bl</w:t>
-      </w:r>
-      <w:proofErr w:type="spellEnd"/>
-      <w:r>
-        <w:rPr>
-          <w:rFonts w:ascii="Times New Roman" w:hAnsi="Times New Roman" w:cs="Times New Roman"/>
-          <w:sz w:val="20"/>
-          <w:szCs w:val="20"/>
-          <w:lang w:val="de-DE"/>
-        </w:rPr>
-        <w:t xml:space="preserve">. </w:t>
+      <w:r>
+        <w:rPr>
+          <w:rFonts w:ascii="Times New Roman" w:hAnsi="Times New Roman" w:cs="Times New Roman"/>
+          <w:sz w:val="20"/>
+          <w:szCs w:val="20"/>
+          <w:lang w:val="de-DE"/>
+        </w:rPr>
+        <w:t xml:space="preserve">Bl. </w:t>
       </w:r>
       <w:r>
         <w:rPr>
@@ -7419,25 +6543,14 @@
           <w:lang w:val="de-DE"/>
         </w:rPr>
       </w:pPr>
-      <w:proofErr w:type="gramStart"/>
-      <w:r>
-        <w:rPr>
-          <w:rFonts w:ascii="Times New Roman" w:hAnsi="Times New Roman" w:cs="Times New Roman"/>
-          <w:sz w:val="20"/>
-          <w:szCs w:val="20"/>
-          <w:lang w:val="de-DE"/>
-        </w:rPr>
-        <w:t>Autograph</w:t>
-      </w:r>
-      <w:proofErr w:type="gramEnd"/>
-      <w:r>
-        <w:rPr>
-          <w:rFonts w:ascii="Times New Roman" w:hAnsi="Times New Roman" w:cs="Times New Roman"/>
-          <w:sz w:val="20"/>
-          <w:szCs w:val="20"/>
-          <w:lang w:val="de-DE"/>
-        </w:rPr>
-        <w:t xml:space="preserve"> von </w:t>
+      <w:r>
+        <w:rPr>
+          <w:rFonts w:ascii="Times New Roman" w:hAnsi="Times New Roman" w:cs="Times New Roman"/>
+          <w:sz w:val="20"/>
+          <w:szCs w:val="20"/>
+          <w:lang w:val="de-DE"/>
+        </w:rPr>
+        <w:t xml:space="preserve">Autograph von </w:t>
       </w:r>
       <w:r>
         <w:rPr>
@@ -7546,25 +6659,14 @@
           <w:lang w:val="de-DE"/>
         </w:rPr>
       </w:pPr>
-      <w:proofErr w:type="spellStart"/>
-      <w:r>
-        <w:rPr>
-          <w:rFonts w:ascii="Times New Roman" w:hAnsi="Times New Roman" w:cs="Times New Roman"/>
-          <w:sz w:val="20"/>
-          <w:szCs w:val="20"/>
-          <w:lang w:val="de-DE"/>
-        </w:rPr>
-        <w:t>Bl</w:t>
-      </w:r>
-      <w:proofErr w:type="spellEnd"/>
-      <w:r>
-        <w:rPr>
-          <w:rFonts w:ascii="Times New Roman" w:hAnsi="Times New Roman" w:cs="Times New Roman"/>
-          <w:sz w:val="20"/>
-          <w:szCs w:val="20"/>
-          <w:lang w:val="de-DE"/>
-        </w:rPr>
-        <w:t xml:space="preserve">. </w:t>
+      <w:r>
+        <w:rPr>
+          <w:rFonts w:ascii="Times New Roman" w:hAnsi="Times New Roman" w:cs="Times New Roman"/>
+          <w:sz w:val="20"/>
+          <w:szCs w:val="20"/>
+          <w:lang w:val="de-DE"/>
+        </w:rPr>
+        <w:t xml:space="preserve">Bl. </w:t>
       </w:r>
       <w:r>
         <w:rPr>
@@ -7773,25 +6875,14 @@
           <w:lang w:val="de-DE"/>
         </w:rPr>
       </w:pPr>
-      <w:proofErr w:type="gramStart"/>
-      <w:r>
-        <w:rPr>
-          <w:rFonts w:ascii="Times New Roman" w:hAnsi="Times New Roman" w:cs="Times New Roman"/>
-          <w:sz w:val="20"/>
-          <w:szCs w:val="20"/>
-          <w:lang w:val="de-DE"/>
-        </w:rPr>
-        <w:t>Autograph</w:t>
-      </w:r>
-      <w:proofErr w:type="gramEnd"/>
-      <w:r>
-        <w:rPr>
-          <w:rFonts w:ascii="Times New Roman" w:hAnsi="Times New Roman" w:cs="Times New Roman"/>
-          <w:sz w:val="20"/>
-          <w:szCs w:val="20"/>
-          <w:lang w:val="de-DE"/>
-        </w:rPr>
-        <w:t xml:space="preserve"> von </w:t>
+      <w:r>
+        <w:rPr>
+          <w:rFonts w:ascii="Times New Roman" w:hAnsi="Times New Roman" w:cs="Times New Roman"/>
+          <w:sz w:val="20"/>
+          <w:szCs w:val="20"/>
+          <w:lang w:val="de-DE"/>
+        </w:rPr>
+        <w:t xml:space="preserve">Autograph von </w:t>
       </w:r>
       <w:r>
         <w:rPr>
@@ -7921,25 +7012,14 @@
           <w:lang w:val="de-DE"/>
         </w:rPr>
       </w:pPr>
-      <w:proofErr w:type="spellStart"/>
-      <w:r>
-        <w:rPr>
-          <w:rFonts w:ascii="Times New Roman" w:hAnsi="Times New Roman" w:cs="Times New Roman"/>
-          <w:sz w:val="20"/>
-          <w:szCs w:val="20"/>
-          <w:lang w:val="de-DE"/>
-        </w:rPr>
-        <w:t>Bl</w:t>
-      </w:r>
-      <w:proofErr w:type="spellEnd"/>
-      <w:r>
-        <w:rPr>
-          <w:rFonts w:ascii="Times New Roman" w:hAnsi="Times New Roman" w:cs="Times New Roman"/>
-          <w:sz w:val="20"/>
-          <w:szCs w:val="20"/>
-          <w:lang w:val="de-DE"/>
-        </w:rPr>
-        <w:t xml:space="preserve">. </w:t>
+      <w:r>
+        <w:rPr>
+          <w:rFonts w:ascii="Times New Roman" w:hAnsi="Times New Roman" w:cs="Times New Roman"/>
+          <w:sz w:val="20"/>
+          <w:szCs w:val="20"/>
+          <w:lang w:val="de-DE"/>
+        </w:rPr>
+        <w:t xml:space="preserve">Bl. </w:t>
       </w:r>
       <w:r>
         <w:rPr>
@@ -9299,7 +8379,6 @@
         </w:rPr>
         <w:t xml:space="preserve">Korrekturen 1 in </w:t>
       </w:r>
-      <w:proofErr w:type="spellStart"/>
       <w:r>
         <w:rPr>
           <w:rFonts w:ascii="Times New Roman" w:hAnsi="Times New Roman" w:cs="Times New Roman"/>
@@ -9321,7 +8400,6 @@
         </w:rPr>
         <w:t>b</w:t>
       </w:r>
-      <w:proofErr w:type="spellEnd"/>
       <w:r>
         <w:rPr>
           <w:rFonts w:ascii="Times New Roman" w:hAnsi="Times New Roman" w:cs="Times New Roman"/>
@@ -9759,9 +8837,18 @@
                 <w:szCs w:val="20"/>
                 <w:lang w:val="de-DE"/>
               </w:rPr>
-              <w:t>ewegte Viertel (</w:t>
-            </w:r>
-            <w:proofErr w:type="spellStart"/>
+              <w:t>ewegte Viertel (ca 60)</w:t>
+            </w:r>
+            <w:r>
+              <w:rPr>
+                <w:rFonts w:ascii="Times New Roman" w:hAnsi="Times New Roman" w:cs="Times New Roman"/>
+                <w:iCs/>
+                <w:sz w:val="20"/>
+                <w:szCs w:val="20"/>
+                <w:lang w:val="de-DE"/>
+              </w:rPr>
+              <w:t xml:space="preserve"> durch Überschreibung [</w:t>
+            </w:r>
             <w:r>
               <w:rPr>
                 <w:rFonts w:ascii="Times New Roman" w:hAnsi="Times New Roman" w:cs="Times New Roman"/>
@@ -9770,9 +8857,36 @@
                 <w:szCs w:val="20"/>
                 <w:lang w:val="de-DE"/>
               </w:rPr>
-              <w:t>ca</w:t>
-            </w:r>
-            <w:proofErr w:type="spellEnd"/>
+              <w:t>b</w:t>
+            </w:r>
+            <w:r>
+              <w:rPr>
+                <w:rFonts w:ascii="Times New Roman" w:hAnsi="Times New Roman" w:cs="Times New Roman"/>
+                <w:iCs/>
+                <w:sz w:val="20"/>
+                <w:szCs w:val="20"/>
+                <w:lang w:val="de-DE"/>
+              </w:rPr>
+              <w:t xml:space="preserve"> </w:t>
+            </w:r>
+            <w:r>
+              <w:rPr>
+                <w:rFonts w:ascii="Times New Roman" w:hAnsi="Times New Roman" w:cs="Times New Roman"/>
+                <w:sz w:val="20"/>
+                <w:szCs w:val="20"/>
+              </w:rPr>
+              <w:t>→]</w:t>
+            </w:r>
+            <w:r>
+              <w:rPr>
+                <w:rFonts w:ascii="Times New Roman" w:hAnsi="Times New Roman" w:cs="Times New Roman"/>
+                <w:iCs/>
+                <w:sz w:val="20"/>
+                <w:szCs w:val="20"/>
+                <w:lang w:val="de-DE"/>
+              </w:rPr>
+              <w:t xml:space="preserve"> </w:t>
+            </w:r>
             <w:r>
               <w:rPr>
                 <w:rFonts w:ascii="Times New Roman" w:hAnsi="Times New Roman" w:cs="Times New Roman"/>
@@ -9781,7 +8895,7 @@
                 <w:szCs w:val="20"/>
                 <w:lang w:val="de-DE"/>
               </w:rPr>
-              <w:t xml:space="preserve"> 60)</w:t>
+              <w:t>Bewegte</w:t>
             </w:r>
             <w:r>
               <w:rPr>
@@ -9791,7 +8905,7 @@
                 <w:szCs w:val="20"/>
                 <w:lang w:val="de-DE"/>
               </w:rPr>
-              <w:t xml:space="preserve"> durch Überschreibung [</w:t>
+              <w:t xml:space="preserve"> und dadurch implizierte Tilgung von </w:t>
             </w:r>
             <w:r>
               <w:rPr>
@@ -9801,7 +8915,7 @@
                 <w:szCs w:val="20"/>
                 <w:lang w:val="de-DE"/>
               </w:rPr>
-              <w:t>b</w:t>
+              <w:t>Mäßig</w:t>
             </w:r>
             <w:r>
               <w:rPr>
@@ -9811,15 +8925,7 @@
                 <w:szCs w:val="20"/>
                 <w:lang w:val="de-DE"/>
               </w:rPr>
-              <w:t xml:space="preserve"> </w:t>
-            </w:r>
-            <w:r>
-              <w:rPr>
-                <w:rFonts w:ascii="Times New Roman" w:hAnsi="Times New Roman" w:cs="Times New Roman"/>
-                <w:sz w:val="20"/>
-                <w:szCs w:val="20"/>
-              </w:rPr>
-              <w:t>→]</w:t>
+              <w:t xml:space="preserve">. </w:t>
             </w:r>
             <w:r>
               <w:rPr>
@@ -9829,17 +8935,7 @@
                 <w:szCs w:val="20"/>
                 <w:lang w:val="de-DE"/>
               </w:rPr>
-              <w:t xml:space="preserve"> </w:t>
-            </w:r>
-            <w:r>
-              <w:rPr>
-                <w:rFonts w:ascii="Times New Roman" w:hAnsi="Times New Roman" w:cs="Times New Roman"/>
-                <w:i/>
-                <w:sz w:val="20"/>
-                <w:szCs w:val="20"/>
-                <w:lang w:val="de-DE"/>
-              </w:rPr>
-              <w:t>Bewegte</w:t>
+              <w:t>Siehe auch Korrekturen 2</w:t>
             </w:r>
             <w:r>
               <w:rPr>
@@ -9849,62 +8945,8 @@
                 <w:szCs w:val="20"/>
                 <w:lang w:val="de-DE"/>
               </w:rPr>
-              <w:t xml:space="preserve"> und dadurch implizierte Tilgung von </w:t>
-            </w:r>
-            <w:proofErr w:type="gramStart"/>
-            <w:r>
-              <w:rPr>
-                <w:rFonts w:ascii="Times New Roman" w:hAnsi="Times New Roman" w:cs="Times New Roman"/>
-                <w:i/>
-                <w:sz w:val="20"/>
-                <w:szCs w:val="20"/>
-                <w:lang w:val="de-DE"/>
-              </w:rPr>
-              <w:t>Mäßig</w:t>
-            </w:r>
-            <w:proofErr w:type="gramEnd"/>
-            <w:r>
-              <w:rPr>
-                <w:rFonts w:ascii="Times New Roman" w:hAnsi="Times New Roman" w:cs="Times New Roman"/>
-                <w:iCs/>
-                <w:sz w:val="20"/>
-                <w:szCs w:val="20"/>
-                <w:lang w:val="de-DE"/>
-              </w:rPr>
-              <w:t xml:space="preserve">. </w:t>
-            </w:r>
-            <w:r>
-              <w:rPr>
-                <w:rFonts w:ascii="Times New Roman" w:hAnsi="Times New Roman" w:cs="Times New Roman"/>
-                <w:iCs/>
-                <w:sz w:val="20"/>
-                <w:szCs w:val="20"/>
-                <w:lang w:val="de-DE"/>
-              </w:rPr>
-              <w:t>Siehe auch Korrekturen 2</w:t>
-            </w:r>
-            <w:r>
-              <w:rPr>
-                <w:rFonts w:ascii="Times New Roman" w:hAnsi="Times New Roman" w:cs="Times New Roman"/>
-                <w:iCs/>
-                <w:sz w:val="20"/>
-                <w:szCs w:val="20"/>
-                <w:lang w:val="de-DE"/>
-              </w:rPr>
-              <w:t xml:space="preserve"> und </w:t>
-            </w:r>
-            <w:proofErr w:type="spellStart"/>
-            <w:r>
-              <w:rPr>
-                <w:rFonts w:ascii="Times New Roman" w:hAnsi="Times New Roman" w:cs="Times New Roman"/>
-                <w:iCs/>
-                <w:sz w:val="20"/>
-                <w:szCs w:val="20"/>
-                <w:lang w:val="de-DE"/>
-              </w:rPr>
-              <w:t>TkA</w:t>
-            </w:r>
-            <w:proofErr w:type="spellEnd"/>
+              <w:t xml:space="preserve"> und TkA</w:t>
+            </w:r>
             <w:r>
               <w:rPr>
                 <w:rFonts w:ascii="Times New Roman" w:hAnsi="Times New Roman" w:cs="Times New Roman"/>
@@ -10074,27 +9116,7 @@
                 <w:szCs w:val="20"/>
                 <w:lang w:val="de-DE"/>
               </w:rPr>
-              <w:t xml:space="preserve">Ante </w:t>
-            </w:r>
-            <w:proofErr w:type="spellStart"/>
-            <w:r>
-              <w:rPr>
-                <w:rFonts w:ascii="Times New Roman" w:hAnsi="Times New Roman" w:cs="Times New Roman"/>
-                <w:sz w:val="20"/>
-                <w:szCs w:val="20"/>
-                <w:lang w:val="de-DE"/>
-              </w:rPr>
-              <w:t>correcturam</w:t>
-            </w:r>
-            <w:proofErr w:type="spellEnd"/>
-            <w:r>
-              <w:rPr>
-                <w:rFonts w:ascii="Times New Roman" w:hAnsi="Times New Roman" w:cs="Times New Roman"/>
-                <w:sz w:val="20"/>
-                <w:szCs w:val="20"/>
-                <w:lang w:val="de-DE"/>
-              </w:rPr>
-              <w:t>: vermutlich c</w:t>
+              <w:t>Ante correcturam: vermutlich c</w:t>
             </w:r>
             <w:r>
               <w:rPr>
@@ -10582,27 +9604,7 @@
                 <w:szCs w:val="20"/>
                 <w:lang w:val="de-DE"/>
               </w:rPr>
-              <w:t xml:space="preserve"> auf Rasur. Ante </w:t>
-            </w:r>
-            <w:proofErr w:type="spellStart"/>
-            <w:r>
-              <w:rPr>
-                <w:rFonts w:ascii="Times New Roman" w:hAnsi="Times New Roman" w:cs="Times New Roman"/>
-                <w:sz w:val="20"/>
-                <w:szCs w:val="20"/>
-                <w:lang w:val="de-DE"/>
-              </w:rPr>
-              <w:t>correcturam</w:t>
-            </w:r>
-            <w:proofErr w:type="spellEnd"/>
-            <w:r>
-              <w:rPr>
-                <w:rFonts w:ascii="Times New Roman" w:hAnsi="Times New Roman" w:cs="Times New Roman"/>
-                <w:sz w:val="20"/>
-                <w:szCs w:val="20"/>
-                <w:lang w:val="de-DE"/>
-              </w:rPr>
-              <w:t>: vermutlich gis</w:t>
+              <w:t xml:space="preserve"> auf Rasur. Ante correcturam: vermutlich gis</w:t>
             </w:r>
             <w:r>
               <w:rPr>
@@ -10761,25 +9763,7 @@
                 <w:sz w:val="20"/>
                 <w:szCs w:val="20"/>
               </w:rPr>
-              <w:t xml:space="preserve">Ante </w:t>
-            </w:r>
-            <w:proofErr w:type="spellStart"/>
-            <w:r>
-              <w:rPr>
-                <w:rFonts w:ascii="Times New Roman" w:hAnsi="Times New Roman" w:cs="Times New Roman"/>
-                <w:sz w:val="20"/>
-                <w:szCs w:val="20"/>
-              </w:rPr>
-              <w:t>correcturam</w:t>
-            </w:r>
-            <w:proofErr w:type="spellEnd"/>
-            <w:r>
-              <w:rPr>
-                <w:rFonts w:ascii="Times New Roman" w:hAnsi="Times New Roman" w:cs="Times New Roman"/>
-                <w:sz w:val="20"/>
-                <w:szCs w:val="20"/>
-              </w:rPr>
-              <w:t>: vermutlich Ligatur Acht</w:t>
+              <w:t>Ante correcturam: vermutlich Ligatur Acht</w:t>
             </w:r>
             <w:r>
               <w:rPr>
@@ -10943,25 +9927,7 @@
                 <w:sz w:val="20"/>
                 <w:szCs w:val="20"/>
               </w:rPr>
-              <w:t xml:space="preserve">Ante </w:t>
-            </w:r>
-            <w:proofErr w:type="spellStart"/>
-            <w:r>
-              <w:rPr>
-                <w:rFonts w:ascii="Times New Roman" w:hAnsi="Times New Roman" w:cs="Times New Roman"/>
-                <w:sz w:val="20"/>
-                <w:szCs w:val="20"/>
-              </w:rPr>
-              <w:t>correcturam</w:t>
-            </w:r>
-            <w:proofErr w:type="spellEnd"/>
-            <w:r>
-              <w:rPr>
-                <w:rFonts w:ascii="Times New Roman" w:hAnsi="Times New Roman" w:cs="Times New Roman"/>
-                <w:sz w:val="20"/>
-                <w:szCs w:val="20"/>
-              </w:rPr>
-              <w:t xml:space="preserve"> vermutlich [p], Cres</w:t>
+              <w:t>Ante correcturam vermutlich [p], Cres</w:t>
             </w:r>
             <w:r>
               <w:rPr>
@@ -11359,27 +10325,7 @@
                 <w:szCs w:val="20"/>
                 <w:lang w:val="de-DE"/>
               </w:rPr>
-              <w:t xml:space="preserve"> [</w:t>
-            </w:r>
-            <w:proofErr w:type="spellStart"/>
-            <w:r>
-              <w:rPr>
-                <w:rFonts w:ascii="Times New Roman" w:hAnsi="Times New Roman" w:cs="Times New Roman"/>
-                <w:sz w:val="20"/>
-                <w:szCs w:val="20"/>
-                <w:lang w:val="de-DE"/>
-              </w:rPr>
-              <w:t>espress</w:t>
-            </w:r>
-            <w:proofErr w:type="spellEnd"/>
-            <w:r>
-              <w:rPr>
-                <w:rFonts w:ascii="Times New Roman" w:hAnsi="Times New Roman" w:cs="Times New Roman"/>
-                <w:sz w:val="20"/>
-                <w:szCs w:val="20"/>
-                <w:lang w:val="de-DE"/>
-              </w:rPr>
-              <w:t xml:space="preserve">.] überschreibt </w:t>
+              <w:t xml:space="preserve"> [espress.] überschreibt </w:t>
             </w:r>
             <w:r>
               <w:rPr>
@@ -12082,29 +11028,7 @@
                 <w:sz w:val="20"/>
                 <w:szCs w:val="20"/>
               </w:rPr>
-              <w:t xml:space="preserve">= </w:t>
-            </w:r>
-            <w:proofErr w:type="spellStart"/>
-            <w:r>
-              <w:rPr>
-                <w:rFonts w:ascii="Times New Roman" w:hAnsi="Times New Roman" w:cs="Times New Roman"/>
-                <w:i/>
-                <w:iCs/>
-                <w:sz w:val="20"/>
-                <w:szCs w:val="20"/>
-              </w:rPr>
-              <w:t>ca</w:t>
-            </w:r>
-            <w:proofErr w:type="spellEnd"/>
-            <w:r>
-              <w:rPr>
-                <w:rFonts w:ascii="Times New Roman" w:hAnsi="Times New Roman" w:cs="Times New Roman"/>
-                <w:i/>
-                <w:iCs/>
-                <w:sz w:val="20"/>
-                <w:szCs w:val="20"/>
-              </w:rPr>
-              <w:t xml:space="preserve"> 80)</w:t>
+              <w:t>= ca 80)</w:t>
             </w:r>
             <w:r>
               <w:rPr>
@@ -12988,39 +11912,7 @@
                 <w:sz w:val="20"/>
                 <w:szCs w:val="20"/>
               </w:rPr>
-              <w:t xml:space="preserve">Anfang der Crescendogabel von </w:t>
-            </w:r>
-            <w:r>
-              <w:rPr>
-                <w:rFonts w:ascii="Times New Roman" w:hAnsi="Times New Roman" w:cs="Times New Roman"/>
-                <w:sz w:val="20"/>
-                <w:szCs w:val="20"/>
-              </w:rPr>
-              <w:t>T. 4 5/4</w:t>
-            </w:r>
-            <w:r>
-              <w:rPr>
-                <w:rFonts w:ascii="Times New Roman" w:hAnsi="Times New Roman" w:cs="Times New Roman"/>
-                <w:sz w:val="20"/>
-                <w:szCs w:val="20"/>
-              </w:rPr>
-              <w:t xml:space="preserve"> geändert zu </w:t>
-            </w:r>
-            <w:r>
-              <w:rPr>
-                <w:rFonts w:ascii="Times New Roman" w:hAnsi="Times New Roman" w:cs="Times New Roman"/>
-                <w:sz w:val="20"/>
-                <w:szCs w:val="20"/>
-              </w:rPr>
-              <w:t>T. 4 1/4</w:t>
-            </w:r>
-            <w:r>
-              <w:rPr>
-                <w:rFonts w:ascii="Times New Roman" w:hAnsi="Times New Roman" w:cs="Times New Roman"/>
-                <w:sz w:val="20"/>
-                <w:szCs w:val="20"/>
-              </w:rPr>
-              <w:t>.</w:t>
+              <w:t>Anfang der Crescendogabel von T. 4 5/4 geändert zu T. 4 1/4.</w:t>
             </w:r>
           </w:p>
         </w:tc>
@@ -13115,15 +12007,7 @@
                 <w:sz w:val="20"/>
                 <w:szCs w:val="20"/>
               </w:rPr>
-              <w:t>3</w:t>
-            </w:r>
-            <w:r>
-              <w:rPr>
-                <w:rFonts w:ascii="Times New Roman" w:hAnsi="Times New Roman" w:cs="Times New Roman"/>
-                <w:sz w:val="20"/>
-                <w:szCs w:val="20"/>
-              </w:rPr>
-              <w:t>/4</w:t>
+              <w:t>3/4</w:t>
             </w:r>
           </w:p>
         </w:tc>
@@ -13153,31 +12037,7 @@
                 <w:sz w:val="20"/>
                 <w:szCs w:val="20"/>
               </w:rPr>
-              <w:t>Ende</w:t>
-            </w:r>
-            <w:r>
-              <w:rPr>
-                <w:rFonts w:ascii="Times New Roman" w:hAnsi="Times New Roman" w:cs="Times New Roman"/>
-                <w:sz w:val="20"/>
-                <w:szCs w:val="20"/>
-              </w:rPr>
-              <w:t xml:space="preserve"> der Crescendogabel von T. 4/4 geändert zu </w:t>
-            </w:r>
-            <w:r>
-              <w:rPr>
-                <w:rFonts w:ascii="Times New Roman" w:hAnsi="Times New Roman" w:cs="Times New Roman"/>
-                <w:sz w:val="20"/>
-                <w:szCs w:val="20"/>
-              </w:rPr>
-              <w:t>vor 4</w:t>
-            </w:r>
-            <w:r>
-              <w:rPr>
-                <w:rFonts w:ascii="Times New Roman" w:hAnsi="Times New Roman" w:cs="Times New Roman"/>
-                <w:sz w:val="20"/>
-                <w:szCs w:val="20"/>
-              </w:rPr>
-              <w:t>/4.</w:t>
+              <w:t>Ende der Crescendogabel von T. 4/4 geändert zu vor 4/4.</w:t>
             </w:r>
           </w:p>
         </w:tc>
@@ -13206,6 +12066,14 @@
                 <w:szCs w:val="20"/>
               </w:rPr>
             </w:pPr>
+            <w:r>
+              <w:rPr>
+                <w:rFonts w:ascii="Times New Roman" w:hAnsi="Times New Roman" w:cs="Times New Roman"/>
+                <w:sz w:val="20"/>
+                <w:szCs w:val="20"/>
+              </w:rPr>
+              <w:t>5</w:t>
+            </w:r>
           </w:p>
         </w:tc>
         <w:tc>
@@ -13228,6 +12096,14 @@
                 <w:szCs w:val="20"/>
               </w:rPr>
             </w:pPr>
+            <w:r>
+              <w:rPr>
+                <w:rFonts w:ascii="Times New Roman" w:hAnsi="Times New Roman" w:cs="Times New Roman"/>
+                <w:sz w:val="20"/>
+                <w:szCs w:val="20"/>
+              </w:rPr>
+              <w:t>II. Gg.</w:t>
+            </w:r>
           </w:p>
         </w:tc>
         <w:tc>
@@ -13250,6 +12126,14 @@
                 <w:szCs w:val="20"/>
               </w:rPr>
             </w:pPr>
+            <w:r>
+              <w:rPr>
+                <w:rFonts w:ascii="Times New Roman" w:hAnsi="Times New Roman" w:cs="Times New Roman"/>
+                <w:sz w:val="20"/>
+                <w:szCs w:val="20"/>
+              </w:rPr>
+              <w:t>6/8</w:t>
+            </w:r>
           </w:p>
         </w:tc>
         <w:tc>
@@ -13272,6 +12156,24 @@
                 <w:szCs w:val="20"/>
               </w:rPr>
             </w:pPr>
+            <w:r>
+              <w:rPr>
+                <w:rFonts w:ascii="Times New Roman" w:hAnsi="Times New Roman" w:cs="Times New Roman"/>
+                <w:i/>
+                <w:iCs/>
+                <w:sz w:val="20"/>
+                <w:szCs w:val="20"/>
+              </w:rPr>
+              <w:t>gewöhnlich</w:t>
+            </w:r>
+            <w:r>
+              <w:rPr>
+                <w:rFonts w:ascii="Times New Roman" w:hAnsi="Times New Roman" w:cs="Times New Roman"/>
+                <w:sz w:val="20"/>
+                <w:szCs w:val="20"/>
+              </w:rPr>
+              <w:t xml:space="preserve"> gestrichen.</w:t>
+            </w:r>
           </w:p>
         </w:tc>
       </w:tr>
@@ -13299,6 +12201,14 @@
                 <w:szCs w:val="20"/>
               </w:rPr>
             </w:pPr>
+            <w:r>
+              <w:rPr>
+                <w:rFonts w:ascii="Times New Roman" w:hAnsi="Times New Roman" w:cs="Times New Roman"/>
+                <w:sz w:val="20"/>
+                <w:szCs w:val="20"/>
+              </w:rPr>
+              <w:t>6</w:t>
+            </w:r>
           </w:p>
         </w:tc>
         <w:tc>
@@ -13343,6 +12253,14 @@
                 <w:szCs w:val="20"/>
               </w:rPr>
             </w:pPr>
+            <w:r>
+              <w:rPr>
+                <w:rFonts w:ascii="Times New Roman" w:hAnsi="Times New Roman" w:cs="Times New Roman"/>
+                <w:sz w:val="20"/>
+                <w:szCs w:val="20"/>
+              </w:rPr>
+              <w:t>(9/8) bis Taktende</w:t>
+            </w:r>
           </w:p>
         </w:tc>
         <w:tc>
@@ -13365,6 +12283,102 @@
                 <w:szCs w:val="20"/>
               </w:rPr>
             </w:pPr>
+            <w:r>
+              <w:rPr>
+                <w:rFonts w:ascii="Times New Roman" w:hAnsi="Times New Roman" w:cs="Times New Roman"/>
+                <w:i/>
+                <w:iCs/>
+                <w:sz w:val="20"/>
+                <w:szCs w:val="20"/>
+              </w:rPr>
+              <w:t>accell</w:t>
+            </w:r>
+            <w:r>
+              <w:rPr>
+                <w:rFonts w:ascii="Times New Roman" w:hAnsi="Times New Roman" w:cs="Times New Roman"/>
+                <w:i/>
+                <w:iCs/>
+                <w:sz w:val="20"/>
+                <w:szCs w:val="20"/>
+              </w:rPr>
+              <w:t>.</w:t>
+            </w:r>
+            <w:r>
+              <w:rPr>
+                <w:rFonts w:ascii="Times New Roman" w:hAnsi="Times New Roman" w:cs="Times New Roman"/>
+                <w:i/>
+                <w:iCs/>
+                <w:sz w:val="20"/>
+                <w:szCs w:val="20"/>
+              </w:rPr>
+              <w:t xml:space="preserve"> - - -</w:t>
+            </w:r>
+            <w:r>
+              <w:rPr>
+                <w:rFonts w:ascii="Times New Roman" w:hAnsi="Times New Roman" w:cs="Times New Roman"/>
+                <w:sz w:val="20"/>
+                <w:szCs w:val="20"/>
+              </w:rPr>
+              <w:t xml:space="preserve"> </w:t>
+            </w:r>
+            <w:r>
+              <w:rPr>
+                <w:rFonts w:ascii="Times New Roman" w:hAnsi="Times New Roman" w:cs="Times New Roman"/>
+                <w:sz w:val="20"/>
+                <w:szCs w:val="20"/>
+              </w:rPr>
+              <w:t>(</w:t>
+            </w:r>
+            <w:r>
+              <w:rPr>
+                <w:rFonts w:ascii="Times New Roman" w:hAnsi="Times New Roman" w:cs="Times New Roman"/>
+                <w:sz w:val="20"/>
+                <w:szCs w:val="20"/>
+              </w:rPr>
+              <w:t>lies: accelerando</w:t>
+            </w:r>
+            <w:r>
+              <w:rPr>
+                <w:rFonts w:ascii="Times New Roman" w:hAnsi="Times New Roman" w:cs="Times New Roman"/>
+                <w:sz w:val="20"/>
+                <w:szCs w:val="20"/>
+              </w:rPr>
+              <w:t>)</w:t>
+            </w:r>
+            <w:r>
+              <w:rPr>
+                <w:rFonts w:ascii="Times New Roman" w:hAnsi="Times New Roman" w:cs="Times New Roman"/>
+                <w:sz w:val="20"/>
+                <w:szCs w:val="20"/>
+              </w:rPr>
+              <w:t xml:space="preserve"> </w:t>
+            </w:r>
+            <w:r>
+              <w:rPr>
+                <w:rFonts w:ascii="Times New Roman" w:hAnsi="Times New Roman" w:cs="Times New Roman"/>
+                <w:sz w:val="20"/>
+                <w:szCs w:val="20"/>
+              </w:rPr>
+              <w:t xml:space="preserve">von Taktanfang bis Taktende geändert zu </w:t>
+            </w:r>
+            <w:r>
+              <w:rPr>
+                <w:rFonts w:ascii="Times New Roman" w:hAnsi="Times New Roman" w:cs="Times New Roman"/>
+                <w:i/>
+                <w:iCs/>
+                <w:sz w:val="20"/>
+                <w:szCs w:val="20"/>
+              </w:rPr>
+              <w:t>rit. - - -</w:t>
+            </w:r>
+            <w:r>
+              <w:rPr>
+                <w:rFonts w:ascii="Times New Roman" w:hAnsi="Times New Roman" w:cs="Times New Roman"/>
+                <w:sz w:val="20"/>
+                <w:szCs w:val="20"/>
+              </w:rPr>
+              <w:t xml:space="preserve"> von (9/8) bis Taktende. </w:t>
+            </w:r>
           </w:p>
         </w:tc>
       </w:tr>
@@ -13392,6 +12406,14 @@
                 <w:szCs w:val="20"/>
               </w:rPr>
             </w:pPr>
+            <w:r>
+              <w:rPr>
+                <w:rFonts w:ascii="Times New Roman" w:hAnsi="Times New Roman" w:cs="Times New Roman"/>
+                <w:sz w:val="20"/>
+                <w:szCs w:val="20"/>
+              </w:rPr>
+              <w:t>6</w:t>
+            </w:r>
           </w:p>
         </w:tc>
         <w:tc>
@@ -13414,6 +12436,14 @@
                 <w:szCs w:val="20"/>
               </w:rPr>
             </w:pPr>
+            <w:r>
+              <w:rPr>
+                <w:rFonts w:ascii="Times New Roman" w:hAnsi="Times New Roman" w:cs="Times New Roman"/>
+                <w:sz w:val="20"/>
+                <w:szCs w:val="20"/>
+              </w:rPr>
+              <w:t>I. Gg., Br.</w:t>
+            </w:r>
           </w:p>
         </w:tc>
         <w:tc>
@@ -13436,6 +12466,14 @@
                 <w:szCs w:val="20"/>
               </w:rPr>
             </w:pPr>
+            <w:r>
+              <w:rPr>
+                <w:rFonts w:ascii="Times New Roman" w:hAnsi="Times New Roman" w:cs="Times New Roman"/>
+                <w:sz w:val="20"/>
+                <w:szCs w:val="20"/>
+              </w:rPr>
+              <w:t>9–10/8</w:t>
+            </w:r>
           </w:p>
         </w:tc>
         <w:tc>
@@ -13458,6 +12496,14 @@
                 <w:szCs w:val="20"/>
               </w:rPr>
             </w:pPr>
+            <w:r>
+              <w:rPr>
+                <w:rFonts w:ascii="Times New Roman" w:hAnsi="Times New Roman" w:cs="Times New Roman"/>
+                <w:sz w:val="20"/>
+                <w:szCs w:val="20"/>
+              </w:rPr>
+              <w:t>Crescendogabel geändert zu Decrescendogabel.</w:t>
+            </w:r>
           </w:p>
         </w:tc>
       </w:tr>
@@ -13467,25 +12513,156 @@
         </w:trPr>
         <w:tc>
           <w:tcPr>
-            <w:tcW w:w="9212" w:type="dxa"/>
-            <w:gridSpan w:val="4"/>
-            <w:tcBorders>
-              <w:top w:val="single" w:sz="4" w:space="0" w:color="auto"/>
-              <w:left w:val="single" w:sz="4" w:space="0" w:color="auto"/>
-              <w:bottom w:val="single" w:sz="4" w:space="0" w:color="auto"/>
-              <w:right w:val="single" w:sz="4" w:space="0" w:color="auto"/>
-            </w:tcBorders>
-          </w:tcPr>
-          <w:p>
-            <w:pPr>
-              <w:spacing w:after="0" w:line="360" w:lineRule="auto"/>
-              <w:outlineLvl w:val="0"/>
-              <w:rPr>
-                <w:rFonts w:ascii="Times New Roman" w:hAnsi="Times New Roman" w:cs="Times New Roman"/>
-                <w:sz w:val="20"/>
-                <w:szCs w:val="20"/>
-              </w:rPr>
-            </w:pPr>
+            <w:tcW w:w="920" w:type="dxa"/>
+            <w:tcBorders>
+              <w:top w:val="single" w:sz="4" w:space="0" w:color="auto"/>
+              <w:left w:val="single" w:sz="4" w:space="0" w:color="auto"/>
+              <w:bottom w:val="single" w:sz="4" w:space="0" w:color="auto"/>
+              <w:right w:val="single" w:sz="4" w:space="0" w:color="auto"/>
+            </w:tcBorders>
+          </w:tcPr>
+          <w:p>
+            <w:pPr>
+              <w:spacing w:after="0" w:line="360" w:lineRule="auto"/>
+              <w:outlineLvl w:val="0"/>
+              <w:rPr>
+                <w:rFonts w:ascii="Times New Roman" w:hAnsi="Times New Roman" w:cs="Times New Roman"/>
+                <w:sz w:val="20"/>
+                <w:szCs w:val="20"/>
+              </w:rPr>
+            </w:pPr>
+            <w:r>
+              <w:rPr>
+                <w:rFonts w:ascii="Times New Roman" w:hAnsi="Times New Roman" w:cs="Times New Roman"/>
+                <w:sz w:val="20"/>
+                <w:szCs w:val="20"/>
+              </w:rPr>
+              <w:t>7</w:t>
+            </w:r>
+          </w:p>
+        </w:tc>
+        <w:tc>
+          <w:tcPr>
+            <w:tcW w:w="1134" w:type="dxa"/>
+            <w:tcBorders>
+              <w:top w:val="single" w:sz="4" w:space="0" w:color="auto"/>
+              <w:left w:val="single" w:sz="4" w:space="0" w:color="auto"/>
+              <w:bottom w:val="single" w:sz="4" w:space="0" w:color="auto"/>
+              <w:right w:val="single" w:sz="4" w:space="0" w:color="auto"/>
+            </w:tcBorders>
+          </w:tcPr>
+          <w:p>
+            <w:pPr>
+              <w:spacing w:after="0" w:line="360" w:lineRule="auto"/>
+              <w:outlineLvl w:val="0"/>
+              <w:rPr>
+                <w:rFonts w:ascii="Times New Roman" w:hAnsi="Times New Roman" w:cs="Times New Roman"/>
+                <w:sz w:val="20"/>
+                <w:szCs w:val="20"/>
+              </w:rPr>
+            </w:pPr>
+            <w:r>
+              <w:rPr>
+                <w:rFonts w:ascii="Times New Roman" w:hAnsi="Times New Roman" w:cs="Times New Roman"/>
+                <w:sz w:val="20"/>
+                <w:szCs w:val="20"/>
+              </w:rPr>
+              <w:t>II. Gg.</w:t>
+            </w:r>
+          </w:p>
+        </w:tc>
+        <w:tc>
+          <w:tcPr>
+            <w:tcW w:w="1278" w:type="dxa"/>
+            <w:tcBorders>
+              <w:top w:val="single" w:sz="4" w:space="0" w:color="auto"/>
+              <w:left w:val="single" w:sz="4" w:space="0" w:color="auto"/>
+              <w:bottom w:val="single" w:sz="4" w:space="0" w:color="auto"/>
+              <w:right w:val="single" w:sz="4" w:space="0" w:color="auto"/>
+            </w:tcBorders>
+          </w:tcPr>
+          <w:p>
+            <w:pPr>
+              <w:spacing w:after="0" w:line="360" w:lineRule="auto"/>
+              <w:outlineLvl w:val="0"/>
+              <w:rPr>
+                <w:rFonts w:ascii="Times New Roman" w:hAnsi="Times New Roman" w:cs="Times New Roman"/>
+                <w:sz w:val="20"/>
+                <w:szCs w:val="20"/>
+              </w:rPr>
+            </w:pPr>
+            <w:r>
+              <w:rPr>
+                <w:rFonts w:ascii="Times New Roman" w:hAnsi="Times New Roman" w:cs="Times New Roman"/>
+                <w:sz w:val="20"/>
+                <w:szCs w:val="20"/>
+              </w:rPr>
+              <w:t>1. Note</w:t>
+            </w:r>
+          </w:p>
+        </w:tc>
+        <w:tc>
+          <w:tcPr>
+            <w:tcW w:w="5880" w:type="dxa"/>
+            <w:tcBorders>
+              <w:top w:val="single" w:sz="4" w:space="0" w:color="auto"/>
+              <w:left w:val="single" w:sz="4" w:space="0" w:color="auto"/>
+              <w:bottom w:val="single" w:sz="4" w:space="0" w:color="auto"/>
+              <w:right w:val="single" w:sz="4" w:space="0" w:color="auto"/>
+            </w:tcBorders>
+          </w:tcPr>
+          <w:p>
+            <w:pPr>
+              <w:spacing w:after="0" w:line="360" w:lineRule="auto"/>
+              <w:outlineLvl w:val="0"/>
+              <w:rPr>
+                <w:rFonts w:ascii="Times New Roman" w:hAnsi="Times New Roman" w:cs="Times New Roman"/>
+                <w:sz w:val="20"/>
+                <w:szCs w:val="20"/>
+              </w:rPr>
+            </w:pPr>
+            <w:r>
+              <w:rPr>
+                <w:rFonts w:ascii="Times New Roman" w:hAnsi="Times New Roman" w:cs="Times New Roman"/>
+                <w:sz w:val="20"/>
+                <w:szCs w:val="20"/>
+              </w:rPr>
+              <w:t xml:space="preserve">Anfang von </w:t>
+            </w:r>
+            <w:r>
+              <w:rPr>
+                <w:rFonts w:ascii="Times New Roman" w:hAnsi="Times New Roman" w:cs="Times New Roman"/>
+                <w:i/>
+                <w:iCs/>
+                <w:sz w:val="20"/>
+                <w:szCs w:val="20"/>
+              </w:rPr>
+              <w:t>cresc. - - -</w:t>
+            </w:r>
+            <w:r>
+              <w:rPr>
+                <w:rFonts w:ascii="Times New Roman" w:hAnsi="Times New Roman" w:cs="Times New Roman"/>
+                <w:sz w:val="20"/>
+                <w:szCs w:val="20"/>
+              </w:rPr>
+              <w:t xml:space="preserve"> von T. 6 5/4 </w:t>
+            </w:r>
+            <w:r>
+              <w:rPr>
+                <w:rFonts w:ascii="Times New Roman" w:hAnsi="Times New Roman" w:cs="Times New Roman"/>
+                <w:sz w:val="20"/>
+                <w:szCs w:val="20"/>
+              </w:rPr>
+              <w:t xml:space="preserve">geändert </w:t>
+            </w:r>
+            <w:r>
+              <w:rPr>
+                <w:rFonts w:ascii="Times New Roman" w:hAnsi="Times New Roman" w:cs="Times New Roman"/>
+                <w:sz w:val="20"/>
+                <w:szCs w:val="20"/>
+              </w:rPr>
+              <w:t xml:space="preserve">zu T. 7 1. Note. </w:t>
+            </w:r>
           </w:p>
         </w:tc>
       </w:tr>
@@ -13513,6 +12690,14 @@
                 <w:szCs w:val="20"/>
               </w:rPr>
             </w:pPr>
+            <w:r>
+              <w:rPr>
+                <w:rFonts w:ascii="Times New Roman" w:hAnsi="Times New Roman" w:cs="Times New Roman"/>
+                <w:sz w:val="20"/>
+                <w:szCs w:val="20"/>
+              </w:rPr>
+              <w:t>7</w:t>
+            </w:r>
           </w:p>
         </w:tc>
         <w:tc>
@@ -13535,6 +12720,14 @@
                 <w:szCs w:val="20"/>
               </w:rPr>
             </w:pPr>
+            <w:r>
+              <w:rPr>
+                <w:rFonts w:ascii="Times New Roman" w:hAnsi="Times New Roman" w:cs="Times New Roman"/>
+                <w:sz w:val="20"/>
+                <w:szCs w:val="20"/>
+              </w:rPr>
+              <w:t>Vc.</w:t>
+            </w:r>
           </w:p>
         </w:tc>
         <w:tc>
@@ -13557,6 +12750,14 @@
                 <w:szCs w:val="20"/>
               </w:rPr>
             </w:pPr>
+            <w:r>
+              <w:rPr>
+                <w:rFonts w:ascii="Times New Roman" w:hAnsi="Times New Roman" w:cs="Times New Roman"/>
+                <w:sz w:val="20"/>
+                <w:szCs w:val="20"/>
+              </w:rPr>
+              <w:t>1. Pause</w:t>
+            </w:r>
           </w:p>
         </w:tc>
         <w:tc>
@@ -13579,6 +12780,30 @@
                 <w:szCs w:val="20"/>
               </w:rPr>
             </w:pPr>
+            <w:r>
+              <w:rPr>
+                <w:rFonts w:ascii="Times New Roman" w:hAnsi="Times New Roman" w:cs="Times New Roman"/>
+                <w:sz w:val="20"/>
+                <w:szCs w:val="20"/>
+              </w:rPr>
+              <w:t>Halbe Pause geändert zu Ganze Pause. Si</w:t>
+            </w:r>
+            <w:r>
+              <w:rPr>
+                <w:rFonts w:ascii="Times New Roman" w:hAnsi="Times New Roman" w:cs="Times New Roman"/>
+                <w:sz w:val="20"/>
+                <w:szCs w:val="20"/>
+              </w:rPr>
+              <w:t>e</w:t>
+            </w:r>
+            <w:r>
+              <w:rPr>
+                <w:rFonts w:ascii="Times New Roman" w:hAnsi="Times New Roman" w:cs="Times New Roman"/>
+                <w:sz w:val="20"/>
+                <w:szCs w:val="20"/>
+              </w:rPr>
+              <w:t>he TkA.</w:t>
+            </w:r>
           </w:p>
         </w:tc>
       </w:tr>
@@ -13588,90 +12813,92 @@
         </w:trPr>
         <w:tc>
           <w:tcPr>
-            <w:tcW w:w="920" w:type="dxa"/>
-            <w:tcBorders>
-              <w:top w:val="single" w:sz="4" w:space="0" w:color="auto"/>
-              <w:left w:val="single" w:sz="4" w:space="0" w:color="auto"/>
-              <w:bottom w:val="single" w:sz="4" w:space="0" w:color="auto"/>
-              <w:right w:val="single" w:sz="4" w:space="0" w:color="auto"/>
-            </w:tcBorders>
-          </w:tcPr>
-          <w:p>
-            <w:pPr>
-              <w:spacing w:after="0" w:line="360" w:lineRule="auto"/>
-              <w:outlineLvl w:val="0"/>
-              <w:rPr>
-                <w:rFonts w:ascii="Times New Roman" w:hAnsi="Times New Roman" w:cs="Times New Roman"/>
-                <w:sz w:val="20"/>
-                <w:szCs w:val="20"/>
-              </w:rPr>
-            </w:pPr>
-          </w:p>
-        </w:tc>
-        <w:tc>
-          <w:tcPr>
-            <w:tcW w:w="1134" w:type="dxa"/>
-            <w:tcBorders>
-              <w:top w:val="single" w:sz="4" w:space="0" w:color="auto"/>
-              <w:left w:val="single" w:sz="4" w:space="0" w:color="auto"/>
-              <w:bottom w:val="single" w:sz="4" w:space="0" w:color="auto"/>
-              <w:right w:val="single" w:sz="4" w:space="0" w:color="auto"/>
-            </w:tcBorders>
-          </w:tcPr>
-          <w:p>
-            <w:pPr>
-              <w:spacing w:after="0" w:line="360" w:lineRule="auto"/>
-              <w:outlineLvl w:val="0"/>
-              <w:rPr>
-                <w:rFonts w:ascii="Times New Roman" w:hAnsi="Times New Roman" w:cs="Times New Roman"/>
-                <w:sz w:val="20"/>
-                <w:szCs w:val="20"/>
-              </w:rPr>
-            </w:pPr>
-          </w:p>
-        </w:tc>
-        <w:tc>
-          <w:tcPr>
-            <w:tcW w:w="1278" w:type="dxa"/>
-            <w:tcBorders>
-              <w:top w:val="single" w:sz="4" w:space="0" w:color="auto"/>
-              <w:left w:val="single" w:sz="4" w:space="0" w:color="auto"/>
-              <w:bottom w:val="single" w:sz="4" w:space="0" w:color="auto"/>
-              <w:right w:val="single" w:sz="4" w:space="0" w:color="auto"/>
-            </w:tcBorders>
-          </w:tcPr>
-          <w:p>
-            <w:pPr>
-              <w:spacing w:after="0" w:line="360" w:lineRule="auto"/>
-              <w:outlineLvl w:val="0"/>
-              <w:rPr>
-                <w:rFonts w:ascii="Times New Roman" w:hAnsi="Times New Roman" w:cs="Times New Roman"/>
-                <w:sz w:val="20"/>
-                <w:szCs w:val="20"/>
-              </w:rPr>
-            </w:pPr>
-          </w:p>
-        </w:tc>
-        <w:tc>
-          <w:tcPr>
-            <w:tcW w:w="5880" w:type="dxa"/>
-            <w:tcBorders>
-              <w:top w:val="single" w:sz="4" w:space="0" w:color="auto"/>
-              <w:left w:val="single" w:sz="4" w:space="0" w:color="auto"/>
-              <w:bottom w:val="single" w:sz="4" w:space="0" w:color="auto"/>
-              <w:right w:val="single" w:sz="4" w:space="0" w:color="auto"/>
-            </w:tcBorders>
-          </w:tcPr>
-          <w:p>
-            <w:pPr>
-              <w:spacing w:after="0" w:line="360" w:lineRule="auto"/>
-              <w:outlineLvl w:val="0"/>
-              <w:rPr>
-                <w:rFonts w:ascii="Times New Roman" w:hAnsi="Times New Roman" w:cs="Times New Roman"/>
-                <w:sz w:val="20"/>
-                <w:szCs w:val="20"/>
-              </w:rPr>
-            </w:pPr>
+            <w:tcW w:w="9212" w:type="dxa"/>
+            <w:gridSpan w:val="4"/>
+            <w:tcBorders>
+              <w:top w:val="single" w:sz="4" w:space="0" w:color="auto"/>
+              <w:left w:val="single" w:sz="4" w:space="0" w:color="auto"/>
+              <w:bottom w:val="single" w:sz="4" w:space="0" w:color="auto"/>
+              <w:right w:val="single" w:sz="4" w:space="0" w:color="auto"/>
+            </w:tcBorders>
+          </w:tcPr>
+          <w:p>
+            <w:pPr>
+              <w:spacing w:after="0" w:line="360" w:lineRule="auto"/>
+              <w:outlineLvl w:val="0"/>
+              <w:rPr>
+                <w:rFonts w:ascii="Times New Roman" w:hAnsi="Times New Roman" w:cs="Times New Roman"/>
+                <w:sz w:val="20"/>
+                <w:szCs w:val="20"/>
+              </w:rPr>
+            </w:pPr>
+            <w:r>
+              <w:rPr>
+                <w:rFonts w:ascii="Times New Roman" w:hAnsi="Times New Roman" w:cs="Times New Roman"/>
+                <w:b/>
+                <w:bCs/>
+                <w:sz w:val="20"/>
+                <w:szCs w:val="20"/>
+                <w:lang w:val="de-DE"/>
+              </w:rPr>
+              <w:t>II</w:t>
+            </w:r>
+            <w:r>
+              <w:rPr>
+                <w:rFonts w:ascii="Times New Roman" w:hAnsi="Times New Roman" w:cs="Times New Roman"/>
+                <w:b/>
+                <w:bCs/>
+                <w:sz w:val="20"/>
+                <w:szCs w:val="20"/>
+                <w:lang w:val="de-DE"/>
+              </w:rPr>
+              <w:t>I</w:t>
+            </w:r>
+            <w:r>
+              <w:rPr>
+                <w:rFonts w:ascii="Times New Roman" w:hAnsi="Times New Roman" w:cs="Times New Roman"/>
+                <w:sz w:val="20"/>
+                <w:szCs w:val="20"/>
+                <w:lang w:val="de-DE"/>
+              </w:rPr>
+              <w:t xml:space="preserve"> M 17</w:t>
+            </w:r>
+            <w:r>
+              <w:rPr>
+                <w:rFonts w:ascii="Times New Roman" w:hAnsi="Times New Roman" w:cs="Times New Roman"/>
+                <w:sz w:val="20"/>
+                <w:szCs w:val="20"/>
+                <w:lang w:val="de-DE"/>
+              </w:rPr>
+              <w:t>2</w:t>
+            </w:r>
+            <w:r>
+              <w:rPr>
+                <w:rFonts w:ascii="Times New Roman" w:hAnsi="Times New Roman" w:cs="Times New Roman"/>
+                <w:sz w:val="20"/>
+                <w:szCs w:val="20"/>
+                <w:lang w:val="de-DE"/>
+              </w:rPr>
+              <w:t xml:space="preserve">: </w:t>
+            </w:r>
+            <w:r>
+              <w:rPr>
+                <w:rFonts w:ascii="Times New Roman" w:hAnsi="Times New Roman" w:cs="Times New Roman"/>
+                <w:sz w:val="20"/>
+                <w:szCs w:val="20"/>
+                <w:lang w:val="de-DE"/>
+              </w:rPr>
+              <w:t xml:space="preserve">Textfassung </w:t>
+            </w:r>
+            <w:r>
+              <w:rPr>
+                <w:rFonts w:ascii="Times New Roman" w:hAnsi="Times New Roman" w:cs="Times New Roman"/>
+                <w:sz w:val="20"/>
+                <w:szCs w:val="20"/>
+                <w:lang w:val="de-DE"/>
+              </w:rPr>
+              <w:t>3</w:t>
+            </w:r>
           </w:p>
         </w:tc>
       </w:tr>
@@ -13699,6 +12926,14 @@
                 <w:szCs w:val="20"/>
               </w:rPr>
             </w:pPr>
+            <w:r>
+              <w:rPr>
+                <w:rFonts w:ascii="Times New Roman" w:hAnsi="Times New Roman" w:cs="Times New Roman"/>
+                <w:sz w:val="20"/>
+                <w:szCs w:val="20"/>
+              </w:rPr>
+              <w:t>1</w:t>
+            </w:r>
           </w:p>
         </w:tc>
         <w:tc>
@@ -13743,6 +12978,14 @@
                 <w:szCs w:val="20"/>
               </w:rPr>
             </w:pPr>
+            <w:r>
+              <w:rPr>
+                <w:rFonts w:ascii="Times New Roman" w:hAnsi="Times New Roman" w:cs="Times New Roman"/>
+                <w:sz w:val="20"/>
+                <w:szCs w:val="20"/>
+              </w:rPr>
+              <w:t>Taktanfang</w:t>
+            </w:r>
           </w:p>
         </w:tc>
         <w:tc>
@@ -13765,6 +13008,104 @@
                 <w:szCs w:val="20"/>
               </w:rPr>
             </w:pPr>
+            <w:r>
+              <w:rPr>
+                <w:rFonts w:ascii="Times New Roman" w:hAnsi="Times New Roman" w:cs="Times New Roman"/>
+                <w:i/>
+                <w:iCs/>
+                <w:sz w:val="20"/>
+                <w:szCs w:val="20"/>
+              </w:rPr>
+              <w:t>Langsam (</w:t>
+            </w:r>
+            <w:r>
+              <w:rPr>
+                <w:rFonts w:ascii="Times New Roman" w:hAnsi="Times New Roman" w:cs="Times New Roman"/>
+                <w:sz w:val="20"/>
+                <w:szCs w:val="20"/>
+              </w:rPr>
+              <w:t>[Achtelnote]</w:t>
+            </w:r>
+            <w:r>
+              <w:rPr>
+                <w:rFonts w:ascii="Times New Roman" w:hAnsi="Times New Roman" w:cs="Times New Roman"/>
+                <w:i/>
+                <w:iCs/>
+                <w:sz w:val="20"/>
+                <w:szCs w:val="20"/>
+              </w:rPr>
+              <w:t>) (</w:t>
+            </w:r>
+            <w:r>
+              <w:rPr>
+                <w:rFonts w:ascii="Times New Roman" w:hAnsi="Times New Roman" w:cs="Times New Roman"/>
+                <w:sz w:val="20"/>
+                <w:szCs w:val="20"/>
+              </w:rPr>
+              <w:t xml:space="preserve">[Viertelnote] </w:t>
+            </w:r>
+            <w:r>
+              <w:rPr>
+                <w:rFonts w:ascii="Times New Roman" w:hAnsi="Times New Roman" w:cs="Times New Roman"/>
+                <w:i/>
+                <w:iCs/>
+                <w:sz w:val="20"/>
+                <w:szCs w:val="20"/>
+              </w:rPr>
+              <w:t>= ca 76)</w:t>
+            </w:r>
+            <w:r>
+              <w:rPr>
+                <w:rFonts w:ascii="Times New Roman" w:hAnsi="Times New Roman" w:cs="Times New Roman"/>
+                <w:sz w:val="20"/>
+                <w:szCs w:val="20"/>
+              </w:rPr>
+              <w:t xml:space="preserve"> geändert zu </w:t>
+            </w:r>
+            <w:r>
+              <w:rPr>
+                <w:rFonts w:ascii="Times New Roman" w:hAnsi="Times New Roman" w:cs="Times New Roman"/>
+                <w:i/>
+                <w:iCs/>
+                <w:sz w:val="20"/>
+                <w:szCs w:val="20"/>
+              </w:rPr>
+              <w:t>Ziemlich bewegte</w:t>
+            </w:r>
+            <w:r>
+              <w:rPr>
+                <w:rFonts w:ascii="Times New Roman" w:hAnsi="Times New Roman" w:cs="Times New Roman"/>
+                <w:sz w:val="20"/>
+                <w:szCs w:val="20"/>
+              </w:rPr>
+              <w:t xml:space="preserve"> [Viertelnote] </w:t>
+            </w:r>
+            <w:r>
+              <w:rPr>
+                <w:rFonts w:ascii="Times New Roman" w:hAnsi="Times New Roman" w:cs="Times New Roman"/>
+                <w:i/>
+                <w:iCs/>
+                <w:sz w:val="20"/>
+                <w:szCs w:val="20"/>
+              </w:rPr>
+              <w:t>(ca 76)</w:t>
+            </w:r>
+            <w:r>
+              <w:rPr>
+                <w:rFonts w:ascii="Times New Roman" w:hAnsi="Times New Roman" w:cs="Times New Roman"/>
+                <w:sz w:val="20"/>
+                <w:szCs w:val="20"/>
+              </w:rPr>
+              <w:t xml:space="preserve">. </w:t>
+            </w:r>
+            <w:r>
+              <w:rPr>
+                <w:rFonts w:ascii="Times New Roman" w:hAnsi="Times New Roman" w:cs="Times New Roman"/>
+                <w:sz w:val="20"/>
+                <w:szCs w:val="20"/>
+              </w:rPr>
+              <w:t xml:space="preserve">Siehe auch Korrekturen 2. </w:t>
+            </w:r>
           </w:p>
         </w:tc>
       </w:tr>
@@ -13792,6 +13133,14 @@
                 <w:szCs w:val="20"/>
               </w:rPr>
             </w:pPr>
+            <w:r>
+              <w:rPr>
+                <w:rFonts w:ascii="Times New Roman" w:hAnsi="Times New Roman" w:cs="Times New Roman"/>
+                <w:sz w:val="20"/>
+                <w:szCs w:val="20"/>
+              </w:rPr>
+              <w:t>1</w:t>
+            </w:r>
           </w:p>
         </w:tc>
         <w:tc>
@@ -13814,6 +13163,14 @@
                 <w:szCs w:val="20"/>
               </w:rPr>
             </w:pPr>
+            <w:r>
+              <w:rPr>
+                <w:rFonts w:ascii="Times New Roman" w:hAnsi="Times New Roman" w:cs="Times New Roman"/>
+                <w:sz w:val="20"/>
+                <w:szCs w:val="20"/>
+              </w:rPr>
+              <w:t xml:space="preserve">Br. </w:t>
+            </w:r>
           </w:p>
         </w:tc>
         <w:tc>
@@ -13836,6 +13193,14 @@
                 <w:szCs w:val="20"/>
               </w:rPr>
             </w:pPr>
+            <w:r>
+              <w:rPr>
+                <w:rFonts w:ascii="Times New Roman" w:hAnsi="Times New Roman" w:cs="Times New Roman"/>
+                <w:sz w:val="20"/>
+                <w:szCs w:val="20"/>
+              </w:rPr>
+              <w:t>1. Note</w:t>
+            </w:r>
           </w:p>
         </w:tc>
         <w:tc>
@@ -13854,6 +13219,1250 @@
               <w:outlineLvl w:val="0"/>
               <w:rPr>
                 <w:rFonts w:ascii="Times New Roman" w:hAnsi="Times New Roman" w:cs="Times New Roman"/>
+                <w:sz w:val="20"/>
+                <w:szCs w:val="20"/>
+              </w:rPr>
+            </w:pPr>
+            <w:r>
+              <w:rPr>
+                <w:rFonts w:ascii="Times New Roman" w:hAnsi="Times New Roman" w:cs="Times New Roman"/>
+                <w:i/>
+                <w:iCs/>
+                <w:sz w:val="20"/>
+                <w:szCs w:val="20"/>
+              </w:rPr>
+              <w:t>gleichmäßig</w:t>
+            </w:r>
+            <w:r>
+              <w:rPr>
+                <w:rFonts w:ascii="Times New Roman" w:hAnsi="Times New Roman" w:cs="Times New Roman"/>
+                <w:sz w:val="20"/>
+                <w:szCs w:val="20"/>
+              </w:rPr>
+              <w:t xml:space="preserve"> gestrichen. </w:t>
+            </w:r>
+          </w:p>
+        </w:tc>
+      </w:tr>
+      <w:tr>
+        <w:trPr>
+          <w:cantSplit/>
+        </w:trPr>
+        <w:tc>
+          <w:tcPr>
+            <w:tcW w:w="920" w:type="dxa"/>
+            <w:tcBorders>
+              <w:top w:val="single" w:sz="4" w:space="0" w:color="auto"/>
+              <w:left w:val="single" w:sz="4" w:space="0" w:color="auto"/>
+              <w:bottom w:val="single" w:sz="4" w:space="0" w:color="auto"/>
+              <w:right w:val="single" w:sz="4" w:space="0" w:color="auto"/>
+            </w:tcBorders>
+          </w:tcPr>
+          <w:p>
+            <w:pPr>
+              <w:spacing w:after="0" w:line="360" w:lineRule="auto"/>
+              <w:outlineLvl w:val="0"/>
+              <w:rPr>
+                <w:rFonts w:ascii="Times New Roman" w:hAnsi="Times New Roman" w:cs="Times New Roman"/>
+                <w:sz w:val="20"/>
+                <w:szCs w:val="20"/>
+              </w:rPr>
+            </w:pPr>
+            <w:r>
+              <w:rPr>
+                <w:rFonts w:ascii="Times New Roman" w:hAnsi="Times New Roman" w:cs="Times New Roman"/>
+                <w:sz w:val="20"/>
+                <w:szCs w:val="20"/>
+              </w:rPr>
+              <w:t>2</w:t>
+            </w:r>
+          </w:p>
+        </w:tc>
+        <w:tc>
+          <w:tcPr>
+            <w:tcW w:w="1134" w:type="dxa"/>
+            <w:tcBorders>
+              <w:top w:val="single" w:sz="4" w:space="0" w:color="auto"/>
+              <w:left w:val="single" w:sz="4" w:space="0" w:color="auto"/>
+              <w:bottom w:val="single" w:sz="4" w:space="0" w:color="auto"/>
+              <w:right w:val="single" w:sz="4" w:space="0" w:color="auto"/>
+            </w:tcBorders>
+          </w:tcPr>
+          <w:p>
+            <w:pPr>
+              <w:spacing w:after="0" w:line="360" w:lineRule="auto"/>
+              <w:outlineLvl w:val="0"/>
+              <w:rPr>
+                <w:rFonts w:ascii="Times New Roman" w:hAnsi="Times New Roman" w:cs="Times New Roman"/>
+                <w:sz w:val="20"/>
+                <w:szCs w:val="20"/>
+              </w:rPr>
+            </w:pPr>
+            <w:r>
+              <w:rPr>
+                <w:rFonts w:ascii="Times New Roman" w:hAnsi="Times New Roman" w:cs="Times New Roman"/>
+                <w:sz w:val="20"/>
+                <w:szCs w:val="20"/>
+              </w:rPr>
+              <w:t>I. Gg.</w:t>
+            </w:r>
+          </w:p>
+        </w:tc>
+        <w:tc>
+          <w:tcPr>
+            <w:tcW w:w="1278" w:type="dxa"/>
+            <w:tcBorders>
+              <w:top w:val="single" w:sz="4" w:space="0" w:color="auto"/>
+              <w:left w:val="single" w:sz="4" w:space="0" w:color="auto"/>
+              <w:bottom w:val="single" w:sz="4" w:space="0" w:color="auto"/>
+              <w:right w:val="single" w:sz="4" w:space="0" w:color="auto"/>
+            </w:tcBorders>
+          </w:tcPr>
+          <w:p>
+            <w:pPr>
+              <w:spacing w:after="0" w:line="360" w:lineRule="auto"/>
+              <w:outlineLvl w:val="0"/>
+              <w:rPr>
+                <w:rFonts w:ascii="Times New Roman" w:hAnsi="Times New Roman" w:cs="Times New Roman"/>
+                <w:sz w:val="20"/>
+                <w:szCs w:val="20"/>
+              </w:rPr>
+            </w:pPr>
+            <w:r>
+              <w:rPr>
+                <w:rFonts w:ascii="Times New Roman" w:hAnsi="Times New Roman" w:cs="Times New Roman"/>
+                <w:sz w:val="20"/>
+                <w:szCs w:val="20"/>
+              </w:rPr>
+              <w:t>2/8</w:t>
+            </w:r>
+          </w:p>
+        </w:tc>
+        <w:tc>
+          <w:tcPr>
+            <w:tcW w:w="5880" w:type="dxa"/>
+            <w:tcBorders>
+              <w:top w:val="single" w:sz="4" w:space="0" w:color="auto"/>
+              <w:left w:val="single" w:sz="4" w:space="0" w:color="auto"/>
+              <w:bottom w:val="single" w:sz="4" w:space="0" w:color="auto"/>
+              <w:right w:val="single" w:sz="4" w:space="0" w:color="auto"/>
+            </w:tcBorders>
+          </w:tcPr>
+          <w:p>
+            <w:pPr>
+              <w:spacing w:after="0" w:line="360" w:lineRule="auto"/>
+              <w:outlineLvl w:val="0"/>
+              <w:rPr>
+                <w:rFonts w:ascii="Times New Roman" w:hAnsi="Times New Roman" w:cs="Times New Roman"/>
+                <w:sz w:val="20"/>
+                <w:szCs w:val="20"/>
+              </w:rPr>
+            </w:pPr>
+            <w:r>
+              <w:rPr>
+                <w:rFonts w:ascii="Times New Roman" w:hAnsi="Times New Roman" w:cs="Times New Roman"/>
+                <w:sz w:val="20"/>
+                <w:szCs w:val="20"/>
+              </w:rPr>
+              <w:t>Balken zu 3/8 überschreibt Achtelfähnchen.</w:t>
+            </w:r>
+          </w:p>
+        </w:tc>
+      </w:tr>
+      <w:tr>
+        <w:trPr>
+          <w:cantSplit/>
+        </w:trPr>
+        <w:tc>
+          <w:tcPr>
+            <w:tcW w:w="920" w:type="dxa"/>
+            <w:tcBorders>
+              <w:top w:val="single" w:sz="4" w:space="0" w:color="auto"/>
+              <w:left w:val="single" w:sz="4" w:space="0" w:color="auto"/>
+              <w:bottom w:val="single" w:sz="4" w:space="0" w:color="auto"/>
+              <w:right w:val="single" w:sz="4" w:space="0" w:color="auto"/>
+            </w:tcBorders>
+          </w:tcPr>
+          <w:p>
+            <w:pPr>
+              <w:spacing w:after="0" w:line="360" w:lineRule="auto"/>
+              <w:outlineLvl w:val="0"/>
+              <w:rPr>
+                <w:rFonts w:ascii="Times New Roman" w:hAnsi="Times New Roman" w:cs="Times New Roman"/>
+                <w:sz w:val="20"/>
+                <w:szCs w:val="20"/>
+                <w:lang w:val="de-DE"/>
+              </w:rPr>
+            </w:pPr>
+            <w:r>
+              <w:rPr>
+                <w:rFonts w:ascii="Times New Roman" w:hAnsi="Times New Roman" w:cs="Times New Roman"/>
+                <w:sz w:val="20"/>
+                <w:szCs w:val="20"/>
+                <w:lang w:val="de-DE"/>
+              </w:rPr>
+              <w:t>3</w:t>
+            </w:r>
+          </w:p>
+        </w:tc>
+        <w:tc>
+          <w:tcPr>
+            <w:tcW w:w="1134" w:type="dxa"/>
+            <w:tcBorders>
+              <w:top w:val="single" w:sz="4" w:space="0" w:color="auto"/>
+              <w:left w:val="single" w:sz="4" w:space="0" w:color="auto"/>
+              <w:bottom w:val="single" w:sz="4" w:space="0" w:color="auto"/>
+              <w:right w:val="single" w:sz="4" w:space="0" w:color="auto"/>
+            </w:tcBorders>
+          </w:tcPr>
+          <w:p>
+            <w:pPr>
+              <w:spacing w:after="0" w:line="360" w:lineRule="auto"/>
+              <w:outlineLvl w:val="0"/>
+              <w:rPr>
+                <w:rFonts w:ascii="Times New Roman" w:hAnsi="Times New Roman" w:cs="Times New Roman"/>
+                <w:sz w:val="20"/>
+                <w:szCs w:val="20"/>
+                <w:lang w:val="de-DE"/>
+              </w:rPr>
+            </w:pPr>
+            <w:r>
+              <w:rPr>
+                <w:rFonts w:ascii="Times New Roman" w:hAnsi="Times New Roman" w:cs="Times New Roman"/>
+                <w:sz w:val="20"/>
+                <w:szCs w:val="20"/>
+                <w:lang w:val="de-DE"/>
+              </w:rPr>
+              <w:t>Vc.</w:t>
+            </w:r>
+          </w:p>
+        </w:tc>
+        <w:tc>
+          <w:tcPr>
+            <w:tcW w:w="1278" w:type="dxa"/>
+            <w:tcBorders>
+              <w:top w:val="single" w:sz="4" w:space="0" w:color="auto"/>
+              <w:left w:val="single" w:sz="4" w:space="0" w:color="auto"/>
+              <w:bottom w:val="single" w:sz="4" w:space="0" w:color="auto"/>
+              <w:right w:val="single" w:sz="4" w:space="0" w:color="auto"/>
+            </w:tcBorders>
+          </w:tcPr>
+          <w:p>
+            <w:pPr>
+              <w:spacing w:after="0" w:line="360" w:lineRule="auto"/>
+              <w:outlineLvl w:val="0"/>
+              <w:rPr>
+                <w:rFonts w:ascii="Times New Roman" w:hAnsi="Times New Roman" w:cs="Times New Roman"/>
+                <w:sz w:val="20"/>
+                <w:szCs w:val="20"/>
+                <w:lang w:val="de-DE"/>
+              </w:rPr>
+            </w:pPr>
+            <w:r>
+              <w:rPr>
+                <w:rFonts w:ascii="Times New Roman" w:hAnsi="Times New Roman" w:cs="Times New Roman"/>
+                <w:sz w:val="20"/>
+                <w:szCs w:val="20"/>
+                <w:lang w:val="de-DE"/>
+              </w:rPr>
+              <w:t>1. Note</w:t>
+            </w:r>
+          </w:p>
+        </w:tc>
+        <w:tc>
+          <w:tcPr>
+            <w:tcW w:w="5880" w:type="dxa"/>
+            <w:tcBorders>
+              <w:top w:val="single" w:sz="4" w:space="0" w:color="auto"/>
+              <w:left w:val="single" w:sz="4" w:space="0" w:color="auto"/>
+              <w:bottom w:val="single" w:sz="4" w:space="0" w:color="auto"/>
+              <w:right w:val="single" w:sz="4" w:space="0" w:color="auto"/>
+            </w:tcBorders>
+          </w:tcPr>
+          <w:p>
+            <w:pPr>
+              <w:spacing w:after="0" w:line="360" w:lineRule="auto"/>
+              <w:outlineLvl w:val="0"/>
+              <w:rPr>
+                <w:rFonts w:ascii="Times New Roman" w:hAnsi="Times New Roman" w:cs="Times New Roman"/>
+                <w:sz w:val="20"/>
+                <w:szCs w:val="20"/>
+                <w:lang w:val="de-DE"/>
+              </w:rPr>
+            </w:pPr>
+            <w:r>
+              <w:rPr>
+                <w:rFonts w:ascii="Times New Roman" w:hAnsi="Times New Roman" w:cs="Times New Roman"/>
+                <w:sz w:val="20"/>
+                <w:szCs w:val="20"/>
+                <w:lang w:val="de-DE"/>
+              </w:rPr>
+              <w:t>Crescendogabel geändert zu Crescendo-, Decrescendogabel.</w:t>
+            </w:r>
+          </w:p>
+        </w:tc>
+      </w:tr>
+      <w:tr>
+        <w:trPr>
+          <w:cantSplit/>
+        </w:trPr>
+        <w:tc>
+          <w:tcPr>
+            <w:tcW w:w="920" w:type="dxa"/>
+            <w:tcBorders>
+              <w:top w:val="single" w:sz="4" w:space="0" w:color="auto"/>
+              <w:left w:val="single" w:sz="4" w:space="0" w:color="auto"/>
+              <w:bottom w:val="single" w:sz="4" w:space="0" w:color="auto"/>
+              <w:right w:val="single" w:sz="4" w:space="0" w:color="auto"/>
+            </w:tcBorders>
+          </w:tcPr>
+          <w:p>
+            <w:pPr>
+              <w:spacing w:after="0" w:line="360" w:lineRule="auto"/>
+              <w:outlineLvl w:val="0"/>
+              <w:rPr>
+                <w:rFonts w:ascii="Times New Roman" w:hAnsi="Times New Roman" w:cs="Times New Roman"/>
+                <w:sz w:val="20"/>
+                <w:szCs w:val="20"/>
+                <w:lang w:val="de-DE"/>
+              </w:rPr>
+            </w:pPr>
+            <w:r>
+              <w:rPr>
+                <w:rFonts w:ascii="Times New Roman" w:hAnsi="Times New Roman" w:cs="Times New Roman"/>
+                <w:sz w:val="20"/>
+                <w:szCs w:val="20"/>
+                <w:lang w:val="de-DE"/>
+              </w:rPr>
+              <w:t>3</w:t>
+            </w:r>
+          </w:p>
+        </w:tc>
+        <w:tc>
+          <w:tcPr>
+            <w:tcW w:w="1134" w:type="dxa"/>
+            <w:tcBorders>
+              <w:top w:val="single" w:sz="4" w:space="0" w:color="auto"/>
+              <w:left w:val="single" w:sz="4" w:space="0" w:color="auto"/>
+              <w:bottom w:val="single" w:sz="4" w:space="0" w:color="auto"/>
+              <w:right w:val="single" w:sz="4" w:space="0" w:color="auto"/>
+            </w:tcBorders>
+          </w:tcPr>
+          <w:p>
+            <w:pPr>
+              <w:spacing w:after="0" w:line="360" w:lineRule="auto"/>
+              <w:outlineLvl w:val="0"/>
+              <w:rPr>
+                <w:rFonts w:ascii="Times New Roman" w:hAnsi="Times New Roman" w:cs="Times New Roman"/>
+                <w:sz w:val="20"/>
+                <w:szCs w:val="20"/>
+                <w:lang w:val="de-DE"/>
+              </w:rPr>
+            </w:pPr>
+            <w:r>
+              <w:rPr>
+                <w:rFonts w:ascii="Times New Roman" w:hAnsi="Times New Roman" w:cs="Times New Roman"/>
+                <w:sz w:val="20"/>
+                <w:szCs w:val="20"/>
+                <w:lang w:val="de-DE"/>
+              </w:rPr>
+              <w:t>Br</w:t>
+            </w:r>
+            <w:r>
+              <w:rPr>
+                <w:rFonts w:ascii="Times New Roman" w:hAnsi="Times New Roman" w:cs="Times New Roman"/>
+                <w:sz w:val="20"/>
+                <w:szCs w:val="20"/>
+                <w:lang w:val="de-DE"/>
+              </w:rPr>
+              <w:t>.</w:t>
+            </w:r>
+          </w:p>
+        </w:tc>
+        <w:tc>
+          <w:tcPr>
+            <w:tcW w:w="1278" w:type="dxa"/>
+            <w:tcBorders>
+              <w:top w:val="single" w:sz="4" w:space="0" w:color="auto"/>
+              <w:left w:val="single" w:sz="4" w:space="0" w:color="auto"/>
+              <w:bottom w:val="single" w:sz="4" w:space="0" w:color="auto"/>
+              <w:right w:val="single" w:sz="4" w:space="0" w:color="auto"/>
+            </w:tcBorders>
+          </w:tcPr>
+          <w:p>
+            <w:pPr>
+              <w:spacing w:after="0" w:line="360" w:lineRule="auto"/>
+              <w:outlineLvl w:val="0"/>
+              <w:rPr>
+                <w:rFonts w:ascii="Times New Roman" w:hAnsi="Times New Roman" w:cs="Times New Roman"/>
+                <w:sz w:val="20"/>
+                <w:szCs w:val="20"/>
+                <w:lang w:val="de-DE"/>
+              </w:rPr>
+            </w:pPr>
+            <w:r>
+              <w:rPr>
+                <w:rFonts w:ascii="Times New Roman" w:hAnsi="Times New Roman" w:cs="Times New Roman"/>
+                <w:sz w:val="20"/>
+                <w:szCs w:val="20"/>
+                <w:lang w:val="de-DE"/>
+              </w:rPr>
+              <w:t>1</w:t>
+            </w:r>
+            <w:r>
+              <w:rPr>
+                <w:rFonts w:ascii="Times New Roman" w:hAnsi="Times New Roman" w:cs="Times New Roman"/>
+                <w:sz w:val="20"/>
+                <w:szCs w:val="20"/>
+                <w:lang w:val="de-DE"/>
+              </w:rPr>
+              <w:t>.– 2.</w:t>
+            </w:r>
+            <w:r>
+              <w:rPr>
+                <w:rFonts w:ascii="Times New Roman" w:hAnsi="Times New Roman" w:cs="Times New Roman"/>
+                <w:sz w:val="20"/>
+                <w:szCs w:val="20"/>
+                <w:lang w:val="de-DE"/>
+              </w:rPr>
+              <w:t xml:space="preserve"> Note</w:t>
+            </w:r>
+          </w:p>
+        </w:tc>
+        <w:tc>
+          <w:tcPr>
+            <w:tcW w:w="5880" w:type="dxa"/>
+            <w:tcBorders>
+              <w:top w:val="single" w:sz="4" w:space="0" w:color="auto"/>
+              <w:left w:val="single" w:sz="4" w:space="0" w:color="auto"/>
+              <w:bottom w:val="single" w:sz="4" w:space="0" w:color="auto"/>
+              <w:right w:val="single" w:sz="4" w:space="0" w:color="auto"/>
+            </w:tcBorders>
+          </w:tcPr>
+          <w:p>
+            <w:pPr>
+              <w:spacing w:after="0" w:line="360" w:lineRule="auto"/>
+              <w:outlineLvl w:val="0"/>
+              <w:rPr>
+                <w:rFonts w:ascii="Times New Roman" w:hAnsi="Times New Roman" w:cs="Times New Roman"/>
+                <w:sz w:val="20"/>
+                <w:szCs w:val="20"/>
+                <w:lang w:val="de-DE"/>
+              </w:rPr>
+            </w:pPr>
+            <w:r>
+              <w:rPr>
+                <w:rFonts w:ascii="Times New Roman" w:hAnsi="Times New Roman" w:cs="Times New Roman"/>
+                <w:sz w:val="20"/>
+                <w:szCs w:val="20"/>
+                <w:lang w:val="de-DE"/>
+              </w:rPr>
+              <w:t>Crescendogabel geändert zu Crescendo-, Decrescendogabel.</w:t>
+            </w:r>
+          </w:p>
+        </w:tc>
+      </w:tr>
+      <w:tr>
+        <w:trPr>
+          <w:cantSplit/>
+        </w:trPr>
+        <w:tc>
+          <w:tcPr>
+            <w:tcW w:w="920" w:type="dxa"/>
+            <w:tcBorders>
+              <w:top w:val="single" w:sz="4" w:space="0" w:color="auto"/>
+              <w:left w:val="single" w:sz="4" w:space="0" w:color="auto"/>
+              <w:bottom w:val="single" w:sz="4" w:space="0" w:color="auto"/>
+              <w:right w:val="single" w:sz="4" w:space="0" w:color="auto"/>
+            </w:tcBorders>
+          </w:tcPr>
+          <w:p>
+            <w:pPr>
+              <w:spacing w:after="0" w:line="360" w:lineRule="auto"/>
+              <w:outlineLvl w:val="0"/>
+              <w:rPr>
+                <w:rFonts w:ascii="Times New Roman" w:hAnsi="Times New Roman" w:cs="Times New Roman"/>
+                <w:sz w:val="20"/>
+                <w:szCs w:val="20"/>
+              </w:rPr>
+            </w:pPr>
+            <w:r>
+              <w:rPr>
+                <w:rFonts w:ascii="Times New Roman" w:hAnsi="Times New Roman" w:cs="Times New Roman"/>
+                <w:sz w:val="20"/>
+                <w:szCs w:val="20"/>
+              </w:rPr>
+              <w:t>3</w:t>
+            </w:r>
+          </w:p>
+        </w:tc>
+        <w:tc>
+          <w:tcPr>
+            <w:tcW w:w="1134" w:type="dxa"/>
+            <w:tcBorders>
+              <w:top w:val="single" w:sz="4" w:space="0" w:color="auto"/>
+              <w:left w:val="single" w:sz="4" w:space="0" w:color="auto"/>
+              <w:bottom w:val="single" w:sz="4" w:space="0" w:color="auto"/>
+              <w:right w:val="single" w:sz="4" w:space="0" w:color="auto"/>
+            </w:tcBorders>
+          </w:tcPr>
+          <w:p>
+            <w:pPr>
+              <w:spacing w:after="0" w:line="360" w:lineRule="auto"/>
+              <w:outlineLvl w:val="0"/>
+              <w:rPr>
+                <w:rFonts w:ascii="Times New Roman" w:hAnsi="Times New Roman" w:cs="Times New Roman"/>
+                <w:sz w:val="20"/>
+                <w:szCs w:val="20"/>
+              </w:rPr>
+            </w:pPr>
+            <w:r>
+              <w:rPr>
+                <w:rFonts w:ascii="Times New Roman" w:hAnsi="Times New Roman" w:cs="Times New Roman"/>
+                <w:sz w:val="20"/>
+                <w:szCs w:val="20"/>
+              </w:rPr>
+              <w:t>II. Gg.</w:t>
+            </w:r>
+          </w:p>
+        </w:tc>
+        <w:tc>
+          <w:tcPr>
+            <w:tcW w:w="1278" w:type="dxa"/>
+            <w:tcBorders>
+              <w:top w:val="single" w:sz="4" w:space="0" w:color="auto"/>
+              <w:left w:val="single" w:sz="4" w:space="0" w:color="auto"/>
+              <w:bottom w:val="single" w:sz="4" w:space="0" w:color="auto"/>
+              <w:right w:val="single" w:sz="4" w:space="0" w:color="auto"/>
+            </w:tcBorders>
+          </w:tcPr>
+          <w:p>
+            <w:pPr>
+              <w:spacing w:after="0" w:line="360" w:lineRule="auto"/>
+              <w:outlineLvl w:val="0"/>
+              <w:rPr>
+                <w:rFonts w:ascii="Times New Roman" w:hAnsi="Times New Roman" w:cs="Times New Roman"/>
+                <w:sz w:val="20"/>
+                <w:szCs w:val="20"/>
+              </w:rPr>
+            </w:pPr>
+            <w:r>
+              <w:rPr>
+                <w:rFonts w:ascii="Times New Roman" w:hAnsi="Times New Roman" w:cs="Times New Roman"/>
+                <w:sz w:val="20"/>
+                <w:szCs w:val="20"/>
+              </w:rPr>
+              <w:t>3/16</w:t>
+            </w:r>
+          </w:p>
+        </w:tc>
+        <w:tc>
+          <w:tcPr>
+            <w:tcW w:w="5880" w:type="dxa"/>
+            <w:tcBorders>
+              <w:top w:val="single" w:sz="4" w:space="0" w:color="auto"/>
+              <w:left w:val="single" w:sz="4" w:space="0" w:color="auto"/>
+              <w:bottom w:val="single" w:sz="4" w:space="0" w:color="auto"/>
+              <w:right w:val="single" w:sz="4" w:space="0" w:color="auto"/>
+            </w:tcBorders>
+          </w:tcPr>
+          <w:p>
+            <w:pPr>
+              <w:spacing w:after="0" w:line="360" w:lineRule="auto"/>
+              <w:outlineLvl w:val="0"/>
+              <w:rPr>
+                <w:rFonts w:ascii="Times New Roman" w:hAnsi="Times New Roman" w:cs="Times New Roman"/>
+                <w:sz w:val="20"/>
+                <w:szCs w:val="20"/>
+              </w:rPr>
+            </w:pPr>
+            <w:r>
+              <w:rPr>
+                <w:rFonts w:ascii="Times New Roman" w:hAnsi="Times New Roman" w:cs="Times New Roman"/>
+                <w:i/>
+                <w:iCs/>
+                <w:sz w:val="20"/>
+                <w:szCs w:val="20"/>
+              </w:rPr>
+              <w:t>natürlich</w:t>
+            </w:r>
+            <w:r>
+              <w:rPr>
+                <w:rFonts w:ascii="Times New Roman" w:hAnsi="Times New Roman" w:cs="Times New Roman"/>
+                <w:sz w:val="20"/>
+                <w:szCs w:val="20"/>
+              </w:rPr>
+              <w:t xml:space="preserve"> gestrichen. Siehe TkA</w:t>
+            </w:r>
+            <w:r>
+              <w:rPr>
+                <w:rFonts w:ascii="Times New Roman" w:hAnsi="Times New Roman" w:cs="Times New Roman"/>
+                <w:sz w:val="20"/>
+                <w:szCs w:val="20"/>
+              </w:rPr>
+              <w:t>.</w:t>
+            </w:r>
+          </w:p>
+        </w:tc>
+      </w:tr>
+      <w:tr>
+        <w:trPr>
+          <w:cantSplit/>
+        </w:trPr>
+        <w:tc>
+          <w:tcPr>
+            <w:tcW w:w="920" w:type="dxa"/>
+            <w:tcBorders>
+              <w:top w:val="single" w:sz="4" w:space="0" w:color="auto"/>
+              <w:left w:val="single" w:sz="4" w:space="0" w:color="auto"/>
+              <w:bottom w:val="single" w:sz="4" w:space="0" w:color="auto"/>
+              <w:right w:val="single" w:sz="4" w:space="0" w:color="auto"/>
+            </w:tcBorders>
+          </w:tcPr>
+          <w:p>
+            <w:pPr>
+              <w:spacing w:after="0" w:line="360" w:lineRule="auto"/>
+              <w:outlineLvl w:val="0"/>
+              <w:rPr>
+                <w:rFonts w:ascii="Times New Roman" w:hAnsi="Times New Roman" w:cs="Times New Roman"/>
+                <w:sz w:val="20"/>
+                <w:szCs w:val="20"/>
+              </w:rPr>
+            </w:pPr>
+            <w:r>
+              <w:rPr>
+                <w:rFonts w:ascii="Times New Roman" w:hAnsi="Times New Roman" w:cs="Times New Roman"/>
+                <w:sz w:val="20"/>
+                <w:szCs w:val="20"/>
+              </w:rPr>
+              <w:t>4</w:t>
+            </w:r>
+          </w:p>
+        </w:tc>
+        <w:tc>
+          <w:tcPr>
+            <w:tcW w:w="1134" w:type="dxa"/>
+            <w:tcBorders>
+              <w:top w:val="single" w:sz="4" w:space="0" w:color="auto"/>
+              <w:left w:val="single" w:sz="4" w:space="0" w:color="auto"/>
+              <w:bottom w:val="single" w:sz="4" w:space="0" w:color="auto"/>
+              <w:right w:val="single" w:sz="4" w:space="0" w:color="auto"/>
+            </w:tcBorders>
+          </w:tcPr>
+          <w:p>
+            <w:pPr>
+              <w:spacing w:after="0" w:line="360" w:lineRule="auto"/>
+              <w:outlineLvl w:val="0"/>
+              <w:rPr>
+                <w:rFonts w:ascii="Times New Roman" w:hAnsi="Times New Roman" w:cs="Times New Roman"/>
+                <w:sz w:val="20"/>
+                <w:szCs w:val="20"/>
+              </w:rPr>
+            </w:pPr>
+            <w:r>
+              <w:rPr>
+                <w:rFonts w:ascii="Times New Roman" w:hAnsi="Times New Roman" w:cs="Times New Roman"/>
+                <w:sz w:val="20"/>
+                <w:szCs w:val="20"/>
+              </w:rPr>
+              <w:t>I. Gg.</w:t>
+            </w:r>
+          </w:p>
+        </w:tc>
+        <w:tc>
+          <w:tcPr>
+            <w:tcW w:w="1278" w:type="dxa"/>
+            <w:tcBorders>
+              <w:top w:val="single" w:sz="4" w:space="0" w:color="auto"/>
+              <w:left w:val="single" w:sz="4" w:space="0" w:color="auto"/>
+              <w:bottom w:val="single" w:sz="4" w:space="0" w:color="auto"/>
+              <w:right w:val="single" w:sz="4" w:space="0" w:color="auto"/>
+            </w:tcBorders>
+          </w:tcPr>
+          <w:p>
+            <w:pPr>
+              <w:spacing w:after="0" w:line="360" w:lineRule="auto"/>
+              <w:outlineLvl w:val="0"/>
+              <w:rPr>
+                <w:rFonts w:ascii="Times New Roman" w:hAnsi="Times New Roman" w:cs="Times New Roman"/>
+                <w:sz w:val="20"/>
+                <w:szCs w:val="20"/>
+              </w:rPr>
+            </w:pPr>
+            <w:r>
+              <w:rPr>
+                <w:rFonts w:ascii="Times New Roman" w:hAnsi="Times New Roman" w:cs="Times New Roman"/>
+                <w:sz w:val="20"/>
+                <w:szCs w:val="20"/>
+              </w:rPr>
+              <w:t>1.–2. Note</w:t>
+            </w:r>
+          </w:p>
+        </w:tc>
+        <w:tc>
+          <w:tcPr>
+            <w:tcW w:w="5880" w:type="dxa"/>
+            <w:tcBorders>
+              <w:top w:val="single" w:sz="4" w:space="0" w:color="auto"/>
+              <w:left w:val="single" w:sz="4" w:space="0" w:color="auto"/>
+              <w:bottom w:val="single" w:sz="4" w:space="0" w:color="auto"/>
+              <w:right w:val="single" w:sz="4" w:space="0" w:color="auto"/>
+            </w:tcBorders>
+          </w:tcPr>
+          <w:p>
+            <w:pPr>
+              <w:spacing w:after="0" w:line="360" w:lineRule="auto"/>
+              <w:outlineLvl w:val="0"/>
+              <w:rPr>
+                <w:rFonts w:ascii="Times New Roman" w:hAnsi="Times New Roman" w:cs="Times New Roman"/>
+                <w:sz w:val="20"/>
+                <w:szCs w:val="20"/>
+              </w:rPr>
+            </w:pPr>
+            <w:r>
+              <w:rPr>
+                <w:rFonts w:ascii="Times New Roman" w:hAnsi="Times New Roman" w:cs="Times New Roman"/>
+                <w:sz w:val="20"/>
+                <w:szCs w:val="20"/>
+              </w:rPr>
+              <w:t>B</w:t>
+            </w:r>
+            <w:r>
+              <w:rPr>
+                <w:rFonts w:ascii="Times New Roman" w:hAnsi="Times New Roman" w:cs="Times New Roman"/>
+                <w:sz w:val="20"/>
+                <w:szCs w:val="20"/>
+              </w:rPr>
+              <w:t>ogen gestrichen.</w:t>
+            </w:r>
+          </w:p>
+        </w:tc>
+      </w:tr>
+      <w:tr>
+        <w:trPr>
+          <w:cantSplit/>
+        </w:trPr>
+        <w:tc>
+          <w:tcPr>
+            <w:tcW w:w="920" w:type="dxa"/>
+            <w:tcBorders>
+              <w:top w:val="single" w:sz="4" w:space="0" w:color="auto"/>
+              <w:left w:val="single" w:sz="4" w:space="0" w:color="auto"/>
+              <w:bottom w:val="single" w:sz="4" w:space="0" w:color="auto"/>
+              <w:right w:val="single" w:sz="4" w:space="0" w:color="auto"/>
+            </w:tcBorders>
+          </w:tcPr>
+          <w:p>
+            <w:pPr>
+              <w:spacing w:after="0" w:line="360" w:lineRule="auto"/>
+              <w:outlineLvl w:val="0"/>
+              <w:rPr>
+                <w:rFonts w:ascii="Times New Roman" w:hAnsi="Times New Roman" w:cs="Times New Roman"/>
+                <w:sz w:val="20"/>
+                <w:szCs w:val="20"/>
+              </w:rPr>
+            </w:pPr>
+            <w:r>
+              <w:rPr>
+                <w:rFonts w:ascii="Times New Roman" w:hAnsi="Times New Roman" w:cs="Times New Roman"/>
+                <w:sz w:val="20"/>
+                <w:szCs w:val="20"/>
+              </w:rPr>
+              <w:t>4</w:t>
+            </w:r>
+          </w:p>
+        </w:tc>
+        <w:tc>
+          <w:tcPr>
+            <w:tcW w:w="1134" w:type="dxa"/>
+            <w:tcBorders>
+              <w:top w:val="single" w:sz="4" w:space="0" w:color="auto"/>
+              <w:left w:val="single" w:sz="4" w:space="0" w:color="auto"/>
+              <w:bottom w:val="single" w:sz="4" w:space="0" w:color="auto"/>
+              <w:right w:val="single" w:sz="4" w:space="0" w:color="auto"/>
+            </w:tcBorders>
+          </w:tcPr>
+          <w:p>
+            <w:pPr>
+              <w:spacing w:after="0" w:line="360" w:lineRule="auto"/>
+              <w:outlineLvl w:val="0"/>
+              <w:rPr>
+                <w:rFonts w:ascii="Times New Roman" w:hAnsi="Times New Roman" w:cs="Times New Roman"/>
+                <w:sz w:val="20"/>
+                <w:szCs w:val="20"/>
+              </w:rPr>
+            </w:pPr>
+            <w:r>
+              <w:rPr>
+                <w:rFonts w:ascii="Times New Roman" w:hAnsi="Times New Roman" w:cs="Times New Roman"/>
+                <w:sz w:val="20"/>
+                <w:szCs w:val="20"/>
+              </w:rPr>
+              <w:t>I. Gg.</w:t>
+            </w:r>
+          </w:p>
+        </w:tc>
+        <w:tc>
+          <w:tcPr>
+            <w:tcW w:w="1278" w:type="dxa"/>
+            <w:tcBorders>
+              <w:top w:val="single" w:sz="4" w:space="0" w:color="auto"/>
+              <w:left w:val="single" w:sz="4" w:space="0" w:color="auto"/>
+              <w:bottom w:val="single" w:sz="4" w:space="0" w:color="auto"/>
+              <w:right w:val="single" w:sz="4" w:space="0" w:color="auto"/>
+            </w:tcBorders>
+          </w:tcPr>
+          <w:p>
+            <w:pPr>
+              <w:spacing w:after="0" w:line="360" w:lineRule="auto"/>
+              <w:outlineLvl w:val="0"/>
+              <w:rPr>
+                <w:rFonts w:ascii="Times New Roman" w:hAnsi="Times New Roman" w:cs="Times New Roman"/>
+                <w:sz w:val="20"/>
+                <w:szCs w:val="20"/>
+              </w:rPr>
+            </w:pPr>
+            <w:r>
+              <w:rPr>
+                <w:rFonts w:ascii="Times New Roman" w:hAnsi="Times New Roman" w:cs="Times New Roman"/>
+                <w:sz w:val="20"/>
+                <w:szCs w:val="20"/>
+              </w:rPr>
+              <w:t>3. Note</w:t>
+            </w:r>
+          </w:p>
+        </w:tc>
+        <w:tc>
+          <w:tcPr>
+            <w:tcW w:w="5880" w:type="dxa"/>
+            <w:tcBorders>
+              <w:top w:val="single" w:sz="4" w:space="0" w:color="auto"/>
+              <w:left w:val="single" w:sz="4" w:space="0" w:color="auto"/>
+              <w:bottom w:val="single" w:sz="4" w:space="0" w:color="auto"/>
+              <w:right w:val="single" w:sz="4" w:space="0" w:color="auto"/>
+            </w:tcBorders>
+          </w:tcPr>
+          <w:p>
+            <w:pPr>
+              <w:spacing w:after="0" w:line="360" w:lineRule="auto"/>
+              <w:outlineLvl w:val="0"/>
+              <w:rPr>
+                <w:rFonts w:ascii="Times New Roman" w:hAnsi="Times New Roman" w:cs="Times New Roman"/>
+                <w:sz w:val="20"/>
+                <w:szCs w:val="20"/>
+              </w:rPr>
+            </w:pPr>
+            <w:r>
+              <w:rPr>
+                <w:rFonts w:ascii="Times New Roman" w:hAnsi="Times New Roman" w:cs="Times New Roman"/>
+                <w:i/>
+                <w:iCs/>
+                <w:sz w:val="20"/>
+                <w:szCs w:val="20"/>
+              </w:rPr>
+              <w:t>natürlich</w:t>
+            </w:r>
+            <w:r>
+              <w:rPr>
+                <w:rFonts w:ascii="Times New Roman" w:hAnsi="Times New Roman" w:cs="Times New Roman"/>
+                <w:sz w:val="20"/>
+                <w:szCs w:val="20"/>
+              </w:rPr>
+              <w:t xml:space="preserve"> gestrichen. </w:t>
+            </w:r>
+            <w:r>
+              <w:rPr>
+                <w:rFonts w:ascii="Times New Roman" w:hAnsi="Times New Roman" w:cs="Times New Roman"/>
+                <w:sz w:val="20"/>
+                <w:szCs w:val="20"/>
+                <w:highlight w:val="red"/>
+              </w:rPr>
+              <w:t>##</w:t>
+            </w:r>
+            <w:r>
+              <w:rPr>
+                <w:rFonts w:ascii="Times New Roman" w:hAnsi="Times New Roman" w:cs="Times New Roman"/>
+                <w:sz w:val="20"/>
+                <w:szCs w:val="20"/>
+              </w:rPr>
+              <w:t>Siehe TkA?</w:t>
+            </w:r>
+          </w:p>
+        </w:tc>
+      </w:tr>
+      <w:tr>
+        <w:trPr>
+          <w:cantSplit/>
+        </w:trPr>
+        <w:tc>
+          <w:tcPr>
+            <w:tcW w:w="920" w:type="dxa"/>
+            <w:tcBorders>
+              <w:top w:val="single" w:sz="4" w:space="0" w:color="auto"/>
+              <w:left w:val="single" w:sz="4" w:space="0" w:color="auto"/>
+              <w:bottom w:val="single" w:sz="4" w:space="0" w:color="auto"/>
+              <w:right w:val="single" w:sz="4" w:space="0" w:color="auto"/>
+            </w:tcBorders>
+          </w:tcPr>
+          <w:p>
+            <w:pPr>
+              <w:spacing w:after="0" w:line="360" w:lineRule="auto"/>
+              <w:outlineLvl w:val="0"/>
+              <w:rPr>
+                <w:rFonts w:ascii="Times New Roman" w:hAnsi="Times New Roman" w:cs="Times New Roman"/>
+                <w:sz w:val="20"/>
+                <w:szCs w:val="20"/>
+              </w:rPr>
+            </w:pPr>
+          </w:p>
+        </w:tc>
+        <w:tc>
+          <w:tcPr>
+            <w:tcW w:w="1134" w:type="dxa"/>
+            <w:tcBorders>
+              <w:top w:val="single" w:sz="4" w:space="0" w:color="auto"/>
+              <w:left w:val="single" w:sz="4" w:space="0" w:color="auto"/>
+              <w:bottom w:val="single" w:sz="4" w:space="0" w:color="auto"/>
+              <w:right w:val="single" w:sz="4" w:space="0" w:color="auto"/>
+            </w:tcBorders>
+          </w:tcPr>
+          <w:p>
+            <w:pPr>
+              <w:spacing w:after="0" w:line="360" w:lineRule="auto"/>
+              <w:outlineLvl w:val="0"/>
+              <w:rPr>
+                <w:rFonts w:ascii="Times New Roman" w:hAnsi="Times New Roman" w:cs="Times New Roman"/>
+                <w:sz w:val="20"/>
+                <w:szCs w:val="20"/>
+              </w:rPr>
+            </w:pPr>
+          </w:p>
+        </w:tc>
+        <w:tc>
+          <w:tcPr>
+            <w:tcW w:w="1278" w:type="dxa"/>
+            <w:tcBorders>
+              <w:top w:val="single" w:sz="4" w:space="0" w:color="auto"/>
+              <w:left w:val="single" w:sz="4" w:space="0" w:color="auto"/>
+              <w:bottom w:val="single" w:sz="4" w:space="0" w:color="auto"/>
+              <w:right w:val="single" w:sz="4" w:space="0" w:color="auto"/>
+            </w:tcBorders>
+          </w:tcPr>
+          <w:p>
+            <w:pPr>
+              <w:spacing w:after="0" w:line="360" w:lineRule="auto"/>
+              <w:outlineLvl w:val="0"/>
+              <w:rPr>
+                <w:rFonts w:ascii="Times New Roman" w:hAnsi="Times New Roman" w:cs="Times New Roman"/>
+                <w:sz w:val="20"/>
+                <w:szCs w:val="20"/>
+              </w:rPr>
+            </w:pPr>
+          </w:p>
+        </w:tc>
+        <w:tc>
+          <w:tcPr>
+            <w:tcW w:w="5880" w:type="dxa"/>
+            <w:tcBorders>
+              <w:top w:val="single" w:sz="4" w:space="0" w:color="auto"/>
+              <w:left w:val="single" w:sz="4" w:space="0" w:color="auto"/>
+              <w:bottom w:val="single" w:sz="4" w:space="0" w:color="auto"/>
+              <w:right w:val="single" w:sz="4" w:space="0" w:color="auto"/>
+            </w:tcBorders>
+          </w:tcPr>
+          <w:p>
+            <w:pPr>
+              <w:spacing w:after="0" w:line="360" w:lineRule="auto"/>
+              <w:outlineLvl w:val="0"/>
+              <w:rPr>
+                <w:rFonts w:ascii="Times New Roman" w:hAnsi="Times New Roman" w:cs="Times New Roman"/>
+                <w:i/>
+                <w:iCs/>
+                <w:sz w:val="20"/>
+                <w:szCs w:val="20"/>
+              </w:rPr>
+            </w:pPr>
+          </w:p>
+        </w:tc>
+      </w:tr>
+      <w:tr>
+        <w:trPr>
+          <w:cantSplit/>
+        </w:trPr>
+        <w:tc>
+          <w:tcPr>
+            <w:tcW w:w="920" w:type="dxa"/>
+            <w:tcBorders>
+              <w:top w:val="single" w:sz="4" w:space="0" w:color="auto"/>
+              <w:left w:val="single" w:sz="4" w:space="0" w:color="auto"/>
+              <w:bottom w:val="single" w:sz="4" w:space="0" w:color="auto"/>
+              <w:right w:val="single" w:sz="4" w:space="0" w:color="auto"/>
+            </w:tcBorders>
+          </w:tcPr>
+          <w:p>
+            <w:pPr>
+              <w:spacing w:after="0" w:line="360" w:lineRule="auto"/>
+              <w:outlineLvl w:val="0"/>
+              <w:rPr>
+                <w:rFonts w:ascii="Times New Roman" w:hAnsi="Times New Roman" w:cs="Times New Roman"/>
+                <w:sz w:val="20"/>
+                <w:szCs w:val="20"/>
+              </w:rPr>
+            </w:pPr>
+          </w:p>
+        </w:tc>
+        <w:tc>
+          <w:tcPr>
+            <w:tcW w:w="1134" w:type="dxa"/>
+            <w:tcBorders>
+              <w:top w:val="single" w:sz="4" w:space="0" w:color="auto"/>
+              <w:left w:val="single" w:sz="4" w:space="0" w:color="auto"/>
+              <w:bottom w:val="single" w:sz="4" w:space="0" w:color="auto"/>
+              <w:right w:val="single" w:sz="4" w:space="0" w:color="auto"/>
+            </w:tcBorders>
+          </w:tcPr>
+          <w:p>
+            <w:pPr>
+              <w:spacing w:after="0" w:line="360" w:lineRule="auto"/>
+              <w:outlineLvl w:val="0"/>
+              <w:rPr>
+                <w:rFonts w:ascii="Times New Roman" w:hAnsi="Times New Roman" w:cs="Times New Roman"/>
+                <w:sz w:val="20"/>
+                <w:szCs w:val="20"/>
+              </w:rPr>
+            </w:pPr>
+          </w:p>
+        </w:tc>
+        <w:tc>
+          <w:tcPr>
+            <w:tcW w:w="1278" w:type="dxa"/>
+            <w:tcBorders>
+              <w:top w:val="single" w:sz="4" w:space="0" w:color="auto"/>
+              <w:left w:val="single" w:sz="4" w:space="0" w:color="auto"/>
+              <w:bottom w:val="single" w:sz="4" w:space="0" w:color="auto"/>
+              <w:right w:val="single" w:sz="4" w:space="0" w:color="auto"/>
+            </w:tcBorders>
+          </w:tcPr>
+          <w:p>
+            <w:pPr>
+              <w:spacing w:after="0" w:line="360" w:lineRule="auto"/>
+              <w:outlineLvl w:val="0"/>
+              <w:rPr>
+                <w:rFonts w:ascii="Times New Roman" w:hAnsi="Times New Roman" w:cs="Times New Roman"/>
+                <w:sz w:val="20"/>
+                <w:szCs w:val="20"/>
+              </w:rPr>
+            </w:pPr>
+          </w:p>
+        </w:tc>
+        <w:tc>
+          <w:tcPr>
+            <w:tcW w:w="5880" w:type="dxa"/>
+            <w:tcBorders>
+              <w:top w:val="single" w:sz="4" w:space="0" w:color="auto"/>
+              <w:left w:val="single" w:sz="4" w:space="0" w:color="auto"/>
+              <w:bottom w:val="single" w:sz="4" w:space="0" w:color="auto"/>
+              <w:right w:val="single" w:sz="4" w:space="0" w:color="auto"/>
+            </w:tcBorders>
+          </w:tcPr>
+          <w:p>
+            <w:pPr>
+              <w:spacing w:after="0" w:line="360" w:lineRule="auto"/>
+              <w:outlineLvl w:val="0"/>
+              <w:rPr>
+                <w:rFonts w:ascii="Times New Roman" w:hAnsi="Times New Roman" w:cs="Times New Roman"/>
+                <w:i/>
+                <w:iCs/>
+                <w:sz w:val="20"/>
+                <w:szCs w:val="20"/>
+              </w:rPr>
+            </w:pPr>
+          </w:p>
+        </w:tc>
+      </w:tr>
+      <w:tr>
+        <w:trPr>
+          <w:cantSplit/>
+        </w:trPr>
+        <w:tc>
+          <w:tcPr>
+            <w:tcW w:w="920" w:type="dxa"/>
+            <w:tcBorders>
+              <w:top w:val="single" w:sz="4" w:space="0" w:color="auto"/>
+              <w:left w:val="single" w:sz="4" w:space="0" w:color="auto"/>
+              <w:bottom w:val="single" w:sz="4" w:space="0" w:color="auto"/>
+              <w:right w:val="single" w:sz="4" w:space="0" w:color="auto"/>
+            </w:tcBorders>
+          </w:tcPr>
+          <w:p>
+            <w:pPr>
+              <w:spacing w:after="0" w:line="360" w:lineRule="auto"/>
+              <w:outlineLvl w:val="0"/>
+              <w:rPr>
+                <w:rFonts w:ascii="Times New Roman" w:hAnsi="Times New Roman" w:cs="Times New Roman"/>
+                <w:sz w:val="20"/>
+                <w:szCs w:val="20"/>
+              </w:rPr>
+            </w:pPr>
+          </w:p>
+        </w:tc>
+        <w:tc>
+          <w:tcPr>
+            <w:tcW w:w="1134" w:type="dxa"/>
+            <w:tcBorders>
+              <w:top w:val="single" w:sz="4" w:space="0" w:color="auto"/>
+              <w:left w:val="single" w:sz="4" w:space="0" w:color="auto"/>
+              <w:bottom w:val="single" w:sz="4" w:space="0" w:color="auto"/>
+              <w:right w:val="single" w:sz="4" w:space="0" w:color="auto"/>
+            </w:tcBorders>
+          </w:tcPr>
+          <w:p>
+            <w:pPr>
+              <w:spacing w:after="0" w:line="360" w:lineRule="auto"/>
+              <w:outlineLvl w:val="0"/>
+              <w:rPr>
+                <w:rFonts w:ascii="Times New Roman" w:hAnsi="Times New Roman" w:cs="Times New Roman"/>
+                <w:sz w:val="20"/>
+                <w:szCs w:val="20"/>
+              </w:rPr>
+            </w:pPr>
+          </w:p>
+        </w:tc>
+        <w:tc>
+          <w:tcPr>
+            <w:tcW w:w="1278" w:type="dxa"/>
+            <w:tcBorders>
+              <w:top w:val="single" w:sz="4" w:space="0" w:color="auto"/>
+              <w:left w:val="single" w:sz="4" w:space="0" w:color="auto"/>
+              <w:bottom w:val="single" w:sz="4" w:space="0" w:color="auto"/>
+              <w:right w:val="single" w:sz="4" w:space="0" w:color="auto"/>
+            </w:tcBorders>
+          </w:tcPr>
+          <w:p>
+            <w:pPr>
+              <w:spacing w:after="0" w:line="360" w:lineRule="auto"/>
+              <w:outlineLvl w:val="0"/>
+              <w:rPr>
+                <w:rFonts w:ascii="Times New Roman" w:hAnsi="Times New Roman" w:cs="Times New Roman"/>
+                <w:sz w:val="20"/>
+                <w:szCs w:val="20"/>
+              </w:rPr>
+            </w:pPr>
+          </w:p>
+        </w:tc>
+        <w:tc>
+          <w:tcPr>
+            <w:tcW w:w="5880" w:type="dxa"/>
+            <w:tcBorders>
+              <w:top w:val="single" w:sz="4" w:space="0" w:color="auto"/>
+              <w:left w:val="single" w:sz="4" w:space="0" w:color="auto"/>
+              <w:bottom w:val="single" w:sz="4" w:space="0" w:color="auto"/>
+              <w:right w:val="single" w:sz="4" w:space="0" w:color="auto"/>
+            </w:tcBorders>
+          </w:tcPr>
+          <w:p>
+            <w:pPr>
+              <w:spacing w:after="0" w:line="360" w:lineRule="auto"/>
+              <w:outlineLvl w:val="0"/>
+              <w:rPr>
+                <w:rFonts w:ascii="Times New Roman" w:hAnsi="Times New Roman" w:cs="Times New Roman"/>
+                <w:i/>
+                <w:iCs/>
+                <w:sz w:val="20"/>
+                <w:szCs w:val="20"/>
+              </w:rPr>
+            </w:pPr>
+          </w:p>
+        </w:tc>
+      </w:tr>
+      <w:tr>
+        <w:trPr>
+          <w:cantSplit/>
+        </w:trPr>
+        <w:tc>
+          <w:tcPr>
+            <w:tcW w:w="920" w:type="dxa"/>
+            <w:tcBorders>
+              <w:top w:val="single" w:sz="4" w:space="0" w:color="auto"/>
+              <w:left w:val="single" w:sz="4" w:space="0" w:color="auto"/>
+              <w:bottom w:val="single" w:sz="4" w:space="0" w:color="auto"/>
+              <w:right w:val="single" w:sz="4" w:space="0" w:color="auto"/>
+            </w:tcBorders>
+          </w:tcPr>
+          <w:p>
+            <w:pPr>
+              <w:spacing w:after="0" w:line="360" w:lineRule="auto"/>
+              <w:outlineLvl w:val="0"/>
+              <w:rPr>
+                <w:rFonts w:ascii="Times New Roman" w:hAnsi="Times New Roman" w:cs="Times New Roman"/>
+                <w:sz w:val="20"/>
+                <w:szCs w:val="20"/>
+              </w:rPr>
+            </w:pPr>
+          </w:p>
+        </w:tc>
+        <w:tc>
+          <w:tcPr>
+            <w:tcW w:w="1134" w:type="dxa"/>
+            <w:tcBorders>
+              <w:top w:val="single" w:sz="4" w:space="0" w:color="auto"/>
+              <w:left w:val="single" w:sz="4" w:space="0" w:color="auto"/>
+              <w:bottom w:val="single" w:sz="4" w:space="0" w:color="auto"/>
+              <w:right w:val="single" w:sz="4" w:space="0" w:color="auto"/>
+            </w:tcBorders>
+          </w:tcPr>
+          <w:p>
+            <w:pPr>
+              <w:spacing w:after="0" w:line="360" w:lineRule="auto"/>
+              <w:outlineLvl w:val="0"/>
+              <w:rPr>
+                <w:rFonts w:ascii="Times New Roman" w:hAnsi="Times New Roman" w:cs="Times New Roman"/>
+                <w:sz w:val="20"/>
+                <w:szCs w:val="20"/>
+              </w:rPr>
+            </w:pPr>
+          </w:p>
+        </w:tc>
+        <w:tc>
+          <w:tcPr>
+            <w:tcW w:w="1278" w:type="dxa"/>
+            <w:tcBorders>
+              <w:top w:val="single" w:sz="4" w:space="0" w:color="auto"/>
+              <w:left w:val="single" w:sz="4" w:space="0" w:color="auto"/>
+              <w:bottom w:val="single" w:sz="4" w:space="0" w:color="auto"/>
+              <w:right w:val="single" w:sz="4" w:space="0" w:color="auto"/>
+            </w:tcBorders>
+          </w:tcPr>
+          <w:p>
+            <w:pPr>
+              <w:spacing w:after="0" w:line="360" w:lineRule="auto"/>
+              <w:outlineLvl w:val="0"/>
+              <w:rPr>
+                <w:rFonts w:ascii="Times New Roman" w:hAnsi="Times New Roman" w:cs="Times New Roman"/>
+                <w:sz w:val="20"/>
+                <w:szCs w:val="20"/>
+              </w:rPr>
+            </w:pPr>
+          </w:p>
+        </w:tc>
+        <w:tc>
+          <w:tcPr>
+            <w:tcW w:w="5880" w:type="dxa"/>
+            <w:tcBorders>
+              <w:top w:val="single" w:sz="4" w:space="0" w:color="auto"/>
+              <w:left w:val="single" w:sz="4" w:space="0" w:color="auto"/>
+              <w:bottom w:val="single" w:sz="4" w:space="0" w:color="auto"/>
+              <w:right w:val="single" w:sz="4" w:space="0" w:color="auto"/>
+            </w:tcBorders>
+          </w:tcPr>
+          <w:p>
+            <w:pPr>
+              <w:spacing w:after="0" w:line="360" w:lineRule="auto"/>
+              <w:outlineLvl w:val="0"/>
+              <w:rPr>
+                <w:rFonts w:ascii="Times New Roman" w:hAnsi="Times New Roman" w:cs="Times New Roman"/>
+                <w:i/>
+                <w:iCs/>
                 <w:sz w:val="20"/>
                 <w:szCs w:val="20"/>
               </w:rPr>
@@ -14302,7 +14911,6 @@
         </w:rPr>
         <w:t xml:space="preserve"> 2 in </w:t>
       </w:r>
-      <w:proofErr w:type="spellStart"/>
       <w:r>
         <w:rPr>
           <w:rFonts w:ascii="Times New Roman" w:hAnsi="Times New Roman" w:cs="Times New Roman"/>
@@ -14324,7 +14932,6 @@
         </w:rPr>
         <w:t>b</w:t>
       </w:r>
-      <w:proofErr w:type="spellEnd"/>
       <w:r>
         <w:rPr>
           <w:rFonts w:ascii="Times New Roman" w:hAnsi="Times New Roman" w:cs="Times New Roman"/>
@@ -14603,6 +15210,7 @@
                 <w:szCs w:val="20"/>
                 <w:lang w:val="de-DE"/>
               </w:rPr>
+              <w:lastRenderedPageBreak/>
               <w:t>1</w:t>
             </w:r>
           </w:p>
@@ -14712,9 +15320,18 @@
                 <w:szCs w:val="20"/>
                 <w:lang w:val="de-DE"/>
               </w:rPr>
-              <w:t xml:space="preserve"> (</w:t>
-            </w:r>
-            <w:proofErr w:type="spellStart"/>
+              <w:t xml:space="preserve"> (ca 60)</w:t>
+            </w:r>
+            <w:r>
+              <w:rPr>
+                <w:rFonts w:ascii="Times New Roman" w:hAnsi="Times New Roman" w:cs="Times New Roman"/>
+                <w:iCs/>
+                <w:sz w:val="20"/>
+                <w:szCs w:val="20"/>
+                <w:lang w:val="de-DE"/>
+              </w:rPr>
+              <w:t xml:space="preserve"> und </w:t>
+            </w:r>
             <w:r>
               <w:rPr>
                 <w:rFonts w:ascii="Times New Roman" w:hAnsi="Times New Roman" w:cs="Times New Roman"/>
@@ -14723,9 +15340,41 @@
                 <w:szCs w:val="20"/>
                 <w:lang w:val="de-DE"/>
               </w:rPr>
-              <w:t>ca</w:t>
-            </w:r>
-            <w:proofErr w:type="spellEnd"/>
+              <w:t>Mit bewegtestem Ausdruck</w:t>
+            </w:r>
+            <w:r>
+              <w:rPr>
+                <w:rFonts w:ascii="Times New Roman" w:hAnsi="Times New Roman" w:cs="Times New Roman"/>
+                <w:iCs/>
+                <w:sz w:val="20"/>
+                <w:szCs w:val="20"/>
+                <w:lang w:val="de-DE"/>
+              </w:rPr>
+              <w:t xml:space="preserve"> hinzugefügt. </w:t>
+            </w:r>
+          </w:p>
+          <w:p>
+            <w:pPr>
+              <w:spacing w:after="0" w:line="360" w:lineRule="auto"/>
+              <w:outlineLvl w:val="0"/>
+              <w:rPr>
+                <w:rFonts w:ascii="Times New Roman" w:hAnsi="Times New Roman" w:cs="Times New Roman"/>
+                <w:iCs/>
+                <w:sz w:val="20"/>
+                <w:szCs w:val="20"/>
+                <w:lang w:val="de-DE"/>
+              </w:rPr>
+            </w:pPr>
+            <w:r>
+              <w:rPr>
+                <w:rFonts w:ascii="Times New Roman" w:hAnsi="Times New Roman" w:cs="Times New Roman"/>
+                <w:iCs/>
+                <w:sz w:val="20"/>
+                <w:szCs w:val="20"/>
+                <w:lang w:val="de-DE"/>
+              </w:rPr>
+              <w:t xml:space="preserve">Dann: </w:t>
+            </w:r>
             <w:r>
               <w:rPr>
                 <w:rFonts w:ascii="Times New Roman" w:hAnsi="Times New Roman" w:cs="Times New Roman"/>
@@ -14734,7 +15383,7 @@
                 <w:szCs w:val="20"/>
                 <w:lang w:val="de-DE"/>
               </w:rPr>
-              <w:t xml:space="preserve"> 60)</w:t>
+              <w:t>Mit bewegtestem Ausdruck</w:t>
             </w:r>
             <w:r>
               <w:rPr>
@@ -14744,17 +15393,7 @@
                 <w:szCs w:val="20"/>
                 <w:lang w:val="de-DE"/>
               </w:rPr>
-              <w:t xml:space="preserve"> und </w:t>
-            </w:r>
-            <w:r>
-              <w:rPr>
-                <w:rFonts w:ascii="Times New Roman" w:hAnsi="Times New Roman" w:cs="Times New Roman"/>
-                <w:i/>
-                <w:sz w:val="20"/>
-                <w:szCs w:val="20"/>
-                <w:lang w:val="de-DE"/>
-              </w:rPr>
-              <w:t>Mit bewegtestem Ausdruck</w:t>
+              <w:t xml:space="preserve"> </w:t>
             </w:r>
             <w:r>
               <w:rPr>
@@ -14764,13 +15403,9 @@
                 <w:szCs w:val="20"/>
                 <w:lang w:val="de-DE"/>
               </w:rPr>
-              <w:t xml:space="preserve"> hinzugefügt. </w:t>
-            </w:r>
-          </w:p>
-          <w:p>
-            <w:pPr>
-              <w:spacing w:after="0" w:line="360" w:lineRule="auto"/>
-              <w:outlineLvl w:val="0"/>
+              <w:t xml:space="preserve">und Streichung </w:t>
+            </w:r>
+            <w:r>
               <w:rPr>
                 <w:rFonts w:ascii="Times New Roman" w:hAnsi="Times New Roman" w:cs="Times New Roman"/>
                 <w:iCs/>
@@ -14778,6 +15413,19 @@
                 <w:szCs w:val="20"/>
                 <w:lang w:val="de-DE"/>
               </w:rPr>
+              <w:t>radiert.</w:t>
+            </w:r>
+          </w:p>
+          <w:p>
+            <w:pPr>
+              <w:spacing w:after="0" w:line="360" w:lineRule="auto"/>
+              <w:outlineLvl w:val="0"/>
+              <w:rPr>
+                <w:rFonts w:ascii="Times New Roman" w:hAnsi="Times New Roman" w:cs="Times New Roman"/>
+                <w:sz w:val="20"/>
+                <w:szCs w:val="20"/>
+                <w:lang w:val="de-DE"/>
+              </w:rPr>
             </w:pPr>
             <w:r>
               <w:rPr>
@@ -14787,91 +15435,7 @@
                 <w:szCs w:val="20"/>
                 <w:lang w:val="de-DE"/>
               </w:rPr>
-              <w:t xml:space="preserve">Dann: </w:t>
-            </w:r>
-            <w:r>
-              <w:rPr>
-                <w:rFonts w:ascii="Times New Roman" w:hAnsi="Times New Roman" w:cs="Times New Roman"/>
-                <w:i/>
-                <w:sz w:val="20"/>
-                <w:szCs w:val="20"/>
-                <w:lang w:val="de-DE"/>
-              </w:rPr>
-              <w:t>Mit bewegtestem Ausdruck</w:t>
-            </w:r>
-            <w:r>
-              <w:rPr>
-                <w:rFonts w:ascii="Times New Roman" w:hAnsi="Times New Roman" w:cs="Times New Roman"/>
-                <w:iCs/>
-                <w:sz w:val="20"/>
-                <w:szCs w:val="20"/>
-                <w:lang w:val="de-DE"/>
-              </w:rPr>
-              <w:t xml:space="preserve"> </w:t>
-            </w:r>
-            <w:r>
-              <w:rPr>
-                <w:rFonts w:ascii="Times New Roman" w:hAnsi="Times New Roman" w:cs="Times New Roman"/>
-                <w:iCs/>
-                <w:sz w:val="20"/>
-                <w:szCs w:val="20"/>
-                <w:lang w:val="de-DE"/>
-              </w:rPr>
-              <w:t xml:space="preserve">und Streichung </w:t>
-            </w:r>
-            <w:r>
-              <w:rPr>
-                <w:rFonts w:ascii="Times New Roman" w:hAnsi="Times New Roman" w:cs="Times New Roman"/>
-                <w:iCs/>
-                <w:sz w:val="20"/>
-                <w:szCs w:val="20"/>
-                <w:lang w:val="de-DE"/>
-              </w:rPr>
-              <w:t>radiert.</w:t>
-            </w:r>
-          </w:p>
-          <w:p>
-            <w:pPr>
-              <w:spacing w:after="0" w:line="360" w:lineRule="auto"/>
-              <w:outlineLvl w:val="0"/>
-              <w:rPr>
-                <w:rFonts w:ascii="Times New Roman" w:hAnsi="Times New Roman" w:cs="Times New Roman"/>
-                <w:sz w:val="20"/>
-                <w:szCs w:val="20"/>
-                <w:lang w:val="de-DE"/>
-              </w:rPr>
-            </w:pPr>
-            <w:r>
-              <w:rPr>
-                <w:rFonts w:ascii="Times New Roman" w:hAnsi="Times New Roman" w:cs="Times New Roman"/>
-                <w:iCs/>
-                <w:sz w:val="20"/>
-                <w:szCs w:val="20"/>
-                <w:lang w:val="de-DE"/>
-              </w:rPr>
-              <w:t xml:space="preserve">Siehe auch Korrekturen 1 und </w:t>
-            </w:r>
-            <w:proofErr w:type="spellStart"/>
-            <w:r>
-              <w:rPr>
-                <w:rFonts w:ascii="Times New Roman" w:hAnsi="Times New Roman" w:cs="Times New Roman"/>
-                <w:iCs/>
-                <w:sz w:val="20"/>
-                <w:szCs w:val="20"/>
-                <w:lang w:val="de-DE"/>
-              </w:rPr>
-              <w:t>TkA</w:t>
-            </w:r>
-            <w:proofErr w:type="spellEnd"/>
-            <w:r>
-              <w:rPr>
-                <w:rFonts w:ascii="Times New Roman" w:hAnsi="Times New Roman" w:cs="Times New Roman"/>
-                <w:iCs/>
-                <w:sz w:val="20"/>
-                <w:szCs w:val="20"/>
-                <w:lang w:val="de-DE"/>
-              </w:rPr>
-              <w:t>.</w:t>
+              <w:t>Siehe auch Korrekturen 1 und TkA.</w:t>
             </w:r>
           </w:p>
         </w:tc>
@@ -14997,7 +15561,6 @@
                 <w:lang w:val="de-DE"/>
               </w:rPr>
             </w:pPr>
-            <w:proofErr w:type="spellStart"/>
             <w:r>
               <w:rPr>
                 <w:rFonts w:ascii="Times New Roman" w:hAnsi="Times New Roman" w:cs="Times New Roman"/>
@@ -15007,33 +15570,8 @@
                 <w:szCs w:val="20"/>
                 <w:lang w:val="de-DE"/>
               </w:rPr>
-              <w:t>col</w:t>
-            </w:r>
-            <w:proofErr w:type="spellEnd"/>
-            <w:r>
-              <w:rPr>
-                <w:rFonts w:ascii="Times New Roman" w:hAnsi="Times New Roman" w:cs="Times New Roman"/>
-                <w:i/>
-                <w:iCs/>
-                <w:sz w:val="20"/>
-                <w:szCs w:val="20"/>
-                <w:lang w:val="de-DE"/>
-              </w:rPr>
-              <w:t xml:space="preserve"> </w:t>
-            </w:r>
-            <w:proofErr w:type="spellStart"/>
-            <w:r>
-              <w:rPr>
-                <w:rFonts w:ascii="Times New Roman" w:hAnsi="Times New Roman" w:cs="Times New Roman"/>
-                <w:i/>
-                <w:iCs/>
-                <w:sz w:val="20"/>
-                <w:szCs w:val="20"/>
-                <w:lang w:val="de-DE"/>
-              </w:rPr>
-              <w:t>legno</w:t>
-            </w:r>
-            <w:proofErr w:type="spellEnd"/>
+              <w:t>col legno</w:t>
+            </w:r>
             <w:r>
               <w:rPr>
                 <w:rFonts w:ascii="Times New Roman" w:hAnsi="Times New Roman" w:cs="Times New Roman"/>
@@ -15233,7 +15771,6 @@
                 <w:lang w:val="de-DE"/>
               </w:rPr>
             </w:pPr>
-            <w:proofErr w:type="spellStart"/>
             <w:r>
               <w:rPr>
                 <w:rFonts w:ascii="Times New Roman" w:hAnsi="Times New Roman" w:cs="Times New Roman"/>
@@ -15245,7 +15782,6 @@
               </w:rPr>
               <w:t>pizz</w:t>
             </w:r>
-            <w:proofErr w:type="spellEnd"/>
             <w:r>
               <w:rPr>
                 <w:rFonts w:ascii="Times New Roman" w:hAnsi="Times New Roman" w:cs="Times New Roman"/>
@@ -15379,7 +15915,6 @@
                 <w:lang w:val="de-DE"/>
               </w:rPr>
             </w:pPr>
-            <w:proofErr w:type="spellStart"/>
             <w:r>
               <w:rPr>
                 <w:rFonts w:ascii="Times New Roman" w:hAnsi="Times New Roman" w:cs="Times New Roman"/>
@@ -15391,7 +15926,6 @@
               </w:rPr>
               <w:t>arco</w:t>
             </w:r>
-            <w:proofErr w:type="spellEnd"/>
             <w:r>
               <w:rPr>
                 <w:rFonts w:ascii="Times New Roman" w:hAnsi="Times New Roman" w:cs="Times New Roman"/>
@@ -15571,6 +16105,15 @@
                 <w:lang w:val="de-DE"/>
               </w:rPr>
             </w:pPr>
+            <w:r>
+              <w:rPr>
+                <w:rFonts w:ascii="Times New Roman" w:hAnsi="Times New Roman" w:cs="Times New Roman"/>
+                <w:sz w:val="20"/>
+                <w:szCs w:val="20"/>
+                <w:lang w:val="de-DE"/>
+              </w:rPr>
+              <w:t>5</w:t>
+            </w:r>
           </w:p>
         </w:tc>
         <w:tc>
@@ -15594,6 +16137,15 @@
                 <w:lang w:val="de-DE"/>
               </w:rPr>
             </w:pPr>
+            <w:r>
+              <w:rPr>
+                <w:rFonts w:ascii="Times New Roman" w:hAnsi="Times New Roman" w:cs="Times New Roman"/>
+                <w:sz w:val="20"/>
+                <w:szCs w:val="20"/>
+                <w:lang w:val="de-DE"/>
+              </w:rPr>
+              <w:t>Br.</w:t>
+            </w:r>
           </w:p>
         </w:tc>
         <w:tc>
@@ -15617,6 +16169,24 @@
                 <w:lang w:val="de-DE"/>
               </w:rPr>
             </w:pPr>
+            <w:r>
+              <w:rPr>
+                <w:rFonts w:ascii="Times New Roman" w:hAnsi="Times New Roman" w:cs="Times New Roman"/>
+                <w:sz w:val="20"/>
+                <w:szCs w:val="20"/>
+                <w:lang w:val="de-DE"/>
+              </w:rPr>
+              <w:t>10</w:t>
+            </w:r>
+            <w:r>
+              <w:rPr>
+                <w:rFonts w:ascii="Times New Roman" w:hAnsi="Times New Roman" w:cs="Times New Roman"/>
+                <w:sz w:val="20"/>
+                <w:szCs w:val="20"/>
+                <w:lang w:val="de-DE"/>
+              </w:rPr>
+              <w:t>/8</w:t>
+            </w:r>
           </w:p>
         </w:tc>
         <w:tc>
@@ -15640,6 +16210,302 @@
                 <w:lang w:val="de-DE"/>
               </w:rPr>
             </w:pPr>
+            <w:r>
+              <w:rPr>
+                <w:rFonts w:ascii="Times New Roman" w:hAnsi="Times New Roman" w:cs="Times New Roman"/>
+                <w:i/>
+                <w:iCs/>
+                <w:sz w:val="20"/>
+                <w:szCs w:val="20"/>
+                <w:lang w:val="de-DE"/>
+              </w:rPr>
+              <w:t>des</w:t>
+            </w:r>
+            <w:r>
+              <w:rPr>
+                <w:rFonts w:ascii="Times New Roman" w:hAnsi="Times New Roman" w:cs="Times New Roman"/>
+                <w:sz w:val="20"/>
+                <w:szCs w:val="20"/>
+                <w:lang w:val="de-DE"/>
+              </w:rPr>
+              <w:t xml:space="preserve"> zu cis</w:t>
+            </w:r>
+            <w:r>
+              <w:rPr>
+                <w:rFonts w:ascii="Times New Roman" w:hAnsi="Times New Roman" w:cs="Times New Roman"/>
+                <w:smallCaps/>
+                <w:sz w:val="20"/>
+                <w:szCs w:val="20"/>
+                <w:vertAlign w:val="superscript"/>
+                <w:lang w:val="de-DE"/>
+              </w:rPr>
+              <w:t>1</w:t>
+            </w:r>
+            <w:r>
+              <w:rPr>
+                <w:rFonts w:ascii="Times New Roman" w:hAnsi="Times New Roman" w:cs="Times New Roman"/>
+                <w:sz w:val="20"/>
+                <w:szCs w:val="20"/>
+                <w:lang w:val="de-DE"/>
+              </w:rPr>
+              <w:t xml:space="preserve"> hinzugefügt. Siehe TkA.</w:t>
+            </w:r>
+            <w:r>
+              <w:rPr>
+                <w:rFonts w:ascii="Times New Roman" w:hAnsi="Times New Roman" w:cs="Times New Roman"/>
+                <w:sz w:val="20"/>
+                <w:szCs w:val="20"/>
+                <w:lang w:val="de-DE"/>
+              </w:rPr>
+              <w:t xml:space="preserve"> Siehe Textfassung 4 6/8 und 10/8.</w:t>
+            </w:r>
+          </w:p>
+        </w:tc>
+      </w:tr>
+      <w:tr>
+        <w:trPr>
+          <w:cantSplit/>
+        </w:trPr>
+        <w:tc>
+          <w:tcPr>
+            <w:tcW w:w="9212" w:type="dxa"/>
+            <w:gridSpan w:val="4"/>
+            <w:tcBorders>
+              <w:top w:val="single" w:sz="4" w:space="0" w:color="auto"/>
+              <w:left w:val="single" w:sz="4" w:space="0" w:color="auto"/>
+              <w:bottom w:val="single" w:sz="4" w:space="0" w:color="auto"/>
+              <w:right w:val="single" w:sz="4" w:space="0" w:color="auto"/>
+            </w:tcBorders>
+          </w:tcPr>
+          <w:p>
+            <w:pPr>
+              <w:spacing w:after="0" w:line="360" w:lineRule="auto"/>
+              <w:outlineLvl w:val="0"/>
+              <w:rPr>
+                <w:rFonts w:ascii="Times New Roman" w:hAnsi="Times New Roman" w:cs="Times New Roman"/>
+                <w:sz w:val="20"/>
+                <w:szCs w:val="20"/>
+              </w:rPr>
+            </w:pPr>
+            <w:r>
+              <w:rPr>
+                <w:rFonts w:ascii="Times New Roman" w:hAnsi="Times New Roman" w:cs="Times New Roman"/>
+                <w:b/>
+                <w:bCs/>
+                <w:sz w:val="20"/>
+                <w:szCs w:val="20"/>
+                <w:lang w:val="de-DE"/>
+              </w:rPr>
+              <w:t>II</w:t>
+            </w:r>
+            <w:r>
+              <w:rPr>
+                <w:rFonts w:ascii="Times New Roman" w:hAnsi="Times New Roman" w:cs="Times New Roman"/>
+                <w:b/>
+                <w:bCs/>
+                <w:sz w:val="20"/>
+                <w:szCs w:val="20"/>
+                <w:lang w:val="de-DE"/>
+              </w:rPr>
+              <w:t>I</w:t>
+            </w:r>
+            <w:r>
+              <w:rPr>
+                <w:rFonts w:ascii="Times New Roman" w:hAnsi="Times New Roman" w:cs="Times New Roman"/>
+                <w:sz w:val="20"/>
+                <w:szCs w:val="20"/>
+                <w:lang w:val="de-DE"/>
+              </w:rPr>
+              <w:t xml:space="preserve"> M 172: </w:t>
+            </w:r>
+            <w:r>
+              <w:rPr>
+                <w:rFonts w:ascii="Times New Roman" w:hAnsi="Times New Roman" w:cs="Times New Roman"/>
+                <w:sz w:val="20"/>
+                <w:szCs w:val="20"/>
+                <w:lang w:val="de-DE"/>
+              </w:rPr>
+              <w:t xml:space="preserve">Textfassung </w:t>
+            </w:r>
+            <w:r>
+              <w:rPr>
+                <w:rFonts w:ascii="Times New Roman" w:hAnsi="Times New Roman" w:cs="Times New Roman"/>
+                <w:sz w:val="20"/>
+                <w:szCs w:val="20"/>
+                <w:lang w:val="de-DE"/>
+              </w:rPr>
+              <w:t>3</w:t>
+            </w:r>
+          </w:p>
+        </w:tc>
+      </w:tr>
+      <w:tr>
+        <w:trPr>
+          <w:cantSplit/>
+        </w:trPr>
+        <w:tc>
+          <w:tcPr>
+            <w:tcW w:w="920" w:type="dxa"/>
+            <w:tcBorders>
+              <w:top w:val="single" w:sz="4" w:space="0" w:color="auto"/>
+              <w:left w:val="single" w:sz="4" w:space="0" w:color="auto"/>
+              <w:bottom w:val="single" w:sz="4" w:space="0" w:color="auto"/>
+              <w:right w:val="single" w:sz="4" w:space="0" w:color="auto"/>
+            </w:tcBorders>
+          </w:tcPr>
+          <w:p>
+            <w:pPr>
+              <w:spacing w:after="0" w:line="360" w:lineRule="auto"/>
+              <w:outlineLvl w:val="0"/>
+              <w:rPr>
+                <w:rFonts w:ascii="Times New Roman" w:hAnsi="Times New Roman" w:cs="Times New Roman"/>
+                <w:sz w:val="20"/>
+                <w:szCs w:val="20"/>
+              </w:rPr>
+            </w:pPr>
+            <w:r>
+              <w:rPr>
+                <w:rFonts w:ascii="Times New Roman" w:hAnsi="Times New Roman" w:cs="Times New Roman"/>
+                <w:sz w:val="20"/>
+                <w:szCs w:val="20"/>
+              </w:rPr>
+              <w:t>1</w:t>
+            </w:r>
+          </w:p>
+        </w:tc>
+        <w:tc>
+          <w:tcPr>
+            <w:tcW w:w="1134" w:type="dxa"/>
+            <w:tcBorders>
+              <w:top w:val="single" w:sz="4" w:space="0" w:color="auto"/>
+              <w:left w:val="single" w:sz="4" w:space="0" w:color="auto"/>
+              <w:bottom w:val="single" w:sz="4" w:space="0" w:color="auto"/>
+              <w:right w:val="single" w:sz="4" w:space="0" w:color="auto"/>
+            </w:tcBorders>
+          </w:tcPr>
+          <w:p>
+            <w:pPr>
+              <w:spacing w:after="0" w:line="360" w:lineRule="auto"/>
+              <w:outlineLvl w:val="0"/>
+              <w:rPr>
+                <w:rFonts w:ascii="Times New Roman" w:hAnsi="Times New Roman" w:cs="Times New Roman"/>
+                <w:sz w:val="20"/>
+                <w:szCs w:val="20"/>
+              </w:rPr>
+            </w:pPr>
+          </w:p>
+        </w:tc>
+        <w:tc>
+          <w:tcPr>
+            <w:tcW w:w="1278" w:type="dxa"/>
+            <w:tcBorders>
+              <w:top w:val="single" w:sz="4" w:space="0" w:color="auto"/>
+              <w:left w:val="single" w:sz="4" w:space="0" w:color="auto"/>
+              <w:bottom w:val="single" w:sz="4" w:space="0" w:color="auto"/>
+              <w:right w:val="single" w:sz="4" w:space="0" w:color="auto"/>
+            </w:tcBorders>
+          </w:tcPr>
+          <w:p>
+            <w:pPr>
+              <w:spacing w:after="0" w:line="360" w:lineRule="auto"/>
+              <w:outlineLvl w:val="0"/>
+              <w:rPr>
+                <w:rFonts w:ascii="Times New Roman" w:hAnsi="Times New Roman" w:cs="Times New Roman"/>
+                <w:sz w:val="20"/>
+                <w:szCs w:val="20"/>
+              </w:rPr>
+            </w:pPr>
+            <w:r>
+              <w:rPr>
+                <w:rFonts w:ascii="Times New Roman" w:hAnsi="Times New Roman" w:cs="Times New Roman"/>
+                <w:sz w:val="20"/>
+                <w:szCs w:val="20"/>
+              </w:rPr>
+              <w:t>Taktanfang</w:t>
+            </w:r>
+          </w:p>
+        </w:tc>
+        <w:tc>
+          <w:tcPr>
+            <w:tcW w:w="5880" w:type="dxa"/>
+            <w:tcBorders>
+              <w:top w:val="single" w:sz="4" w:space="0" w:color="auto"/>
+              <w:left w:val="single" w:sz="4" w:space="0" w:color="auto"/>
+              <w:bottom w:val="single" w:sz="4" w:space="0" w:color="auto"/>
+              <w:right w:val="single" w:sz="4" w:space="0" w:color="auto"/>
+            </w:tcBorders>
+          </w:tcPr>
+          <w:p>
+            <w:pPr>
+              <w:spacing w:after="0" w:line="360" w:lineRule="auto"/>
+              <w:outlineLvl w:val="0"/>
+              <w:rPr>
+                <w:rFonts w:ascii="Times New Roman" w:hAnsi="Times New Roman" w:cs="Times New Roman"/>
+                <w:sz w:val="20"/>
+                <w:szCs w:val="20"/>
+              </w:rPr>
+            </w:pPr>
+            <w:r>
+              <w:rPr>
+                <w:rFonts w:ascii="Times New Roman" w:hAnsi="Times New Roman" w:cs="Times New Roman"/>
+                <w:sz w:val="20"/>
+                <w:szCs w:val="20"/>
+              </w:rPr>
+              <w:t>[</w:t>
+            </w:r>
+            <w:r>
+              <w:rPr>
+                <w:rFonts w:ascii="Times New Roman" w:hAnsi="Times New Roman" w:cs="Times New Roman"/>
+                <w:strike/>
+                <w:sz w:val="20"/>
+                <w:szCs w:val="20"/>
+              </w:rPr>
+              <w:t>xxx</w:t>
+            </w:r>
+            <w:r>
+              <w:rPr>
+                <w:rFonts w:ascii="Times New Roman" w:hAnsi="Times New Roman" w:cs="Times New Roman"/>
+                <w:sz w:val="20"/>
+                <w:szCs w:val="20"/>
+              </w:rPr>
+              <w:t xml:space="preserve">] hinzugefügt und radiert. Siehe Korrekturen 1: radierte Schicht überschrieben mit </w:t>
+            </w:r>
+            <w:r>
+              <w:rPr>
+                <w:rFonts w:ascii="Times New Roman" w:hAnsi="Times New Roman" w:cs="Times New Roman"/>
+                <w:i/>
+                <w:iCs/>
+                <w:sz w:val="20"/>
+                <w:szCs w:val="20"/>
+              </w:rPr>
+              <w:t>Ziemlich bewegte</w:t>
+            </w:r>
+            <w:r>
+              <w:rPr>
+                <w:rFonts w:ascii="Times New Roman" w:hAnsi="Times New Roman" w:cs="Times New Roman"/>
+                <w:sz w:val="20"/>
+                <w:szCs w:val="20"/>
+              </w:rPr>
+              <w:t xml:space="preserve"> [Viertelnote] </w:t>
+            </w:r>
+            <w:r>
+              <w:rPr>
+                <w:rFonts w:ascii="Times New Roman" w:hAnsi="Times New Roman" w:cs="Times New Roman"/>
+                <w:i/>
+                <w:iCs/>
+                <w:sz w:val="20"/>
+                <w:szCs w:val="20"/>
+              </w:rPr>
+              <w:t>(ca 76)</w:t>
+            </w:r>
+            <w:r>
+              <w:rPr>
+                <w:rFonts w:ascii="Times New Roman" w:hAnsi="Times New Roman" w:cs="Times New Roman"/>
+                <w:sz w:val="20"/>
+                <w:szCs w:val="20"/>
+              </w:rPr>
+              <w:t xml:space="preserve">. </w:t>
+            </w:r>
           </w:p>
         </w:tc>
       </w:tr>

--- a/convert_source_description/QB_Op9_F_conv.docx
+++ b/convert_source_description/QB_Op9_F_conv.docx
@@ -100,14 +100,25 @@
           <w:lang w:val="de-DE"/>
         </w:rPr>
       </w:pPr>
-      <w:r>
-        <w:rPr>
-          <w:rFonts w:ascii="Times New Roman" w:hAnsi="Times New Roman" w:cs="Times New Roman"/>
-          <w:sz w:val="20"/>
-          <w:szCs w:val="20"/>
-          <w:lang w:val="de-DE"/>
-        </w:rPr>
-        <w:t xml:space="preserve">Autographe </w:t>
+      <w:proofErr w:type="gramStart"/>
+      <w:r>
+        <w:rPr>
+          <w:rFonts w:ascii="Times New Roman" w:hAnsi="Times New Roman" w:cs="Times New Roman"/>
+          <w:sz w:val="20"/>
+          <w:szCs w:val="20"/>
+          <w:lang w:val="de-DE"/>
+        </w:rPr>
+        <w:t>Autographe</w:t>
+      </w:r>
+      <w:proofErr w:type="gramEnd"/>
+      <w:r>
+        <w:rPr>
+          <w:rFonts w:ascii="Times New Roman" w:hAnsi="Times New Roman" w:cs="Times New Roman"/>
+          <w:sz w:val="20"/>
+          <w:szCs w:val="20"/>
+          <w:lang w:val="de-DE"/>
+        </w:rPr>
+        <w:t xml:space="preserve"> </w:t>
       </w:r>
       <w:r>
         <w:rPr>
@@ -188,6 +199,7 @@
         </w:rPr>
         <w:t xml:space="preserve"> (</w:t>
       </w:r>
+      <w:proofErr w:type="spellStart"/>
       <w:r>
         <w:rPr>
           <w:rFonts w:ascii="Times New Roman" w:hAnsi="Times New Roman" w:cs="Times New Roman"/>
@@ -209,6 +221,7 @@
         </w:rPr>
         <w:t>b</w:t>
       </w:r>
+      <w:proofErr w:type="spellEnd"/>
       <w:r>
         <w:rPr>
           <w:rFonts w:ascii="Times New Roman" w:hAnsi="Times New Roman" w:cs="Times New Roman"/>
@@ -300,7 +313,27 @@
           <w:szCs w:val="20"/>
           <w:lang w:val="de-DE"/>
         </w:rPr>
-        <w:t xml:space="preserve"> Blätter (Bl. 1–</w:t>
+        <w:t xml:space="preserve"> Blätter (</w:t>
+      </w:r>
+      <w:proofErr w:type="spellStart"/>
+      <w:r>
+        <w:rPr>
+          <w:rFonts w:ascii="Times New Roman" w:hAnsi="Times New Roman" w:cs="Times New Roman"/>
+          <w:sz w:val="20"/>
+          <w:szCs w:val="20"/>
+          <w:lang w:val="de-DE"/>
+        </w:rPr>
+        <w:t>Bl</w:t>
+      </w:r>
+      <w:proofErr w:type="spellEnd"/>
+      <w:r>
+        <w:rPr>
+          <w:rFonts w:ascii="Times New Roman" w:hAnsi="Times New Roman" w:cs="Times New Roman"/>
+          <w:sz w:val="20"/>
+          <w:szCs w:val="20"/>
+          <w:lang w:val="de-DE"/>
+        </w:rPr>
+        <w:t>. 1–</w:t>
       </w:r>
       <w:r>
         <w:rPr>
@@ -363,7 +396,27 @@
           <w:szCs w:val="20"/>
           <w:lang w:val="de-DE"/>
         </w:rPr>
-        <w:t xml:space="preserve">Bögen (Bl. </w:t>
+        <w:t>Bögen (</w:t>
+      </w:r>
+      <w:proofErr w:type="spellStart"/>
+      <w:r>
+        <w:rPr>
+          <w:rFonts w:ascii="Times New Roman" w:hAnsi="Times New Roman" w:cs="Times New Roman"/>
+          <w:sz w:val="20"/>
+          <w:szCs w:val="20"/>
+          <w:lang w:val="de-DE"/>
+        </w:rPr>
+        <w:t>Bl</w:t>
+      </w:r>
+      <w:proofErr w:type="spellEnd"/>
+      <w:r>
+        <w:rPr>
+          <w:rFonts w:ascii="Times New Roman" w:hAnsi="Times New Roman" w:cs="Times New Roman"/>
+          <w:sz w:val="20"/>
+          <w:szCs w:val="20"/>
+          <w:lang w:val="de-DE"/>
+        </w:rPr>
+        <w:t xml:space="preserve">. </w:t>
       </w:r>
       <w:r>
         <w:rPr>
@@ -426,7 +479,27 @@
           <w:szCs w:val="20"/>
           <w:lang w:val="de-DE"/>
         </w:rPr>
-        <w:t>) mit 1 eingelegten Blatt (Bl. 4)</w:t>
+        <w:t>) mit 1 eingelegten Blatt (</w:t>
+      </w:r>
+      <w:proofErr w:type="spellStart"/>
+      <w:r>
+        <w:rPr>
+          <w:rFonts w:ascii="Times New Roman" w:hAnsi="Times New Roman" w:cs="Times New Roman"/>
+          <w:sz w:val="20"/>
+          <w:szCs w:val="20"/>
+          <w:lang w:val="de-DE"/>
+        </w:rPr>
+        <w:t>Bl</w:t>
+      </w:r>
+      <w:proofErr w:type="spellEnd"/>
+      <w:r>
+        <w:rPr>
+          <w:rFonts w:ascii="Times New Roman" w:hAnsi="Times New Roman" w:cs="Times New Roman"/>
+          <w:sz w:val="20"/>
+          <w:szCs w:val="20"/>
+          <w:lang w:val="de-DE"/>
+        </w:rPr>
+        <w:t>. 4)</w:t>
       </w:r>
       <w:r>
         <w:rPr>
@@ -511,7 +584,27 @@
           <w:szCs w:val="20"/>
           <w:lang w:val="de-DE"/>
         </w:rPr>
-        <w:t>auf Bl. 1–5</w:t>
+        <w:t xml:space="preserve">auf </w:t>
+      </w:r>
+      <w:proofErr w:type="spellStart"/>
+      <w:r>
+        <w:rPr>
+          <w:rFonts w:ascii="Times New Roman" w:hAnsi="Times New Roman" w:cs="Times New Roman"/>
+          <w:sz w:val="20"/>
+          <w:szCs w:val="20"/>
+          <w:lang w:val="de-DE"/>
+        </w:rPr>
+        <w:t>Bl</w:t>
+      </w:r>
+      <w:proofErr w:type="spellEnd"/>
+      <w:r>
+        <w:rPr>
+          <w:rFonts w:ascii="Times New Roman" w:hAnsi="Times New Roman" w:cs="Times New Roman"/>
+          <w:sz w:val="20"/>
+          <w:szCs w:val="20"/>
+          <w:lang w:val="de-DE"/>
+        </w:rPr>
+        <w:t>. 1–5</w:t>
       </w:r>
       <w:r>
         <w:rPr>
@@ -529,7 +622,47 @@
           <w:szCs w:val="20"/>
           <w:lang w:val="de-DE"/>
         </w:rPr>
-        <w:t>unten links (recto) oder rechts (verso)</w:t>
+        <w:t>unten links (</w:t>
+      </w:r>
+      <w:proofErr w:type="spellStart"/>
+      <w:r>
+        <w:rPr>
+          <w:rFonts w:ascii="Times New Roman" w:hAnsi="Times New Roman" w:cs="Times New Roman"/>
+          <w:sz w:val="20"/>
+          <w:szCs w:val="20"/>
+          <w:lang w:val="de-DE"/>
+        </w:rPr>
+        <w:t>recto</w:t>
+      </w:r>
+      <w:proofErr w:type="spellEnd"/>
+      <w:r>
+        <w:rPr>
+          <w:rFonts w:ascii="Times New Roman" w:hAnsi="Times New Roman" w:cs="Times New Roman"/>
+          <w:sz w:val="20"/>
+          <w:szCs w:val="20"/>
+          <w:lang w:val="de-DE"/>
+        </w:rPr>
+        <w:t>) oder rechts (</w:t>
+      </w:r>
+      <w:proofErr w:type="spellStart"/>
+      <w:r>
+        <w:rPr>
+          <w:rFonts w:ascii="Times New Roman" w:hAnsi="Times New Roman" w:cs="Times New Roman"/>
+          <w:sz w:val="20"/>
+          <w:szCs w:val="20"/>
+          <w:lang w:val="de-DE"/>
+        </w:rPr>
+        <w:t>verso</w:t>
+      </w:r>
+      <w:proofErr w:type="spellEnd"/>
+      <w:r>
+        <w:rPr>
+          <w:rFonts w:ascii="Times New Roman" w:hAnsi="Times New Roman" w:cs="Times New Roman"/>
+          <w:sz w:val="20"/>
+          <w:szCs w:val="20"/>
+          <w:lang w:val="de-DE"/>
+        </w:rPr>
+        <w:t>)</w:t>
       </w:r>
       <w:r>
         <w:rPr>
@@ -549,14 +682,25 @@
         </w:rPr>
         <w:t xml:space="preserve"> </w:t>
       </w:r>
-      <w:r>
-        <w:rPr>
-          <w:rFonts w:ascii="Times New Roman" w:hAnsi="Times New Roman" w:cs="Times New Roman"/>
-          <w:sz w:val="20"/>
-          <w:szCs w:val="20"/>
-          <w:lang w:val="de-DE"/>
-        </w:rPr>
-        <w:t xml:space="preserve">Bl. </w:t>
+      <w:proofErr w:type="spellStart"/>
+      <w:r>
+        <w:rPr>
+          <w:rFonts w:ascii="Times New Roman" w:hAnsi="Times New Roman" w:cs="Times New Roman"/>
+          <w:sz w:val="20"/>
+          <w:szCs w:val="20"/>
+          <w:lang w:val="de-DE"/>
+        </w:rPr>
+        <w:t>Bl</w:t>
+      </w:r>
+      <w:proofErr w:type="spellEnd"/>
+      <w:r>
+        <w:rPr>
+          <w:rFonts w:ascii="Times New Roman" w:hAnsi="Times New Roman" w:cs="Times New Roman"/>
+          <w:sz w:val="20"/>
+          <w:szCs w:val="20"/>
+          <w:lang w:val="de-DE"/>
+        </w:rPr>
+        <w:t xml:space="preserve">. </w:t>
       </w:r>
       <w:r>
         <w:rPr>
@@ -639,7 +783,47 @@
           <w:szCs w:val="20"/>
           <w:lang w:val="de-DE"/>
         </w:rPr>
-        <w:t xml:space="preserve">Rissspuren am linken (recto) Rand von Bl. </w:t>
+        <w:t>Rissspuren am linken (</w:t>
+      </w:r>
+      <w:proofErr w:type="spellStart"/>
+      <w:r>
+        <w:rPr>
+          <w:rFonts w:ascii="Times New Roman" w:hAnsi="Times New Roman" w:cs="Times New Roman"/>
+          <w:sz w:val="20"/>
+          <w:szCs w:val="20"/>
+          <w:lang w:val="de-DE"/>
+        </w:rPr>
+        <w:t>recto</w:t>
+      </w:r>
+      <w:proofErr w:type="spellEnd"/>
+      <w:r>
+        <w:rPr>
+          <w:rFonts w:ascii="Times New Roman" w:hAnsi="Times New Roman" w:cs="Times New Roman"/>
+          <w:sz w:val="20"/>
+          <w:szCs w:val="20"/>
+          <w:lang w:val="de-DE"/>
+        </w:rPr>
+        <w:t xml:space="preserve">) Rand von </w:t>
+      </w:r>
+      <w:proofErr w:type="spellStart"/>
+      <w:r>
+        <w:rPr>
+          <w:rFonts w:ascii="Times New Roman" w:hAnsi="Times New Roman" w:cs="Times New Roman"/>
+          <w:sz w:val="20"/>
+          <w:szCs w:val="20"/>
+          <w:lang w:val="de-DE"/>
+        </w:rPr>
+        <w:t>Bl</w:t>
+      </w:r>
+      <w:proofErr w:type="spellEnd"/>
+      <w:r>
+        <w:rPr>
+          <w:rFonts w:ascii="Times New Roman" w:hAnsi="Times New Roman" w:cs="Times New Roman"/>
+          <w:sz w:val="20"/>
+          <w:szCs w:val="20"/>
+          <w:lang w:val="de-DE"/>
+        </w:rPr>
+        <w:t xml:space="preserve">. </w:t>
       </w:r>
       <w:r>
         <w:rPr>
@@ -1121,6 +1305,7 @@
         </w:rPr>
         <w:t xml:space="preserve">3 </w:t>
       </w:r>
+      <w:proofErr w:type="spellStart"/>
       <w:r>
         <w:rPr>
           <w:rFonts w:ascii="Times New Roman" w:hAnsi="Times New Roman" w:cs="Times New Roman"/>
@@ -1147,6 +1332,7 @@
         </w:rPr>
         <w:t>o</w:t>
       </w:r>
+      <w:proofErr w:type="spellEnd"/>
       <w:r>
         <w:rPr>
           <w:rFonts w:ascii="Times New Roman" w:hAnsi="Times New Roman" w:cs="Times New Roman"/>
@@ -1270,6 +1456,7 @@
         </w:rPr>
         <w:t xml:space="preserve"> </w:t>
       </w:r>
+      <w:proofErr w:type="spellStart"/>
       <w:r>
         <w:rPr>
           <w:rFonts w:ascii="Times New Roman" w:hAnsi="Times New Roman" w:cs="Times New Roman"/>
@@ -1294,6 +1481,7 @@
         </w:rPr>
         <w:t>o</w:t>
       </w:r>
+      <w:proofErr w:type="spellEnd"/>
       <w:r>
         <w:rPr>
           <w:rFonts w:ascii="Times New Roman" w:hAnsi="Times New Roman" w:cs="Times New Roman"/>
@@ -1321,6 +1509,7 @@
         </w:rPr>
         <w:t xml:space="preserve">[violetter Buntstift] [ganze Zeile gestrichen mit Bleistift, </w:t>
       </w:r>
+      <w:proofErr w:type="spellStart"/>
       <w:r>
         <w:rPr>
           <w:rFonts w:ascii="Times New Roman" w:hAnsi="Times New Roman" w:cs="Times New Roman"/>
@@ -1347,6 +1536,7 @@
         </w:rPr>
         <w:t>o</w:t>
       </w:r>
+      <w:proofErr w:type="spellEnd"/>
       <w:r>
         <w:rPr>
           <w:rFonts w:ascii="Times New Roman" w:hAnsi="Times New Roman" w:cs="Times New Roman"/>
@@ -1433,8 +1623,9 @@
           <w:sz w:val="20"/>
           <w:szCs w:val="20"/>
         </w:rPr>
-        <w:t>op. 7 N</w:t>
-      </w:r>
+        <w:t xml:space="preserve">op. 7 </w:t>
+      </w:r>
+      <w:proofErr w:type="spellStart"/>
       <w:r>
         <w:rPr>
           <w:rFonts w:ascii="Times New Roman" w:hAnsi="Times New Roman" w:cs="Times New Roman"/>
@@ -1443,10 +1634,8 @@
           <w:strike/>
           <w:sz w:val="20"/>
           <w:szCs w:val="20"/>
-          <w:u w:val="double"/>
-          <w:vertAlign w:val="superscript"/>
-        </w:rPr>
-        <w:t>o</w:t>
+        </w:rPr>
+        <w:t>N</w:t>
       </w:r>
       <w:r>
         <w:rPr>
@@ -1456,55 +1645,49 @@
           <w:strike/>
           <w:sz w:val="20"/>
           <w:szCs w:val="20"/>
-        </w:rPr>
-        <w:t xml:space="preserve"> 2</w:t>
-      </w:r>
-      <w:r>
-        <w:rPr>
-          <w:rFonts w:ascii="Times New Roman" w:hAnsi="Times New Roman" w:cs="Times New Roman"/>
-          <w:sz w:val="20"/>
-          <w:szCs w:val="20"/>
-          <w:lang w:val="de-DE"/>
-        </w:rPr>
-        <w:t xml:space="preserve"> [Bleistift</w:t>
-      </w:r>
-      <w:r>
-        <w:rPr>
-          <w:rFonts w:ascii="Times New Roman" w:hAnsi="Times New Roman" w:cs="Times New Roman"/>
-          <w:sz w:val="20"/>
-          <w:szCs w:val="20"/>
-          <w:lang w:val="de-DE"/>
-        </w:rPr>
-        <w:t>, gestrichen mit Bleistift</w:t>
-      </w:r>
-      <w:r>
-        <w:rPr>
-          <w:rFonts w:ascii="Times New Roman" w:hAnsi="Times New Roman" w:cs="Times New Roman"/>
-          <w:sz w:val="20"/>
-          <w:szCs w:val="20"/>
-          <w:lang w:val="de-DE"/>
-        </w:rPr>
-        <w:t>] | &lt;</w:t>
-      </w:r>
+          <w:u w:val="double"/>
+          <w:vertAlign w:val="superscript"/>
+        </w:rPr>
+        <w:t>o</w:t>
+      </w:r>
+      <w:proofErr w:type="spellEnd"/>
       <w:r>
         <w:rPr>
           <w:rFonts w:ascii="Times New Roman" w:hAnsi="Times New Roman" w:cs="Times New Roman"/>
           <w:i/>
           <w:iCs/>
-          <w:sz w:val="20"/>
-          <w:szCs w:val="20"/>
-          <w:lang w:val="de-DE"/>
-        </w:rPr>
-        <w:t>op. 9</w:t>
-      </w:r>
-      <w:r>
-        <w:rPr>
-          <w:rFonts w:ascii="Times New Roman" w:hAnsi="Times New Roman" w:cs="Times New Roman"/>
-          <w:sz w:val="20"/>
-          <w:szCs w:val="20"/>
-          <w:lang w:val="de-DE"/>
-        </w:rPr>
-        <w:t xml:space="preserve"> | </w:t>
+          <w:strike/>
+          <w:sz w:val="20"/>
+          <w:szCs w:val="20"/>
+        </w:rPr>
+        <w:t xml:space="preserve"> 2</w:t>
+      </w:r>
+      <w:r>
+        <w:rPr>
+          <w:rFonts w:ascii="Times New Roman" w:hAnsi="Times New Roman" w:cs="Times New Roman"/>
+          <w:sz w:val="20"/>
+          <w:szCs w:val="20"/>
+          <w:lang w:val="de-DE"/>
+        </w:rPr>
+        <w:t xml:space="preserve"> [Bleistift</w:t>
+      </w:r>
+      <w:r>
+        <w:rPr>
+          <w:rFonts w:ascii="Times New Roman" w:hAnsi="Times New Roman" w:cs="Times New Roman"/>
+          <w:sz w:val="20"/>
+          <w:szCs w:val="20"/>
+          <w:lang w:val="de-DE"/>
+        </w:rPr>
+        <w:t>, gestrichen mit Bleistift</w:t>
+      </w:r>
+      <w:r>
+        <w:rPr>
+          <w:rFonts w:ascii="Times New Roman" w:hAnsi="Times New Roman" w:cs="Times New Roman"/>
+          <w:sz w:val="20"/>
+          <w:szCs w:val="20"/>
+          <w:lang w:val="de-DE"/>
+        </w:rPr>
+        <w:t>] | &lt;</w:t>
       </w:r>
       <w:r>
         <w:rPr>
@@ -1515,6 +1698,26 @@
           <w:szCs w:val="20"/>
           <w:lang w:val="de-DE"/>
         </w:rPr>
+        <w:t>op. 9</w:t>
+      </w:r>
+      <w:r>
+        <w:rPr>
+          <w:rFonts w:ascii="Times New Roman" w:hAnsi="Times New Roman" w:cs="Times New Roman"/>
+          <w:sz w:val="20"/>
+          <w:szCs w:val="20"/>
+          <w:lang w:val="de-DE"/>
+        </w:rPr>
+        <w:t xml:space="preserve"> | </w:t>
+      </w:r>
+      <w:r>
+        <w:rPr>
+          <w:rFonts w:ascii="Times New Roman" w:hAnsi="Times New Roman" w:cs="Times New Roman"/>
+          <w:i/>
+          <w:iCs/>
+          <w:sz w:val="20"/>
+          <w:szCs w:val="20"/>
+          <w:lang w:val="de-DE"/>
+        </w:rPr>
         <w:t>(1911 u. 1913)</w:t>
       </w:r>
       <w:r>
@@ -1524,7 +1727,27 @@
           <w:szCs w:val="20"/>
           <w:lang w:val="de-DE"/>
         </w:rPr>
-        <w:t xml:space="preserve"> [Bleistift]&gt; auf Bl. 1</w:t>
+        <w:t xml:space="preserve"> [Bleistift]&gt; auf </w:t>
+      </w:r>
+      <w:proofErr w:type="spellStart"/>
+      <w:r>
+        <w:rPr>
+          <w:rFonts w:ascii="Times New Roman" w:hAnsi="Times New Roman" w:cs="Times New Roman"/>
+          <w:sz w:val="20"/>
+          <w:szCs w:val="20"/>
+          <w:lang w:val="de-DE"/>
+        </w:rPr>
+        <w:t>Bl</w:t>
+      </w:r>
+      <w:proofErr w:type="spellEnd"/>
+      <w:r>
+        <w:rPr>
+          <w:rFonts w:ascii="Times New Roman" w:hAnsi="Times New Roman" w:cs="Times New Roman"/>
+          <w:sz w:val="20"/>
+          <w:szCs w:val="20"/>
+          <w:lang w:val="de-DE"/>
+        </w:rPr>
+        <w:t>. 1</w:t>
       </w:r>
       <w:r>
         <w:rPr>
@@ -1573,16 +1796,9 @@
           <w:sz w:val="20"/>
           <w:szCs w:val="20"/>
         </w:rPr>
-        <w:t>Anton v. Webern op</w:t>
-      </w:r>
-      <w:r>
-        <w:rPr>
-          <w:rFonts w:ascii="Times New Roman" w:hAnsi="Times New Roman" w:cs="Times New Roman"/>
-          <w:sz w:val="20"/>
-          <w:szCs w:val="20"/>
-        </w:rPr>
-        <w:t xml:space="preserve">[.] </w:t>
-      </w:r>
+        <w:t xml:space="preserve">Anton v. Webern </w:t>
+      </w:r>
+      <w:proofErr w:type="spellStart"/>
       <w:r>
         <w:rPr>
           <w:rFonts w:ascii="Times New Roman" w:hAnsi="Times New Roman" w:cs="Times New Roman"/>
@@ -1591,7 +1807,16 @@
           <w:sz w:val="20"/>
           <w:szCs w:val="20"/>
         </w:rPr>
-        <w:t>5 N</w:t>
+        <w:t>op</w:t>
+      </w:r>
+      <w:proofErr w:type="spellEnd"/>
+      <w:r>
+        <w:rPr>
+          <w:rFonts w:ascii="Times New Roman" w:hAnsi="Times New Roman" w:cs="Times New Roman"/>
+          <w:sz w:val="20"/>
+          <w:szCs w:val="20"/>
+        </w:rPr>
+        <w:t xml:space="preserve">[.] </w:t>
       </w:r>
       <w:r>
         <w:rPr>
@@ -1600,11 +1825,33 @@
           <w:iCs/>
           <w:sz w:val="20"/>
           <w:szCs w:val="20"/>
+        </w:rPr>
+        <w:t xml:space="preserve">5 </w:t>
+      </w:r>
+      <w:proofErr w:type="spellStart"/>
+      <w:r>
+        <w:rPr>
+          <w:rFonts w:ascii="Times New Roman" w:hAnsi="Times New Roman" w:cs="Times New Roman"/>
+          <w:i/>
+          <w:iCs/>
+          <w:sz w:val="20"/>
+          <w:szCs w:val="20"/>
+        </w:rPr>
+        <w:t>N</w:t>
+      </w:r>
+      <w:r>
+        <w:rPr>
+          <w:rFonts w:ascii="Times New Roman" w:hAnsi="Times New Roman" w:cs="Times New Roman"/>
+          <w:i/>
+          <w:iCs/>
+          <w:sz w:val="20"/>
+          <w:szCs w:val="20"/>
           <w:u w:val="double"/>
           <w:vertAlign w:val="superscript"/>
         </w:rPr>
         <w:t>o</w:t>
       </w:r>
+      <w:proofErr w:type="spellEnd"/>
       <w:r>
         <w:rPr>
           <w:rFonts w:ascii="Times New Roman" w:hAnsi="Times New Roman" w:cs="Times New Roman"/>
@@ -1621,15 +1868,33 @@
           <w:sz w:val="20"/>
           <w:szCs w:val="20"/>
         </w:rPr>
-        <w:t xml:space="preserve"> auf B</w:t>
-      </w:r>
-      <w:r>
-        <w:rPr>
-          <w:rFonts w:ascii="Times New Roman" w:hAnsi="Times New Roman" w:cs="Times New Roman"/>
-          <w:sz w:val="20"/>
-          <w:szCs w:val="20"/>
-        </w:rPr>
-        <w:t>l. 2</w:t>
+        <w:t xml:space="preserve"> auf </w:t>
+      </w:r>
+      <w:proofErr w:type="spellStart"/>
+      <w:r>
+        <w:rPr>
+          <w:rFonts w:ascii="Times New Roman" w:hAnsi="Times New Roman" w:cs="Times New Roman"/>
+          <w:sz w:val="20"/>
+          <w:szCs w:val="20"/>
+        </w:rPr>
+        <w:t>B</w:t>
+      </w:r>
+      <w:r>
+        <w:rPr>
+          <w:rFonts w:ascii="Times New Roman" w:hAnsi="Times New Roman" w:cs="Times New Roman"/>
+          <w:sz w:val="20"/>
+          <w:szCs w:val="20"/>
+        </w:rPr>
+        <w:t>l</w:t>
+      </w:r>
+      <w:proofErr w:type="spellEnd"/>
+      <w:r>
+        <w:rPr>
+          <w:rFonts w:ascii="Times New Roman" w:hAnsi="Times New Roman" w:cs="Times New Roman"/>
+          <w:sz w:val="20"/>
+          <w:szCs w:val="20"/>
+        </w:rPr>
+        <w:t>. 2</w:t>
       </w:r>
       <w:r>
         <w:rPr>
@@ -1685,7 +1950,27 @@
           <w:szCs w:val="20"/>
           <w:lang w:val="de-DE"/>
         </w:rPr>
-        <w:t>auf Bl. 2</w:t>
+        <w:t xml:space="preserve">auf </w:t>
+      </w:r>
+      <w:proofErr w:type="spellStart"/>
+      <w:r>
+        <w:rPr>
+          <w:rFonts w:ascii="Times New Roman" w:hAnsi="Times New Roman" w:cs="Times New Roman"/>
+          <w:sz w:val="20"/>
+          <w:szCs w:val="20"/>
+          <w:lang w:val="de-DE"/>
+        </w:rPr>
+        <w:t>Bl</w:t>
+      </w:r>
+      <w:proofErr w:type="spellEnd"/>
+      <w:r>
+        <w:rPr>
+          <w:rFonts w:ascii="Times New Roman" w:hAnsi="Times New Roman" w:cs="Times New Roman"/>
+          <w:sz w:val="20"/>
+          <w:szCs w:val="20"/>
+          <w:lang w:val="de-DE"/>
+        </w:rPr>
+        <w:t>. 2</w:t>
       </w:r>
       <w:r>
         <w:rPr>
@@ -1704,16 +1989,16 @@
           <w:szCs w:val="20"/>
           <w:lang w:val="de-DE"/>
         </w:rPr>
-        <w:t xml:space="preserve"> oben bis System 1 Mitte (Kopftitel) mit roter Tinte</w:t>
-      </w:r>
-      <w:r>
-        <w:rPr>
-          <w:rFonts w:ascii="Times New Roman" w:hAnsi="Times New Roman" w:cs="Times New Roman"/>
-          <w:sz w:val="20"/>
-          <w:szCs w:val="20"/>
-          <w:lang w:val="de-DE"/>
-        </w:rPr>
-        <w:t xml:space="preserve"> (</w:t>
+        <w:t xml:space="preserve"> oben bis System 1 Mitte (Kopftitel</w:t>
+      </w:r>
+      <w:r>
+        <w:rPr>
+          <w:rFonts w:ascii="Times New Roman" w:hAnsi="Times New Roman" w:cs="Times New Roman"/>
+          <w:sz w:val="20"/>
+          <w:szCs w:val="20"/>
+          <w:lang w:val="de-DE"/>
+        </w:rPr>
+        <w:t xml:space="preserve">: </w:t>
       </w:r>
       <w:r>
         <w:rPr>
@@ -1736,25 +2021,16 @@
           <w:vertAlign w:val="superscript"/>
           <w:lang w:val="de-DE"/>
         </w:rPr>
-        <w:t>b.1</w:t>
-      </w:r>
-      <w:r>
-        <w:rPr>
-          <w:rFonts w:ascii="Times New Roman" w:hAnsi="Times New Roman" w:cs="Times New Roman"/>
-          <w:sz w:val="20"/>
-          <w:szCs w:val="20"/>
-          <w:lang w:val="de-DE"/>
-        </w:rPr>
-        <w:t>)</w:t>
-      </w:r>
-      <w:r>
-        <w:rPr>
-          <w:rFonts w:ascii="Times New Roman" w:hAnsi="Times New Roman" w:cs="Times New Roman"/>
-          <w:sz w:val="20"/>
-          <w:szCs w:val="20"/>
-          <w:lang w:val="de-DE"/>
-        </w:rPr>
-        <w:t xml:space="preserve">; </w:t>
+        <w:t>b1</w:t>
+      </w:r>
+      <w:r>
+        <w:rPr>
+          <w:rFonts w:ascii="Times New Roman" w:hAnsi="Times New Roman" w:cs="Times New Roman"/>
+          <w:sz w:val="20"/>
+          <w:szCs w:val="20"/>
+          <w:lang w:val="de-DE"/>
+        </w:rPr>
+        <w:t xml:space="preserve">) mit roter Tinte; </w:t>
       </w:r>
     </w:p>
     <w:p>
@@ -1813,7 +2089,27 @@
           <w:szCs w:val="20"/>
           <w:lang w:val="de-DE"/>
         </w:rPr>
-        <w:t>auf Bl. 2</w:t>
+        <w:t xml:space="preserve">auf </w:t>
+      </w:r>
+      <w:proofErr w:type="spellStart"/>
+      <w:r>
+        <w:rPr>
+          <w:rFonts w:ascii="Times New Roman" w:hAnsi="Times New Roman" w:cs="Times New Roman"/>
+          <w:sz w:val="20"/>
+          <w:szCs w:val="20"/>
+          <w:lang w:val="de-DE"/>
+        </w:rPr>
+        <w:t>Bl</w:t>
+      </w:r>
+      <w:proofErr w:type="spellEnd"/>
+      <w:r>
+        <w:rPr>
+          <w:rFonts w:ascii="Times New Roman" w:hAnsi="Times New Roman" w:cs="Times New Roman"/>
+          <w:sz w:val="20"/>
+          <w:szCs w:val="20"/>
+          <w:lang w:val="de-DE"/>
+        </w:rPr>
+        <w:t>. 2</w:t>
       </w:r>
       <w:r>
         <w:rPr>
@@ -1832,16 +2128,16 @@
           <w:szCs w:val="20"/>
           <w:lang w:val="de-DE"/>
         </w:rPr>
-        <w:t xml:space="preserve"> System 23–24 Mitte (Kopftitel) mit roter Tinte, teilweise nachgezogen mit Bleistift</w:t>
-      </w:r>
-      <w:r>
-        <w:rPr>
-          <w:rFonts w:ascii="Times New Roman" w:hAnsi="Times New Roman" w:cs="Times New Roman"/>
-          <w:sz w:val="20"/>
-          <w:szCs w:val="20"/>
-          <w:lang w:val="de-DE"/>
-        </w:rPr>
-        <w:t xml:space="preserve"> (</w:t>
+        <w:t xml:space="preserve"> System 23–24 Mitte (Kopftitel</w:t>
+      </w:r>
+      <w:r>
+        <w:rPr>
+          <w:rFonts w:ascii="Times New Roman" w:hAnsi="Times New Roman" w:cs="Times New Roman"/>
+          <w:sz w:val="20"/>
+          <w:szCs w:val="20"/>
+          <w:lang w:val="de-DE"/>
+        </w:rPr>
+        <w:t>:</w:t>
       </w:r>
       <w:r>
         <w:rPr>
@@ -1852,7 +2148,7 @@
           <w:szCs w:val="20"/>
           <w:lang w:val="de-DE"/>
         </w:rPr>
-        <w:t>F</w:t>
+        <w:t xml:space="preserve"> </w:t>
       </w:r>
       <w:r>
         <w:rPr>
@@ -1861,10 +2157,9 @@
           <w:bCs/>
           <w:sz w:val="20"/>
           <w:szCs w:val="20"/>
-          <w:vertAlign w:val="superscript"/>
-          <w:lang w:val="de-DE"/>
-        </w:rPr>
-        <w:t>b.</w:t>
+          <w:lang w:val="de-DE"/>
+        </w:rPr>
+        <w:t>F</w:t>
       </w:r>
       <w:r>
         <w:rPr>
@@ -1876,6 +2171,18 @@
           <w:vertAlign w:val="superscript"/>
           <w:lang w:val="de-DE"/>
         </w:rPr>
+        <w:t>b</w:t>
+      </w:r>
+      <w:r>
+        <w:rPr>
+          <w:rFonts w:ascii="Times New Roman" w:hAnsi="Times New Roman" w:cs="Times New Roman"/>
+          <w:b/>
+          <w:bCs/>
+          <w:sz w:val="20"/>
+          <w:szCs w:val="20"/>
+          <w:vertAlign w:val="superscript"/>
+          <w:lang w:val="de-DE"/>
+        </w:rPr>
         <w:t>2</w:t>
       </w:r>
       <w:r>
@@ -1885,16 +2192,7 @@
           <w:szCs w:val="20"/>
           <w:lang w:val="de-DE"/>
         </w:rPr>
-        <w:t>)</w:t>
-      </w:r>
-      <w:r>
-        <w:rPr>
-          <w:rFonts w:ascii="Times New Roman" w:hAnsi="Times New Roman" w:cs="Times New Roman"/>
-          <w:sz w:val="20"/>
-          <w:szCs w:val="20"/>
-          <w:lang w:val="de-DE"/>
-        </w:rPr>
-        <w:t xml:space="preserve">; </w:t>
+        <w:t xml:space="preserve">) mit roter Tinte, teilweise nachgezogen mit Bleistift; </w:t>
       </w:r>
     </w:p>
     <w:p>
@@ -1961,7 +2259,27 @@
           <w:szCs w:val="20"/>
           <w:lang w:val="de-DE"/>
         </w:rPr>
-        <w:t>auf Bl. 2</w:t>
+        <w:t xml:space="preserve">auf </w:t>
+      </w:r>
+      <w:proofErr w:type="spellStart"/>
+      <w:r>
+        <w:rPr>
+          <w:rFonts w:ascii="Times New Roman" w:hAnsi="Times New Roman" w:cs="Times New Roman"/>
+          <w:sz w:val="20"/>
+          <w:szCs w:val="20"/>
+          <w:lang w:val="de-DE"/>
+        </w:rPr>
+        <w:t>Bl</w:t>
+      </w:r>
+      <w:proofErr w:type="spellEnd"/>
+      <w:r>
+        <w:rPr>
+          <w:rFonts w:ascii="Times New Roman" w:hAnsi="Times New Roman" w:cs="Times New Roman"/>
+          <w:sz w:val="20"/>
+          <w:szCs w:val="20"/>
+          <w:lang w:val="de-DE"/>
+        </w:rPr>
+        <w:t>. 2</w:t>
       </w:r>
       <w:r>
         <w:rPr>
@@ -1980,16 +2298,16 @@
           <w:szCs w:val="20"/>
           <w:lang w:val="de-DE"/>
         </w:rPr>
-        <w:t xml:space="preserve"> System 16 Mitte (Kopftitel) mit roter Tinte, teilweise nachgezogen mit Bleistift</w:t>
-      </w:r>
-      <w:r>
-        <w:rPr>
-          <w:rFonts w:ascii="Times New Roman" w:hAnsi="Times New Roman" w:cs="Times New Roman"/>
-          <w:sz w:val="20"/>
-          <w:szCs w:val="20"/>
-          <w:lang w:val="de-DE"/>
-        </w:rPr>
-        <w:t xml:space="preserve"> (</w:t>
+        <w:t xml:space="preserve"> System 16 Mitte (Kopftitel</w:t>
+      </w:r>
+      <w:r>
+        <w:rPr>
+          <w:rFonts w:ascii="Times New Roman" w:hAnsi="Times New Roman" w:cs="Times New Roman"/>
+          <w:sz w:val="20"/>
+          <w:szCs w:val="20"/>
+          <w:lang w:val="de-DE"/>
+        </w:rPr>
+        <w:t>:</w:t>
       </w:r>
       <w:r>
         <w:rPr>
@@ -2000,7 +2318,7 @@
           <w:szCs w:val="20"/>
           <w:lang w:val="de-DE"/>
         </w:rPr>
-        <w:t>F</w:t>
+        <w:t xml:space="preserve"> </w:t>
       </w:r>
       <w:r>
         <w:rPr>
@@ -2009,10 +2327,9 @@
           <w:bCs/>
           <w:sz w:val="20"/>
           <w:szCs w:val="20"/>
-          <w:vertAlign w:val="superscript"/>
-          <w:lang w:val="de-DE"/>
-        </w:rPr>
-        <w:t>b.</w:t>
+          <w:lang w:val="de-DE"/>
+        </w:rPr>
+        <w:t>F</w:t>
       </w:r>
       <w:r>
         <w:rPr>
@@ -2024,6 +2341,18 @@
           <w:vertAlign w:val="superscript"/>
           <w:lang w:val="de-DE"/>
         </w:rPr>
+        <w:t>b</w:t>
+      </w:r>
+      <w:r>
+        <w:rPr>
+          <w:rFonts w:ascii="Times New Roman" w:hAnsi="Times New Roman" w:cs="Times New Roman"/>
+          <w:b/>
+          <w:bCs/>
+          <w:sz w:val="20"/>
+          <w:szCs w:val="20"/>
+          <w:vertAlign w:val="superscript"/>
+          <w:lang w:val="de-DE"/>
+        </w:rPr>
         <w:t>3</w:t>
       </w:r>
       <w:r>
@@ -2033,16 +2362,7 @@
           <w:szCs w:val="20"/>
           <w:lang w:val="de-DE"/>
         </w:rPr>
-        <w:t>)</w:t>
-      </w:r>
-      <w:r>
-        <w:rPr>
-          <w:rFonts w:ascii="Times New Roman" w:hAnsi="Times New Roman" w:cs="Times New Roman"/>
-          <w:sz w:val="20"/>
-          <w:szCs w:val="20"/>
-          <w:lang w:val="de-DE"/>
-        </w:rPr>
-        <w:t xml:space="preserve">; </w:t>
+        <w:t xml:space="preserve">) mit roter Tinte, teilweise nachgezogen mit Bleistift; </w:t>
       </w:r>
     </w:p>
     <w:p>
@@ -2109,7 +2429,27 @@
           <w:szCs w:val="20"/>
           <w:lang w:val="de-DE"/>
         </w:rPr>
-        <w:t>auf Bl. 3</w:t>
+        <w:t xml:space="preserve">auf </w:t>
+      </w:r>
+      <w:proofErr w:type="spellStart"/>
+      <w:r>
+        <w:rPr>
+          <w:rFonts w:ascii="Times New Roman" w:hAnsi="Times New Roman" w:cs="Times New Roman"/>
+          <w:sz w:val="20"/>
+          <w:szCs w:val="20"/>
+          <w:lang w:val="de-DE"/>
+        </w:rPr>
+        <w:t>Bl</w:t>
+      </w:r>
+      <w:proofErr w:type="spellEnd"/>
+      <w:r>
+        <w:rPr>
+          <w:rFonts w:ascii="Times New Roman" w:hAnsi="Times New Roman" w:cs="Times New Roman"/>
+          <w:sz w:val="20"/>
+          <w:szCs w:val="20"/>
+          <w:lang w:val="de-DE"/>
+        </w:rPr>
+        <w:t>. 3</w:t>
       </w:r>
       <w:r>
         <w:rPr>
@@ -2128,16 +2468,16 @@
           <w:szCs w:val="20"/>
           <w:lang w:val="de-DE"/>
         </w:rPr>
-        <w:t xml:space="preserve"> System 1 Mitte (Kopftitel) mit roter Tinte, teilweise nachgezogen mit Bleistift</w:t>
-      </w:r>
-      <w:r>
-        <w:rPr>
-          <w:rFonts w:ascii="Times New Roman" w:hAnsi="Times New Roman" w:cs="Times New Roman"/>
-          <w:sz w:val="20"/>
-          <w:szCs w:val="20"/>
-          <w:lang w:val="de-DE"/>
-        </w:rPr>
-        <w:t xml:space="preserve"> (</w:t>
+        <w:t xml:space="preserve"> System 1 Mitte (Kopftitel</w:t>
+      </w:r>
+      <w:r>
+        <w:rPr>
+          <w:rFonts w:ascii="Times New Roman" w:hAnsi="Times New Roman" w:cs="Times New Roman"/>
+          <w:sz w:val="20"/>
+          <w:szCs w:val="20"/>
+          <w:lang w:val="de-DE"/>
+        </w:rPr>
+        <w:t>:</w:t>
       </w:r>
       <w:r>
         <w:rPr>
@@ -2148,7 +2488,7 @@
           <w:szCs w:val="20"/>
           <w:lang w:val="de-DE"/>
         </w:rPr>
-        <w:t>F</w:t>
+        <w:t xml:space="preserve"> </w:t>
       </w:r>
       <w:r>
         <w:rPr>
@@ -2157,10 +2497,9 @@
           <w:bCs/>
           <w:sz w:val="20"/>
           <w:szCs w:val="20"/>
-          <w:vertAlign w:val="superscript"/>
-          <w:lang w:val="de-DE"/>
-        </w:rPr>
-        <w:t>b.</w:t>
+          <w:lang w:val="de-DE"/>
+        </w:rPr>
+        <w:t>F</w:t>
       </w:r>
       <w:r>
         <w:rPr>
@@ -2172,6 +2511,18 @@
           <w:vertAlign w:val="superscript"/>
           <w:lang w:val="de-DE"/>
         </w:rPr>
+        <w:t>b</w:t>
+      </w:r>
+      <w:r>
+        <w:rPr>
+          <w:rFonts w:ascii="Times New Roman" w:hAnsi="Times New Roman" w:cs="Times New Roman"/>
+          <w:b/>
+          <w:bCs/>
+          <w:sz w:val="20"/>
+          <w:szCs w:val="20"/>
+          <w:vertAlign w:val="superscript"/>
+          <w:lang w:val="de-DE"/>
+        </w:rPr>
         <w:t>4</w:t>
       </w:r>
       <w:r>
@@ -2181,16 +2532,7 @@
           <w:szCs w:val="20"/>
           <w:lang w:val="de-DE"/>
         </w:rPr>
-        <w:t>)</w:t>
-      </w:r>
-      <w:r>
-        <w:rPr>
-          <w:rFonts w:ascii="Times New Roman" w:hAnsi="Times New Roman" w:cs="Times New Roman"/>
-          <w:sz w:val="20"/>
-          <w:szCs w:val="20"/>
-          <w:lang w:val="de-DE"/>
-        </w:rPr>
-        <w:t xml:space="preserve">; </w:t>
+        <w:t xml:space="preserve">) mit roter Tinte, teilweise nachgezogen mit Bleistift; </w:t>
       </w:r>
     </w:p>
     <w:p>
@@ -2239,7 +2581,27 @@
           <w:szCs w:val="20"/>
           <w:lang w:val="de-DE"/>
         </w:rPr>
-        <w:t>auf Bl. 3</w:t>
+        <w:t xml:space="preserve">auf </w:t>
+      </w:r>
+      <w:proofErr w:type="spellStart"/>
+      <w:r>
+        <w:rPr>
+          <w:rFonts w:ascii="Times New Roman" w:hAnsi="Times New Roman" w:cs="Times New Roman"/>
+          <w:sz w:val="20"/>
+          <w:szCs w:val="20"/>
+          <w:lang w:val="de-DE"/>
+        </w:rPr>
+        <w:t>Bl</w:t>
+      </w:r>
+      <w:proofErr w:type="spellEnd"/>
+      <w:r>
+        <w:rPr>
+          <w:rFonts w:ascii="Times New Roman" w:hAnsi="Times New Roman" w:cs="Times New Roman"/>
+          <w:sz w:val="20"/>
+          <w:szCs w:val="20"/>
+          <w:lang w:val="de-DE"/>
+        </w:rPr>
+        <w:t>. 3</w:t>
       </w:r>
       <w:r>
         <w:rPr>
@@ -2258,16 +2620,16 @@
           <w:szCs w:val="20"/>
           <w:lang w:val="de-DE"/>
         </w:rPr>
-        <w:t xml:space="preserve"> System 16–17 Mitte (Kopftitel) mit roter Tinte</w:t>
-      </w:r>
-      <w:r>
-        <w:rPr>
-          <w:rFonts w:ascii="Times New Roman" w:hAnsi="Times New Roman" w:cs="Times New Roman"/>
-          <w:sz w:val="20"/>
-          <w:szCs w:val="20"/>
-          <w:lang w:val="de-DE"/>
-        </w:rPr>
-        <w:t xml:space="preserve"> (</w:t>
+        <w:t xml:space="preserve"> System 16–17 Mitte (Kopftitel</w:t>
+      </w:r>
+      <w:r>
+        <w:rPr>
+          <w:rFonts w:ascii="Times New Roman" w:hAnsi="Times New Roman" w:cs="Times New Roman"/>
+          <w:sz w:val="20"/>
+          <w:szCs w:val="20"/>
+          <w:lang w:val="de-DE"/>
+        </w:rPr>
+        <w:t>:</w:t>
       </w:r>
       <w:r>
         <w:rPr>
@@ -2278,7 +2640,7 @@
           <w:szCs w:val="20"/>
           <w:lang w:val="de-DE"/>
         </w:rPr>
-        <w:t>F</w:t>
+        <w:t xml:space="preserve"> </w:t>
       </w:r>
       <w:r>
         <w:rPr>
@@ -2287,10 +2649,9 @@
           <w:bCs/>
           <w:sz w:val="20"/>
           <w:szCs w:val="20"/>
-          <w:vertAlign w:val="superscript"/>
-          <w:lang w:val="de-DE"/>
-        </w:rPr>
-        <w:t>b.</w:t>
+          <w:lang w:val="de-DE"/>
+        </w:rPr>
+        <w:t>F</w:t>
       </w:r>
       <w:r>
         <w:rPr>
@@ -2302,6 +2663,18 @@
           <w:vertAlign w:val="superscript"/>
           <w:lang w:val="de-DE"/>
         </w:rPr>
+        <w:t>b</w:t>
+      </w:r>
+      <w:r>
+        <w:rPr>
+          <w:rFonts w:ascii="Times New Roman" w:hAnsi="Times New Roman" w:cs="Times New Roman"/>
+          <w:b/>
+          <w:bCs/>
+          <w:sz w:val="20"/>
+          <w:szCs w:val="20"/>
+          <w:vertAlign w:val="superscript"/>
+          <w:lang w:val="de-DE"/>
+        </w:rPr>
         <w:t>5</w:t>
       </w:r>
       <w:r>
@@ -2311,16 +2684,7 @@
           <w:szCs w:val="20"/>
           <w:lang w:val="de-DE"/>
         </w:rPr>
-        <w:t>)</w:t>
-      </w:r>
-      <w:r>
-        <w:rPr>
-          <w:rFonts w:ascii="Times New Roman" w:hAnsi="Times New Roman" w:cs="Times New Roman"/>
-          <w:sz w:val="20"/>
-          <w:szCs w:val="20"/>
-          <w:lang w:val="de-DE"/>
-        </w:rPr>
-        <w:t xml:space="preserve">; </w:t>
+        <w:t xml:space="preserve">) mit roter Tinte; </w:t>
       </w:r>
     </w:p>
     <w:p>
@@ -2369,7 +2733,27 @@
           <w:szCs w:val="20"/>
           <w:lang w:val="de-DE"/>
         </w:rPr>
-        <w:t>auf Bl. 4</w:t>
+        <w:t xml:space="preserve">auf </w:t>
+      </w:r>
+      <w:proofErr w:type="spellStart"/>
+      <w:r>
+        <w:rPr>
+          <w:rFonts w:ascii="Times New Roman" w:hAnsi="Times New Roman" w:cs="Times New Roman"/>
+          <w:sz w:val="20"/>
+          <w:szCs w:val="20"/>
+          <w:lang w:val="de-DE"/>
+        </w:rPr>
+        <w:t>Bl</w:t>
+      </w:r>
+      <w:proofErr w:type="spellEnd"/>
+      <w:r>
+        <w:rPr>
+          <w:rFonts w:ascii="Times New Roman" w:hAnsi="Times New Roman" w:cs="Times New Roman"/>
+          <w:sz w:val="20"/>
+          <w:szCs w:val="20"/>
+          <w:lang w:val="de-DE"/>
+        </w:rPr>
+        <w:t>. 4</w:t>
       </w:r>
       <w:r>
         <w:rPr>
@@ -2388,16 +2772,26 @@
           <w:szCs w:val="20"/>
           <w:lang w:val="de-DE"/>
         </w:rPr>
-        <w:t xml:space="preserve"> System 1–2 Mitte (Kopftitel) mit roter Tinte</w:t>
-      </w:r>
-      <w:r>
-        <w:rPr>
-          <w:rFonts w:ascii="Times New Roman" w:hAnsi="Times New Roman" w:cs="Times New Roman"/>
-          <w:sz w:val="20"/>
-          <w:szCs w:val="20"/>
-          <w:lang w:val="de-DE"/>
-        </w:rPr>
-        <w:t xml:space="preserve"> (</w:t>
+        <w:t xml:space="preserve"> System 1–2 Mitte (</w:t>
+      </w:r>
+      <w:proofErr w:type="gramStart"/>
+      <w:r>
+        <w:rPr>
+          <w:rFonts w:ascii="Times New Roman" w:hAnsi="Times New Roman" w:cs="Times New Roman"/>
+          <w:sz w:val="20"/>
+          <w:szCs w:val="20"/>
+          <w:lang w:val="de-DE"/>
+        </w:rPr>
+        <w:t>Kopftitel</w:t>
+      </w:r>
+      <w:r>
+        <w:rPr>
+          <w:rFonts w:ascii="Times New Roman" w:hAnsi="Times New Roman" w:cs="Times New Roman"/>
+          <w:sz w:val="20"/>
+          <w:szCs w:val="20"/>
+          <w:lang w:val="de-DE"/>
+        </w:rPr>
+        <w:t>:</w:t>
       </w:r>
       <w:r>
         <w:rPr>
@@ -2420,8 +2814,9 @@
           <w:vertAlign w:val="superscript"/>
           <w:lang w:val="de-DE"/>
         </w:rPr>
-        <w:t>b.</w:t>
-      </w:r>
+        <w:t>b</w:t>
+      </w:r>
+      <w:proofErr w:type="gramEnd"/>
       <w:r>
         <w:rPr>
           <w:rFonts w:ascii="Times New Roman" w:hAnsi="Times New Roman" w:cs="Times New Roman"/>
@@ -2441,7 +2836,7 @@
           <w:szCs w:val="20"/>
           <w:lang w:val="de-DE"/>
         </w:rPr>
-        <w:t>)</w:t>
+        <w:t>) mit roter Tinte</w:t>
       </w:r>
       <w:r>
         <w:rPr>
@@ -2503,7 +2898,27 @@
           <w:szCs w:val="20"/>
           <w:lang w:val="de-DE"/>
         </w:rPr>
-        <w:t xml:space="preserve"> auf Bl. 1</w:t>
+        <w:t xml:space="preserve"> auf </w:t>
+      </w:r>
+      <w:proofErr w:type="spellStart"/>
+      <w:r>
+        <w:rPr>
+          <w:rFonts w:ascii="Times New Roman" w:hAnsi="Times New Roman" w:cs="Times New Roman"/>
+          <w:sz w:val="20"/>
+          <w:szCs w:val="20"/>
+          <w:lang w:val="de-DE"/>
+        </w:rPr>
+        <w:t>Bl</w:t>
+      </w:r>
+      <w:proofErr w:type="spellEnd"/>
+      <w:r>
+        <w:rPr>
+          <w:rFonts w:ascii="Times New Roman" w:hAnsi="Times New Roman" w:cs="Times New Roman"/>
+          <w:sz w:val="20"/>
+          <w:szCs w:val="20"/>
+          <w:lang w:val="de-DE"/>
+        </w:rPr>
+        <w:t>. 1</w:t>
       </w:r>
       <w:r>
         <w:rPr>
@@ -2575,7 +2990,27 @@
           <w:szCs w:val="20"/>
           <w:lang w:val="de-DE"/>
         </w:rPr>
-        <w:t xml:space="preserve"> auf Bl. 2</w:t>
+        <w:t xml:space="preserve"> auf </w:t>
+      </w:r>
+      <w:proofErr w:type="spellStart"/>
+      <w:r>
+        <w:rPr>
+          <w:rFonts w:ascii="Times New Roman" w:hAnsi="Times New Roman" w:cs="Times New Roman"/>
+          <w:sz w:val="20"/>
+          <w:szCs w:val="20"/>
+          <w:lang w:val="de-DE"/>
+        </w:rPr>
+        <w:t>Bl</w:t>
+      </w:r>
+      <w:proofErr w:type="spellEnd"/>
+      <w:r>
+        <w:rPr>
+          <w:rFonts w:ascii="Times New Roman" w:hAnsi="Times New Roman" w:cs="Times New Roman"/>
+          <w:sz w:val="20"/>
+          <w:szCs w:val="20"/>
+          <w:lang w:val="de-DE"/>
+        </w:rPr>
+        <w:t>. 2</w:t>
       </w:r>
       <w:r>
         <w:rPr>
@@ -2617,7 +3052,7 @@
           <w:vertAlign w:val="superscript"/>
           <w:lang w:val="de-DE"/>
         </w:rPr>
-        <w:t>b.1</w:t>
+        <w:t>b1</w:t>
       </w:r>
       <w:r>
         <w:rPr>
@@ -2812,7 +3247,27 @@
           <w:szCs w:val="20"/>
           <w:lang w:val="de-DE"/>
         </w:rPr>
-        <w:t xml:space="preserve"> auf Bl. 2</w:t>
+        <w:t xml:space="preserve"> auf </w:t>
+      </w:r>
+      <w:proofErr w:type="spellStart"/>
+      <w:r>
+        <w:rPr>
+          <w:rFonts w:ascii="Times New Roman" w:hAnsi="Times New Roman" w:cs="Times New Roman"/>
+          <w:sz w:val="20"/>
+          <w:szCs w:val="20"/>
+          <w:lang w:val="de-DE"/>
+        </w:rPr>
+        <w:t>Bl</w:t>
+      </w:r>
+      <w:proofErr w:type="spellEnd"/>
+      <w:r>
+        <w:rPr>
+          <w:rFonts w:ascii="Times New Roman" w:hAnsi="Times New Roman" w:cs="Times New Roman"/>
+          <w:sz w:val="20"/>
+          <w:szCs w:val="20"/>
+          <w:lang w:val="de-DE"/>
+        </w:rPr>
+        <w:t>. 2</w:t>
       </w:r>
       <w:r>
         <w:rPr>
@@ -2854,7 +3309,7 @@
           <w:vertAlign w:val="superscript"/>
           <w:lang w:val="de-DE"/>
         </w:rPr>
-        <w:t>b.</w:t>
+        <w:t>b</w:t>
       </w:r>
       <w:r>
         <w:rPr>
@@ -2886,7 +3341,7 @@
           <w:rFonts w:ascii="Times New Roman" w:hAnsi="Times New Roman" w:cs="Times New Roman"/>
           <w:sz w:val="20"/>
           <w:szCs w:val="20"/>
-          <w:lang w:val="en-US"/>
+          <w:lang w:val="de-DE"/>
         </w:rPr>
       </w:pPr>
       <w:r>
@@ -2896,51 +3351,38 @@
           <w:iCs/>
           <w:sz w:val="20"/>
           <w:szCs w:val="20"/>
-          <w:lang w:val="en-US"/>
-        </w:rPr>
-        <w:t xml:space="preserve">I. Violine | ohne D. | II. Viol. | ohne D. | Viola | ohne D. | Violoncello | </w:t>
-      </w:r>
-      <w:r>
-        <w:rPr>
-          <w:rFonts w:ascii="Times New Roman" w:hAnsi="Times New Roman" w:cs="Times New Roman"/>
-          <w:i/>
-          <w:iCs/>
-          <w:sz w:val="20"/>
-          <w:szCs w:val="20"/>
-          <w:lang w:val="en-US"/>
-        </w:rPr>
-        <w:t>mit</w:t>
-      </w:r>
-      <w:r>
-        <w:rPr>
-          <w:rFonts w:ascii="Times New Roman" w:hAnsi="Times New Roman" w:cs="Times New Roman"/>
-          <w:i/>
-          <w:iCs/>
-          <w:sz w:val="20"/>
-          <w:szCs w:val="20"/>
-          <w:lang w:val="en-US"/>
-        </w:rPr>
-        <w:t xml:space="preserve"> D</w:t>
-      </w:r>
-      <w:r>
-        <w:rPr>
-          <w:rFonts w:ascii="Times New Roman" w:hAnsi="Times New Roman" w:cs="Times New Roman"/>
-          <w:i/>
-          <w:iCs/>
-          <w:sz w:val="20"/>
-          <w:szCs w:val="20"/>
-          <w:lang w:val="en-US"/>
-        </w:rPr>
-        <w:t>ämpfer</w:t>
-      </w:r>
-      <w:r>
-        <w:rPr>
-          <w:rFonts w:ascii="Times New Roman" w:hAnsi="Times New Roman" w:cs="Times New Roman"/>
-          <w:sz w:val="20"/>
-          <w:szCs w:val="20"/>
-          <w:lang w:val="en-US"/>
-        </w:rPr>
-        <w:t xml:space="preserve"> auf Bl. 2</w:t>
+          <w:lang w:val="de-DE"/>
+        </w:rPr>
+        <w:t>I. Violine | ohne D. | II. Viol. | ohne D. | Viola | ohne D. | Violoncello | mit Dämpfer</w:t>
+      </w:r>
+      <w:r>
+        <w:rPr>
+          <w:rFonts w:ascii="Times New Roman" w:hAnsi="Times New Roman" w:cs="Times New Roman"/>
+          <w:sz w:val="20"/>
+          <w:szCs w:val="20"/>
+          <w:lang w:val="de-DE"/>
+        </w:rPr>
+        <w:t xml:space="preserve"> auf </w:t>
+      </w:r>
+      <w:proofErr w:type="spellStart"/>
+      <w:r>
+        <w:rPr>
+          <w:rFonts w:ascii="Times New Roman" w:hAnsi="Times New Roman" w:cs="Times New Roman"/>
+          <w:sz w:val="20"/>
+          <w:szCs w:val="20"/>
+          <w:lang w:val="de-DE"/>
+        </w:rPr>
+        <w:t>Bl</w:t>
+      </w:r>
+      <w:proofErr w:type="spellEnd"/>
+      <w:r>
+        <w:rPr>
+          <w:rFonts w:ascii="Times New Roman" w:hAnsi="Times New Roman" w:cs="Times New Roman"/>
+          <w:sz w:val="20"/>
+          <w:szCs w:val="20"/>
+          <w:lang w:val="de-DE"/>
+        </w:rPr>
+        <w:t>. 2</w:t>
       </w:r>
       <w:r>
         <w:rPr>
@@ -2948,7 +3390,7 @@
           <w:sz w:val="20"/>
           <w:szCs w:val="20"/>
           <w:vertAlign w:val="superscript"/>
-          <w:lang w:val="en-US"/>
+          <w:lang w:val="de-DE"/>
         </w:rPr>
         <w:t>v</w:t>
       </w:r>
@@ -2957,45 +3399,9 @@
           <w:rFonts w:ascii="Times New Roman" w:hAnsi="Times New Roman" w:cs="Times New Roman"/>
           <w:sz w:val="20"/>
           <w:szCs w:val="20"/>
-          <w:lang w:val="en-US"/>
-        </w:rPr>
-        <w:t xml:space="preserve"> System </w:t>
-      </w:r>
-      <w:r>
-        <w:rPr>
-          <w:rFonts w:ascii="Times New Roman" w:hAnsi="Times New Roman" w:cs="Times New Roman"/>
-          <w:sz w:val="20"/>
-          <w:szCs w:val="20"/>
-          <w:lang w:val="en-US"/>
-        </w:rPr>
-        <w:t>19</w:t>
-      </w:r>
-      <w:r>
-        <w:rPr>
-          <w:rFonts w:ascii="Times New Roman" w:hAnsi="Times New Roman" w:cs="Times New Roman"/>
-          <w:sz w:val="20"/>
-          <w:szCs w:val="20"/>
-          <w:lang w:val="en-US"/>
-        </w:rPr>
-        <w:t>–</w:t>
-      </w:r>
-      <w:r>
-        <w:rPr>
-          <w:rFonts w:ascii="Times New Roman" w:hAnsi="Times New Roman" w:cs="Times New Roman"/>
-          <w:sz w:val="20"/>
-          <w:szCs w:val="20"/>
-          <w:lang w:val="en-US"/>
-        </w:rPr>
-        <w:t>22</w:t>
-      </w:r>
-      <w:r>
-        <w:rPr>
-          <w:rFonts w:ascii="Times New Roman" w:hAnsi="Times New Roman" w:cs="Times New Roman"/>
-          <w:sz w:val="20"/>
-          <w:szCs w:val="20"/>
-          <w:lang w:val="en-US"/>
-        </w:rPr>
-        <w:t xml:space="preserve"> (</w:t>
+          <w:lang w:val="de-DE"/>
+        </w:rPr>
+        <w:t xml:space="preserve"> System 19–22 (</w:t>
       </w:r>
       <w:r>
         <w:rPr>
@@ -3004,7 +3410,7 @@
           <w:bCs/>
           <w:sz w:val="20"/>
           <w:szCs w:val="20"/>
-          <w:lang w:val="en-US"/>
+          <w:lang w:val="de-DE"/>
         </w:rPr>
         <w:t>F</w:t>
       </w:r>
@@ -3016,28 +3422,16 @@
           <w:sz w:val="20"/>
           <w:szCs w:val="20"/>
           <w:vertAlign w:val="superscript"/>
-          <w:lang w:val="en-US"/>
-        </w:rPr>
-        <w:t>b.</w:t>
-      </w:r>
-      <w:r>
-        <w:rPr>
-          <w:rFonts w:ascii="Times New Roman" w:hAnsi="Times New Roman" w:cs="Times New Roman"/>
-          <w:b/>
-          <w:bCs/>
-          <w:sz w:val="20"/>
-          <w:szCs w:val="20"/>
-          <w:vertAlign w:val="superscript"/>
-          <w:lang w:val="en-US"/>
-        </w:rPr>
-        <w:t>3</w:t>
-      </w:r>
-      <w:r>
-        <w:rPr>
-          <w:rFonts w:ascii="Times New Roman" w:hAnsi="Times New Roman" w:cs="Times New Roman"/>
-          <w:sz w:val="20"/>
-          <w:szCs w:val="20"/>
-          <w:lang w:val="en-US"/>
+          <w:lang w:val="de-DE"/>
+        </w:rPr>
+        <w:t>b3</w:t>
+      </w:r>
+      <w:r>
+        <w:rPr>
+          <w:rFonts w:ascii="Times New Roman" w:hAnsi="Times New Roman" w:cs="Times New Roman"/>
+          <w:sz w:val="20"/>
+          <w:szCs w:val="20"/>
+          <w:lang w:val="de-DE"/>
         </w:rPr>
         <w:t xml:space="preserve">); </w:t>
       </w:r>
@@ -3088,7 +3482,25 @@
           <w:sz w:val="20"/>
           <w:szCs w:val="20"/>
         </w:rPr>
-        <w:t xml:space="preserve"> auf Bl. </w:t>
+        <w:t xml:space="preserve"> auf </w:t>
+      </w:r>
+      <w:proofErr w:type="spellStart"/>
+      <w:r>
+        <w:rPr>
+          <w:rFonts w:ascii="Times New Roman" w:hAnsi="Times New Roman" w:cs="Times New Roman"/>
+          <w:sz w:val="20"/>
+          <w:szCs w:val="20"/>
+        </w:rPr>
+        <w:t>Bl</w:t>
+      </w:r>
+      <w:proofErr w:type="spellEnd"/>
+      <w:r>
+        <w:rPr>
+          <w:rFonts w:ascii="Times New Roman" w:hAnsi="Times New Roman" w:cs="Times New Roman"/>
+          <w:sz w:val="20"/>
+          <w:szCs w:val="20"/>
+        </w:rPr>
+        <w:t xml:space="preserve">. </w:t>
       </w:r>
       <w:r>
         <w:rPr>
@@ -3166,7 +3578,7 @@
           <w:szCs w:val="20"/>
           <w:vertAlign w:val="superscript"/>
         </w:rPr>
-        <w:t>b.4</w:t>
+        <w:t>b4</w:t>
       </w:r>
       <w:r>
         <w:rPr>
@@ -3227,7 +3639,7 @@
           <w:szCs w:val="20"/>
           <w:vertAlign w:val="superscript"/>
         </w:rPr>
-        <w:t>b.</w:t>
+        <w:t>b</w:t>
       </w:r>
       <w:r>
         <w:rPr>
@@ -3256,13 +3668,23 @@
         </w:rPr>
         <w:t xml:space="preserve">, </w:t>
       </w:r>
-      <w:r>
-        <w:rPr>
-          <w:rFonts w:ascii="Times New Roman" w:hAnsi="Times New Roman" w:cs="Times New Roman"/>
-          <w:sz w:val="20"/>
-          <w:szCs w:val="20"/>
-        </w:rPr>
-        <w:t xml:space="preserve">Bl. </w:t>
+      <w:proofErr w:type="spellStart"/>
+      <w:r>
+        <w:rPr>
+          <w:rFonts w:ascii="Times New Roman" w:hAnsi="Times New Roman" w:cs="Times New Roman"/>
+          <w:sz w:val="20"/>
+          <w:szCs w:val="20"/>
+        </w:rPr>
+        <w:t>Bl</w:t>
+      </w:r>
+      <w:proofErr w:type="spellEnd"/>
+      <w:r>
+        <w:rPr>
+          <w:rFonts w:ascii="Times New Roman" w:hAnsi="Times New Roman" w:cs="Times New Roman"/>
+          <w:sz w:val="20"/>
+          <w:szCs w:val="20"/>
+        </w:rPr>
+        <w:t xml:space="preserve">. </w:t>
       </w:r>
       <w:r>
         <w:rPr>
@@ -3358,13 +3780,23 @@
         </w:rPr>
         <w:t xml:space="preserve"> und </w:t>
       </w:r>
-      <w:r>
-        <w:rPr>
-          <w:rFonts w:ascii="Times New Roman" w:hAnsi="Times New Roman" w:cs="Times New Roman"/>
-          <w:sz w:val="20"/>
-          <w:szCs w:val="20"/>
-        </w:rPr>
-        <w:t xml:space="preserve">Bl. </w:t>
+      <w:proofErr w:type="spellStart"/>
+      <w:r>
+        <w:rPr>
+          <w:rFonts w:ascii="Times New Roman" w:hAnsi="Times New Roman" w:cs="Times New Roman"/>
+          <w:sz w:val="20"/>
+          <w:szCs w:val="20"/>
+        </w:rPr>
+        <w:t>Bl</w:t>
+      </w:r>
+      <w:proofErr w:type="spellEnd"/>
+      <w:r>
+        <w:rPr>
+          <w:rFonts w:ascii="Times New Roman" w:hAnsi="Times New Roman" w:cs="Times New Roman"/>
+          <w:sz w:val="20"/>
+          <w:szCs w:val="20"/>
+        </w:rPr>
+        <w:t xml:space="preserve">. </w:t>
       </w:r>
       <w:r>
         <w:rPr>
@@ -3442,7 +3874,7 @@
           <w:szCs w:val="20"/>
           <w:vertAlign w:val="superscript"/>
         </w:rPr>
-        <w:t>b.</w:t>
+        <w:t>b</w:t>
       </w:r>
       <w:r>
         <w:rPr>
@@ -3632,7 +4064,7 @@
           <w:vertAlign w:val="superscript"/>
           <w:lang w:val="de-DE"/>
         </w:rPr>
-        <w:t>b.1</w:t>
+        <w:t>b1</w:t>
       </w:r>
       <w:r>
         <w:rPr>
@@ -3844,7 +4276,7 @@
           <w:vertAlign w:val="superscript"/>
           <w:lang w:val="de-DE"/>
         </w:rPr>
-        <w:t>b.</w:t>
+        <w:t>b</w:t>
       </w:r>
       <w:r>
         <w:rPr>
@@ -4021,7 +4453,7 @@
           <w:vertAlign w:val="superscript"/>
           <w:lang w:val="de-DE"/>
         </w:rPr>
-        <w:t>b.</w:t>
+        <w:t>b</w:t>
       </w:r>
       <w:r>
         <w:rPr>
@@ -4135,7 +4567,7 @@
           <w:vertAlign w:val="superscript"/>
           <w:lang w:val="de-DE"/>
         </w:rPr>
-        <w:t>b.</w:t>
+        <w:t>b</w:t>
       </w:r>
       <w:r>
         <w:rPr>
@@ -4229,7 +4661,7 @@
           <w:vertAlign w:val="superscript"/>
           <w:lang w:val="de-DE"/>
         </w:rPr>
-        <w:t>b.</w:t>
+        <w:t>b</w:t>
       </w:r>
       <w:r>
         <w:rPr>
@@ -4424,7 +4856,7 @@
           <w:vertAlign w:val="superscript"/>
           <w:lang w:val="de-DE"/>
         </w:rPr>
-        <w:t>b.</w:t>
+        <w:t>b</w:t>
       </w:r>
       <w:r>
         <w:rPr>
@@ -4588,14 +5020,25 @@
           <w:lang w:val="de-DE"/>
         </w:rPr>
       </w:pPr>
-      <w:r>
-        <w:rPr>
-          <w:rFonts w:ascii="Times New Roman" w:hAnsi="Times New Roman" w:cs="Times New Roman"/>
-          <w:sz w:val="20"/>
-          <w:szCs w:val="20"/>
-          <w:lang w:val="de-DE"/>
-        </w:rPr>
-        <w:t>Bl. 1</w:t>
+      <w:proofErr w:type="spellStart"/>
+      <w:r>
+        <w:rPr>
+          <w:rFonts w:ascii="Times New Roman" w:hAnsi="Times New Roman" w:cs="Times New Roman"/>
+          <w:sz w:val="20"/>
+          <w:szCs w:val="20"/>
+          <w:lang w:val="de-DE"/>
+        </w:rPr>
+        <w:t>Bl</w:t>
+      </w:r>
+      <w:proofErr w:type="spellEnd"/>
+      <w:r>
+        <w:rPr>
+          <w:rFonts w:ascii="Times New Roman" w:hAnsi="Times New Roman" w:cs="Times New Roman"/>
+          <w:sz w:val="20"/>
+          <w:szCs w:val="20"/>
+          <w:lang w:val="de-DE"/>
+        </w:rPr>
+        <w:t>. 1</w:t>
       </w:r>
       <w:r>
         <w:rPr>
@@ -4638,14 +5081,25 @@
           <w:lang w:val="de-DE"/>
         </w:rPr>
       </w:pPr>
-      <w:r>
-        <w:rPr>
-          <w:rFonts w:ascii="Times New Roman" w:hAnsi="Times New Roman" w:cs="Times New Roman"/>
-          <w:sz w:val="20"/>
-          <w:szCs w:val="20"/>
-          <w:lang w:val="de-DE"/>
-        </w:rPr>
-        <w:t xml:space="preserve">Autograph von </w:t>
+      <w:proofErr w:type="gramStart"/>
+      <w:r>
+        <w:rPr>
+          <w:rFonts w:ascii="Times New Roman" w:hAnsi="Times New Roman" w:cs="Times New Roman"/>
+          <w:sz w:val="20"/>
+          <w:szCs w:val="20"/>
+          <w:lang w:val="de-DE"/>
+        </w:rPr>
+        <w:t>Autograph</w:t>
+      </w:r>
+      <w:proofErr w:type="gramEnd"/>
+      <w:r>
+        <w:rPr>
+          <w:rFonts w:ascii="Times New Roman" w:hAnsi="Times New Roman" w:cs="Times New Roman"/>
+          <w:sz w:val="20"/>
+          <w:szCs w:val="20"/>
+          <w:lang w:val="de-DE"/>
+        </w:rPr>
+        <w:t xml:space="preserve"> von </w:t>
       </w:r>
       <w:r>
         <w:rPr>
@@ -4740,7 +5194,7 @@
           <w:vertAlign w:val="superscript"/>
           <w:lang w:val="de-DE"/>
         </w:rPr>
-        <w:t>b.1</w:t>
+        <w:t>b1</w:t>
       </w:r>
       <w:r>
         <w:rPr>
@@ -4772,14 +5226,25 @@
           <w:lang w:val="de-DE"/>
         </w:rPr>
       </w:pPr>
-      <w:r>
-        <w:rPr>
-          <w:rFonts w:ascii="Times New Roman" w:hAnsi="Times New Roman" w:cs="Times New Roman"/>
-          <w:sz w:val="20"/>
-          <w:szCs w:val="20"/>
-          <w:lang w:val="de-DE"/>
-        </w:rPr>
-        <w:t xml:space="preserve">Bl. </w:t>
+      <w:proofErr w:type="spellStart"/>
+      <w:r>
+        <w:rPr>
+          <w:rFonts w:ascii="Times New Roman" w:hAnsi="Times New Roman" w:cs="Times New Roman"/>
+          <w:sz w:val="20"/>
+          <w:szCs w:val="20"/>
+          <w:lang w:val="de-DE"/>
+        </w:rPr>
+        <w:t>Bl</w:t>
+      </w:r>
+      <w:proofErr w:type="spellEnd"/>
+      <w:r>
+        <w:rPr>
+          <w:rFonts w:ascii="Times New Roman" w:hAnsi="Times New Roman" w:cs="Times New Roman"/>
+          <w:sz w:val="20"/>
+          <w:szCs w:val="20"/>
+          <w:lang w:val="de-DE"/>
+        </w:rPr>
+        <w:t xml:space="preserve">. </w:t>
       </w:r>
       <w:r>
         <w:rPr>
@@ -5055,14 +5520,25 @@
           <w:lang w:val="de-DE"/>
         </w:rPr>
       </w:pPr>
-      <w:r>
-        <w:rPr>
-          <w:rFonts w:ascii="Times New Roman" w:hAnsi="Times New Roman" w:cs="Times New Roman"/>
-          <w:sz w:val="20"/>
-          <w:szCs w:val="20"/>
-          <w:lang w:val="de-DE"/>
-        </w:rPr>
-        <w:t xml:space="preserve">Autograph von </w:t>
+      <w:proofErr w:type="gramStart"/>
+      <w:r>
+        <w:rPr>
+          <w:rFonts w:ascii="Times New Roman" w:hAnsi="Times New Roman" w:cs="Times New Roman"/>
+          <w:sz w:val="20"/>
+          <w:szCs w:val="20"/>
+          <w:lang w:val="de-DE"/>
+        </w:rPr>
+        <w:t>Autograph</w:t>
+      </w:r>
+      <w:proofErr w:type="gramEnd"/>
+      <w:r>
+        <w:rPr>
+          <w:rFonts w:ascii="Times New Roman" w:hAnsi="Times New Roman" w:cs="Times New Roman"/>
+          <w:sz w:val="20"/>
+          <w:szCs w:val="20"/>
+          <w:lang w:val="de-DE"/>
+        </w:rPr>
+        <w:t xml:space="preserve"> von </w:t>
       </w:r>
       <w:r>
         <w:rPr>
@@ -5148,7 +5624,7 @@
           <w:vertAlign w:val="superscript"/>
           <w:lang w:val="de-DE"/>
         </w:rPr>
-        <w:t>b.</w:t>
+        <w:t>b</w:t>
       </w:r>
       <w:r>
         <w:rPr>
@@ -5192,14 +5668,25 @@
           <w:lang w:val="de-DE"/>
         </w:rPr>
       </w:pPr>
-      <w:r>
-        <w:rPr>
-          <w:rFonts w:ascii="Times New Roman" w:hAnsi="Times New Roman" w:cs="Times New Roman"/>
-          <w:sz w:val="20"/>
-          <w:szCs w:val="20"/>
-          <w:lang w:val="de-DE"/>
-        </w:rPr>
-        <w:t xml:space="preserve">Bl. </w:t>
+      <w:proofErr w:type="spellStart"/>
+      <w:r>
+        <w:rPr>
+          <w:rFonts w:ascii="Times New Roman" w:hAnsi="Times New Roman" w:cs="Times New Roman"/>
+          <w:sz w:val="20"/>
+          <w:szCs w:val="20"/>
+          <w:lang w:val="de-DE"/>
+        </w:rPr>
+        <w:t>Bl</w:t>
+      </w:r>
+      <w:proofErr w:type="spellEnd"/>
+      <w:r>
+        <w:rPr>
+          <w:rFonts w:ascii="Times New Roman" w:hAnsi="Times New Roman" w:cs="Times New Roman"/>
+          <w:sz w:val="20"/>
+          <w:szCs w:val="20"/>
+          <w:lang w:val="de-DE"/>
+        </w:rPr>
+        <w:t xml:space="preserve">. </w:t>
       </w:r>
       <w:r>
         <w:rPr>
@@ -5305,14 +5792,25 @@
           <w:lang w:val="de-DE"/>
         </w:rPr>
       </w:pPr>
-      <w:r>
-        <w:rPr>
-          <w:rFonts w:ascii="Times New Roman" w:hAnsi="Times New Roman" w:cs="Times New Roman"/>
-          <w:sz w:val="20"/>
-          <w:szCs w:val="20"/>
-          <w:lang w:val="de-DE"/>
-        </w:rPr>
-        <w:t xml:space="preserve">Bl. </w:t>
+      <w:proofErr w:type="spellStart"/>
+      <w:r>
+        <w:rPr>
+          <w:rFonts w:ascii="Times New Roman" w:hAnsi="Times New Roman" w:cs="Times New Roman"/>
+          <w:sz w:val="20"/>
+          <w:szCs w:val="20"/>
+          <w:lang w:val="de-DE"/>
+        </w:rPr>
+        <w:t>Bl</w:t>
+      </w:r>
+      <w:proofErr w:type="spellEnd"/>
+      <w:r>
+        <w:rPr>
+          <w:rFonts w:ascii="Times New Roman" w:hAnsi="Times New Roman" w:cs="Times New Roman"/>
+          <w:sz w:val="20"/>
+          <w:szCs w:val="20"/>
+          <w:lang w:val="de-DE"/>
+        </w:rPr>
+        <w:t xml:space="preserve">. </w:t>
       </w:r>
       <w:r>
         <w:rPr>
@@ -5457,14 +5955,25 @@
           <w:lang w:val="de-DE"/>
         </w:rPr>
       </w:pPr>
-      <w:r>
-        <w:rPr>
-          <w:rFonts w:ascii="Times New Roman" w:hAnsi="Times New Roman" w:cs="Times New Roman"/>
-          <w:sz w:val="20"/>
-          <w:szCs w:val="20"/>
-          <w:lang w:val="de-DE"/>
-        </w:rPr>
-        <w:t xml:space="preserve">Autograph von </w:t>
+      <w:proofErr w:type="gramStart"/>
+      <w:r>
+        <w:rPr>
+          <w:rFonts w:ascii="Times New Roman" w:hAnsi="Times New Roman" w:cs="Times New Roman"/>
+          <w:sz w:val="20"/>
+          <w:szCs w:val="20"/>
+          <w:lang w:val="de-DE"/>
+        </w:rPr>
+        <w:t>Autograph</w:t>
+      </w:r>
+      <w:proofErr w:type="gramEnd"/>
+      <w:r>
+        <w:rPr>
+          <w:rFonts w:ascii="Times New Roman" w:hAnsi="Times New Roman" w:cs="Times New Roman"/>
+          <w:sz w:val="20"/>
+          <w:szCs w:val="20"/>
+          <w:lang w:val="de-DE"/>
+        </w:rPr>
+        <w:t xml:space="preserve"> von </w:t>
       </w:r>
       <w:r>
         <w:rPr>
@@ -5559,7 +6068,7 @@
           <w:vertAlign w:val="superscript"/>
           <w:lang w:val="de-DE"/>
         </w:rPr>
-        <w:t>b.</w:t>
+        <w:t>b</w:t>
       </w:r>
       <w:r>
         <w:rPr>
@@ -5603,14 +6112,25 @@
           <w:lang w:val="de-DE"/>
         </w:rPr>
       </w:pPr>
-      <w:r>
-        <w:rPr>
-          <w:rFonts w:ascii="Times New Roman" w:hAnsi="Times New Roman" w:cs="Times New Roman"/>
-          <w:sz w:val="20"/>
-          <w:szCs w:val="20"/>
-          <w:lang w:val="de-DE"/>
-        </w:rPr>
-        <w:t xml:space="preserve">Bl. </w:t>
+      <w:proofErr w:type="spellStart"/>
+      <w:r>
+        <w:rPr>
+          <w:rFonts w:ascii="Times New Roman" w:hAnsi="Times New Roman" w:cs="Times New Roman"/>
+          <w:sz w:val="20"/>
+          <w:szCs w:val="20"/>
+          <w:lang w:val="de-DE"/>
+        </w:rPr>
+        <w:t>Bl</w:t>
+      </w:r>
+      <w:proofErr w:type="spellEnd"/>
+      <w:r>
+        <w:rPr>
+          <w:rFonts w:ascii="Times New Roman" w:hAnsi="Times New Roman" w:cs="Times New Roman"/>
+          <w:sz w:val="20"/>
+          <w:szCs w:val="20"/>
+          <w:lang w:val="de-DE"/>
+        </w:rPr>
+        <w:t xml:space="preserve">. </w:t>
       </w:r>
       <w:r>
         <w:rPr>
@@ -5810,14 +6330,25 @@
           <w:lang w:val="de-DE"/>
         </w:rPr>
       </w:pPr>
-      <w:r>
-        <w:rPr>
-          <w:rFonts w:ascii="Times New Roman" w:hAnsi="Times New Roman" w:cs="Times New Roman"/>
-          <w:sz w:val="20"/>
-          <w:szCs w:val="20"/>
-          <w:lang w:val="de-DE"/>
-        </w:rPr>
-        <w:t xml:space="preserve">Autograph von </w:t>
+      <w:proofErr w:type="gramStart"/>
+      <w:r>
+        <w:rPr>
+          <w:rFonts w:ascii="Times New Roman" w:hAnsi="Times New Roman" w:cs="Times New Roman"/>
+          <w:sz w:val="20"/>
+          <w:szCs w:val="20"/>
+          <w:lang w:val="de-DE"/>
+        </w:rPr>
+        <w:t>Autograph</w:t>
+      </w:r>
+      <w:proofErr w:type="gramEnd"/>
+      <w:r>
+        <w:rPr>
+          <w:rFonts w:ascii="Times New Roman" w:hAnsi="Times New Roman" w:cs="Times New Roman"/>
+          <w:sz w:val="20"/>
+          <w:szCs w:val="20"/>
+          <w:lang w:val="de-DE"/>
+        </w:rPr>
+        <w:t xml:space="preserve"> von </w:t>
       </w:r>
       <w:r>
         <w:rPr>
@@ -5903,7 +6434,7 @@
           <w:vertAlign w:val="superscript"/>
           <w:lang w:val="de-DE"/>
         </w:rPr>
-        <w:t>b.</w:t>
+        <w:t>b</w:t>
       </w:r>
       <w:r>
         <w:rPr>
@@ -5947,14 +6478,25 @@
           <w:lang w:val="de-DE"/>
         </w:rPr>
       </w:pPr>
-      <w:r>
-        <w:rPr>
-          <w:rFonts w:ascii="Times New Roman" w:hAnsi="Times New Roman" w:cs="Times New Roman"/>
-          <w:sz w:val="20"/>
-          <w:szCs w:val="20"/>
-          <w:lang w:val="de-DE"/>
-        </w:rPr>
-        <w:t xml:space="preserve">Bl. </w:t>
+      <w:proofErr w:type="spellStart"/>
+      <w:r>
+        <w:rPr>
+          <w:rFonts w:ascii="Times New Roman" w:hAnsi="Times New Roman" w:cs="Times New Roman"/>
+          <w:sz w:val="20"/>
+          <w:szCs w:val="20"/>
+          <w:lang w:val="de-DE"/>
+        </w:rPr>
+        <w:t>Bl</w:t>
+      </w:r>
+      <w:proofErr w:type="spellEnd"/>
+      <w:r>
+        <w:rPr>
+          <w:rFonts w:ascii="Times New Roman" w:hAnsi="Times New Roman" w:cs="Times New Roman"/>
+          <w:sz w:val="20"/>
+          <w:szCs w:val="20"/>
+          <w:lang w:val="de-DE"/>
+        </w:rPr>
+        <w:t xml:space="preserve">. </w:t>
       </w:r>
       <w:r>
         <w:rPr>
@@ -6172,14 +6714,25 @@
           <w:lang w:val="de-DE"/>
         </w:rPr>
       </w:pPr>
-      <w:r>
-        <w:rPr>
-          <w:rFonts w:ascii="Times New Roman" w:hAnsi="Times New Roman" w:cs="Times New Roman"/>
-          <w:sz w:val="20"/>
-          <w:szCs w:val="20"/>
-          <w:lang w:val="de-DE"/>
-        </w:rPr>
-        <w:t xml:space="preserve">Autograph von </w:t>
+      <w:proofErr w:type="gramStart"/>
+      <w:r>
+        <w:rPr>
+          <w:rFonts w:ascii="Times New Roman" w:hAnsi="Times New Roman" w:cs="Times New Roman"/>
+          <w:sz w:val="20"/>
+          <w:szCs w:val="20"/>
+          <w:lang w:val="de-DE"/>
+        </w:rPr>
+        <w:t>Autograph</w:t>
+      </w:r>
+      <w:proofErr w:type="gramEnd"/>
+      <w:r>
+        <w:rPr>
+          <w:rFonts w:ascii="Times New Roman" w:hAnsi="Times New Roman" w:cs="Times New Roman"/>
+          <w:sz w:val="20"/>
+          <w:szCs w:val="20"/>
+          <w:lang w:val="de-DE"/>
+        </w:rPr>
+        <w:t xml:space="preserve"> von </w:t>
       </w:r>
       <w:r>
         <w:rPr>
@@ -6274,7 +6827,7 @@
           <w:vertAlign w:val="superscript"/>
           <w:lang w:val="de-DE"/>
         </w:rPr>
-        <w:t>b.</w:t>
+        <w:t>b</w:t>
       </w:r>
       <w:r>
         <w:rPr>
@@ -6318,14 +6871,25 @@
           <w:lang w:val="de-DE"/>
         </w:rPr>
       </w:pPr>
-      <w:r>
-        <w:rPr>
-          <w:rFonts w:ascii="Times New Roman" w:hAnsi="Times New Roman" w:cs="Times New Roman"/>
-          <w:sz w:val="20"/>
-          <w:szCs w:val="20"/>
-          <w:lang w:val="de-DE"/>
-        </w:rPr>
-        <w:t xml:space="preserve">Bl. </w:t>
+      <w:proofErr w:type="spellStart"/>
+      <w:r>
+        <w:rPr>
+          <w:rFonts w:ascii="Times New Roman" w:hAnsi="Times New Roman" w:cs="Times New Roman"/>
+          <w:sz w:val="20"/>
+          <w:szCs w:val="20"/>
+          <w:lang w:val="de-DE"/>
+        </w:rPr>
+        <w:t>Bl</w:t>
+      </w:r>
+      <w:proofErr w:type="spellEnd"/>
+      <w:r>
+        <w:rPr>
+          <w:rFonts w:ascii="Times New Roman" w:hAnsi="Times New Roman" w:cs="Times New Roman"/>
+          <w:sz w:val="20"/>
+          <w:szCs w:val="20"/>
+          <w:lang w:val="de-DE"/>
+        </w:rPr>
+        <w:t xml:space="preserve">. </w:t>
       </w:r>
       <w:r>
         <w:rPr>
@@ -6543,14 +7107,25 @@
           <w:lang w:val="de-DE"/>
         </w:rPr>
       </w:pPr>
-      <w:r>
-        <w:rPr>
-          <w:rFonts w:ascii="Times New Roman" w:hAnsi="Times New Roman" w:cs="Times New Roman"/>
-          <w:sz w:val="20"/>
-          <w:szCs w:val="20"/>
-          <w:lang w:val="de-DE"/>
-        </w:rPr>
-        <w:t xml:space="preserve">Autograph von </w:t>
+      <w:proofErr w:type="gramStart"/>
+      <w:r>
+        <w:rPr>
+          <w:rFonts w:ascii="Times New Roman" w:hAnsi="Times New Roman" w:cs="Times New Roman"/>
+          <w:sz w:val="20"/>
+          <w:szCs w:val="20"/>
+          <w:lang w:val="de-DE"/>
+        </w:rPr>
+        <w:t>Autograph</w:t>
+      </w:r>
+      <w:proofErr w:type="gramEnd"/>
+      <w:r>
+        <w:rPr>
+          <w:rFonts w:ascii="Times New Roman" w:hAnsi="Times New Roman" w:cs="Times New Roman"/>
+          <w:sz w:val="20"/>
+          <w:szCs w:val="20"/>
+          <w:lang w:val="de-DE"/>
+        </w:rPr>
+        <w:t xml:space="preserve"> von </w:t>
       </w:r>
       <w:r>
         <w:rPr>
@@ -6659,14 +7234,25 @@
           <w:lang w:val="de-DE"/>
         </w:rPr>
       </w:pPr>
-      <w:r>
-        <w:rPr>
-          <w:rFonts w:ascii="Times New Roman" w:hAnsi="Times New Roman" w:cs="Times New Roman"/>
-          <w:sz w:val="20"/>
-          <w:szCs w:val="20"/>
-          <w:lang w:val="de-DE"/>
-        </w:rPr>
-        <w:t xml:space="preserve">Bl. </w:t>
+      <w:proofErr w:type="spellStart"/>
+      <w:r>
+        <w:rPr>
+          <w:rFonts w:ascii="Times New Roman" w:hAnsi="Times New Roman" w:cs="Times New Roman"/>
+          <w:sz w:val="20"/>
+          <w:szCs w:val="20"/>
+          <w:lang w:val="de-DE"/>
+        </w:rPr>
+        <w:t>Bl</w:t>
+      </w:r>
+      <w:proofErr w:type="spellEnd"/>
+      <w:r>
+        <w:rPr>
+          <w:rFonts w:ascii="Times New Roman" w:hAnsi="Times New Roman" w:cs="Times New Roman"/>
+          <w:sz w:val="20"/>
+          <w:szCs w:val="20"/>
+          <w:lang w:val="de-DE"/>
+        </w:rPr>
+        <w:t xml:space="preserve">. </w:t>
       </w:r>
       <w:r>
         <w:rPr>
@@ -6875,14 +7461,25 @@
           <w:lang w:val="de-DE"/>
         </w:rPr>
       </w:pPr>
-      <w:r>
-        <w:rPr>
-          <w:rFonts w:ascii="Times New Roman" w:hAnsi="Times New Roman" w:cs="Times New Roman"/>
-          <w:sz w:val="20"/>
-          <w:szCs w:val="20"/>
-          <w:lang w:val="de-DE"/>
-        </w:rPr>
-        <w:t xml:space="preserve">Autograph von </w:t>
+      <w:proofErr w:type="gramStart"/>
+      <w:r>
+        <w:rPr>
+          <w:rFonts w:ascii="Times New Roman" w:hAnsi="Times New Roman" w:cs="Times New Roman"/>
+          <w:sz w:val="20"/>
+          <w:szCs w:val="20"/>
+          <w:lang w:val="de-DE"/>
+        </w:rPr>
+        <w:t>Autograph</w:t>
+      </w:r>
+      <w:proofErr w:type="gramEnd"/>
+      <w:r>
+        <w:rPr>
+          <w:rFonts w:ascii="Times New Roman" w:hAnsi="Times New Roman" w:cs="Times New Roman"/>
+          <w:sz w:val="20"/>
+          <w:szCs w:val="20"/>
+          <w:lang w:val="de-DE"/>
+        </w:rPr>
+        <w:t xml:space="preserve"> von </w:t>
       </w:r>
       <w:r>
         <w:rPr>
@@ -6968,7 +7565,7 @@
           <w:vertAlign w:val="superscript"/>
           <w:lang w:val="de-DE"/>
         </w:rPr>
-        <w:t>b.</w:t>
+        <w:t>b</w:t>
       </w:r>
       <w:r>
         <w:rPr>
@@ -7012,14 +7609,25 @@
           <w:lang w:val="de-DE"/>
         </w:rPr>
       </w:pPr>
-      <w:r>
-        <w:rPr>
-          <w:rFonts w:ascii="Times New Roman" w:hAnsi="Times New Roman" w:cs="Times New Roman"/>
-          <w:sz w:val="20"/>
-          <w:szCs w:val="20"/>
-          <w:lang w:val="de-DE"/>
-        </w:rPr>
-        <w:t xml:space="preserve">Bl. </w:t>
+      <w:proofErr w:type="spellStart"/>
+      <w:r>
+        <w:rPr>
+          <w:rFonts w:ascii="Times New Roman" w:hAnsi="Times New Roman" w:cs="Times New Roman"/>
+          <w:sz w:val="20"/>
+          <w:szCs w:val="20"/>
+          <w:lang w:val="de-DE"/>
+        </w:rPr>
+        <w:t>Bl</w:t>
+      </w:r>
+      <w:proofErr w:type="spellEnd"/>
+      <w:r>
+        <w:rPr>
+          <w:rFonts w:ascii="Times New Roman" w:hAnsi="Times New Roman" w:cs="Times New Roman"/>
+          <w:sz w:val="20"/>
+          <w:szCs w:val="20"/>
+          <w:lang w:val="de-DE"/>
+        </w:rPr>
+        <w:t xml:space="preserve">. </w:t>
       </w:r>
       <w:r>
         <w:rPr>
@@ -8379,6 +8987,7 @@
         </w:rPr>
         <w:t xml:space="preserve">Korrekturen 1 in </w:t>
       </w:r>
+      <w:proofErr w:type="spellStart"/>
       <w:r>
         <w:rPr>
           <w:rFonts w:ascii="Times New Roman" w:hAnsi="Times New Roman" w:cs="Times New Roman"/>
@@ -8400,6 +9009,7 @@
         </w:rPr>
         <w:t>b</w:t>
       </w:r>
+      <w:proofErr w:type="spellEnd"/>
       <w:r>
         <w:rPr>
           <w:rFonts w:ascii="Times New Roman" w:hAnsi="Times New Roman" w:cs="Times New Roman"/>
@@ -8807,7 +9417,29 @@
                 <w:szCs w:val="20"/>
                 <w:lang w:val="de-DE"/>
               </w:rPr>
-              <w:t>Mäßig bewegte Viertel (ca 60)</w:t>
+              <w:t>Mäßig bewegte Viertel (</w:t>
+            </w:r>
+            <w:proofErr w:type="spellStart"/>
+            <w:r>
+              <w:rPr>
+                <w:rFonts w:ascii="Times New Roman" w:hAnsi="Times New Roman" w:cs="Times New Roman"/>
+                <w:i/>
+                <w:sz w:val="20"/>
+                <w:szCs w:val="20"/>
+                <w:lang w:val="de-DE"/>
+              </w:rPr>
+              <w:t>ca</w:t>
+            </w:r>
+            <w:proofErr w:type="spellEnd"/>
+            <w:r>
+              <w:rPr>
+                <w:rFonts w:ascii="Times New Roman" w:hAnsi="Times New Roman" w:cs="Times New Roman"/>
+                <w:i/>
+                <w:sz w:val="20"/>
+                <w:szCs w:val="20"/>
+                <w:lang w:val="de-DE"/>
+              </w:rPr>
+              <w:t xml:space="preserve"> 60)</w:t>
             </w:r>
             <w:r>
               <w:rPr>
@@ -8837,7 +9469,29 @@
                 <w:szCs w:val="20"/>
                 <w:lang w:val="de-DE"/>
               </w:rPr>
-              <w:t>ewegte Viertel (ca 60)</w:t>
+              <w:t>ewegte Viertel (</w:t>
+            </w:r>
+            <w:proofErr w:type="spellStart"/>
+            <w:r>
+              <w:rPr>
+                <w:rFonts w:ascii="Times New Roman" w:hAnsi="Times New Roman" w:cs="Times New Roman"/>
+                <w:i/>
+                <w:sz w:val="20"/>
+                <w:szCs w:val="20"/>
+                <w:lang w:val="de-DE"/>
+              </w:rPr>
+              <w:t>ca</w:t>
+            </w:r>
+            <w:proofErr w:type="spellEnd"/>
+            <w:r>
+              <w:rPr>
+                <w:rFonts w:ascii="Times New Roman" w:hAnsi="Times New Roman" w:cs="Times New Roman"/>
+                <w:i/>
+                <w:sz w:val="20"/>
+                <w:szCs w:val="20"/>
+                <w:lang w:val="de-DE"/>
+              </w:rPr>
+              <w:t xml:space="preserve"> 60)</w:t>
             </w:r>
             <w:r>
               <w:rPr>
@@ -8907,6 +9561,7 @@
               </w:rPr>
               <w:t xml:space="preserve"> und dadurch implizierte Tilgung von </w:t>
             </w:r>
+            <w:proofErr w:type="gramStart"/>
             <w:r>
               <w:rPr>
                 <w:rFonts w:ascii="Times New Roman" w:hAnsi="Times New Roman" w:cs="Times New Roman"/>
@@ -8917,6 +9572,7 @@
               </w:rPr>
               <w:t>Mäßig</w:t>
             </w:r>
+            <w:proofErr w:type="gramEnd"/>
             <w:r>
               <w:rPr>
                 <w:rFonts w:ascii="Times New Roman" w:hAnsi="Times New Roman" w:cs="Times New Roman"/>
@@ -8945,8 +9601,20 @@
                 <w:szCs w:val="20"/>
                 <w:lang w:val="de-DE"/>
               </w:rPr>
-              <w:t xml:space="preserve"> und TkA</w:t>
-            </w:r>
+              <w:t xml:space="preserve"> und </w:t>
+            </w:r>
+            <w:proofErr w:type="spellStart"/>
+            <w:r>
+              <w:rPr>
+                <w:rFonts w:ascii="Times New Roman" w:hAnsi="Times New Roman" w:cs="Times New Roman"/>
+                <w:iCs/>
+                <w:sz w:val="20"/>
+                <w:szCs w:val="20"/>
+                <w:lang w:val="de-DE"/>
+              </w:rPr>
+              <w:t>TkA</w:t>
+            </w:r>
+            <w:proofErr w:type="spellEnd"/>
             <w:r>
               <w:rPr>
                 <w:rFonts w:ascii="Times New Roman" w:hAnsi="Times New Roman" w:cs="Times New Roman"/>
@@ -9116,7 +9784,27 @@
                 <w:szCs w:val="20"/>
                 <w:lang w:val="de-DE"/>
               </w:rPr>
-              <w:t>Ante correcturam: vermutlich c</w:t>
+              <w:t xml:space="preserve">Ante </w:t>
+            </w:r>
+            <w:proofErr w:type="spellStart"/>
+            <w:r>
+              <w:rPr>
+                <w:rFonts w:ascii="Times New Roman" w:hAnsi="Times New Roman" w:cs="Times New Roman"/>
+                <w:sz w:val="20"/>
+                <w:szCs w:val="20"/>
+                <w:lang w:val="de-DE"/>
+              </w:rPr>
+              <w:t>correcturam</w:t>
+            </w:r>
+            <w:proofErr w:type="spellEnd"/>
+            <w:r>
+              <w:rPr>
+                <w:rFonts w:ascii="Times New Roman" w:hAnsi="Times New Roman" w:cs="Times New Roman"/>
+                <w:sz w:val="20"/>
+                <w:szCs w:val="20"/>
+                <w:lang w:val="de-DE"/>
+              </w:rPr>
+              <w:t>: vermutlich c</w:t>
             </w:r>
             <w:r>
               <w:rPr>
@@ -9604,7 +10292,27 @@
                 <w:szCs w:val="20"/>
                 <w:lang w:val="de-DE"/>
               </w:rPr>
-              <w:t xml:space="preserve"> auf Rasur. Ante correcturam: vermutlich gis</w:t>
+              <w:t xml:space="preserve"> auf Rasur. Ante </w:t>
+            </w:r>
+            <w:proofErr w:type="spellStart"/>
+            <w:r>
+              <w:rPr>
+                <w:rFonts w:ascii="Times New Roman" w:hAnsi="Times New Roman" w:cs="Times New Roman"/>
+                <w:sz w:val="20"/>
+                <w:szCs w:val="20"/>
+                <w:lang w:val="de-DE"/>
+              </w:rPr>
+              <w:t>correcturam</w:t>
+            </w:r>
+            <w:proofErr w:type="spellEnd"/>
+            <w:r>
+              <w:rPr>
+                <w:rFonts w:ascii="Times New Roman" w:hAnsi="Times New Roman" w:cs="Times New Roman"/>
+                <w:sz w:val="20"/>
+                <w:szCs w:val="20"/>
+                <w:lang w:val="de-DE"/>
+              </w:rPr>
+              <w:t>: vermutlich gis</w:t>
             </w:r>
             <w:r>
               <w:rPr>
@@ -9763,7 +10471,25 @@
                 <w:sz w:val="20"/>
                 <w:szCs w:val="20"/>
               </w:rPr>
-              <w:t>Ante correcturam: vermutlich Ligatur Acht</w:t>
+              <w:t xml:space="preserve">Ante </w:t>
+            </w:r>
+            <w:proofErr w:type="spellStart"/>
+            <w:r>
+              <w:rPr>
+                <w:rFonts w:ascii="Times New Roman" w:hAnsi="Times New Roman" w:cs="Times New Roman"/>
+                <w:sz w:val="20"/>
+                <w:szCs w:val="20"/>
+              </w:rPr>
+              <w:t>correcturam</w:t>
+            </w:r>
+            <w:proofErr w:type="spellEnd"/>
+            <w:r>
+              <w:rPr>
+                <w:rFonts w:ascii="Times New Roman" w:hAnsi="Times New Roman" w:cs="Times New Roman"/>
+                <w:sz w:val="20"/>
+                <w:szCs w:val="20"/>
+              </w:rPr>
+              <w:t>: vermutlich Ligatur Acht</w:t>
             </w:r>
             <w:r>
               <w:rPr>
@@ -9927,7 +10653,25 @@
                 <w:sz w:val="20"/>
                 <w:szCs w:val="20"/>
               </w:rPr>
-              <w:t>Ante correcturam vermutlich [p], Cres</w:t>
+              <w:t xml:space="preserve">Ante </w:t>
+            </w:r>
+            <w:proofErr w:type="spellStart"/>
+            <w:r>
+              <w:rPr>
+                <w:rFonts w:ascii="Times New Roman" w:hAnsi="Times New Roman" w:cs="Times New Roman"/>
+                <w:sz w:val="20"/>
+                <w:szCs w:val="20"/>
+              </w:rPr>
+              <w:t>correcturam</w:t>
+            </w:r>
+            <w:proofErr w:type="spellEnd"/>
+            <w:r>
+              <w:rPr>
+                <w:rFonts w:ascii="Times New Roman" w:hAnsi="Times New Roman" w:cs="Times New Roman"/>
+                <w:sz w:val="20"/>
+                <w:szCs w:val="20"/>
+              </w:rPr>
+              <w:t xml:space="preserve"> vermutlich [p], Cres</w:t>
             </w:r>
             <w:r>
               <w:rPr>
@@ -10325,7 +11069,27 @@
                 <w:szCs w:val="20"/>
                 <w:lang w:val="de-DE"/>
               </w:rPr>
-              <w:t xml:space="preserve"> [espress.] überschreibt </w:t>
+              <w:t xml:space="preserve"> [</w:t>
+            </w:r>
+            <w:proofErr w:type="spellStart"/>
+            <w:r>
+              <w:rPr>
+                <w:rFonts w:ascii="Times New Roman" w:hAnsi="Times New Roman" w:cs="Times New Roman"/>
+                <w:sz w:val="20"/>
+                <w:szCs w:val="20"/>
+                <w:lang w:val="de-DE"/>
+              </w:rPr>
+              <w:t>espress</w:t>
+            </w:r>
+            <w:proofErr w:type="spellEnd"/>
+            <w:r>
+              <w:rPr>
+                <w:rFonts w:ascii="Times New Roman" w:hAnsi="Times New Roman" w:cs="Times New Roman"/>
+                <w:sz w:val="20"/>
+                <w:szCs w:val="20"/>
+                <w:lang w:val="de-DE"/>
+              </w:rPr>
+              <w:t xml:space="preserve">.] überschreibt </w:t>
             </w:r>
             <w:r>
               <w:rPr>
@@ -11028,7 +11792,29 @@
                 <w:sz w:val="20"/>
                 <w:szCs w:val="20"/>
               </w:rPr>
-              <w:t>= ca 80)</w:t>
+              <w:t xml:space="preserve">= </w:t>
+            </w:r>
+            <w:proofErr w:type="spellStart"/>
+            <w:r>
+              <w:rPr>
+                <w:rFonts w:ascii="Times New Roman" w:hAnsi="Times New Roman" w:cs="Times New Roman"/>
+                <w:i/>
+                <w:iCs/>
+                <w:sz w:val="20"/>
+                <w:szCs w:val="20"/>
+              </w:rPr>
+              <w:t>ca</w:t>
+            </w:r>
+            <w:proofErr w:type="spellEnd"/>
+            <w:r>
+              <w:rPr>
+                <w:rFonts w:ascii="Times New Roman" w:hAnsi="Times New Roman" w:cs="Times New Roman"/>
+                <w:i/>
+                <w:iCs/>
+                <w:sz w:val="20"/>
+                <w:szCs w:val="20"/>
+              </w:rPr>
+              <w:t xml:space="preserve"> 80)</w:t>
             </w:r>
             <w:r>
               <w:rPr>
@@ -12283,6 +13069,7 @@
                 <w:szCs w:val="20"/>
               </w:rPr>
             </w:pPr>
+            <w:proofErr w:type="spellStart"/>
             <w:r>
               <w:rPr>
                 <w:rFonts w:ascii="Times New Roman" w:hAnsi="Times New Roman" w:cs="Times New Roman"/>
@@ -12293,6 +13080,7 @@
               </w:rPr>
               <w:t>accell</w:t>
             </w:r>
+            <w:proofErr w:type="spellEnd"/>
             <w:r>
               <w:rPr>
                 <w:rFonts w:ascii="Times New Roman" w:hAnsi="Times New Roman" w:cs="Times New Roman"/>
@@ -12645,23 +13433,7 @@
                 <w:sz w:val="20"/>
                 <w:szCs w:val="20"/>
               </w:rPr>
-              <w:t xml:space="preserve"> von T. 6 5/4 </w:t>
-            </w:r>
-            <w:r>
-              <w:rPr>
-                <w:rFonts w:ascii="Times New Roman" w:hAnsi="Times New Roman" w:cs="Times New Roman"/>
-                <w:sz w:val="20"/>
-                <w:szCs w:val="20"/>
-              </w:rPr>
-              <w:t xml:space="preserve">geändert </w:t>
-            </w:r>
-            <w:r>
-              <w:rPr>
-                <w:rFonts w:ascii="Times New Roman" w:hAnsi="Times New Roman" w:cs="Times New Roman"/>
-                <w:sz w:val="20"/>
-                <w:szCs w:val="20"/>
-              </w:rPr>
-              <w:t xml:space="preserve">zu T. 7 1. Note. </w:t>
+              <w:t xml:space="preserve"> von T. 6 5/4 geändert zu T. 7 1. Note. </w:t>
             </w:r>
           </w:p>
         </w:tc>
@@ -12802,7 +13574,25 @@
                 <w:sz w:val="20"/>
                 <w:szCs w:val="20"/>
               </w:rPr>
-              <w:t>he TkA.</w:t>
+              <w:t xml:space="preserve">he </w:t>
+            </w:r>
+            <w:proofErr w:type="spellStart"/>
+            <w:r>
+              <w:rPr>
+                <w:rFonts w:ascii="Times New Roman" w:hAnsi="Times New Roman" w:cs="Times New Roman"/>
+                <w:sz w:val="20"/>
+                <w:szCs w:val="20"/>
+              </w:rPr>
+              <w:t>TkA</w:t>
+            </w:r>
+            <w:proofErr w:type="spellEnd"/>
+            <w:r>
+              <w:rPr>
+                <w:rFonts w:ascii="Times New Roman" w:hAnsi="Times New Roman" w:cs="Times New Roman"/>
+                <w:sz w:val="20"/>
+                <w:szCs w:val="20"/>
+              </w:rPr>
+              <w:t>.</w:t>
             </w:r>
           </w:p>
         </w:tc>
@@ -12861,25 +13651,7 @@
                 <w:szCs w:val="20"/>
                 <w:lang w:val="de-DE"/>
               </w:rPr>
-              <w:t xml:space="preserve"> M 17</w:t>
-            </w:r>
-            <w:r>
-              <w:rPr>
-                <w:rFonts w:ascii="Times New Roman" w:hAnsi="Times New Roman" w:cs="Times New Roman"/>
-                <w:sz w:val="20"/>
-                <w:szCs w:val="20"/>
-                <w:lang w:val="de-DE"/>
-              </w:rPr>
-              <w:t>2</w:t>
-            </w:r>
-            <w:r>
-              <w:rPr>
-                <w:rFonts w:ascii="Times New Roman" w:hAnsi="Times New Roman" w:cs="Times New Roman"/>
-                <w:sz w:val="20"/>
-                <w:szCs w:val="20"/>
-                <w:lang w:val="de-DE"/>
-              </w:rPr>
-              <w:t xml:space="preserve">: </w:t>
+              <w:t xml:space="preserve"> M 172: </w:t>
             </w:r>
             <w:r>
               <w:rPr>
@@ -13052,16 +13824,9 @@
                 <w:sz w:val="20"/>
                 <w:szCs w:val="20"/>
               </w:rPr>
-              <w:t>= ca 76)</w:t>
-            </w:r>
-            <w:r>
-              <w:rPr>
-                <w:rFonts w:ascii="Times New Roman" w:hAnsi="Times New Roman" w:cs="Times New Roman"/>
-                <w:sz w:val="20"/>
-                <w:szCs w:val="20"/>
-              </w:rPr>
-              <w:t xml:space="preserve"> geändert zu </w:t>
-            </w:r>
+              <w:t xml:space="preserve">= </w:t>
+            </w:r>
+            <w:proofErr w:type="spellStart"/>
             <w:r>
               <w:rPr>
                 <w:rFonts w:ascii="Times New Roman" w:hAnsi="Times New Roman" w:cs="Times New Roman"/>
@@ -13070,16 +13835,9 @@
                 <w:sz w:val="20"/>
                 <w:szCs w:val="20"/>
               </w:rPr>
-              <w:t>Ziemlich bewegte</w:t>
-            </w:r>
-            <w:r>
-              <w:rPr>
-                <w:rFonts w:ascii="Times New Roman" w:hAnsi="Times New Roman" w:cs="Times New Roman"/>
-                <w:sz w:val="20"/>
-                <w:szCs w:val="20"/>
-              </w:rPr>
-              <w:t xml:space="preserve"> [Viertelnote] </w:t>
-            </w:r>
+              <w:t>ca</w:t>
+            </w:r>
+            <w:proofErr w:type="spellEnd"/>
             <w:r>
               <w:rPr>
                 <w:rFonts w:ascii="Times New Roman" w:hAnsi="Times New Roman" w:cs="Times New Roman"/>
@@ -13088,7 +13846,77 @@
                 <w:sz w:val="20"/>
                 <w:szCs w:val="20"/>
               </w:rPr>
-              <w:t>(ca 76)</w:t>
+              <w:t xml:space="preserve"> 76)</w:t>
+            </w:r>
+            <w:r>
+              <w:rPr>
+                <w:rFonts w:ascii="Times New Roman" w:hAnsi="Times New Roman" w:cs="Times New Roman"/>
+                <w:sz w:val="20"/>
+                <w:szCs w:val="20"/>
+              </w:rPr>
+              <w:t xml:space="preserve"> geändert zu </w:t>
+            </w:r>
+            <w:proofErr w:type="gramStart"/>
+            <w:r>
+              <w:rPr>
+                <w:rFonts w:ascii="Times New Roman" w:hAnsi="Times New Roman" w:cs="Times New Roman"/>
+                <w:i/>
+                <w:iCs/>
+                <w:sz w:val="20"/>
+                <w:szCs w:val="20"/>
+              </w:rPr>
+              <w:t>Ziemlich</w:t>
+            </w:r>
+            <w:proofErr w:type="gramEnd"/>
+            <w:r>
+              <w:rPr>
+                <w:rFonts w:ascii="Times New Roman" w:hAnsi="Times New Roman" w:cs="Times New Roman"/>
+                <w:i/>
+                <w:iCs/>
+                <w:sz w:val="20"/>
+                <w:szCs w:val="20"/>
+              </w:rPr>
+              <w:t xml:space="preserve"> bewegte</w:t>
+            </w:r>
+            <w:r>
+              <w:rPr>
+                <w:rFonts w:ascii="Times New Roman" w:hAnsi="Times New Roman" w:cs="Times New Roman"/>
+                <w:sz w:val="20"/>
+                <w:szCs w:val="20"/>
+              </w:rPr>
+              <w:t xml:space="preserve"> [Viertelnote] </w:t>
+            </w:r>
+            <w:r>
+              <w:rPr>
+                <w:rFonts w:ascii="Times New Roman" w:hAnsi="Times New Roman" w:cs="Times New Roman"/>
+                <w:i/>
+                <w:iCs/>
+                <w:sz w:val="20"/>
+                <w:szCs w:val="20"/>
+              </w:rPr>
+              <w:t>(</w:t>
+            </w:r>
+            <w:proofErr w:type="spellStart"/>
+            <w:r>
+              <w:rPr>
+                <w:rFonts w:ascii="Times New Roman" w:hAnsi="Times New Roman" w:cs="Times New Roman"/>
+                <w:i/>
+                <w:iCs/>
+                <w:sz w:val="20"/>
+                <w:szCs w:val="20"/>
+              </w:rPr>
+              <w:t>ca</w:t>
+            </w:r>
+            <w:proofErr w:type="spellEnd"/>
+            <w:r>
+              <w:rPr>
+                <w:rFonts w:ascii="Times New Roman" w:hAnsi="Times New Roman" w:cs="Times New Roman"/>
+                <w:i/>
+                <w:iCs/>
+                <w:sz w:val="20"/>
+                <w:szCs w:val="20"/>
+              </w:rPr>
+              <w:t xml:space="preserve"> 76)</w:t>
             </w:r>
             <w:r>
               <w:rPr>
@@ -13487,17 +14315,57 @@
                 <w:rFonts w:ascii="Times New Roman" w:hAnsi="Times New Roman" w:cs="Times New Roman"/>
                 <w:sz w:val="20"/>
                 <w:szCs w:val="20"/>
-                <w:lang w:val="de-DE"/>
-              </w:rPr>
-            </w:pPr>
-            <w:r>
-              <w:rPr>
-                <w:rFonts w:ascii="Times New Roman" w:hAnsi="Times New Roman" w:cs="Times New Roman"/>
-                <w:sz w:val="20"/>
-                <w:szCs w:val="20"/>
-                <w:lang w:val="de-DE"/>
-              </w:rPr>
-              <w:t>Crescendogabel geändert zu Crescendo-, Decrescendogabel.</w:t>
+                <w:lang w:val="en-US"/>
+              </w:rPr>
+            </w:pPr>
+            <w:r>
+              <w:rPr>
+                <w:rFonts w:ascii="Times New Roman" w:hAnsi="Times New Roman" w:cs="Times New Roman"/>
+                <w:sz w:val="20"/>
+                <w:szCs w:val="20"/>
+                <w:lang w:val="en-US"/>
+              </w:rPr>
+              <w:t xml:space="preserve">Crescendogabel </w:t>
+            </w:r>
+            <w:proofErr w:type="spellStart"/>
+            <w:r>
+              <w:rPr>
+                <w:rFonts w:ascii="Times New Roman" w:hAnsi="Times New Roman" w:cs="Times New Roman"/>
+                <w:sz w:val="20"/>
+                <w:szCs w:val="20"/>
+                <w:lang w:val="en-US"/>
+              </w:rPr>
+              <w:t>geändert</w:t>
+            </w:r>
+            <w:proofErr w:type="spellEnd"/>
+            <w:r>
+              <w:rPr>
+                <w:rFonts w:ascii="Times New Roman" w:hAnsi="Times New Roman" w:cs="Times New Roman"/>
+                <w:sz w:val="20"/>
+                <w:szCs w:val="20"/>
+                <w:lang w:val="en-US"/>
+              </w:rPr>
+              <w:t xml:space="preserve"> </w:t>
+            </w:r>
+            <w:proofErr w:type="spellStart"/>
+            <w:r>
+              <w:rPr>
+                <w:rFonts w:ascii="Times New Roman" w:hAnsi="Times New Roman" w:cs="Times New Roman"/>
+                <w:sz w:val="20"/>
+                <w:szCs w:val="20"/>
+                <w:lang w:val="en-US"/>
+              </w:rPr>
+              <w:t>zu</w:t>
+            </w:r>
+            <w:proofErr w:type="spellEnd"/>
+            <w:r>
+              <w:rPr>
+                <w:rFonts w:ascii="Times New Roman" w:hAnsi="Times New Roman" w:cs="Times New Roman"/>
+                <w:sz w:val="20"/>
+                <w:szCs w:val="20"/>
+                <w:lang w:val="en-US"/>
+              </w:rPr>
+              <w:t xml:space="preserve"> Crescendo-, Decrescendogabel.</w:t>
             </w:r>
           </w:p>
         </w:tc>
@@ -13566,16 +14434,7 @@
                 <w:szCs w:val="20"/>
                 <w:lang w:val="de-DE"/>
               </w:rPr>
-              <w:t>Br</w:t>
-            </w:r>
-            <w:r>
-              <w:rPr>
-                <w:rFonts w:ascii="Times New Roman" w:hAnsi="Times New Roman" w:cs="Times New Roman"/>
-                <w:sz w:val="20"/>
-                <w:szCs w:val="20"/>
-                <w:lang w:val="de-DE"/>
-              </w:rPr>
-              <w:t>.</w:t>
+              <w:t>Br.</w:t>
             </w:r>
           </w:p>
         </w:tc>
@@ -13607,25 +14466,7 @@
                 <w:szCs w:val="20"/>
                 <w:lang w:val="de-DE"/>
               </w:rPr>
-              <w:t>1</w:t>
-            </w:r>
-            <w:r>
-              <w:rPr>
-                <w:rFonts w:ascii="Times New Roman" w:hAnsi="Times New Roman" w:cs="Times New Roman"/>
-                <w:sz w:val="20"/>
-                <w:szCs w:val="20"/>
-                <w:lang w:val="de-DE"/>
-              </w:rPr>
-              <w:t>.– 2.</w:t>
-            </w:r>
-            <w:r>
-              <w:rPr>
-                <w:rFonts w:ascii="Times New Roman" w:hAnsi="Times New Roman" w:cs="Times New Roman"/>
-                <w:sz w:val="20"/>
-                <w:szCs w:val="20"/>
-                <w:lang w:val="de-DE"/>
-              </w:rPr>
-              <w:t xml:space="preserve"> Note</w:t>
+              <w:t>1.– 2. Note</w:t>
             </w:r>
           </w:p>
         </w:tc>
@@ -13647,17 +14488,57 @@
                 <w:rFonts w:ascii="Times New Roman" w:hAnsi="Times New Roman" w:cs="Times New Roman"/>
                 <w:sz w:val="20"/>
                 <w:szCs w:val="20"/>
-                <w:lang w:val="de-DE"/>
-              </w:rPr>
-            </w:pPr>
-            <w:r>
-              <w:rPr>
-                <w:rFonts w:ascii="Times New Roman" w:hAnsi="Times New Roman" w:cs="Times New Roman"/>
-                <w:sz w:val="20"/>
-                <w:szCs w:val="20"/>
-                <w:lang w:val="de-DE"/>
-              </w:rPr>
-              <w:t>Crescendogabel geändert zu Crescendo-, Decrescendogabel.</w:t>
+                <w:lang w:val="en-US"/>
+              </w:rPr>
+            </w:pPr>
+            <w:r>
+              <w:rPr>
+                <w:rFonts w:ascii="Times New Roman" w:hAnsi="Times New Roman" w:cs="Times New Roman"/>
+                <w:sz w:val="20"/>
+                <w:szCs w:val="20"/>
+                <w:lang w:val="en-US"/>
+              </w:rPr>
+              <w:t xml:space="preserve">Crescendogabel </w:t>
+            </w:r>
+            <w:proofErr w:type="spellStart"/>
+            <w:r>
+              <w:rPr>
+                <w:rFonts w:ascii="Times New Roman" w:hAnsi="Times New Roman" w:cs="Times New Roman"/>
+                <w:sz w:val="20"/>
+                <w:szCs w:val="20"/>
+                <w:lang w:val="en-US"/>
+              </w:rPr>
+              <w:t>geändert</w:t>
+            </w:r>
+            <w:proofErr w:type="spellEnd"/>
+            <w:r>
+              <w:rPr>
+                <w:rFonts w:ascii="Times New Roman" w:hAnsi="Times New Roman" w:cs="Times New Roman"/>
+                <w:sz w:val="20"/>
+                <w:szCs w:val="20"/>
+                <w:lang w:val="en-US"/>
+              </w:rPr>
+              <w:t xml:space="preserve"> </w:t>
+            </w:r>
+            <w:proofErr w:type="spellStart"/>
+            <w:r>
+              <w:rPr>
+                <w:rFonts w:ascii="Times New Roman" w:hAnsi="Times New Roman" w:cs="Times New Roman"/>
+                <w:sz w:val="20"/>
+                <w:szCs w:val="20"/>
+                <w:lang w:val="en-US"/>
+              </w:rPr>
+              <w:t>zu</w:t>
+            </w:r>
+            <w:proofErr w:type="spellEnd"/>
+            <w:r>
+              <w:rPr>
+                <w:rFonts w:ascii="Times New Roman" w:hAnsi="Times New Roman" w:cs="Times New Roman"/>
+                <w:sz w:val="20"/>
+                <w:szCs w:val="20"/>
+                <w:lang w:val="en-US"/>
+              </w:rPr>
+              <w:t xml:space="preserve"> Crescendo-, Decrescendogabel.</w:t>
             </w:r>
           </w:p>
         </w:tc>
@@ -13776,6 +14657,7 @@
                 <w:szCs w:val="20"/>
               </w:rPr>
             </w:pPr>
+            <w:proofErr w:type="gramStart"/>
             <w:r>
               <w:rPr>
                 <w:rFonts w:ascii="Times New Roman" w:hAnsi="Times New Roman" w:cs="Times New Roman"/>
@@ -13792,8 +14674,27 @@
                 <w:sz w:val="20"/>
                 <w:szCs w:val="20"/>
               </w:rPr>
-              <w:t xml:space="preserve"> gestrichen. Siehe TkA</w:t>
-            </w:r>
+              <w:t xml:space="preserve"> gestrichen</w:t>
+            </w:r>
+            <w:proofErr w:type="gramEnd"/>
+            <w:r>
+              <w:rPr>
+                <w:rFonts w:ascii="Times New Roman" w:hAnsi="Times New Roman" w:cs="Times New Roman"/>
+                <w:sz w:val="20"/>
+                <w:szCs w:val="20"/>
+              </w:rPr>
+              <w:t xml:space="preserve">. Siehe </w:t>
+            </w:r>
+            <w:proofErr w:type="spellStart"/>
+            <w:r>
+              <w:rPr>
+                <w:rFonts w:ascii="Times New Roman" w:hAnsi="Times New Roman" w:cs="Times New Roman"/>
+                <w:sz w:val="20"/>
+                <w:szCs w:val="20"/>
+              </w:rPr>
+              <w:t>TkA</w:t>
+            </w:r>
+            <w:proofErr w:type="spellEnd"/>
             <w:r>
               <w:rPr>
                 <w:rFonts w:ascii="Times New Roman" w:hAnsi="Times New Roman" w:cs="Times New Roman"/>
@@ -14052,6 +14953,7 @@
                 <w:szCs w:val="20"/>
               </w:rPr>
             </w:pPr>
+            <w:proofErr w:type="gramStart"/>
             <w:r>
               <w:rPr>
                 <w:rFonts w:ascii="Times New Roman" w:hAnsi="Times New Roman" w:cs="Times New Roman"/>
@@ -14068,7 +14970,16 @@
                 <w:sz w:val="20"/>
                 <w:szCs w:val="20"/>
               </w:rPr>
-              <w:t xml:space="preserve"> gestrichen. </w:t>
+              <w:t xml:space="preserve"> gestrichen</w:t>
+            </w:r>
+            <w:proofErr w:type="gramEnd"/>
+            <w:r>
+              <w:rPr>
+                <w:rFonts w:ascii="Times New Roman" w:hAnsi="Times New Roman" w:cs="Times New Roman"/>
+                <w:sz w:val="20"/>
+                <w:szCs w:val="20"/>
+              </w:rPr>
+              <w:t xml:space="preserve">. </w:t>
             </w:r>
             <w:r>
               <w:rPr>
@@ -14079,13 +14990,41 @@
               </w:rPr>
               <w:t>##</w:t>
             </w:r>
-            <w:r>
-              <w:rPr>
-                <w:rFonts w:ascii="Times New Roman" w:hAnsi="Times New Roman" w:cs="Times New Roman"/>
-                <w:sz w:val="20"/>
-                <w:szCs w:val="20"/>
-              </w:rPr>
-              <w:t>Siehe TkA?</w:t>
+            <w:proofErr w:type="gramStart"/>
+            <w:r>
+              <w:rPr>
+                <w:rFonts w:ascii="Times New Roman" w:hAnsi="Times New Roman" w:cs="Times New Roman"/>
+                <w:sz w:val="20"/>
+                <w:szCs w:val="20"/>
+              </w:rPr>
+              <w:t>Siehe</w:t>
+            </w:r>
+            <w:proofErr w:type="gramEnd"/>
+            <w:r>
+              <w:rPr>
+                <w:rFonts w:ascii="Times New Roman" w:hAnsi="Times New Roman" w:cs="Times New Roman"/>
+                <w:sz w:val="20"/>
+                <w:szCs w:val="20"/>
+              </w:rPr>
+              <w:t xml:space="preserve"> </w:t>
+            </w:r>
+            <w:proofErr w:type="spellStart"/>
+            <w:r>
+              <w:rPr>
+                <w:rFonts w:ascii="Times New Roman" w:hAnsi="Times New Roman" w:cs="Times New Roman"/>
+                <w:sz w:val="20"/>
+                <w:szCs w:val="20"/>
+              </w:rPr>
+              <w:t>TkA</w:t>
+            </w:r>
+            <w:proofErr w:type="spellEnd"/>
+            <w:r>
+              <w:rPr>
+                <w:rFonts w:ascii="Times New Roman" w:hAnsi="Times New Roman" w:cs="Times New Roman"/>
+                <w:sz w:val="20"/>
+                <w:szCs w:val="20"/>
+              </w:rPr>
+              <w:t>?</w:t>
             </w:r>
           </w:p>
         </w:tc>
@@ -14911,6 +15850,7 @@
         </w:rPr>
         <w:t xml:space="preserve"> 2 in </w:t>
       </w:r>
+      <w:proofErr w:type="spellStart"/>
       <w:r>
         <w:rPr>
           <w:rFonts w:ascii="Times New Roman" w:hAnsi="Times New Roman" w:cs="Times New Roman"/>
@@ -14932,6 +15872,7 @@
         </w:rPr>
         <w:t>b</w:t>
       </w:r>
+      <w:proofErr w:type="spellEnd"/>
       <w:r>
         <w:rPr>
           <w:rFonts w:ascii="Times New Roman" w:hAnsi="Times New Roman" w:cs="Times New Roman"/>
@@ -15320,7 +16261,29 @@
                 <w:szCs w:val="20"/>
                 <w:lang w:val="de-DE"/>
               </w:rPr>
-              <w:t xml:space="preserve"> (ca 60)</w:t>
+              <w:t xml:space="preserve"> (</w:t>
+            </w:r>
+            <w:proofErr w:type="spellStart"/>
+            <w:r>
+              <w:rPr>
+                <w:rFonts w:ascii="Times New Roman" w:hAnsi="Times New Roman" w:cs="Times New Roman"/>
+                <w:i/>
+                <w:sz w:val="20"/>
+                <w:szCs w:val="20"/>
+                <w:lang w:val="de-DE"/>
+              </w:rPr>
+              <w:t>ca</w:t>
+            </w:r>
+            <w:proofErr w:type="spellEnd"/>
+            <w:r>
+              <w:rPr>
+                <w:rFonts w:ascii="Times New Roman" w:hAnsi="Times New Roman" w:cs="Times New Roman"/>
+                <w:i/>
+                <w:sz w:val="20"/>
+                <w:szCs w:val="20"/>
+                <w:lang w:val="de-DE"/>
+              </w:rPr>
+              <w:t xml:space="preserve"> 60)</w:t>
             </w:r>
             <w:r>
               <w:rPr>
@@ -15435,7 +16398,29 @@
                 <w:szCs w:val="20"/>
                 <w:lang w:val="de-DE"/>
               </w:rPr>
-              <w:t>Siehe auch Korrekturen 1 und TkA.</w:t>
+              <w:t xml:space="preserve">Siehe auch Korrekturen 1 und </w:t>
+            </w:r>
+            <w:proofErr w:type="spellStart"/>
+            <w:r>
+              <w:rPr>
+                <w:rFonts w:ascii="Times New Roman" w:hAnsi="Times New Roman" w:cs="Times New Roman"/>
+                <w:iCs/>
+                <w:sz w:val="20"/>
+                <w:szCs w:val="20"/>
+                <w:lang w:val="de-DE"/>
+              </w:rPr>
+              <w:t>TkA</w:t>
+            </w:r>
+            <w:proofErr w:type="spellEnd"/>
+            <w:r>
+              <w:rPr>
+                <w:rFonts w:ascii="Times New Roman" w:hAnsi="Times New Roman" w:cs="Times New Roman"/>
+                <w:iCs/>
+                <w:sz w:val="20"/>
+                <w:szCs w:val="20"/>
+                <w:lang w:val="de-DE"/>
+              </w:rPr>
+              <w:t>.</w:t>
             </w:r>
           </w:p>
         </w:tc>
@@ -15561,6 +16546,7 @@
                 <w:lang w:val="de-DE"/>
               </w:rPr>
             </w:pPr>
+            <w:proofErr w:type="spellStart"/>
             <w:r>
               <w:rPr>
                 <w:rFonts w:ascii="Times New Roman" w:hAnsi="Times New Roman" w:cs="Times New Roman"/>
@@ -15570,8 +16556,33 @@
                 <w:szCs w:val="20"/>
                 <w:lang w:val="de-DE"/>
               </w:rPr>
-              <w:t>col legno</w:t>
-            </w:r>
+              <w:t>col</w:t>
+            </w:r>
+            <w:proofErr w:type="spellEnd"/>
+            <w:r>
+              <w:rPr>
+                <w:rFonts w:ascii="Times New Roman" w:hAnsi="Times New Roman" w:cs="Times New Roman"/>
+                <w:i/>
+                <w:iCs/>
+                <w:sz w:val="20"/>
+                <w:szCs w:val="20"/>
+                <w:lang w:val="de-DE"/>
+              </w:rPr>
+              <w:t xml:space="preserve"> </w:t>
+            </w:r>
+            <w:proofErr w:type="spellStart"/>
+            <w:r>
+              <w:rPr>
+                <w:rFonts w:ascii="Times New Roman" w:hAnsi="Times New Roman" w:cs="Times New Roman"/>
+                <w:i/>
+                <w:iCs/>
+                <w:sz w:val="20"/>
+                <w:szCs w:val="20"/>
+                <w:lang w:val="de-DE"/>
+              </w:rPr>
+              <w:t>legno</w:t>
+            </w:r>
+            <w:proofErr w:type="spellEnd"/>
             <w:r>
               <w:rPr>
                 <w:rFonts w:ascii="Times New Roman" w:hAnsi="Times New Roman" w:cs="Times New Roman"/>
@@ -15771,6 +16782,7 @@
                 <w:lang w:val="de-DE"/>
               </w:rPr>
             </w:pPr>
+            <w:proofErr w:type="spellStart"/>
             <w:r>
               <w:rPr>
                 <w:rFonts w:ascii="Times New Roman" w:hAnsi="Times New Roman" w:cs="Times New Roman"/>
@@ -15782,6 +16794,7 @@
               </w:rPr>
               <w:t>pizz</w:t>
             </w:r>
+            <w:proofErr w:type="spellEnd"/>
             <w:r>
               <w:rPr>
                 <w:rFonts w:ascii="Times New Roman" w:hAnsi="Times New Roman" w:cs="Times New Roman"/>
@@ -15915,6 +16928,7 @@
                 <w:lang w:val="de-DE"/>
               </w:rPr>
             </w:pPr>
+            <w:proofErr w:type="spellStart"/>
             <w:r>
               <w:rPr>
                 <w:rFonts w:ascii="Times New Roman" w:hAnsi="Times New Roman" w:cs="Times New Roman"/>
@@ -15926,6 +16940,7 @@
               </w:rPr>
               <w:t>arco</w:t>
             </w:r>
+            <w:proofErr w:type="spellEnd"/>
             <w:r>
               <w:rPr>
                 <w:rFonts w:ascii="Times New Roman" w:hAnsi="Times New Roman" w:cs="Times New Roman"/>
@@ -16248,7 +17263,27 @@
                 <w:szCs w:val="20"/>
                 <w:lang w:val="de-DE"/>
               </w:rPr>
-              <w:t xml:space="preserve"> hinzugefügt. Siehe TkA.</w:t>
+              <w:t xml:space="preserve"> hinzugefügt. Siehe </w:t>
+            </w:r>
+            <w:proofErr w:type="spellStart"/>
+            <w:r>
+              <w:rPr>
+                <w:rFonts w:ascii="Times New Roman" w:hAnsi="Times New Roman" w:cs="Times New Roman"/>
+                <w:sz w:val="20"/>
+                <w:szCs w:val="20"/>
+                <w:lang w:val="de-DE"/>
+              </w:rPr>
+              <w:t>TkA</w:t>
+            </w:r>
+            <w:proofErr w:type="spellEnd"/>
+            <w:r>
+              <w:rPr>
+                <w:rFonts w:ascii="Times New Roman" w:hAnsi="Times New Roman" w:cs="Times New Roman"/>
+                <w:sz w:val="20"/>
+                <w:szCs w:val="20"/>
+                <w:lang w:val="de-DE"/>
+              </w:rPr>
+              <w:t>.</w:t>
             </w:r>
             <w:r>
               <w:rPr>
@@ -16496,7 +17531,29 @@
                 <w:sz w:val="20"/>
                 <w:szCs w:val="20"/>
               </w:rPr>
-              <w:t>(ca 76)</w:t>
+              <w:t>(</w:t>
+            </w:r>
+            <w:proofErr w:type="spellStart"/>
+            <w:r>
+              <w:rPr>
+                <w:rFonts w:ascii="Times New Roman" w:hAnsi="Times New Roman" w:cs="Times New Roman"/>
+                <w:i/>
+                <w:iCs/>
+                <w:sz w:val="20"/>
+                <w:szCs w:val="20"/>
+              </w:rPr>
+              <w:t>ca</w:t>
+            </w:r>
+            <w:proofErr w:type="spellEnd"/>
+            <w:r>
+              <w:rPr>
+                <w:rFonts w:ascii="Times New Roman" w:hAnsi="Times New Roman" w:cs="Times New Roman"/>
+                <w:i/>
+                <w:iCs/>
+                <w:sz w:val="20"/>
+                <w:szCs w:val="20"/>
+              </w:rPr>
+              <w:t xml:space="preserve"> 76)</w:t>
             </w:r>
             <w:r>
               <w:rPr>
